--- a/ZAPISKA/VKR.docx
+++ b/ZAPISKA/VKR.docx
@@ -852,7 +852,10 @@
         </w:numPr>
         <w:jc w:val="both"/>
         <w:rPr>
-          <w:rFonts w:cs="Liberation Serif"/>
+          <w:rStyle w:val="Strong"/>
+          <w:rFonts w:cs="Liberation Serif"/>
+          <w:b w:val="0"/>
+          <w:bCs w:val="0"/>
           <w:szCs w:val="28"/>
           <w:lang w:val="en-US"/>
         </w:rPr>
@@ -886,6 +889,33 @@
     </w:p>
     <w:p>
       <w:pPr>
+        <w:pStyle w:val="ListParagraph"/>
+        <w:numPr>
+          <w:ilvl w:val="0"/>
+          <w:numId w:val="8"/>
+        </w:numPr>
+        <w:jc w:val="both"/>
+        <w:rPr>
+          <w:rFonts w:cs="Liberation Serif"/>
+          <w:szCs w:val="28"/>
+          <w:lang w:val="en-US"/>
+        </w:rPr>
+      </w:pPr>
+      <w:r>
+        <w:rPr>
+          <w:rFonts w:cs="Liberation Serif"/>
+        </w:rPr>
+        <w:t>ФНЧ</w:t>
+      </w:r>
+      <w:r>
+        <w:rPr>
+          <w:rFonts w:cs="Liberation Serif"/>
+        </w:rPr>
+        <w:t xml:space="preserve"> – фильтр нижних частот</w:t>
+      </w:r>
+    </w:p>
+    <w:p>
+      <w:pPr>
         <w:jc w:val="both"/>
         <w:rPr>
           <w:rFonts w:cs="Liberation Serif"/>
@@ -1326,7 +1356,7 @@
           <w:bCs w:val="0"/>
           <w:szCs w:val="28"/>
         </w:rPr>
-        <w:t xml:space="preserve"> совокупность из разностного полезного сигнала и шумовой составляющей.</w:t>
+        <w:t xml:space="preserve"> </w:t>
       </w:r>
       <w:r>
         <w:rPr>
@@ -1336,7 +1366,8 @@
           <w:bCs w:val="0"/>
           <w:szCs w:val="28"/>
         </w:rPr>
-        <w:t xml:space="preserve"> </w:t>
+        <w:lastRenderedPageBreak/>
+        <w:t>совокупность из разностного полезного сигнала и шумовой составляющей.</w:t>
       </w:r>
       <w:r>
         <w:rPr>
@@ -1348,6 +1379,16 @@
         </w:rPr>
         <w:t xml:space="preserve"> </w:t>
       </w:r>
+      <w:r>
+        <w:rPr>
+          <w:rStyle w:val="Strong"/>
+          <w:rFonts w:cs="Liberation Serif"/>
+          <w:b w:val="0"/>
+          <w:bCs w:val="0"/>
+          <w:szCs w:val="28"/>
+        </w:rPr>
+        <w:t xml:space="preserve"> </w:t>
+      </w:r>
     </w:p>
     <w:p>
       <w:pPr>
@@ -1571,6 +1612,7 @@
           <w:szCs w:val="28"/>
           <w:lang w:val="en-US"/>
         </w:rPr>
+        <w:lastRenderedPageBreak/>
         <w:t xml:space="preserve">- Implementation of the range detection algorithm. The radar output signal is a complex anological signal: a combination of a differential useful signal and a noise component.  </w:t>
       </w:r>
     </w:p>
@@ -1599,7 +1641,6 @@
           <w:szCs w:val="28"/>
           <w:lang w:val="en-US"/>
         </w:rPr>
-        <w:lastRenderedPageBreak/>
         <w:t>As a result of the final qualifying work, embedded software for the STM32 microcontroller, software based on the type of graphical user interface</w:t>
       </w:r>
       <w:r>
@@ -1867,141 +1908,142 @@
         <w:rPr>
           <w:rFonts w:cs="Liberation Serif"/>
         </w:rPr>
+        <w:t>ВВЕДЕНИЕ</w:t>
+      </w:r>
+    </w:p>
+    <w:p>
+      <w:pPr>
+        <w:rPr>
+          <w:rFonts w:cs="Liberation Serif"/>
+        </w:rPr>
+      </w:pPr>
+    </w:p>
+    <w:p>
+      <w:pPr>
+        <w:jc w:val="both"/>
+        <w:rPr>
+          <w:rFonts w:cs="Liberation Serif"/>
+          <w:szCs w:val="28"/>
+        </w:rPr>
+      </w:pPr>
+      <w:r>
+        <w:rPr>
+          <w:rFonts w:cs="Liberation Serif"/>
+          <w:szCs w:val="28"/>
+        </w:rPr>
+        <w:t xml:space="preserve">В последние годы наблюдается стремительное развитие беспилотных и автономных систем. </w:t>
+      </w:r>
+    </w:p>
+    <w:p>
+      <w:pPr>
+        <w:jc w:val="both"/>
+        <w:rPr>
+          <w:rFonts w:cs="Liberation Serif"/>
+          <w:szCs w:val="28"/>
+        </w:rPr>
+      </w:pPr>
+      <w:r>
+        <w:rPr>
+          <w:rFonts w:cs="Liberation Serif"/>
+          <w:szCs w:val="28"/>
+        </w:rPr>
+        <w:t>Роботы-доставщики, такие как разработки</w:t>
+      </w:r>
+      <w:r>
+        <w:rPr>
+          <w:rFonts w:cs="Liberation Serif"/>
+          <w:szCs w:val="28"/>
+        </w:rPr>
+        <w:t xml:space="preserve"> компании</w:t>
+      </w:r>
+      <w:r>
+        <w:rPr>
+          <w:rFonts w:cs="Liberation Serif"/>
+          <w:szCs w:val="28"/>
+        </w:rPr>
+        <w:t xml:space="preserve"> «Яндекс», автономные автомобили, промышленные </w:t>
+      </w:r>
+      <w:r>
+        <w:rPr>
+          <w:rFonts w:cs="Liberation Serif"/>
+          <w:szCs w:val="28"/>
+        </w:rPr>
+        <w:t>автоматезированные транспортные телеги (</w:t>
+      </w:r>
+      <w:r>
+        <w:rPr>
+          <w:rFonts w:cs="Liberation Serif"/>
+          <w:szCs w:val="28"/>
+          <w:lang w:val="en-US"/>
+        </w:rPr>
+        <w:t>AGV</w:t>
+      </w:r>
+      <w:r>
+        <w:rPr>
+          <w:rFonts w:cs="Liberation Serif"/>
+          <w:szCs w:val="28"/>
+        </w:rPr>
+        <w:t>)</w:t>
+      </w:r>
+      <w:r>
+        <w:rPr>
+          <w:rFonts w:cs="Liberation Serif"/>
+          <w:szCs w:val="28"/>
+        </w:rPr>
+        <w:t xml:space="preserve"> и даже бытовые роботы-пылесосы, всё чаще становятся частью повседневной жизни. Ключевым условием эффективной работы этих систем является их способность точно и надёжно определять расстояние до объектов в окружающем пространстве. Наряду с оптическими (лидары, камеры) и ультразвуковыми системами</w:t>
+      </w:r>
+      <w:r>
+        <w:rPr>
+          <w:rFonts w:cs="Liberation Serif"/>
+          <w:szCs w:val="28"/>
+        </w:rPr>
+        <w:t xml:space="preserve"> (сонары)</w:t>
+      </w:r>
+      <w:r>
+        <w:rPr>
+          <w:rFonts w:cs="Liberation Serif"/>
+          <w:szCs w:val="28"/>
+        </w:rPr>
+        <w:t>, радиолокационные датчики (радары) занимают важную нишу благодаря своей устойчивости к погодным условиям, пыли и недостаточной освещённости. Классическим примером массового применения радаров являются</w:t>
+      </w:r>
+      <w:r>
+        <w:rPr>
+          <w:rFonts w:cs="Liberation Serif"/>
+          <w:szCs w:val="28"/>
+        </w:rPr>
+        <w:t xml:space="preserve"> датчики движения для автоматических дверей, а также</w:t>
+      </w:r>
+      <w:r>
+        <w:rPr>
+          <w:rFonts w:cs="Liberation Serif"/>
+          <w:szCs w:val="28"/>
+        </w:rPr>
+        <w:t xml:space="preserve"> автомобильные парктроники, однако современные задачи требуют более высокой точности, разрешающей способности и интеграции с управляющей электроникой. В этом контексте разработка малогабаритных и эффективных устройств определения расстояния на основе специализированных радиолокационных модулей, таких как IVS-565, является актуальной научно-технической задачей.</w:t>
+      </w:r>
+    </w:p>
+    <w:p>
+      <w:pPr>
+        <w:jc w:val="both"/>
+        <w:rPr>
+          <w:rFonts w:cs="Liberation Serif"/>
+        </w:rPr>
+      </w:pPr>
+      <w:r>
+        <w:rPr>
+          <w:rFonts w:cs="Liberation Serif"/>
+        </w:rPr>
         <w:lastRenderedPageBreak/>
-        <w:t>ВВЕДЕНИЕ</w:t>
-      </w:r>
-    </w:p>
-    <w:p>
-      <w:pPr>
-        <w:rPr>
-          <w:rFonts w:cs="Liberation Serif"/>
-        </w:rPr>
-      </w:pPr>
-    </w:p>
-    <w:p>
-      <w:pPr>
-        <w:jc w:val="both"/>
-        <w:rPr>
-          <w:rFonts w:cs="Liberation Serif"/>
-          <w:szCs w:val="28"/>
-        </w:rPr>
-      </w:pPr>
-      <w:r>
-        <w:rPr>
-          <w:rFonts w:cs="Liberation Serif"/>
-          <w:szCs w:val="28"/>
-        </w:rPr>
-        <w:t xml:space="preserve">В последние годы наблюдается стремительное развитие беспилотных и автономных систем. </w:t>
-      </w:r>
-    </w:p>
-    <w:p>
-      <w:pPr>
-        <w:jc w:val="both"/>
-        <w:rPr>
-          <w:rFonts w:cs="Liberation Serif"/>
-          <w:szCs w:val="28"/>
-        </w:rPr>
-      </w:pPr>
-      <w:r>
-        <w:rPr>
-          <w:rFonts w:cs="Liberation Serif"/>
-          <w:szCs w:val="28"/>
-        </w:rPr>
-        <w:t>Роботы-доставщики, такие как разработки</w:t>
-      </w:r>
-      <w:r>
-        <w:rPr>
-          <w:rFonts w:cs="Liberation Serif"/>
-          <w:szCs w:val="28"/>
-        </w:rPr>
-        <w:t xml:space="preserve"> компании</w:t>
-      </w:r>
-      <w:r>
-        <w:rPr>
-          <w:rFonts w:cs="Liberation Serif"/>
-          <w:szCs w:val="28"/>
-        </w:rPr>
-        <w:t xml:space="preserve"> «Яндекс», автономные автомобили, промышленные </w:t>
-      </w:r>
-      <w:r>
-        <w:rPr>
-          <w:rFonts w:cs="Liberation Serif"/>
-          <w:szCs w:val="28"/>
-        </w:rPr>
-        <w:t>автоматезированные транспортные телеги (</w:t>
-      </w:r>
-      <w:r>
-        <w:rPr>
-          <w:rFonts w:cs="Liberation Serif"/>
-          <w:szCs w:val="28"/>
-          <w:lang w:val="en-US"/>
-        </w:rPr>
-        <w:t>AGV</w:t>
-      </w:r>
-      <w:r>
-        <w:rPr>
-          <w:rFonts w:cs="Liberation Serif"/>
-          <w:szCs w:val="28"/>
-        </w:rPr>
-        <w:t>)</w:t>
-      </w:r>
-      <w:r>
-        <w:rPr>
-          <w:rFonts w:cs="Liberation Serif"/>
-          <w:szCs w:val="28"/>
-        </w:rPr>
-        <w:t xml:space="preserve"> и даже бытовые роботы-пылесосы, всё чаще становятся частью повседневной жизни. Ключевым условием эффективной работы этих систем является их способность точно и надёжно определять расстояние до объектов в окружающем пространстве. Наряду с оптическими (лидары, камеры) и ультразвуковыми системами</w:t>
-      </w:r>
-      <w:r>
-        <w:rPr>
-          <w:rFonts w:cs="Liberation Serif"/>
-          <w:szCs w:val="28"/>
-        </w:rPr>
-        <w:t xml:space="preserve"> (сонары)</w:t>
-      </w:r>
-      <w:r>
-        <w:rPr>
-          <w:rFonts w:cs="Liberation Serif"/>
-          <w:szCs w:val="28"/>
-        </w:rPr>
-        <w:t>, радиолокационные датчики (радары) занимают важную нишу благодаря своей устойчивости к погодным условиям, пыли и недостаточной освещённости. Классическим примером массового применения радаров являются</w:t>
-      </w:r>
-      <w:r>
-        <w:rPr>
-          <w:rFonts w:cs="Liberation Serif"/>
-          <w:szCs w:val="28"/>
-        </w:rPr>
-        <w:t xml:space="preserve"> датчики движения для автоматических дверей, а также</w:t>
-      </w:r>
-      <w:r>
-        <w:rPr>
-          <w:rFonts w:cs="Liberation Serif"/>
-          <w:szCs w:val="28"/>
-        </w:rPr>
-        <w:t xml:space="preserve"> автомобильные парктроники, однако современные задачи требуют более высокой точности, разрешающей способности и интеграции с управляющей электроникой. В этом контексте разработка малогабаритных и эффективных устройств определения расстояния на основе специализированных радиолокационных модулей, таких как IVS-565, является актуальной научно-технической задачей.</w:t>
-      </w:r>
-    </w:p>
-    <w:p>
-      <w:pPr>
-        <w:jc w:val="both"/>
-        <w:rPr>
-          <w:rFonts w:cs="Liberation Serif"/>
-          <w:szCs w:val="28"/>
-        </w:rPr>
-      </w:pPr>
-      <w:r>
-        <w:rPr>
-          <w:rFonts w:cs="Liberation Serif"/>
-        </w:rPr>
-        <w:t xml:space="preserve">Целью данной выпускной квалификационной работы является разработка устройства определения расстояния на основе радиорадара, включающего аппаратную часть, встроенное программное обеспечение и </w:t>
-      </w:r>
-      <w:r>
-        <w:rPr>
-          <w:rFonts w:cs="Liberation Serif"/>
-        </w:rPr>
-        <w:lastRenderedPageBreak/>
-        <w:t>программное обеспечение верхнего уровня для анализа данных и вычисления дальности.</w:t>
-      </w:r>
+        <w:t>Целью данной выпускной квалификационной работы является разработка устройства определения расстояния на основе радиорадара, включающего аппаратную часть, встроенное программное обеспечение и программное обеспечение верхнего уровня для анализа данных и вычисления дальности.</w:t>
+      </w:r>
+    </w:p>
+    <w:p>
+      <w:pPr>
+        <w:jc w:val="both"/>
+        <w:rPr>
+          <w:rFonts w:cs="Liberation Serif"/>
+          <w:szCs w:val="28"/>
+        </w:rPr>
+      </w:pPr>
     </w:p>
     <w:p>
       <w:pPr>
@@ -2234,87 +2276,90 @@
         <w:rPr>
           <w:rFonts w:cs="Liberation Serif"/>
         </w:rPr>
+        <w:t>АНАЛИЗ ИЗВЕСТНЫХ МЕТОДОВ В РАССМАТРИВАЕМОЙ ОБЛАСТИ</w:t>
+      </w:r>
+    </w:p>
+    <w:p>
+      <w:pPr>
+        <w:rPr>
+          <w:rFonts w:cs="Liberation Serif"/>
+        </w:rPr>
+      </w:pPr>
+    </w:p>
+    <w:p>
+      <w:pPr>
+        <w:jc w:val="both"/>
+        <w:rPr>
+          <w:rFonts w:cs="Liberation Serif"/>
+        </w:rPr>
+      </w:pPr>
+      <w:r>
+        <w:rPr>
+          <w:rFonts w:cs="Liberation Serif"/>
+        </w:rPr>
+        <w:t>Для решения поставленной задачи необходимо рассмотреть основные понятия (элементы теории) а также принцип работы радиорадара.</w:t>
+      </w:r>
+    </w:p>
+    <w:p>
+      <w:pPr>
+        <w:jc w:val="both"/>
+      </w:pPr>
+      <w:r>
+        <w:t>Миллиметровые волны (mmWave) — это класс радиолокационных технологий, использующих коротковолновые электромагнитные волны. Система mmWave, работающая на частоте 76–81 ГГц (с соответствующей длиной волны около 4 мм), позволяет регистрировать перемещения с точностью до долей миллиметра. Радарный модуль IVS-565, используемый в данной работе, функционирует именно в этом диапазоне</w:t>
+      </w:r>
+      <w:r>
+        <w:t>.</w:t>
+      </w:r>
+      <w:r>
+        <w:t xml:space="preserve"> </w:t>
+      </w:r>
+    </w:p>
+    <w:p>
+      <w:pPr>
+        <w:jc w:val="both"/>
+      </w:pPr>
+      <w:r>
+        <w:t xml:space="preserve">Рассматриваемые радары реализуют технологию mmWave особого класса, называемую </w:t>
+      </w:r>
+      <w:r>
+        <w:rPr>
+          <w:rStyle w:val="Strong"/>
+        </w:rPr>
+        <w:t>непрерывное излучение с частотной модуляцией (FMCW)</w:t>
+      </w:r>
+      <w:r>
+        <w:t xml:space="preserve">. FMCW — это метод радиолокации, основанный на излучении непрерывного сигнала с </w:t>
+      </w:r>
+      <w:r>
+        <w:t xml:space="preserve">линейной </w:t>
+      </w:r>
+      <w:r>
+        <w:t>частотной модуляцией</w:t>
+      </w:r>
+      <w:r>
+        <w:t xml:space="preserve"> (ЛЧМ)</w:t>
+      </w:r>
+      <w:r>
+        <w:t xml:space="preserve">. В отличие от классических импульсных радаров, которые излучают короткие мощные импульсы и измеряют время их возвращения, FMCW-радары работают в режиме непрерывного излучения. Это обеспечивает ряд важных преимуществ, особенно в задачах ближней радиолокации. FMCW-радары передают непрерывный сигнал с частотной модуляцией для измерения дальности, угла и скорости, что отличает их от </w:t>
+      </w:r>
+      <w:r>
         <w:lastRenderedPageBreak/>
-        <w:t>АНАЛИЗ ИЗВЕСТНЫХ МЕТОДОВ В РАССМАТРИВАЕМОЙ ОБЛАСТИ</w:t>
-      </w:r>
-    </w:p>
-    <w:p>
-      <w:pPr>
-        <w:rPr>
-          <w:rFonts w:cs="Liberation Serif"/>
-        </w:rPr>
-      </w:pPr>
-    </w:p>
-    <w:p>
-      <w:pPr>
-        <w:jc w:val="both"/>
-        <w:rPr>
-          <w:rFonts w:cs="Liberation Serif"/>
-        </w:rPr>
-      </w:pPr>
-      <w:r>
-        <w:rPr>
-          <w:rFonts w:cs="Liberation Serif"/>
-        </w:rPr>
-        <w:t>Для решения поставленной задачи необходимо рассмотреть основные понятия (элементы теории) а также принцип работы радиорадара.</w:t>
-      </w:r>
-    </w:p>
-    <w:p>
-      <w:pPr>
-        <w:jc w:val="both"/>
-      </w:pPr>
-      <w:r>
-        <w:t>Миллиметровые волны (mmWave) — это класс радиолокационных технологий, использующих коротковолновые электромагнитные волны. Система mmWave, работающая на частоте 76–81 ГГц (с соответствующей длиной волны около 4 мм), позволяет регистрировать перемещения с точностью до долей миллиметра. Радарный модуль IVS-565, используемый в данной работе, функционирует именно в этом диапазоне</w:t>
-      </w:r>
-      <w:r>
-        <w:t>.</w:t>
-      </w:r>
-      <w:r>
+        <w:t>традиционных импульсных систем. Пример формирования FMCW-сигнала показан на рисунке 1.</w:t>
+      </w:r>
+    </w:p>
+    <w:p>
+      <w:pPr>
+        <w:jc w:val="both"/>
+        <w:rPr>
+          <w:rFonts w:cs="Liberation Serif"/>
+        </w:rPr>
+      </w:pPr>
+      <w:r>
+        <w:rPr>
+          <w:rFonts w:cs="Liberation Serif"/>
+        </w:rPr>
         <w:t xml:space="preserve"> </w:t>
       </w:r>
-    </w:p>
-    <w:p>
-      <w:pPr>
-        <w:jc w:val="both"/>
-      </w:pPr>
-      <w:r>
-        <w:t xml:space="preserve">Рассматриваемые радары реализуют технологию mmWave особого класса, называемую </w:t>
-      </w:r>
-      <w:r>
-        <w:rPr>
-          <w:rStyle w:val="Strong"/>
-        </w:rPr>
-        <w:t>непрерывное излучение с частотной модуляцией (FMCW)</w:t>
-      </w:r>
-      <w:r>
-        <w:t xml:space="preserve">. FMCW — это метод радиолокации, основанный на излучении непрерывного сигнала с </w:t>
-      </w:r>
-      <w:r>
-        <w:t xml:space="preserve">линейной </w:t>
-      </w:r>
-      <w:r>
-        <w:t>частотной модуляцией</w:t>
-      </w:r>
-      <w:r>
-        <w:t xml:space="preserve"> (ЛЧМ)</w:t>
-      </w:r>
-      <w:r>
-        <w:t>. В отличие от классических импульсных радаров, которые излучают короткие мощные импульсы и измеряют время их возвращения, FMCW-радары работают в режиме непрерывного излучения. Это обеспечивает ряд важных преимуществ, особенно в задачах ближней радиолокации. FMCW-радары передают непрерывный сигнал с частотной модуляцией для измерения дальности, угла и скорости, что отличает их от традиционных импульсных систем. Пример формирования FMCW-сигнала показан на рисунке 1.</w:t>
-      </w:r>
-    </w:p>
-    <w:p>
-      <w:pPr>
-        <w:jc w:val="both"/>
-        <w:rPr>
-          <w:rFonts w:cs="Liberation Serif"/>
-        </w:rPr>
-      </w:pPr>
-      <w:r>
-        <w:rPr>
-          <w:rFonts w:cs="Liberation Serif"/>
-        </w:rPr>
-        <w:t xml:space="preserve"> </w:t>
-      </w:r>
       <w:r>
         <w:rPr>
           <w:rFonts w:cs="Liberation Serif"/>
@@ -2333,7 +2378,6 @@
         <w:rPr>
           <w:noProof/>
         </w:rPr>
-        <w:lastRenderedPageBreak/>
         <w:drawing>
           <wp:inline distT="0" distB="0" distL="0" distR="0" wp14:anchorId="73B5B115" wp14:editId="59E4767E">
             <wp:extent cx="4717086" cy="3381375"/>
@@ -2352,7 +2396,7 @@
                     </pic:cNvPicPr>
                   </pic:nvPicPr>
                   <pic:blipFill rotWithShape="1">
-                    <a:blip r:embed="rId7">
+                    <a:blip r:embed="rId8">
                       <a:extLst>
                         <a:ext uri="{28A0092B-C50C-407E-A947-70E740481C1C}">
                           <a14:useLocalDpi xmlns:a14="http://schemas.microsoft.com/office/drawing/2010/main" val="0"/>
@@ -2419,66 +2463,86 @@
       <w:pPr>
         <w:rPr>
           <w:rFonts w:cs="Liberation Serif"/>
-        </w:rPr>
-      </w:pPr>
-      <w:r>
-        <w:rPr>
-          <w:rFonts w:cs="Liberation Serif"/>
-        </w:rPr>
-        <w:t xml:space="preserve">На рисунке 2 показана упрощнная структурная схема внутреннего устройства </w:t>
-      </w:r>
-      <w:r>
-        <w:rPr>
-          <w:rFonts w:cs="Liberation Serif"/>
+          <w:b/>
+          <w:bCs/>
           <w:lang w:val="en-US"/>
         </w:rPr>
-        <w:t>FMCW</w:t>
-      </w:r>
-      <w:r>
-        <w:rPr>
-          <w:rFonts w:cs="Liberation Serif"/>
-        </w:rPr>
-        <w:t xml:space="preserve"> – радара. Генератор сигналов подает на вход радара пилообразный сигнал заданной частоты и амплитуды. </w:t>
-      </w:r>
-      <w:r>
-        <w:rPr>
-          <w:rFonts w:cs="Liberation Serif"/>
+      </w:pPr>
+      <w:r>
+        <w:rPr>
+          <w:rStyle w:val="Strong"/>
+          <w:b w:val="0"/>
+          <w:bCs w:val="0"/>
+        </w:rPr>
+        <w:t xml:space="preserve">На рисунке 2 показана упрощённая структурная схема внутреннего устройства FMCW-радара. Генератор пилообразного сигнала формирует напряжение, которое управляет частотой передатчика. Передающая антенна (TX) излучает высокочастотный электромагнитный сигнал, частота которого линейно изменяется согласно управляющему сигналу. Отражённый от препятствия сигнал поступает на приёмную антенну (RX). Сигналы с обеих антенн подаются на смеситель (аналоговый </w:t>
+      </w:r>
+      <w:r>
+        <w:rPr>
+          <w:rStyle w:val="Strong"/>
+          <w:b w:val="0"/>
+          <w:bCs w:val="0"/>
+        </w:rPr>
+        <w:lastRenderedPageBreak/>
+        <w:t>умножитель), на выходе которого формируется так называемый промежуточный, сигнал</w:t>
+      </w:r>
+      <w:r>
+        <w:rPr>
+          <w:rStyle w:val="Strong"/>
+          <w:b w:val="0"/>
+          <w:bCs w:val="0"/>
+        </w:rPr>
+        <w:t xml:space="preserve"> (</w:t>
+      </w:r>
+      <w:r>
+        <w:rPr>
+          <w:rStyle w:val="Strong"/>
+          <w:b w:val="0"/>
+          <w:bCs w:val="0"/>
           <w:lang w:val="en-US"/>
         </w:rPr>
-        <w:t>TX</w:t>
-      </w:r>
-      <w:r>
-        <w:rPr>
-          <w:rFonts w:cs="Liberation Serif"/>
-        </w:rPr>
-        <w:t xml:space="preserve">-антена излучает высокачастотный электромагнитный сигнал, частота которого линейно изменяется согласно входному сигналу. Отраженный от припятсвия сигнал поступает на </w:t>
-      </w:r>
-      <w:r>
-        <w:rPr>
-          <w:rFonts w:cs="Liberation Serif"/>
+        <w:t>IF</w:t>
+      </w:r>
+      <w:r>
+        <w:rPr>
+          <w:rStyle w:val="Strong"/>
+          <w:b w:val="0"/>
+          <w:bCs w:val="0"/>
+        </w:rPr>
+        <w:t xml:space="preserve"> </w:t>
+      </w:r>
+      <w:r>
+        <w:rPr>
+          <w:rStyle w:val="Strong"/>
+          <w:b w:val="0"/>
+          <w:bCs w:val="0"/>
+        </w:rPr>
+        <w:t>–</w:t>
+      </w:r>
+      <w:r>
+        <w:rPr>
+          <w:rStyle w:val="Strong"/>
+          <w:b w:val="0"/>
+          <w:bCs w:val="0"/>
+        </w:rPr>
+        <w:t xml:space="preserve"> </w:t>
+      </w:r>
+      <w:r>
+        <w:rPr>
+          <w:rStyle w:val="Strong"/>
+          <w:b w:val="0"/>
+          <w:bCs w:val="0"/>
           <w:lang w:val="en-US"/>
         </w:rPr>
-        <w:t>RX</w:t>
-      </w:r>
-      <w:r>
-        <w:rPr>
-          <w:rFonts w:cs="Liberation Serif"/>
-        </w:rPr>
-        <w:t>-</w:t>
-      </w:r>
-      <w:r>
-        <w:rPr>
-          <w:rFonts w:cs="Liberation Serif"/>
-        </w:rPr>
-        <w:t xml:space="preserve">антенну. Далее сигналы с обоих антенн идут на аналоговый умножитель, на выходе которого формируется так называется промежуточный или разностный сигнал. </w:t>
-      </w:r>
-    </w:p>
-    <w:p>
-      <w:pPr>
-        <w:rPr>
-          <w:rFonts w:cs="Liberation Serif"/>
-        </w:rPr>
-      </w:pPr>
+        <w:t>signal</w:t>
+      </w:r>
+      <w:r>
+        <w:rPr>
+          <w:rStyle w:val="Strong"/>
+          <w:b w:val="0"/>
+          <w:bCs w:val="0"/>
+        </w:rPr>
+        <w:t>).</w:t>
+      </w:r>
     </w:p>
     <w:p>
       <w:pPr>
@@ -2499,12 +2563,859 @@
           <w:noProof/>
           <w14:ligatures w14:val="standardContextual"/>
         </w:rPr>
+        <w:drawing>
+          <wp:inline distT="0" distB="0" distL="0" distR="0" wp14:anchorId="3C376ECF" wp14:editId="75583788">
+            <wp:extent cx="5857875" cy="3109595"/>
+            <wp:effectExtent l="0" t="0" r="9525" b="0"/>
+            <wp:docPr id="3" name="Picture 3"/>
+            <wp:cNvGraphicFramePr>
+              <a:graphicFrameLocks xmlns:a="http://schemas.openxmlformats.org/drawingml/2006/main" noChangeAspect="1"/>
+            </wp:cNvGraphicFramePr>
+            <a:graphic xmlns:a="http://schemas.openxmlformats.org/drawingml/2006/main">
+              <a:graphicData uri="http://schemas.openxmlformats.org/drawingml/2006/picture">
+                <pic:pic xmlns:pic="http://schemas.openxmlformats.org/drawingml/2006/picture">
+                  <pic:nvPicPr>
+                    <pic:cNvPr id="1" name=""/>
+                    <pic:cNvPicPr/>
+                  </pic:nvPicPr>
+                  <pic:blipFill rotWithShape="1">
+                    <a:blip r:embed="rId9"/>
+                    <a:srcRect l="1442" t="1805"/>
+                    <a:stretch/>
+                  </pic:blipFill>
+                  <pic:spPr bwMode="auto">
+                    <a:xfrm>
+                      <a:off x="0" y="0"/>
+                      <a:ext cx="5857875" cy="3109595"/>
+                    </a:xfrm>
+                    <a:prstGeom prst="rect">
+                      <a:avLst/>
+                    </a:prstGeom>
+                    <a:ln>
+                      <a:noFill/>
+                    </a:ln>
+                    <a:extLst>
+                      <a:ext uri="{53640926-AAD7-44D8-BBD7-CCE9431645EC}">
+                        <a14:shadowObscured xmlns:a14="http://schemas.microsoft.com/office/drawing/2010/main"/>
+                      </a:ext>
+                    </a:extLst>
+                  </pic:spPr>
+                </pic:pic>
+              </a:graphicData>
+            </a:graphic>
+          </wp:inline>
+        </w:drawing>
+      </w:r>
+    </w:p>
+    <w:p>
+      <w:pPr>
+        <w:pStyle w:val="Risunok"/>
+      </w:pPr>
+      <w:r>
+        <w:t>Упрощённая структурная схема FMCW-радара</w:t>
+      </w:r>
+      <w:r>
+        <w:t>.</w:t>
+      </w:r>
+    </w:p>
+    <w:p>
+      <w:pPr>
+        <w:jc w:val="both"/>
+        <w:rPr>
+          <w:rFonts w:cs="Liberation Serif"/>
+        </w:rPr>
+      </w:pPr>
+    </w:p>
+    <w:p>
+      <w:pPr>
+        <w:jc w:val="both"/>
+        <w:rPr>
+          <w:rFonts w:cs="Liberation Serif"/>
+        </w:rPr>
+      </w:pPr>
+    </w:p>
+    <w:p>
+      <w:pPr>
+        <w:jc w:val="both"/>
+        <w:rPr>
+          <w:rFonts w:cs="Liberation Serif"/>
+        </w:rPr>
+      </w:pPr>
+      <w:r>
+        <w:rPr>
+          <w:rFonts w:cs="Liberation Serif"/>
+        </w:rPr>
+        <w:t>Физический смысл смесителя – перемножить два сигнала. Если предположить что на его вход подаются две синусоиды, то сигнал на выхо</w:t>
+      </w:r>
+      <w:r>
+        <w:rPr>
+          <w:rFonts w:cs="Liberation Serif"/>
+        </w:rPr>
+        <w:t>д</w:t>
+      </w:r>
+      <w:r>
+        <w:rPr>
+          <w:rFonts w:cs="Liberation Serif"/>
+        </w:rPr>
+        <w:t>е смесителя мож</w:t>
+      </w:r>
+      <w:r>
+        <w:rPr>
+          <w:rFonts w:cs="Liberation Serif"/>
+        </w:rPr>
+        <w:t>но описать формулой 1.</w:t>
+      </w:r>
+      <w:r>
+        <w:rPr>
+          <w:rFonts w:cs="Liberation Serif"/>
+        </w:rPr>
+        <w:t>1 .</w:t>
+      </w:r>
+    </w:p>
+    <w:tbl>
+      <w:tblPr>
+        <w:tblStyle w:val="TableGrid"/>
+        <w:tblpPr w:leftFromText="180" w:rightFromText="180" w:vertAnchor="text" w:horzAnchor="margin" w:tblpY="86"/>
+        <w:tblW w:w="10098" w:type="dxa"/>
+        <w:tblLook w:val="04A0" w:firstRow="1" w:lastRow="0" w:firstColumn="1" w:lastColumn="0" w:noHBand="0" w:noVBand="1"/>
+      </w:tblPr>
+      <w:tblGrid>
+        <w:gridCol w:w="8875"/>
+        <w:gridCol w:w="1223"/>
+      </w:tblGrid>
+      <w:tr>
+        <w:trPr>
+          <w:trHeight w:val="778"/>
+        </w:trPr>
+        <w:tc>
+          <w:tcPr>
+            <w:tcW w:w="8875" w:type="dxa"/>
+          </w:tcPr>
+          <w:p>
+            <w:pPr>
+              <w:pStyle w:val="ds-markdown-paragraph"/>
+              <w:jc w:val="center"/>
+              <w:rPr>
+                <w:rFonts w:ascii="Liberation Serif" w:hAnsi="Liberation Serif" w:cs="Liberation Serif"/>
+                <w:iCs/>
+                <w:sz w:val="28"/>
+                <w:szCs w:val="28"/>
+                <w:lang w:val="ru-RU"/>
+              </w:rPr>
+            </w:pPr>
+            <w:r>
+              <w:rPr>
+                <w:rStyle w:val="mop"/>
+                <w:rFonts w:ascii="Liberation Serif" w:hAnsi="Liberation Serif" w:cs="Liberation Serif"/>
+                <w:sz w:val="28"/>
+                <w:szCs w:val="28"/>
+                <w:lang w:val="ru-RU"/>
+              </w:rPr>
+              <w:t>2</w:t>
+            </w:r>
+            <m:oMath>
+              <m:r>
+                <w:rPr>
+                  <w:rStyle w:val="mop"/>
+                  <w:rFonts w:ascii="Cambria Math" w:hAnsi="Cambria Math"/>
+                  <w:sz w:val="28"/>
+                  <w:szCs w:val="28"/>
+                </w:rPr>
+                <m:t>cos</m:t>
+              </m:r>
+              <m:r>
+                <w:rPr>
+                  <w:rStyle w:val="mopen"/>
+                  <w:rFonts w:ascii="Cambria Math" w:hAnsi="Cambria Math"/>
+                  <w:sz w:val="28"/>
+                  <w:szCs w:val="28"/>
+                  <w:lang w:val="ru-RU"/>
+                </w:rPr>
+                <m:t>(</m:t>
+              </m:r>
+              <m:r>
+                <w:rPr>
+                  <w:rStyle w:val="mord"/>
+                  <w:rFonts w:ascii="Cambria Math" w:hAnsi="Cambria Math"/>
+                  <w:sz w:val="28"/>
+                  <w:szCs w:val="28"/>
+                  <w:lang w:val="ru-RU"/>
+                </w:rPr>
+                <m:t>2</m:t>
+              </m:r>
+              <m:r>
+                <w:rPr>
+                  <w:rStyle w:val="mord"/>
+                  <w:rFonts w:ascii="Cambria Math" w:hAnsi="Cambria Math"/>
+                  <w:sz w:val="28"/>
+                  <w:szCs w:val="28"/>
+                </w:rPr>
+                <m:t>π</m:t>
+              </m:r>
+              <m:sSub>
+                <m:sSubPr>
+                  <m:ctrlPr>
+                    <w:rPr>
+                      <w:rStyle w:val="mord"/>
+                      <w:rFonts w:ascii="Cambria Math" w:hAnsi="Cambria Math"/>
+                      <w:i/>
+                      <w:sz w:val="28"/>
+                      <w:szCs w:val="28"/>
+                    </w:rPr>
+                  </m:ctrlPr>
+                </m:sSubPr>
+                <m:e>
+                  <m:r>
+                    <w:rPr>
+                      <w:rStyle w:val="mord"/>
+                      <w:rFonts w:ascii="Cambria Math" w:hAnsi="Cambria Math"/>
+                      <w:sz w:val="28"/>
+                      <w:szCs w:val="28"/>
+                    </w:rPr>
+                    <m:t>f</m:t>
+                  </m:r>
+                </m:e>
+                <m:sub>
+                  <m:r>
+                    <w:rPr>
+                      <w:rStyle w:val="mord"/>
+                      <w:rFonts w:ascii="Cambria Math" w:hAnsi="Cambria Math"/>
+                      <w:sz w:val="28"/>
+                      <w:szCs w:val="28"/>
+                      <w:lang w:val="ru-RU"/>
+                    </w:rPr>
+                    <m:t>1</m:t>
+                  </m:r>
+                </m:sub>
+              </m:sSub>
+              <m:r>
+                <w:rPr>
+                  <w:rStyle w:val="vlist-s"/>
+                  <w:rFonts w:ascii="Cambria Math" w:hAnsi="Cambria Math"/>
+                  <w:sz w:val="28"/>
+                  <w:szCs w:val="28"/>
+                  <w:lang w:val="ru-RU"/>
+                </w:rPr>
+                <m:t>​</m:t>
+              </m:r>
+              <m:r>
+                <w:rPr>
+                  <w:rStyle w:val="mord"/>
+                  <w:rFonts w:ascii="Cambria Math" w:hAnsi="Cambria Math"/>
+                  <w:sz w:val="28"/>
+                  <w:szCs w:val="28"/>
+                </w:rPr>
+                <m:t>t</m:t>
+              </m:r>
+              <m:r>
+                <w:rPr>
+                  <w:rStyle w:val="mclose"/>
+                  <w:rFonts w:ascii="Cambria Math" w:hAnsi="Cambria Math"/>
+                  <w:sz w:val="28"/>
+                  <w:szCs w:val="28"/>
+                  <w:lang w:val="ru-RU"/>
+                </w:rPr>
+                <m:t>)</m:t>
+              </m:r>
+              <m:r>
+                <w:rPr>
+                  <w:rStyle w:val="mop"/>
+                  <w:rFonts w:ascii="Cambria Math" w:hAnsi="Cambria Math"/>
+                  <w:sz w:val="28"/>
+                  <w:szCs w:val="28"/>
+                </w:rPr>
+                <m:t>cos</m:t>
+              </m:r>
+              <m:r>
+                <w:rPr>
+                  <w:rStyle w:val="mopen"/>
+                  <w:rFonts w:ascii="Cambria Math" w:hAnsi="Cambria Math"/>
+                  <w:sz w:val="28"/>
+                  <w:szCs w:val="28"/>
+                  <w:lang w:val="ru-RU"/>
+                </w:rPr>
+                <m:t>(</m:t>
+              </m:r>
+              <m:r>
+                <w:rPr>
+                  <w:rStyle w:val="mord"/>
+                  <w:rFonts w:ascii="Cambria Math" w:hAnsi="Cambria Math"/>
+                  <w:sz w:val="28"/>
+                  <w:szCs w:val="28"/>
+                  <w:lang w:val="ru-RU"/>
+                </w:rPr>
+                <m:t>2</m:t>
+              </m:r>
+              <m:r>
+                <w:rPr>
+                  <w:rStyle w:val="mord"/>
+                  <w:rFonts w:ascii="Cambria Math" w:hAnsi="Cambria Math"/>
+                  <w:sz w:val="28"/>
+                  <w:szCs w:val="28"/>
+                </w:rPr>
+                <m:t>π</m:t>
+              </m:r>
+              <m:sSub>
+                <m:sSubPr>
+                  <m:ctrlPr>
+                    <w:rPr>
+                      <w:rStyle w:val="mord"/>
+                      <w:rFonts w:ascii="Cambria Math" w:hAnsi="Cambria Math"/>
+                      <w:i/>
+                      <w:sz w:val="28"/>
+                      <w:szCs w:val="28"/>
+                    </w:rPr>
+                  </m:ctrlPr>
+                </m:sSubPr>
+                <m:e>
+                  <m:r>
+                    <w:rPr>
+                      <w:rStyle w:val="mord"/>
+                      <w:rFonts w:ascii="Cambria Math" w:hAnsi="Cambria Math"/>
+                      <w:sz w:val="28"/>
+                      <w:szCs w:val="28"/>
+                    </w:rPr>
+                    <m:t>f</m:t>
+                  </m:r>
+                </m:e>
+                <m:sub>
+                  <m:r>
+                    <w:rPr>
+                      <w:rStyle w:val="mord"/>
+                      <w:rFonts w:ascii="Cambria Math" w:hAnsi="Cambria Math"/>
+                      <w:sz w:val="28"/>
+                      <w:szCs w:val="28"/>
+                      <w:lang w:val="ru-RU"/>
+                    </w:rPr>
+                    <m:t>2</m:t>
+                  </m:r>
+                </m:sub>
+              </m:sSub>
+              <m:r>
+                <w:rPr>
+                  <w:rStyle w:val="vlist-s"/>
+                  <w:rFonts w:ascii="Cambria Math" w:hAnsi="Cambria Math"/>
+                  <w:sz w:val="28"/>
+                  <w:szCs w:val="28"/>
+                  <w:lang w:val="ru-RU"/>
+                </w:rPr>
+                <m:t>​</m:t>
+              </m:r>
+              <m:r>
+                <w:rPr>
+                  <w:rStyle w:val="vlist-s"/>
+                  <w:rFonts w:ascii="Cambria Math" w:hAnsi="Cambria Math"/>
+                  <w:sz w:val="28"/>
+                  <w:szCs w:val="28"/>
+                  <w:lang w:val="ru-RU"/>
+                </w:rPr>
+                <m:t>​</m:t>
+              </m:r>
+              <m:r>
+                <w:rPr>
+                  <w:rStyle w:val="mord"/>
+                  <w:rFonts w:ascii="Cambria Math" w:hAnsi="Cambria Math"/>
+                  <w:sz w:val="28"/>
+                  <w:szCs w:val="28"/>
+                </w:rPr>
+                <m:t>t</m:t>
+              </m:r>
+              <m:r>
+                <w:rPr>
+                  <w:rStyle w:val="mclose"/>
+                  <w:rFonts w:ascii="Cambria Math" w:hAnsi="Cambria Math"/>
+                  <w:sz w:val="28"/>
+                  <w:szCs w:val="28"/>
+                  <w:lang w:val="ru-RU"/>
+                </w:rPr>
+                <m:t>)</m:t>
+              </m:r>
+              <m:r>
+                <w:rPr>
+                  <w:rStyle w:val="mrel"/>
+                  <w:rFonts w:ascii="Cambria Math" w:eastAsiaTheme="minorEastAsia" w:hAnsi="Cambria Math"/>
+                  <w:sz w:val="28"/>
+                  <w:szCs w:val="28"/>
+                  <w:lang w:val="ru-RU"/>
+                </w:rPr>
+                <m:t>=</m:t>
+              </m:r>
+              <m:r>
+                <w:rPr>
+                  <w:rStyle w:val="mop"/>
+                  <w:rFonts w:ascii="Cambria Math" w:hAnsi="Cambria Math"/>
+                  <w:sz w:val="28"/>
+                  <w:szCs w:val="28"/>
+                </w:rPr>
+                <m:t>cos</m:t>
+              </m:r>
+              <m:r>
+                <w:rPr>
+                  <w:rStyle w:val="mopen"/>
+                  <w:rFonts w:ascii="Cambria Math" w:hAnsi="Cambria Math"/>
+                  <w:sz w:val="28"/>
+                  <w:szCs w:val="28"/>
+                  <w:lang w:val="ru-RU"/>
+                </w:rPr>
+                <m:t>[</m:t>
+              </m:r>
+              <m:r>
+                <w:rPr>
+                  <w:rStyle w:val="mord"/>
+                  <w:rFonts w:ascii="Cambria Math" w:hAnsi="Cambria Math"/>
+                  <w:sz w:val="28"/>
+                  <w:szCs w:val="28"/>
+                  <w:lang w:val="ru-RU"/>
+                </w:rPr>
+                <m:t>2</m:t>
+              </m:r>
+              <m:r>
+                <w:rPr>
+                  <w:rStyle w:val="mord"/>
+                  <w:rFonts w:ascii="Cambria Math" w:hAnsi="Cambria Math"/>
+                  <w:sz w:val="28"/>
+                  <w:szCs w:val="28"/>
+                </w:rPr>
+                <m:t>π</m:t>
+              </m:r>
+              <m:r>
+                <w:rPr>
+                  <w:rStyle w:val="mopen"/>
+                  <w:rFonts w:ascii="Cambria Math" w:hAnsi="Cambria Math"/>
+                  <w:sz w:val="28"/>
+                  <w:szCs w:val="28"/>
+                  <w:lang w:val="ru-RU"/>
+                </w:rPr>
+                <m:t>(</m:t>
+              </m:r>
+              <m:sSub>
+                <m:sSubPr>
+                  <m:ctrlPr>
+                    <w:rPr>
+                      <w:rStyle w:val="mord"/>
+                      <w:rFonts w:ascii="Cambria Math" w:hAnsi="Cambria Math"/>
+                      <w:i/>
+                      <w:sz w:val="28"/>
+                      <w:szCs w:val="28"/>
+                    </w:rPr>
+                  </m:ctrlPr>
+                </m:sSubPr>
+                <m:e>
+                  <m:r>
+                    <w:rPr>
+                      <w:rStyle w:val="mord"/>
+                      <w:rFonts w:ascii="Cambria Math" w:hAnsi="Cambria Math"/>
+                      <w:sz w:val="28"/>
+                      <w:szCs w:val="28"/>
+                    </w:rPr>
+                    <m:t>f</m:t>
+                  </m:r>
+                </m:e>
+                <m:sub>
+                  <m:r>
+                    <w:rPr>
+                      <w:rStyle w:val="mord"/>
+                      <w:rFonts w:ascii="Cambria Math" w:hAnsi="Cambria Math"/>
+                      <w:sz w:val="28"/>
+                      <w:szCs w:val="28"/>
+                      <w:lang w:val="ru-RU"/>
+                    </w:rPr>
+                    <m:t>1</m:t>
+                  </m:r>
+                </m:sub>
+              </m:sSub>
+              <m:r>
+                <w:rPr>
+                  <w:rStyle w:val="vlist-s"/>
+                  <w:rFonts w:ascii="Cambria Math" w:hAnsi="Cambria Math"/>
+                  <w:sz w:val="28"/>
+                  <w:szCs w:val="28"/>
+                  <w:lang w:val="ru-RU"/>
+                </w:rPr>
+                <m:t>​</m:t>
+              </m:r>
+              <m:r>
+                <w:rPr>
+                  <w:rStyle w:val="vlist-s"/>
+                  <w:rFonts w:ascii="Cambria Math" w:hAnsi="Cambria Math"/>
+                  <w:sz w:val="28"/>
+                  <w:szCs w:val="28"/>
+                  <w:lang w:val="ru-RU"/>
+                </w:rPr>
+                <m:t>​</m:t>
+              </m:r>
+              <m:r>
+                <w:rPr>
+                  <w:rStyle w:val="mbin"/>
+                  <w:rFonts w:ascii="Cambria Math" w:hAnsi="Cambria Math"/>
+                  <w:sz w:val="28"/>
+                  <w:szCs w:val="28"/>
+                  <w:lang w:val="ru-RU"/>
+                </w:rPr>
+                <m:t>-</m:t>
+              </m:r>
+              <m:sSub>
+                <m:sSubPr>
+                  <m:ctrlPr>
+                    <w:rPr>
+                      <w:rStyle w:val="mord"/>
+                      <w:rFonts w:ascii="Cambria Math" w:hAnsi="Cambria Math"/>
+                      <w:i/>
+                      <w:sz w:val="28"/>
+                      <w:szCs w:val="28"/>
+                    </w:rPr>
+                  </m:ctrlPr>
+                </m:sSubPr>
+                <m:e>
+                  <m:r>
+                    <w:rPr>
+                      <w:rStyle w:val="mord"/>
+                      <w:rFonts w:ascii="Cambria Math" w:hAnsi="Cambria Math"/>
+                      <w:sz w:val="28"/>
+                      <w:szCs w:val="28"/>
+                    </w:rPr>
+                    <m:t>f</m:t>
+                  </m:r>
+                </m:e>
+                <m:sub>
+                  <m:r>
+                    <w:rPr>
+                      <w:rStyle w:val="mord"/>
+                      <w:rFonts w:ascii="Cambria Math" w:hAnsi="Cambria Math"/>
+                      <w:sz w:val="28"/>
+                      <w:szCs w:val="28"/>
+                      <w:lang w:val="ru-RU"/>
+                    </w:rPr>
+                    <m:t>2</m:t>
+                  </m:r>
+                </m:sub>
+              </m:sSub>
+              <m:r>
+                <w:rPr>
+                  <w:rStyle w:val="vlist-s"/>
+                  <w:rFonts w:ascii="Cambria Math" w:hAnsi="Cambria Math"/>
+                  <w:sz w:val="28"/>
+                  <w:szCs w:val="28"/>
+                  <w:lang w:val="ru-RU"/>
+                </w:rPr>
+                <m:t>​</m:t>
+              </m:r>
+              <m:r>
+                <w:rPr>
+                  <w:rStyle w:val="mclose"/>
+                  <w:rFonts w:ascii="Cambria Math" w:hAnsi="Cambria Math"/>
+                  <w:sz w:val="28"/>
+                  <w:szCs w:val="28"/>
+                  <w:lang w:val="ru-RU"/>
+                </w:rPr>
+                <m:t>)</m:t>
+              </m:r>
+              <m:r>
+                <w:rPr>
+                  <w:rStyle w:val="mord"/>
+                  <w:rFonts w:ascii="Cambria Math" w:hAnsi="Cambria Math"/>
+                  <w:sz w:val="28"/>
+                  <w:szCs w:val="28"/>
+                </w:rPr>
+                <m:t>t</m:t>
+              </m:r>
+              <m:r>
+                <w:rPr>
+                  <w:rStyle w:val="mclose"/>
+                  <w:rFonts w:ascii="Cambria Math" w:hAnsi="Cambria Math"/>
+                  <w:sz w:val="28"/>
+                  <w:szCs w:val="28"/>
+                  <w:lang w:val="ru-RU"/>
+                </w:rPr>
+                <m:t>]</m:t>
+              </m:r>
+              <m:r>
+                <w:rPr>
+                  <w:rStyle w:val="mbin"/>
+                  <w:rFonts w:ascii="Cambria Math" w:hAnsi="Cambria Math"/>
+                  <w:sz w:val="28"/>
+                  <w:szCs w:val="28"/>
+                  <w:lang w:val="ru-RU"/>
+                </w:rPr>
+                <m:t>+</m:t>
+              </m:r>
+              <m:r>
+                <w:rPr>
+                  <w:rStyle w:val="mop"/>
+                  <w:rFonts w:ascii="Cambria Math" w:hAnsi="Cambria Math"/>
+                  <w:sz w:val="28"/>
+                  <w:szCs w:val="28"/>
+                </w:rPr>
+                <m:t>cos</m:t>
+              </m:r>
+              <m:r>
+                <w:rPr>
+                  <w:rStyle w:val="mopen"/>
+                  <w:rFonts w:ascii="Cambria Math" w:hAnsi="Cambria Math"/>
+                  <w:sz w:val="28"/>
+                  <w:szCs w:val="28"/>
+                  <w:lang w:val="ru-RU"/>
+                </w:rPr>
+                <m:t>[</m:t>
+              </m:r>
+              <m:r>
+                <w:rPr>
+                  <w:rStyle w:val="mord"/>
+                  <w:rFonts w:ascii="Cambria Math" w:hAnsi="Cambria Math"/>
+                  <w:sz w:val="28"/>
+                  <w:szCs w:val="28"/>
+                  <w:lang w:val="ru-RU"/>
+                </w:rPr>
+                <m:t>2</m:t>
+              </m:r>
+              <m:r>
+                <w:rPr>
+                  <w:rStyle w:val="mord"/>
+                  <w:rFonts w:ascii="Cambria Math" w:hAnsi="Cambria Math"/>
+                  <w:sz w:val="28"/>
+                  <w:szCs w:val="28"/>
+                </w:rPr>
+                <m:t>π</m:t>
+              </m:r>
+              <m:r>
+                <w:rPr>
+                  <w:rStyle w:val="mopen"/>
+                  <w:rFonts w:ascii="Cambria Math" w:hAnsi="Cambria Math"/>
+                  <w:sz w:val="28"/>
+                  <w:szCs w:val="28"/>
+                  <w:lang w:val="ru-RU"/>
+                </w:rPr>
+                <m:t>(</m:t>
+              </m:r>
+              <m:sSub>
+                <m:sSubPr>
+                  <m:ctrlPr>
+                    <w:rPr>
+                      <w:rStyle w:val="mord"/>
+                      <w:rFonts w:ascii="Cambria Math" w:hAnsi="Cambria Math"/>
+                      <w:i/>
+                      <w:sz w:val="28"/>
+                      <w:szCs w:val="28"/>
+                    </w:rPr>
+                  </m:ctrlPr>
+                </m:sSubPr>
+                <m:e>
+                  <m:r>
+                    <w:rPr>
+                      <w:rStyle w:val="mord"/>
+                      <w:rFonts w:ascii="Cambria Math" w:hAnsi="Cambria Math"/>
+                      <w:sz w:val="28"/>
+                      <w:szCs w:val="28"/>
+                    </w:rPr>
+                    <m:t>f</m:t>
+                  </m:r>
+                </m:e>
+                <m:sub>
+                  <m:r>
+                    <w:rPr>
+                      <w:rStyle w:val="mord"/>
+                      <w:rFonts w:ascii="Cambria Math" w:hAnsi="Cambria Math"/>
+                      <w:sz w:val="28"/>
+                      <w:szCs w:val="28"/>
+                      <w:lang w:val="ru-RU"/>
+                    </w:rPr>
+                    <m:t>1</m:t>
+                  </m:r>
+                </m:sub>
+              </m:sSub>
+              <m:r>
+                <w:rPr>
+                  <w:rStyle w:val="vlist-s"/>
+                  <w:rFonts w:ascii="Cambria Math" w:hAnsi="Cambria Math"/>
+                  <w:sz w:val="28"/>
+                  <w:szCs w:val="28"/>
+                  <w:lang w:val="ru-RU"/>
+                </w:rPr>
+                <m:t>​</m:t>
+              </m:r>
+              <m:r>
+                <w:rPr>
+                  <w:rStyle w:val="vlist-s"/>
+                  <w:rFonts w:ascii="Cambria Math" w:hAnsi="Cambria Math"/>
+                  <w:sz w:val="28"/>
+                  <w:szCs w:val="28"/>
+                  <w:lang w:val="ru-RU"/>
+                </w:rPr>
+                <m:t>​</m:t>
+              </m:r>
+              <m:r>
+                <w:rPr>
+                  <w:rStyle w:val="mbin"/>
+                  <w:rFonts w:ascii="Cambria Math" w:hAnsi="Cambria Math"/>
+                  <w:sz w:val="28"/>
+                  <w:szCs w:val="28"/>
+                  <w:lang w:val="ru-RU"/>
+                </w:rPr>
+                <m:t>+</m:t>
+              </m:r>
+              <m:sSub>
+                <m:sSubPr>
+                  <m:ctrlPr>
+                    <w:rPr>
+                      <w:rStyle w:val="mord"/>
+                      <w:rFonts w:ascii="Cambria Math" w:hAnsi="Cambria Math"/>
+                      <w:i/>
+                      <w:sz w:val="28"/>
+                      <w:szCs w:val="28"/>
+                    </w:rPr>
+                  </m:ctrlPr>
+                </m:sSubPr>
+                <m:e>
+                  <m:r>
+                    <w:rPr>
+                      <w:rStyle w:val="mord"/>
+                      <w:rFonts w:ascii="Cambria Math" w:hAnsi="Cambria Math"/>
+                      <w:sz w:val="28"/>
+                      <w:szCs w:val="28"/>
+                    </w:rPr>
+                    <m:t>f</m:t>
+                  </m:r>
+                </m:e>
+                <m:sub>
+                  <m:r>
+                    <w:rPr>
+                      <w:rStyle w:val="mord"/>
+                      <w:rFonts w:ascii="Cambria Math" w:hAnsi="Cambria Math"/>
+                      <w:sz w:val="28"/>
+                      <w:szCs w:val="28"/>
+                      <w:lang w:val="ru-RU"/>
+                    </w:rPr>
+                    <m:t>1</m:t>
+                  </m:r>
+                </m:sub>
+              </m:sSub>
+              <m:r>
+                <w:rPr>
+                  <w:rStyle w:val="vlist-s"/>
+                  <w:rFonts w:ascii="Cambria Math" w:hAnsi="Cambria Math"/>
+                  <w:sz w:val="28"/>
+                  <w:szCs w:val="28"/>
+                  <w:lang w:val="ru-RU"/>
+                </w:rPr>
+                <m:t>​</m:t>
+              </m:r>
+              <m:r>
+                <w:rPr>
+                  <w:rStyle w:val="vlist-s"/>
+                  <w:rFonts w:ascii="Cambria Math" w:hAnsi="Cambria Math"/>
+                  <w:sz w:val="28"/>
+                  <w:szCs w:val="28"/>
+                  <w:lang w:val="ru-RU"/>
+                </w:rPr>
+                <m:t>​</m:t>
+              </m:r>
+              <m:r>
+                <w:rPr>
+                  <w:rStyle w:val="mclose"/>
+                  <w:rFonts w:ascii="Cambria Math" w:hAnsi="Cambria Math"/>
+                  <w:sz w:val="28"/>
+                  <w:szCs w:val="28"/>
+                  <w:lang w:val="ru-RU"/>
+                </w:rPr>
+                <m:t>)</m:t>
+              </m:r>
+              <m:r>
+                <w:rPr>
+                  <w:rStyle w:val="mord"/>
+                  <w:rFonts w:ascii="Cambria Math" w:hAnsi="Cambria Math"/>
+                  <w:sz w:val="28"/>
+                  <w:szCs w:val="28"/>
+                </w:rPr>
+                <m:t>t</m:t>
+              </m:r>
+              <m:r>
+                <w:rPr>
+                  <w:rStyle w:val="mclose"/>
+                  <w:rFonts w:ascii="Cambria Math" w:hAnsi="Cambria Math"/>
+                  <w:sz w:val="28"/>
+                  <w:szCs w:val="28"/>
+                  <w:lang w:val="ru-RU"/>
+                </w:rPr>
+                <m:t>]</m:t>
+              </m:r>
+            </m:oMath>
+          </w:p>
+        </w:tc>
+        <w:tc>
+          <w:tcPr>
+            <w:tcW w:w="1223" w:type="dxa"/>
+          </w:tcPr>
+          <w:p>
+            <w:pPr>
+              <w:pStyle w:val="frml"/>
+              <w:framePr w:hSpace="0" w:wrap="auto" w:vAnchor="margin" w:hAnchor="text" w:yAlign="inline"/>
+            </w:pPr>
+          </w:p>
+        </w:tc>
+      </w:tr>
+    </w:tbl>
+    <w:p>
+      <w:pPr>
+        <w:jc w:val="both"/>
+        <w:rPr>
+          <w:rFonts w:cs="Liberation Serif"/>
+        </w:rPr>
+      </w:pPr>
+    </w:p>
+    <w:p>
+      <w:pPr>
+        <w:jc w:val="both"/>
+        <w:rPr>
+          <w:rFonts w:cs="Liberation Serif"/>
+        </w:rPr>
+      </w:pPr>
+      <w:r>
+        <w:rPr>
+          <w:rFonts w:cs="Liberation Serif"/>
+        </w:rPr>
+        <w:t>В последующей обработке сигнал с суммарной частотой отфильтровывается с помощью фильтра нижних частот. В результате остается только сигнал с разностной частотой.</w:t>
+      </w:r>
+    </w:p>
+    <w:p>
+      <w:pPr>
+        <w:jc w:val="both"/>
+        <w:rPr>
+          <w:rFonts w:cs="Liberation Serif"/>
+        </w:rPr>
+      </w:pPr>
+      <w:r>
+        <w:rPr>
+          <w:rFonts w:cs="Liberation Serif"/>
+        </w:rPr>
         <w:lastRenderedPageBreak/>
+        <w:t>Необходимость смесителя можно понять также на графическом примере, рассмотрев изменения частоты сигнала передатчика и приемника в зависимости от времени на рисунке 3.</w:t>
+      </w:r>
+    </w:p>
+    <w:p>
+      <w:pPr>
+        <w:jc w:val="both"/>
+        <w:rPr>
+          <w:rFonts w:cs="Liberation Serif"/>
+        </w:rPr>
+      </w:pPr>
+    </w:p>
+    <w:p>
+      <w:pPr>
+        <w:jc w:val="center"/>
+        <w:rPr>
+          <w:rFonts w:cs="Liberation Serif"/>
+        </w:rPr>
+      </w:pPr>
+      <w:r>
+        <w:rPr>
+          <w:noProof/>
+          <w14:ligatures w14:val="standardContextual"/>
+        </w:rPr>
         <w:drawing>
-          <wp:inline distT="0" distB="0" distL="0" distR="0" wp14:anchorId="476161E9" wp14:editId="40D940DB">
-            <wp:extent cx="4227541" cy="2257425"/>
-            <wp:effectExtent l="0" t="0" r="1905" b="0"/>
-            <wp:docPr id="2" name="Picture 2"/>
+          <wp:inline distT="0" distB="0" distL="0" distR="0" wp14:anchorId="5D3C3FAF" wp14:editId="07B40446">
+            <wp:extent cx="3286125" cy="3541796"/>
+            <wp:effectExtent l="0" t="0" r="0" b="1905"/>
+            <wp:docPr id="4" name="Picture 4"/>
             <wp:cNvGraphicFramePr>
               <a:graphicFrameLocks xmlns:a="http://schemas.openxmlformats.org/drawingml/2006/main" noChangeAspect="1"/>
             </wp:cNvGraphicFramePr>
@@ -2516,7 +3427,7 @@
                     <pic:cNvPicPr/>
                   </pic:nvPicPr>
                   <pic:blipFill>
-                    <a:blip r:embed="rId8"/>
+                    <a:blip r:embed="rId10"/>
                     <a:stretch>
                       <a:fillRect/>
                     </a:stretch>
@@ -2524,7 +3435,7 @@
                   <pic:spPr>
                     <a:xfrm>
                       <a:off x="0" y="0"/>
-                      <a:ext cx="4230602" cy="2259060"/>
+                      <a:ext cx="3289263" cy="3545178"/>
                     </a:xfrm>
                     <a:prstGeom prst="rect">
                       <a:avLst/>
@@ -2539,113 +3450,1119 @@
     </w:p>
     <w:p>
       <w:pPr>
+        <w:pStyle w:val="frml2"/>
+        <w:framePr w:wrap="around"/>
+      </w:pPr>
+    </w:p>
+    <w:p>
+      <w:pPr>
+        <w:jc w:val="both"/>
+        <w:rPr>
+          <w:rFonts w:cs="Liberation Serif"/>
+        </w:rPr>
+      </w:pPr>
+    </w:p>
+    <w:p>
+      <w:pPr>
         <w:pStyle w:val="Risunok"/>
       </w:pPr>
       <w:r>
-        <w:t>Структурная схема внутреннего устроцства радара.</w:t>
-      </w:r>
-    </w:p>
-    <w:p>
-      <w:pPr>
-        <w:jc w:val="both"/>
-        <w:rPr>
-          <w:rFonts w:cs="Liberation Serif"/>
-        </w:rPr>
-      </w:pPr>
-    </w:p>
-    <w:p>
-      <w:pPr>
-        <w:jc w:val="both"/>
-        <w:rPr>
-          <w:rFonts w:cs="Liberation Serif"/>
-        </w:rPr>
-      </w:pPr>
-      <w:r>
-        <w:rPr>
-          <w:rFonts w:cs="Liberation Serif"/>
-        </w:rPr>
-        <w:t>вывывф</w:t>
-      </w:r>
-    </w:p>
-    <w:p>
-      <w:pPr>
-        <w:jc w:val="both"/>
-        <w:rPr>
-          <w:rFonts w:cs="Liberation Serif"/>
-        </w:rPr>
-      </w:pPr>
-    </w:p>
-    <w:p>
-      <w:pPr>
-        <w:jc w:val="both"/>
-        <w:rPr>
-          <w:rFonts w:cs="Liberation Serif"/>
-        </w:rPr>
-      </w:pPr>
-    </w:p>
-    <w:p>
-      <w:pPr>
-        <w:jc w:val="both"/>
-        <w:rPr>
-          <w:rFonts w:cs="Liberation Serif"/>
-        </w:rPr>
-      </w:pPr>
-    </w:p>
-    <w:p>
-      <w:pPr>
-        <w:jc w:val="both"/>
-        <w:rPr>
-          <w:rFonts w:cs="Liberation Serif"/>
-        </w:rPr>
-      </w:pPr>
-    </w:p>
-    <w:p>
-      <w:pPr>
-        <w:jc w:val="both"/>
-        <w:rPr>
-          <w:rFonts w:cs="Liberation Serif"/>
-        </w:rPr>
-      </w:pPr>
-    </w:p>
-    <w:p>
-      <w:pPr>
-        <w:jc w:val="both"/>
-        <w:rPr>
-          <w:rFonts w:cs="Liberation Serif"/>
-        </w:rPr>
-      </w:pPr>
-    </w:p>
-    <w:p>
-      <w:pPr>
-        <w:jc w:val="both"/>
-        <w:rPr>
-          <w:rFonts w:cs="Liberation Serif"/>
-        </w:rPr>
-      </w:pPr>
-    </w:p>
-    <w:p>
-      <w:pPr>
-        <w:jc w:val="both"/>
-        <w:rPr>
-          <w:rFonts w:cs="Liberation Serif"/>
-        </w:rPr>
-      </w:pPr>
-    </w:p>
-    <w:p>
-      <w:pPr>
-        <w:jc w:val="both"/>
-        <w:rPr>
-          <w:rFonts w:cs="Liberation Serif"/>
-        </w:rPr>
-      </w:pPr>
-    </w:p>
-    <w:p>
-      <w:pPr>
-        <w:jc w:val="both"/>
-        <w:rPr>
-          <w:rFonts w:cs="Liberation Serif"/>
-        </w:rPr>
-      </w:pPr>
+        <w:t xml:space="preserve">Зависимости частот на </w:t>
+      </w:r>
+      <w:r>
+        <w:rPr>
+          <w:lang w:val="en-US"/>
+        </w:rPr>
+        <w:t>TX</w:t>
+      </w:r>
+      <w:r>
+        <w:t xml:space="preserve"> </w:t>
+      </w:r>
+      <w:r>
+        <w:t xml:space="preserve">и  </w:t>
+      </w:r>
+      <w:r>
+        <w:rPr>
+          <w:lang w:val="en-US"/>
+        </w:rPr>
+        <w:t>RX</w:t>
+      </w:r>
+      <w:r>
+        <w:t xml:space="preserve"> антеннах</w:t>
+      </w:r>
+    </w:p>
+    <w:p>
+      <w:pPr>
+        <w:jc w:val="both"/>
+        <w:rPr>
+          <w:rFonts w:cs="Liberation Serif"/>
+        </w:rPr>
+      </w:pPr>
+    </w:p>
+    <w:p>
+      <w:pPr>
+        <w:jc w:val="both"/>
+        <w:rPr>
+          <w:rFonts w:cs="Liberation Serif"/>
+        </w:rPr>
+      </w:pPr>
+      <w:r>
+        <w:rPr>
+          <w:rFonts w:cs="Liberation Serif"/>
+        </w:rPr>
+        <w:t xml:space="preserve">Из рисунка 3 видно, что сигнал, иллюстрирующий изменения частоты  на </w:t>
+      </w:r>
+      <w:r>
+        <w:rPr>
+          <w:rFonts w:cs="Liberation Serif"/>
+          <w:lang w:val="en-US"/>
+        </w:rPr>
+        <w:t>RX</w:t>
+      </w:r>
+      <w:r>
+        <w:rPr>
+          <w:rFonts w:cs="Liberation Serif"/>
+        </w:rPr>
+        <w:t xml:space="preserve"> антенне представляет из себя такой же, как модулирующий сигнал на антене </w:t>
+      </w:r>
+      <w:r>
+        <w:rPr>
+          <w:rFonts w:cs="Liberation Serif"/>
+          <w:lang w:val="en-US"/>
+        </w:rPr>
+        <w:t>TX</w:t>
+      </w:r>
+      <w:r>
+        <w:rPr>
+          <w:rFonts w:cs="Liberation Serif"/>
+        </w:rPr>
+        <w:t xml:space="preserve"> только с сзадрежкой по времени равной </w:t>
+      </w:r>
+      <w:r>
+        <w:rPr>
+          <w:rFonts w:ascii="Cambria" w:hAnsi="Cambria" w:cs="Liberation Serif"/>
+        </w:rPr>
+        <w:t>τ</w:t>
+      </w:r>
+      <w:r>
+        <w:rPr>
+          <w:rFonts w:cs="Liberation Serif"/>
+        </w:rPr>
+        <w:t xml:space="preserve">. </w:t>
+      </w:r>
+      <w:r>
+        <w:rPr>
+          <w:rFonts w:cs="Liberation Serif"/>
+        </w:rPr>
+        <w:t xml:space="preserve"> </w:t>
+      </w:r>
+      <w:r>
+        <w:rPr>
+          <w:rFonts w:cs="Liberation Serif"/>
+        </w:rPr>
+        <w:t>Эту задержку можно описать с помощью уравнения</w:t>
+      </w:r>
+      <w:r>
+        <w:rPr>
+          <w:rFonts w:cs="Liberation Serif"/>
+        </w:rPr>
+        <w:t xml:space="preserve"> 1.2:</w:t>
+      </w:r>
+    </w:p>
+    <w:tbl>
+      <w:tblPr>
+        <w:tblStyle w:val="TableGrid"/>
+        <w:tblpPr w:leftFromText="180" w:rightFromText="180" w:vertAnchor="text" w:horzAnchor="margin" w:tblpY="86"/>
+        <w:tblW w:w="10098" w:type="dxa"/>
+        <w:tblLook w:val="04A0" w:firstRow="1" w:lastRow="0" w:firstColumn="1" w:lastColumn="0" w:noHBand="0" w:noVBand="1"/>
+      </w:tblPr>
+      <w:tblGrid>
+        <w:gridCol w:w="8875"/>
+        <w:gridCol w:w="1223"/>
+      </w:tblGrid>
+      <w:tr>
+        <w:trPr>
+          <w:trHeight w:val="778"/>
+        </w:trPr>
+        <w:tc>
+          <w:tcPr>
+            <w:tcW w:w="8875" w:type="dxa"/>
+          </w:tcPr>
+          <w:p>
+            <w:pPr>
+              <w:pStyle w:val="ds-markdown-paragraph"/>
+              <w:jc w:val="both"/>
+              <w:rPr>
+                <w:rFonts w:ascii="Liberation Serif" w:hAnsi="Liberation Serif" w:cs="Liberation Serif"/>
+                <w:i/>
+                <w:iCs/>
+                <w:sz w:val="28"/>
+                <w:szCs w:val="28"/>
+              </w:rPr>
+            </w:pPr>
+            <m:oMathPara>
+              <m:oMathParaPr>
+                <m:jc m:val="center"/>
+              </m:oMathParaPr>
+              <m:oMath>
+                <m:r>
+                  <w:rPr>
+                    <w:rFonts w:ascii="Cambria Math" w:hAnsi="Cambria Math" w:cs="Liberation Serif"/>
+                    <w:sz w:val="28"/>
+                    <w:szCs w:val="28"/>
+                    <w:lang w:val="ru-RU"/>
+                  </w:rPr>
+                  <m:t xml:space="preserve">τ= </m:t>
+                </m:r>
+                <m:f>
+                  <m:fPr>
+                    <m:ctrlPr>
+                      <w:rPr>
+                        <w:rFonts w:ascii="Cambria Math" w:hAnsi="Cambria Math" w:cs="Liberation Serif"/>
+                        <w:i/>
+                        <w:iCs/>
+                        <w:sz w:val="28"/>
+                        <w:szCs w:val="28"/>
+                        <w:lang w:val="ru-RU"/>
+                      </w:rPr>
+                    </m:ctrlPr>
+                  </m:fPr>
+                  <m:num>
+                    <m:r>
+                      <w:rPr>
+                        <w:rFonts w:ascii="Cambria Math" w:hAnsi="Cambria Math" w:cs="Liberation Serif"/>
+                        <w:sz w:val="28"/>
+                        <w:szCs w:val="28"/>
+                        <w:lang w:val="ru-RU"/>
+                      </w:rPr>
+                      <m:t xml:space="preserve">2 </m:t>
+                    </m:r>
+                    <m:r>
+                      <w:rPr>
+                        <w:rFonts w:ascii="Cambria Math" w:hAnsi="Cambria Math" w:cs="Liberation Serif"/>
+                        <w:sz w:val="28"/>
+                        <w:szCs w:val="28"/>
+                      </w:rPr>
+                      <m:t>d</m:t>
+                    </m:r>
+                  </m:num>
+                  <m:den>
+                    <m:r>
+                      <w:rPr>
+                        <w:rFonts w:ascii="Cambria Math" w:hAnsi="Cambria Math" w:cs="Liberation Serif"/>
+                        <w:sz w:val="28"/>
+                        <w:szCs w:val="28"/>
+                        <w:lang w:val="ru-RU"/>
+                      </w:rPr>
+                      <m:t>c</m:t>
+                    </m:r>
+                  </m:den>
+                </m:f>
+                <m:r>
+                  <w:rPr>
+                    <w:rFonts w:ascii="Cambria Math" w:hAnsi="Cambria Math" w:cs="Liberation Serif"/>
+                    <w:sz w:val="28"/>
+                    <w:szCs w:val="28"/>
+                    <w:lang w:val="ru-RU"/>
+                  </w:rPr>
+                  <m:t>,</m:t>
+                </m:r>
+                <m:r>
+                  <w:rPr>
+                    <w:rFonts w:ascii="Cambria Math" w:hAnsi="Cambria Math" w:cs="Liberation Serif"/>
+                    <w:sz w:val="28"/>
+                    <w:szCs w:val="28"/>
+                    <w:lang w:val="ru-RU"/>
+                  </w:rPr>
+                  <m:t xml:space="preserve"> </m:t>
+                </m:r>
+              </m:oMath>
+            </m:oMathPara>
+          </w:p>
+        </w:tc>
+        <w:tc>
+          <w:tcPr>
+            <w:tcW w:w="1223" w:type="dxa"/>
+          </w:tcPr>
+          <w:p>
+            <w:pPr>
+              <w:pStyle w:val="frml"/>
+              <w:framePr w:hSpace="0" w:wrap="auto" w:vAnchor="margin" w:hAnchor="text" w:yAlign="inline"/>
+            </w:pPr>
+          </w:p>
+        </w:tc>
+      </w:tr>
+    </w:tbl>
+    <w:p>
+      <w:pPr>
+        <w:jc w:val="both"/>
+        <w:rPr>
+          <w:rFonts w:cs="Liberation Serif"/>
+        </w:rPr>
+      </w:pPr>
+    </w:p>
+    <w:p>
+      <w:pPr>
+        <w:jc w:val="both"/>
+        <w:rPr>
+          <w:rFonts w:cs="Liberation Serif"/>
+        </w:rPr>
+      </w:pPr>
+      <w:r>
+        <w:rPr>
+          <w:rFonts w:cs="Liberation Serif"/>
+        </w:rPr>
+        <w:lastRenderedPageBreak/>
+        <w:t xml:space="preserve">где </w:t>
+      </w:r>
+      <w:r>
+        <w:rPr>
+          <w:rFonts w:cs="Liberation Serif"/>
+          <w:lang w:val="en-US"/>
+        </w:rPr>
+        <w:t>d</w:t>
+      </w:r>
+      <w:r>
+        <w:rPr>
+          <w:rFonts w:cs="Liberation Serif"/>
+        </w:rPr>
+        <w:t xml:space="preserve"> – </w:t>
+      </w:r>
+      <w:r>
+        <w:rPr>
+          <w:rFonts w:cs="Liberation Serif"/>
+        </w:rPr>
+        <w:t xml:space="preserve">расстояние до объекта отражения, </w:t>
+      </w:r>
+      <w:r>
+        <w:rPr>
+          <w:rFonts w:cs="Liberation Serif"/>
+          <w:lang w:val="en-US"/>
+        </w:rPr>
+        <w:t>c</w:t>
+      </w:r>
+      <w:r>
+        <w:rPr>
+          <w:rFonts w:cs="Liberation Serif"/>
+        </w:rPr>
+        <w:t xml:space="preserve"> – </w:t>
+      </w:r>
+      <w:r>
+        <w:rPr>
+          <w:rFonts w:cs="Liberation Serif"/>
+        </w:rPr>
+        <w:t xml:space="preserve">скорость распростронения электромагнитных волн. </w:t>
+      </w:r>
+    </w:p>
+    <w:p>
+      <w:pPr>
+        <w:jc w:val="both"/>
+        <w:rPr>
+          <w:rFonts w:cs="Liberation Serif"/>
+          <w:color w:val="FF0000"/>
+        </w:rPr>
+      </w:pPr>
+      <w:r>
+        <w:rPr>
+          <w:rFonts w:cs="Liberation Serif"/>
+          <w:color w:val="FF0000"/>
+        </w:rPr>
+        <w:t xml:space="preserve">Так же на нижнем графике рисунка 3 можно увидеть, что разностная частота выходного сигнала со смесителя остается постаянной.  </w:t>
+      </w:r>
+    </w:p>
+    <w:p>
+      <w:pPr>
+        <w:jc w:val="both"/>
+        <w:rPr>
+          <w:rFonts w:cs="Liberation Serif"/>
+          <w:color w:val="FF0000"/>
+        </w:rPr>
+      </w:pPr>
+      <w:r>
+        <w:rPr>
+          <w:rFonts w:cs="Liberation Serif"/>
+          <w:color w:val="FF0000"/>
+        </w:rPr>
+        <w:t xml:space="preserve">Пусть сигнал с антенна </w:t>
+      </w:r>
+      <w:r>
+        <w:rPr>
+          <w:rFonts w:cs="Liberation Serif"/>
+          <w:color w:val="FF0000"/>
+          <w:lang w:val="en-US"/>
+        </w:rPr>
+        <w:t>TX</w:t>
+      </w:r>
+      <w:r>
+        <w:rPr>
+          <w:rFonts w:cs="Liberation Serif"/>
+          <w:color w:val="FF0000"/>
+        </w:rPr>
+        <w:t xml:space="preserve">: </w:t>
+      </w:r>
+    </w:p>
+    <w:tbl>
+      <w:tblPr>
+        <w:tblStyle w:val="TableGrid"/>
+        <w:tblpPr w:leftFromText="180" w:rightFromText="180" w:vertAnchor="text" w:horzAnchor="margin" w:tblpY="86"/>
+        <w:tblW w:w="10098" w:type="dxa"/>
+        <w:tblLook w:val="04A0" w:firstRow="1" w:lastRow="0" w:firstColumn="1" w:lastColumn="0" w:noHBand="0" w:noVBand="1"/>
+      </w:tblPr>
+      <w:tblGrid>
+        <w:gridCol w:w="8875"/>
+        <w:gridCol w:w="1223"/>
+      </w:tblGrid>
+      <w:tr>
+        <w:trPr>
+          <w:trHeight w:val="418"/>
+        </w:trPr>
+        <w:tc>
+          <w:tcPr>
+            <w:tcW w:w="8875" w:type="dxa"/>
+          </w:tcPr>
+          <w:p>
+            <w:pPr>
+              <w:pStyle w:val="ds-markdown-paragraph"/>
+              <w:jc w:val="center"/>
+              <w:rPr>
+                <w:rFonts w:ascii="Liberation Serif" w:hAnsi="Liberation Serif" w:cs="Liberation Serif"/>
+                <w:i/>
+                <w:iCs/>
+                <w:color w:val="FF0000"/>
+                <w:sz w:val="28"/>
+                <w:szCs w:val="28"/>
+                <w:lang w:val="ru-RU"/>
+              </w:rPr>
+            </w:pPr>
+            <m:oMathPara>
+              <m:oMath>
+                <m:r>
+                  <w:rPr>
+                    <w:rStyle w:val="mop"/>
+                    <w:rFonts w:ascii="Cambria Math" w:hAnsi="Cambria Math"/>
+                    <w:color w:val="FF0000"/>
+                    <w:sz w:val="28"/>
+                    <w:szCs w:val="28"/>
+                  </w:rPr>
+                  <m:t>cos</m:t>
+                </m:r>
+                <m:r>
+                  <w:rPr>
+                    <w:rStyle w:val="mopen"/>
+                    <w:rFonts w:ascii="Cambria Math" w:hAnsi="Cambria Math"/>
+                    <w:color w:val="FF0000"/>
+                    <w:sz w:val="28"/>
+                    <w:szCs w:val="28"/>
+                    <w:lang w:val="ru-RU"/>
+                  </w:rPr>
+                  <m:t>(</m:t>
+                </m:r>
+                <m:r>
+                  <w:rPr>
+                    <w:rStyle w:val="mord"/>
+                    <w:rFonts w:ascii="Cambria Math" w:hAnsi="Cambria Math"/>
+                    <w:color w:val="FF0000"/>
+                    <w:sz w:val="28"/>
+                    <w:szCs w:val="28"/>
+                    <w:lang w:val="ru-RU"/>
+                  </w:rPr>
+                  <m:t>2</m:t>
+                </m:r>
+                <m:r>
+                  <w:rPr>
+                    <w:rStyle w:val="mord"/>
+                    <w:rFonts w:ascii="Cambria Math" w:hAnsi="Cambria Math"/>
+                    <w:color w:val="FF0000"/>
+                    <w:sz w:val="28"/>
+                    <w:szCs w:val="28"/>
+                  </w:rPr>
+                  <m:t>π</m:t>
+                </m:r>
+                <m:r>
+                  <w:rPr>
+                    <w:rStyle w:val="mord"/>
+                    <w:rFonts w:ascii="Cambria Math" w:hAnsi="Cambria Math"/>
+                    <w:color w:val="FF0000"/>
+                    <w:sz w:val="28"/>
+                    <w:szCs w:val="28"/>
+                  </w:rPr>
+                  <m:t>f</m:t>
+                </m:r>
+                <m:r>
+                  <w:rPr>
+                    <w:rStyle w:val="vlist-s"/>
+                    <w:rFonts w:ascii="Cambria Math" w:hAnsi="Cambria Math"/>
+                    <w:color w:val="FF0000"/>
+                    <w:sz w:val="28"/>
+                    <w:szCs w:val="28"/>
+                    <w:lang w:val="ru-RU"/>
+                  </w:rPr>
+                  <m:t>​​</m:t>
+                </m:r>
+                <m:r>
+                  <w:rPr>
+                    <w:rStyle w:val="mord"/>
+                    <w:rFonts w:ascii="Cambria Math" w:hAnsi="Cambria Math"/>
+                    <w:color w:val="FF0000"/>
+                    <w:sz w:val="28"/>
+                    <w:szCs w:val="28"/>
+                  </w:rPr>
+                  <m:t>t</m:t>
+                </m:r>
+                <m:r>
+                  <w:rPr>
+                    <w:rStyle w:val="mclose"/>
+                    <w:rFonts w:ascii="Cambria Math" w:hAnsi="Cambria Math"/>
+                    <w:color w:val="FF0000"/>
+                    <w:sz w:val="28"/>
+                    <w:szCs w:val="28"/>
+                    <w:lang w:val="ru-RU"/>
+                  </w:rPr>
+                  <m:t>)</m:t>
+                </m:r>
+              </m:oMath>
+            </m:oMathPara>
+          </w:p>
+        </w:tc>
+        <w:tc>
+          <w:tcPr>
+            <w:tcW w:w="1223" w:type="dxa"/>
+          </w:tcPr>
+          <w:p>
+            <w:pPr>
+              <w:pStyle w:val="frml"/>
+              <w:framePr w:hSpace="0" w:wrap="auto" w:vAnchor="margin" w:hAnchor="text" w:yAlign="inline"/>
+              <w:rPr>
+                <w:color w:val="FF0000"/>
+              </w:rPr>
+            </w:pPr>
+          </w:p>
+        </w:tc>
+      </w:tr>
+    </w:tbl>
+    <w:p>
+      <w:pPr>
+        <w:jc w:val="both"/>
+        <w:rPr>
+          <w:rFonts w:cs="Liberation Serif"/>
+          <w:color w:val="FF0000"/>
+        </w:rPr>
+      </w:pPr>
+      <w:r>
+        <w:rPr>
+          <w:rFonts w:cs="Liberation Serif"/>
+          <w:color w:val="FF0000"/>
+        </w:rPr>
+        <w:t xml:space="preserve">, тогда сигнал с антенны </w:t>
+      </w:r>
+      <w:r>
+        <w:rPr>
+          <w:rFonts w:cs="Liberation Serif"/>
+          <w:color w:val="FF0000"/>
+          <w:lang w:val="en-US"/>
+        </w:rPr>
+        <w:t>RX</w:t>
+      </w:r>
+      <w:r>
+        <w:rPr>
+          <w:rFonts w:cs="Liberation Serif"/>
+          <w:color w:val="FF0000"/>
+        </w:rPr>
+        <w:t>:</w:t>
+      </w:r>
+    </w:p>
+    <w:tbl>
+      <w:tblPr>
+        <w:tblStyle w:val="TableGrid"/>
+        <w:tblpPr w:leftFromText="180" w:rightFromText="180" w:vertAnchor="text" w:horzAnchor="margin" w:tblpY="86"/>
+        <w:tblW w:w="10098" w:type="dxa"/>
+        <w:tblLook w:val="04A0" w:firstRow="1" w:lastRow="0" w:firstColumn="1" w:lastColumn="0" w:noHBand="0" w:noVBand="1"/>
+      </w:tblPr>
+      <w:tblGrid>
+        <w:gridCol w:w="8875"/>
+        <w:gridCol w:w="1223"/>
+      </w:tblGrid>
+      <w:tr>
+        <w:trPr>
+          <w:trHeight w:val="418"/>
+        </w:trPr>
+        <w:tc>
+          <w:tcPr>
+            <w:tcW w:w="8875" w:type="dxa"/>
+          </w:tcPr>
+          <w:p>
+            <w:pPr>
+              <w:pStyle w:val="ds-markdown-paragraph"/>
+              <w:jc w:val="center"/>
+              <w:rPr>
+                <w:rFonts w:ascii="Liberation Serif" w:hAnsi="Liberation Serif" w:cs="Liberation Serif"/>
+                <w:i/>
+                <w:iCs/>
+                <w:color w:val="FF0000"/>
+                <w:sz w:val="28"/>
+                <w:szCs w:val="28"/>
+                <w:lang w:val="ru-RU"/>
+              </w:rPr>
+            </w:pPr>
+            <m:oMathPara>
+              <m:oMath>
+                <m:r>
+                  <w:rPr>
+                    <w:rStyle w:val="mop"/>
+                    <w:rFonts w:ascii="Cambria Math" w:hAnsi="Cambria Math"/>
+                    <w:color w:val="FF0000"/>
+                    <w:sz w:val="28"/>
+                    <w:szCs w:val="28"/>
+                  </w:rPr>
+                  <m:t>cos</m:t>
+                </m:r>
+                <m:r>
+                  <w:rPr>
+                    <w:rStyle w:val="mopen"/>
+                    <w:rFonts w:ascii="Cambria Math" w:hAnsi="Cambria Math"/>
+                    <w:color w:val="FF0000"/>
+                    <w:sz w:val="28"/>
+                    <w:szCs w:val="28"/>
+                    <w:lang w:val="ru-RU"/>
+                  </w:rPr>
+                  <m:t>(</m:t>
+                </m:r>
+                <m:r>
+                  <w:rPr>
+                    <w:rStyle w:val="mord"/>
+                    <w:rFonts w:ascii="Cambria Math" w:hAnsi="Cambria Math"/>
+                    <w:color w:val="FF0000"/>
+                    <w:sz w:val="28"/>
+                    <w:szCs w:val="28"/>
+                    <w:lang w:val="ru-RU"/>
+                  </w:rPr>
+                  <m:t>2</m:t>
+                </m:r>
+                <m:r>
+                  <w:rPr>
+                    <w:rStyle w:val="mord"/>
+                    <w:rFonts w:ascii="Cambria Math" w:hAnsi="Cambria Math"/>
+                    <w:color w:val="FF0000"/>
+                    <w:sz w:val="28"/>
+                    <w:szCs w:val="28"/>
+                  </w:rPr>
+                  <m:t>πf</m:t>
+                </m:r>
+                <m:r>
+                  <w:rPr>
+                    <w:rStyle w:val="vlist-s"/>
+                    <w:rFonts w:ascii="Cambria Math" w:hAnsi="Cambria Math"/>
+                    <w:color w:val="FF0000"/>
+                    <w:sz w:val="28"/>
+                    <w:szCs w:val="28"/>
+                    <w:lang w:val="ru-RU"/>
+                  </w:rPr>
+                  <m:t>​​</m:t>
+                </m:r>
+                <m:r>
+                  <w:rPr>
+                    <w:rStyle w:val="vlist-s"/>
+                    <w:rFonts w:ascii="Cambria Math" w:hAnsi="Cambria Math"/>
+                    <w:color w:val="FF0000"/>
+                    <w:sz w:val="28"/>
+                    <w:szCs w:val="28"/>
+                    <w:lang w:val="ru-RU"/>
+                  </w:rPr>
+                  <m:t>(</m:t>
+                </m:r>
+                <m:r>
+                  <w:rPr>
+                    <w:rStyle w:val="mord"/>
+                    <w:rFonts w:ascii="Cambria Math" w:hAnsi="Cambria Math"/>
+                    <w:color w:val="FF0000"/>
+                    <w:sz w:val="28"/>
+                    <w:szCs w:val="28"/>
+                  </w:rPr>
+                  <m:t>t</m:t>
+                </m:r>
+                <m:r>
+                  <w:rPr>
+                    <w:rStyle w:val="mord"/>
+                    <w:rFonts w:ascii="Cambria Math" w:hAnsi="Cambria Math"/>
+                    <w:color w:val="FF0000"/>
+                    <w:sz w:val="28"/>
+                    <w:szCs w:val="28"/>
+                  </w:rPr>
+                  <m:t>-</m:t>
+                </m:r>
+                <m:r>
+                  <w:rPr>
+                    <w:rFonts w:ascii="Cambria Math" w:hAnsi="Cambria Math" w:cs="Liberation Serif"/>
+                    <w:color w:val="FF0000"/>
+                    <w:sz w:val="28"/>
+                    <w:szCs w:val="28"/>
+                    <w:lang w:val="ru-RU"/>
+                  </w:rPr>
+                  <m:t>τ</m:t>
+                </m:r>
+                <m:r>
+                  <w:rPr>
+                    <w:rStyle w:val="mclose"/>
+                    <w:rFonts w:ascii="Cambria Math" w:hAnsi="Cambria Math"/>
+                    <w:color w:val="FF0000"/>
+                    <w:sz w:val="28"/>
+                    <w:szCs w:val="28"/>
+                    <w:lang w:val="ru-RU"/>
+                  </w:rPr>
+                  <m:t>)</m:t>
+                </m:r>
+              </m:oMath>
+            </m:oMathPara>
+          </w:p>
+        </w:tc>
+        <w:tc>
+          <w:tcPr>
+            <w:tcW w:w="1223" w:type="dxa"/>
+          </w:tcPr>
+          <w:p>
+            <w:pPr>
+              <w:pStyle w:val="frml"/>
+              <w:framePr w:hSpace="0" w:wrap="auto" w:vAnchor="margin" w:hAnchor="text" w:yAlign="inline"/>
+              <w:rPr>
+                <w:color w:val="FF0000"/>
+              </w:rPr>
+            </w:pPr>
+          </w:p>
+        </w:tc>
+      </w:tr>
+    </w:tbl>
+    <w:p>
+      <w:pPr>
+        <w:jc w:val="both"/>
+        <w:rPr>
+          <w:rFonts w:cs="Liberation Serif"/>
+          <w:iCs/>
+          <w:color w:val="FF0000"/>
+          <w:szCs w:val="28"/>
+        </w:rPr>
+      </w:pPr>
+      <w:r>
+        <w:rPr>
+          <w:rFonts w:cs="Liberation Serif"/>
+          <w:color w:val="FF0000"/>
+        </w:rPr>
+        <w:t xml:space="preserve">, где </w:t>
+      </w:r>
+      <m:oMath>
+        <m:r>
+          <w:rPr>
+            <w:rFonts w:ascii="Cambria Math" w:hAnsi="Cambria Math" w:cs="Liberation Serif"/>
+            <w:color w:val="FF0000"/>
+            <w:szCs w:val="28"/>
+          </w:rPr>
+          <m:t>τ</m:t>
+        </m:r>
+      </m:oMath>
+      <w:r>
+        <w:rPr>
+          <w:rFonts w:cs="Liberation Serif"/>
+          <w:iCs/>
+          <w:color w:val="FF0000"/>
+          <w:szCs w:val="28"/>
+        </w:rPr>
+        <w:t xml:space="preserve"> – задержка по времени, про которую было сказано выше.</w:t>
+      </w:r>
+      <w:r>
+        <w:rPr>
+          <w:rFonts w:cs="Liberation Serif"/>
+          <w:iCs/>
+          <w:color w:val="FF0000"/>
+          <w:szCs w:val="28"/>
+        </w:rPr>
+        <w:br/>
+        <w:t xml:space="preserve">Тогда, используя формулу 1.1, можно получить уравнение для прометжуточного сигнала, который будет формироваться на выходе смесителя: </w:t>
+      </w:r>
+    </w:p>
+    <w:tbl>
+      <w:tblPr>
+        <w:tblStyle w:val="TableGrid"/>
+        <w:tblpPr w:leftFromText="180" w:rightFromText="180" w:vertAnchor="text" w:horzAnchor="margin" w:tblpXSpec="center" w:tblpY="151"/>
+        <w:tblW w:w="10800" w:type="dxa"/>
+        <w:tblLook w:val="04A0" w:firstRow="1" w:lastRow="0" w:firstColumn="1" w:lastColumn="0" w:noHBand="0" w:noVBand="1"/>
+      </w:tblPr>
+      <w:tblGrid>
+        <w:gridCol w:w="9493"/>
+        <w:gridCol w:w="1307"/>
+      </w:tblGrid>
+      <w:tr>
+        <w:trPr>
+          <w:trHeight w:val="281"/>
+        </w:trPr>
+        <w:tc>
+          <w:tcPr>
+            <w:tcW w:w="9493" w:type="dxa"/>
+          </w:tcPr>
+          <w:p>
+            <w:pPr>
+              <w:pStyle w:val="ds-markdown-paragraph"/>
+              <w:ind w:right="-71"/>
+              <w:jc w:val="center"/>
+              <w:rPr>
+                <w:rFonts w:ascii="Liberation Serif" w:hAnsi="Liberation Serif" w:cs="Liberation Serif"/>
+                <w:i/>
+                <w:iCs/>
+                <w:color w:val="FF0000"/>
+                <w:sz w:val="28"/>
+                <w:szCs w:val="28"/>
+                <w:lang w:val="ru-RU"/>
+              </w:rPr>
+            </w:pPr>
+            <m:oMathPara>
+              <m:oMath>
+                <m:r>
+                  <w:rPr>
+                    <w:rStyle w:val="mjx-char"/>
+                    <w:rFonts w:ascii="Cambria Math" w:hAnsi="Cambria Math" w:cs="Segoe UI"/>
+                    <w:color w:val="FF0000"/>
+                    <w:sz w:val="31"/>
+                    <w:szCs w:val="31"/>
+                    <w:shd w:val="clear" w:color="auto" w:fill="FFFFFF"/>
+                  </w:rPr>
+                  <m:t>2</m:t>
+                </m:r>
+                <m:func>
+                  <m:funcPr>
+                    <m:ctrlPr>
+                      <w:rPr>
+                        <w:rStyle w:val="mjx-char"/>
+                        <w:rFonts w:ascii="Cambria Math" w:hAnsi="Cambria Math" w:cs="Segoe UI"/>
+                        <w:i/>
+                        <w:color w:val="FF0000"/>
+                        <w:sz w:val="31"/>
+                        <w:szCs w:val="31"/>
+                        <w:shd w:val="clear" w:color="auto" w:fill="FFFFFF"/>
+                      </w:rPr>
+                    </m:ctrlPr>
+                  </m:funcPr>
+                  <m:fName>
+                    <m:r>
+                      <m:rPr>
+                        <m:sty m:val="p"/>
+                      </m:rPr>
+                      <w:rPr>
+                        <w:rStyle w:val="mjx-char"/>
+                        <w:rFonts w:ascii="Cambria Math" w:hAnsi="Cambria Math" w:cs="Segoe UI"/>
+                        <w:color w:val="FF0000"/>
+                        <w:sz w:val="31"/>
+                        <w:szCs w:val="31"/>
+                        <w:shd w:val="clear" w:color="auto" w:fill="FFFFFF"/>
+                      </w:rPr>
+                      <m:t>cos</m:t>
+                    </m:r>
+                  </m:fName>
+                  <m:e>
+                    <m:d>
+                      <m:dPr>
+                        <m:begChr m:val="["/>
+                        <m:endChr m:val="]"/>
+                        <m:ctrlPr>
+                          <w:rPr>
+                            <w:rStyle w:val="mjx-char"/>
+                            <w:rFonts w:ascii="Cambria Math" w:hAnsi="Cambria Math" w:cs="Segoe UI"/>
+                            <w:i/>
+                            <w:color w:val="FF0000"/>
+                            <w:sz w:val="31"/>
+                            <w:szCs w:val="31"/>
+                            <w:shd w:val="clear" w:color="auto" w:fill="FFFFFF"/>
+                          </w:rPr>
+                        </m:ctrlPr>
+                      </m:dPr>
+                      <m:e>
+                        <m:r>
+                          <w:rPr>
+                            <w:rStyle w:val="mjx-char"/>
+                            <w:rFonts w:ascii="Cambria Math" w:hAnsi="Cambria Math" w:cs="Segoe UI"/>
+                            <w:color w:val="FF0000"/>
+                            <w:sz w:val="31"/>
+                            <w:szCs w:val="31"/>
+                            <w:shd w:val="clear" w:color="auto" w:fill="FFFFFF"/>
+                          </w:rPr>
+                          <m:t>2πf</m:t>
+                        </m:r>
+                        <m:d>
+                          <m:dPr>
+                            <m:ctrlPr>
+                              <w:rPr>
+                                <w:rStyle w:val="mjx-char"/>
+                                <w:rFonts w:ascii="Cambria Math" w:hAnsi="Cambria Math" w:cs="Segoe UI"/>
+                                <w:i/>
+                                <w:color w:val="FF0000"/>
+                                <w:sz w:val="31"/>
+                                <w:szCs w:val="31"/>
+                                <w:shd w:val="clear" w:color="auto" w:fill="FFFFFF"/>
+                              </w:rPr>
+                            </m:ctrlPr>
+                          </m:dPr>
+                          <m:e>
+                            <m:r>
+                              <w:rPr>
+                                <w:rStyle w:val="mjx-char"/>
+                                <w:rFonts w:ascii="Cambria Math" w:hAnsi="Cambria Math" w:cs="Segoe UI"/>
+                                <w:color w:val="FF0000"/>
+                                <w:sz w:val="31"/>
+                                <w:szCs w:val="31"/>
+                                <w:shd w:val="clear" w:color="auto" w:fill="FFFFFF"/>
+                              </w:rPr>
+                              <m:t>t-τ</m:t>
+                            </m:r>
+                          </m:e>
+                        </m:d>
+                      </m:e>
+                    </m:d>
+                    <m:r>
+                      <w:rPr>
+                        <w:rStyle w:val="mjx-char"/>
+                        <w:rFonts w:ascii="Cambria Math" w:hAnsi="Cambria Math" w:cs="Segoe UI"/>
+                        <w:color w:val="FF0000"/>
+                        <w:sz w:val="31"/>
+                        <w:szCs w:val="31"/>
+                        <w:shd w:val="clear" w:color="auto" w:fill="FFFFFF"/>
+                      </w:rPr>
+                      <m:t>∙</m:t>
+                    </m:r>
+                    <m:r>
+                      <m:rPr>
+                        <m:sty m:val="p"/>
+                      </m:rPr>
+                      <w:rPr>
+                        <w:rStyle w:val="mjx-char"/>
+                        <w:rFonts w:ascii="Cambria Math" w:hAnsi="Cambria Math" w:cs="Segoe UI"/>
+                        <w:color w:val="FF0000"/>
+                        <w:sz w:val="31"/>
+                        <w:szCs w:val="31"/>
+                        <w:shd w:val="clear" w:color="auto" w:fill="FFFFFF"/>
+                      </w:rPr>
+                      <m:t>cos⁡</m:t>
+                    </m:r>
+                    <m:r>
+                      <w:rPr>
+                        <w:rStyle w:val="mjx-char"/>
+                        <w:rFonts w:ascii="Cambria Math" w:hAnsi="Cambria Math" w:cs="Segoe UI"/>
+                        <w:color w:val="FF0000"/>
+                        <w:sz w:val="31"/>
+                        <w:szCs w:val="31"/>
+                        <w:shd w:val="clear" w:color="auto" w:fill="FFFFFF"/>
+                      </w:rPr>
+                      <m:t>[2πft]</m:t>
+                    </m:r>
+                  </m:e>
+                </m:func>
+                <m:r>
+                  <w:rPr>
+                    <w:rStyle w:val="mjx-char"/>
+                    <w:rFonts w:ascii="Cambria Math" w:hAnsi="Cambria Math" w:cs="Segoe UI"/>
+                    <w:color w:val="FF0000"/>
+                    <w:sz w:val="31"/>
+                    <w:szCs w:val="31"/>
+                    <w:shd w:val="clear" w:color="auto" w:fill="FFFFFF"/>
+                  </w:rPr>
+                  <m:t>=cos[-2πfτ]+cos[2π⋅2ft-2πfτ]</m:t>
+                </m:r>
+              </m:oMath>
+            </m:oMathPara>
+          </w:p>
+        </w:tc>
+        <w:tc>
+          <w:tcPr>
+            <w:tcW w:w="1307" w:type="dxa"/>
+          </w:tcPr>
+          <w:p>
+            <w:pPr>
+              <w:pStyle w:val="frml"/>
+              <w:framePr w:hSpace="0" w:wrap="auto" w:vAnchor="margin" w:hAnchor="text" w:yAlign="inline"/>
+              <w:rPr>
+                <w:color w:val="FF0000"/>
+              </w:rPr>
+            </w:pPr>
+          </w:p>
+        </w:tc>
+      </w:tr>
+    </w:tbl>
+    <w:p>
+      <w:pPr>
+        <w:jc w:val="both"/>
+        <w:rPr>
+          <w:rStyle w:val="mjx-char"/>
+          <w:rFonts w:cs="Liberation Serif"/>
+          <w:color w:val="FF0000"/>
+          <w:sz w:val="31"/>
+          <w:szCs w:val="31"/>
+          <w:shd w:val="clear" w:color="auto" w:fill="FFFFFF"/>
+        </w:rPr>
+      </w:pPr>
+    </w:p>
+    <w:p>
+      <w:pPr>
+        <w:jc w:val="both"/>
+        <w:rPr>
+          <w:rFonts w:cs="Liberation Serif"/>
+          <w:color w:val="FF0000"/>
+        </w:rPr>
+      </w:pPr>
+      <w:r>
+        <w:rPr>
+          <w:rFonts w:cs="Liberation Serif"/>
+          <w:color w:val="FF0000"/>
+        </w:rPr>
+        <w:t xml:space="preserve">В дальнейших расчетах сигнал с суммарной частотой отфильтровывается с помощью ФНЧ. После фильтра остается только сигнал с разностной частотой:  </w:t>
+      </w:r>
+    </w:p>
+    <w:tbl>
+      <w:tblPr>
+        <w:tblStyle w:val="TableGrid"/>
+        <w:tblpPr w:leftFromText="180" w:rightFromText="180" w:vertAnchor="text" w:horzAnchor="margin" w:tblpY="86"/>
+        <w:tblW w:w="10098" w:type="dxa"/>
+        <w:tblLook w:val="04A0" w:firstRow="1" w:lastRow="0" w:firstColumn="1" w:lastColumn="0" w:noHBand="0" w:noVBand="1"/>
+      </w:tblPr>
+      <w:tblGrid>
+        <w:gridCol w:w="8875"/>
+        <w:gridCol w:w="1223"/>
+      </w:tblGrid>
+      <w:tr>
+        <w:trPr>
+          <w:trHeight w:val="418"/>
+        </w:trPr>
+        <w:tc>
+          <w:tcPr>
+            <w:tcW w:w="8875" w:type="dxa"/>
+          </w:tcPr>
+          <w:p>
+            <w:pPr>
+              <w:pStyle w:val="ds-markdown-paragraph"/>
+              <w:jc w:val="center"/>
+              <w:rPr>
+                <w:rFonts w:ascii="Liberation Serif" w:hAnsi="Liberation Serif" w:cs="Liberation Serif"/>
+                <w:i/>
+                <w:iCs/>
+                <w:color w:val="FF0000"/>
+                <w:sz w:val="28"/>
+                <w:szCs w:val="28"/>
+                <w:lang w:val="ru-RU"/>
+              </w:rPr>
+            </w:pPr>
+            <m:oMathPara>
+              <m:oMath>
+                <m:r>
+                  <w:rPr>
+                    <w:rStyle w:val="mop"/>
+                    <w:rFonts w:ascii="Cambria Math" w:hAnsi="Cambria Math"/>
+                    <w:color w:val="FF0000"/>
+                    <w:sz w:val="28"/>
+                    <w:szCs w:val="28"/>
+                  </w:rPr>
+                  <m:t>cos</m:t>
+                </m:r>
+                <m:r>
+                  <w:rPr>
+                    <w:rStyle w:val="mopen"/>
+                    <w:rFonts w:ascii="Cambria Math" w:hAnsi="Cambria Math"/>
+                    <w:color w:val="FF0000"/>
+                    <w:sz w:val="28"/>
+                    <w:szCs w:val="28"/>
+                    <w:lang w:val="ru-RU"/>
+                  </w:rPr>
+                  <m:t>(</m:t>
+                </m:r>
+                <m:r>
+                  <w:rPr>
+                    <w:rStyle w:val="mopen"/>
+                    <w:rFonts w:ascii="Cambria Math" w:hAnsi="Cambria Math"/>
+                    <w:color w:val="FF0000"/>
+                    <w:sz w:val="28"/>
+                    <w:szCs w:val="28"/>
+                    <w:lang w:val="ru-RU"/>
+                  </w:rPr>
+                  <m:t>-</m:t>
+                </m:r>
+                <m:r>
+                  <w:rPr>
+                    <w:rStyle w:val="mord"/>
+                    <w:rFonts w:ascii="Cambria Math" w:hAnsi="Cambria Math"/>
+                    <w:color w:val="FF0000"/>
+                    <w:sz w:val="28"/>
+                    <w:szCs w:val="28"/>
+                    <w:lang w:val="ru-RU"/>
+                  </w:rPr>
+                  <m:t>2</m:t>
+                </m:r>
+                <m:r>
+                  <w:rPr>
+                    <w:rStyle w:val="mord"/>
+                    <w:rFonts w:ascii="Cambria Math" w:hAnsi="Cambria Math"/>
+                    <w:color w:val="FF0000"/>
+                    <w:sz w:val="28"/>
+                    <w:szCs w:val="28"/>
+                  </w:rPr>
+                  <m:t>πf</m:t>
+                </m:r>
+                <m:r>
+                  <w:rPr>
+                    <w:rStyle w:val="mjx-char"/>
+                    <w:rFonts w:ascii="Cambria Math" w:hAnsi="Cambria Math" w:cs="Segoe UI"/>
+                    <w:color w:val="FF0000"/>
+                    <w:sz w:val="31"/>
+                    <w:szCs w:val="31"/>
+                    <w:shd w:val="clear" w:color="auto" w:fill="FFFFFF"/>
+                  </w:rPr>
+                  <m:t>τ</m:t>
+                </m:r>
+                <m:r>
+                  <w:rPr>
+                    <w:rStyle w:val="mclose"/>
+                    <w:rFonts w:ascii="Cambria Math" w:hAnsi="Cambria Math"/>
+                    <w:color w:val="FF0000"/>
+                    <w:sz w:val="28"/>
+                    <w:szCs w:val="28"/>
+                    <w:lang w:val="ru-RU"/>
+                  </w:rPr>
+                  <m:t>)</m:t>
+                </m:r>
+              </m:oMath>
+            </m:oMathPara>
+          </w:p>
+        </w:tc>
+        <w:tc>
+          <w:tcPr>
+            <w:tcW w:w="1223" w:type="dxa"/>
+          </w:tcPr>
+          <w:p>
+            <w:pPr>
+              <w:pStyle w:val="frml"/>
+              <w:framePr w:hSpace="0" w:wrap="auto" w:vAnchor="margin" w:hAnchor="text" w:yAlign="inline"/>
+              <w:rPr>
+                <w:color w:val="FF0000"/>
+              </w:rPr>
+            </w:pPr>
+          </w:p>
+        </w:tc>
+      </w:tr>
+    </w:tbl>
+    <w:p>
+      <w:pPr>
+        <w:jc w:val="both"/>
+        <w:rPr>
+          <w:rFonts w:cs="Liberation Serif"/>
+        </w:rPr>
+      </w:pPr>
+    </w:p>
+    <w:p>
+      <w:pPr>
+        <w:jc w:val="both"/>
+        <w:rPr>
+          <w:rFonts w:cs="Liberation Serif"/>
+        </w:rPr>
+      </w:pPr>
+      <w:r>
+        <w:rPr>
+          <w:rFonts w:cs="Liberation Serif"/>
+        </w:rPr>
+        <w:t>Всё, что красным переписать, см Дипсик.</w:t>
+      </w:r>
     </w:p>
     <w:p>
       <w:pPr>
@@ -3188,13 +5105,12 @@
   <w:abstractNum w:abstractNumId="2" w15:restartNumberingAfterBreak="0">
     <w:nsid w:val="3F654A19"/>
     <w:multiLevelType w:val="hybridMultilevel"/>
-    <w:tmpl w:val="C53C0EBA"/>
-    <w:lvl w:ilvl="0" w:tplc="C4A69E1E">
+    <w:tmpl w:val="8504908A"/>
+    <w:lvl w:ilvl="0" w:tplc="DBC4B118">
       <w:start w:val="1"/>
       <w:numFmt w:val="decimal"/>
-      <w:pStyle w:val="frml"/>
       <w:lvlText w:val="(%1)"/>
-      <w:lvlJc w:val="left"/>
+      <w:lvlJc w:val="right"/>
       <w:pPr>
         <w:ind w:left="720" w:hanging="360"/>
       </w:pPr>
@@ -3276,6 +5192,150 @@
     </w:lvl>
   </w:abstractNum>
   <w:abstractNum w:abstractNumId="3" w15:restartNumberingAfterBreak="0">
+    <w:nsid w:val="4E2E0250"/>
+    <w:multiLevelType w:val="hybridMultilevel"/>
+    <w:tmpl w:val="B24C9A30"/>
+    <w:lvl w:ilvl="0" w:tplc="BB34595E">
+      <w:start w:val="1"/>
+      <w:numFmt w:val="decimal"/>
+      <w:pStyle w:val="frml"/>
+      <w:lvlText w:val="(1.%1)"/>
+      <w:lvlJc w:val="right"/>
+      <w:pPr>
+        <w:ind w:left="720" w:hanging="360"/>
+      </w:pPr>
+      <w:rPr>
+        <w:rFonts w:ascii="Times New Roman" w:hAnsi="Times New Roman" w:cs="Times New Roman" w:hint="default"/>
+        <w:b w:val="0"/>
+        <w:bCs w:val="0"/>
+        <w:i w:val="0"/>
+        <w:iCs w:val="0"/>
+        <w:caps w:val="0"/>
+        <w:smallCaps w:val="0"/>
+        <w:strike w:val="0"/>
+        <w:dstrike w:val="0"/>
+        <w:outline w:val="0"/>
+        <w:shadow w:val="0"/>
+        <w:emboss w:val="0"/>
+        <w:imprint w:val="0"/>
+        <w:noProof w:val="0"/>
+        <w:snapToGrid w:val="0"/>
+        <w:vanish w:val="0"/>
+        <w:color w:val="000000"/>
+        <w:spacing w:val="0"/>
+        <w:w w:val="0"/>
+        <w:kern w:val="0"/>
+        <w:position w:val="0"/>
+        <w:sz w:val="0"/>
+        <w:szCs w:val="0"/>
+        <w:u w:val="none" w:color="000000"/>
+        <w:effect w:val="none"/>
+        <w:bdr w:val="none" w:sz="0" w:space="0" w:color="000000"/>
+        <w:shd w:val="clear" w:color="000000" w:fill="000000"/>
+        <w:vertAlign w:val="baseline"/>
+        <w:em w:val="none"/>
+        <w:lang w:val="x-none" w:eastAsia="x-none" w:bidi="x-none"/>
+        <w:specVanish w:val="0"/>
+        <w14:glow w14:rad="0">
+          <w14:srgbClr w14:val="000000"/>
+        </w14:glow>
+        <w14:shadow w14:blurRad="0" w14:dist="0" w14:dir="0" w14:sx="0" w14:sy="0" w14:kx="0" w14:ky="0" w14:algn="none">
+          <w14:srgbClr w14:val="000000"/>
+        </w14:shadow>
+        <w14:reflection w14:blurRad="0" w14:stA="0" w14:stPos="0" w14:endA="0" w14:endPos="0" w14:dist="0" w14:dir="0" w14:fadeDir="0" w14:sx="0" w14:sy="0" w14:kx="0" w14:ky="0" w14:algn="none"/>
+        <w14:textOutline w14:w="0" w14:cap="rnd" w14:cmpd="sng" w14:algn="ctr">
+          <w14:noFill/>
+          <w14:prstDash w14:val="solid"/>
+          <w14:bevel/>
+        </w14:textOutline>
+        <w14:scene3d>
+          <w14:camera w14:prst="orthographicFront"/>
+          <w14:lightRig w14:rig="threePt" w14:dir="t">
+            <w14:rot w14:lat="0" w14:lon="0" w14:rev="0"/>
+          </w14:lightRig>
+        </w14:scene3d>
+        <w14:props3d w14:extrusionH="0" w14:contourW="0" w14:prstMaterial="none"/>
+        <w14:ligatures w14:val="none"/>
+        <w14:numForm w14:val="default"/>
+        <w14:numSpacing w14:val="default"/>
+        <w14:stylisticSets/>
+        <w14:cntxtAlts w14:val="0"/>
+      </w:rPr>
+    </w:lvl>
+    <w:lvl w:ilvl="1" w:tplc="04090019" w:tentative="1">
+      <w:start w:val="1"/>
+      <w:numFmt w:val="lowerLetter"/>
+      <w:lvlText w:val="%2."/>
+      <w:lvlJc w:val="left"/>
+      <w:pPr>
+        <w:ind w:left="1440" w:hanging="360"/>
+      </w:pPr>
+    </w:lvl>
+    <w:lvl w:ilvl="2" w:tplc="0409001B" w:tentative="1">
+      <w:start w:val="1"/>
+      <w:numFmt w:val="lowerRoman"/>
+      <w:lvlText w:val="%3."/>
+      <w:lvlJc w:val="right"/>
+      <w:pPr>
+        <w:ind w:left="2160" w:hanging="180"/>
+      </w:pPr>
+    </w:lvl>
+    <w:lvl w:ilvl="3" w:tplc="0409000F" w:tentative="1">
+      <w:start w:val="1"/>
+      <w:numFmt w:val="decimal"/>
+      <w:lvlText w:val="%4."/>
+      <w:lvlJc w:val="left"/>
+      <w:pPr>
+        <w:ind w:left="2880" w:hanging="360"/>
+      </w:pPr>
+    </w:lvl>
+    <w:lvl w:ilvl="4" w:tplc="04090019" w:tentative="1">
+      <w:start w:val="1"/>
+      <w:numFmt w:val="lowerLetter"/>
+      <w:lvlText w:val="%5."/>
+      <w:lvlJc w:val="left"/>
+      <w:pPr>
+        <w:ind w:left="3600" w:hanging="360"/>
+      </w:pPr>
+    </w:lvl>
+    <w:lvl w:ilvl="5" w:tplc="0409001B" w:tentative="1">
+      <w:start w:val="1"/>
+      <w:numFmt w:val="lowerRoman"/>
+      <w:lvlText w:val="%6."/>
+      <w:lvlJc w:val="right"/>
+      <w:pPr>
+        <w:ind w:left="4320" w:hanging="180"/>
+      </w:pPr>
+    </w:lvl>
+    <w:lvl w:ilvl="6" w:tplc="0409000F" w:tentative="1">
+      <w:start w:val="1"/>
+      <w:numFmt w:val="decimal"/>
+      <w:lvlText w:val="%7."/>
+      <w:lvlJc w:val="left"/>
+      <w:pPr>
+        <w:ind w:left="5040" w:hanging="360"/>
+      </w:pPr>
+    </w:lvl>
+    <w:lvl w:ilvl="7" w:tplc="04090019" w:tentative="1">
+      <w:start w:val="1"/>
+      <w:numFmt w:val="lowerLetter"/>
+      <w:lvlText w:val="%8."/>
+      <w:lvlJc w:val="left"/>
+      <w:pPr>
+        <w:ind w:left="5760" w:hanging="360"/>
+      </w:pPr>
+    </w:lvl>
+    <w:lvl w:ilvl="8" w:tplc="0409001B" w:tentative="1">
+      <w:start w:val="1"/>
+      <w:numFmt w:val="lowerRoman"/>
+      <w:lvlText w:val="%9."/>
+      <w:lvlJc w:val="right"/>
+      <w:pPr>
+        <w:ind w:left="6480" w:hanging="180"/>
+      </w:pPr>
+    </w:lvl>
+  </w:abstractNum>
+  <w:abstractNum w:abstractNumId="4" w15:restartNumberingAfterBreak="0">
     <w:nsid w:val="5BDB1D1F"/>
     <w:multiLevelType w:val="hybridMultilevel"/>
     <w:tmpl w:val="33E8A5A2"/>
@@ -3365,7 +5425,96 @@
       </w:pPr>
     </w:lvl>
   </w:abstractNum>
-  <w:abstractNum w:abstractNumId="4" w15:restartNumberingAfterBreak="0">
+  <w:abstractNum w:abstractNumId="5" w15:restartNumberingAfterBreak="0">
+    <w:nsid w:val="6B9D3938"/>
+    <w:multiLevelType w:val="hybridMultilevel"/>
+    <w:tmpl w:val="D96C8A46"/>
+    <w:lvl w:ilvl="0" w:tplc="8A2C3378">
+      <w:start w:val="1"/>
+      <w:numFmt w:val="decimal"/>
+      <w:lvlText w:val="(%1)"/>
+      <w:lvlJc w:val="right"/>
+      <w:pPr>
+        <w:ind w:left="8015" w:hanging="360"/>
+      </w:pPr>
+      <w:rPr>
+        <w:rFonts w:hint="default"/>
+      </w:rPr>
+    </w:lvl>
+    <w:lvl w:ilvl="1" w:tplc="04090019" w:tentative="1">
+      <w:start w:val="1"/>
+      <w:numFmt w:val="lowerLetter"/>
+      <w:lvlText w:val="%2."/>
+      <w:lvlJc w:val="left"/>
+      <w:pPr>
+        <w:ind w:left="1440" w:hanging="360"/>
+      </w:pPr>
+    </w:lvl>
+    <w:lvl w:ilvl="2" w:tplc="0409001B" w:tentative="1">
+      <w:start w:val="1"/>
+      <w:numFmt w:val="lowerRoman"/>
+      <w:lvlText w:val="%3."/>
+      <w:lvlJc w:val="right"/>
+      <w:pPr>
+        <w:ind w:left="2160" w:hanging="180"/>
+      </w:pPr>
+    </w:lvl>
+    <w:lvl w:ilvl="3" w:tplc="0409000F" w:tentative="1">
+      <w:start w:val="1"/>
+      <w:numFmt w:val="decimal"/>
+      <w:lvlText w:val="%4."/>
+      <w:lvlJc w:val="left"/>
+      <w:pPr>
+        <w:ind w:left="2880" w:hanging="360"/>
+      </w:pPr>
+    </w:lvl>
+    <w:lvl w:ilvl="4" w:tplc="04090019" w:tentative="1">
+      <w:start w:val="1"/>
+      <w:numFmt w:val="lowerLetter"/>
+      <w:lvlText w:val="%5."/>
+      <w:lvlJc w:val="left"/>
+      <w:pPr>
+        <w:ind w:left="3600" w:hanging="360"/>
+      </w:pPr>
+    </w:lvl>
+    <w:lvl w:ilvl="5" w:tplc="0409001B" w:tentative="1">
+      <w:start w:val="1"/>
+      <w:numFmt w:val="lowerRoman"/>
+      <w:lvlText w:val="%6."/>
+      <w:lvlJc w:val="right"/>
+      <w:pPr>
+        <w:ind w:left="4320" w:hanging="180"/>
+      </w:pPr>
+    </w:lvl>
+    <w:lvl w:ilvl="6" w:tplc="0409000F" w:tentative="1">
+      <w:start w:val="1"/>
+      <w:numFmt w:val="decimal"/>
+      <w:lvlText w:val="%7."/>
+      <w:lvlJc w:val="left"/>
+      <w:pPr>
+        <w:ind w:left="5040" w:hanging="360"/>
+      </w:pPr>
+    </w:lvl>
+    <w:lvl w:ilvl="7" w:tplc="04090019" w:tentative="1">
+      <w:start w:val="1"/>
+      <w:numFmt w:val="lowerLetter"/>
+      <w:lvlText w:val="%8."/>
+      <w:lvlJc w:val="left"/>
+      <w:pPr>
+        <w:ind w:left="5760" w:hanging="360"/>
+      </w:pPr>
+    </w:lvl>
+    <w:lvl w:ilvl="8" w:tplc="0409001B" w:tentative="1">
+      <w:start w:val="1"/>
+      <w:numFmt w:val="lowerRoman"/>
+      <w:lvlText w:val="%9."/>
+      <w:lvlJc w:val="right"/>
+      <w:pPr>
+        <w:ind w:left="6480" w:hanging="180"/>
+      </w:pPr>
+    </w:lvl>
+  </w:abstractNum>
+  <w:abstractNum w:abstractNumId="6" w15:restartNumberingAfterBreak="0">
     <w:nsid w:val="7BA53767"/>
     <w:multiLevelType w:val="hybridMultilevel"/>
     <w:tmpl w:val="6E5C3310"/>
@@ -3470,13 +5619,49 @@
     <w:abstractNumId w:val="0"/>
   </w:num>
   <w:num w:numId="7">
-    <w:abstractNumId w:val="3"/>
+    <w:abstractNumId w:val="4"/>
   </w:num>
   <w:num w:numId="8">
     <w:abstractNumId w:val="1"/>
   </w:num>
   <w:num w:numId="9">
-    <w:abstractNumId w:val="4"/>
+    <w:abstractNumId w:val="6"/>
+  </w:num>
+  <w:num w:numId="10">
+    <w:abstractNumId w:val="5"/>
+  </w:num>
+  <w:num w:numId="11">
+    <w:abstractNumId w:val="3"/>
+  </w:num>
+  <w:num w:numId="12">
+    <w:abstractNumId w:val="3"/>
+    <w:lvlOverride w:ilvl="0">
+      <w:startOverride w:val="1"/>
+    </w:lvlOverride>
+  </w:num>
+  <w:num w:numId="13">
+    <w:abstractNumId w:val="3"/>
+    <w:lvlOverride w:ilvl="0">
+      <w:startOverride w:val="1"/>
+    </w:lvlOverride>
+  </w:num>
+  <w:num w:numId="14">
+    <w:abstractNumId w:val="3"/>
+    <w:lvlOverride w:ilvl="0">
+      <w:startOverride w:val="1"/>
+    </w:lvlOverride>
+  </w:num>
+  <w:num w:numId="15">
+    <w:abstractNumId w:val="3"/>
+    <w:lvlOverride w:ilvl="0">
+      <w:startOverride w:val="1"/>
+    </w:lvlOverride>
+  </w:num>
+  <w:num w:numId="16">
+    <w:abstractNumId w:val="3"/>
+    <w:lvlOverride w:ilvl="0">
+      <w:startOverride w:val="1"/>
+    </w:lvlOverride>
   </w:num>
 </w:numbering>
 </file>
@@ -3655,7 +5840,7 @@
     <w:lsdException w:name="Table Web 2" w:semiHidden="1" w:unhideWhenUsed="1"/>
     <w:lsdException w:name="Table Web 3" w:semiHidden="1" w:unhideWhenUsed="1"/>
     <w:lsdException w:name="Balloon Text" w:semiHidden="1" w:unhideWhenUsed="1"/>
-    <w:lsdException w:name="Table Grid" w:uiPriority="39"/>
+    <w:lsdException w:name="Table Grid" w:uiPriority="0"/>
     <w:lsdException w:name="Table Theme" w:semiHidden="1" w:unhideWhenUsed="1"/>
     <w:lsdException w:name="Placeholder Text" w:semiHidden="1"/>
     <w:lsdException w:name="No Spacing" w:uiPriority="1" w:qFormat="1"/>
@@ -3881,7 +6066,7 @@
   <w:style w:type="paragraph" w:default="1" w:styleId="Normal">
     <w:name w:val="Normal"/>
     <w:qFormat/>
-    <w:rsid w:val="00140BB9"/>
+    <w:rsid w:val="000E08D4"/>
     <w:pPr>
       <w:spacing w:after="0" w:line="360" w:lineRule="auto"/>
       <w:ind w:firstLine="709"/>
@@ -3923,20 +6108,21 @@
   </w:style>
   <w:style w:type="paragraph" w:customStyle="1" w:styleId="frml">
     <w:name w:val="frml"/>
-    <w:basedOn w:val="NoSpacing"/>
+    <w:basedOn w:val="Normal"/>
+    <w:link w:val="frmlChar"/>
     <w:autoRedefine/>
     <w:qFormat/>
-    <w:rsid w:val="003B2619"/>
+    <w:rsid w:val="000E08D4"/>
     <w:pPr>
+      <w:framePr w:hSpace="180" w:wrap="around" w:vAnchor="text" w:hAnchor="margin" w:y="86"/>
       <w:numPr>
-        <w:numId w:val="2"/>
+        <w:numId w:val="11"/>
       </w:numPr>
-      <w:spacing w:before="120" w:after="120" w:line="360" w:lineRule="auto"/>
+      <w:spacing w:before="120" w:after="120"/>
       <w:jc w:val="center"/>
     </w:pPr>
     <w:rPr>
-      <w:rFonts w:ascii="Liberation Serif" w:hAnsi="Liberation Serif"/>
-      <w:sz w:val="28"/>
+      <w:rFonts w:ascii="Cambria Math" w:hAnsi="Cambria Math"/>
     </w:rPr>
   </w:style>
   <w:style w:type="paragraph" w:styleId="NoSpacing">
@@ -4195,6 +6381,135 @@
     <w:name w:val="ypks7kbdpwfgdykd3qb9"/>
     <w:basedOn w:val="DefaultParagraphFont"/>
     <w:rsid w:val="00FA5E1F"/>
+  </w:style>
+  <w:style w:type="character" w:customStyle="1" w:styleId="katex-mathml">
+    <w:name w:val="katex-mathml"/>
+    <w:basedOn w:val="DefaultParagraphFont"/>
+    <w:rsid w:val="006B1502"/>
+  </w:style>
+  <w:style w:type="character" w:customStyle="1" w:styleId="mord">
+    <w:name w:val="mord"/>
+    <w:basedOn w:val="DefaultParagraphFont"/>
+    <w:rsid w:val="006B1502"/>
+  </w:style>
+  <w:style w:type="character" w:customStyle="1" w:styleId="vlist-s">
+    <w:name w:val="vlist-s"/>
+    <w:basedOn w:val="DefaultParagraphFont"/>
+    <w:rsid w:val="006B1502"/>
+  </w:style>
+  <w:style w:type="character" w:customStyle="1" w:styleId="mop">
+    <w:name w:val="mop"/>
+    <w:basedOn w:val="DefaultParagraphFont"/>
+    <w:rsid w:val="002110C4"/>
+  </w:style>
+  <w:style w:type="character" w:customStyle="1" w:styleId="mopen">
+    <w:name w:val="mopen"/>
+    <w:basedOn w:val="DefaultParagraphFont"/>
+    <w:rsid w:val="002110C4"/>
+  </w:style>
+  <w:style w:type="character" w:customStyle="1" w:styleId="mbin">
+    <w:name w:val="mbin"/>
+    <w:basedOn w:val="DefaultParagraphFont"/>
+    <w:rsid w:val="002110C4"/>
+  </w:style>
+  <w:style w:type="character" w:customStyle="1" w:styleId="mclose">
+    <w:name w:val="mclose"/>
+    <w:basedOn w:val="DefaultParagraphFont"/>
+    <w:rsid w:val="002110C4"/>
+  </w:style>
+  <w:style w:type="paragraph" w:customStyle="1" w:styleId="frml2">
+    <w:name w:val="frml2"/>
+    <w:basedOn w:val="frml"/>
+    <w:link w:val="frml2Char"/>
+    <w:rsid w:val="00B55087"/>
+    <w:pPr>
+      <w:framePr w:wrap="around"/>
+      <w:numPr>
+        <w:numId w:val="0"/>
+      </w:numPr>
+      <w:ind w:left="1625"/>
+    </w:pPr>
+  </w:style>
+  <w:style w:type="paragraph" w:customStyle="1" w:styleId="ds-markdown-paragraph">
+    <w:name w:val="ds-markdown-paragraph"/>
+    <w:basedOn w:val="Normal"/>
+    <w:rsid w:val="00956117"/>
+    <w:pPr>
+      <w:spacing w:before="100" w:beforeAutospacing="1" w:after="100" w:afterAutospacing="1" w:line="240" w:lineRule="auto"/>
+      <w:ind w:firstLine="0"/>
+    </w:pPr>
+    <w:rPr>
+      <w:rFonts w:ascii="Times New Roman" w:hAnsi="Times New Roman"/>
+      <w:sz w:val="24"/>
+      <w:szCs w:val="24"/>
+      <w:lang w:val="en-US" w:eastAsia="en-US"/>
+    </w:rPr>
+  </w:style>
+  <w:style w:type="character" w:customStyle="1" w:styleId="frmlChar">
+    <w:name w:val="frml Char"/>
+    <w:basedOn w:val="DefaultParagraphFont"/>
+    <w:link w:val="frml"/>
+    <w:rsid w:val="000E08D4"/>
+    <w:rPr>
+      <w:rFonts w:ascii="Cambria Math" w:eastAsia="Times New Roman" w:hAnsi="Cambria Math" w:cs="Times New Roman"/>
+      <w:kern w:val="0"/>
+      <w:sz w:val="28"/>
+      <w:szCs w:val="20"/>
+      <w:lang w:val="ru-RU" w:eastAsia="ru-RU"/>
+      <w14:ligatures w14:val="none"/>
+    </w:rPr>
+  </w:style>
+  <w:style w:type="character" w:customStyle="1" w:styleId="frml2Char">
+    <w:name w:val="frml2 Char"/>
+    <w:basedOn w:val="frmlChar"/>
+    <w:link w:val="frml2"/>
+    <w:rsid w:val="00B55087"/>
+    <w:rPr>
+      <w:rFonts w:ascii="Cambria Math" w:eastAsia="Times New Roman" w:hAnsi="Cambria Math" w:cs="Times New Roman"/>
+      <w:kern w:val="0"/>
+      <w:sz w:val="28"/>
+      <w:szCs w:val="20"/>
+      <w:lang w:val="ru-RU" w:eastAsia="ru-RU"/>
+      <w14:ligatures w14:val="none"/>
+    </w:rPr>
+  </w:style>
+  <w:style w:type="table" w:styleId="TableGrid">
+    <w:name w:val="Table Grid"/>
+    <w:basedOn w:val="TableNormal"/>
+    <w:rsid w:val="00956117"/>
+    <w:pPr>
+      <w:spacing w:after="0" w:line="240" w:lineRule="auto"/>
+    </w:pPr>
+    <w:tblPr>
+      <w:tblBorders>
+        <w:top w:val="single" w:sz="4" w:space="0" w:color="auto"/>
+        <w:left w:val="single" w:sz="4" w:space="0" w:color="auto"/>
+        <w:bottom w:val="single" w:sz="4" w:space="0" w:color="auto"/>
+        <w:right w:val="single" w:sz="4" w:space="0" w:color="auto"/>
+        <w:insideH w:val="single" w:sz="4" w:space="0" w:color="auto"/>
+        <w:insideV w:val="single" w:sz="4" w:space="0" w:color="auto"/>
+      </w:tblBorders>
+    </w:tblPr>
+  </w:style>
+  <w:style w:type="character" w:customStyle="1" w:styleId="mrel">
+    <w:name w:val="mrel"/>
+    <w:basedOn w:val="DefaultParagraphFont"/>
+    <w:rsid w:val="00956117"/>
+  </w:style>
+  <w:style w:type="character" w:styleId="PlaceholderText">
+    <w:name w:val="Placeholder Text"/>
+    <w:basedOn w:val="DefaultParagraphFont"/>
+    <w:uiPriority w:val="99"/>
+    <w:semiHidden/>
+    <w:rsid w:val="000628F4"/>
+    <w:rPr>
+      <w:color w:val="808080"/>
+    </w:rPr>
+  </w:style>
+  <w:style w:type="character" w:customStyle="1" w:styleId="mjx-char">
+    <w:name w:val="mjx-char"/>
+    <w:basedOn w:val="DefaultParagraphFont"/>
+    <w:rsid w:val="00B500D2"/>
   </w:style>
 </w:styles>
 </file>
@@ -4492,4 +6807,16 @@
     </a:ext>
   </a:extLst>
 </a:theme>
+</file>
+
+<file path=customXml/item1.xml><?xml version="1.0" encoding="utf-8"?>
+<b:Sources xmlns:b="http://schemas.openxmlformats.org/officeDocument/2006/bibliography" xmlns="http://schemas.openxmlformats.org/officeDocument/2006/bibliography" SelectedStyle="\APASixthEditionOfficeOnline.xsl" StyleName="APA" Version="6"/>
+</file>
+
+<file path=customXml/itemProps1.xml><?xml version="1.0" encoding="utf-8"?>
+<ds:datastoreItem xmlns:ds="http://schemas.openxmlformats.org/officeDocument/2006/customXml" ds:itemID="{F24DB74C-F912-4A37-AE46-42B1697661FA}">
+  <ds:schemaRefs>
+    <ds:schemaRef ds:uri="http://schemas.openxmlformats.org/officeDocument/2006/bibliography"/>
+  </ds:schemaRefs>
+</ds:datastoreItem>
 </file>
--- a/ZAPISKA/VKR.docx
+++ b/ZAPISKA/VKR.docx
@@ -826,21 +826,7 @@
           <w:rStyle w:val="ypks7kbdpwfgdykd3qb9"/>
           <w:rFonts w:cs="Liberation Serif"/>
         </w:rPr>
-        <w:t>mmWave</w:t>
-      </w:r>
-      <w:r>
-        <w:rPr>
-          <w:rStyle w:val="ypks7kbdpwfgdykd3qb9"/>
-          <w:rFonts w:cs="Liberation Serif"/>
-        </w:rPr>
-        <w:t xml:space="preserve"> - </w:t>
-      </w:r>
-      <w:r>
-        <w:rPr>
-          <w:rStyle w:val="ypks7kbdpwfgdykd3qb9"/>
-          <w:rFonts w:cs="Liberation Serif"/>
-        </w:rPr>
-        <w:t>Millimeter wave</w:t>
+        <w:t>mmWave - Millimeter wave</w:t>
       </w:r>
     </w:p>
     <w:p>
@@ -866,15 +852,7 @@
           <w:rFonts w:cs="Liberation Serif"/>
           <w:lang w:val="en-US"/>
         </w:rPr>
-        <w:t>FMCW</w:t>
-      </w:r>
-      <w:r>
-        <w:rPr>
-          <w:rStyle w:val="ypks7kbdpwfgdykd3qb9"/>
-          <w:rFonts w:cs="Liberation Serif"/>
-          <w:lang w:val="en-US"/>
-        </w:rPr>
-        <w:t xml:space="preserve">- </w:t>
+        <w:t xml:space="preserve">FMCW- </w:t>
       </w:r>
       <w:r>
         <w:rPr>
@@ -905,13 +883,7 @@
         <w:rPr>
           <w:rFonts w:cs="Liberation Serif"/>
         </w:rPr>
-        <w:t>ФНЧ</w:t>
-      </w:r>
-      <w:r>
-        <w:rPr>
-          <w:rFonts w:cs="Liberation Serif"/>
-        </w:rPr>
-        <w:t xml:space="preserve"> – фильтр нижних частот</w:t>
+        <w:t>ФНЧ – фильтр нижних частот</w:t>
       </w:r>
     </w:p>
     <w:p>
@@ -1678,6 +1650,7 @@
           <w:bCs/>
           <w:sz w:val="32"/>
           <w:szCs w:val="32"/>
+          <w:lang w:val="en-US"/>
         </w:rPr>
       </w:pPr>
     </w:p>
@@ -1690,6 +1663,7 @@
           <w:bCs/>
           <w:sz w:val="32"/>
           <w:szCs w:val="32"/>
+          <w:lang w:val="en-US"/>
         </w:rPr>
       </w:pPr>
     </w:p>
@@ -1702,6 +1676,7 @@
           <w:bCs/>
           <w:sz w:val="32"/>
           <w:szCs w:val="32"/>
+          <w:lang w:val="en-US"/>
         </w:rPr>
       </w:pPr>
     </w:p>
@@ -1714,6 +1689,7 @@
           <w:bCs/>
           <w:sz w:val="32"/>
           <w:szCs w:val="32"/>
+          <w:lang w:val="en-US"/>
         </w:rPr>
       </w:pPr>
     </w:p>
@@ -1726,6 +1702,7 @@
           <w:bCs/>
           <w:sz w:val="32"/>
           <w:szCs w:val="32"/>
+          <w:lang w:val="en-US"/>
         </w:rPr>
       </w:pPr>
     </w:p>
@@ -1738,6 +1715,7 @@
           <w:bCs/>
           <w:sz w:val="32"/>
           <w:szCs w:val="32"/>
+          <w:lang w:val="en-US"/>
         </w:rPr>
       </w:pPr>
     </w:p>
@@ -1750,6 +1728,7 @@
           <w:bCs/>
           <w:sz w:val="32"/>
           <w:szCs w:val="32"/>
+          <w:lang w:val="en-US"/>
         </w:rPr>
       </w:pPr>
     </w:p>
@@ -1762,6 +1741,7 @@
           <w:bCs/>
           <w:sz w:val="32"/>
           <w:szCs w:val="32"/>
+          <w:lang w:val="en-US"/>
         </w:rPr>
       </w:pPr>
     </w:p>
@@ -1774,6 +1754,7 @@
           <w:bCs/>
           <w:sz w:val="32"/>
           <w:szCs w:val="32"/>
+          <w:lang w:val="en-US"/>
         </w:rPr>
       </w:pPr>
     </w:p>
@@ -1786,6 +1767,7 @@
           <w:bCs/>
           <w:sz w:val="32"/>
           <w:szCs w:val="32"/>
+          <w:lang w:val="en-US"/>
         </w:rPr>
       </w:pPr>
     </w:p>
@@ -1798,6 +1780,7 @@
           <w:bCs/>
           <w:sz w:val="32"/>
           <w:szCs w:val="32"/>
+          <w:lang w:val="en-US"/>
         </w:rPr>
       </w:pPr>
     </w:p>
@@ -1810,6 +1793,7 @@
           <w:bCs/>
           <w:sz w:val="32"/>
           <w:szCs w:val="32"/>
+          <w:lang w:val="en-US"/>
         </w:rPr>
       </w:pPr>
     </w:p>
@@ -1822,6 +1806,7 @@
           <w:bCs/>
           <w:sz w:val="32"/>
           <w:szCs w:val="32"/>
+          <w:lang w:val="en-US"/>
         </w:rPr>
       </w:pPr>
     </w:p>
@@ -1834,6 +1819,7 @@
           <w:bCs/>
           <w:sz w:val="32"/>
           <w:szCs w:val="32"/>
+          <w:lang w:val="en-US"/>
         </w:rPr>
       </w:pPr>
     </w:p>
@@ -1846,6 +1832,7 @@
           <w:bCs/>
           <w:sz w:val="32"/>
           <w:szCs w:val="32"/>
+          <w:lang w:val="en-US"/>
         </w:rPr>
       </w:pPr>
     </w:p>
@@ -1858,6 +1845,7 @@
           <w:bCs/>
           <w:sz w:val="32"/>
           <w:szCs w:val="32"/>
+          <w:lang w:val="en-US"/>
         </w:rPr>
       </w:pPr>
     </w:p>
@@ -1870,6 +1858,7 @@
           <w:bCs/>
           <w:sz w:val="32"/>
           <w:szCs w:val="32"/>
+          <w:lang w:val="en-US"/>
         </w:rPr>
       </w:pPr>
     </w:p>
@@ -1882,6 +1871,7 @@
           <w:bCs/>
           <w:sz w:val="32"/>
           <w:szCs w:val="32"/>
+          <w:lang w:val="en-US"/>
         </w:rPr>
       </w:pPr>
     </w:p>
@@ -1894,6 +1884,7 @@
           <w:bCs/>
           <w:sz w:val="32"/>
           <w:szCs w:val="32"/>
+          <w:lang w:val="en-US"/>
         </w:rPr>
       </w:pPr>
     </w:p>
@@ -2078,19 +2069,7 @@
         <w:rPr>
           <w:rFonts w:cs="Liberation Serif"/>
         </w:rPr>
-        <w:t xml:space="preserve">Для достижения цели по разработке </w:t>
-      </w:r>
-      <w:r>
-        <w:rPr>
-          <w:rFonts w:cs="Liberation Serif"/>
-        </w:rPr>
-        <w:t>устройства определения расстояния на основе радиорадара</w:t>
-      </w:r>
-      <w:r>
-        <w:rPr>
-          <w:rFonts w:cs="Liberation Serif"/>
-        </w:rPr>
-        <w:t xml:space="preserve"> необходимо выполнить следующие задачи</w:t>
+        <w:t>Для достижения цели по разработке устройства определения расстояния на основе радиорадара необходимо выполнить следующие задачи</w:t>
       </w:r>
     </w:p>
     <w:p>
@@ -2225,30 +2204,6 @@
     </w:p>
     <w:p>
       <w:pPr>
-        <w:jc w:val="both"/>
-        <w:rPr>
-          <w:rFonts w:cs="Liberation Serif"/>
-        </w:rPr>
-      </w:pPr>
-    </w:p>
-    <w:p>
-      <w:pPr>
-        <w:jc w:val="both"/>
-        <w:rPr>
-          <w:rFonts w:cs="Liberation Serif"/>
-        </w:rPr>
-      </w:pPr>
-    </w:p>
-    <w:p>
-      <w:pPr>
-        <w:jc w:val="both"/>
-        <w:rPr>
-          <w:rFonts w:cs="Liberation Serif"/>
-        </w:rPr>
-      </w:pPr>
-    </w:p>
-    <w:p>
-      <w:pPr>
         <w:ind w:firstLine="0"/>
         <w:jc w:val="both"/>
         <w:rPr>
@@ -2258,29 +2213,776 @@
     </w:p>
     <w:p>
       <w:pPr>
+        <w:pStyle w:val="Title"/>
+        <w:rPr>
+          <w:rFonts w:cs="Liberation Serif"/>
+        </w:rPr>
+      </w:pPr>
+      <w:r>
+        <w:rPr>
+          <w:rFonts w:cs="Liberation Serif"/>
+        </w:rPr>
+        <w:lastRenderedPageBreak/>
+        <w:t>АНАЛИЗ ИЗВЕСТНЫХ МЕТОДОВ В РАССМАТРИВАЕМОЙ ОБЛАСТИ</w:t>
+      </w:r>
+    </w:p>
+    <w:p>
+      <w:pPr>
+        <w:rPr>
+          <w:rFonts w:cs="Liberation Serif"/>
+        </w:rPr>
+      </w:pPr>
+    </w:p>
+    <w:p>
+      <w:pPr>
+        <w:jc w:val="both"/>
+      </w:pPr>
+      <w:r>
+        <w:t>Для решения задачи определения расстояния до объектов в настоящее время существует широкий спектр технологий, каждая из которых имеет свои преимущества, недостатки и области применения. Выбор конкретного метода определения дальности зависит от требований к точности, дальности действия, условий окружающей среды, а также от допустимых массогабаритных и стоимостных ограничений.</w:t>
+      </w:r>
+    </w:p>
+    <w:p>
+      <w:pPr>
+        <w:jc w:val="both"/>
+      </w:pPr>
+      <w:r>
+        <w:t>Наиболее популярными среди систем по определению дальности являются:</w:t>
+      </w:r>
+    </w:p>
+    <w:p>
+      <w:pPr>
+        <w:pStyle w:val="ListParagraph"/>
+        <w:numPr>
+          <w:ilvl w:val="0"/>
+          <w:numId w:val="17"/>
+        </w:numPr>
+        <w:jc w:val="both"/>
+        <w:rPr>
+          <w:rFonts w:cs="Liberation Serif"/>
+        </w:rPr>
+      </w:pPr>
+      <w:r>
+        <w:rPr>
+          <w:rFonts w:cs="Liberation Serif"/>
+        </w:rPr>
+        <w:t xml:space="preserve">Лидары - </w:t>
+      </w:r>
+      <w:r>
+        <w:t>системы, измеряющие время распространения лазерного импульса</w:t>
+      </w:r>
+      <w:r>
+        <w:t>.</w:t>
+      </w:r>
+    </w:p>
+    <w:p>
+      <w:pPr>
+        <w:pStyle w:val="ListParagraph"/>
+        <w:numPr>
+          <w:ilvl w:val="0"/>
+          <w:numId w:val="17"/>
+        </w:numPr>
+        <w:jc w:val="both"/>
+        <w:rPr>
+          <w:rFonts w:cs="Liberation Serif"/>
+        </w:rPr>
+      </w:pPr>
+      <w:r>
+        <w:t>Опти</w:t>
+      </w:r>
+      <w:r>
+        <w:t xml:space="preserve">ческие системы (стереокамеры) – </w:t>
+      </w:r>
+      <w:r>
+        <w:t>методы, использующие анализ изображений</w:t>
+      </w:r>
+      <w:r>
+        <w:t xml:space="preserve"> </w:t>
+      </w:r>
+    </w:p>
+    <w:p>
+      <w:pPr>
+        <w:pStyle w:val="ListParagraph"/>
+        <w:numPr>
+          <w:ilvl w:val="0"/>
+          <w:numId w:val="17"/>
+        </w:numPr>
+        <w:jc w:val="both"/>
+        <w:rPr>
+          <w:rFonts w:cs="Liberation Serif"/>
+        </w:rPr>
+      </w:pPr>
+      <w:r>
+        <w:rPr>
+          <w:rStyle w:val="Strong"/>
+          <w:b w:val="0"/>
+          <w:bCs w:val="0"/>
+        </w:rPr>
+        <w:t>Сонары</w:t>
+      </w:r>
+      <w:r>
+        <w:t xml:space="preserve"> (ультразвуковые датчики) — активные акустические системы, широко применяемые в автомобильных парктрониках и мобильной робототехнике</w:t>
+      </w:r>
+      <w:r>
+        <w:t>.</w:t>
+      </w:r>
+    </w:p>
+    <w:p>
+      <w:pPr>
+        <w:pStyle w:val="Title"/>
+        <w:jc w:val="left"/>
+      </w:pPr>
+    </w:p>
+    <w:p/>
+    <w:p>
+      <w:pPr>
+        <w:pStyle w:val="Title"/>
+        <w:spacing w:line="360" w:lineRule="auto"/>
+        <w:rPr>
+          <w:lang w:val="en-US"/>
+        </w:rPr>
+      </w:pPr>
+      <w:r>
+        <w:t>Лидары</w:t>
+      </w:r>
+      <w:r>
+        <w:rPr>
+          <w:lang w:val="en-US"/>
+        </w:rPr>
+        <w:t xml:space="preserve"> </w:t>
+      </w:r>
+      <w:r>
+        <w:rPr>
+          <w:lang w:val="en-US"/>
+        </w:rPr>
+        <w:t xml:space="preserve">(LIDAR, </w:t>
+      </w:r>
+      <w:r>
+        <w:t>Light</w:t>
+      </w:r>
+      <w:r>
+        <w:rPr>
+          <w:lang w:val="en-US"/>
+        </w:rPr>
+        <w:t xml:space="preserve"> Detection and Ranging)</w:t>
+      </w:r>
+    </w:p>
+    <w:p>
+      <w:r>
+        <w:t xml:space="preserve">Лидарам называют класс устройств, которые </w:t>
+      </w:r>
+      <w:r>
+        <w:t>и</w:t>
+      </w:r>
+      <w:r>
+        <w:t>спользуют технологию испускания волн в оптическом (или ближнем к нему ) диапазоне для того чтобы оценить дальность до объекта (или свойство среды, через которое данное изл</w:t>
+      </w:r>
+      <w:r>
+        <w:t>у</w:t>
+      </w:r>
+      <w:r>
+        <w:t>чение проходит).</w:t>
+      </w:r>
+      <w:r>
+        <w:t xml:space="preserve"> </w:t>
+      </w:r>
+    </w:p>
+    <w:p>
+      <w:r>
+        <w:t>Одним из наиболее простых устройств, использующих при</w:t>
+      </w:r>
+      <w:r>
+        <w:t>н</w:t>
+      </w:r>
+      <w:r>
+        <w:t xml:space="preserve">цип лидара является </w:t>
+      </w:r>
+      <w:r>
+        <w:rPr>
+          <w:i/>
+          <w:iCs/>
+        </w:rPr>
+        <w:t xml:space="preserve">Лазерный дальномер – </w:t>
+      </w:r>
+      <w:r>
+        <w:t xml:space="preserve">оптический прибор, для </w:t>
+      </w:r>
+      <w:r>
+        <w:lastRenderedPageBreak/>
+        <w:t>измерения расстояния до одной цели, использующий лазер в качестве осветителя</w:t>
+      </w:r>
+      <w:r>
+        <w:rPr>
+          <w:i/>
+          <w:iCs/>
+        </w:rPr>
+        <w:t xml:space="preserve">. </w:t>
+      </w:r>
+      <w:r>
+        <w:t>Для измерения расстояния исполь</w:t>
+      </w:r>
+      <w:r>
+        <w:t>з</w:t>
+      </w:r>
+      <w:r>
+        <w:t>уются два принципа:</w:t>
+      </w:r>
+    </w:p>
+    <w:p>
+      <w:pPr>
+        <w:ind w:left="709" w:firstLine="11"/>
+      </w:pPr>
+      <w:r>
+        <w:t xml:space="preserve">- </w:t>
+      </w:r>
+      <w:r>
+        <w:rPr>
+          <w:b/>
+          <w:bCs/>
+        </w:rPr>
+        <w:t>времяпролетный</w:t>
+      </w:r>
+      <w:r>
+        <w:t xml:space="preserve"> – основан на измерении интервала времени прохождения лазерного узлучения до объекта и обратно. Такой подход требует точных таймеров с высоким разрешением, что может удорожить устройство.</w:t>
+      </w:r>
+      <w:r>
+        <w:br/>
+        <w:t xml:space="preserve">- </w:t>
+      </w:r>
+      <w:r>
+        <w:rPr>
+          <w:b/>
+          <w:bCs/>
+        </w:rPr>
+        <w:t>фазовый</w:t>
+      </w:r>
+      <w:r>
+        <w:t xml:space="preserve"> - основан на оценке сдвига фазы испущенного и принятого сигнала. Такой метод проще и дешевле времяпролетный, однако не даёт большой дальности. </w:t>
+      </w:r>
+    </w:p>
+    <w:p>
+      <w:pPr>
         <w:ind w:firstLine="0"/>
-        <w:jc w:val="both"/>
-        <w:rPr>
-          <w:rFonts w:cs="Liberation Serif"/>
-        </w:rPr>
-      </w:pPr>
-    </w:p>
-    <w:p>
-      <w:pPr>
-        <w:pStyle w:val="Title"/>
-        <w:rPr>
-          <w:rFonts w:cs="Liberation Serif"/>
-        </w:rPr>
-      </w:pPr>
-      <w:r>
-        <w:rPr>
-          <w:rFonts w:cs="Liberation Serif"/>
-        </w:rPr>
-        <w:t>АНАЛИЗ ИЗВЕСТНЫХ МЕТОДОВ В РАССМАТРИВАЕМОЙ ОБЛАСТИ</w:t>
-      </w:r>
-    </w:p>
-    <w:p>
-      <w:pPr>
+      </w:pPr>
+    </w:p>
+    <w:p>
+      <w:pPr>
+        <w:ind w:firstLine="0"/>
+      </w:pPr>
+      <w:r>
+        <w:t xml:space="preserve">Лазерный сканер – оптический прибор для измерения расстояния с модулем сканировния для перемещения дальномера в пространстве. </w:t>
+      </w:r>
+      <w:r>
+        <w:t xml:space="preserve">Существует несколько подходов по реализации данных устройств. </w:t>
+      </w:r>
+    </w:p>
+    <w:p>
+      <w:pPr>
+        <w:pStyle w:val="ListParagraph"/>
+        <w:numPr>
+          <w:ilvl w:val="0"/>
+          <w:numId w:val="18"/>
+        </w:numPr>
+      </w:pPr>
+      <w:r>
+        <w:rPr>
+          <w:i/>
+          <w:iCs/>
+        </w:rPr>
+        <w:t>Вращение лазерного модуля в пространстве.</w:t>
+      </w:r>
+      <w:r>
+        <w:t xml:space="preserve">  При таком подходе получается добиться двумерной картины, которая является плоскостной разверткой некоторой области пространства, такой подход является наиболее простым и дешевым, применя</w:t>
+      </w:r>
+      <w:r>
+        <w:t>е</w:t>
+      </w:r>
+      <w:r>
+        <w:t>тся сред</w:t>
+      </w:r>
+      <w:r>
+        <w:t>и</w:t>
+      </w:r>
+      <w:r>
+        <w:t xml:space="preserve"> бытовых роботов хозяйственного назначения. </w:t>
+      </w:r>
+    </w:p>
+    <w:p>
+      <w:pPr>
+        <w:pStyle w:val="ListParagraph"/>
+        <w:ind w:firstLine="0"/>
+      </w:pPr>
+      <w:r>
+        <w:t xml:space="preserve">Лидар </w:t>
+      </w:r>
+      <w:r>
+        <w:rPr>
+          <w:lang w:val="en-US"/>
+        </w:rPr>
+        <w:t>RPLIDAR</w:t>
+      </w:r>
+      <w:r>
+        <w:t xml:space="preserve"> </w:t>
+      </w:r>
+      <w:r>
+        <w:rPr>
+          <w:lang w:val="en-US"/>
+        </w:rPr>
+        <w:t>A</w:t>
+      </w:r>
+      <w:r>
+        <w:t>1</w:t>
+      </w:r>
+      <w:r>
+        <w:rPr>
+          <w:lang w:val="en-US"/>
+        </w:rPr>
+        <w:t>M</w:t>
+      </w:r>
+      <w:r>
+        <w:t>8</w:t>
+      </w:r>
+      <w:r>
+        <w:rPr>
+          <w:lang w:val="en-US"/>
+        </w:rPr>
+        <w:t> </w:t>
+      </w:r>
+      <w:r>
+        <w:t>360</w:t>
+      </w:r>
+      <w:r>
+        <w:t xml:space="preserve">, а также </w:t>
+      </w:r>
+      <w:r>
+        <w:t xml:space="preserve">карта занятости построенная по данным с облака точек такого типа </w:t>
+      </w:r>
+      <w:r>
+        <w:t>л</w:t>
+      </w:r>
+      <w:r>
+        <w:t xml:space="preserve">идаров </w:t>
+      </w:r>
+      <w:r>
+        <w:t>из</w:t>
+      </w:r>
+      <w:r>
+        <w:t>о</w:t>
+      </w:r>
+      <w:r>
+        <w:t>бражен</w:t>
+      </w:r>
+      <w:r>
+        <w:t>ы</w:t>
+      </w:r>
+      <w:r>
+        <w:t xml:space="preserve"> на рисунке 1.</w:t>
+      </w:r>
+    </w:p>
+    <w:p>
+      <w:pPr>
+        <w:jc w:val="both"/>
+        <w:rPr>
+          <w:rFonts w:cs="Liberation Serif"/>
+        </w:rPr>
+      </w:pPr>
+    </w:p>
+    <w:p>
+      <w:pPr>
+        <w:jc w:val="both"/>
+        <w:rPr>
+          <w:rFonts w:cs="Liberation Serif"/>
+        </w:rPr>
+      </w:pPr>
+      <w:r>
+        <w:rPr>
+          <w:noProof/>
+          <w14:ligatures w14:val="standardContextual"/>
+        </w:rPr>
+        <w:lastRenderedPageBreak/>
+        <w:drawing>
+          <wp:inline distT="0" distB="0" distL="0" distR="0" wp14:anchorId="124FC678" wp14:editId="1AD5D146">
+            <wp:extent cx="2075291" cy="1785491"/>
+            <wp:effectExtent l="0" t="0" r="1270" b="5715"/>
+            <wp:docPr id="6" name="Picture 6"/>
+            <wp:cNvGraphicFramePr>
+              <a:graphicFrameLocks xmlns:a="http://schemas.openxmlformats.org/drawingml/2006/main" noChangeAspect="1"/>
+            </wp:cNvGraphicFramePr>
+            <a:graphic xmlns:a="http://schemas.openxmlformats.org/drawingml/2006/main">
+              <a:graphicData uri="http://schemas.openxmlformats.org/drawingml/2006/picture">
+                <pic:pic xmlns:pic="http://schemas.openxmlformats.org/drawingml/2006/picture">
+                  <pic:nvPicPr>
+                    <pic:cNvPr id="1" name=""/>
+                    <pic:cNvPicPr/>
+                  </pic:nvPicPr>
+                  <pic:blipFill rotWithShape="1">
+                    <a:blip r:embed="rId8"/>
+                    <a:srcRect r="58127"/>
+                    <a:stretch/>
+                  </pic:blipFill>
+                  <pic:spPr bwMode="auto">
+                    <a:xfrm>
+                      <a:off x="0" y="0"/>
+                      <a:ext cx="2080144" cy="1789666"/>
+                    </a:xfrm>
+                    <a:prstGeom prst="rect">
+                      <a:avLst/>
+                    </a:prstGeom>
+                    <a:ln>
+                      <a:noFill/>
+                    </a:ln>
+                    <a:extLst>
+                      <a:ext uri="{53640926-AAD7-44D8-BBD7-CCE9431645EC}">
+                        <a14:shadowObscured xmlns:a14="http://schemas.microsoft.com/office/drawing/2010/main"/>
+                      </a:ext>
+                    </a:extLst>
+                  </pic:spPr>
+                </pic:pic>
+              </a:graphicData>
+            </a:graphic>
+          </wp:inline>
+        </w:drawing>
+      </w:r>
+      <w:r>
+        <w:rPr>
+          <w:noProof/>
+          <w14:ligatures w14:val="standardContextual"/>
+        </w:rPr>
+        <w:drawing>
+          <wp:inline distT="0" distB="0" distL="0" distR="0" wp14:anchorId="19FBB7C6" wp14:editId="6A2D78E9">
+            <wp:extent cx="2964651" cy="1768365"/>
+            <wp:effectExtent l="0" t="0" r="7620" b="3810"/>
+            <wp:docPr id="7" name="Picture 7"/>
+            <wp:cNvGraphicFramePr>
+              <a:graphicFrameLocks xmlns:a="http://schemas.openxmlformats.org/drawingml/2006/main" noChangeAspect="1"/>
+            </wp:cNvGraphicFramePr>
+            <a:graphic xmlns:a="http://schemas.openxmlformats.org/drawingml/2006/main">
+              <a:graphicData uri="http://schemas.openxmlformats.org/drawingml/2006/picture">
+                <pic:pic xmlns:pic="http://schemas.openxmlformats.org/drawingml/2006/picture">
+                  <pic:nvPicPr>
+                    <pic:cNvPr id="1" name=""/>
+                    <pic:cNvPicPr/>
+                  </pic:nvPicPr>
+                  <pic:blipFill>
+                    <a:blip r:embed="rId9"/>
+                    <a:stretch>
+                      <a:fillRect/>
+                    </a:stretch>
+                  </pic:blipFill>
+                  <pic:spPr>
+                    <a:xfrm>
+                      <a:off x="0" y="0"/>
+                      <a:ext cx="3020783" cy="1801847"/>
+                    </a:xfrm>
+                    <a:prstGeom prst="rect">
+                      <a:avLst/>
+                    </a:prstGeom>
+                  </pic:spPr>
+                </pic:pic>
+              </a:graphicData>
+            </a:graphic>
+          </wp:inline>
+        </w:drawing>
+      </w:r>
+    </w:p>
+    <w:p>
+      <w:pPr>
+        <w:jc w:val="both"/>
+        <w:rPr>
+          <w:rFonts w:cs="Liberation Serif"/>
+        </w:rPr>
+      </w:pPr>
+    </w:p>
+    <w:p>
+      <w:pPr>
+        <w:pStyle w:val="Risunok"/>
+      </w:pPr>
+      <w:r>
+        <w:rPr>
+          <w:lang w:val="en-US"/>
+        </w:rPr>
+        <w:t>RPLIDAR</w:t>
+      </w:r>
+      <w:r>
+        <w:t xml:space="preserve"> </w:t>
+      </w:r>
+      <w:r>
+        <w:rPr>
+          <w:lang w:val="en-US"/>
+        </w:rPr>
+        <w:t>A</w:t>
+      </w:r>
+      <w:r>
+        <w:t>1</w:t>
+      </w:r>
+      <w:r>
+        <w:rPr>
+          <w:lang w:val="en-US"/>
+        </w:rPr>
+        <w:t>M</w:t>
+      </w:r>
+      <w:r>
+        <w:t>8</w:t>
+      </w:r>
+      <w:r>
+        <w:rPr>
+          <w:lang w:val="en-US"/>
+        </w:rPr>
+        <w:t> </w:t>
+      </w:r>
+      <w:r>
+        <w:t>360</w:t>
+      </w:r>
+      <w:r>
+        <w:t xml:space="preserve"> (слева), Карта занятости (справа)</w:t>
+      </w:r>
+    </w:p>
+    <w:p>
+      <w:pPr>
+        <w:pStyle w:val="Risunok"/>
+        <w:numPr>
+          <w:ilvl w:val="0"/>
+          <w:numId w:val="0"/>
+        </w:numPr>
+        <w:ind w:left="720"/>
+        <w:jc w:val="left"/>
+      </w:pPr>
+    </w:p>
+    <w:p>
+      <w:pPr>
+        <w:pStyle w:val="ListParagraph"/>
+        <w:numPr>
+          <w:ilvl w:val="0"/>
+          <w:numId w:val="18"/>
+        </w:numPr>
+        <w:jc w:val="both"/>
+        <w:rPr>
+          <w:rFonts w:cs="Liberation Serif"/>
+          <w:i/>
+          <w:iCs/>
+        </w:rPr>
+      </w:pPr>
+      <w:r>
+        <w:rPr>
+          <w:rFonts w:cs="Liberation Serif"/>
+          <w:i/>
+          <w:iCs/>
+        </w:rPr>
+        <w:t xml:space="preserve">Использование мультилазерной системы. </w:t>
+      </w:r>
+    </w:p>
+    <w:p>
+      <w:r>
+        <w:t>В случае необходимости получения пространственных картин с высокой</w:t>
+      </w:r>
+      <w:r>
+        <w:t xml:space="preserve"> </w:t>
+      </w:r>
+      <w:r>
+        <w:t>частотой или высоким разрешением можно использование нескольких</w:t>
+      </w:r>
+      <w:r>
+        <w:t xml:space="preserve"> </w:t>
+      </w:r>
+      <w:r>
+        <w:t>лазерных модулей в статическом или динамическом режиме. Основной</w:t>
+      </w:r>
+      <w:r>
+        <w:t xml:space="preserve"> </w:t>
+      </w:r>
+      <w:r>
+        <w:t>недостаток - дороговизна устройств и их сложность. Такие решения иногда</w:t>
+      </w:r>
+      <w:r>
+        <w:t xml:space="preserve"> также </w:t>
+      </w:r>
+      <w:r>
+        <w:t>называют лидарами</w:t>
+      </w:r>
+      <w:r>
+        <w:t xml:space="preserve"> (рисунок 2) </w:t>
+      </w:r>
+      <w:r>
+        <w:t>.</w:t>
+      </w:r>
+    </w:p>
+    <w:p/>
+    <w:p>
+      <w:r>
+        <w:rPr>
+          <w:noProof/>
+          <w14:ligatures w14:val="standardContextual"/>
+        </w:rPr>
+        <w:drawing>
+          <wp:inline distT="0" distB="0" distL="0" distR="0" wp14:anchorId="15CD533A" wp14:editId="00FEA34D">
+            <wp:extent cx="1987826" cy="2174800"/>
+            <wp:effectExtent l="0" t="0" r="0" b="0"/>
+            <wp:docPr id="9" name="Picture 9"/>
+            <wp:cNvGraphicFramePr>
+              <a:graphicFrameLocks xmlns:a="http://schemas.openxmlformats.org/drawingml/2006/main" noChangeAspect="1"/>
+            </wp:cNvGraphicFramePr>
+            <a:graphic xmlns:a="http://schemas.openxmlformats.org/drawingml/2006/main">
+              <a:graphicData uri="http://schemas.openxmlformats.org/drawingml/2006/picture">
+                <pic:pic xmlns:pic="http://schemas.openxmlformats.org/drawingml/2006/picture">
+                  <pic:nvPicPr>
+                    <pic:cNvPr id="1" name=""/>
+                    <pic:cNvPicPr/>
+                  </pic:nvPicPr>
+                  <pic:blipFill>
+                    <a:blip r:embed="rId10"/>
+                    <a:stretch>
+                      <a:fillRect/>
+                    </a:stretch>
+                  </pic:blipFill>
+                  <pic:spPr>
+                    <a:xfrm>
+                      <a:off x="0" y="0"/>
+                      <a:ext cx="1992097" cy="2179472"/>
+                    </a:xfrm>
+                    <a:prstGeom prst="rect">
+                      <a:avLst/>
+                    </a:prstGeom>
+                  </pic:spPr>
+                </pic:pic>
+              </a:graphicData>
+            </a:graphic>
+          </wp:inline>
+        </w:drawing>
+      </w:r>
+      <w:r>
+        <w:rPr>
+          <w:noProof/>
+        </w:rPr>
+        <w:drawing>
+          <wp:inline distT="0" distB="0" distL="0" distR="0" wp14:anchorId="36FCBD5C" wp14:editId="18F93BA1">
+            <wp:extent cx="2850627" cy="2282024"/>
+            <wp:effectExtent l="0" t="0" r="6985" b="4445"/>
+            <wp:docPr id="8" name="Picture 8"/>
+            <wp:cNvGraphicFramePr>
+              <a:graphicFrameLocks xmlns:a="http://schemas.openxmlformats.org/drawingml/2006/main" noChangeAspect="1"/>
+            </wp:cNvGraphicFramePr>
+            <a:graphic xmlns:a="http://schemas.openxmlformats.org/drawingml/2006/main">
+              <a:graphicData uri="http://schemas.openxmlformats.org/drawingml/2006/picture">
+                <pic:pic xmlns:pic="http://schemas.openxmlformats.org/drawingml/2006/picture">
+                  <pic:nvPicPr>
+                    <pic:cNvPr id="1" name=""/>
+                    <pic:cNvPicPr/>
+                  </pic:nvPicPr>
+                  <pic:blipFill>
+                    <a:blip r:embed="rId11"/>
+                    <a:stretch>
+                      <a:fillRect/>
+                    </a:stretch>
+                  </pic:blipFill>
+                  <pic:spPr>
+                    <a:xfrm>
+                      <a:off x="0" y="0"/>
+                      <a:ext cx="2853301" cy="2284164"/>
+                    </a:xfrm>
+                    <a:prstGeom prst="rect">
+                      <a:avLst/>
+                    </a:prstGeom>
+                  </pic:spPr>
+                </pic:pic>
+              </a:graphicData>
+            </a:graphic>
+          </wp:inline>
+        </w:drawing>
+      </w:r>
+    </w:p>
+    <w:p/>
+    <w:p>
+      <w:pPr>
+        <w:pStyle w:val="Risunok"/>
+      </w:pPr>
+      <w:r>
+        <w:t>Пример мультилазерной системы.</w:t>
+      </w:r>
+    </w:p>
+    <w:p/>
+    <w:p>
+      <w:pPr>
+        <w:rPr>
+          <w:rFonts w:cs="Liberation Serif"/>
+        </w:rPr>
+      </w:pPr>
+    </w:p>
+    <w:p/>
+    <w:p>
+      <w:pPr>
+        <w:ind w:left="360" w:firstLine="0"/>
+        <w:jc w:val="both"/>
+        <w:rPr>
+          <w:rFonts w:cs="Liberation Serif"/>
+        </w:rPr>
+      </w:pPr>
+    </w:p>
+    <w:p>
+      <w:pPr>
+        <w:jc w:val="both"/>
+        <w:rPr>
+          <w:rFonts w:cs="Liberation Serif"/>
+        </w:rPr>
+      </w:pPr>
+    </w:p>
+    <w:p>
+      <w:pPr>
+        <w:jc w:val="both"/>
+        <w:rPr>
+          <w:rFonts w:cs="Liberation Serif"/>
+        </w:rPr>
+      </w:pPr>
+    </w:p>
+    <w:p>
+      <w:pPr>
+        <w:jc w:val="both"/>
+        <w:rPr>
+          <w:rFonts w:cs="Liberation Serif"/>
+        </w:rPr>
+      </w:pPr>
+    </w:p>
+    <w:p>
+      <w:pPr>
+        <w:jc w:val="both"/>
+        <w:rPr>
+          <w:rFonts w:cs="Liberation Serif"/>
+        </w:rPr>
+      </w:pPr>
+    </w:p>
+    <w:p>
+      <w:pPr>
+        <w:jc w:val="both"/>
+        <w:rPr>
+          <w:rFonts w:cs="Liberation Serif"/>
+        </w:rPr>
+      </w:pPr>
+    </w:p>
+    <w:p>
+      <w:pPr>
+        <w:jc w:val="both"/>
+        <w:rPr>
+          <w:rFonts w:cs="Liberation Serif"/>
+        </w:rPr>
+      </w:pPr>
+    </w:p>
+    <w:p>
+      <w:pPr>
+        <w:jc w:val="both"/>
+        <w:rPr>
+          <w:rFonts w:cs="Liberation Serif"/>
+        </w:rPr>
+      </w:pPr>
+    </w:p>
+    <w:p>
+      <w:pPr>
+        <w:jc w:val="both"/>
+        <w:rPr>
+          <w:rFonts w:cs="Liberation Serif"/>
+        </w:rPr>
+      </w:pPr>
+    </w:p>
+    <w:p>
+      <w:pPr>
+        <w:jc w:val="both"/>
         <w:rPr>
           <w:rFonts w:cs="Liberation Serif"/>
         </w:rPr>
@@ -2328,23 +3030,11 @@
         <w:t>непрерывное излучение с частотной модуляцией (FMCW)</w:t>
       </w:r>
       <w:r>
-        <w:t xml:space="preserve">. FMCW — это метод радиолокации, основанный на излучении непрерывного сигнала с </w:t>
-      </w:r>
-      <w:r>
-        <w:t xml:space="preserve">линейной </w:t>
-      </w:r>
-      <w:r>
-        <w:t>частотной модуляцией</w:t>
-      </w:r>
-      <w:r>
-        <w:t xml:space="preserve"> (ЛЧМ)</w:t>
-      </w:r>
-      <w:r>
-        <w:t xml:space="preserve">. В отличие от классических импульсных радаров, которые излучают короткие мощные импульсы и измеряют время их возвращения, FMCW-радары работают в режиме непрерывного излучения. Это обеспечивает ряд важных преимуществ, особенно в задачах ближней радиолокации. FMCW-радары передают непрерывный сигнал с частотной модуляцией для измерения дальности, угла и скорости, что отличает их от </w:t>
+        <w:t xml:space="preserve">. FMCW — это метод радиолокации, основанный на излучении </w:t>
       </w:r>
       <w:r>
         <w:lastRenderedPageBreak/>
-        <w:t>традиционных импульсных систем. Пример формирования FMCW-сигнала показан на рисунке 1.</w:t>
+        <w:t>непрерывного сигнала с линейной частотной модуляцией (ЛЧМ). В отличие от классических импульсных радаров, которые излучают короткие мощные импульсы и измеряют время их возвращения, FMCW-радары работают в режиме непрерывного излучения. Это обеспечивает ряд важных преимуществ, особенно в задачах ближней радиолокации. FMCW-радары передают непрерывный сигнал с частотной модуляцией для измерения дальности, угла и скорости, что отличает их от традиционных импульсных систем. Пример формирования FMCW-сигнала показан на рисунке 1.</w:t>
       </w:r>
     </w:p>
     <w:p>
@@ -2396,7 +3086,7 @@
                     </pic:cNvPicPr>
                   </pic:nvPicPr>
                   <pic:blipFill rotWithShape="1">
-                    <a:blip r:embed="rId8">
+                    <a:blip r:embed="rId12">
                       <a:extLst>
                         <a:ext uri="{28A0092B-C50C-407E-A947-70E740481C1C}">
                           <a14:useLocalDpi xmlns:a14="http://schemas.microsoft.com/office/drawing/2010/main" val="0"/>
@@ -2465,7 +3155,6 @@
           <w:rFonts w:cs="Liberation Serif"/>
           <w:b/>
           <w:bCs/>
-          <w:lang w:val="en-US"/>
         </w:rPr>
       </w:pPr>
       <w:r>
@@ -2474,16 +3163,8 @@
           <w:b w:val="0"/>
           <w:bCs w:val="0"/>
         </w:rPr>
-        <w:t xml:space="preserve">На рисунке 2 показана упрощённая структурная схема внутреннего устройства FMCW-радара. Генератор пилообразного сигнала формирует напряжение, которое управляет частотой передатчика. Передающая антенна (TX) излучает высокочастотный электромагнитный сигнал, частота которого линейно изменяется согласно управляющему сигналу. Отражённый от препятствия сигнал поступает на приёмную антенну (RX). Сигналы с обеих антенн подаются на смеситель (аналоговый </w:t>
-      </w:r>
-      <w:r>
-        <w:rPr>
-          <w:rStyle w:val="Strong"/>
-          <w:b w:val="0"/>
-          <w:bCs w:val="0"/>
-        </w:rPr>
         <w:lastRenderedPageBreak/>
-        <w:t>умножитель), на выходе которого формируется так называемый промежуточный, сигнал</w:t>
+        <w:t>На рисунке 2 показана упрощённая структурная схема внутреннего устройства FMCW-радара. Генератор пилообразного сигнала формирует напряжение, которое управляет частотой передатчика. Передающая антенна (TX) излучает высокочастотный электромагнитный сигнал, частота которого линейно изменяется согласно управляющему сигналу. Отражённый от препятствия сигнал поступает на приёмную антенну (RX). Сигналы с обеих антенн подаются на смеситель (аналоговый умножитель), на выходе которого формируется так называемый промежуточный, сигнал</w:t>
       </w:r>
       <w:r>
         <w:rPr>
@@ -2579,7 +3260,7 @@
                     <pic:cNvPicPr/>
                   </pic:nvPicPr>
                   <pic:blipFill rotWithShape="1">
-                    <a:blip r:embed="rId9"/>
+                    <a:blip r:embed="rId13"/>
                     <a:srcRect l="1442" t="1805"/>
                     <a:stretch/>
                   </pic:blipFill>
@@ -2711,6 +3392,7 @@
                 <w:szCs w:val="28"/>
                 <w:lang w:val="ru-RU"/>
               </w:rPr>
+              <w:lastRenderedPageBreak/>
               <w:t>2</w:t>
             </w:r>
             <m:oMath>
@@ -2899,17 +3581,7 @@
                   <w:szCs w:val="28"/>
                   <w:lang w:val="ru-RU"/>
                 </w:rPr>
-                <m:t>​</m:t>
-              </m:r>
-              <m:r>
-                <w:rPr>
-                  <w:rStyle w:val="vlist-s"/>
-                  <w:rFonts w:ascii="Cambria Math" w:hAnsi="Cambria Math"/>
-                  <w:sz w:val="28"/>
-                  <w:szCs w:val="28"/>
-                  <w:lang w:val="ru-RU"/>
-                </w:rPr>
-                <m:t>​</m:t>
+                <m:t>​​</m:t>
               </m:r>
               <m:r>
                 <w:rPr>
@@ -3032,17 +3704,7 @@
                   <w:szCs w:val="28"/>
                   <w:lang w:val="ru-RU"/>
                 </w:rPr>
-                <m:t>​</m:t>
-              </m:r>
-              <m:r>
-                <w:rPr>
-                  <w:rStyle w:val="vlist-s"/>
-                  <w:rFonts w:ascii="Cambria Math" w:hAnsi="Cambria Math"/>
-                  <w:sz w:val="28"/>
-                  <w:szCs w:val="28"/>
-                  <w:lang w:val="ru-RU"/>
-                </w:rPr>
-                <m:t>​</m:t>
+                <m:t>​​</m:t>
               </m:r>
               <m:r>
                 <w:rPr>
@@ -3231,17 +3893,7 @@
                   <w:szCs w:val="28"/>
                   <w:lang w:val="ru-RU"/>
                 </w:rPr>
-                <m:t>​</m:t>
-              </m:r>
-              <m:r>
-                <w:rPr>
-                  <w:rStyle w:val="vlist-s"/>
-                  <w:rFonts w:ascii="Cambria Math" w:hAnsi="Cambria Math"/>
-                  <w:sz w:val="28"/>
-                  <w:szCs w:val="28"/>
-                  <w:lang w:val="ru-RU"/>
-                </w:rPr>
-                <m:t>​</m:t>
+                <m:t>​​</m:t>
               </m:r>
               <m:r>
                 <w:rPr>
@@ -3297,17 +3949,7 @@
                   <w:szCs w:val="28"/>
                   <w:lang w:val="ru-RU"/>
                 </w:rPr>
-                <m:t>​</m:t>
-              </m:r>
-              <m:r>
-                <w:rPr>
-                  <w:rStyle w:val="vlist-s"/>
-                  <w:rFonts w:ascii="Cambria Math" w:hAnsi="Cambria Math"/>
-                  <w:sz w:val="28"/>
-                  <w:szCs w:val="28"/>
-                  <w:lang w:val="ru-RU"/>
-                </w:rPr>
-                <m:t>​</m:t>
+                <m:t>​​</m:t>
               </m:r>
               <m:r>
                 <w:rPr>
@@ -3387,7 +4029,6 @@
         <w:rPr>
           <w:rFonts w:cs="Liberation Serif"/>
         </w:rPr>
-        <w:lastRenderedPageBreak/>
         <w:t>Необходимость смесителя можно понять также на графическом примере, рассмотрев изменения частоты сигнала передатчика и приемника в зависимости от времени на рисунке 3.</w:t>
       </w:r>
     </w:p>
@@ -3427,7 +4068,7 @@
                     <pic:cNvPicPr/>
                   </pic:nvPicPr>
                   <pic:blipFill>
-                    <a:blip r:embed="rId10"/>
+                    <a:blip r:embed="rId14"/>
                     <a:stretch>
                       <a:fillRect/>
                     </a:stretch>
@@ -3523,7 +4164,14 @@
         <w:rPr>
           <w:rFonts w:cs="Liberation Serif"/>
         </w:rPr>
-        <w:t xml:space="preserve"> антенне представляет из себя такой же, как модулирующий сигнал на антене </w:t>
+        <w:t xml:space="preserve"> антенне представляет из себя такой же, как </w:t>
+      </w:r>
+      <w:r>
+        <w:rPr>
+          <w:rFonts w:cs="Liberation Serif"/>
+        </w:rPr>
+        <w:lastRenderedPageBreak/>
+        <w:t xml:space="preserve">модулирующий сигнал на антене </w:t>
       </w:r>
       <w:r>
         <w:rPr>
@@ -3665,16 +4313,7 @@
                     <w:szCs w:val="28"/>
                     <w:lang w:val="ru-RU"/>
                   </w:rPr>
-                  <m:t>,</m:t>
-                </m:r>
-                <m:r>
-                  <w:rPr>
-                    <w:rFonts w:ascii="Cambria Math" w:hAnsi="Cambria Math" w:cs="Liberation Serif"/>
-                    <w:sz w:val="28"/>
-                    <w:szCs w:val="28"/>
-                    <w:lang w:val="ru-RU"/>
-                  </w:rPr>
-                  <m:t xml:space="preserve"> </m:t>
+                  <m:t xml:space="preserve">, </m:t>
                 </m:r>
               </m:oMath>
             </m:oMathPara>
@@ -3712,7 +4351,6 @@
         <w:rPr>
           <w:rFonts w:cs="Liberation Serif"/>
         </w:rPr>
-        <w:lastRenderedPageBreak/>
         <w:t xml:space="preserve">где </w:t>
       </w:r>
       <w:r>
@@ -3799,176 +4437,6 @@
           <w:color w:val="FF0000"/>
         </w:rPr>
         <w:t xml:space="preserve">: </w:t>
-      </w:r>
-    </w:p>
-    <w:tbl>
-      <w:tblPr>
-        <w:tblStyle w:val="TableGrid"/>
-        <w:tblpPr w:leftFromText="180" w:rightFromText="180" w:vertAnchor="text" w:horzAnchor="margin" w:tblpY="86"/>
-        <w:tblW w:w="10098" w:type="dxa"/>
-        <w:tblLook w:val="04A0" w:firstRow="1" w:lastRow="0" w:firstColumn="1" w:lastColumn="0" w:noHBand="0" w:noVBand="1"/>
-      </w:tblPr>
-      <w:tblGrid>
-        <w:gridCol w:w="8875"/>
-        <w:gridCol w:w="1223"/>
-      </w:tblGrid>
-      <w:tr>
-        <w:trPr>
-          <w:trHeight w:val="418"/>
-        </w:trPr>
-        <w:tc>
-          <w:tcPr>
-            <w:tcW w:w="8875" w:type="dxa"/>
-          </w:tcPr>
-          <w:p>
-            <w:pPr>
-              <w:pStyle w:val="ds-markdown-paragraph"/>
-              <w:jc w:val="center"/>
-              <w:rPr>
-                <w:rFonts w:ascii="Liberation Serif" w:hAnsi="Liberation Serif" w:cs="Liberation Serif"/>
-                <w:i/>
-                <w:iCs/>
-                <w:color w:val="FF0000"/>
-                <w:sz w:val="28"/>
-                <w:szCs w:val="28"/>
-                <w:lang w:val="ru-RU"/>
-              </w:rPr>
-            </w:pPr>
-            <m:oMathPara>
-              <m:oMath>
-                <m:r>
-                  <w:rPr>
-                    <w:rStyle w:val="mop"/>
-                    <w:rFonts w:ascii="Cambria Math" w:hAnsi="Cambria Math"/>
-                    <w:color w:val="FF0000"/>
-                    <w:sz w:val="28"/>
-                    <w:szCs w:val="28"/>
-                  </w:rPr>
-                  <m:t>cos</m:t>
-                </m:r>
-                <m:r>
-                  <w:rPr>
-                    <w:rStyle w:val="mopen"/>
-                    <w:rFonts w:ascii="Cambria Math" w:hAnsi="Cambria Math"/>
-                    <w:color w:val="FF0000"/>
-                    <w:sz w:val="28"/>
-                    <w:szCs w:val="28"/>
-                    <w:lang w:val="ru-RU"/>
-                  </w:rPr>
-                  <m:t>(</m:t>
-                </m:r>
-                <m:r>
-                  <w:rPr>
-                    <w:rStyle w:val="mord"/>
-                    <w:rFonts w:ascii="Cambria Math" w:hAnsi="Cambria Math"/>
-                    <w:color w:val="FF0000"/>
-                    <w:sz w:val="28"/>
-                    <w:szCs w:val="28"/>
-                    <w:lang w:val="ru-RU"/>
-                  </w:rPr>
-                  <m:t>2</m:t>
-                </m:r>
-                <m:r>
-                  <w:rPr>
-                    <w:rStyle w:val="mord"/>
-                    <w:rFonts w:ascii="Cambria Math" w:hAnsi="Cambria Math"/>
-                    <w:color w:val="FF0000"/>
-                    <w:sz w:val="28"/>
-                    <w:szCs w:val="28"/>
-                  </w:rPr>
-                  <m:t>π</m:t>
-                </m:r>
-                <m:r>
-                  <w:rPr>
-                    <w:rStyle w:val="mord"/>
-                    <w:rFonts w:ascii="Cambria Math" w:hAnsi="Cambria Math"/>
-                    <w:color w:val="FF0000"/>
-                    <w:sz w:val="28"/>
-                    <w:szCs w:val="28"/>
-                  </w:rPr>
-                  <m:t>f</m:t>
-                </m:r>
-                <m:r>
-                  <w:rPr>
-                    <w:rStyle w:val="vlist-s"/>
-                    <w:rFonts w:ascii="Cambria Math" w:hAnsi="Cambria Math"/>
-                    <w:color w:val="FF0000"/>
-                    <w:sz w:val="28"/>
-                    <w:szCs w:val="28"/>
-                    <w:lang w:val="ru-RU"/>
-                  </w:rPr>
-                  <m:t>​​</m:t>
-                </m:r>
-                <m:r>
-                  <w:rPr>
-                    <w:rStyle w:val="mord"/>
-                    <w:rFonts w:ascii="Cambria Math" w:hAnsi="Cambria Math"/>
-                    <w:color w:val="FF0000"/>
-                    <w:sz w:val="28"/>
-                    <w:szCs w:val="28"/>
-                  </w:rPr>
-                  <m:t>t</m:t>
-                </m:r>
-                <m:r>
-                  <w:rPr>
-                    <w:rStyle w:val="mclose"/>
-                    <w:rFonts w:ascii="Cambria Math" w:hAnsi="Cambria Math"/>
-                    <w:color w:val="FF0000"/>
-                    <w:sz w:val="28"/>
-                    <w:szCs w:val="28"/>
-                    <w:lang w:val="ru-RU"/>
-                  </w:rPr>
-                  <m:t>)</m:t>
-                </m:r>
-              </m:oMath>
-            </m:oMathPara>
-          </w:p>
-        </w:tc>
-        <w:tc>
-          <w:tcPr>
-            <w:tcW w:w="1223" w:type="dxa"/>
-          </w:tcPr>
-          <w:p>
-            <w:pPr>
-              <w:pStyle w:val="frml"/>
-              <w:framePr w:hSpace="0" w:wrap="auto" w:vAnchor="margin" w:hAnchor="text" w:yAlign="inline"/>
-              <w:rPr>
-                <w:color w:val="FF0000"/>
-              </w:rPr>
-            </w:pPr>
-          </w:p>
-        </w:tc>
-      </w:tr>
-    </w:tbl>
-    <w:p>
-      <w:pPr>
-        <w:jc w:val="both"/>
-        <w:rPr>
-          <w:rFonts w:cs="Liberation Serif"/>
-          <w:color w:val="FF0000"/>
-        </w:rPr>
-      </w:pPr>
-      <w:r>
-        <w:rPr>
-          <w:rFonts w:cs="Liberation Serif"/>
-          <w:color w:val="FF0000"/>
-        </w:rPr>
-        <w:t xml:space="preserve">, тогда сигнал с антенны </w:t>
-      </w:r>
-      <w:r>
-        <w:rPr>
-          <w:rFonts w:cs="Liberation Serif"/>
-          <w:color w:val="FF0000"/>
-          <w:lang w:val="en-US"/>
-        </w:rPr>
-        <w:t>RX</w:t>
-      </w:r>
-      <w:r>
-        <w:rPr>
-          <w:rFonts w:cs="Liberation Serif"/>
-          <w:color w:val="FF0000"/>
-        </w:rPr>
-        <w:t>:</w:t>
       </w:r>
     </w:p>
     <w:tbl>
@@ -4061,7 +4529,124 @@
                 </m:r>
                 <m:r>
                   <w:rPr>
-                    <w:rStyle w:val="vlist-s"/>
+                    <w:rStyle w:val="mord"/>
+                    <w:rFonts w:ascii="Cambria Math" w:hAnsi="Cambria Math"/>
+                    <w:color w:val="FF0000"/>
+                    <w:sz w:val="28"/>
+                    <w:szCs w:val="28"/>
+                  </w:rPr>
+                  <m:t>t</m:t>
+                </m:r>
+                <m:r>
+                  <w:rPr>
+                    <w:rStyle w:val="mclose"/>
+                    <w:rFonts w:ascii="Cambria Math" w:hAnsi="Cambria Math"/>
+                    <w:color w:val="FF0000"/>
+                    <w:sz w:val="28"/>
+                    <w:szCs w:val="28"/>
+                    <w:lang w:val="ru-RU"/>
+                  </w:rPr>
+                  <m:t>)</m:t>
+                </m:r>
+              </m:oMath>
+            </m:oMathPara>
+          </w:p>
+        </w:tc>
+        <w:tc>
+          <w:tcPr>
+            <w:tcW w:w="1223" w:type="dxa"/>
+          </w:tcPr>
+          <w:p>
+            <w:pPr>
+              <w:pStyle w:val="frml"/>
+              <w:framePr w:hSpace="0" w:wrap="auto" w:vAnchor="margin" w:hAnchor="text" w:yAlign="inline"/>
+              <w:rPr>
+                <w:color w:val="FF0000"/>
+              </w:rPr>
+            </w:pPr>
+          </w:p>
+        </w:tc>
+      </w:tr>
+    </w:tbl>
+    <w:p>
+      <w:pPr>
+        <w:jc w:val="both"/>
+        <w:rPr>
+          <w:rFonts w:cs="Liberation Serif"/>
+          <w:color w:val="FF0000"/>
+        </w:rPr>
+      </w:pPr>
+      <w:r>
+        <w:rPr>
+          <w:rFonts w:cs="Liberation Serif"/>
+          <w:color w:val="FF0000"/>
+        </w:rPr>
+        <w:t xml:space="preserve">, тогда сигнал с антенны </w:t>
+      </w:r>
+      <w:r>
+        <w:rPr>
+          <w:rFonts w:cs="Liberation Serif"/>
+          <w:color w:val="FF0000"/>
+          <w:lang w:val="en-US"/>
+        </w:rPr>
+        <w:t>RX</w:t>
+      </w:r>
+      <w:r>
+        <w:rPr>
+          <w:rFonts w:cs="Liberation Serif"/>
+          <w:color w:val="FF0000"/>
+        </w:rPr>
+        <w:t>:</w:t>
+      </w:r>
+    </w:p>
+    <w:tbl>
+      <w:tblPr>
+        <w:tblStyle w:val="TableGrid"/>
+        <w:tblpPr w:leftFromText="180" w:rightFromText="180" w:vertAnchor="text" w:horzAnchor="margin" w:tblpY="86"/>
+        <w:tblW w:w="10098" w:type="dxa"/>
+        <w:tblLook w:val="04A0" w:firstRow="1" w:lastRow="0" w:firstColumn="1" w:lastColumn="0" w:noHBand="0" w:noVBand="1"/>
+      </w:tblPr>
+      <w:tblGrid>
+        <w:gridCol w:w="8875"/>
+        <w:gridCol w:w="1223"/>
+      </w:tblGrid>
+      <w:tr>
+        <w:trPr>
+          <w:trHeight w:val="418"/>
+        </w:trPr>
+        <w:tc>
+          <w:tcPr>
+            <w:tcW w:w="8875" w:type="dxa"/>
+          </w:tcPr>
+          <w:p>
+            <w:pPr>
+              <w:pStyle w:val="ds-markdown-paragraph"/>
+              <w:jc w:val="center"/>
+              <w:rPr>
+                <w:rFonts w:ascii="Liberation Serif" w:hAnsi="Liberation Serif" w:cs="Liberation Serif"/>
+                <w:i/>
+                <w:iCs/>
+                <w:color w:val="FF0000"/>
+                <w:sz w:val="28"/>
+                <w:szCs w:val="28"/>
+                <w:lang w:val="ru-RU"/>
+              </w:rPr>
+            </w:pPr>
+            <m:oMathPara>
+              <m:oMath>
+                <m:r>
+                  <w:rPr>
+                    <w:rStyle w:val="mop"/>
+                    <w:rFonts w:ascii="Cambria Math" w:hAnsi="Cambria Math"/>
+                    <w:color w:val="FF0000"/>
+                    <w:sz w:val="28"/>
+                    <w:szCs w:val="28"/>
+                  </w:rPr>
+                  <m:t>cos</m:t>
+                </m:r>
+                <m:r>
+                  <w:rPr>
+                    <w:rStyle w:val="mopen"/>
                     <w:rFonts w:ascii="Cambria Math" w:hAnsi="Cambria Math"/>
                     <w:color w:val="FF0000"/>
                     <w:sz w:val="28"/>
@@ -4077,8 +4662,9 @@
                     <w:color w:val="FF0000"/>
                     <w:sz w:val="28"/>
                     <w:szCs w:val="28"/>
+                    <w:lang w:val="ru-RU"/>
                   </w:rPr>
-                  <m:t>t</m:t>
+                  <m:t>2</m:t>
                 </m:r>
                 <m:r>
                   <w:rPr>
@@ -4088,7 +4674,28 @@
                     <w:sz w:val="28"/>
                     <w:szCs w:val="28"/>
                   </w:rPr>
-                  <m:t>-</m:t>
+                  <m:t>πf</m:t>
+                </m:r>
+                <m:r>
+                  <w:rPr>
+                    <w:rStyle w:val="vlist-s"/>
+                    <w:rFonts w:ascii="Cambria Math" w:hAnsi="Cambria Math"/>
+                    <w:color w:val="FF0000"/>
+                    <w:sz w:val="28"/>
+                    <w:szCs w:val="28"/>
+                    <w:lang w:val="ru-RU"/>
+                  </w:rPr>
+                  <m:t>​​(</m:t>
+                </m:r>
+                <m:r>
+                  <w:rPr>
+                    <w:rStyle w:val="mord"/>
+                    <w:rFonts w:ascii="Cambria Math" w:hAnsi="Cambria Math"/>
+                    <w:color w:val="FF0000"/>
+                    <w:sz w:val="28"/>
+                    <w:szCs w:val="28"/>
+                  </w:rPr>
+                  <m:t>t-</m:t>
                 </m:r>
                 <m:r>
                   <w:rPr>
@@ -4455,6 +5062,7 @@
                     <w:sz w:val="28"/>
                     <w:szCs w:val="28"/>
                   </w:rPr>
+                  <w:lastRenderedPageBreak/>
                   <m:t>cos</m:t>
                 </m:r>
                 <m:r>
@@ -4466,18 +5074,7 @@
                     <w:szCs w:val="28"/>
                     <w:lang w:val="ru-RU"/>
                   </w:rPr>
-                  <m:t>(</m:t>
-                </m:r>
-                <m:r>
-                  <w:rPr>
-                    <w:rStyle w:val="mopen"/>
-                    <w:rFonts w:ascii="Cambria Math" w:hAnsi="Cambria Math"/>
-                    <w:color w:val="FF0000"/>
-                    <w:sz w:val="28"/>
-                    <w:szCs w:val="28"/>
-                    <w:lang w:val="ru-RU"/>
-                  </w:rPr>
-                  <m:t>-</m:t>
+                  <m:t>(-</m:t>
                 </m:r>
                 <m:r>
                   <w:rPr>
@@ -5017,6 +5614,181 @@
     </w:lvl>
   </w:abstractNum>
   <w:abstractNum w:abstractNumId="1" w15:restartNumberingAfterBreak="0">
+    <w:nsid w:val="0D6A449A"/>
+    <w:multiLevelType w:val="hybridMultilevel"/>
+    <w:tmpl w:val="C73E4F76"/>
+    <w:lvl w:ilvl="0" w:tplc="43F215C6">
+      <w:start w:val="1"/>
+      <w:numFmt w:val="decimal"/>
+      <w:lvlText w:val="%1."/>
+      <w:lvlJc w:val="left"/>
+      <w:pPr>
+        <w:ind w:left="720" w:hanging="360"/>
+      </w:pPr>
+      <w:rPr>
+        <w:rFonts w:hint="default"/>
+      </w:rPr>
+    </w:lvl>
+    <w:lvl w:ilvl="1" w:tplc="04090019" w:tentative="1">
+      <w:start w:val="1"/>
+      <w:numFmt w:val="lowerLetter"/>
+      <w:lvlText w:val="%2."/>
+      <w:lvlJc w:val="left"/>
+      <w:pPr>
+        <w:ind w:left="1440" w:hanging="360"/>
+      </w:pPr>
+    </w:lvl>
+    <w:lvl w:ilvl="2" w:tplc="0409001B" w:tentative="1">
+      <w:start w:val="1"/>
+      <w:numFmt w:val="lowerRoman"/>
+      <w:lvlText w:val="%3."/>
+      <w:lvlJc w:val="right"/>
+      <w:pPr>
+        <w:ind w:left="2160" w:hanging="180"/>
+      </w:pPr>
+    </w:lvl>
+    <w:lvl w:ilvl="3" w:tplc="0409000F" w:tentative="1">
+      <w:start w:val="1"/>
+      <w:numFmt w:val="decimal"/>
+      <w:lvlText w:val="%4."/>
+      <w:lvlJc w:val="left"/>
+      <w:pPr>
+        <w:ind w:left="2880" w:hanging="360"/>
+      </w:pPr>
+    </w:lvl>
+    <w:lvl w:ilvl="4" w:tplc="04090019" w:tentative="1">
+      <w:start w:val="1"/>
+      <w:numFmt w:val="lowerLetter"/>
+      <w:lvlText w:val="%5."/>
+      <w:lvlJc w:val="left"/>
+      <w:pPr>
+        <w:ind w:left="3600" w:hanging="360"/>
+      </w:pPr>
+    </w:lvl>
+    <w:lvl w:ilvl="5" w:tplc="0409001B" w:tentative="1">
+      <w:start w:val="1"/>
+      <w:numFmt w:val="lowerRoman"/>
+      <w:lvlText w:val="%6."/>
+      <w:lvlJc w:val="right"/>
+      <w:pPr>
+        <w:ind w:left="4320" w:hanging="180"/>
+      </w:pPr>
+    </w:lvl>
+    <w:lvl w:ilvl="6" w:tplc="0409000F" w:tentative="1">
+      <w:start w:val="1"/>
+      <w:numFmt w:val="decimal"/>
+      <w:lvlText w:val="%7."/>
+      <w:lvlJc w:val="left"/>
+      <w:pPr>
+        <w:ind w:left="5040" w:hanging="360"/>
+      </w:pPr>
+    </w:lvl>
+    <w:lvl w:ilvl="7" w:tplc="04090019" w:tentative="1">
+      <w:start w:val="1"/>
+      <w:numFmt w:val="lowerLetter"/>
+      <w:lvlText w:val="%8."/>
+      <w:lvlJc w:val="left"/>
+      <w:pPr>
+        <w:ind w:left="5760" w:hanging="360"/>
+      </w:pPr>
+    </w:lvl>
+    <w:lvl w:ilvl="8" w:tplc="0409001B" w:tentative="1">
+      <w:start w:val="1"/>
+      <w:numFmt w:val="lowerRoman"/>
+      <w:lvlText w:val="%9."/>
+      <w:lvlJc w:val="right"/>
+      <w:pPr>
+        <w:ind w:left="6480" w:hanging="180"/>
+      </w:pPr>
+    </w:lvl>
+  </w:abstractNum>
+  <w:abstractNum w:abstractNumId="2" w15:restartNumberingAfterBreak="0">
+    <w:nsid w:val="22416339"/>
+    <w:multiLevelType w:val="hybridMultilevel"/>
+    <w:tmpl w:val="827C6E84"/>
+    <w:lvl w:ilvl="0" w:tplc="0409000F">
+      <w:start w:val="1"/>
+      <w:numFmt w:val="decimal"/>
+      <w:lvlText w:val="%1."/>
+      <w:lvlJc w:val="left"/>
+      <w:pPr>
+        <w:ind w:left="1429" w:hanging="360"/>
+      </w:pPr>
+    </w:lvl>
+    <w:lvl w:ilvl="1" w:tplc="04090019" w:tentative="1">
+      <w:start w:val="1"/>
+      <w:numFmt w:val="lowerLetter"/>
+      <w:lvlText w:val="%2."/>
+      <w:lvlJc w:val="left"/>
+      <w:pPr>
+        <w:ind w:left="2149" w:hanging="360"/>
+      </w:pPr>
+    </w:lvl>
+    <w:lvl w:ilvl="2" w:tplc="0409001B" w:tentative="1">
+      <w:start w:val="1"/>
+      <w:numFmt w:val="lowerRoman"/>
+      <w:lvlText w:val="%3."/>
+      <w:lvlJc w:val="right"/>
+      <w:pPr>
+        <w:ind w:left="2869" w:hanging="180"/>
+      </w:pPr>
+    </w:lvl>
+    <w:lvl w:ilvl="3" w:tplc="0409000F" w:tentative="1">
+      <w:start w:val="1"/>
+      <w:numFmt w:val="decimal"/>
+      <w:lvlText w:val="%4."/>
+      <w:lvlJc w:val="left"/>
+      <w:pPr>
+        <w:ind w:left="3589" w:hanging="360"/>
+      </w:pPr>
+    </w:lvl>
+    <w:lvl w:ilvl="4" w:tplc="04090019" w:tentative="1">
+      <w:start w:val="1"/>
+      <w:numFmt w:val="lowerLetter"/>
+      <w:lvlText w:val="%5."/>
+      <w:lvlJc w:val="left"/>
+      <w:pPr>
+        <w:ind w:left="4309" w:hanging="360"/>
+      </w:pPr>
+    </w:lvl>
+    <w:lvl w:ilvl="5" w:tplc="0409001B" w:tentative="1">
+      <w:start w:val="1"/>
+      <w:numFmt w:val="lowerRoman"/>
+      <w:lvlText w:val="%6."/>
+      <w:lvlJc w:val="right"/>
+      <w:pPr>
+        <w:ind w:left="5029" w:hanging="180"/>
+      </w:pPr>
+    </w:lvl>
+    <w:lvl w:ilvl="6" w:tplc="0409000F" w:tentative="1">
+      <w:start w:val="1"/>
+      <w:numFmt w:val="decimal"/>
+      <w:lvlText w:val="%7."/>
+      <w:lvlJc w:val="left"/>
+      <w:pPr>
+        <w:ind w:left="5749" w:hanging="360"/>
+      </w:pPr>
+    </w:lvl>
+    <w:lvl w:ilvl="7" w:tplc="04090019" w:tentative="1">
+      <w:start w:val="1"/>
+      <w:numFmt w:val="lowerLetter"/>
+      <w:lvlText w:val="%8."/>
+      <w:lvlJc w:val="left"/>
+      <w:pPr>
+        <w:ind w:left="6469" w:hanging="360"/>
+      </w:pPr>
+    </w:lvl>
+    <w:lvl w:ilvl="8" w:tplc="0409001B" w:tentative="1">
+      <w:start w:val="1"/>
+      <w:numFmt w:val="lowerRoman"/>
+      <w:lvlText w:val="%9."/>
+      <w:lvlJc w:val="right"/>
+      <w:pPr>
+        <w:ind w:left="7189" w:hanging="180"/>
+      </w:pPr>
+    </w:lvl>
+  </w:abstractNum>
+  <w:abstractNum w:abstractNumId="3" w15:restartNumberingAfterBreak="0">
     <w:nsid w:val="2C962771"/>
     <w:multiLevelType w:val="hybridMultilevel"/>
     <w:tmpl w:val="A0B485BC"/>
@@ -5102,7 +5874,7 @@
       </w:pPr>
     </w:lvl>
   </w:abstractNum>
-  <w:abstractNum w:abstractNumId="2" w15:restartNumberingAfterBreak="0">
+  <w:abstractNum w:abstractNumId="4" w15:restartNumberingAfterBreak="0">
     <w:nsid w:val="3F654A19"/>
     <w:multiLevelType w:val="hybridMultilevel"/>
     <w:tmpl w:val="8504908A"/>
@@ -5191,7 +5963,7 @@
       </w:pPr>
     </w:lvl>
   </w:abstractNum>
-  <w:abstractNum w:abstractNumId="3" w15:restartNumberingAfterBreak="0">
+  <w:abstractNum w:abstractNumId="5" w15:restartNumberingAfterBreak="0">
     <w:nsid w:val="4E2E0250"/>
     <w:multiLevelType w:val="hybridMultilevel"/>
     <w:tmpl w:val="B24C9A30"/>
@@ -5335,7 +6107,7 @@
       </w:pPr>
     </w:lvl>
   </w:abstractNum>
-  <w:abstractNum w:abstractNumId="4" w15:restartNumberingAfterBreak="0">
+  <w:abstractNum w:abstractNumId="6" w15:restartNumberingAfterBreak="0">
     <w:nsid w:val="5BDB1D1F"/>
     <w:multiLevelType w:val="hybridMultilevel"/>
     <w:tmpl w:val="33E8A5A2"/>
@@ -5425,7 +6197,7 @@
       </w:pPr>
     </w:lvl>
   </w:abstractNum>
-  <w:abstractNum w:abstractNumId="5" w15:restartNumberingAfterBreak="0">
+  <w:abstractNum w:abstractNumId="7" w15:restartNumberingAfterBreak="0">
     <w:nsid w:val="6B9D3938"/>
     <w:multiLevelType w:val="hybridMultilevel"/>
     <w:tmpl w:val="D96C8A46"/>
@@ -5514,7 +6286,7 @@
       </w:pPr>
     </w:lvl>
   </w:abstractNum>
-  <w:abstractNum w:abstractNumId="6" w15:restartNumberingAfterBreak="0">
+  <w:abstractNum w:abstractNumId="8" w15:restartNumberingAfterBreak="0">
     <w:nsid w:val="7BA53767"/>
     <w:multiLevelType w:val="hybridMultilevel"/>
     <w:tmpl w:val="6E5C3310"/>
@@ -5601,10 +6373,10 @@
     </w:lvl>
   </w:abstractNum>
   <w:num w:numId="1">
-    <w:abstractNumId w:val="2"/>
+    <w:abstractNumId w:val="4"/>
   </w:num>
   <w:num w:numId="2">
-    <w:abstractNumId w:val="2"/>
+    <w:abstractNumId w:val="4"/>
   </w:num>
   <w:num w:numId="3">
     <w:abstractNumId w:val="0"/>
@@ -5619,49 +6391,55 @@
     <w:abstractNumId w:val="0"/>
   </w:num>
   <w:num w:numId="7">
-    <w:abstractNumId w:val="4"/>
+    <w:abstractNumId w:val="6"/>
   </w:num>
   <w:num w:numId="8">
-    <w:abstractNumId w:val="1"/>
+    <w:abstractNumId w:val="3"/>
   </w:num>
   <w:num w:numId="9">
-    <w:abstractNumId w:val="6"/>
+    <w:abstractNumId w:val="8"/>
   </w:num>
   <w:num w:numId="10">
+    <w:abstractNumId w:val="7"/>
+  </w:num>
+  <w:num w:numId="11">
     <w:abstractNumId w:val="5"/>
   </w:num>
-  <w:num w:numId="11">
-    <w:abstractNumId w:val="3"/>
-  </w:num>
   <w:num w:numId="12">
-    <w:abstractNumId w:val="3"/>
+    <w:abstractNumId w:val="5"/>
     <w:lvlOverride w:ilvl="0">
       <w:startOverride w:val="1"/>
     </w:lvlOverride>
   </w:num>
   <w:num w:numId="13">
-    <w:abstractNumId w:val="3"/>
+    <w:abstractNumId w:val="5"/>
     <w:lvlOverride w:ilvl="0">
       <w:startOverride w:val="1"/>
     </w:lvlOverride>
   </w:num>
   <w:num w:numId="14">
-    <w:abstractNumId w:val="3"/>
+    <w:abstractNumId w:val="5"/>
     <w:lvlOverride w:ilvl="0">
       <w:startOverride w:val="1"/>
     </w:lvlOverride>
   </w:num>
   <w:num w:numId="15">
-    <w:abstractNumId w:val="3"/>
+    <w:abstractNumId w:val="5"/>
     <w:lvlOverride w:ilvl="0">
       <w:startOverride w:val="1"/>
     </w:lvlOverride>
   </w:num>
   <w:num w:numId="16">
-    <w:abstractNumId w:val="3"/>
+    <w:abstractNumId w:val="5"/>
     <w:lvlOverride w:ilvl="0">
       <w:startOverride w:val="1"/>
     </w:lvlOverride>
+  </w:num>
+  <w:num w:numId="17">
+    <w:abstractNumId w:val="2"/>
+  </w:num>
+  <w:num w:numId="18">
+    <w:abstractNumId w:val="1"/>
   </w:num>
 </w:numbering>
 </file>
@@ -6083,6 +6861,7 @@
   <w:style w:type="character" w:default="1" w:styleId="DefaultParagraphFont">
     <w:name w:val="Default Paragraph Font"/>
     <w:uiPriority w:val="1"/>
+    <w:semiHidden/>
     <w:unhideWhenUsed/>
   </w:style>
   <w:style w:type="table" w:default="1" w:styleId="TableNormal">

--- a/ZAPISKA/VKR.docx
+++ b/ZAPISKA/VKR.docx
@@ -1088,24 +1088,17 @@
     <w:p>
       <w:pPr>
         <w:pStyle w:val="Title"/>
-        <w:rPr>
-          <w:rFonts w:cs="Liberation Serif"/>
-        </w:rPr>
-      </w:pPr>
-      <w:r>
-        <w:rPr>
-          <w:rFonts w:cs="Liberation Serif"/>
-        </w:rPr>
-        <w:t>Аннотация</w:t>
-      </w:r>
-    </w:p>
-    <w:p>
-      <w:pPr>
-        <w:jc w:val="both"/>
-        <w:rPr>
-          <w:rFonts w:cs="Liberation Serif"/>
-        </w:rPr>
-      </w:pPr>
+        <w:spacing w:line="480" w:lineRule="auto"/>
+        <w:rPr>
+          <w:rFonts w:cs="Liberation Serif"/>
+        </w:rPr>
+      </w:pPr>
+      <w:r>
+        <w:rPr>
+          <w:rFonts w:cs="Liberation Serif"/>
+        </w:rPr>
+        <w:t>Реферат</w:t>
+      </w:r>
     </w:p>
     <w:p>
       <w:pPr>
@@ -1474,6 +1467,7 @@
     <w:p>
       <w:pPr>
         <w:pStyle w:val="Title"/>
+        <w:spacing w:line="360" w:lineRule="auto"/>
         <w:rPr>
           <w:rFonts w:cs="Liberation Serif"/>
           <w:lang w:val="en-US"/>
@@ -1484,7 +1478,7 @@
           <w:rFonts w:cs="Liberation Serif"/>
           <w:lang w:val="en-US"/>
         </w:rPr>
-        <w:t>Annotation</w:t>
+        <w:t>Summary</w:t>
       </w:r>
     </w:p>
     <w:p>
@@ -1851,45 +1845,6 @@
     </w:p>
     <w:p>
       <w:pPr>
-        <w:ind w:firstLine="0"/>
-        <w:rPr>
-          <w:rFonts w:cs="Liberation Serif"/>
-          <w:b/>
-          <w:bCs/>
-          <w:sz w:val="32"/>
-          <w:szCs w:val="32"/>
-          <w:lang w:val="en-US"/>
-        </w:rPr>
-      </w:pPr>
-    </w:p>
-    <w:p>
-      <w:pPr>
-        <w:ind w:firstLine="0"/>
-        <w:rPr>
-          <w:rFonts w:cs="Liberation Serif"/>
-          <w:b/>
-          <w:bCs/>
-          <w:sz w:val="32"/>
-          <w:szCs w:val="32"/>
-          <w:lang w:val="en-US"/>
-        </w:rPr>
-      </w:pPr>
-    </w:p>
-    <w:p>
-      <w:pPr>
-        <w:ind w:firstLine="0"/>
-        <w:rPr>
-          <w:rFonts w:cs="Liberation Serif"/>
-          <w:b/>
-          <w:bCs/>
-          <w:sz w:val="32"/>
-          <w:szCs w:val="32"/>
-          <w:lang w:val="en-US"/>
-        </w:rPr>
-      </w:pPr>
-    </w:p>
-    <w:p>
-      <w:pPr>
         <w:pStyle w:val="Title"/>
         <w:rPr>
           <w:rFonts w:cs="Liberation Serif"/>
@@ -1899,6 +1854,7 @@
         <w:rPr>
           <w:rFonts w:cs="Liberation Serif"/>
         </w:rPr>
+        <w:lastRenderedPageBreak/>
         <w:t>ВВЕДЕНИЕ</w:t>
       </w:r>
     </w:p>
@@ -2023,8 +1979,14 @@
         <w:rPr>
           <w:rFonts w:cs="Liberation Serif"/>
         </w:rPr>
+        <w:t xml:space="preserve">Целью данной выпускной квалификационной работы является разработка устройства определения расстояния на основе радиорадара, включающего аппаратную часть, встроенное программное обеспечение и </w:t>
+      </w:r>
+      <w:r>
+        <w:rPr>
+          <w:rFonts w:cs="Liberation Serif"/>
+        </w:rPr>
         <w:lastRenderedPageBreak/>
-        <w:t>Целью данной выпускной квалификационной работы является разработка устройства определения расстояния на основе радиорадара, включающего аппаратную часть, встроенное программное обеспечение и программное обеспечение верхнего уровня для анализа данных и вычисления дальности.</w:t>
+        <w:t>программное обеспечение верхнего уровня для анализа данных и вычисления дальности.</w:t>
       </w:r>
     </w:p>
     <w:p>
@@ -2183,6 +2145,7 @@
         <w:jc w:val="both"/>
         <w:rPr>
           <w:rFonts w:cs="Liberation Serif"/>
+          <w:lang w:val="en-US"/>
         </w:rPr>
       </w:pPr>
     </w:p>
@@ -2222,23 +2185,26 @@
         <w:rPr>
           <w:rFonts w:cs="Liberation Serif"/>
         </w:rPr>
+        <w:t>АНАЛИЗ ИЗВЕСТНЫХ МЕТОДОВ В РАССМАТРИВАЕМОЙ ОБЛАСТИ</w:t>
+      </w:r>
+    </w:p>
+    <w:p>
+      <w:pPr>
+        <w:rPr>
+          <w:rFonts w:cs="Liberation Serif"/>
+        </w:rPr>
+      </w:pPr>
+    </w:p>
+    <w:p>
+      <w:pPr>
+        <w:jc w:val="both"/>
+      </w:pPr>
+      <w:r>
+        <w:t xml:space="preserve">Для решения задачи определения расстояния до объектов в настоящее время существует широкий спектр технологий, каждая из </w:t>
+      </w:r>
+      <w:r>
         <w:lastRenderedPageBreak/>
-        <w:t>АНАЛИЗ ИЗВЕСТНЫХ МЕТОДОВ В РАССМАТРИВАЕМОЙ ОБЛАСТИ</w:t>
-      </w:r>
-    </w:p>
-    <w:p>
-      <w:pPr>
-        <w:rPr>
-          <w:rFonts w:cs="Liberation Serif"/>
-        </w:rPr>
-      </w:pPr>
-    </w:p>
-    <w:p>
-      <w:pPr>
-        <w:jc w:val="both"/>
-      </w:pPr>
-      <w:r>
-        <w:t>Для решения задачи определения расстояния до объектов в настоящее время существует широкий спектр технологий, каждая из которых имеет свои преимущества, недостатки и области применения. Выбор конкретного метода определения дальности зависит от требований к точности, дальности действия, условий окружающей среды, а также от допустимых массогабаритных и стоимостных ограничений.</w:t>
+        <w:t>которых имеет свои преимущества, недостатки и области применения. Выбор конкретного метода определения дальности зависит от требований к точности, дальности действия, условий окружающей среды, а также от допустимых массогабаритных и стоимостных ограничений.</w:t>
       </w:r>
     </w:p>
     <w:p>
@@ -2290,7 +2256,13 @@
         <w:t>Опти</w:t>
       </w:r>
       <w:r>
-        <w:t xml:space="preserve">ческие системы (стереокамеры) – </w:t>
+        <w:t>ческие системы (</w:t>
+      </w:r>
+      <w:r>
+        <w:t>камеры глубины</w:t>
+      </w:r>
+      <w:r>
+        <w:t xml:space="preserve">) – </w:t>
       </w:r>
       <w:r>
         <w:t>методы, использующие анализ изображений</w:t>
@@ -2357,6 +2329,9 @@
         <w:t xml:space="preserve">(LIDAR, </w:t>
       </w:r>
       <w:r>
+        <w:rPr>
+          <w:lang w:val="en-US"/>
+        </w:rPr>
         <w:t>Light</w:t>
       </w:r>
       <w:r>
@@ -2367,6 +2342,9 @@
       </w:r>
     </w:p>
     <w:p>
+      <w:pPr>
+        <w:jc w:val="both"/>
+      </w:pPr>
       <w:r>
         <w:t xml:space="preserve">Лидарам называют класс устройств, которые </w:t>
       </w:r>
@@ -2387,6 +2365,9 @@
       </w:r>
     </w:p>
     <w:p>
+      <w:pPr>
+        <w:jc w:val="both"/>
+      </w:pPr>
       <w:r>
         <w:t>Одним из наиболее простых устройств, использующих при</w:t>
       </w:r>
@@ -2404,11 +2385,7 @@
         <w:t xml:space="preserve">Лазерный дальномер – </w:t>
       </w:r>
       <w:r>
-        <w:t xml:space="preserve">оптический прибор, для </w:t>
-      </w:r>
-      <w:r>
-        <w:lastRenderedPageBreak/>
-        <w:t>измерения расстояния до одной цели, использующий лазер в качестве осветителя</w:t>
+        <w:t>оптический прибор, для измерения расстояния до одной цели, использующий лазер в качестве осветителя</w:t>
       </w:r>
       <w:r>
         <w:rPr>
@@ -2429,25 +2406,34 @@
     </w:p>
     <w:p>
       <w:pPr>
-        <w:ind w:left="709" w:firstLine="11"/>
-      </w:pPr>
-      <w:r>
-        <w:t xml:space="preserve">- </w:t>
-      </w:r>
+        <w:pStyle w:val="ListParagraph"/>
+        <w:numPr>
+          <w:ilvl w:val="0"/>
+          <w:numId w:val="20"/>
+        </w:numPr>
+        <w:jc w:val="both"/>
+      </w:pPr>
       <w:r>
         <w:rPr>
           <w:b/>
           <w:bCs/>
         </w:rPr>
+        <w:lastRenderedPageBreak/>
         <w:t>времяпролетный</w:t>
       </w:r>
       <w:r>
         <w:t xml:space="preserve"> – основан на измерении интервала времени прохождения лазерного узлучения до объекта и обратно. Такой подход требует точных таймеров с высоким разрешением, что может удорожить устройство.</w:t>
       </w:r>
-      <w:r>
-        <w:br/>
-        <w:t xml:space="preserve">- </w:t>
-      </w:r>
+    </w:p>
+    <w:p>
+      <w:pPr>
+        <w:pStyle w:val="ListParagraph"/>
+        <w:numPr>
+          <w:ilvl w:val="0"/>
+          <w:numId w:val="20"/>
+        </w:numPr>
+        <w:jc w:val="both"/>
+      </w:pPr>
       <w:r>
         <w:rPr>
           <w:b/>
@@ -2467,6 +2453,7 @@
     <w:p>
       <w:pPr>
         <w:ind w:firstLine="0"/>
+        <w:jc w:val="both"/>
       </w:pPr>
       <w:r>
         <w:t xml:space="preserve">Лазерный сканер – оптический прибор для измерения расстояния с модулем сканировния для перемещения дальномера в пространстве. </w:t>
@@ -2482,6 +2469,7 @@
           <w:ilvl w:val="0"/>
           <w:numId w:val="18"/>
         </w:numPr>
+        <w:jc w:val="both"/>
       </w:pPr>
       <w:r>
         <w:rPr>
@@ -2510,6 +2498,7 @@
       <w:pPr>
         <w:pStyle w:val="ListParagraph"/>
         <w:ind w:firstLine="0"/>
+        <w:jc w:val="both"/>
       </w:pPr>
       <w:r>
         <w:t xml:space="preserve">Лидар </w:t>
@@ -2575,7 +2564,7 @@
         <w:t>ы</w:t>
       </w:r>
       <w:r>
-        <w:t xml:space="preserve"> на рисунке 1.</w:t>
+        <w:t xml:space="preserve"> на рисунке </w:t>
       </w:r>
     </w:p>
     <w:p>
@@ -2598,7 +2587,6 @@
           <w:noProof/>
           <w14:ligatures w14:val="standardContextual"/>
         </w:rPr>
-        <w:lastRenderedPageBreak/>
         <w:drawing>
           <wp:inline distT="0" distB="0" distL="0" distR="0" wp14:anchorId="124FC678" wp14:editId="1AD5D146">
             <wp:extent cx="2075291" cy="1785491"/>
@@ -2700,6 +2688,7 @@
         <w:rPr>
           <w:lang w:val="en-US"/>
         </w:rPr>
+        <w:lastRenderedPageBreak/>
         <w:t>RPLIDAR</w:t>
       </w:r>
       <w:r>
@@ -2771,6 +2760,9 @@
       </w:r>
     </w:p>
     <w:p>
+      <w:pPr>
+        <w:jc w:val="both"/>
+      </w:pPr>
       <w:r>
         <w:t>В случае необходимости получения пространственных картин с высокой</w:t>
       </w:r>
@@ -2898,6 +2890,380 @@
         <w:t>Пример мультилазерной системы.</w:t>
       </w:r>
     </w:p>
+    <w:p>
+      <w:pPr>
+        <w:ind w:firstLine="0"/>
+      </w:pPr>
+      <w:r>
+        <w:rPr>
+          <w:b/>
+          <w:bCs/>
+        </w:rPr>
+        <w:t>Достоинства</w:t>
+      </w:r>
+      <w:r>
+        <w:t>:</w:t>
+      </w:r>
+    </w:p>
+    <w:p>
+      <w:pPr>
+        <w:pStyle w:val="ListParagraph"/>
+        <w:numPr>
+          <w:ilvl w:val="0"/>
+          <w:numId w:val="27"/>
+        </w:numPr>
+        <w:jc w:val="both"/>
+        <w:rPr>
+          <w:rFonts w:ascii="Times New Roman" w:hAnsi="Times New Roman"/>
+          <w:sz w:val="24"/>
+          <w:lang w:eastAsia="en-US"/>
+        </w:rPr>
+      </w:pPr>
+      <w:r>
+        <w:rPr>
+          <w:rStyle w:val="Strong"/>
+          <w:b w:val="0"/>
+          <w:bCs w:val="0"/>
+        </w:rPr>
+        <w:t>Высокая точность измерения расстояния</w:t>
+      </w:r>
+      <w:r>
+        <w:t xml:space="preserve"> — современные лидары обеспечивают точность до ±1–5 см</w:t>
+      </w:r>
+      <w:r>
+        <w:t>.</w:t>
+      </w:r>
+    </w:p>
+    <w:p>
+      <w:pPr>
+        <w:pStyle w:val="ListParagraph"/>
+        <w:numPr>
+          <w:ilvl w:val="0"/>
+          <w:numId w:val="27"/>
+        </w:numPr>
+        <w:jc w:val="both"/>
+      </w:pPr>
+      <w:r>
+        <w:rPr>
+          <w:rStyle w:val="Strong"/>
+          <w:b w:val="0"/>
+          <w:bCs w:val="0"/>
+        </w:rPr>
+        <w:t>Большая дальность действия</w:t>
+      </w:r>
+      <w:r>
+        <w:t xml:space="preserve"> — некоторые модели способны обнаруживать объекты на расстоянии до 200–300 м и более.</w:t>
+      </w:r>
+    </w:p>
+    <w:p>
+      <w:pPr>
+        <w:pStyle w:val="ListParagraph"/>
+        <w:numPr>
+          <w:ilvl w:val="0"/>
+          <w:numId w:val="27"/>
+        </w:numPr>
+        <w:jc w:val="both"/>
+      </w:pPr>
+      <w:r>
+        <w:rPr>
+          <w:rStyle w:val="Strong"/>
+          <w:b w:val="0"/>
+          <w:bCs w:val="0"/>
+        </w:rPr>
+        <w:lastRenderedPageBreak/>
+        <w:t>Высокое угловое разрешение</w:t>
+      </w:r>
+      <w:r>
+        <w:t xml:space="preserve"> — позволяет строить детальные 2D- и 3D-карты окружающего пространства с точностью до сантиметров.</w:t>
+      </w:r>
+    </w:p>
+    <w:p>
+      <w:pPr>
+        <w:pStyle w:val="ListParagraph"/>
+        <w:numPr>
+          <w:ilvl w:val="0"/>
+          <w:numId w:val="27"/>
+        </w:numPr>
+        <w:jc w:val="both"/>
+      </w:pPr>
+      <w:r>
+        <w:rPr>
+          <w:rStyle w:val="Strong"/>
+          <w:b w:val="0"/>
+          <w:bCs w:val="0"/>
+        </w:rPr>
+        <w:t>Независимость от внешнего освещения</w:t>
+      </w:r>
+      <w:r>
+        <w:t xml:space="preserve"> —метод работает одинаково хорошо днём и ночью</w:t>
+      </w:r>
+      <w:r>
+        <w:t>.</w:t>
+      </w:r>
+    </w:p>
+    <w:p>
+      <w:pPr>
+        <w:pStyle w:val="ListParagraph"/>
+        <w:numPr>
+          <w:ilvl w:val="0"/>
+          <w:numId w:val="27"/>
+        </w:numPr>
+        <w:jc w:val="both"/>
+      </w:pPr>
+      <w:r>
+        <w:rPr>
+          <w:rStyle w:val="Strong"/>
+          <w:b w:val="0"/>
+          <w:bCs w:val="0"/>
+        </w:rPr>
+        <w:t>Высокая частота обновления данных</w:t>
+      </w:r>
+      <w:r>
+        <w:t xml:space="preserve"> — современные лидары генерируют </w:t>
+      </w:r>
+      <w:r>
+        <w:t>достаточно плотное облако точек</w:t>
+      </w:r>
+      <w:r>
+        <w:t>, что обеспечивает работу в реальном времени.</w:t>
+      </w:r>
+    </w:p>
+    <w:p>
+      <w:pPr>
+        <w:pStyle w:val="ListParagraph"/>
+        <w:numPr>
+          <w:ilvl w:val="0"/>
+          <w:numId w:val="27"/>
+        </w:numPr>
+        <w:jc w:val="both"/>
+      </w:pPr>
+      <w:r>
+        <w:rPr>
+          <w:rStyle w:val="Strong"/>
+          <w:b w:val="0"/>
+          <w:bCs w:val="0"/>
+        </w:rPr>
+        <w:t>Отсутствие радиопомех</w:t>
+      </w:r>
+      <w:r>
+        <w:t xml:space="preserve"> — лидары не излучают радиоволны, поэтому не создают помех другим радиоустройствам и не подвержены влиянию радиочастотных помех.</w:t>
+      </w:r>
+    </w:p>
+    <w:p>
+      <w:pPr>
+        <w:ind w:firstLine="0"/>
+        <w:jc w:val="both"/>
+      </w:pPr>
+      <w:r>
+        <w:rPr>
+          <w:b/>
+          <w:bCs/>
+        </w:rPr>
+        <w:t>Недостатки</w:t>
+      </w:r>
+      <w:r>
+        <w:t>:</w:t>
+      </w:r>
+    </w:p>
+    <w:p>
+      <w:pPr>
+        <w:pStyle w:val="ListParagraph"/>
+        <w:numPr>
+          <w:ilvl w:val="0"/>
+          <w:numId w:val="32"/>
+        </w:numPr>
+        <w:jc w:val="both"/>
+        <w:rPr>
+          <w:lang w:eastAsia="en-US"/>
+        </w:rPr>
+      </w:pPr>
+      <w:r>
+        <w:rPr>
+          <w:lang w:eastAsia="en-US"/>
+        </w:rPr>
+        <w:t>Высокая стоимость — полноценные 3</w:t>
+      </w:r>
+      <w:r>
+        <w:rPr>
+          <w:lang w:val="en-US" w:eastAsia="en-US"/>
+        </w:rPr>
+        <w:t>D</w:t>
+      </w:r>
+      <w:r>
+        <w:rPr>
+          <w:lang w:eastAsia="en-US"/>
+        </w:rPr>
+        <w:t xml:space="preserve">-лидары для беспилотных автомобилей стоят от нескольких тысяч до </w:t>
+      </w:r>
+      <w:r>
+        <w:rPr>
+          <w:lang w:eastAsia="en-US"/>
+        </w:rPr>
+        <w:t>сотян</w:t>
+      </w:r>
+      <w:r>
+        <w:rPr>
+          <w:lang w:eastAsia="en-US"/>
+        </w:rPr>
+        <w:t xml:space="preserve"> тысяч </w:t>
+      </w:r>
+      <w:r>
+        <w:rPr>
+          <w:lang w:eastAsia="en-US"/>
+        </w:rPr>
+        <w:t>рублей</w:t>
+      </w:r>
+      <w:r>
+        <w:rPr>
+          <w:lang w:eastAsia="en-US"/>
+        </w:rPr>
+        <w:t>, что ограничивает их применение в массовых устройствах.</w:t>
+      </w:r>
+    </w:p>
+    <w:p>
+      <w:pPr>
+        <w:pStyle w:val="ListParagraph"/>
+        <w:numPr>
+          <w:ilvl w:val="0"/>
+          <w:numId w:val="32"/>
+        </w:numPr>
+        <w:jc w:val="both"/>
+        <w:rPr>
+          <w:lang w:val="en-US" w:eastAsia="en-US"/>
+        </w:rPr>
+      </w:pPr>
+      <w:r>
+        <w:rPr>
+          <w:lang w:val="en-US" w:eastAsia="en-US"/>
+        </w:rPr>
+        <w:t>Чувствительность к атмосферным условиям:</w:t>
+      </w:r>
+      <w:r>
+        <w:rPr>
+          <w:lang w:eastAsia="en-US"/>
+        </w:rPr>
+        <w:t xml:space="preserve"> </w:t>
+      </w:r>
+    </w:p>
+    <w:p>
+      <w:pPr>
+        <w:pStyle w:val="ListParagraph"/>
+        <w:ind w:firstLine="0"/>
+        <w:jc w:val="both"/>
+        <w:rPr>
+          <w:lang w:eastAsia="en-US"/>
+        </w:rPr>
+      </w:pPr>
+      <w:r>
+        <w:rPr>
+          <w:lang w:eastAsia="en-US"/>
+        </w:rPr>
+        <w:t>дождь, снег, туман и пыль сильно ослабляют лазерный луч;</w:t>
+      </w:r>
+    </w:p>
+    <w:p>
+      <w:pPr>
+        <w:pStyle w:val="ListParagraph"/>
+        <w:ind w:firstLine="0"/>
+        <w:jc w:val="both"/>
+        <w:rPr>
+          <w:lang w:eastAsia="en-US"/>
+        </w:rPr>
+      </w:pPr>
+      <w:r>
+        <w:rPr>
+          <w:lang w:eastAsia="en-US"/>
+        </w:rPr>
+        <w:t>взвешенные частицы (капли дождя, снежинки) создают ложные отражения (шум).</w:t>
+      </w:r>
+    </w:p>
+    <w:p>
+      <w:pPr>
+        <w:pStyle w:val="ListParagraph"/>
+        <w:numPr>
+          <w:ilvl w:val="0"/>
+          <w:numId w:val="32"/>
+        </w:numPr>
+        <w:jc w:val="both"/>
+        <w:rPr>
+          <w:lang w:eastAsia="en-US"/>
+        </w:rPr>
+      </w:pPr>
+      <w:r>
+        <w:rPr>
+          <w:lang w:eastAsia="en-US"/>
+        </w:rPr>
+        <w:t>П</w:t>
+      </w:r>
+      <w:r>
+        <w:rPr>
+          <w:lang w:eastAsia="en-US"/>
+        </w:rPr>
+        <w:t>розрачные поверхности (стекло) — частично пропускают лазерный луч, вызывая ошибочные измерения или их отсутствие.</w:t>
+      </w:r>
+    </w:p>
+    <w:p>
+      <w:pPr>
+        <w:pStyle w:val="ListParagraph"/>
+        <w:numPr>
+          <w:ilvl w:val="0"/>
+          <w:numId w:val="32"/>
+        </w:numPr>
+        <w:jc w:val="both"/>
+        <w:rPr>
+          <w:lang w:eastAsia="en-US"/>
+        </w:rPr>
+      </w:pPr>
+      <w:r>
+        <w:rPr>
+          <w:lang w:eastAsia="en-US"/>
+        </w:rPr>
+        <w:t>Наличие движущихся частей (для вращающихся лидаров) — механические компоненты снижают надёжность, требуют обслуживания и увеличивают массогабаритные параметры.</w:t>
+      </w:r>
+    </w:p>
+    <w:p>
+      <w:pPr>
+        <w:pStyle w:val="ListParagraph"/>
+        <w:numPr>
+          <w:ilvl w:val="0"/>
+          <w:numId w:val="32"/>
+        </w:numPr>
+        <w:jc w:val="both"/>
+        <w:rPr>
+          <w:lang w:eastAsia="en-US"/>
+        </w:rPr>
+      </w:pPr>
+      <w:r>
+        <w:rPr>
+          <w:lang w:eastAsia="en-US"/>
+        </w:rPr>
+        <w:lastRenderedPageBreak/>
+        <w:t>Большой объём обрабатываемых данных — облака точек содержат миллионы измерений, что требует мощных вычислительных ресурсов для обработки в реальном времени.</w:t>
+      </w:r>
+    </w:p>
+    <w:p>
+      <w:pPr>
+        <w:ind w:firstLine="0"/>
+      </w:pPr>
+    </w:p>
+    <w:p>
+      <w:pPr>
+        <w:pStyle w:val="Risunok"/>
+        <w:numPr>
+          <w:ilvl w:val="0"/>
+          <w:numId w:val="0"/>
+        </w:numPr>
+        <w:ind w:left="720" w:hanging="360"/>
+      </w:pPr>
+    </w:p>
+    <w:p>
+      <w:pPr>
+        <w:pStyle w:val="Title"/>
+      </w:pPr>
+      <w:r>
+        <w:t>Камера глубины</w:t>
+      </w:r>
+    </w:p>
     <w:p/>
     <w:p>
       <w:pPr>
@@ -2905,88 +3271,1344 @@
           <w:rFonts w:cs="Liberation Serif"/>
         </w:rPr>
       </w:pPr>
+      <w:r>
+        <w:rPr>
+          <w:rFonts w:cs="Liberation Serif"/>
+        </w:rPr>
+        <w:t>Камеры глубины – устройства которое позволяет получать трехмерную информа</w:t>
+      </w:r>
+      <w:r>
+        <w:rPr>
+          <w:rFonts w:cs="Liberation Serif"/>
+        </w:rPr>
+        <w:t>ц</w:t>
+      </w:r>
+      <w:r>
+        <w:rPr>
+          <w:rFonts w:cs="Liberation Serif"/>
+        </w:rPr>
+        <w:t>ию о сцене, измери</w:t>
+      </w:r>
+      <w:r>
+        <w:rPr>
+          <w:rFonts w:cs="Liberation Serif"/>
+        </w:rPr>
+        <w:t>я</w:t>
+      </w:r>
+      <w:r>
+        <w:rPr>
+          <w:rFonts w:cs="Liberation Serif"/>
+        </w:rPr>
+        <w:t xml:space="preserve">я расстояние до объектов. Для реализации используют принцип стереозрения. </w:t>
+      </w:r>
+    </w:p>
+    <w:p>
+      <w:pPr>
+        <w:rPr>
+          <w:rFonts w:cs="Liberation Serif"/>
+        </w:rPr>
+      </w:pPr>
+      <w:r>
+        <w:rPr>
+          <w:rFonts w:cs="Liberation Serif"/>
+        </w:rPr>
+        <w:t xml:space="preserve">Стереозрение </w:t>
+      </w:r>
+      <w:r>
+        <w:rPr>
+          <w:rFonts w:cs="Liberation Serif"/>
+        </w:rPr>
+        <w:t>–</w:t>
+      </w:r>
+      <w:r>
+        <w:rPr>
+          <w:rFonts w:cs="Liberation Serif"/>
+        </w:rPr>
+        <w:t xml:space="preserve"> </w:t>
+      </w:r>
+      <w:r>
+        <w:rPr>
+          <w:rFonts w:cs="Liberation Serif"/>
+        </w:rPr>
+        <w:t>способность визуальной системы воспринимать трехмерную структуру окружающего мира на основе изображений, полученных двумя камерами.</w:t>
+      </w:r>
+      <w:r>
+        <w:rPr>
+          <w:rFonts w:cs="Liberation Serif"/>
+        </w:rPr>
+        <w:t xml:space="preserve"> На рисунке 3 слева приведен пример устройства – стереокамеры, а справа проиллюстрирована обработка данных с двух камер и последующее отображение карты </w:t>
+      </w:r>
+      <w:r>
+        <w:rPr>
+          <w:rStyle w:val="Strong"/>
+          <w:b w:val="0"/>
+          <w:bCs w:val="0"/>
+        </w:rPr>
+        <w:t>несоответствий</w:t>
+      </w:r>
+      <w:r>
+        <w:rPr>
+          <w:rFonts w:cs="Liberation Serif"/>
+        </w:rPr>
+        <w:t xml:space="preserve">. В дальнейшем при помощи можно восстановить цветное облако точек, наложив пиксели в цветном формате на карту </w:t>
+      </w:r>
+      <w:r>
+        <w:rPr>
+          <w:rStyle w:val="Strong"/>
+          <w:b w:val="0"/>
+          <w:bCs w:val="0"/>
+        </w:rPr>
+        <w:t>несоответствий</w:t>
+      </w:r>
+      <w:r>
+        <w:rPr>
+          <w:rFonts w:cs="Liberation Serif"/>
+        </w:rPr>
+        <w:t>.</w:t>
+      </w:r>
+    </w:p>
+    <w:p>
+      <w:pPr>
+        <w:rPr>
+          <w:rFonts w:cs="Liberation Serif"/>
+        </w:rPr>
+      </w:pPr>
+    </w:p>
+    <w:p>
+      <w:pPr>
+        <w:rPr>
+          <w:rFonts w:cs="Liberation Serif"/>
+        </w:rPr>
+      </w:pPr>
+    </w:p>
+    <w:p>
+      <w:pPr>
+        <w:rPr>
+          <w:rFonts w:cs="Liberation Serif"/>
+        </w:rPr>
+      </w:pPr>
+    </w:p>
+    <w:tbl>
+      <w:tblPr>
+        <w:tblStyle w:val="TableGrid"/>
+        <w:tblW w:w="0" w:type="auto"/>
+        <w:tblLook w:val="04A0" w:firstRow="1" w:lastRow="0" w:firstColumn="1" w:lastColumn="0" w:noHBand="0" w:noVBand="1"/>
+      </w:tblPr>
+      <w:tblGrid>
+        <w:gridCol w:w="9350"/>
+      </w:tblGrid>
+      <w:tr>
+        <w:trPr>
+          <w:trHeight w:val="5622"/>
+        </w:trPr>
+        <w:tc>
+          <w:tcPr>
+            <w:tcW w:w="9350" w:type="dxa"/>
+          </w:tcPr>
+          <w:p>
+            <w:pPr>
+              <w:ind w:firstLine="0"/>
+              <w:rPr>
+                <w:rFonts w:cs="Liberation Serif"/>
+              </w:rPr>
+            </w:pPr>
+            <w:r>
+              <w:rPr>
+                <w:noProof/>
+                <w14:ligatures w14:val="standardContextual"/>
+              </w:rPr>
+              <w:lastRenderedPageBreak/>
+              <w:drawing>
+                <wp:anchor distT="0" distB="0" distL="114300" distR="114300" simplePos="0" relativeHeight="251661312" behindDoc="1" locked="0" layoutInCell="1" allowOverlap="1" wp14:anchorId="3E000FFA" wp14:editId="1DBD8E52">
+                  <wp:simplePos x="0" y="0"/>
+                  <wp:positionH relativeFrom="column">
+                    <wp:posOffset>2758523</wp:posOffset>
+                  </wp:positionH>
+                  <wp:positionV relativeFrom="paragraph">
+                    <wp:posOffset>304</wp:posOffset>
+                  </wp:positionV>
+                  <wp:extent cx="2933700" cy="1808480"/>
+                  <wp:effectExtent l="0" t="0" r="0" b="1270"/>
+                  <wp:wrapTight wrapText="bothSides">
+                    <wp:wrapPolygon edited="0">
+                      <wp:start x="0" y="0"/>
+                      <wp:lineTo x="0" y="21388"/>
+                      <wp:lineTo x="21460" y="21388"/>
+                      <wp:lineTo x="21460" y="0"/>
+                      <wp:lineTo x="0" y="0"/>
+                    </wp:wrapPolygon>
+                  </wp:wrapTight>
+                  <wp:docPr id="11" name="Picture 11"/>
+                  <wp:cNvGraphicFramePr>
+                    <a:graphicFrameLocks xmlns:a="http://schemas.openxmlformats.org/drawingml/2006/main" noChangeAspect="1"/>
+                  </wp:cNvGraphicFramePr>
+                  <a:graphic xmlns:a="http://schemas.openxmlformats.org/drawingml/2006/main">
+                    <a:graphicData uri="http://schemas.openxmlformats.org/drawingml/2006/picture">
+                      <pic:pic xmlns:pic="http://schemas.openxmlformats.org/drawingml/2006/picture">
+                        <pic:nvPicPr>
+                          <pic:cNvPr id="1" name=""/>
+                          <pic:cNvPicPr/>
+                        </pic:nvPicPr>
+                        <pic:blipFill rotWithShape="1">
+                          <a:blip r:embed="rId12">
+                            <a:extLst>
+                              <a:ext uri="{28A0092B-C50C-407E-A947-70E740481C1C}">
+                                <a14:useLocalDpi xmlns:a14="http://schemas.microsoft.com/office/drawing/2010/main" val="0"/>
+                              </a:ext>
+                            </a:extLst>
+                          </a:blip>
+                          <a:srcRect l="1472" t="2576" b="2560"/>
+                          <a:stretch/>
+                        </pic:blipFill>
+                        <pic:spPr bwMode="auto">
+                          <a:xfrm>
+                            <a:off x="0" y="0"/>
+                            <a:ext cx="2933700" cy="1808480"/>
+                          </a:xfrm>
+                          <a:prstGeom prst="rect">
+                            <a:avLst/>
+                          </a:prstGeom>
+                          <a:ln>
+                            <a:noFill/>
+                          </a:ln>
+                          <a:extLst>
+                            <a:ext uri="{53640926-AAD7-44D8-BBD7-CCE9431645EC}">
+                              <a14:shadowObscured xmlns:a14="http://schemas.microsoft.com/office/drawing/2010/main"/>
+                            </a:ext>
+                          </a:extLst>
+                        </pic:spPr>
+                      </pic:pic>
+                    </a:graphicData>
+                  </a:graphic>
+                  <wp14:sizeRelH relativeFrom="margin">
+                    <wp14:pctWidth>0</wp14:pctWidth>
+                  </wp14:sizeRelH>
+                  <wp14:sizeRelV relativeFrom="margin">
+                    <wp14:pctHeight>0</wp14:pctHeight>
+                  </wp14:sizeRelV>
+                </wp:anchor>
+              </w:drawing>
+            </w:r>
+          </w:p>
+          <w:p>
+            <w:pPr>
+              <w:ind w:firstLine="0"/>
+              <w:rPr>
+                <w:rFonts w:cs="Liberation Serif"/>
+              </w:rPr>
+            </w:pPr>
+          </w:p>
+          <w:p>
+            <w:pPr>
+              <w:ind w:firstLine="0"/>
+              <w:rPr>
+                <w:rFonts w:cs="Liberation Serif"/>
+              </w:rPr>
+            </w:pPr>
+            <w:r>
+              <w:rPr>
+                <w:rFonts w:cs="Liberation Serif"/>
+                <w:noProof/>
+                <w:szCs w:val="28"/>
+              </w:rPr>
+              <w:drawing>
+                <wp:anchor distT="0" distB="0" distL="114300" distR="114300" simplePos="0" relativeHeight="251659264" behindDoc="0" locked="0" layoutInCell="1" allowOverlap="1" wp14:anchorId="7B04C427" wp14:editId="753A6640">
+                  <wp:simplePos x="0" y="0"/>
+                  <wp:positionH relativeFrom="column">
+                    <wp:posOffset>-64135</wp:posOffset>
+                  </wp:positionH>
+                  <wp:positionV relativeFrom="paragraph">
+                    <wp:posOffset>290195</wp:posOffset>
+                  </wp:positionV>
+                  <wp:extent cx="2880995" cy="2233930"/>
+                  <wp:effectExtent l="0" t="0" r="0" b="0"/>
+                  <wp:wrapSquare wrapText="bothSides"/>
+                  <wp:docPr id="2" name="Picture 2"/>
+                  <wp:cNvGraphicFramePr>
+                    <a:graphicFrameLocks xmlns:a="http://schemas.openxmlformats.org/drawingml/2006/main" noChangeAspect="1"/>
+                  </wp:cNvGraphicFramePr>
+                  <a:graphic xmlns:a="http://schemas.openxmlformats.org/drawingml/2006/main">
+                    <a:graphicData uri="http://schemas.openxmlformats.org/drawingml/2006/picture">
+                      <pic:pic xmlns:pic="http://schemas.openxmlformats.org/drawingml/2006/picture">
+                        <pic:nvPicPr>
+                          <pic:cNvPr id="1" name=""/>
+                          <pic:cNvPicPr/>
+                        </pic:nvPicPr>
+                        <pic:blipFill>
+                          <a:blip r:embed="rId13">
+                            <a:extLst>
+                              <a:ext uri="{28A0092B-C50C-407E-A947-70E740481C1C}">
+                                <a14:useLocalDpi xmlns:a14="http://schemas.microsoft.com/office/drawing/2010/main" val="0"/>
+                              </a:ext>
+                            </a:extLst>
+                          </a:blip>
+                          <a:stretch>
+                            <a:fillRect/>
+                          </a:stretch>
+                        </pic:blipFill>
+                        <pic:spPr>
+                          <a:xfrm>
+                            <a:off x="0" y="0"/>
+                            <a:ext cx="2880995" cy="2233930"/>
+                          </a:xfrm>
+                          <a:prstGeom prst="rect">
+                            <a:avLst/>
+                          </a:prstGeom>
+                        </pic:spPr>
+                      </pic:pic>
+                    </a:graphicData>
+                  </a:graphic>
+                  <wp14:sizeRelH relativeFrom="margin">
+                    <wp14:pctWidth>0</wp14:pctWidth>
+                  </wp14:sizeRelH>
+                  <wp14:sizeRelV relativeFrom="margin">
+                    <wp14:pctHeight>0</wp14:pctHeight>
+                  </wp14:sizeRelV>
+                </wp:anchor>
+              </w:drawing>
+            </w:r>
+            <w:r>
+              <w:rPr>
+                <w:noProof/>
+                <w14:ligatures w14:val="standardContextual"/>
+              </w:rPr>
+              <w:drawing>
+                <wp:anchor distT="0" distB="0" distL="114300" distR="114300" simplePos="0" relativeHeight="251660288" behindDoc="1" locked="0" layoutInCell="1" allowOverlap="1" wp14:anchorId="6D873CE3" wp14:editId="600021C0">
+                  <wp:simplePos x="0" y="0"/>
+                  <wp:positionH relativeFrom="column">
+                    <wp:posOffset>2758302</wp:posOffset>
+                  </wp:positionH>
+                  <wp:positionV relativeFrom="paragraph">
+                    <wp:posOffset>1160448</wp:posOffset>
+                  </wp:positionV>
+                  <wp:extent cx="2941320" cy="1755775"/>
+                  <wp:effectExtent l="0" t="0" r="0" b="0"/>
+                  <wp:wrapTight wrapText="bothSides">
+                    <wp:wrapPolygon edited="0">
+                      <wp:start x="0" y="0"/>
+                      <wp:lineTo x="0" y="21327"/>
+                      <wp:lineTo x="21404" y="21327"/>
+                      <wp:lineTo x="21404" y="0"/>
+                      <wp:lineTo x="0" y="0"/>
+                    </wp:wrapPolygon>
+                  </wp:wrapTight>
+                  <wp:docPr id="12" name="Picture 12"/>
+                  <wp:cNvGraphicFramePr>
+                    <a:graphicFrameLocks xmlns:a="http://schemas.openxmlformats.org/drawingml/2006/main" noChangeAspect="1"/>
+                  </wp:cNvGraphicFramePr>
+                  <a:graphic xmlns:a="http://schemas.openxmlformats.org/drawingml/2006/main">
+                    <a:graphicData uri="http://schemas.openxmlformats.org/drawingml/2006/picture">
+                      <pic:pic xmlns:pic="http://schemas.openxmlformats.org/drawingml/2006/picture">
+                        <pic:nvPicPr>
+                          <pic:cNvPr id="1" name=""/>
+                          <pic:cNvPicPr/>
+                        </pic:nvPicPr>
+                        <pic:blipFill rotWithShape="1">
+                          <a:blip r:embed="rId14">
+                            <a:extLst>
+                              <a:ext uri="{28A0092B-C50C-407E-A947-70E740481C1C}">
+                                <a14:useLocalDpi xmlns:a14="http://schemas.microsoft.com/office/drawing/2010/main" val="0"/>
+                              </a:ext>
+                            </a:extLst>
+                          </a:blip>
+                          <a:srcRect b="18312"/>
+                          <a:stretch/>
+                        </pic:blipFill>
+                        <pic:spPr bwMode="auto">
+                          <a:xfrm>
+                            <a:off x="0" y="0"/>
+                            <a:ext cx="2941320" cy="1755775"/>
+                          </a:xfrm>
+                          <a:prstGeom prst="rect">
+                            <a:avLst/>
+                          </a:prstGeom>
+                          <a:ln>
+                            <a:noFill/>
+                          </a:ln>
+                          <a:extLst>
+                            <a:ext uri="{53640926-AAD7-44D8-BBD7-CCE9431645EC}">
+                              <a14:shadowObscured xmlns:a14="http://schemas.microsoft.com/office/drawing/2010/main"/>
+                            </a:ext>
+                          </a:extLst>
+                        </pic:spPr>
+                      </pic:pic>
+                    </a:graphicData>
+                  </a:graphic>
+                  <wp14:sizeRelH relativeFrom="margin">
+                    <wp14:pctWidth>0</wp14:pctWidth>
+                  </wp14:sizeRelH>
+                  <wp14:sizeRelV relativeFrom="margin">
+                    <wp14:pctHeight>0</wp14:pctHeight>
+                  </wp14:sizeRelV>
+                </wp:anchor>
+              </w:drawing>
+            </w:r>
+          </w:p>
+        </w:tc>
+      </w:tr>
+    </w:tbl>
+    <w:p>
+      <w:pPr>
+        <w:rPr>
+          <w:rFonts w:cs="Liberation Serif"/>
+        </w:rPr>
+      </w:pPr>
+    </w:p>
+    <w:p>
+      <w:pPr>
+        <w:pStyle w:val="Risunok"/>
+      </w:pPr>
+      <w:r>
+        <w:t xml:space="preserve">Пример стереокамеры (слева), карта </w:t>
+      </w:r>
+      <w:r>
+        <w:rPr>
+          <w:rStyle w:val="Strong"/>
+          <w:b w:val="0"/>
+          <w:bCs w:val="0"/>
+        </w:rPr>
+        <w:t>несоответствий</w:t>
+      </w:r>
+      <w:r>
+        <w:rPr>
+          <w:rStyle w:val="Strong"/>
+          <w:b w:val="0"/>
+          <w:bCs w:val="0"/>
+        </w:rPr>
+        <w:t xml:space="preserve"> (справа)</w:t>
+      </w:r>
+    </w:p>
+    <w:p>
+      <w:pPr>
+        <w:ind w:left="360" w:firstLine="0"/>
+        <w:jc w:val="both"/>
+        <w:rPr>
+          <w:rFonts w:cs="Liberation Serif"/>
+        </w:rPr>
+      </w:pPr>
+    </w:p>
+    <w:p>
+      <w:pPr>
+        <w:ind w:firstLine="0"/>
+      </w:pPr>
+      <w:r>
+        <w:rPr>
+          <w:b/>
+          <w:bCs/>
+        </w:rPr>
+        <w:t>Достоинства</w:t>
+      </w:r>
+      <w:r>
+        <w:t>:</w:t>
+      </w:r>
+    </w:p>
+    <w:p>
+      <w:pPr>
+        <w:pStyle w:val="ListParagraph"/>
+        <w:numPr>
+          <w:ilvl w:val="0"/>
+          <w:numId w:val="34"/>
+        </w:numPr>
+        <w:rPr>
+          <w:rFonts w:ascii="Times New Roman" w:hAnsi="Times New Roman"/>
+          <w:sz w:val="24"/>
+          <w:lang w:eastAsia="en-US"/>
+        </w:rPr>
+      </w:pPr>
+      <w:r>
+        <w:rPr>
+          <w:rStyle w:val="Strong"/>
+          <w:b w:val="0"/>
+          <w:bCs w:val="0"/>
+        </w:rPr>
+        <w:t>Низкая стоимость</w:t>
+      </w:r>
+      <w:r>
+        <w:t xml:space="preserve"> — стереокамеры используют обычные CMOS-матрицы, что делает их значительно дешевле лидаров. </w:t>
+      </w:r>
+    </w:p>
+    <w:p>
+      <w:pPr>
+        <w:pStyle w:val="ListParagraph"/>
+        <w:numPr>
+          <w:ilvl w:val="0"/>
+          <w:numId w:val="34"/>
+        </w:numPr>
+      </w:pPr>
+      <w:r>
+        <w:rPr>
+          <w:rStyle w:val="Strong"/>
+          <w:b w:val="0"/>
+          <w:bCs w:val="0"/>
+        </w:rPr>
+        <w:t>Цветная информация</w:t>
+      </w:r>
+      <w:r>
+        <w:t xml:space="preserve"> — в отличие от лидаров и радаров, стереокамеры дают не только глубину, но и полноценное цветное изображение сцены, что упрощает задачу распознавания объектов.</w:t>
+      </w:r>
+    </w:p>
+    <w:p>
+      <w:pPr>
+        <w:pStyle w:val="ListParagraph"/>
+        <w:numPr>
+          <w:ilvl w:val="0"/>
+          <w:numId w:val="34"/>
+        </w:numPr>
+      </w:pPr>
+      <w:r>
+        <w:rPr>
+          <w:rStyle w:val="Strong"/>
+          <w:b w:val="0"/>
+          <w:bCs w:val="0"/>
+        </w:rPr>
+        <w:t>Высокое разрешение по глубине</w:t>
+      </w:r>
+      <w:r>
+        <w:t xml:space="preserve"> — при хорошей текстуре объектов современные стереокамеры могут достигать точности до долей миллиметра на малых расстояниях.</w:t>
+      </w:r>
+    </w:p>
+    <w:p>
+      <w:pPr>
+        <w:pStyle w:val="ListParagraph"/>
+        <w:numPr>
+          <w:ilvl w:val="0"/>
+          <w:numId w:val="34"/>
+        </w:numPr>
+      </w:pPr>
+      <w:r>
+        <w:rPr>
+          <w:rStyle w:val="Strong"/>
+          <w:b w:val="0"/>
+          <w:bCs w:val="0"/>
+        </w:rPr>
+        <w:t>Работа в помещении</w:t>
+      </w:r>
+      <w:r>
+        <w:t xml:space="preserve"> — стереокамеры отлично работают в условиях стабильного искусственного освещения, что делает их популярным выбором для складских и промышленных роботов.</w:t>
+      </w:r>
+    </w:p>
+    <w:p>
+      <w:pPr>
+        <w:pStyle w:val="ListParagraph"/>
+        <w:ind w:firstLine="0"/>
+        <w:jc w:val="both"/>
+      </w:pPr>
+    </w:p>
+    <w:p>
+      <w:pPr>
+        <w:ind w:firstLine="0"/>
+        <w:jc w:val="both"/>
+      </w:pPr>
+      <w:r>
+        <w:rPr>
+          <w:b/>
+          <w:bCs/>
+        </w:rPr>
+        <w:t>Недостатки</w:t>
+      </w:r>
+      <w:r>
+        <w:t>:</w:t>
+      </w:r>
+    </w:p>
+    <w:p>
+      <w:pPr>
+        <w:pStyle w:val="ListParagraph"/>
+        <w:numPr>
+          <w:ilvl w:val="0"/>
+          <w:numId w:val="36"/>
+        </w:numPr>
+        <w:rPr>
+          <w:rFonts w:ascii="Times New Roman" w:hAnsi="Times New Roman"/>
+          <w:sz w:val="24"/>
+          <w:lang w:eastAsia="en-US"/>
+        </w:rPr>
+      </w:pPr>
+      <w:r>
+        <w:rPr>
+          <w:rStyle w:val="Strong"/>
+          <w:b w:val="0"/>
+          <w:bCs w:val="0"/>
+        </w:rPr>
+        <w:t>Зависимость от внешнего освещения</w:t>
+      </w:r>
+      <w:r>
+        <w:t xml:space="preserve"> — стереокамеры плохо работают в темноте (требуют дополнительной подсветки), а также при ярких засветках или резких тенях.</w:t>
+      </w:r>
+    </w:p>
+    <w:p>
+      <w:pPr>
+        <w:pStyle w:val="ListParagraph"/>
+        <w:numPr>
+          <w:ilvl w:val="0"/>
+          <w:numId w:val="36"/>
+        </w:numPr>
+      </w:pPr>
+      <w:r>
+        <w:rPr>
+          <w:rStyle w:val="Strong"/>
+          <w:b w:val="0"/>
+          <w:bCs w:val="0"/>
+        </w:rPr>
+        <w:t>Требование к текстуре объектов</w:t>
+      </w:r>
+      <w:r>
+        <w:t xml:space="preserve"> — стереозрение не работает на однотонных, гладких или повторяющихся поверхностях (белая стена, пол, потолок). Без видимых ориентиров алгоритмы не могут найти соответствия между кадрами.</w:t>
+      </w:r>
+    </w:p>
+    <w:p>
+      <w:pPr>
+        <w:pStyle w:val="ListParagraph"/>
+        <w:numPr>
+          <w:ilvl w:val="0"/>
+          <w:numId w:val="36"/>
+        </w:numPr>
+      </w:pPr>
+      <w:r>
+        <w:rPr>
+          <w:rStyle w:val="Strong"/>
+          <w:b w:val="0"/>
+          <w:bCs w:val="0"/>
+        </w:rPr>
+        <w:t>Ограниченная дальность действия</w:t>
+      </w:r>
+      <w:r>
+        <w:t xml:space="preserve"> — эффективная дальность стереокамер обычно не превышает 5–10 метров. На больших расстояниях смещение объектов на кадрах становится слишком маленьким для точного измерения.</w:t>
+      </w:r>
+    </w:p>
+    <w:p>
+      <w:pPr>
+        <w:pStyle w:val="ListParagraph"/>
+        <w:numPr>
+          <w:ilvl w:val="0"/>
+          <w:numId w:val="36"/>
+        </w:numPr>
+      </w:pPr>
+      <w:r>
+        <w:rPr>
+          <w:rStyle w:val="Strong"/>
+          <w:b w:val="0"/>
+          <w:bCs w:val="0"/>
+        </w:rPr>
+        <w:t>Проблемы с прозрачными и зеркальными поверхностями</w:t>
+      </w:r>
+      <w:r>
+        <w:t xml:space="preserve"> — стекло, вода, зеркала и другие отражающие/пропускающие объекты искажают стереоизмерения.</w:t>
+      </w:r>
+    </w:p>
+    <w:p>
+      <w:pPr>
+        <w:pStyle w:val="ListParagraph"/>
+        <w:numPr>
+          <w:ilvl w:val="0"/>
+          <w:numId w:val="36"/>
+        </w:numPr>
+      </w:pPr>
+      <w:r>
+        <w:rPr>
+          <w:rStyle w:val="Strong"/>
+          <w:b w:val="0"/>
+          <w:bCs w:val="0"/>
+        </w:rPr>
+        <w:t>Сложность калибровки</w:t>
+      </w:r>
+      <w:r>
+        <w:t xml:space="preserve"> — стереокамеры требуют точной взаимной калибровки (знание параметров каждой камеры и их взаимного расположения), которая может нарушаться при механических воздействиях или изменении температуры.</w:t>
+      </w:r>
+    </w:p>
+    <w:p>
+      <w:pPr>
+        <w:pStyle w:val="ListParagraph"/>
+        <w:numPr>
+          <w:ilvl w:val="0"/>
+          <w:numId w:val="36"/>
+        </w:numPr>
+      </w:pPr>
+      <w:r>
+        <w:rPr>
+          <w:rStyle w:val="Strong"/>
+          <w:b w:val="0"/>
+          <w:bCs w:val="0"/>
+        </w:rPr>
+        <w:t>Высокая вычислительная нагрузка</w:t>
+      </w:r>
+      <w:r>
+        <w:t xml:space="preserve"> — поиск соответствий между двумя изображениями требует значительных вычислительных ресурсов, особенно для высокого разрешения и частоты кадров.</w:t>
+      </w:r>
+    </w:p>
+    <w:p>
+      <w:pPr>
+        <w:jc w:val="both"/>
+        <w:rPr>
+          <w:rFonts w:cs="Liberation Serif"/>
+        </w:rPr>
+      </w:pPr>
+    </w:p>
+    <w:p>
+      <w:pPr>
+        <w:jc w:val="both"/>
+        <w:rPr>
+          <w:rFonts w:cs="Liberation Serif"/>
+        </w:rPr>
+      </w:pPr>
+    </w:p>
+    <w:p>
+      <w:pPr>
+        <w:jc w:val="both"/>
+        <w:rPr>
+          <w:rFonts w:cs="Liberation Serif"/>
+        </w:rPr>
+      </w:pPr>
+    </w:p>
+    <w:p>
+      <w:pPr>
+        <w:pStyle w:val="Title"/>
+      </w:pPr>
+      <w:r>
+        <w:lastRenderedPageBreak/>
+        <w:t>Ультразвуковые датчики</w:t>
+      </w:r>
     </w:p>
     <w:p/>
     <w:p>
-      <w:pPr>
-        <w:ind w:left="360" w:firstLine="0"/>
-        <w:jc w:val="both"/>
-        <w:rPr>
-          <w:rFonts w:cs="Liberation Serif"/>
-        </w:rPr>
-      </w:pPr>
-    </w:p>
-    <w:p>
-      <w:pPr>
-        <w:jc w:val="both"/>
-        <w:rPr>
-          <w:rFonts w:cs="Liberation Serif"/>
-        </w:rPr>
-      </w:pPr>
-    </w:p>
-    <w:p>
-      <w:pPr>
-        <w:jc w:val="both"/>
-        <w:rPr>
-          <w:rFonts w:cs="Liberation Serif"/>
-        </w:rPr>
-      </w:pPr>
-    </w:p>
-    <w:p>
-      <w:pPr>
-        <w:jc w:val="both"/>
-        <w:rPr>
-          <w:rFonts w:cs="Liberation Serif"/>
-        </w:rPr>
-      </w:pPr>
-    </w:p>
-    <w:p>
-      <w:pPr>
-        <w:jc w:val="both"/>
-        <w:rPr>
-          <w:rFonts w:cs="Liberation Serif"/>
-        </w:rPr>
-      </w:pPr>
-    </w:p>
-    <w:p>
-      <w:pPr>
-        <w:jc w:val="both"/>
-        <w:rPr>
-          <w:rFonts w:cs="Liberation Serif"/>
-        </w:rPr>
-      </w:pPr>
-    </w:p>
-    <w:p>
-      <w:pPr>
-        <w:jc w:val="both"/>
-        <w:rPr>
-          <w:rFonts w:cs="Liberation Serif"/>
-        </w:rPr>
-      </w:pPr>
-    </w:p>
-    <w:p>
-      <w:pPr>
-        <w:jc w:val="both"/>
-        <w:rPr>
-          <w:rFonts w:cs="Liberation Serif"/>
-        </w:rPr>
-      </w:pPr>
-    </w:p>
-    <w:p>
-      <w:pPr>
-        <w:jc w:val="both"/>
-        <w:rPr>
-          <w:rFonts w:cs="Liberation Serif"/>
-        </w:rPr>
-      </w:pPr>
-    </w:p>
-    <w:p>
-      <w:pPr>
-        <w:jc w:val="both"/>
-        <w:rPr>
-          <w:rFonts w:cs="Liberation Serif"/>
-        </w:rPr>
-      </w:pPr>
+      <w:r>
+        <w:rPr>
+          <w:rStyle w:val="Strong"/>
+        </w:rPr>
+        <w:t>Ультразвуковые датчики</w:t>
+      </w:r>
+      <w:r>
+        <w:t xml:space="preserve"> (сонары) — это активные акустические системы измерения расстояния, основанные на использовании звуковых волн высокой частоты (обычно 20–100 кГц</w:t>
+      </w:r>
+      <w:r>
+        <w:t xml:space="preserve">). </w:t>
+      </w:r>
+      <w:r>
+        <w:t>Принцип работы ультразвукового датчика схож с эхолокацией летучих мышей или дельфинов. Устройство состоит из двух основных элементов:</w:t>
+      </w:r>
+    </w:p>
+    <w:p>
+      <w:pPr>
+        <w:pStyle w:val="ListParagraph"/>
+        <w:numPr>
+          <w:ilvl w:val="0"/>
+          <w:numId w:val="39"/>
+        </w:numPr>
+        <w:rPr>
+          <w:lang w:eastAsia="en-US"/>
+        </w:rPr>
+      </w:pPr>
+      <w:r>
+        <w:rPr>
+          <w:lang w:eastAsia="en-US"/>
+        </w:rPr>
+        <w:t>излучатель (трансмиттер) — пьезоэлектрический элемент, преобразующий электрический сигнал в механические колебания (ультразвуковые волны);</w:t>
+      </w:r>
+    </w:p>
+    <w:p>
+      <w:pPr>
+        <w:pStyle w:val="ListParagraph"/>
+        <w:numPr>
+          <w:ilvl w:val="0"/>
+          <w:numId w:val="39"/>
+        </w:numPr>
+        <w:rPr>
+          <w:lang w:eastAsia="en-US"/>
+        </w:rPr>
+      </w:pPr>
+      <w:r>
+        <w:rPr>
+          <w:lang w:eastAsia="en-US"/>
+        </w:rPr>
+        <w:t>приёмник (ресивер) — аналогичный пьезоэлектрический элемент, преобразующий отражённые акустические волны обратно в электрический сигнал.</w:t>
+      </w:r>
+    </w:p>
+    <w:p>
+      <w:pPr>
+        <w:rPr>
+          <w:lang w:eastAsia="en-US"/>
+        </w:rPr>
+      </w:pPr>
+      <w:r>
+        <w:rPr>
+          <w:lang w:eastAsia="en-US"/>
+        </w:rPr>
+        <w:t>Данные о расстоянии воспроизводятся времяпролетным методом, где дистанция вычисляется как произведение скорости звука в воздухе на время между излучением импульса и приемом сигнала, разделенное на два. На рисунке 4 показана работа одного из популярных устройств , основанных на ультразвуковом датчике.</w:t>
+      </w:r>
+    </w:p>
+    <w:p>
+      <w:r>
+        <w:t xml:space="preserve"> </w:t>
+      </w:r>
+    </w:p>
+    <w:p>
+      <w:r>
+        <w:rPr>
+          <w:rFonts w:cs="Liberation Serif"/>
+          <w:noProof/>
+          <w:szCs w:val="28"/>
+        </w:rPr>
+        <w:drawing>
+          <wp:inline distT="0" distB="0" distL="0" distR="0" wp14:anchorId="4AA2C083" wp14:editId="59430E3F">
+            <wp:extent cx="5748793" cy="1900953"/>
+            <wp:effectExtent l="0" t="0" r="4445" b="4445"/>
+            <wp:docPr id="15" name="Picture 15"/>
+            <wp:cNvGraphicFramePr>
+              <a:graphicFrameLocks xmlns:a="http://schemas.openxmlformats.org/drawingml/2006/main" noChangeAspect="1"/>
+            </wp:cNvGraphicFramePr>
+            <a:graphic xmlns:a="http://schemas.openxmlformats.org/drawingml/2006/main">
+              <a:graphicData uri="http://schemas.openxmlformats.org/drawingml/2006/picture">
+                <pic:pic xmlns:pic="http://schemas.openxmlformats.org/drawingml/2006/picture">
+                  <pic:nvPicPr>
+                    <pic:cNvPr id="1" name=""/>
+                    <pic:cNvPicPr/>
+                  </pic:nvPicPr>
+                  <pic:blipFill>
+                    <a:blip r:embed="rId15"/>
+                    <a:stretch>
+                      <a:fillRect/>
+                    </a:stretch>
+                  </pic:blipFill>
+                  <pic:spPr>
+                    <a:xfrm>
+                      <a:off x="0" y="0"/>
+                      <a:ext cx="5860230" cy="1937802"/>
+                    </a:xfrm>
+                    <a:prstGeom prst="rect">
+                      <a:avLst/>
+                    </a:prstGeom>
+                  </pic:spPr>
+                </pic:pic>
+              </a:graphicData>
+            </a:graphic>
+          </wp:inline>
+        </w:drawing>
+      </w:r>
+    </w:p>
+    <w:p>
+      <w:pPr>
+        <w:pStyle w:val="Risunok"/>
+      </w:pPr>
+      <w:r>
+        <w:t xml:space="preserve">Пример работы модуля УЗ-дальномера </w:t>
+      </w:r>
+      <w:r>
+        <w:rPr>
+          <w:lang w:val="en-US"/>
+        </w:rPr>
+        <w:t>HC</w:t>
+      </w:r>
+      <w:r>
+        <w:t>-</w:t>
+      </w:r>
+      <w:r>
+        <w:rPr>
+          <w:lang w:val="en-US"/>
+        </w:rPr>
+        <w:t>SR</w:t>
+      </w:r>
+      <w:r>
+        <w:t>04</w:t>
+      </w:r>
+    </w:p>
+    <w:p>
+      <w:pPr>
+        <w:ind w:firstLine="0"/>
+      </w:pPr>
+      <w:r>
+        <w:rPr>
+          <w:b/>
+          <w:bCs/>
+        </w:rPr>
+        <w:lastRenderedPageBreak/>
+        <w:t>Достоинства</w:t>
+      </w:r>
+      <w:r>
+        <w:t>:</w:t>
+      </w:r>
+    </w:p>
+    <w:p>
+      <w:pPr>
+        <w:ind w:firstLine="0"/>
+        <w:rPr>
+          <w:rFonts w:ascii="Times New Roman" w:hAnsi="Times New Roman"/>
+          <w:sz w:val="24"/>
+          <w:lang w:eastAsia="en-US"/>
+        </w:rPr>
+      </w:pPr>
+      <w:r>
+        <w:rPr>
+          <w:rStyle w:val="Strong"/>
+          <w:b w:val="0"/>
+          <w:bCs w:val="0"/>
+        </w:rPr>
+        <w:t>Низкая стоимость</w:t>
+      </w:r>
+      <w:r>
+        <w:t xml:space="preserve"> — ультразвуковые датчики являются одними из самых дешёвых сенсоров для измерения расстояния</w:t>
+      </w:r>
+      <w:r>
+        <w:t>.</w:t>
+      </w:r>
+      <w:r>
+        <w:t xml:space="preserve"> </w:t>
+      </w:r>
+    </w:p>
+    <w:p>
+      <w:pPr>
+        <w:ind w:firstLine="0"/>
+      </w:pPr>
+      <w:r>
+        <w:rPr>
+          <w:rStyle w:val="Strong"/>
+          <w:b w:val="0"/>
+          <w:bCs w:val="0"/>
+        </w:rPr>
+        <w:t>Простота использования</w:t>
+      </w:r>
+      <w:r>
+        <w:t xml:space="preserve"> — датчики имеют простой интерфейс (обычно триггерный и эхо-сигналы), не требуют сложной калибровки и обработки сигнала.</w:t>
+      </w:r>
+    </w:p>
+    <w:p>
+      <w:pPr>
+        <w:ind w:firstLine="0"/>
+      </w:pPr>
+      <w:r>
+        <w:rPr>
+          <w:rStyle w:val="Strong"/>
+          <w:b w:val="0"/>
+          <w:bCs w:val="0"/>
+        </w:rPr>
+        <w:t>Независимость от цвета и прозрачности объекта</w:t>
+      </w:r>
+      <w:r>
+        <w:t xml:space="preserve"> — ультразвук одинаково хорошо отражается от чёрных, белых, прозрачных и зеркальных поверхностей (в отличие от оптических систем и лидаров).</w:t>
+      </w:r>
+    </w:p>
+    <w:p>
+      <w:pPr>
+        <w:ind w:firstLine="0"/>
+      </w:pPr>
+      <w:r>
+        <w:rPr>
+          <w:rStyle w:val="Strong"/>
+          <w:b w:val="0"/>
+          <w:bCs w:val="0"/>
+        </w:rPr>
+        <w:t>Работа в любых условиях освещённости</w:t>
+      </w:r>
+      <w:r>
+        <w:t xml:space="preserve"> — датчику не нужен свет, он работает одинаково хорошо днём и ночью.</w:t>
+      </w:r>
+    </w:p>
+    <w:p>
+      <w:pPr>
+        <w:ind w:firstLine="0"/>
+      </w:pPr>
+      <w:r>
+        <w:rPr>
+          <w:rStyle w:val="Strong"/>
+          <w:b w:val="0"/>
+          <w:bCs w:val="0"/>
+        </w:rPr>
+        <w:t>Отсутствие электромагнитных помех</w:t>
+      </w:r>
+      <w:r>
+        <w:t xml:space="preserve"> — акустические волны не создают радиопомех и не подвержены влиянию радиочастотных полей.</w:t>
+      </w:r>
+    </w:p>
+    <w:p>
+      <w:pPr>
+        <w:ind w:firstLine="0"/>
+      </w:pPr>
+      <w:r>
+        <w:rPr>
+          <w:rStyle w:val="Strong"/>
+          <w:b w:val="0"/>
+          <w:bCs w:val="0"/>
+        </w:rPr>
+        <w:t>Компактность</w:t>
+      </w:r>
+      <w:r>
+        <w:t xml:space="preserve"> — малые размеры и вес позволяют легко интегрировать датчики в различные устройства.</w:t>
+      </w:r>
+    </w:p>
+    <w:p>
+      <w:pPr>
+        <w:pStyle w:val="ListParagraph"/>
+        <w:ind w:firstLine="0"/>
+        <w:jc w:val="both"/>
+      </w:pPr>
+    </w:p>
+    <w:p>
+      <w:pPr>
+        <w:ind w:firstLine="0"/>
+        <w:jc w:val="both"/>
+      </w:pPr>
+      <w:r>
+        <w:rPr>
+          <w:b/>
+          <w:bCs/>
+        </w:rPr>
+        <w:t>Недостатки</w:t>
+      </w:r>
+      <w:r>
+        <w:t>:</w:t>
+      </w:r>
+    </w:p>
+    <w:p>
+      <w:pPr>
+        <w:pStyle w:val="ListParagraph"/>
+        <w:numPr>
+          <w:ilvl w:val="0"/>
+          <w:numId w:val="45"/>
+        </w:numPr>
+        <w:rPr>
+          <w:lang w:eastAsia="en-US"/>
+        </w:rPr>
+      </w:pPr>
+      <w:r>
+        <w:rPr>
+          <w:b/>
+          <w:bCs/>
+          <w:lang w:eastAsia="en-US"/>
+        </w:rPr>
+        <w:t>Малая дальность действия</w:t>
+      </w:r>
+      <w:r>
+        <w:rPr>
+          <w:lang w:eastAsia="en-US"/>
+        </w:rPr>
+        <w:t xml:space="preserve"> — эффективная дальность большинства ультразвуковых датчиков не превышает 4–6 метров.</w:t>
+      </w:r>
+    </w:p>
+    <w:p>
+      <w:pPr>
+        <w:pStyle w:val="ListParagraph"/>
+        <w:numPr>
+          <w:ilvl w:val="0"/>
+          <w:numId w:val="45"/>
+        </w:numPr>
+        <w:rPr>
+          <w:lang w:eastAsia="en-US"/>
+        </w:rPr>
+      </w:pPr>
+      <w:r>
+        <w:rPr>
+          <w:b/>
+          <w:bCs/>
+          <w:lang w:eastAsia="en-US"/>
+        </w:rPr>
+        <w:t>Широкая диаграмма направленности</w:t>
+      </w:r>
+      <w:r>
+        <w:rPr>
+          <w:lang w:eastAsia="en-US"/>
+        </w:rPr>
+        <w:t xml:space="preserve"> — угол раскрыва 15–30° приводит к тому, что датчик «видит» не только цель прямо перед собой, но и объекты по бокам, что затрудняет точное определение направления на объект.</w:t>
+      </w:r>
+    </w:p>
+    <w:p>
+      <w:pPr>
+        <w:pStyle w:val="ListParagraph"/>
+        <w:numPr>
+          <w:ilvl w:val="0"/>
+          <w:numId w:val="45"/>
+        </w:numPr>
+        <w:rPr>
+          <w:lang w:eastAsia="en-US"/>
+        </w:rPr>
+      </w:pPr>
+      <w:r>
+        <w:rPr>
+          <w:b/>
+          <w:bCs/>
+          <w:lang w:eastAsia="en-US"/>
+        </w:rPr>
+        <w:t>Наличие «мёртвой зоны»</w:t>
+      </w:r>
+      <w:r>
+        <w:rPr>
+          <w:lang w:eastAsia="en-US"/>
+        </w:rPr>
+        <w:t xml:space="preserve"> — объекты, находящиеся слишком близко к датчику (обычно 2–20 см), не могут быть обнаружены.</w:t>
+      </w:r>
+    </w:p>
+    <w:p>
+      <w:pPr>
+        <w:pStyle w:val="ListParagraph"/>
+        <w:numPr>
+          <w:ilvl w:val="0"/>
+          <w:numId w:val="45"/>
+        </w:numPr>
+        <w:rPr>
+          <w:lang w:eastAsia="en-US"/>
+        </w:rPr>
+      </w:pPr>
+      <w:r>
+        <w:rPr>
+          <w:b/>
+          <w:bCs/>
+          <w:lang w:eastAsia="en-US"/>
+        </w:rPr>
+        <w:lastRenderedPageBreak/>
+        <w:t>Чувствительность к загрязнениям</w:t>
+      </w:r>
+      <w:r>
+        <w:rPr>
+          <w:lang w:eastAsia="en-US"/>
+        </w:rPr>
+        <w:t xml:space="preserve"> — грязь, снег, лёд или капли воды на поверхности датчика могут полностью блокировать работу или вызывать ложные измерения.</w:t>
+      </w:r>
+    </w:p>
+    <w:p>
+      <w:pPr>
+        <w:pStyle w:val="ListParagraph"/>
+        <w:numPr>
+          <w:ilvl w:val="0"/>
+          <w:numId w:val="45"/>
+        </w:numPr>
+        <w:rPr>
+          <w:lang w:eastAsia="en-US"/>
+        </w:rPr>
+      </w:pPr>
+      <w:r>
+        <w:rPr>
+          <w:b/>
+          <w:bCs/>
+          <w:lang w:eastAsia="en-US"/>
+        </w:rPr>
+        <w:t>Зависимость от свойств поверхности</w:t>
+      </w:r>
+      <w:r>
+        <w:rPr>
+          <w:lang w:eastAsia="en-US"/>
+        </w:rPr>
+        <w:t>:</w:t>
+      </w:r>
+    </w:p>
+    <w:p>
+      <w:pPr>
+        <w:pStyle w:val="ListParagraph"/>
+        <w:ind w:firstLine="0"/>
+        <w:rPr>
+          <w:lang w:eastAsia="en-US"/>
+        </w:rPr>
+      </w:pPr>
+      <w:r>
+        <w:rPr>
+          <w:lang w:eastAsia="en-US"/>
+        </w:rPr>
+        <w:t>-</w:t>
+      </w:r>
+      <w:r>
+        <w:rPr>
+          <w:lang w:eastAsia="en-US"/>
+        </w:rPr>
+        <w:t>мягкие и пористые поверхности (ткань, поролон, снег) сильно поглощают ультразвук;</w:t>
+      </w:r>
+    </w:p>
+    <w:p>
+      <w:pPr>
+        <w:pStyle w:val="ListParagraph"/>
+        <w:ind w:firstLine="0"/>
+        <w:rPr>
+          <w:lang w:eastAsia="en-US"/>
+        </w:rPr>
+      </w:pPr>
+      <w:r>
+        <w:rPr>
+          <w:lang w:eastAsia="en-US"/>
+        </w:rPr>
+        <w:t>-</w:t>
+      </w:r>
+      <w:r>
+        <w:rPr>
+          <w:lang w:eastAsia="en-US"/>
+        </w:rPr>
+        <w:t>наклонные поверхности отражают звук в сторону от приёмника.</w:t>
+      </w:r>
+    </w:p>
+    <w:p>
+      <w:pPr>
+        <w:pStyle w:val="ListParagraph"/>
+        <w:numPr>
+          <w:ilvl w:val="0"/>
+          <w:numId w:val="45"/>
+        </w:numPr>
+        <w:rPr>
+          <w:lang w:eastAsia="en-US"/>
+        </w:rPr>
+      </w:pPr>
+      <w:r>
+        <w:rPr>
+          <w:b/>
+          <w:bCs/>
+          <w:lang w:eastAsia="en-US"/>
+        </w:rPr>
+        <w:t>Низкая точность</w:t>
+      </w:r>
+      <w:r>
+        <w:rPr>
+          <w:lang w:eastAsia="en-US"/>
+        </w:rPr>
+        <w:t xml:space="preserve"> — типичная точность составляет ±1–3 см, что недостаточно для задач высокоточного позиционирования.</w:t>
+      </w:r>
+    </w:p>
+    <w:p>
+      <w:pPr>
+        <w:pStyle w:val="ListParagraph"/>
+        <w:numPr>
+          <w:ilvl w:val="0"/>
+          <w:numId w:val="45"/>
+        </w:numPr>
+        <w:rPr>
+          <w:lang w:eastAsia="en-US"/>
+        </w:rPr>
+      </w:pPr>
+      <w:r>
+        <w:rPr>
+          <w:b/>
+          <w:bCs/>
+          <w:lang w:eastAsia="en-US"/>
+        </w:rPr>
+        <w:t>Зависимость от температуры и влажности</w:t>
+      </w:r>
+      <w:r>
+        <w:rPr>
+          <w:lang w:eastAsia="en-US"/>
+        </w:rPr>
+        <w:t xml:space="preserve"> — скорость звука меняется с температурой (≈0,6 м/с на 1°</w:t>
+      </w:r>
+      <w:r>
+        <w:rPr>
+          <w:lang w:val="en-US" w:eastAsia="en-US"/>
+        </w:rPr>
+        <w:t>C</w:t>
+      </w:r>
+      <w:r>
+        <w:rPr>
+          <w:lang w:eastAsia="en-US"/>
+        </w:rPr>
+        <w:t>), что требует компенсации для получения точных измерений.</w:t>
+      </w:r>
+    </w:p>
+    <w:p>
+      <w:pPr>
+        <w:pStyle w:val="ListParagraph"/>
+        <w:numPr>
+          <w:ilvl w:val="0"/>
+          <w:numId w:val="45"/>
+        </w:numPr>
+        <w:rPr>
+          <w:lang w:eastAsia="en-US"/>
+        </w:rPr>
+      </w:pPr>
+      <w:r>
+        <w:rPr>
+          <w:b/>
+          <w:bCs/>
+          <w:lang w:eastAsia="en-US"/>
+        </w:rPr>
+        <w:t>Низкая частота измерений</w:t>
+      </w:r>
+      <w:r>
+        <w:rPr>
+          <w:lang w:eastAsia="en-US"/>
+        </w:rPr>
+        <w:t xml:space="preserve"> — из-за необходимости ждать возвращения эха максимальная частота обновления данных обычно составляет 10–50 Гц.</w:t>
+      </w:r>
+    </w:p>
+    <w:p/>
+    <w:p>
+      <w:pPr>
+        <w:jc w:val="both"/>
+        <w:rPr>
+          <w:rFonts w:cs="Liberation Serif"/>
+        </w:rPr>
+      </w:pPr>
+    </w:p>
+    <w:p>
+      <w:pPr>
+        <w:jc w:val="both"/>
+        <w:rPr>
+          <w:rFonts w:cs="Liberation Serif"/>
+        </w:rPr>
+      </w:pPr>
+    </w:p>
+    <w:p>
+      <w:pPr>
+        <w:jc w:val="both"/>
+        <w:rPr>
+          <w:rFonts w:cs="Liberation Serif"/>
+        </w:rPr>
+      </w:pPr>
+    </w:p>
+    <w:p>
+      <w:pPr>
+        <w:jc w:val="both"/>
+        <w:rPr>
+          <w:rFonts w:cs="Liberation Serif"/>
+        </w:rPr>
+      </w:pPr>
+    </w:p>
+    <w:p>
+      <w:pPr>
+        <w:jc w:val="both"/>
+        <w:rPr>
+          <w:rFonts w:cs="Liberation Serif"/>
+        </w:rPr>
+      </w:pPr>
+    </w:p>
+    <w:p>
+      <w:pPr>
+        <w:jc w:val="both"/>
+        <w:rPr>
+          <w:rFonts w:cs="Liberation Serif"/>
+        </w:rPr>
+      </w:pPr>
+    </w:p>
+    <w:p>
+      <w:pPr>
+        <w:jc w:val="both"/>
+        <w:rPr>
+          <w:rFonts w:cs="Liberation Serif"/>
+        </w:rPr>
+      </w:pPr>
+    </w:p>
+    <w:p>
+      <w:pPr>
+        <w:jc w:val="both"/>
+        <w:rPr>
+          <w:rFonts w:cs="Liberation Serif"/>
+        </w:rPr>
+      </w:pPr>
+    </w:p>
+    <w:p>
+      <w:pPr>
+        <w:jc w:val="both"/>
+        <w:rPr>
+          <w:rFonts w:cs="Liberation Serif"/>
+        </w:rPr>
+      </w:pPr>
+    </w:p>
+    <w:p>
+      <w:pPr>
+        <w:jc w:val="both"/>
+        <w:rPr>
+          <w:rFonts w:cs="Liberation Serif"/>
+        </w:rPr>
+      </w:pPr>
+    </w:p>
+    <w:p>
+      <w:pPr>
+        <w:pStyle w:val="Title"/>
+        <w:spacing w:line="480" w:lineRule="auto"/>
+      </w:pPr>
+      <w:r>
+        <w:lastRenderedPageBreak/>
+        <w:t>Радиорадар</w:t>
+      </w:r>
     </w:p>
     <w:p>
       <w:pPr>
@@ -3030,44 +4652,41 @@
         <w:t>непрерывное излучение с частотной модуляцией (FMCW)</w:t>
       </w:r>
       <w:r>
-        <w:t xml:space="preserve">. FMCW — это метод радиолокации, основанный на излучении </w:t>
-      </w:r>
-      <w:r>
+        <w:t>. FMCW — это метод радиолокации, основанный на излучении непрерывного сигнала с линейной частотной модуляцией (ЛЧМ). В отличие от классических импульсных радаров, которые излучают короткие мощные импульсы и измеряют время их возвращения, FMCW-радары работают в режиме непрерывного излучения. Это обеспечивает ряд важных преимуществ, особенно в задачах ближней радиолокации. FMCW-радары передают непрерывный сигнал с частотной модуляцией для измерения дальности, угла и скорости, что отличает их от традиционных импульсных систем. Пример формирования FMCW-сигнала показан на рисунке 1.</w:t>
+      </w:r>
+    </w:p>
+    <w:p>
+      <w:pPr>
+        <w:jc w:val="both"/>
+        <w:rPr>
+          <w:rFonts w:cs="Liberation Serif"/>
+        </w:rPr>
+      </w:pPr>
+      <w:r>
+        <w:rPr>
+          <w:rFonts w:cs="Liberation Serif"/>
+        </w:rPr>
+        <w:t xml:space="preserve"> </w:t>
+      </w:r>
+      <w:r>
+        <w:rPr>
+          <w:rFonts w:cs="Liberation Serif"/>
+        </w:rPr>
+        <w:br/>
+      </w:r>
+    </w:p>
+    <w:p>
+      <w:pPr>
+        <w:jc w:val="center"/>
+        <w:rPr>
+          <w:rFonts w:cs="Liberation Serif"/>
+        </w:rPr>
+      </w:pPr>
+      <w:r>
+        <w:rPr>
+          <w:noProof/>
+        </w:rPr>
         <w:lastRenderedPageBreak/>
-        <w:t>непрерывного сигнала с линейной частотной модуляцией (ЛЧМ). В отличие от классических импульсных радаров, которые излучают короткие мощные импульсы и измеряют время их возвращения, FMCW-радары работают в режиме непрерывного излучения. Это обеспечивает ряд важных преимуществ, особенно в задачах ближней радиолокации. FMCW-радары передают непрерывный сигнал с частотной модуляцией для измерения дальности, угла и скорости, что отличает их от традиционных импульсных систем. Пример формирования FMCW-сигнала показан на рисунке 1.</w:t>
-      </w:r>
-    </w:p>
-    <w:p>
-      <w:pPr>
-        <w:jc w:val="both"/>
-        <w:rPr>
-          <w:rFonts w:cs="Liberation Serif"/>
-        </w:rPr>
-      </w:pPr>
-      <w:r>
-        <w:rPr>
-          <w:rFonts w:cs="Liberation Serif"/>
-        </w:rPr>
-        <w:t xml:space="preserve"> </w:t>
-      </w:r>
-      <w:r>
-        <w:rPr>
-          <w:rFonts w:cs="Liberation Serif"/>
-        </w:rPr>
-        <w:br/>
-      </w:r>
-    </w:p>
-    <w:p>
-      <w:pPr>
-        <w:jc w:val="center"/>
-        <w:rPr>
-          <w:rFonts w:cs="Liberation Serif"/>
-        </w:rPr>
-      </w:pPr>
-      <w:r>
-        <w:rPr>
-          <w:noProof/>
-        </w:rPr>
         <w:drawing>
           <wp:inline distT="0" distB="0" distL="0" distR="0" wp14:anchorId="73B5B115" wp14:editId="59E4767E">
             <wp:extent cx="4717086" cy="3381375"/>
@@ -3086,7 +4705,7 @@
                     </pic:cNvPicPr>
                   </pic:nvPicPr>
                   <pic:blipFill rotWithShape="1">
-                    <a:blip r:embed="rId12">
+                    <a:blip r:embed="rId16">
                       <a:extLst>
                         <a:ext uri="{28A0092B-C50C-407E-A947-70E740481C1C}">
                           <a14:useLocalDpi xmlns:a14="http://schemas.microsoft.com/office/drawing/2010/main" val="0"/>
@@ -3163,7 +4782,6 @@
           <w:b w:val="0"/>
           <w:bCs w:val="0"/>
         </w:rPr>
-        <w:lastRenderedPageBreak/>
         <w:t>На рисунке 2 показана упрощённая структурная схема внутреннего устройства FMCW-радара. Генератор пилообразного сигнала формирует напряжение, которое управляет частотой передатчика. Передающая антенна (TX) излучает высокочастотный электромагнитный сигнал, частота которого линейно изменяется согласно управляющему сигналу. Отражённый от препятствия сигнал поступает на приёмную антенну (RX). Сигналы с обеих антенн подаются на смеситель (аналоговый умножитель), на выходе которого формируется так называемый промежуточный, сигнал</w:t>
       </w:r>
       <w:r>
@@ -3244,6 +4862,7 @@
           <w:noProof/>
           <w14:ligatures w14:val="standardContextual"/>
         </w:rPr>
+        <w:lastRenderedPageBreak/>
         <w:drawing>
           <wp:inline distT="0" distB="0" distL="0" distR="0" wp14:anchorId="3C376ECF" wp14:editId="75583788">
             <wp:extent cx="5857875" cy="3109595"/>
@@ -3260,7 +4879,7 @@
                     <pic:cNvPicPr/>
                   </pic:nvPicPr>
                   <pic:blipFill rotWithShape="1">
-                    <a:blip r:embed="rId13"/>
+                    <a:blip r:embed="rId17"/>
                     <a:srcRect l="1442" t="1805"/>
                     <a:stretch/>
                   </pic:blipFill>
@@ -3392,7 +5011,6 @@
                 <w:szCs w:val="28"/>
                 <w:lang w:val="ru-RU"/>
               </w:rPr>
-              <w:lastRenderedPageBreak/>
               <w:t>2</w:t>
             </w:r>
             <m:oMath>
@@ -4052,6 +5670,7 @@
           <w:noProof/>
           <w14:ligatures w14:val="standardContextual"/>
         </w:rPr>
+        <w:lastRenderedPageBreak/>
         <w:drawing>
           <wp:inline distT="0" distB="0" distL="0" distR="0" wp14:anchorId="5D3C3FAF" wp14:editId="07B40446">
             <wp:extent cx="3286125" cy="3541796"/>
@@ -4068,7 +5687,7 @@
                     <pic:cNvPicPr/>
                   </pic:nvPicPr>
                   <pic:blipFill>
-                    <a:blip r:embed="rId14"/>
+                    <a:blip r:embed="rId18"/>
                     <a:stretch>
                       <a:fillRect/>
                     </a:stretch>
@@ -4164,14 +5783,7 @@
         <w:rPr>
           <w:rFonts w:cs="Liberation Serif"/>
         </w:rPr>
-        <w:t xml:space="preserve"> антенне представляет из себя такой же, как </w:t>
-      </w:r>
-      <w:r>
-        <w:rPr>
-          <w:rFonts w:cs="Liberation Serif"/>
-        </w:rPr>
-        <w:lastRenderedPageBreak/>
-        <w:t xml:space="preserve">модулирующий сигнал на антене </w:t>
+        <w:t xml:space="preserve"> антенне представляет из себя такой же, как модулирующий сигнал на антене </w:t>
       </w:r>
       <w:r>
         <w:rPr>
@@ -4421,6 +6033,7 @@
           <w:rFonts w:cs="Liberation Serif"/>
           <w:color w:val="FF0000"/>
         </w:rPr>
+        <w:lastRenderedPageBreak/>
         <w:t xml:space="preserve">Пусть сигнал с антенна </w:t>
       </w:r>
       <w:r>
@@ -5062,7 +6675,6 @@
                     <w:sz w:val="28"/>
                     <w:szCs w:val="28"/>
                   </w:rPr>
-                  <w:lastRenderedPageBreak/>
                   <m:t>cos</m:t>
                 </m:r>
                 <m:r>
@@ -5524,6 +7136,494 @@
 <file path=word/numbering.xml><?xml version="1.0" encoding="utf-8"?>
 <w:numbering xmlns:wpc="http://schemas.microsoft.com/office/word/2010/wordprocessingCanvas" xmlns:cx="http://schemas.microsoft.com/office/drawing/2014/chartex" xmlns:cx1="http://schemas.microsoft.com/office/drawing/2015/9/8/chartex" xmlns:cx2="http://schemas.microsoft.com/office/drawing/2015/10/21/chartex" xmlns:cx3="http://schemas.microsoft.com/office/drawing/2016/5/9/chartex" xmlns:cx4="http://schemas.microsoft.com/office/drawing/2016/5/10/chartex" xmlns:cx5="http://schemas.microsoft.com/office/drawing/2016/5/11/chartex" xmlns:cx6="http://schemas.microsoft.com/office/drawing/2016/5/12/chartex" xmlns:cx7="http://schemas.microsoft.com/office/drawing/2016/5/13/chartex" xmlns:cx8="http://schemas.microsoft.com/office/drawing/2016/5/14/chartex" xmlns:mc="http://schemas.openxmlformats.org/markup-compatibility/2006" xmlns:aink="http://schemas.microsoft.com/office/drawing/2016/ink" xmlns:am3d="http://schemas.microsoft.com/office/drawing/2017/model3d" xmlns:o="urn:schemas-microsoft-com:office:office" xmlns:r="http://schemas.openxmlformats.org/officeDocument/2006/relationships" xmlns:m="http://schemas.openxmlformats.org/officeDocument/2006/math" xmlns:v="urn:schemas-microsoft-com:vml" xmlns:wp14="http://schemas.microsoft.com/office/word/2010/wordprocessingDrawing" xmlns:wp="http://schemas.openxmlformats.org/drawingml/2006/wordprocessingDrawing" xmlns:w10="urn:schemas-microsoft-com:office:word" xmlns:w="http://schemas.openxmlformats.org/wordprocessingml/2006/main" xmlns:w14="http://schemas.microsoft.com/office/word/2010/wordml" xmlns:w15="http://schemas.microsoft.com/office/word/2012/wordml" xmlns:w16cex="http://schemas.microsoft.com/office/word/2018/wordml/cex" xmlns:w16cid="http://schemas.microsoft.com/office/word/2016/wordml/cid" xmlns:w16="http://schemas.microsoft.com/office/word/2018/wordml" xmlns:w16sdtdh="http://schemas.microsoft.com/office/word/2020/wordml/sdtdatahash" xmlns:w16se="http://schemas.microsoft.com/office/word/2015/wordml/symex" xmlns:wpg="http://schemas.microsoft.com/office/word/2010/wordprocessingGroup" xmlns:wpi="http://schemas.microsoft.com/office/word/2010/wordprocessingInk" xmlns:wne="http://schemas.microsoft.com/office/word/2006/wordml" xmlns:wps="http://schemas.microsoft.com/office/word/2010/wordprocessingShape" mc:Ignorable="w14 w15 w16se w16cid w16 w16cex w16sdtdh wp14">
   <w:abstractNum w:abstractNumId="0" w15:restartNumberingAfterBreak="0">
+    <w:nsid w:val="021807DA"/>
+    <w:multiLevelType w:val="hybridMultilevel"/>
+    <w:tmpl w:val="B2DC1CFC"/>
+    <w:lvl w:ilvl="0" w:tplc="04090001">
+      <w:start w:val="1"/>
+      <w:numFmt w:val="bullet"/>
+      <w:lvlText w:val=""/>
+      <w:lvlJc w:val="left"/>
+      <w:pPr>
+        <w:ind w:left="1429" w:hanging="360"/>
+      </w:pPr>
+      <w:rPr>
+        <w:rFonts w:ascii="Symbol" w:hAnsi="Symbol" w:hint="default"/>
+      </w:rPr>
+    </w:lvl>
+    <w:lvl w:ilvl="1" w:tplc="04090003" w:tentative="1">
+      <w:start w:val="1"/>
+      <w:numFmt w:val="bullet"/>
+      <w:lvlText w:val="o"/>
+      <w:lvlJc w:val="left"/>
+      <w:pPr>
+        <w:ind w:left="2149" w:hanging="360"/>
+      </w:pPr>
+      <w:rPr>
+        <w:rFonts w:ascii="Courier New" w:hAnsi="Courier New" w:cs="Courier New" w:hint="default"/>
+      </w:rPr>
+    </w:lvl>
+    <w:lvl w:ilvl="2" w:tplc="04090005" w:tentative="1">
+      <w:start w:val="1"/>
+      <w:numFmt w:val="bullet"/>
+      <w:lvlText w:val=""/>
+      <w:lvlJc w:val="left"/>
+      <w:pPr>
+        <w:ind w:left="2869" w:hanging="360"/>
+      </w:pPr>
+      <w:rPr>
+        <w:rFonts w:ascii="Wingdings" w:hAnsi="Wingdings" w:hint="default"/>
+      </w:rPr>
+    </w:lvl>
+    <w:lvl w:ilvl="3" w:tplc="04090001" w:tentative="1">
+      <w:start w:val="1"/>
+      <w:numFmt w:val="bullet"/>
+      <w:lvlText w:val=""/>
+      <w:lvlJc w:val="left"/>
+      <w:pPr>
+        <w:ind w:left="3589" w:hanging="360"/>
+      </w:pPr>
+      <w:rPr>
+        <w:rFonts w:ascii="Symbol" w:hAnsi="Symbol" w:hint="default"/>
+      </w:rPr>
+    </w:lvl>
+    <w:lvl w:ilvl="4" w:tplc="04090003" w:tentative="1">
+      <w:start w:val="1"/>
+      <w:numFmt w:val="bullet"/>
+      <w:lvlText w:val="o"/>
+      <w:lvlJc w:val="left"/>
+      <w:pPr>
+        <w:ind w:left="4309" w:hanging="360"/>
+      </w:pPr>
+      <w:rPr>
+        <w:rFonts w:ascii="Courier New" w:hAnsi="Courier New" w:cs="Courier New" w:hint="default"/>
+      </w:rPr>
+    </w:lvl>
+    <w:lvl w:ilvl="5" w:tplc="04090005" w:tentative="1">
+      <w:start w:val="1"/>
+      <w:numFmt w:val="bullet"/>
+      <w:lvlText w:val=""/>
+      <w:lvlJc w:val="left"/>
+      <w:pPr>
+        <w:ind w:left="5029" w:hanging="360"/>
+      </w:pPr>
+      <w:rPr>
+        <w:rFonts w:ascii="Wingdings" w:hAnsi="Wingdings" w:hint="default"/>
+      </w:rPr>
+    </w:lvl>
+    <w:lvl w:ilvl="6" w:tplc="04090001" w:tentative="1">
+      <w:start w:val="1"/>
+      <w:numFmt w:val="bullet"/>
+      <w:lvlText w:val=""/>
+      <w:lvlJc w:val="left"/>
+      <w:pPr>
+        <w:ind w:left="5749" w:hanging="360"/>
+      </w:pPr>
+      <w:rPr>
+        <w:rFonts w:ascii="Symbol" w:hAnsi="Symbol" w:hint="default"/>
+      </w:rPr>
+    </w:lvl>
+    <w:lvl w:ilvl="7" w:tplc="04090003" w:tentative="1">
+      <w:start w:val="1"/>
+      <w:numFmt w:val="bullet"/>
+      <w:lvlText w:val="o"/>
+      <w:lvlJc w:val="left"/>
+      <w:pPr>
+        <w:ind w:left="6469" w:hanging="360"/>
+      </w:pPr>
+      <w:rPr>
+        <w:rFonts w:ascii="Courier New" w:hAnsi="Courier New" w:cs="Courier New" w:hint="default"/>
+      </w:rPr>
+    </w:lvl>
+    <w:lvl w:ilvl="8" w:tplc="04090005" w:tentative="1">
+      <w:start w:val="1"/>
+      <w:numFmt w:val="bullet"/>
+      <w:lvlText w:val=""/>
+      <w:lvlJc w:val="left"/>
+      <w:pPr>
+        <w:ind w:left="7189" w:hanging="360"/>
+      </w:pPr>
+      <w:rPr>
+        <w:rFonts w:ascii="Wingdings" w:hAnsi="Wingdings" w:hint="default"/>
+      </w:rPr>
+    </w:lvl>
+  </w:abstractNum>
+  <w:abstractNum w:abstractNumId="1" w15:restartNumberingAfterBreak="0">
+    <w:nsid w:val="02E948E1"/>
+    <w:multiLevelType w:val="hybridMultilevel"/>
+    <w:tmpl w:val="4FE0C874"/>
+    <w:lvl w:ilvl="0" w:tplc="04090001">
+      <w:start w:val="1"/>
+      <w:numFmt w:val="bullet"/>
+      <w:lvlText w:val=""/>
+      <w:lvlJc w:val="left"/>
+      <w:pPr>
+        <w:ind w:left="1440" w:hanging="360"/>
+      </w:pPr>
+      <w:rPr>
+        <w:rFonts w:ascii="Symbol" w:hAnsi="Symbol" w:hint="default"/>
+      </w:rPr>
+    </w:lvl>
+    <w:lvl w:ilvl="1" w:tplc="04090003" w:tentative="1">
+      <w:start w:val="1"/>
+      <w:numFmt w:val="bullet"/>
+      <w:lvlText w:val="o"/>
+      <w:lvlJc w:val="left"/>
+      <w:pPr>
+        <w:ind w:left="2160" w:hanging="360"/>
+      </w:pPr>
+      <w:rPr>
+        <w:rFonts w:ascii="Courier New" w:hAnsi="Courier New" w:cs="Courier New" w:hint="default"/>
+      </w:rPr>
+    </w:lvl>
+    <w:lvl w:ilvl="2" w:tplc="04090005" w:tentative="1">
+      <w:start w:val="1"/>
+      <w:numFmt w:val="bullet"/>
+      <w:lvlText w:val=""/>
+      <w:lvlJc w:val="left"/>
+      <w:pPr>
+        <w:ind w:left="2880" w:hanging="360"/>
+      </w:pPr>
+      <w:rPr>
+        <w:rFonts w:ascii="Wingdings" w:hAnsi="Wingdings" w:hint="default"/>
+      </w:rPr>
+    </w:lvl>
+    <w:lvl w:ilvl="3" w:tplc="04090001" w:tentative="1">
+      <w:start w:val="1"/>
+      <w:numFmt w:val="bullet"/>
+      <w:lvlText w:val=""/>
+      <w:lvlJc w:val="left"/>
+      <w:pPr>
+        <w:ind w:left="3600" w:hanging="360"/>
+      </w:pPr>
+      <w:rPr>
+        <w:rFonts w:ascii="Symbol" w:hAnsi="Symbol" w:hint="default"/>
+      </w:rPr>
+    </w:lvl>
+    <w:lvl w:ilvl="4" w:tplc="04090003" w:tentative="1">
+      <w:start w:val="1"/>
+      <w:numFmt w:val="bullet"/>
+      <w:lvlText w:val="o"/>
+      <w:lvlJc w:val="left"/>
+      <w:pPr>
+        <w:ind w:left="4320" w:hanging="360"/>
+      </w:pPr>
+      <w:rPr>
+        <w:rFonts w:ascii="Courier New" w:hAnsi="Courier New" w:cs="Courier New" w:hint="default"/>
+      </w:rPr>
+    </w:lvl>
+    <w:lvl w:ilvl="5" w:tplc="04090005" w:tentative="1">
+      <w:start w:val="1"/>
+      <w:numFmt w:val="bullet"/>
+      <w:lvlText w:val=""/>
+      <w:lvlJc w:val="left"/>
+      <w:pPr>
+        <w:ind w:left="5040" w:hanging="360"/>
+      </w:pPr>
+      <w:rPr>
+        <w:rFonts w:ascii="Wingdings" w:hAnsi="Wingdings" w:hint="default"/>
+      </w:rPr>
+    </w:lvl>
+    <w:lvl w:ilvl="6" w:tplc="04090001" w:tentative="1">
+      <w:start w:val="1"/>
+      <w:numFmt w:val="bullet"/>
+      <w:lvlText w:val=""/>
+      <w:lvlJc w:val="left"/>
+      <w:pPr>
+        <w:ind w:left="5760" w:hanging="360"/>
+      </w:pPr>
+      <w:rPr>
+        <w:rFonts w:ascii="Symbol" w:hAnsi="Symbol" w:hint="default"/>
+      </w:rPr>
+    </w:lvl>
+    <w:lvl w:ilvl="7" w:tplc="04090003" w:tentative="1">
+      <w:start w:val="1"/>
+      <w:numFmt w:val="bullet"/>
+      <w:lvlText w:val="o"/>
+      <w:lvlJc w:val="left"/>
+      <w:pPr>
+        <w:ind w:left="6480" w:hanging="360"/>
+      </w:pPr>
+      <w:rPr>
+        <w:rFonts w:ascii="Courier New" w:hAnsi="Courier New" w:cs="Courier New" w:hint="default"/>
+      </w:rPr>
+    </w:lvl>
+    <w:lvl w:ilvl="8" w:tplc="04090005" w:tentative="1">
+      <w:start w:val="1"/>
+      <w:numFmt w:val="bullet"/>
+      <w:lvlText w:val=""/>
+      <w:lvlJc w:val="left"/>
+      <w:pPr>
+        <w:ind w:left="7200" w:hanging="360"/>
+      </w:pPr>
+      <w:rPr>
+        <w:rFonts w:ascii="Wingdings" w:hAnsi="Wingdings" w:hint="default"/>
+      </w:rPr>
+    </w:lvl>
+  </w:abstractNum>
+  <w:abstractNum w:abstractNumId="2" w15:restartNumberingAfterBreak="0">
+    <w:nsid w:val="04C9508C"/>
+    <w:multiLevelType w:val="hybridMultilevel"/>
+    <w:tmpl w:val="AFA8417E"/>
+    <w:lvl w:ilvl="0" w:tplc="04090001">
+      <w:start w:val="1"/>
+      <w:numFmt w:val="bullet"/>
+      <w:lvlText w:val=""/>
+      <w:lvlJc w:val="left"/>
+      <w:pPr>
+        <w:ind w:left="720" w:hanging="360"/>
+      </w:pPr>
+      <w:rPr>
+        <w:rFonts w:ascii="Symbol" w:hAnsi="Symbol" w:hint="default"/>
+      </w:rPr>
+    </w:lvl>
+    <w:lvl w:ilvl="1" w:tplc="04090003" w:tentative="1">
+      <w:start w:val="1"/>
+      <w:numFmt w:val="bullet"/>
+      <w:lvlText w:val="o"/>
+      <w:lvlJc w:val="left"/>
+      <w:pPr>
+        <w:ind w:left="1440" w:hanging="360"/>
+      </w:pPr>
+      <w:rPr>
+        <w:rFonts w:ascii="Courier New" w:hAnsi="Courier New" w:cs="Courier New" w:hint="default"/>
+      </w:rPr>
+    </w:lvl>
+    <w:lvl w:ilvl="2" w:tplc="04090005" w:tentative="1">
+      <w:start w:val="1"/>
+      <w:numFmt w:val="bullet"/>
+      <w:lvlText w:val=""/>
+      <w:lvlJc w:val="left"/>
+      <w:pPr>
+        <w:ind w:left="2160" w:hanging="360"/>
+      </w:pPr>
+      <w:rPr>
+        <w:rFonts w:ascii="Wingdings" w:hAnsi="Wingdings" w:hint="default"/>
+      </w:rPr>
+    </w:lvl>
+    <w:lvl w:ilvl="3" w:tplc="04090001" w:tentative="1">
+      <w:start w:val="1"/>
+      <w:numFmt w:val="bullet"/>
+      <w:lvlText w:val=""/>
+      <w:lvlJc w:val="left"/>
+      <w:pPr>
+        <w:ind w:left="2880" w:hanging="360"/>
+      </w:pPr>
+      <w:rPr>
+        <w:rFonts w:ascii="Symbol" w:hAnsi="Symbol" w:hint="default"/>
+      </w:rPr>
+    </w:lvl>
+    <w:lvl w:ilvl="4" w:tplc="04090003" w:tentative="1">
+      <w:start w:val="1"/>
+      <w:numFmt w:val="bullet"/>
+      <w:lvlText w:val="o"/>
+      <w:lvlJc w:val="left"/>
+      <w:pPr>
+        <w:ind w:left="3600" w:hanging="360"/>
+      </w:pPr>
+      <w:rPr>
+        <w:rFonts w:ascii="Courier New" w:hAnsi="Courier New" w:cs="Courier New" w:hint="default"/>
+      </w:rPr>
+    </w:lvl>
+    <w:lvl w:ilvl="5" w:tplc="04090005" w:tentative="1">
+      <w:start w:val="1"/>
+      <w:numFmt w:val="bullet"/>
+      <w:lvlText w:val=""/>
+      <w:lvlJc w:val="left"/>
+      <w:pPr>
+        <w:ind w:left="4320" w:hanging="360"/>
+      </w:pPr>
+      <w:rPr>
+        <w:rFonts w:ascii="Wingdings" w:hAnsi="Wingdings" w:hint="default"/>
+      </w:rPr>
+    </w:lvl>
+    <w:lvl w:ilvl="6" w:tplc="04090001" w:tentative="1">
+      <w:start w:val="1"/>
+      <w:numFmt w:val="bullet"/>
+      <w:lvlText w:val=""/>
+      <w:lvlJc w:val="left"/>
+      <w:pPr>
+        <w:ind w:left="5040" w:hanging="360"/>
+      </w:pPr>
+      <w:rPr>
+        <w:rFonts w:ascii="Symbol" w:hAnsi="Symbol" w:hint="default"/>
+      </w:rPr>
+    </w:lvl>
+    <w:lvl w:ilvl="7" w:tplc="04090003" w:tentative="1">
+      <w:start w:val="1"/>
+      <w:numFmt w:val="bullet"/>
+      <w:lvlText w:val="o"/>
+      <w:lvlJc w:val="left"/>
+      <w:pPr>
+        <w:ind w:left="5760" w:hanging="360"/>
+      </w:pPr>
+      <w:rPr>
+        <w:rFonts w:ascii="Courier New" w:hAnsi="Courier New" w:cs="Courier New" w:hint="default"/>
+      </w:rPr>
+    </w:lvl>
+    <w:lvl w:ilvl="8" w:tplc="04090005" w:tentative="1">
+      <w:start w:val="1"/>
+      <w:numFmt w:val="bullet"/>
+      <w:lvlText w:val=""/>
+      <w:lvlJc w:val="left"/>
+      <w:pPr>
+        <w:ind w:left="6480" w:hanging="360"/>
+      </w:pPr>
+      <w:rPr>
+        <w:rFonts w:ascii="Wingdings" w:hAnsi="Wingdings" w:hint="default"/>
+      </w:rPr>
+    </w:lvl>
+  </w:abstractNum>
+  <w:abstractNum w:abstractNumId="3" w15:restartNumberingAfterBreak="0">
+    <w:nsid w:val="092B72A1"/>
+    <w:multiLevelType w:val="multilevel"/>
+    <w:tmpl w:val="9AB6DF4A"/>
+    <w:lvl w:ilvl="0">
+      <w:start w:val="1"/>
+      <w:numFmt w:val="bullet"/>
+      <w:lvlText w:val=""/>
+      <w:lvlJc w:val="left"/>
+      <w:pPr>
+        <w:tabs>
+          <w:tab w:val="num" w:pos="720"/>
+        </w:tabs>
+        <w:ind w:left="720" w:hanging="360"/>
+      </w:pPr>
+      <w:rPr>
+        <w:rFonts w:ascii="Symbol" w:hAnsi="Symbol" w:hint="default"/>
+        <w:sz w:val="20"/>
+      </w:rPr>
+    </w:lvl>
+    <w:lvl w:ilvl="1" w:tentative="1">
+      <w:start w:val="1"/>
+      <w:numFmt w:val="bullet"/>
+      <w:lvlText w:val="o"/>
+      <w:lvlJc w:val="left"/>
+      <w:pPr>
+        <w:tabs>
+          <w:tab w:val="num" w:pos="1440"/>
+        </w:tabs>
+        <w:ind w:left="1440" w:hanging="360"/>
+      </w:pPr>
+      <w:rPr>
+        <w:rFonts w:ascii="Courier New" w:hAnsi="Courier New" w:hint="default"/>
+        <w:sz w:val="20"/>
+      </w:rPr>
+    </w:lvl>
+    <w:lvl w:ilvl="2" w:tentative="1">
+      <w:start w:val="1"/>
+      <w:numFmt w:val="bullet"/>
+      <w:lvlText w:val=""/>
+      <w:lvlJc w:val="left"/>
+      <w:pPr>
+        <w:tabs>
+          <w:tab w:val="num" w:pos="2160"/>
+        </w:tabs>
+        <w:ind w:left="2160" w:hanging="360"/>
+      </w:pPr>
+      <w:rPr>
+        <w:rFonts w:ascii="Wingdings" w:hAnsi="Wingdings" w:hint="default"/>
+        <w:sz w:val="20"/>
+      </w:rPr>
+    </w:lvl>
+    <w:lvl w:ilvl="3" w:tentative="1">
+      <w:start w:val="1"/>
+      <w:numFmt w:val="bullet"/>
+      <w:lvlText w:val=""/>
+      <w:lvlJc w:val="left"/>
+      <w:pPr>
+        <w:tabs>
+          <w:tab w:val="num" w:pos="2880"/>
+        </w:tabs>
+        <w:ind w:left="2880" w:hanging="360"/>
+      </w:pPr>
+      <w:rPr>
+        <w:rFonts w:ascii="Wingdings" w:hAnsi="Wingdings" w:hint="default"/>
+        <w:sz w:val="20"/>
+      </w:rPr>
+    </w:lvl>
+    <w:lvl w:ilvl="4" w:tentative="1">
+      <w:start w:val="1"/>
+      <w:numFmt w:val="bullet"/>
+      <w:lvlText w:val=""/>
+      <w:lvlJc w:val="left"/>
+      <w:pPr>
+        <w:tabs>
+          <w:tab w:val="num" w:pos="3600"/>
+        </w:tabs>
+        <w:ind w:left="3600" w:hanging="360"/>
+      </w:pPr>
+      <w:rPr>
+        <w:rFonts w:ascii="Wingdings" w:hAnsi="Wingdings" w:hint="default"/>
+        <w:sz w:val="20"/>
+      </w:rPr>
+    </w:lvl>
+    <w:lvl w:ilvl="5" w:tentative="1">
+      <w:start w:val="1"/>
+      <w:numFmt w:val="bullet"/>
+      <w:lvlText w:val=""/>
+      <w:lvlJc w:val="left"/>
+      <w:pPr>
+        <w:tabs>
+          <w:tab w:val="num" w:pos="4320"/>
+        </w:tabs>
+        <w:ind w:left="4320" w:hanging="360"/>
+      </w:pPr>
+      <w:rPr>
+        <w:rFonts w:ascii="Wingdings" w:hAnsi="Wingdings" w:hint="default"/>
+        <w:sz w:val="20"/>
+      </w:rPr>
+    </w:lvl>
+    <w:lvl w:ilvl="6" w:tentative="1">
+      <w:start w:val="1"/>
+      <w:numFmt w:val="bullet"/>
+      <w:lvlText w:val=""/>
+      <w:lvlJc w:val="left"/>
+      <w:pPr>
+        <w:tabs>
+          <w:tab w:val="num" w:pos="5040"/>
+        </w:tabs>
+        <w:ind w:left="5040" w:hanging="360"/>
+      </w:pPr>
+      <w:rPr>
+        <w:rFonts w:ascii="Wingdings" w:hAnsi="Wingdings" w:hint="default"/>
+        <w:sz w:val="20"/>
+      </w:rPr>
+    </w:lvl>
+    <w:lvl w:ilvl="7" w:tentative="1">
+      <w:start w:val="1"/>
+      <w:numFmt w:val="bullet"/>
+      <w:lvlText w:val=""/>
+      <w:lvlJc w:val="left"/>
+      <w:pPr>
+        <w:tabs>
+          <w:tab w:val="num" w:pos="5760"/>
+        </w:tabs>
+        <w:ind w:left="5760" w:hanging="360"/>
+      </w:pPr>
+      <w:rPr>
+        <w:rFonts w:ascii="Wingdings" w:hAnsi="Wingdings" w:hint="default"/>
+        <w:sz w:val="20"/>
+      </w:rPr>
+    </w:lvl>
+    <w:lvl w:ilvl="8" w:tentative="1">
+      <w:start w:val="1"/>
+      <w:numFmt w:val="bullet"/>
+      <w:lvlText w:val=""/>
+      <w:lvlJc w:val="left"/>
+      <w:pPr>
+        <w:tabs>
+          <w:tab w:val="num" w:pos="6480"/>
+        </w:tabs>
+        <w:ind w:left="6480" w:hanging="360"/>
+      </w:pPr>
+      <w:rPr>
+        <w:rFonts w:ascii="Wingdings" w:hAnsi="Wingdings" w:hint="default"/>
+        <w:sz w:val="20"/>
+      </w:rPr>
+    </w:lvl>
+  </w:abstractNum>
+  <w:abstractNum w:abstractNumId="4" w15:restartNumberingAfterBreak="0">
     <w:nsid w:val="0974651B"/>
     <w:multiLevelType w:val="hybridMultilevel"/>
     <w:tmpl w:val="E6BC529A"/>
@@ -5613,10 +7713,123 @@
       </w:pPr>
     </w:lvl>
   </w:abstractNum>
-  <w:abstractNum w:abstractNumId="1" w15:restartNumberingAfterBreak="0">
+  <w:abstractNum w:abstractNumId="5" w15:restartNumberingAfterBreak="0">
+    <w:nsid w:val="0ABD2627"/>
+    <w:multiLevelType w:val="hybridMultilevel"/>
+    <w:tmpl w:val="D076B934"/>
+    <w:lvl w:ilvl="0" w:tplc="04090001">
+      <w:start w:val="1"/>
+      <w:numFmt w:val="bullet"/>
+      <w:lvlText w:val=""/>
+      <w:lvlJc w:val="left"/>
+      <w:pPr>
+        <w:ind w:left="1429" w:hanging="360"/>
+      </w:pPr>
+      <w:rPr>
+        <w:rFonts w:ascii="Symbol" w:hAnsi="Symbol" w:hint="default"/>
+      </w:rPr>
+    </w:lvl>
+    <w:lvl w:ilvl="1" w:tplc="04090003" w:tentative="1">
+      <w:start w:val="1"/>
+      <w:numFmt w:val="bullet"/>
+      <w:lvlText w:val="o"/>
+      <w:lvlJc w:val="left"/>
+      <w:pPr>
+        <w:ind w:left="2149" w:hanging="360"/>
+      </w:pPr>
+      <w:rPr>
+        <w:rFonts w:ascii="Courier New" w:hAnsi="Courier New" w:cs="Courier New" w:hint="default"/>
+      </w:rPr>
+    </w:lvl>
+    <w:lvl w:ilvl="2" w:tplc="04090005" w:tentative="1">
+      <w:start w:val="1"/>
+      <w:numFmt w:val="bullet"/>
+      <w:lvlText w:val=""/>
+      <w:lvlJc w:val="left"/>
+      <w:pPr>
+        <w:ind w:left="2869" w:hanging="360"/>
+      </w:pPr>
+      <w:rPr>
+        <w:rFonts w:ascii="Wingdings" w:hAnsi="Wingdings" w:hint="default"/>
+      </w:rPr>
+    </w:lvl>
+    <w:lvl w:ilvl="3" w:tplc="04090001" w:tentative="1">
+      <w:start w:val="1"/>
+      <w:numFmt w:val="bullet"/>
+      <w:lvlText w:val=""/>
+      <w:lvlJc w:val="left"/>
+      <w:pPr>
+        <w:ind w:left="3589" w:hanging="360"/>
+      </w:pPr>
+      <w:rPr>
+        <w:rFonts w:ascii="Symbol" w:hAnsi="Symbol" w:hint="default"/>
+      </w:rPr>
+    </w:lvl>
+    <w:lvl w:ilvl="4" w:tplc="04090003" w:tentative="1">
+      <w:start w:val="1"/>
+      <w:numFmt w:val="bullet"/>
+      <w:lvlText w:val="o"/>
+      <w:lvlJc w:val="left"/>
+      <w:pPr>
+        <w:ind w:left="4309" w:hanging="360"/>
+      </w:pPr>
+      <w:rPr>
+        <w:rFonts w:ascii="Courier New" w:hAnsi="Courier New" w:cs="Courier New" w:hint="default"/>
+      </w:rPr>
+    </w:lvl>
+    <w:lvl w:ilvl="5" w:tplc="04090005" w:tentative="1">
+      <w:start w:val="1"/>
+      <w:numFmt w:val="bullet"/>
+      <w:lvlText w:val=""/>
+      <w:lvlJc w:val="left"/>
+      <w:pPr>
+        <w:ind w:left="5029" w:hanging="360"/>
+      </w:pPr>
+      <w:rPr>
+        <w:rFonts w:ascii="Wingdings" w:hAnsi="Wingdings" w:hint="default"/>
+      </w:rPr>
+    </w:lvl>
+    <w:lvl w:ilvl="6" w:tplc="04090001" w:tentative="1">
+      <w:start w:val="1"/>
+      <w:numFmt w:val="bullet"/>
+      <w:lvlText w:val=""/>
+      <w:lvlJc w:val="left"/>
+      <w:pPr>
+        <w:ind w:left="5749" w:hanging="360"/>
+      </w:pPr>
+      <w:rPr>
+        <w:rFonts w:ascii="Symbol" w:hAnsi="Symbol" w:hint="default"/>
+      </w:rPr>
+    </w:lvl>
+    <w:lvl w:ilvl="7" w:tplc="04090003" w:tentative="1">
+      <w:start w:val="1"/>
+      <w:numFmt w:val="bullet"/>
+      <w:lvlText w:val="o"/>
+      <w:lvlJc w:val="left"/>
+      <w:pPr>
+        <w:ind w:left="6469" w:hanging="360"/>
+      </w:pPr>
+      <w:rPr>
+        <w:rFonts w:ascii="Courier New" w:hAnsi="Courier New" w:cs="Courier New" w:hint="default"/>
+      </w:rPr>
+    </w:lvl>
+    <w:lvl w:ilvl="8" w:tplc="04090005" w:tentative="1">
+      <w:start w:val="1"/>
+      <w:numFmt w:val="bullet"/>
+      <w:lvlText w:val=""/>
+      <w:lvlJc w:val="left"/>
+      <w:pPr>
+        <w:ind w:left="7189" w:hanging="360"/>
+      </w:pPr>
+      <w:rPr>
+        <w:rFonts w:ascii="Wingdings" w:hAnsi="Wingdings" w:hint="default"/>
+      </w:rPr>
+    </w:lvl>
+  </w:abstractNum>
+  <w:abstractNum w:abstractNumId="6" w15:restartNumberingAfterBreak="0">
     <w:nsid w:val="0D6A449A"/>
     <w:multiLevelType w:val="hybridMultilevel"/>
-    <w:tmpl w:val="C73E4F76"/>
+    <w:tmpl w:val="48684FC4"/>
     <w:lvl w:ilvl="0" w:tplc="43F215C6">
       <w:start w:val="1"/>
       <w:numFmt w:val="decimal"/>
@@ -5702,7 +7915,346 @@
       </w:pPr>
     </w:lvl>
   </w:abstractNum>
-  <w:abstractNum w:abstractNumId="2" w15:restartNumberingAfterBreak="0">
+  <w:abstractNum w:abstractNumId="7" w15:restartNumberingAfterBreak="0">
+    <w:nsid w:val="14861C0B"/>
+    <w:multiLevelType w:val="hybridMultilevel"/>
+    <w:tmpl w:val="FB58FC1A"/>
+    <w:lvl w:ilvl="0" w:tplc="04090001">
+      <w:start w:val="1"/>
+      <w:numFmt w:val="bullet"/>
+      <w:lvlText w:val=""/>
+      <w:lvlJc w:val="left"/>
+      <w:pPr>
+        <w:ind w:left="720" w:hanging="360"/>
+      </w:pPr>
+      <w:rPr>
+        <w:rFonts w:ascii="Symbol" w:hAnsi="Symbol" w:hint="default"/>
+      </w:rPr>
+    </w:lvl>
+    <w:lvl w:ilvl="1" w:tplc="04090003" w:tentative="1">
+      <w:start w:val="1"/>
+      <w:numFmt w:val="bullet"/>
+      <w:lvlText w:val="o"/>
+      <w:lvlJc w:val="left"/>
+      <w:pPr>
+        <w:ind w:left="1440" w:hanging="360"/>
+      </w:pPr>
+      <w:rPr>
+        <w:rFonts w:ascii="Courier New" w:hAnsi="Courier New" w:cs="Courier New" w:hint="default"/>
+      </w:rPr>
+    </w:lvl>
+    <w:lvl w:ilvl="2" w:tplc="04090005" w:tentative="1">
+      <w:start w:val="1"/>
+      <w:numFmt w:val="bullet"/>
+      <w:lvlText w:val=""/>
+      <w:lvlJc w:val="left"/>
+      <w:pPr>
+        <w:ind w:left="2160" w:hanging="360"/>
+      </w:pPr>
+      <w:rPr>
+        <w:rFonts w:ascii="Wingdings" w:hAnsi="Wingdings" w:hint="default"/>
+      </w:rPr>
+    </w:lvl>
+    <w:lvl w:ilvl="3" w:tplc="04090001" w:tentative="1">
+      <w:start w:val="1"/>
+      <w:numFmt w:val="bullet"/>
+      <w:lvlText w:val=""/>
+      <w:lvlJc w:val="left"/>
+      <w:pPr>
+        <w:ind w:left="2880" w:hanging="360"/>
+      </w:pPr>
+      <w:rPr>
+        <w:rFonts w:ascii="Symbol" w:hAnsi="Symbol" w:hint="default"/>
+      </w:rPr>
+    </w:lvl>
+    <w:lvl w:ilvl="4" w:tplc="04090003" w:tentative="1">
+      <w:start w:val="1"/>
+      <w:numFmt w:val="bullet"/>
+      <w:lvlText w:val="o"/>
+      <w:lvlJc w:val="left"/>
+      <w:pPr>
+        <w:ind w:left="3600" w:hanging="360"/>
+      </w:pPr>
+      <w:rPr>
+        <w:rFonts w:ascii="Courier New" w:hAnsi="Courier New" w:cs="Courier New" w:hint="default"/>
+      </w:rPr>
+    </w:lvl>
+    <w:lvl w:ilvl="5" w:tplc="04090005" w:tentative="1">
+      <w:start w:val="1"/>
+      <w:numFmt w:val="bullet"/>
+      <w:lvlText w:val=""/>
+      <w:lvlJc w:val="left"/>
+      <w:pPr>
+        <w:ind w:left="4320" w:hanging="360"/>
+      </w:pPr>
+      <w:rPr>
+        <w:rFonts w:ascii="Wingdings" w:hAnsi="Wingdings" w:hint="default"/>
+      </w:rPr>
+    </w:lvl>
+    <w:lvl w:ilvl="6" w:tplc="04090001" w:tentative="1">
+      <w:start w:val="1"/>
+      <w:numFmt w:val="bullet"/>
+      <w:lvlText w:val=""/>
+      <w:lvlJc w:val="left"/>
+      <w:pPr>
+        <w:ind w:left="5040" w:hanging="360"/>
+      </w:pPr>
+      <w:rPr>
+        <w:rFonts w:ascii="Symbol" w:hAnsi="Symbol" w:hint="default"/>
+      </w:rPr>
+    </w:lvl>
+    <w:lvl w:ilvl="7" w:tplc="04090003" w:tentative="1">
+      <w:start w:val="1"/>
+      <w:numFmt w:val="bullet"/>
+      <w:lvlText w:val="o"/>
+      <w:lvlJc w:val="left"/>
+      <w:pPr>
+        <w:ind w:left="5760" w:hanging="360"/>
+      </w:pPr>
+      <w:rPr>
+        <w:rFonts w:ascii="Courier New" w:hAnsi="Courier New" w:cs="Courier New" w:hint="default"/>
+      </w:rPr>
+    </w:lvl>
+    <w:lvl w:ilvl="8" w:tplc="04090005" w:tentative="1">
+      <w:start w:val="1"/>
+      <w:numFmt w:val="bullet"/>
+      <w:lvlText w:val=""/>
+      <w:lvlJc w:val="left"/>
+      <w:pPr>
+        <w:ind w:left="6480" w:hanging="360"/>
+      </w:pPr>
+      <w:rPr>
+        <w:rFonts w:ascii="Wingdings" w:hAnsi="Wingdings" w:hint="default"/>
+      </w:rPr>
+    </w:lvl>
+  </w:abstractNum>
+  <w:abstractNum w:abstractNumId="8" w15:restartNumberingAfterBreak="0">
+    <w:nsid w:val="19371252"/>
+    <w:multiLevelType w:val="hybridMultilevel"/>
+    <w:tmpl w:val="BF18A91E"/>
+    <w:lvl w:ilvl="0" w:tplc="04090001">
+      <w:start w:val="1"/>
+      <w:numFmt w:val="bullet"/>
+      <w:lvlText w:val=""/>
+      <w:lvlJc w:val="left"/>
+      <w:pPr>
+        <w:ind w:left="1429" w:hanging="360"/>
+      </w:pPr>
+      <w:rPr>
+        <w:rFonts w:ascii="Symbol" w:hAnsi="Symbol" w:hint="default"/>
+      </w:rPr>
+    </w:lvl>
+    <w:lvl w:ilvl="1" w:tplc="04090003" w:tentative="1">
+      <w:start w:val="1"/>
+      <w:numFmt w:val="bullet"/>
+      <w:lvlText w:val="o"/>
+      <w:lvlJc w:val="left"/>
+      <w:pPr>
+        <w:ind w:left="2149" w:hanging="360"/>
+      </w:pPr>
+      <w:rPr>
+        <w:rFonts w:ascii="Courier New" w:hAnsi="Courier New" w:cs="Courier New" w:hint="default"/>
+      </w:rPr>
+    </w:lvl>
+    <w:lvl w:ilvl="2" w:tplc="04090005" w:tentative="1">
+      <w:start w:val="1"/>
+      <w:numFmt w:val="bullet"/>
+      <w:lvlText w:val=""/>
+      <w:lvlJc w:val="left"/>
+      <w:pPr>
+        <w:ind w:left="2869" w:hanging="360"/>
+      </w:pPr>
+      <w:rPr>
+        <w:rFonts w:ascii="Wingdings" w:hAnsi="Wingdings" w:hint="default"/>
+      </w:rPr>
+    </w:lvl>
+    <w:lvl w:ilvl="3" w:tplc="04090001" w:tentative="1">
+      <w:start w:val="1"/>
+      <w:numFmt w:val="bullet"/>
+      <w:lvlText w:val=""/>
+      <w:lvlJc w:val="left"/>
+      <w:pPr>
+        <w:ind w:left="3589" w:hanging="360"/>
+      </w:pPr>
+      <w:rPr>
+        <w:rFonts w:ascii="Symbol" w:hAnsi="Symbol" w:hint="default"/>
+      </w:rPr>
+    </w:lvl>
+    <w:lvl w:ilvl="4" w:tplc="04090003" w:tentative="1">
+      <w:start w:val="1"/>
+      <w:numFmt w:val="bullet"/>
+      <w:lvlText w:val="o"/>
+      <w:lvlJc w:val="left"/>
+      <w:pPr>
+        <w:ind w:left="4309" w:hanging="360"/>
+      </w:pPr>
+      <w:rPr>
+        <w:rFonts w:ascii="Courier New" w:hAnsi="Courier New" w:cs="Courier New" w:hint="default"/>
+      </w:rPr>
+    </w:lvl>
+    <w:lvl w:ilvl="5" w:tplc="04090005" w:tentative="1">
+      <w:start w:val="1"/>
+      <w:numFmt w:val="bullet"/>
+      <w:lvlText w:val=""/>
+      <w:lvlJc w:val="left"/>
+      <w:pPr>
+        <w:ind w:left="5029" w:hanging="360"/>
+      </w:pPr>
+      <w:rPr>
+        <w:rFonts w:ascii="Wingdings" w:hAnsi="Wingdings" w:hint="default"/>
+      </w:rPr>
+    </w:lvl>
+    <w:lvl w:ilvl="6" w:tplc="04090001" w:tentative="1">
+      <w:start w:val="1"/>
+      <w:numFmt w:val="bullet"/>
+      <w:lvlText w:val=""/>
+      <w:lvlJc w:val="left"/>
+      <w:pPr>
+        <w:ind w:left="5749" w:hanging="360"/>
+      </w:pPr>
+      <w:rPr>
+        <w:rFonts w:ascii="Symbol" w:hAnsi="Symbol" w:hint="default"/>
+      </w:rPr>
+    </w:lvl>
+    <w:lvl w:ilvl="7" w:tplc="04090003" w:tentative="1">
+      <w:start w:val="1"/>
+      <w:numFmt w:val="bullet"/>
+      <w:lvlText w:val="o"/>
+      <w:lvlJc w:val="left"/>
+      <w:pPr>
+        <w:ind w:left="6469" w:hanging="360"/>
+      </w:pPr>
+      <w:rPr>
+        <w:rFonts w:ascii="Courier New" w:hAnsi="Courier New" w:cs="Courier New" w:hint="default"/>
+      </w:rPr>
+    </w:lvl>
+    <w:lvl w:ilvl="8" w:tplc="04090005" w:tentative="1">
+      <w:start w:val="1"/>
+      <w:numFmt w:val="bullet"/>
+      <w:lvlText w:val=""/>
+      <w:lvlJc w:val="left"/>
+      <w:pPr>
+        <w:ind w:left="7189" w:hanging="360"/>
+      </w:pPr>
+      <w:rPr>
+        <w:rFonts w:ascii="Wingdings" w:hAnsi="Wingdings" w:hint="default"/>
+      </w:rPr>
+    </w:lvl>
+  </w:abstractNum>
+  <w:abstractNum w:abstractNumId="9" w15:restartNumberingAfterBreak="0">
+    <w:nsid w:val="193A7F0B"/>
+    <w:multiLevelType w:val="hybridMultilevel"/>
+    <w:tmpl w:val="5F90706C"/>
+    <w:lvl w:ilvl="0" w:tplc="04090001">
+      <w:start w:val="1"/>
+      <w:numFmt w:val="bullet"/>
+      <w:lvlText w:val=""/>
+      <w:lvlJc w:val="left"/>
+      <w:pPr>
+        <w:ind w:left="720" w:hanging="360"/>
+      </w:pPr>
+      <w:rPr>
+        <w:rFonts w:ascii="Symbol" w:hAnsi="Symbol" w:hint="default"/>
+      </w:rPr>
+    </w:lvl>
+    <w:lvl w:ilvl="1" w:tplc="04090003" w:tentative="1">
+      <w:start w:val="1"/>
+      <w:numFmt w:val="bullet"/>
+      <w:lvlText w:val="o"/>
+      <w:lvlJc w:val="left"/>
+      <w:pPr>
+        <w:ind w:left="1440" w:hanging="360"/>
+      </w:pPr>
+      <w:rPr>
+        <w:rFonts w:ascii="Courier New" w:hAnsi="Courier New" w:cs="Courier New" w:hint="default"/>
+      </w:rPr>
+    </w:lvl>
+    <w:lvl w:ilvl="2" w:tplc="04090005" w:tentative="1">
+      <w:start w:val="1"/>
+      <w:numFmt w:val="bullet"/>
+      <w:lvlText w:val=""/>
+      <w:lvlJc w:val="left"/>
+      <w:pPr>
+        <w:ind w:left="2160" w:hanging="360"/>
+      </w:pPr>
+      <w:rPr>
+        <w:rFonts w:ascii="Wingdings" w:hAnsi="Wingdings" w:hint="default"/>
+      </w:rPr>
+    </w:lvl>
+    <w:lvl w:ilvl="3" w:tplc="04090001" w:tentative="1">
+      <w:start w:val="1"/>
+      <w:numFmt w:val="bullet"/>
+      <w:lvlText w:val=""/>
+      <w:lvlJc w:val="left"/>
+      <w:pPr>
+        <w:ind w:left="2880" w:hanging="360"/>
+      </w:pPr>
+      <w:rPr>
+        <w:rFonts w:ascii="Symbol" w:hAnsi="Symbol" w:hint="default"/>
+      </w:rPr>
+    </w:lvl>
+    <w:lvl w:ilvl="4" w:tplc="04090003" w:tentative="1">
+      <w:start w:val="1"/>
+      <w:numFmt w:val="bullet"/>
+      <w:lvlText w:val="o"/>
+      <w:lvlJc w:val="left"/>
+      <w:pPr>
+        <w:ind w:left="3600" w:hanging="360"/>
+      </w:pPr>
+      <w:rPr>
+        <w:rFonts w:ascii="Courier New" w:hAnsi="Courier New" w:cs="Courier New" w:hint="default"/>
+      </w:rPr>
+    </w:lvl>
+    <w:lvl w:ilvl="5" w:tplc="04090005" w:tentative="1">
+      <w:start w:val="1"/>
+      <w:numFmt w:val="bullet"/>
+      <w:lvlText w:val=""/>
+      <w:lvlJc w:val="left"/>
+      <w:pPr>
+        <w:ind w:left="4320" w:hanging="360"/>
+      </w:pPr>
+      <w:rPr>
+        <w:rFonts w:ascii="Wingdings" w:hAnsi="Wingdings" w:hint="default"/>
+      </w:rPr>
+    </w:lvl>
+    <w:lvl w:ilvl="6" w:tplc="04090001" w:tentative="1">
+      <w:start w:val="1"/>
+      <w:numFmt w:val="bullet"/>
+      <w:lvlText w:val=""/>
+      <w:lvlJc w:val="left"/>
+      <w:pPr>
+        <w:ind w:left="5040" w:hanging="360"/>
+      </w:pPr>
+      <w:rPr>
+        <w:rFonts w:ascii="Symbol" w:hAnsi="Symbol" w:hint="default"/>
+      </w:rPr>
+    </w:lvl>
+    <w:lvl w:ilvl="7" w:tplc="04090003" w:tentative="1">
+      <w:start w:val="1"/>
+      <w:numFmt w:val="bullet"/>
+      <w:lvlText w:val="o"/>
+      <w:lvlJc w:val="left"/>
+      <w:pPr>
+        <w:ind w:left="5760" w:hanging="360"/>
+      </w:pPr>
+      <w:rPr>
+        <w:rFonts w:ascii="Courier New" w:hAnsi="Courier New" w:cs="Courier New" w:hint="default"/>
+      </w:rPr>
+    </w:lvl>
+    <w:lvl w:ilvl="8" w:tplc="04090005" w:tentative="1">
+      <w:start w:val="1"/>
+      <w:numFmt w:val="bullet"/>
+      <w:lvlText w:val=""/>
+      <w:lvlJc w:val="left"/>
+      <w:pPr>
+        <w:ind w:left="6480" w:hanging="360"/>
+      </w:pPr>
+      <w:rPr>
+        <w:rFonts w:ascii="Wingdings" w:hAnsi="Wingdings" w:hint="default"/>
+      </w:rPr>
+    </w:lvl>
+  </w:abstractNum>
+  <w:abstractNum w:abstractNumId="10" w15:restartNumberingAfterBreak="0">
     <w:nsid w:val="22416339"/>
     <w:multiLevelType w:val="hybridMultilevel"/>
     <w:tmpl w:val="827C6E84"/>
@@ -5788,7 +8340,7 @@
       </w:pPr>
     </w:lvl>
   </w:abstractNum>
-  <w:abstractNum w:abstractNumId="3" w15:restartNumberingAfterBreak="0">
+  <w:abstractNum w:abstractNumId="11" w15:restartNumberingAfterBreak="0">
     <w:nsid w:val="2C962771"/>
     <w:multiLevelType w:val="hybridMultilevel"/>
     <w:tmpl w:val="A0B485BC"/>
@@ -5874,7 +8426,1072 @@
       </w:pPr>
     </w:lvl>
   </w:abstractNum>
-  <w:abstractNum w:abstractNumId="4" w15:restartNumberingAfterBreak="0">
+  <w:abstractNum w:abstractNumId="12" w15:restartNumberingAfterBreak="0">
+    <w:nsid w:val="31392721"/>
+    <w:multiLevelType w:val="hybridMultilevel"/>
+    <w:tmpl w:val="8F30CD20"/>
+    <w:lvl w:ilvl="0" w:tplc="04090001">
+      <w:start w:val="1"/>
+      <w:numFmt w:val="bullet"/>
+      <w:lvlText w:val=""/>
+      <w:lvlJc w:val="left"/>
+      <w:pPr>
+        <w:ind w:left="720" w:hanging="360"/>
+      </w:pPr>
+      <w:rPr>
+        <w:rFonts w:ascii="Symbol" w:hAnsi="Symbol" w:hint="default"/>
+      </w:rPr>
+    </w:lvl>
+    <w:lvl w:ilvl="1" w:tplc="04090003" w:tentative="1">
+      <w:start w:val="1"/>
+      <w:numFmt w:val="bullet"/>
+      <w:lvlText w:val="o"/>
+      <w:lvlJc w:val="left"/>
+      <w:pPr>
+        <w:ind w:left="1440" w:hanging="360"/>
+      </w:pPr>
+      <w:rPr>
+        <w:rFonts w:ascii="Courier New" w:hAnsi="Courier New" w:cs="Courier New" w:hint="default"/>
+      </w:rPr>
+    </w:lvl>
+    <w:lvl w:ilvl="2" w:tplc="04090005" w:tentative="1">
+      <w:start w:val="1"/>
+      <w:numFmt w:val="bullet"/>
+      <w:lvlText w:val=""/>
+      <w:lvlJc w:val="left"/>
+      <w:pPr>
+        <w:ind w:left="2160" w:hanging="360"/>
+      </w:pPr>
+      <w:rPr>
+        <w:rFonts w:ascii="Wingdings" w:hAnsi="Wingdings" w:hint="default"/>
+      </w:rPr>
+    </w:lvl>
+    <w:lvl w:ilvl="3" w:tplc="04090001" w:tentative="1">
+      <w:start w:val="1"/>
+      <w:numFmt w:val="bullet"/>
+      <w:lvlText w:val=""/>
+      <w:lvlJc w:val="left"/>
+      <w:pPr>
+        <w:ind w:left="2880" w:hanging="360"/>
+      </w:pPr>
+      <w:rPr>
+        <w:rFonts w:ascii="Symbol" w:hAnsi="Symbol" w:hint="default"/>
+      </w:rPr>
+    </w:lvl>
+    <w:lvl w:ilvl="4" w:tplc="04090003" w:tentative="1">
+      <w:start w:val="1"/>
+      <w:numFmt w:val="bullet"/>
+      <w:lvlText w:val="o"/>
+      <w:lvlJc w:val="left"/>
+      <w:pPr>
+        <w:ind w:left="3600" w:hanging="360"/>
+      </w:pPr>
+      <w:rPr>
+        <w:rFonts w:ascii="Courier New" w:hAnsi="Courier New" w:cs="Courier New" w:hint="default"/>
+      </w:rPr>
+    </w:lvl>
+    <w:lvl w:ilvl="5" w:tplc="04090005" w:tentative="1">
+      <w:start w:val="1"/>
+      <w:numFmt w:val="bullet"/>
+      <w:lvlText w:val=""/>
+      <w:lvlJc w:val="left"/>
+      <w:pPr>
+        <w:ind w:left="4320" w:hanging="360"/>
+      </w:pPr>
+      <w:rPr>
+        <w:rFonts w:ascii="Wingdings" w:hAnsi="Wingdings" w:hint="default"/>
+      </w:rPr>
+    </w:lvl>
+    <w:lvl w:ilvl="6" w:tplc="04090001" w:tentative="1">
+      <w:start w:val="1"/>
+      <w:numFmt w:val="bullet"/>
+      <w:lvlText w:val=""/>
+      <w:lvlJc w:val="left"/>
+      <w:pPr>
+        <w:ind w:left="5040" w:hanging="360"/>
+      </w:pPr>
+      <w:rPr>
+        <w:rFonts w:ascii="Symbol" w:hAnsi="Symbol" w:hint="default"/>
+      </w:rPr>
+    </w:lvl>
+    <w:lvl w:ilvl="7" w:tplc="04090003" w:tentative="1">
+      <w:start w:val="1"/>
+      <w:numFmt w:val="bullet"/>
+      <w:lvlText w:val="o"/>
+      <w:lvlJc w:val="left"/>
+      <w:pPr>
+        <w:ind w:left="5760" w:hanging="360"/>
+      </w:pPr>
+      <w:rPr>
+        <w:rFonts w:ascii="Courier New" w:hAnsi="Courier New" w:cs="Courier New" w:hint="default"/>
+      </w:rPr>
+    </w:lvl>
+    <w:lvl w:ilvl="8" w:tplc="04090005" w:tentative="1">
+      <w:start w:val="1"/>
+      <w:numFmt w:val="bullet"/>
+      <w:lvlText w:val=""/>
+      <w:lvlJc w:val="left"/>
+      <w:pPr>
+        <w:ind w:left="6480" w:hanging="360"/>
+      </w:pPr>
+      <w:rPr>
+        <w:rFonts w:ascii="Wingdings" w:hAnsi="Wingdings" w:hint="default"/>
+      </w:rPr>
+    </w:lvl>
+  </w:abstractNum>
+  <w:abstractNum w:abstractNumId="13" w15:restartNumberingAfterBreak="0">
+    <w:nsid w:val="318743FF"/>
+    <w:multiLevelType w:val="multilevel"/>
+    <w:tmpl w:val="84AE8BF4"/>
+    <w:lvl w:ilvl="0">
+      <w:start w:val="1"/>
+      <w:numFmt w:val="bullet"/>
+      <w:lvlText w:val=""/>
+      <w:lvlJc w:val="left"/>
+      <w:pPr>
+        <w:tabs>
+          <w:tab w:val="num" w:pos="720"/>
+        </w:tabs>
+        <w:ind w:left="720" w:hanging="360"/>
+      </w:pPr>
+      <w:rPr>
+        <w:rFonts w:ascii="Symbol" w:hAnsi="Symbol" w:hint="default"/>
+        <w:sz w:val="20"/>
+      </w:rPr>
+    </w:lvl>
+    <w:lvl w:ilvl="1" w:tentative="1">
+      <w:start w:val="1"/>
+      <w:numFmt w:val="bullet"/>
+      <w:lvlText w:val="o"/>
+      <w:lvlJc w:val="left"/>
+      <w:pPr>
+        <w:tabs>
+          <w:tab w:val="num" w:pos="1440"/>
+        </w:tabs>
+        <w:ind w:left="1440" w:hanging="360"/>
+      </w:pPr>
+      <w:rPr>
+        <w:rFonts w:ascii="Courier New" w:hAnsi="Courier New" w:hint="default"/>
+        <w:sz w:val="20"/>
+      </w:rPr>
+    </w:lvl>
+    <w:lvl w:ilvl="2" w:tentative="1">
+      <w:start w:val="1"/>
+      <w:numFmt w:val="bullet"/>
+      <w:lvlText w:val=""/>
+      <w:lvlJc w:val="left"/>
+      <w:pPr>
+        <w:tabs>
+          <w:tab w:val="num" w:pos="2160"/>
+        </w:tabs>
+        <w:ind w:left="2160" w:hanging="360"/>
+      </w:pPr>
+      <w:rPr>
+        <w:rFonts w:ascii="Wingdings" w:hAnsi="Wingdings" w:hint="default"/>
+        <w:sz w:val="20"/>
+      </w:rPr>
+    </w:lvl>
+    <w:lvl w:ilvl="3" w:tentative="1">
+      <w:start w:val="1"/>
+      <w:numFmt w:val="bullet"/>
+      <w:lvlText w:val=""/>
+      <w:lvlJc w:val="left"/>
+      <w:pPr>
+        <w:tabs>
+          <w:tab w:val="num" w:pos="2880"/>
+        </w:tabs>
+        <w:ind w:left="2880" w:hanging="360"/>
+      </w:pPr>
+      <w:rPr>
+        <w:rFonts w:ascii="Wingdings" w:hAnsi="Wingdings" w:hint="default"/>
+        <w:sz w:val="20"/>
+      </w:rPr>
+    </w:lvl>
+    <w:lvl w:ilvl="4" w:tentative="1">
+      <w:start w:val="1"/>
+      <w:numFmt w:val="bullet"/>
+      <w:lvlText w:val=""/>
+      <w:lvlJc w:val="left"/>
+      <w:pPr>
+        <w:tabs>
+          <w:tab w:val="num" w:pos="3600"/>
+        </w:tabs>
+        <w:ind w:left="3600" w:hanging="360"/>
+      </w:pPr>
+      <w:rPr>
+        <w:rFonts w:ascii="Wingdings" w:hAnsi="Wingdings" w:hint="default"/>
+        <w:sz w:val="20"/>
+      </w:rPr>
+    </w:lvl>
+    <w:lvl w:ilvl="5" w:tentative="1">
+      <w:start w:val="1"/>
+      <w:numFmt w:val="bullet"/>
+      <w:lvlText w:val=""/>
+      <w:lvlJc w:val="left"/>
+      <w:pPr>
+        <w:tabs>
+          <w:tab w:val="num" w:pos="4320"/>
+        </w:tabs>
+        <w:ind w:left="4320" w:hanging="360"/>
+      </w:pPr>
+      <w:rPr>
+        <w:rFonts w:ascii="Wingdings" w:hAnsi="Wingdings" w:hint="default"/>
+        <w:sz w:val="20"/>
+      </w:rPr>
+    </w:lvl>
+    <w:lvl w:ilvl="6" w:tentative="1">
+      <w:start w:val="1"/>
+      <w:numFmt w:val="bullet"/>
+      <w:lvlText w:val=""/>
+      <w:lvlJc w:val="left"/>
+      <w:pPr>
+        <w:tabs>
+          <w:tab w:val="num" w:pos="5040"/>
+        </w:tabs>
+        <w:ind w:left="5040" w:hanging="360"/>
+      </w:pPr>
+      <w:rPr>
+        <w:rFonts w:ascii="Wingdings" w:hAnsi="Wingdings" w:hint="default"/>
+        <w:sz w:val="20"/>
+      </w:rPr>
+    </w:lvl>
+    <w:lvl w:ilvl="7" w:tentative="1">
+      <w:start w:val="1"/>
+      <w:numFmt w:val="bullet"/>
+      <w:lvlText w:val=""/>
+      <w:lvlJc w:val="left"/>
+      <w:pPr>
+        <w:tabs>
+          <w:tab w:val="num" w:pos="5760"/>
+        </w:tabs>
+        <w:ind w:left="5760" w:hanging="360"/>
+      </w:pPr>
+      <w:rPr>
+        <w:rFonts w:ascii="Wingdings" w:hAnsi="Wingdings" w:hint="default"/>
+        <w:sz w:val="20"/>
+      </w:rPr>
+    </w:lvl>
+    <w:lvl w:ilvl="8" w:tentative="1">
+      <w:start w:val="1"/>
+      <w:numFmt w:val="bullet"/>
+      <w:lvlText w:val=""/>
+      <w:lvlJc w:val="left"/>
+      <w:pPr>
+        <w:tabs>
+          <w:tab w:val="num" w:pos="6480"/>
+        </w:tabs>
+        <w:ind w:left="6480" w:hanging="360"/>
+      </w:pPr>
+      <w:rPr>
+        <w:rFonts w:ascii="Wingdings" w:hAnsi="Wingdings" w:hint="default"/>
+        <w:sz w:val="20"/>
+      </w:rPr>
+    </w:lvl>
+  </w:abstractNum>
+  <w:abstractNum w:abstractNumId="14" w15:restartNumberingAfterBreak="0">
+    <w:nsid w:val="31944038"/>
+    <w:multiLevelType w:val="hybridMultilevel"/>
+    <w:tmpl w:val="AF72154C"/>
+    <w:lvl w:ilvl="0" w:tplc="04090001">
+      <w:start w:val="1"/>
+      <w:numFmt w:val="bullet"/>
+      <w:lvlText w:val=""/>
+      <w:lvlJc w:val="left"/>
+      <w:pPr>
+        <w:ind w:left="720" w:hanging="360"/>
+      </w:pPr>
+      <w:rPr>
+        <w:rFonts w:ascii="Symbol" w:hAnsi="Symbol" w:hint="default"/>
+      </w:rPr>
+    </w:lvl>
+    <w:lvl w:ilvl="1" w:tplc="04090003" w:tentative="1">
+      <w:start w:val="1"/>
+      <w:numFmt w:val="bullet"/>
+      <w:lvlText w:val="o"/>
+      <w:lvlJc w:val="left"/>
+      <w:pPr>
+        <w:ind w:left="1440" w:hanging="360"/>
+      </w:pPr>
+      <w:rPr>
+        <w:rFonts w:ascii="Courier New" w:hAnsi="Courier New" w:cs="Courier New" w:hint="default"/>
+      </w:rPr>
+    </w:lvl>
+    <w:lvl w:ilvl="2" w:tplc="04090005" w:tentative="1">
+      <w:start w:val="1"/>
+      <w:numFmt w:val="bullet"/>
+      <w:lvlText w:val=""/>
+      <w:lvlJc w:val="left"/>
+      <w:pPr>
+        <w:ind w:left="2160" w:hanging="360"/>
+      </w:pPr>
+      <w:rPr>
+        <w:rFonts w:ascii="Wingdings" w:hAnsi="Wingdings" w:hint="default"/>
+      </w:rPr>
+    </w:lvl>
+    <w:lvl w:ilvl="3" w:tplc="04090001" w:tentative="1">
+      <w:start w:val="1"/>
+      <w:numFmt w:val="bullet"/>
+      <w:lvlText w:val=""/>
+      <w:lvlJc w:val="left"/>
+      <w:pPr>
+        <w:ind w:left="2880" w:hanging="360"/>
+      </w:pPr>
+      <w:rPr>
+        <w:rFonts w:ascii="Symbol" w:hAnsi="Symbol" w:hint="default"/>
+      </w:rPr>
+    </w:lvl>
+    <w:lvl w:ilvl="4" w:tplc="04090003" w:tentative="1">
+      <w:start w:val="1"/>
+      <w:numFmt w:val="bullet"/>
+      <w:lvlText w:val="o"/>
+      <w:lvlJc w:val="left"/>
+      <w:pPr>
+        <w:ind w:left="3600" w:hanging="360"/>
+      </w:pPr>
+      <w:rPr>
+        <w:rFonts w:ascii="Courier New" w:hAnsi="Courier New" w:cs="Courier New" w:hint="default"/>
+      </w:rPr>
+    </w:lvl>
+    <w:lvl w:ilvl="5" w:tplc="04090005" w:tentative="1">
+      <w:start w:val="1"/>
+      <w:numFmt w:val="bullet"/>
+      <w:lvlText w:val=""/>
+      <w:lvlJc w:val="left"/>
+      <w:pPr>
+        <w:ind w:left="4320" w:hanging="360"/>
+      </w:pPr>
+      <w:rPr>
+        <w:rFonts w:ascii="Wingdings" w:hAnsi="Wingdings" w:hint="default"/>
+      </w:rPr>
+    </w:lvl>
+    <w:lvl w:ilvl="6" w:tplc="04090001" w:tentative="1">
+      <w:start w:val="1"/>
+      <w:numFmt w:val="bullet"/>
+      <w:lvlText w:val=""/>
+      <w:lvlJc w:val="left"/>
+      <w:pPr>
+        <w:ind w:left="5040" w:hanging="360"/>
+      </w:pPr>
+      <w:rPr>
+        <w:rFonts w:ascii="Symbol" w:hAnsi="Symbol" w:hint="default"/>
+      </w:rPr>
+    </w:lvl>
+    <w:lvl w:ilvl="7" w:tplc="04090003" w:tentative="1">
+      <w:start w:val="1"/>
+      <w:numFmt w:val="bullet"/>
+      <w:lvlText w:val="o"/>
+      <w:lvlJc w:val="left"/>
+      <w:pPr>
+        <w:ind w:left="5760" w:hanging="360"/>
+      </w:pPr>
+      <w:rPr>
+        <w:rFonts w:ascii="Courier New" w:hAnsi="Courier New" w:cs="Courier New" w:hint="default"/>
+      </w:rPr>
+    </w:lvl>
+    <w:lvl w:ilvl="8" w:tplc="04090005" w:tentative="1">
+      <w:start w:val="1"/>
+      <w:numFmt w:val="bullet"/>
+      <w:lvlText w:val=""/>
+      <w:lvlJc w:val="left"/>
+      <w:pPr>
+        <w:ind w:left="6480" w:hanging="360"/>
+      </w:pPr>
+      <w:rPr>
+        <w:rFonts w:ascii="Wingdings" w:hAnsi="Wingdings" w:hint="default"/>
+      </w:rPr>
+    </w:lvl>
+  </w:abstractNum>
+  <w:abstractNum w:abstractNumId="15" w15:restartNumberingAfterBreak="0">
+    <w:nsid w:val="31D02B87"/>
+    <w:multiLevelType w:val="multilevel"/>
+    <w:tmpl w:val="1BDE62D4"/>
+    <w:lvl w:ilvl="0">
+      <w:start w:val="1"/>
+      <w:numFmt w:val="bullet"/>
+      <w:lvlText w:val=""/>
+      <w:lvlJc w:val="left"/>
+      <w:pPr>
+        <w:tabs>
+          <w:tab w:val="num" w:pos="720"/>
+        </w:tabs>
+        <w:ind w:left="720" w:hanging="360"/>
+      </w:pPr>
+      <w:rPr>
+        <w:rFonts w:ascii="Symbol" w:hAnsi="Symbol" w:hint="default"/>
+        <w:sz w:val="20"/>
+      </w:rPr>
+    </w:lvl>
+    <w:lvl w:ilvl="1" w:tentative="1">
+      <w:start w:val="1"/>
+      <w:numFmt w:val="bullet"/>
+      <w:lvlText w:val="o"/>
+      <w:lvlJc w:val="left"/>
+      <w:pPr>
+        <w:tabs>
+          <w:tab w:val="num" w:pos="1440"/>
+        </w:tabs>
+        <w:ind w:left="1440" w:hanging="360"/>
+      </w:pPr>
+      <w:rPr>
+        <w:rFonts w:ascii="Courier New" w:hAnsi="Courier New" w:hint="default"/>
+        <w:sz w:val="20"/>
+      </w:rPr>
+    </w:lvl>
+    <w:lvl w:ilvl="2" w:tentative="1">
+      <w:start w:val="1"/>
+      <w:numFmt w:val="bullet"/>
+      <w:lvlText w:val=""/>
+      <w:lvlJc w:val="left"/>
+      <w:pPr>
+        <w:tabs>
+          <w:tab w:val="num" w:pos="2160"/>
+        </w:tabs>
+        <w:ind w:left="2160" w:hanging="360"/>
+      </w:pPr>
+      <w:rPr>
+        <w:rFonts w:ascii="Wingdings" w:hAnsi="Wingdings" w:hint="default"/>
+        <w:sz w:val="20"/>
+      </w:rPr>
+    </w:lvl>
+    <w:lvl w:ilvl="3" w:tentative="1">
+      <w:start w:val="1"/>
+      <w:numFmt w:val="bullet"/>
+      <w:lvlText w:val=""/>
+      <w:lvlJc w:val="left"/>
+      <w:pPr>
+        <w:tabs>
+          <w:tab w:val="num" w:pos="2880"/>
+        </w:tabs>
+        <w:ind w:left="2880" w:hanging="360"/>
+      </w:pPr>
+      <w:rPr>
+        <w:rFonts w:ascii="Wingdings" w:hAnsi="Wingdings" w:hint="default"/>
+        <w:sz w:val="20"/>
+      </w:rPr>
+    </w:lvl>
+    <w:lvl w:ilvl="4" w:tentative="1">
+      <w:start w:val="1"/>
+      <w:numFmt w:val="bullet"/>
+      <w:lvlText w:val=""/>
+      <w:lvlJc w:val="left"/>
+      <w:pPr>
+        <w:tabs>
+          <w:tab w:val="num" w:pos="3600"/>
+        </w:tabs>
+        <w:ind w:left="3600" w:hanging="360"/>
+      </w:pPr>
+      <w:rPr>
+        <w:rFonts w:ascii="Wingdings" w:hAnsi="Wingdings" w:hint="default"/>
+        <w:sz w:val="20"/>
+      </w:rPr>
+    </w:lvl>
+    <w:lvl w:ilvl="5" w:tentative="1">
+      <w:start w:val="1"/>
+      <w:numFmt w:val="bullet"/>
+      <w:lvlText w:val=""/>
+      <w:lvlJc w:val="left"/>
+      <w:pPr>
+        <w:tabs>
+          <w:tab w:val="num" w:pos="4320"/>
+        </w:tabs>
+        <w:ind w:left="4320" w:hanging="360"/>
+      </w:pPr>
+      <w:rPr>
+        <w:rFonts w:ascii="Wingdings" w:hAnsi="Wingdings" w:hint="default"/>
+        <w:sz w:val="20"/>
+      </w:rPr>
+    </w:lvl>
+    <w:lvl w:ilvl="6" w:tentative="1">
+      <w:start w:val="1"/>
+      <w:numFmt w:val="bullet"/>
+      <w:lvlText w:val=""/>
+      <w:lvlJc w:val="left"/>
+      <w:pPr>
+        <w:tabs>
+          <w:tab w:val="num" w:pos="5040"/>
+        </w:tabs>
+        <w:ind w:left="5040" w:hanging="360"/>
+      </w:pPr>
+      <w:rPr>
+        <w:rFonts w:ascii="Wingdings" w:hAnsi="Wingdings" w:hint="default"/>
+        <w:sz w:val="20"/>
+      </w:rPr>
+    </w:lvl>
+    <w:lvl w:ilvl="7" w:tentative="1">
+      <w:start w:val="1"/>
+      <w:numFmt w:val="bullet"/>
+      <w:lvlText w:val=""/>
+      <w:lvlJc w:val="left"/>
+      <w:pPr>
+        <w:tabs>
+          <w:tab w:val="num" w:pos="5760"/>
+        </w:tabs>
+        <w:ind w:left="5760" w:hanging="360"/>
+      </w:pPr>
+      <w:rPr>
+        <w:rFonts w:ascii="Wingdings" w:hAnsi="Wingdings" w:hint="default"/>
+        <w:sz w:val="20"/>
+      </w:rPr>
+    </w:lvl>
+    <w:lvl w:ilvl="8" w:tentative="1">
+      <w:start w:val="1"/>
+      <w:numFmt w:val="bullet"/>
+      <w:lvlText w:val=""/>
+      <w:lvlJc w:val="left"/>
+      <w:pPr>
+        <w:tabs>
+          <w:tab w:val="num" w:pos="6480"/>
+        </w:tabs>
+        <w:ind w:left="6480" w:hanging="360"/>
+      </w:pPr>
+      <w:rPr>
+        <w:rFonts w:ascii="Wingdings" w:hAnsi="Wingdings" w:hint="default"/>
+        <w:sz w:val="20"/>
+      </w:rPr>
+    </w:lvl>
+  </w:abstractNum>
+  <w:abstractNum w:abstractNumId="16" w15:restartNumberingAfterBreak="0">
+    <w:nsid w:val="39F4122A"/>
+    <w:multiLevelType w:val="hybridMultilevel"/>
+    <w:tmpl w:val="0ABAD908"/>
+    <w:lvl w:ilvl="0" w:tplc="04090001">
+      <w:start w:val="1"/>
+      <w:numFmt w:val="bullet"/>
+      <w:lvlText w:val=""/>
+      <w:lvlJc w:val="left"/>
+      <w:pPr>
+        <w:ind w:left="1429" w:hanging="360"/>
+      </w:pPr>
+      <w:rPr>
+        <w:rFonts w:ascii="Symbol" w:hAnsi="Symbol" w:hint="default"/>
+      </w:rPr>
+    </w:lvl>
+    <w:lvl w:ilvl="1" w:tplc="04090003" w:tentative="1">
+      <w:start w:val="1"/>
+      <w:numFmt w:val="bullet"/>
+      <w:lvlText w:val="o"/>
+      <w:lvlJc w:val="left"/>
+      <w:pPr>
+        <w:ind w:left="2149" w:hanging="360"/>
+      </w:pPr>
+      <w:rPr>
+        <w:rFonts w:ascii="Courier New" w:hAnsi="Courier New" w:cs="Courier New" w:hint="default"/>
+      </w:rPr>
+    </w:lvl>
+    <w:lvl w:ilvl="2" w:tplc="04090005" w:tentative="1">
+      <w:start w:val="1"/>
+      <w:numFmt w:val="bullet"/>
+      <w:lvlText w:val=""/>
+      <w:lvlJc w:val="left"/>
+      <w:pPr>
+        <w:ind w:left="2869" w:hanging="360"/>
+      </w:pPr>
+      <w:rPr>
+        <w:rFonts w:ascii="Wingdings" w:hAnsi="Wingdings" w:hint="default"/>
+      </w:rPr>
+    </w:lvl>
+    <w:lvl w:ilvl="3" w:tplc="04090001" w:tentative="1">
+      <w:start w:val="1"/>
+      <w:numFmt w:val="bullet"/>
+      <w:lvlText w:val=""/>
+      <w:lvlJc w:val="left"/>
+      <w:pPr>
+        <w:ind w:left="3589" w:hanging="360"/>
+      </w:pPr>
+      <w:rPr>
+        <w:rFonts w:ascii="Symbol" w:hAnsi="Symbol" w:hint="default"/>
+      </w:rPr>
+    </w:lvl>
+    <w:lvl w:ilvl="4" w:tplc="04090003" w:tentative="1">
+      <w:start w:val="1"/>
+      <w:numFmt w:val="bullet"/>
+      <w:lvlText w:val="o"/>
+      <w:lvlJc w:val="left"/>
+      <w:pPr>
+        <w:ind w:left="4309" w:hanging="360"/>
+      </w:pPr>
+      <w:rPr>
+        <w:rFonts w:ascii="Courier New" w:hAnsi="Courier New" w:cs="Courier New" w:hint="default"/>
+      </w:rPr>
+    </w:lvl>
+    <w:lvl w:ilvl="5" w:tplc="04090005" w:tentative="1">
+      <w:start w:val="1"/>
+      <w:numFmt w:val="bullet"/>
+      <w:lvlText w:val=""/>
+      <w:lvlJc w:val="left"/>
+      <w:pPr>
+        <w:ind w:left="5029" w:hanging="360"/>
+      </w:pPr>
+      <w:rPr>
+        <w:rFonts w:ascii="Wingdings" w:hAnsi="Wingdings" w:hint="default"/>
+      </w:rPr>
+    </w:lvl>
+    <w:lvl w:ilvl="6" w:tplc="04090001" w:tentative="1">
+      <w:start w:val="1"/>
+      <w:numFmt w:val="bullet"/>
+      <w:lvlText w:val=""/>
+      <w:lvlJc w:val="left"/>
+      <w:pPr>
+        <w:ind w:left="5749" w:hanging="360"/>
+      </w:pPr>
+      <w:rPr>
+        <w:rFonts w:ascii="Symbol" w:hAnsi="Symbol" w:hint="default"/>
+      </w:rPr>
+    </w:lvl>
+    <w:lvl w:ilvl="7" w:tplc="04090003" w:tentative="1">
+      <w:start w:val="1"/>
+      <w:numFmt w:val="bullet"/>
+      <w:lvlText w:val="o"/>
+      <w:lvlJc w:val="left"/>
+      <w:pPr>
+        <w:ind w:left="6469" w:hanging="360"/>
+      </w:pPr>
+      <w:rPr>
+        <w:rFonts w:ascii="Courier New" w:hAnsi="Courier New" w:cs="Courier New" w:hint="default"/>
+      </w:rPr>
+    </w:lvl>
+    <w:lvl w:ilvl="8" w:tplc="04090005" w:tentative="1">
+      <w:start w:val="1"/>
+      <w:numFmt w:val="bullet"/>
+      <w:lvlText w:val=""/>
+      <w:lvlJc w:val="left"/>
+      <w:pPr>
+        <w:ind w:left="7189" w:hanging="360"/>
+      </w:pPr>
+      <w:rPr>
+        <w:rFonts w:ascii="Wingdings" w:hAnsi="Wingdings" w:hint="default"/>
+      </w:rPr>
+    </w:lvl>
+  </w:abstractNum>
+  <w:abstractNum w:abstractNumId="17" w15:restartNumberingAfterBreak="0">
+    <w:nsid w:val="3A422934"/>
+    <w:multiLevelType w:val="hybridMultilevel"/>
+    <w:tmpl w:val="DD1C0D60"/>
+    <w:lvl w:ilvl="0" w:tplc="04090001">
+      <w:start w:val="1"/>
+      <w:numFmt w:val="bullet"/>
+      <w:lvlText w:val=""/>
+      <w:lvlJc w:val="left"/>
+      <w:pPr>
+        <w:ind w:left="1429" w:hanging="360"/>
+      </w:pPr>
+      <w:rPr>
+        <w:rFonts w:ascii="Symbol" w:hAnsi="Symbol" w:hint="default"/>
+      </w:rPr>
+    </w:lvl>
+    <w:lvl w:ilvl="1" w:tplc="04090003" w:tentative="1">
+      <w:start w:val="1"/>
+      <w:numFmt w:val="bullet"/>
+      <w:lvlText w:val="o"/>
+      <w:lvlJc w:val="left"/>
+      <w:pPr>
+        <w:ind w:left="2149" w:hanging="360"/>
+      </w:pPr>
+      <w:rPr>
+        <w:rFonts w:ascii="Courier New" w:hAnsi="Courier New" w:cs="Courier New" w:hint="default"/>
+      </w:rPr>
+    </w:lvl>
+    <w:lvl w:ilvl="2" w:tplc="04090005" w:tentative="1">
+      <w:start w:val="1"/>
+      <w:numFmt w:val="bullet"/>
+      <w:lvlText w:val=""/>
+      <w:lvlJc w:val="left"/>
+      <w:pPr>
+        <w:ind w:left="2869" w:hanging="360"/>
+      </w:pPr>
+      <w:rPr>
+        <w:rFonts w:ascii="Wingdings" w:hAnsi="Wingdings" w:hint="default"/>
+      </w:rPr>
+    </w:lvl>
+    <w:lvl w:ilvl="3" w:tplc="04090001" w:tentative="1">
+      <w:start w:val="1"/>
+      <w:numFmt w:val="bullet"/>
+      <w:lvlText w:val=""/>
+      <w:lvlJc w:val="left"/>
+      <w:pPr>
+        <w:ind w:left="3589" w:hanging="360"/>
+      </w:pPr>
+      <w:rPr>
+        <w:rFonts w:ascii="Symbol" w:hAnsi="Symbol" w:hint="default"/>
+      </w:rPr>
+    </w:lvl>
+    <w:lvl w:ilvl="4" w:tplc="04090003" w:tentative="1">
+      <w:start w:val="1"/>
+      <w:numFmt w:val="bullet"/>
+      <w:lvlText w:val="o"/>
+      <w:lvlJc w:val="left"/>
+      <w:pPr>
+        <w:ind w:left="4309" w:hanging="360"/>
+      </w:pPr>
+      <w:rPr>
+        <w:rFonts w:ascii="Courier New" w:hAnsi="Courier New" w:cs="Courier New" w:hint="default"/>
+      </w:rPr>
+    </w:lvl>
+    <w:lvl w:ilvl="5" w:tplc="04090005" w:tentative="1">
+      <w:start w:val="1"/>
+      <w:numFmt w:val="bullet"/>
+      <w:lvlText w:val=""/>
+      <w:lvlJc w:val="left"/>
+      <w:pPr>
+        <w:ind w:left="5029" w:hanging="360"/>
+      </w:pPr>
+      <w:rPr>
+        <w:rFonts w:ascii="Wingdings" w:hAnsi="Wingdings" w:hint="default"/>
+      </w:rPr>
+    </w:lvl>
+    <w:lvl w:ilvl="6" w:tplc="04090001" w:tentative="1">
+      <w:start w:val="1"/>
+      <w:numFmt w:val="bullet"/>
+      <w:lvlText w:val=""/>
+      <w:lvlJc w:val="left"/>
+      <w:pPr>
+        <w:ind w:left="5749" w:hanging="360"/>
+      </w:pPr>
+      <w:rPr>
+        <w:rFonts w:ascii="Symbol" w:hAnsi="Symbol" w:hint="default"/>
+      </w:rPr>
+    </w:lvl>
+    <w:lvl w:ilvl="7" w:tplc="04090003" w:tentative="1">
+      <w:start w:val="1"/>
+      <w:numFmt w:val="bullet"/>
+      <w:lvlText w:val="o"/>
+      <w:lvlJc w:val="left"/>
+      <w:pPr>
+        <w:ind w:left="6469" w:hanging="360"/>
+      </w:pPr>
+      <w:rPr>
+        <w:rFonts w:ascii="Courier New" w:hAnsi="Courier New" w:cs="Courier New" w:hint="default"/>
+      </w:rPr>
+    </w:lvl>
+    <w:lvl w:ilvl="8" w:tplc="04090005" w:tentative="1">
+      <w:start w:val="1"/>
+      <w:numFmt w:val="bullet"/>
+      <w:lvlText w:val=""/>
+      <w:lvlJc w:val="left"/>
+      <w:pPr>
+        <w:ind w:left="7189" w:hanging="360"/>
+      </w:pPr>
+      <w:rPr>
+        <w:rFonts w:ascii="Wingdings" w:hAnsi="Wingdings" w:hint="default"/>
+      </w:rPr>
+    </w:lvl>
+  </w:abstractNum>
+  <w:abstractNum w:abstractNumId="18" w15:restartNumberingAfterBreak="0">
+    <w:nsid w:val="3B3B183F"/>
+    <w:multiLevelType w:val="hybridMultilevel"/>
+    <w:tmpl w:val="DBB43B0E"/>
+    <w:lvl w:ilvl="0" w:tplc="65DABF90">
+      <w:start w:val="1"/>
+      <w:numFmt w:val="decimal"/>
+      <w:lvlText w:val="%1."/>
+      <w:lvlJc w:val="left"/>
+      <w:pPr>
+        <w:ind w:left="720" w:hanging="360"/>
+      </w:pPr>
+      <w:rPr>
+        <w:rFonts w:hint="default"/>
+      </w:rPr>
+    </w:lvl>
+    <w:lvl w:ilvl="1" w:tplc="04090019" w:tentative="1">
+      <w:start w:val="1"/>
+      <w:numFmt w:val="lowerLetter"/>
+      <w:lvlText w:val="%2."/>
+      <w:lvlJc w:val="left"/>
+      <w:pPr>
+        <w:ind w:left="1440" w:hanging="360"/>
+      </w:pPr>
+    </w:lvl>
+    <w:lvl w:ilvl="2" w:tplc="0409001B" w:tentative="1">
+      <w:start w:val="1"/>
+      <w:numFmt w:val="lowerRoman"/>
+      <w:lvlText w:val="%3."/>
+      <w:lvlJc w:val="right"/>
+      <w:pPr>
+        <w:ind w:left="2160" w:hanging="180"/>
+      </w:pPr>
+    </w:lvl>
+    <w:lvl w:ilvl="3" w:tplc="0409000F" w:tentative="1">
+      <w:start w:val="1"/>
+      <w:numFmt w:val="decimal"/>
+      <w:lvlText w:val="%4."/>
+      <w:lvlJc w:val="left"/>
+      <w:pPr>
+        <w:ind w:left="2880" w:hanging="360"/>
+      </w:pPr>
+    </w:lvl>
+    <w:lvl w:ilvl="4" w:tplc="04090019" w:tentative="1">
+      <w:start w:val="1"/>
+      <w:numFmt w:val="lowerLetter"/>
+      <w:lvlText w:val="%5."/>
+      <w:lvlJc w:val="left"/>
+      <w:pPr>
+        <w:ind w:left="3600" w:hanging="360"/>
+      </w:pPr>
+    </w:lvl>
+    <w:lvl w:ilvl="5" w:tplc="0409001B" w:tentative="1">
+      <w:start w:val="1"/>
+      <w:numFmt w:val="lowerRoman"/>
+      <w:lvlText w:val="%6."/>
+      <w:lvlJc w:val="right"/>
+      <w:pPr>
+        <w:ind w:left="4320" w:hanging="180"/>
+      </w:pPr>
+    </w:lvl>
+    <w:lvl w:ilvl="6" w:tplc="0409000F" w:tentative="1">
+      <w:start w:val="1"/>
+      <w:numFmt w:val="decimal"/>
+      <w:lvlText w:val="%7."/>
+      <w:lvlJc w:val="left"/>
+      <w:pPr>
+        <w:ind w:left="5040" w:hanging="360"/>
+      </w:pPr>
+    </w:lvl>
+    <w:lvl w:ilvl="7" w:tplc="04090019" w:tentative="1">
+      <w:start w:val="1"/>
+      <w:numFmt w:val="lowerLetter"/>
+      <w:lvlText w:val="%8."/>
+      <w:lvlJc w:val="left"/>
+      <w:pPr>
+        <w:ind w:left="5760" w:hanging="360"/>
+      </w:pPr>
+    </w:lvl>
+    <w:lvl w:ilvl="8" w:tplc="0409001B" w:tentative="1">
+      <w:start w:val="1"/>
+      <w:numFmt w:val="lowerRoman"/>
+      <w:lvlText w:val="%9."/>
+      <w:lvlJc w:val="right"/>
+      <w:pPr>
+        <w:ind w:left="6480" w:hanging="180"/>
+      </w:pPr>
+    </w:lvl>
+  </w:abstractNum>
+  <w:abstractNum w:abstractNumId="19" w15:restartNumberingAfterBreak="0">
+    <w:nsid w:val="3BE334FA"/>
+    <w:multiLevelType w:val="hybridMultilevel"/>
+    <w:tmpl w:val="2A62655E"/>
+    <w:lvl w:ilvl="0" w:tplc="04090001">
+      <w:start w:val="1"/>
+      <w:numFmt w:val="bullet"/>
+      <w:lvlText w:val=""/>
+      <w:lvlJc w:val="left"/>
+      <w:pPr>
+        <w:ind w:left="1080" w:hanging="360"/>
+      </w:pPr>
+      <w:rPr>
+        <w:rFonts w:ascii="Symbol" w:hAnsi="Symbol" w:hint="default"/>
+      </w:rPr>
+    </w:lvl>
+    <w:lvl w:ilvl="1" w:tplc="04090003" w:tentative="1">
+      <w:start w:val="1"/>
+      <w:numFmt w:val="bullet"/>
+      <w:lvlText w:val="o"/>
+      <w:lvlJc w:val="left"/>
+      <w:pPr>
+        <w:ind w:left="1800" w:hanging="360"/>
+      </w:pPr>
+      <w:rPr>
+        <w:rFonts w:ascii="Courier New" w:hAnsi="Courier New" w:cs="Courier New" w:hint="default"/>
+      </w:rPr>
+    </w:lvl>
+    <w:lvl w:ilvl="2" w:tplc="04090005" w:tentative="1">
+      <w:start w:val="1"/>
+      <w:numFmt w:val="bullet"/>
+      <w:lvlText w:val=""/>
+      <w:lvlJc w:val="left"/>
+      <w:pPr>
+        <w:ind w:left="2520" w:hanging="360"/>
+      </w:pPr>
+      <w:rPr>
+        <w:rFonts w:ascii="Wingdings" w:hAnsi="Wingdings" w:hint="default"/>
+      </w:rPr>
+    </w:lvl>
+    <w:lvl w:ilvl="3" w:tplc="04090001" w:tentative="1">
+      <w:start w:val="1"/>
+      <w:numFmt w:val="bullet"/>
+      <w:lvlText w:val=""/>
+      <w:lvlJc w:val="left"/>
+      <w:pPr>
+        <w:ind w:left="3240" w:hanging="360"/>
+      </w:pPr>
+      <w:rPr>
+        <w:rFonts w:ascii="Symbol" w:hAnsi="Symbol" w:hint="default"/>
+      </w:rPr>
+    </w:lvl>
+    <w:lvl w:ilvl="4" w:tplc="04090003" w:tentative="1">
+      <w:start w:val="1"/>
+      <w:numFmt w:val="bullet"/>
+      <w:lvlText w:val="o"/>
+      <w:lvlJc w:val="left"/>
+      <w:pPr>
+        <w:ind w:left="3960" w:hanging="360"/>
+      </w:pPr>
+      <w:rPr>
+        <w:rFonts w:ascii="Courier New" w:hAnsi="Courier New" w:cs="Courier New" w:hint="default"/>
+      </w:rPr>
+    </w:lvl>
+    <w:lvl w:ilvl="5" w:tplc="04090005" w:tentative="1">
+      <w:start w:val="1"/>
+      <w:numFmt w:val="bullet"/>
+      <w:lvlText w:val=""/>
+      <w:lvlJc w:val="left"/>
+      <w:pPr>
+        <w:ind w:left="4680" w:hanging="360"/>
+      </w:pPr>
+      <w:rPr>
+        <w:rFonts w:ascii="Wingdings" w:hAnsi="Wingdings" w:hint="default"/>
+      </w:rPr>
+    </w:lvl>
+    <w:lvl w:ilvl="6" w:tplc="04090001" w:tentative="1">
+      <w:start w:val="1"/>
+      <w:numFmt w:val="bullet"/>
+      <w:lvlText w:val=""/>
+      <w:lvlJc w:val="left"/>
+      <w:pPr>
+        <w:ind w:left="5400" w:hanging="360"/>
+      </w:pPr>
+      <w:rPr>
+        <w:rFonts w:ascii="Symbol" w:hAnsi="Symbol" w:hint="default"/>
+      </w:rPr>
+    </w:lvl>
+    <w:lvl w:ilvl="7" w:tplc="04090003" w:tentative="1">
+      <w:start w:val="1"/>
+      <w:numFmt w:val="bullet"/>
+      <w:lvlText w:val="o"/>
+      <w:lvlJc w:val="left"/>
+      <w:pPr>
+        <w:ind w:left="6120" w:hanging="360"/>
+      </w:pPr>
+      <w:rPr>
+        <w:rFonts w:ascii="Courier New" w:hAnsi="Courier New" w:cs="Courier New" w:hint="default"/>
+      </w:rPr>
+    </w:lvl>
+    <w:lvl w:ilvl="8" w:tplc="04090005" w:tentative="1">
+      <w:start w:val="1"/>
+      <w:numFmt w:val="bullet"/>
+      <w:lvlText w:val=""/>
+      <w:lvlJc w:val="left"/>
+      <w:pPr>
+        <w:ind w:left="6840" w:hanging="360"/>
+      </w:pPr>
+      <w:rPr>
+        <w:rFonts w:ascii="Wingdings" w:hAnsi="Wingdings" w:hint="default"/>
+      </w:rPr>
+    </w:lvl>
+  </w:abstractNum>
+  <w:abstractNum w:abstractNumId="20" w15:restartNumberingAfterBreak="0">
+    <w:nsid w:val="3C6E167D"/>
+    <w:multiLevelType w:val="hybridMultilevel"/>
+    <w:tmpl w:val="FBDA7666"/>
+    <w:lvl w:ilvl="0" w:tplc="04090001">
+      <w:start w:val="1"/>
+      <w:numFmt w:val="bullet"/>
+      <w:lvlText w:val=""/>
+      <w:lvlJc w:val="left"/>
+      <w:pPr>
+        <w:ind w:left="1429" w:hanging="360"/>
+      </w:pPr>
+      <w:rPr>
+        <w:rFonts w:ascii="Symbol" w:hAnsi="Symbol" w:hint="default"/>
+      </w:rPr>
+    </w:lvl>
+    <w:lvl w:ilvl="1" w:tplc="04090003" w:tentative="1">
+      <w:start w:val="1"/>
+      <w:numFmt w:val="bullet"/>
+      <w:lvlText w:val="o"/>
+      <w:lvlJc w:val="left"/>
+      <w:pPr>
+        <w:ind w:left="2149" w:hanging="360"/>
+      </w:pPr>
+      <w:rPr>
+        <w:rFonts w:ascii="Courier New" w:hAnsi="Courier New" w:cs="Courier New" w:hint="default"/>
+      </w:rPr>
+    </w:lvl>
+    <w:lvl w:ilvl="2" w:tplc="04090005" w:tentative="1">
+      <w:start w:val="1"/>
+      <w:numFmt w:val="bullet"/>
+      <w:lvlText w:val=""/>
+      <w:lvlJc w:val="left"/>
+      <w:pPr>
+        <w:ind w:left="2869" w:hanging="360"/>
+      </w:pPr>
+      <w:rPr>
+        <w:rFonts w:ascii="Wingdings" w:hAnsi="Wingdings" w:hint="default"/>
+      </w:rPr>
+    </w:lvl>
+    <w:lvl w:ilvl="3" w:tplc="04090001" w:tentative="1">
+      <w:start w:val="1"/>
+      <w:numFmt w:val="bullet"/>
+      <w:lvlText w:val=""/>
+      <w:lvlJc w:val="left"/>
+      <w:pPr>
+        <w:ind w:left="3589" w:hanging="360"/>
+      </w:pPr>
+      <w:rPr>
+        <w:rFonts w:ascii="Symbol" w:hAnsi="Symbol" w:hint="default"/>
+      </w:rPr>
+    </w:lvl>
+    <w:lvl w:ilvl="4" w:tplc="04090003" w:tentative="1">
+      <w:start w:val="1"/>
+      <w:numFmt w:val="bullet"/>
+      <w:lvlText w:val="o"/>
+      <w:lvlJc w:val="left"/>
+      <w:pPr>
+        <w:ind w:left="4309" w:hanging="360"/>
+      </w:pPr>
+      <w:rPr>
+        <w:rFonts w:ascii="Courier New" w:hAnsi="Courier New" w:cs="Courier New" w:hint="default"/>
+      </w:rPr>
+    </w:lvl>
+    <w:lvl w:ilvl="5" w:tplc="04090005" w:tentative="1">
+      <w:start w:val="1"/>
+      <w:numFmt w:val="bullet"/>
+      <w:lvlText w:val=""/>
+      <w:lvlJc w:val="left"/>
+      <w:pPr>
+        <w:ind w:left="5029" w:hanging="360"/>
+      </w:pPr>
+      <w:rPr>
+        <w:rFonts w:ascii="Wingdings" w:hAnsi="Wingdings" w:hint="default"/>
+      </w:rPr>
+    </w:lvl>
+    <w:lvl w:ilvl="6" w:tplc="04090001" w:tentative="1">
+      <w:start w:val="1"/>
+      <w:numFmt w:val="bullet"/>
+      <w:lvlText w:val=""/>
+      <w:lvlJc w:val="left"/>
+      <w:pPr>
+        <w:ind w:left="5749" w:hanging="360"/>
+      </w:pPr>
+      <w:rPr>
+        <w:rFonts w:ascii="Symbol" w:hAnsi="Symbol" w:hint="default"/>
+      </w:rPr>
+    </w:lvl>
+    <w:lvl w:ilvl="7" w:tplc="04090003" w:tentative="1">
+      <w:start w:val="1"/>
+      <w:numFmt w:val="bullet"/>
+      <w:lvlText w:val="o"/>
+      <w:lvlJc w:val="left"/>
+      <w:pPr>
+        <w:ind w:left="6469" w:hanging="360"/>
+      </w:pPr>
+      <w:rPr>
+        <w:rFonts w:ascii="Courier New" w:hAnsi="Courier New" w:cs="Courier New" w:hint="default"/>
+      </w:rPr>
+    </w:lvl>
+    <w:lvl w:ilvl="8" w:tplc="04090005" w:tentative="1">
+      <w:start w:val="1"/>
+      <w:numFmt w:val="bullet"/>
+      <w:lvlText w:val=""/>
+      <w:lvlJc w:val="left"/>
+      <w:pPr>
+        <w:ind w:left="7189" w:hanging="360"/>
+      </w:pPr>
+      <w:rPr>
+        <w:rFonts w:ascii="Wingdings" w:hAnsi="Wingdings" w:hint="default"/>
+      </w:rPr>
+    </w:lvl>
+  </w:abstractNum>
+  <w:abstractNum w:abstractNumId="21" w15:restartNumberingAfterBreak="0">
     <w:nsid w:val="3F654A19"/>
     <w:multiLevelType w:val="hybridMultilevel"/>
     <w:tmpl w:val="8504908A"/>
@@ -5963,12 +9580,499 @@
       </w:pPr>
     </w:lvl>
   </w:abstractNum>
-  <w:abstractNum w:abstractNumId="5" w15:restartNumberingAfterBreak="0">
+  <w:abstractNum w:abstractNumId="22" w15:restartNumberingAfterBreak="0">
+    <w:nsid w:val="3F706DF1"/>
+    <w:multiLevelType w:val="hybridMultilevel"/>
+    <w:tmpl w:val="27E49882"/>
+    <w:lvl w:ilvl="0" w:tplc="04090001">
+      <w:start w:val="1"/>
+      <w:numFmt w:val="bullet"/>
+      <w:lvlText w:val=""/>
+      <w:lvlJc w:val="left"/>
+      <w:pPr>
+        <w:ind w:left="720" w:hanging="360"/>
+      </w:pPr>
+      <w:rPr>
+        <w:rFonts w:ascii="Symbol" w:hAnsi="Symbol" w:hint="default"/>
+      </w:rPr>
+    </w:lvl>
+    <w:lvl w:ilvl="1" w:tplc="04090003" w:tentative="1">
+      <w:start w:val="1"/>
+      <w:numFmt w:val="bullet"/>
+      <w:lvlText w:val="o"/>
+      <w:lvlJc w:val="left"/>
+      <w:pPr>
+        <w:ind w:left="1440" w:hanging="360"/>
+      </w:pPr>
+      <w:rPr>
+        <w:rFonts w:ascii="Courier New" w:hAnsi="Courier New" w:cs="Courier New" w:hint="default"/>
+      </w:rPr>
+    </w:lvl>
+    <w:lvl w:ilvl="2" w:tplc="04090005" w:tentative="1">
+      <w:start w:val="1"/>
+      <w:numFmt w:val="bullet"/>
+      <w:lvlText w:val=""/>
+      <w:lvlJc w:val="left"/>
+      <w:pPr>
+        <w:ind w:left="2160" w:hanging="360"/>
+      </w:pPr>
+      <w:rPr>
+        <w:rFonts w:ascii="Wingdings" w:hAnsi="Wingdings" w:hint="default"/>
+      </w:rPr>
+    </w:lvl>
+    <w:lvl w:ilvl="3" w:tplc="04090001" w:tentative="1">
+      <w:start w:val="1"/>
+      <w:numFmt w:val="bullet"/>
+      <w:lvlText w:val=""/>
+      <w:lvlJc w:val="left"/>
+      <w:pPr>
+        <w:ind w:left="2880" w:hanging="360"/>
+      </w:pPr>
+      <w:rPr>
+        <w:rFonts w:ascii="Symbol" w:hAnsi="Symbol" w:hint="default"/>
+      </w:rPr>
+    </w:lvl>
+    <w:lvl w:ilvl="4" w:tplc="04090003" w:tentative="1">
+      <w:start w:val="1"/>
+      <w:numFmt w:val="bullet"/>
+      <w:lvlText w:val="o"/>
+      <w:lvlJc w:val="left"/>
+      <w:pPr>
+        <w:ind w:left="3600" w:hanging="360"/>
+      </w:pPr>
+      <w:rPr>
+        <w:rFonts w:ascii="Courier New" w:hAnsi="Courier New" w:cs="Courier New" w:hint="default"/>
+      </w:rPr>
+    </w:lvl>
+    <w:lvl w:ilvl="5" w:tplc="04090005" w:tentative="1">
+      <w:start w:val="1"/>
+      <w:numFmt w:val="bullet"/>
+      <w:lvlText w:val=""/>
+      <w:lvlJc w:val="left"/>
+      <w:pPr>
+        <w:ind w:left="4320" w:hanging="360"/>
+      </w:pPr>
+      <w:rPr>
+        <w:rFonts w:ascii="Wingdings" w:hAnsi="Wingdings" w:hint="default"/>
+      </w:rPr>
+    </w:lvl>
+    <w:lvl w:ilvl="6" w:tplc="04090001" w:tentative="1">
+      <w:start w:val="1"/>
+      <w:numFmt w:val="bullet"/>
+      <w:lvlText w:val=""/>
+      <w:lvlJc w:val="left"/>
+      <w:pPr>
+        <w:ind w:left="5040" w:hanging="360"/>
+      </w:pPr>
+      <w:rPr>
+        <w:rFonts w:ascii="Symbol" w:hAnsi="Symbol" w:hint="default"/>
+      </w:rPr>
+    </w:lvl>
+    <w:lvl w:ilvl="7" w:tplc="04090003" w:tentative="1">
+      <w:start w:val="1"/>
+      <w:numFmt w:val="bullet"/>
+      <w:lvlText w:val="o"/>
+      <w:lvlJc w:val="left"/>
+      <w:pPr>
+        <w:ind w:left="5760" w:hanging="360"/>
+      </w:pPr>
+      <w:rPr>
+        <w:rFonts w:ascii="Courier New" w:hAnsi="Courier New" w:cs="Courier New" w:hint="default"/>
+      </w:rPr>
+    </w:lvl>
+    <w:lvl w:ilvl="8" w:tplc="04090005" w:tentative="1">
+      <w:start w:val="1"/>
+      <w:numFmt w:val="bullet"/>
+      <w:lvlText w:val=""/>
+      <w:lvlJc w:val="left"/>
+      <w:pPr>
+        <w:ind w:left="6480" w:hanging="360"/>
+      </w:pPr>
+      <w:rPr>
+        <w:rFonts w:ascii="Wingdings" w:hAnsi="Wingdings" w:hint="default"/>
+      </w:rPr>
+    </w:lvl>
+  </w:abstractNum>
+  <w:abstractNum w:abstractNumId="23" w15:restartNumberingAfterBreak="0">
+    <w:nsid w:val="4753708F"/>
+    <w:multiLevelType w:val="hybridMultilevel"/>
+    <w:tmpl w:val="E85CD072"/>
+    <w:lvl w:ilvl="0" w:tplc="04090001">
+      <w:start w:val="1"/>
+      <w:numFmt w:val="bullet"/>
+      <w:lvlText w:val=""/>
+      <w:lvlJc w:val="left"/>
+      <w:pPr>
+        <w:ind w:left="1429" w:hanging="360"/>
+      </w:pPr>
+      <w:rPr>
+        <w:rFonts w:ascii="Symbol" w:hAnsi="Symbol" w:hint="default"/>
+      </w:rPr>
+    </w:lvl>
+    <w:lvl w:ilvl="1" w:tplc="04090003" w:tentative="1">
+      <w:start w:val="1"/>
+      <w:numFmt w:val="bullet"/>
+      <w:lvlText w:val="o"/>
+      <w:lvlJc w:val="left"/>
+      <w:pPr>
+        <w:ind w:left="2149" w:hanging="360"/>
+      </w:pPr>
+      <w:rPr>
+        <w:rFonts w:ascii="Courier New" w:hAnsi="Courier New" w:cs="Courier New" w:hint="default"/>
+      </w:rPr>
+    </w:lvl>
+    <w:lvl w:ilvl="2" w:tplc="04090005" w:tentative="1">
+      <w:start w:val="1"/>
+      <w:numFmt w:val="bullet"/>
+      <w:lvlText w:val=""/>
+      <w:lvlJc w:val="left"/>
+      <w:pPr>
+        <w:ind w:left="2869" w:hanging="360"/>
+      </w:pPr>
+      <w:rPr>
+        <w:rFonts w:ascii="Wingdings" w:hAnsi="Wingdings" w:hint="default"/>
+      </w:rPr>
+    </w:lvl>
+    <w:lvl w:ilvl="3" w:tplc="04090001" w:tentative="1">
+      <w:start w:val="1"/>
+      <w:numFmt w:val="bullet"/>
+      <w:lvlText w:val=""/>
+      <w:lvlJc w:val="left"/>
+      <w:pPr>
+        <w:ind w:left="3589" w:hanging="360"/>
+      </w:pPr>
+      <w:rPr>
+        <w:rFonts w:ascii="Symbol" w:hAnsi="Symbol" w:hint="default"/>
+      </w:rPr>
+    </w:lvl>
+    <w:lvl w:ilvl="4" w:tplc="04090003" w:tentative="1">
+      <w:start w:val="1"/>
+      <w:numFmt w:val="bullet"/>
+      <w:lvlText w:val="o"/>
+      <w:lvlJc w:val="left"/>
+      <w:pPr>
+        <w:ind w:left="4309" w:hanging="360"/>
+      </w:pPr>
+      <w:rPr>
+        <w:rFonts w:ascii="Courier New" w:hAnsi="Courier New" w:cs="Courier New" w:hint="default"/>
+      </w:rPr>
+    </w:lvl>
+    <w:lvl w:ilvl="5" w:tplc="04090005" w:tentative="1">
+      <w:start w:val="1"/>
+      <w:numFmt w:val="bullet"/>
+      <w:lvlText w:val=""/>
+      <w:lvlJc w:val="left"/>
+      <w:pPr>
+        <w:ind w:left="5029" w:hanging="360"/>
+      </w:pPr>
+      <w:rPr>
+        <w:rFonts w:ascii="Wingdings" w:hAnsi="Wingdings" w:hint="default"/>
+      </w:rPr>
+    </w:lvl>
+    <w:lvl w:ilvl="6" w:tplc="04090001" w:tentative="1">
+      <w:start w:val="1"/>
+      <w:numFmt w:val="bullet"/>
+      <w:lvlText w:val=""/>
+      <w:lvlJc w:val="left"/>
+      <w:pPr>
+        <w:ind w:left="5749" w:hanging="360"/>
+      </w:pPr>
+      <w:rPr>
+        <w:rFonts w:ascii="Symbol" w:hAnsi="Symbol" w:hint="default"/>
+      </w:rPr>
+    </w:lvl>
+    <w:lvl w:ilvl="7" w:tplc="04090003" w:tentative="1">
+      <w:start w:val="1"/>
+      <w:numFmt w:val="bullet"/>
+      <w:lvlText w:val="o"/>
+      <w:lvlJc w:val="left"/>
+      <w:pPr>
+        <w:ind w:left="6469" w:hanging="360"/>
+      </w:pPr>
+      <w:rPr>
+        <w:rFonts w:ascii="Courier New" w:hAnsi="Courier New" w:cs="Courier New" w:hint="default"/>
+      </w:rPr>
+    </w:lvl>
+    <w:lvl w:ilvl="8" w:tplc="04090005" w:tentative="1">
+      <w:start w:val="1"/>
+      <w:numFmt w:val="bullet"/>
+      <w:lvlText w:val=""/>
+      <w:lvlJc w:val="left"/>
+      <w:pPr>
+        <w:ind w:left="7189" w:hanging="360"/>
+      </w:pPr>
+      <w:rPr>
+        <w:rFonts w:ascii="Wingdings" w:hAnsi="Wingdings" w:hint="default"/>
+      </w:rPr>
+    </w:lvl>
+  </w:abstractNum>
+  <w:abstractNum w:abstractNumId="24" w15:restartNumberingAfterBreak="0">
+    <w:nsid w:val="488E413D"/>
+    <w:multiLevelType w:val="multilevel"/>
+    <w:tmpl w:val="0390E7EE"/>
+    <w:lvl w:ilvl="0">
+      <w:start w:val="1"/>
+      <w:numFmt w:val="bullet"/>
+      <w:lvlText w:val=""/>
+      <w:lvlJc w:val="left"/>
+      <w:pPr>
+        <w:tabs>
+          <w:tab w:val="num" w:pos="720"/>
+        </w:tabs>
+        <w:ind w:left="720" w:hanging="360"/>
+      </w:pPr>
+      <w:rPr>
+        <w:rFonts w:ascii="Symbol" w:hAnsi="Symbol" w:hint="default"/>
+        <w:sz w:val="20"/>
+      </w:rPr>
+    </w:lvl>
+    <w:lvl w:ilvl="1" w:tentative="1">
+      <w:start w:val="1"/>
+      <w:numFmt w:val="bullet"/>
+      <w:lvlText w:val="o"/>
+      <w:lvlJc w:val="left"/>
+      <w:pPr>
+        <w:tabs>
+          <w:tab w:val="num" w:pos="1440"/>
+        </w:tabs>
+        <w:ind w:left="1440" w:hanging="360"/>
+      </w:pPr>
+      <w:rPr>
+        <w:rFonts w:ascii="Courier New" w:hAnsi="Courier New" w:hint="default"/>
+        <w:sz w:val="20"/>
+      </w:rPr>
+    </w:lvl>
+    <w:lvl w:ilvl="2" w:tentative="1">
+      <w:start w:val="1"/>
+      <w:numFmt w:val="bullet"/>
+      <w:lvlText w:val=""/>
+      <w:lvlJc w:val="left"/>
+      <w:pPr>
+        <w:tabs>
+          <w:tab w:val="num" w:pos="2160"/>
+        </w:tabs>
+        <w:ind w:left="2160" w:hanging="360"/>
+      </w:pPr>
+      <w:rPr>
+        <w:rFonts w:ascii="Wingdings" w:hAnsi="Wingdings" w:hint="default"/>
+        <w:sz w:val="20"/>
+      </w:rPr>
+    </w:lvl>
+    <w:lvl w:ilvl="3" w:tentative="1">
+      <w:start w:val="1"/>
+      <w:numFmt w:val="bullet"/>
+      <w:lvlText w:val=""/>
+      <w:lvlJc w:val="left"/>
+      <w:pPr>
+        <w:tabs>
+          <w:tab w:val="num" w:pos="2880"/>
+        </w:tabs>
+        <w:ind w:left="2880" w:hanging="360"/>
+      </w:pPr>
+      <w:rPr>
+        <w:rFonts w:ascii="Wingdings" w:hAnsi="Wingdings" w:hint="default"/>
+        <w:sz w:val="20"/>
+      </w:rPr>
+    </w:lvl>
+    <w:lvl w:ilvl="4" w:tentative="1">
+      <w:start w:val="1"/>
+      <w:numFmt w:val="bullet"/>
+      <w:lvlText w:val=""/>
+      <w:lvlJc w:val="left"/>
+      <w:pPr>
+        <w:tabs>
+          <w:tab w:val="num" w:pos="3600"/>
+        </w:tabs>
+        <w:ind w:left="3600" w:hanging="360"/>
+      </w:pPr>
+      <w:rPr>
+        <w:rFonts w:ascii="Wingdings" w:hAnsi="Wingdings" w:hint="default"/>
+        <w:sz w:val="20"/>
+      </w:rPr>
+    </w:lvl>
+    <w:lvl w:ilvl="5" w:tentative="1">
+      <w:start w:val="1"/>
+      <w:numFmt w:val="bullet"/>
+      <w:lvlText w:val=""/>
+      <w:lvlJc w:val="left"/>
+      <w:pPr>
+        <w:tabs>
+          <w:tab w:val="num" w:pos="4320"/>
+        </w:tabs>
+        <w:ind w:left="4320" w:hanging="360"/>
+      </w:pPr>
+      <w:rPr>
+        <w:rFonts w:ascii="Wingdings" w:hAnsi="Wingdings" w:hint="default"/>
+        <w:sz w:val="20"/>
+      </w:rPr>
+    </w:lvl>
+    <w:lvl w:ilvl="6" w:tentative="1">
+      <w:start w:val="1"/>
+      <w:numFmt w:val="bullet"/>
+      <w:lvlText w:val=""/>
+      <w:lvlJc w:val="left"/>
+      <w:pPr>
+        <w:tabs>
+          <w:tab w:val="num" w:pos="5040"/>
+        </w:tabs>
+        <w:ind w:left="5040" w:hanging="360"/>
+      </w:pPr>
+      <w:rPr>
+        <w:rFonts w:ascii="Wingdings" w:hAnsi="Wingdings" w:hint="default"/>
+        <w:sz w:val="20"/>
+      </w:rPr>
+    </w:lvl>
+    <w:lvl w:ilvl="7" w:tentative="1">
+      <w:start w:val="1"/>
+      <w:numFmt w:val="bullet"/>
+      <w:lvlText w:val=""/>
+      <w:lvlJc w:val="left"/>
+      <w:pPr>
+        <w:tabs>
+          <w:tab w:val="num" w:pos="5760"/>
+        </w:tabs>
+        <w:ind w:left="5760" w:hanging="360"/>
+      </w:pPr>
+      <w:rPr>
+        <w:rFonts w:ascii="Wingdings" w:hAnsi="Wingdings" w:hint="default"/>
+        <w:sz w:val="20"/>
+      </w:rPr>
+    </w:lvl>
+    <w:lvl w:ilvl="8" w:tentative="1">
+      <w:start w:val="1"/>
+      <w:numFmt w:val="bullet"/>
+      <w:lvlText w:val=""/>
+      <w:lvlJc w:val="left"/>
+      <w:pPr>
+        <w:tabs>
+          <w:tab w:val="num" w:pos="6480"/>
+        </w:tabs>
+        <w:ind w:left="6480" w:hanging="360"/>
+      </w:pPr>
+      <w:rPr>
+        <w:rFonts w:ascii="Wingdings" w:hAnsi="Wingdings" w:hint="default"/>
+        <w:sz w:val="20"/>
+      </w:rPr>
+    </w:lvl>
+  </w:abstractNum>
+  <w:abstractNum w:abstractNumId="25" w15:restartNumberingAfterBreak="0">
+    <w:nsid w:val="4DF61BD4"/>
+    <w:multiLevelType w:val="hybridMultilevel"/>
+    <w:tmpl w:val="B09A9076"/>
+    <w:lvl w:ilvl="0" w:tplc="04090001">
+      <w:start w:val="1"/>
+      <w:numFmt w:val="bullet"/>
+      <w:lvlText w:val=""/>
+      <w:lvlJc w:val="left"/>
+      <w:pPr>
+        <w:ind w:left="1789" w:hanging="360"/>
+      </w:pPr>
+      <w:rPr>
+        <w:rFonts w:ascii="Symbol" w:hAnsi="Symbol" w:hint="default"/>
+      </w:rPr>
+    </w:lvl>
+    <w:lvl w:ilvl="1" w:tplc="04090003" w:tentative="1">
+      <w:start w:val="1"/>
+      <w:numFmt w:val="bullet"/>
+      <w:lvlText w:val="o"/>
+      <w:lvlJc w:val="left"/>
+      <w:pPr>
+        <w:ind w:left="2509" w:hanging="360"/>
+      </w:pPr>
+      <w:rPr>
+        <w:rFonts w:ascii="Courier New" w:hAnsi="Courier New" w:cs="Courier New" w:hint="default"/>
+      </w:rPr>
+    </w:lvl>
+    <w:lvl w:ilvl="2" w:tplc="04090005" w:tentative="1">
+      <w:start w:val="1"/>
+      <w:numFmt w:val="bullet"/>
+      <w:lvlText w:val=""/>
+      <w:lvlJc w:val="left"/>
+      <w:pPr>
+        <w:ind w:left="3229" w:hanging="360"/>
+      </w:pPr>
+      <w:rPr>
+        <w:rFonts w:ascii="Wingdings" w:hAnsi="Wingdings" w:hint="default"/>
+      </w:rPr>
+    </w:lvl>
+    <w:lvl w:ilvl="3" w:tplc="04090001" w:tentative="1">
+      <w:start w:val="1"/>
+      <w:numFmt w:val="bullet"/>
+      <w:lvlText w:val=""/>
+      <w:lvlJc w:val="left"/>
+      <w:pPr>
+        <w:ind w:left="3949" w:hanging="360"/>
+      </w:pPr>
+      <w:rPr>
+        <w:rFonts w:ascii="Symbol" w:hAnsi="Symbol" w:hint="default"/>
+      </w:rPr>
+    </w:lvl>
+    <w:lvl w:ilvl="4" w:tplc="04090003" w:tentative="1">
+      <w:start w:val="1"/>
+      <w:numFmt w:val="bullet"/>
+      <w:lvlText w:val="o"/>
+      <w:lvlJc w:val="left"/>
+      <w:pPr>
+        <w:ind w:left="4669" w:hanging="360"/>
+      </w:pPr>
+      <w:rPr>
+        <w:rFonts w:ascii="Courier New" w:hAnsi="Courier New" w:cs="Courier New" w:hint="default"/>
+      </w:rPr>
+    </w:lvl>
+    <w:lvl w:ilvl="5" w:tplc="04090005" w:tentative="1">
+      <w:start w:val="1"/>
+      <w:numFmt w:val="bullet"/>
+      <w:lvlText w:val=""/>
+      <w:lvlJc w:val="left"/>
+      <w:pPr>
+        <w:ind w:left="5389" w:hanging="360"/>
+      </w:pPr>
+      <w:rPr>
+        <w:rFonts w:ascii="Wingdings" w:hAnsi="Wingdings" w:hint="default"/>
+      </w:rPr>
+    </w:lvl>
+    <w:lvl w:ilvl="6" w:tplc="04090001" w:tentative="1">
+      <w:start w:val="1"/>
+      <w:numFmt w:val="bullet"/>
+      <w:lvlText w:val=""/>
+      <w:lvlJc w:val="left"/>
+      <w:pPr>
+        <w:ind w:left="6109" w:hanging="360"/>
+      </w:pPr>
+      <w:rPr>
+        <w:rFonts w:ascii="Symbol" w:hAnsi="Symbol" w:hint="default"/>
+      </w:rPr>
+    </w:lvl>
+    <w:lvl w:ilvl="7" w:tplc="04090003" w:tentative="1">
+      <w:start w:val="1"/>
+      <w:numFmt w:val="bullet"/>
+      <w:lvlText w:val="o"/>
+      <w:lvlJc w:val="left"/>
+      <w:pPr>
+        <w:ind w:left="6829" w:hanging="360"/>
+      </w:pPr>
+      <w:rPr>
+        <w:rFonts w:ascii="Courier New" w:hAnsi="Courier New" w:cs="Courier New" w:hint="default"/>
+      </w:rPr>
+    </w:lvl>
+    <w:lvl w:ilvl="8" w:tplc="04090005" w:tentative="1">
+      <w:start w:val="1"/>
+      <w:numFmt w:val="bullet"/>
+      <w:lvlText w:val=""/>
+      <w:lvlJc w:val="left"/>
+      <w:pPr>
+        <w:ind w:left="7549" w:hanging="360"/>
+      </w:pPr>
+      <w:rPr>
+        <w:rFonts w:ascii="Wingdings" w:hAnsi="Wingdings" w:hint="default"/>
+      </w:rPr>
+    </w:lvl>
+  </w:abstractNum>
+  <w:abstractNum w:abstractNumId="26" w15:restartNumberingAfterBreak="0">
     <w:nsid w:val="4E2E0250"/>
     <w:multiLevelType w:val="hybridMultilevel"/>
-    <w:tmpl w:val="B24C9A30"/>
-    <w:lvl w:ilvl="0" w:tplc="BB34595E">
-      <w:start w:val="1"/>
+    <w:tmpl w:val="376A4358"/>
+    <w:lvl w:ilvl="0" w:tplc="D196E484">
       <w:numFmt w:val="decimal"/>
       <w:pStyle w:val="frml"/>
       <w:lvlText w:val="(1.%1)"/>
@@ -5977,7 +10081,7 @@
         <w:ind w:left="720" w:hanging="360"/>
       </w:pPr>
       <w:rPr>
-        <w:rFonts w:ascii="Times New Roman" w:hAnsi="Times New Roman" w:cs="Times New Roman" w:hint="default"/>
+        <w:rFonts w:cs="Times New Roman" w:hint="default"/>
         <w:b w:val="0"/>
         <w:bCs w:val="0"/>
         <w:i w:val="0"/>
@@ -6107,7 +10211,233 @@
       </w:pPr>
     </w:lvl>
   </w:abstractNum>
-  <w:abstractNum w:abstractNumId="6" w15:restartNumberingAfterBreak="0">
+  <w:abstractNum w:abstractNumId="27" w15:restartNumberingAfterBreak="0">
+    <w:nsid w:val="57A649D7"/>
+    <w:multiLevelType w:val="hybridMultilevel"/>
+    <w:tmpl w:val="F9F60246"/>
+    <w:lvl w:ilvl="0" w:tplc="04090001">
+      <w:start w:val="1"/>
+      <w:numFmt w:val="bullet"/>
+      <w:lvlText w:val=""/>
+      <w:lvlJc w:val="left"/>
+      <w:pPr>
+        <w:ind w:left="720" w:hanging="360"/>
+      </w:pPr>
+      <w:rPr>
+        <w:rFonts w:ascii="Symbol" w:hAnsi="Symbol" w:hint="default"/>
+      </w:rPr>
+    </w:lvl>
+    <w:lvl w:ilvl="1" w:tplc="04090003" w:tentative="1">
+      <w:start w:val="1"/>
+      <w:numFmt w:val="bullet"/>
+      <w:lvlText w:val="o"/>
+      <w:lvlJc w:val="left"/>
+      <w:pPr>
+        <w:ind w:left="1440" w:hanging="360"/>
+      </w:pPr>
+      <w:rPr>
+        <w:rFonts w:ascii="Courier New" w:hAnsi="Courier New" w:cs="Courier New" w:hint="default"/>
+      </w:rPr>
+    </w:lvl>
+    <w:lvl w:ilvl="2" w:tplc="04090005" w:tentative="1">
+      <w:start w:val="1"/>
+      <w:numFmt w:val="bullet"/>
+      <w:lvlText w:val=""/>
+      <w:lvlJc w:val="left"/>
+      <w:pPr>
+        <w:ind w:left="2160" w:hanging="360"/>
+      </w:pPr>
+      <w:rPr>
+        <w:rFonts w:ascii="Wingdings" w:hAnsi="Wingdings" w:hint="default"/>
+      </w:rPr>
+    </w:lvl>
+    <w:lvl w:ilvl="3" w:tplc="04090001" w:tentative="1">
+      <w:start w:val="1"/>
+      <w:numFmt w:val="bullet"/>
+      <w:lvlText w:val=""/>
+      <w:lvlJc w:val="left"/>
+      <w:pPr>
+        <w:ind w:left="2880" w:hanging="360"/>
+      </w:pPr>
+      <w:rPr>
+        <w:rFonts w:ascii="Symbol" w:hAnsi="Symbol" w:hint="default"/>
+      </w:rPr>
+    </w:lvl>
+    <w:lvl w:ilvl="4" w:tplc="04090003" w:tentative="1">
+      <w:start w:val="1"/>
+      <w:numFmt w:val="bullet"/>
+      <w:lvlText w:val="o"/>
+      <w:lvlJc w:val="left"/>
+      <w:pPr>
+        <w:ind w:left="3600" w:hanging="360"/>
+      </w:pPr>
+      <w:rPr>
+        <w:rFonts w:ascii="Courier New" w:hAnsi="Courier New" w:cs="Courier New" w:hint="default"/>
+      </w:rPr>
+    </w:lvl>
+    <w:lvl w:ilvl="5" w:tplc="04090005" w:tentative="1">
+      <w:start w:val="1"/>
+      <w:numFmt w:val="bullet"/>
+      <w:lvlText w:val=""/>
+      <w:lvlJc w:val="left"/>
+      <w:pPr>
+        <w:ind w:left="4320" w:hanging="360"/>
+      </w:pPr>
+      <w:rPr>
+        <w:rFonts w:ascii="Wingdings" w:hAnsi="Wingdings" w:hint="default"/>
+      </w:rPr>
+    </w:lvl>
+    <w:lvl w:ilvl="6" w:tplc="04090001" w:tentative="1">
+      <w:start w:val="1"/>
+      <w:numFmt w:val="bullet"/>
+      <w:lvlText w:val=""/>
+      <w:lvlJc w:val="left"/>
+      <w:pPr>
+        <w:ind w:left="5040" w:hanging="360"/>
+      </w:pPr>
+      <w:rPr>
+        <w:rFonts w:ascii="Symbol" w:hAnsi="Symbol" w:hint="default"/>
+      </w:rPr>
+    </w:lvl>
+    <w:lvl w:ilvl="7" w:tplc="04090003" w:tentative="1">
+      <w:start w:val="1"/>
+      <w:numFmt w:val="bullet"/>
+      <w:lvlText w:val="o"/>
+      <w:lvlJc w:val="left"/>
+      <w:pPr>
+        <w:ind w:left="5760" w:hanging="360"/>
+      </w:pPr>
+      <w:rPr>
+        <w:rFonts w:ascii="Courier New" w:hAnsi="Courier New" w:cs="Courier New" w:hint="default"/>
+      </w:rPr>
+    </w:lvl>
+    <w:lvl w:ilvl="8" w:tplc="04090005" w:tentative="1">
+      <w:start w:val="1"/>
+      <w:numFmt w:val="bullet"/>
+      <w:lvlText w:val=""/>
+      <w:lvlJc w:val="left"/>
+      <w:pPr>
+        <w:ind w:left="6480" w:hanging="360"/>
+      </w:pPr>
+      <w:rPr>
+        <w:rFonts w:ascii="Wingdings" w:hAnsi="Wingdings" w:hint="default"/>
+      </w:rPr>
+    </w:lvl>
+  </w:abstractNum>
+  <w:abstractNum w:abstractNumId="28" w15:restartNumberingAfterBreak="0">
+    <w:nsid w:val="5AB50F9C"/>
+    <w:multiLevelType w:val="hybridMultilevel"/>
+    <w:tmpl w:val="EB084992"/>
+    <w:lvl w:ilvl="0" w:tplc="04090001">
+      <w:start w:val="1"/>
+      <w:numFmt w:val="bullet"/>
+      <w:lvlText w:val=""/>
+      <w:lvlJc w:val="left"/>
+      <w:pPr>
+        <w:ind w:left="720" w:hanging="360"/>
+      </w:pPr>
+      <w:rPr>
+        <w:rFonts w:ascii="Symbol" w:hAnsi="Symbol" w:hint="default"/>
+      </w:rPr>
+    </w:lvl>
+    <w:lvl w:ilvl="1" w:tplc="04090003" w:tentative="1">
+      <w:start w:val="1"/>
+      <w:numFmt w:val="bullet"/>
+      <w:lvlText w:val="o"/>
+      <w:lvlJc w:val="left"/>
+      <w:pPr>
+        <w:ind w:left="1440" w:hanging="360"/>
+      </w:pPr>
+      <w:rPr>
+        <w:rFonts w:ascii="Courier New" w:hAnsi="Courier New" w:cs="Courier New" w:hint="default"/>
+      </w:rPr>
+    </w:lvl>
+    <w:lvl w:ilvl="2" w:tplc="04090005" w:tentative="1">
+      <w:start w:val="1"/>
+      <w:numFmt w:val="bullet"/>
+      <w:lvlText w:val=""/>
+      <w:lvlJc w:val="left"/>
+      <w:pPr>
+        <w:ind w:left="2160" w:hanging="360"/>
+      </w:pPr>
+      <w:rPr>
+        <w:rFonts w:ascii="Wingdings" w:hAnsi="Wingdings" w:hint="default"/>
+      </w:rPr>
+    </w:lvl>
+    <w:lvl w:ilvl="3" w:tplc="04090001" w:tentative="1">
+      <w:start w:val="1"/>
+      <w:numFmt w:val="bullet"/>
+      <w:lvlText w:val=""/>
+      <w:lvlJc w:val="left"/>
+      <w:pPr>
+        <w:ind w:left="2880" w:hanging="360"/>
+      </w:pPr>
+      <w:rPr>
+        <w:rFonts w:ascii="Symbol" w:hAnsi="Symbol" w:hint="default"/>
+      </w:rPr>
+    </w:lvl>
+    <w:lvl w:ilvl="4" w:tplc="04090003" w:tentative="1">
+      <w:start w:val="1"/>
+      <w:numFmt w:val="bullet"/>
+      <w:lvlText w:val="o"/>
+      <w:lvlJc w:val="left"/>
+      <w:pPr>
+        <w:ind w:left="3600" w:hanging="360"/>
+      </w:pPr>
+      <w:rPr>
+        <w:rFonts w:ascii="Courier New" w:hAnsi="Courier New" w:cs="Courier New" w:hint="default"/>
+      </w:rPr>
+    </w:lvl>
+    <w:lvl w:ilvl="5" w:tplc="04090005" w:tentative="1">
+      <w:start w:val="1"/>
+      <w:numFmt w:val="bullet"/>
+      <w:lvlText w:val=""/>
+      <w:lvlJc w:val="left"/>
+      <w:pPr>
+        <w:ind w:left="4320" w:hanging="360"/>
+      </w:pPr>
+      <w:rPr>
+        <w:rFonts w:ascii="Wingdings" w:hAnsi="Wingdings" w:hint="default"/>
+      </w:rPr>
+    </w:lvl>
+    <w:lvl w:ilvl="6" w:tplc="04090001" w:tentative="1">
+      <w:start w:val="1"/>
+      <w:numFmt w:val="bullet"/>
+      <w:lvlText w:val=""/>
+      <w:lvlJc w:val="left"/>
+      <w:pPr>
+        <w:ind w:left="5040" w:hanging="360"/>
+      </w:pPr>
+      <w:rPr>
+        <w:rFonts w:ascii="Symbol" w:hAnsi="Symbol" w:hint="default"/>
+      </w:rPr>
+    </w:lvl>
+    <w:lvl w:ilvl="7" w:tplc="04090003" w:tentative="1">
+      <w:start w:val="1"/>
+      <w:numFmt w:val="bullet"/>
+      <w:lvlText w:val="o"/>
+      <w:lvlJc w:val="left"/>
+      <w:pPr>
+        <w:ind w:left="5760" w:hanging="360"/>
+      </w:pPr>
+      <w:rPr>
+        <w:rFonts w:ascii="Courier New" w:hAnsi="Courier New" w:cs="Courier New" w:hint="default"/>
+      </w:rPr>
+    </w:lvl>
+    <w:lvl w:ilvl="8" w:tplc="04090005" w:tentative="1">
+      <w:start w:val="1"/>
+      <w:numFmt w:val="bullet"/>
+      <w:lvlText w:val=""/>
+      <w:lvlJc w:val="left"/>
+      <w:pPr>
+        <w:ind w:left="6480" w:hanging="360"/>
+      </w:pPr>
+      <w:rPr>
+        <w:rFonts w:ascii="Wingdings" w:hAnsi="Wingdings" w:hint="default"/>
+      </w:rPr>
+    </w:lvl>
+  </w:abstractNum>
+  <w:abstractNum w:abstractNumId="29" w15:restartNumberingAfterBreak="0">
     <w:nsid w:val="5BDB1D1F"/>
     <w:multiLevelType w:val="hybridMultilevel"/>
     <w:tmpl w:val="33E8A5A2"/>
@@ -6197,7 +10527,7 @@
       </w:pPr>
     </w:lvl>
   </w:abstractNum>
-  <w:abstractNum w:abstractNumId="7" w15:restartNumberingAfterBreak="0">
+  <w:abstractNum w:abstractNumId="30" w15:restartNumberingAfterBreak="0">
     <w:nsid w:val="6B9D3938"/>
     <w:multiLevelType w:val="hybridMultilevel"/>
     <w:tmpl w:val="D96C8A46"/>
@@ -6286,7 +10616,346 @@
       </w:pPr>
     </w:lvl>
   </w:abstractNum>
-  <w:abstractNum w:abstractNumId="8" w15:restartNumberingAfterBreak="0">
+  <w:abstractNum w:abstractNumId="31" w15:restartNumberingAfterBreak="0">
+    <w:nsid w:val="6E1E334C"/>
+    <w:multiLevelType w:val="hybridMultilevel"/>
+    <w:tmpl w:val="42ECBA62"/>
+    <w:lvl w:ilvl="0" w:tplc="04090001">
+      <w:start w:val="1"/>
+      <w:numFmt w:val="bullet"/>
+      <w:lvlText w:val=""/>
+      <w:lvlJc w:val="left"/>
+      <w:pPr>
+        <w:ind w:left="1440" w:hanging="360"/>
+      </w:pPr>
+      <w:rPr>
+        <w:rFonts w:ascii="Symbol" w:hAnsi="Symbol" w:hint="default"/>
+      </w:rPr>
+    </w:lvl>
+    <w:lvl w:ilvl="1" w:tplc="04090003" w:tentative="1">
+      <w:start w:val="1"/>
+      <w:numFmt w:val="bullet"/>
+      <w:lvlText w:val="o"/>
+      <w:lvlJc w:val="left"/>
+      <w:pPr>
+        <w:ind w:left="2160" w:hanging="360"/>
+      </w:pPr>
+      <w:rPr>
+        <w:rFonts w:ascii="Courier New" w:hAnsi="Courier New" w:cs="Courier New" w:hint="default"/>
+      </w:rPr>
+    </w:lvl>
+    <w:lvl w:ilvl="2" w:tplc="04090005" w:tentative="1">
+      <w:start w:val="1"/>
+      <w:numFmt w:val="bullet"/>
+      <w:lvlText w:val=""/>
+      <w:lvlJc w:val="left"/>
+      <w:pPr>
+        <w:ind w:left="2880" w:hanging="360"/>
+      </w:pPr>
+      <w:rPr>
+        <w:rFonts w:ascii="Wingdings" w:hAnsi="Wingdings" w:hint="default"/>
+      </w:rPr>
+    </w:lvl>
+    <w:lvl w:ilvl="3" w:tplc="04090001" w:tentative="1">
+      <w:start w:val="1"/>
+      <w:numFmt w:val="bullet"/>
+      <w:lvlText w:val=""/>
+      <w:lvlJc w:val="left"/>
+      <w:pPr>
+        <w:ind w:left="3600" w:hanging="360"/>
+      </w:pPr>
+      <w:rPr>
+        <w:rFonts w:ascii="Symbol" w:hAnsi="Symbol" w:hint="default"/>
+      </w:rPr>
+    </w:lvl>
+    <w:lvl w:ilvl="4" w:tplc="04090003" w:tentative="1">
+      <w:start w:val="1"/>
+      <w:numFmt w:val="bullet"/>
+      <w:lvlText w:val="o"/>
+      <w:lvlJc w:val="left"/>
+      <w:pPr>
+        <w:ind w:left="4320" w:hanging="360"/>
+      </w:pPr>
+      <w:rPr>
+        <w:rFonts w:ascii="Courier New" w:hAnsi="Courier New" w:cs="Courier New" w:hint="default"/>
+      </w:rPr>
+    </w:lvl>
+    <w:lvl w:ilvl="5" w:tplc="04090005" w:tentative="1">
+      <w:start w:val="1"/>
+      <w:numFmt w:val="bullet"/>
+      <w:lvlText w:val=""/>
+      <w:lvlJc w:val="left"/>
+      <w:pPr>
+        <w:ind w:left="5040" w:hanging="360"/>
+      </w:pPr>
+      <w:rPr>
+        <w:rFonts w:ascii="Wingdings" w:hAnsi="Wingdings" w:hint="default"/>
+      </w:rPr>
+    </w:lvl>
+    <w:lvl w:ilvl="6" w:tplc="04090001" w:tentative="1">
+      <w:start w:val="1"/>
+      <w:numFmt w:val="bullet"/>
+      <w:lvlText w:val=""/>
+      <w:lvlJc w:val="left"/>
+      <w:pPr>
+        <w:ind w:left="5760" w:hanging="360"/>
+      </w:pPr>
+      <w:rPr>
+        <w:rFonts w:ascii="Symbol" w:hAnsi="Symbol" w:hint="default"/>
+      </w:rPr>
+    </w:lvl>
+    <w:lvl w:ilvl="7" w:tplc="04090003" w:tentative="1">
+      <w:start w:val="1"/>
+      <w:numFmt w:val="bullet"/>
+      <w:lvlText w:val="o"/>
+      <w:lvlJc w:val="left"/>
+      <w:pPr>
+        <w:ind w:left="6480" w:hanging="360"/>
+      </w:pPr>
+      <w:rPr>
+        <w:rFonts w:ascii="Courier New" w:hAnsi="Courier New" w:cs="Courier New" w:hint="default"/>
+      </w:rPr>
+    </w:lvl>
+    <w:lvl w:ilvl="8" w:tplc="04090005" w:tentative="1">
+      <w:start w:val="1"/>
+      <w:numFmt w:val="bullet"/>
+      <w:lvlText w:val=""/>
+      <w:lvlJc w:val="left"/>
+      <w:pPr>
+        <w:ind w:left="7200" w:hanging="360"/>
+      </w:pPr>
+      <w:rPr>
+        <w:rFonts w:ascii="Wingdings" w:hAnsi="Wingdings" w:hint="default"/>
+      </w:rPr>
+    </w:lvl>
+  </w:abstractNum>
+  <w:abstractNum w:abstractNumId="32" w15:restartNumberingAfterBreak="0">
+    <w:nsid w:val="6E8828AC"/>
+    <w:multiLevelType w:val="hybridMultilevel"/>
+    <w:tmpl w:val="2DE4F202"/>
+    <w:lvl w:ilvl="0" w:tplc="04090001">
+      <w:start w:val="1"/>
+      <w:numFmt w:val="bullet"/>
+      <w:lvlText w:val=""/>
+      <w:lvlJc w:val="left"/>
+      <w:pPr>
+        <w:ind w:left="2149" w:hanging="360"/>
+      </w:pPr>
+      <w:rPr>
+        <w:rFonts w:ascii="Symbol" w:hAnsi="Symbol" w:hint="default"/>
+      </w:rPr>
+    </w:lvl>
+    <w:lvl w:ilvl="1" w:tplc="04090003" w:tentative="1">
+      <w:start w:val="1"/>
+      <w:numFmt w:val="bullet"/>
+      <w:lvlText w:val="o"/>
+      <w:lvlJc w:val="left"/>
+      <w:pPr>
+        <w:ind w:left="2869" w:hanging="360"/>
+      </w:pPr>
+      <w:rPr>
+        <w:rFonts w:ascii="Courier New" w:hAnsi="Courier New" w:cs="Courier New" w:hint="default"/>
+      </w:rPr>
+    </w:lvl>
+    <w:lvl w:ilvl="2" w:tplc="04090005" w:tentative="1">
+      <w:start w:val="1"/>
+      <w:numFmt w:val="bullet"/>
+      <w:lvlText w:val=""/>
+      <w:lvlJc w:val="left"/>
+      <w:pPr>
+        <w:ind w:left="3589" w:hanging="360"/>
+      </w:pPr>
+      <w:rPr>
+        <w:rFonts w:ascii="Wingdings" w:hAnsi="Wingdings" w:hint="default"/>
+      </w:rPr>
+    </w:lvl>
+    <w:lvl w:ilvl="3" w:tplc="04090001" w:tentative="1">
+      <w:start w:val="1"/>
+      <w:numFmt w:val="bullet"/>
+      <w:lvlText w:val=""/>
+      <w:lvlJc w:val="left"/>
+      <w:pPr>
+        <w:ind w:left="4309" w:hanging="360"/>
+      </w:pPr>
+      <w:rPr>
+        <w:rFonts w:ascii="Symbol" w:hAnsi="Symbol" w:hint="default"/>
+      </w:rPr>
+    </w:lvl>
+    <w:lvl w:ilvl="4" w:tplc="04090003" w:tentative="1">
+      <w:start w:val="1"/>
+      <w:numFmt w:val="bullet"/>
+      <w:lvlText w:val="o"/>
+      <w:lvlJc w:val="left"/>
+      <w:pPr>
+        <w:ind w:left="5029" w:hanging="360"/>
+      </w:pPr>
+      <w:rPr>
+        <w:rFonts w:ascii="Courier New" w:hAnsi="Courier New" w:cs="Courier New" w:hint="default"/>
+      </w:rPr>
+    </w:lvl>
+    <w:lvl w:ilvl="5" w:tplc="04090005" w:tentative="1">
+      <w:start w:val="1"/>
+      <w:numFmt w:val="bullet"/>
+      <w:lvlText w:val=""/>
+      <w:lvlJc w:val="left"/>
+      <w:pPr>
+        <w:ind w:left="5749" w:hanging="360"/>
+      </w:pPr>
+      <w:rPr>
+        <w:rFonts w:ascii="Wingdings" w:hAnsi="Wingdings" w:hint="default"/>
+      </w:rPr>
+    </w:lvl>
+    <w:lvl w:ilvl="6" w:tplc="04090001" w:tentative="1">
+      <w:start w:val="1"/>
+      <w:numFmt w:val="bullet"/>
+      <w:lvlText w:val=""/>
+      <w:lvlJc w:val="left"/>
+      <w:pPr>
+        <w:ind w:left="6469" w:hanging="360"/>
+      </w:pPr>
+      <w:rPr>
+        <w:rFonts w:ascii="Symbol" w:hAnsi="Symbol" w:hint="default"/>
+      </w:rPr>
+    </w:lvl>
+    <w:lvl w:ilvl="7" w:tplc="04090003" w:tentative="1">
+      <w:start w:val="1"/>
+      <w:numFmt w:val="bullet"/>
+      <w:lvlText w:val="o"/>
+      <w:lvlJc w:val="left"/>
+      <w:pPr>
+        <w:ind w:left="7189" w:hanging="360"/>
+      </w:pPr>
+      <w:rPr>
+        <w:rFonts w:ascii="Courier New" w:hAnsi="Courier New" w:cs="Courier New" w:hint="default"/>
+      </w:rPr>
+    </w:lvl>
+    <w:lvl w:ilvl="8" w:tplc="04090005" w:tentative="1">
+      <w:start w:val="1"/>
+      <w:numFmt w:val="bullet"/>
+      <w:lvlText w:val=""/>
+      <w:lvlJc w:val="left"/>
+      <w:pPr>
+        <w:ind w:left="7909" w:hanging="360"/>
+      </w:pPr>
+      <w:rPr>
+        <w:rFonts w:ascii="Wingdings" w:hAnsi="Wingdings" w:hint="default"/>
+      </w:rPr>
+    </w:lvl>
+  </w:abstractNum>
+  <w:abstractNum w:abstractNumId="33" w15:restartNumberingAfterBreak="0">
+    <w:nsid w:val="79CC5E33"/>
+    <w:multiLevelType w:val="hybridMultilevel"/>
+    <w:tmpl w:val="1B803C64"/>
+    <w:lvl w:ilvl="0" w:tplc="04090001">
+      <w:start w:val="1"/>
+      <w:numFmt w:val="bullet"/>
+      <w:lvlText w:val=""/>
+      <w:lvlJc w:val="left"/>
+      <w:pPr>
+        <w:ind w:left="1429" w:hanging="360"/>
+      </w:pPr>
+      <w:rPr>
+        <w:rFonts w:ascii="Symbol" w:hAnsi="Symbol" w:hint="default"/>
+      </w:rPr>
+    </w:lvl>
+    <w:lvl w:ilvl="1" w:tplc="04090003" w:tentative="1">
+      <w:start w:val="1"/>
+      <w:numFmt w:val="bullet"/>
+      <w:lvlText w:val="o"/>
+      <w:lvlJc w:val="left"/>
+      <w:pPr>
+        <w:ind w:left="2149" w:hanging="360"/>
+      </w:pPr>
+      <w:rPr>
+        <w:rFonts w:ascii="Courier New" w:hAnsi="Courier New" w:cs="Courier New" w:hint="default"/>
+      </w:rPr>
+    </w:lvl>
+    <w:lvl w:ilvl="2" w:tplc="04090005" w:tentative="1">
+      <w:start w:val="1"/>
+      <w:numFmt w:val="bullet"/>
+      <w:lvlText w:val=""/>
+      <w:lvlJc w:val="left"/>
+      <w:pPr>
+        <w:ind w:left="2869" w:hanging="360"/>
+      </w:pPr>
+      <w:rPr>
+        <w:rFonts w:ascii="Wingdings" w:hAnsi="Wingdings" w:hint="default"/>
+      </w:rPr>
+    </w:lvl>
+    <w:lvl w:ilvl="3" w:tplc="04090001" w:tentative="1">
+      <w:start w:val="1"/>
+      <w:numFmt w:val="bullet"/>
+      <w:lvlText w:val=""/>
+      <w:lvlJc w:val="left"/>
+      <w:pPr>
+        <w:ind w:left="3589" w:hanging="360"/>
+      </w:pPr>
+      <w:rPr>
+        <w:rFonts w:ascii="Symbol" w:hAnsi="Symbol" w:hint="default"/>
+      </w:rPr>
+    </w:lvl>
+    <w:lvl w:ilvl="4" w:tplc="04090003" w:tentative="1">
+      <w:start w:val="1"/>
+      <w:numFmt w:val="bullet"/>
+      <w:lvlText w:val="o"/>
+      <w:lvlJc w:val="left"/>
+      <w:pPr>
+        <w:ind w:left="4309" w:hanging="360"/>
+      </w:pPr>
+      <w:rPr>
+        <w:rFonts w:ascii="Courier New" w:hAnsi="Courier New" w:cs="Courier New" w:hint="default"/>
+      </w:rPr>
+    </w:lvl>
+    <w:lvl w:ilvl="5" w:tplc="04090005" w:tentative="1">
+      <w:start w:val="1"/>
+      <w:numFmt w:val="bullet"/>
+      <w:lvlText w:val=""/>
+      <w:lvlJc w:val="left"/>
+      <w:pPr>
+        <w:ind w:left="5029" w:hanging="360"/>
+      </w:pPr>
+      <w:rPr>
+        <w:rFonts w:ascii="Wingdings" w:hAnsi="Wingdings" w:hint="default"/>
+      </w:rPr>
+    </w:lvl>
+    <w:lvl w:ilvl="6" w:tplc="04090001" w:tentative="1">
+      <w:start w:val="1"/>
+      <w:numFmt w:val="bullet"/>
+      <w:lvlText w:val=""/>
+      <w:lvlJc w:val="left"/>
+      <w:pPr>
+        <w:ind w:left="5749" w:hanging="360"/>
+      </w:pPr>
+      <w:rPr>
+        <w:rFonts w:ascii="Symbol" w:hAnsi="Symbol" w:hint="default"/>
+      </w:rPr>
+    </w:lvl>
+    <w:lvl w:ilvl="7" w:tplc="04090003" w:tentative="1">
+      <w:start w:val="1"/>
+      <w:numFmt w:val="bullet"/>
+      <w:lvlText w:val="o"/>
+      <w:lvlJc w:val="left"/>
+      <w:pPr>
+        <w:ind w:left="6469" w:hanging="360"/>
+      </w:pPr>
+      <w:rPr>
+        <w:rFonts w:ascii="Courier New" w:hAnsi="Courier New" w:cs="Courier New" w:hint="default"/>
+      </w:rPr>
+    </w:lvl>
+    <w:lvl w:ilvl="8" w:tplc="04090005" w:tentative="1">
+      <w:start w:val="1"/>
+      <w:numFmt w:val="bullet"/>
+      <w:lvlText w:val=""/>
+      <w:lvlJc w:val="left"/>
+      <w:pPr>
+        <w:ind w:left="7189" w:hanging="360"/>
+      </w:pPr>
+      <w:rPr>
+        <w:rFonts w:ascii="Wingdings" w:hAnsi="Wingdings" w:hint="default"/>
+      </w:rPr>
+    </w:lvl>
+  </w:abstractNum>
+  <w:abstractNum w:abstractNumId="34" w15:restartNumberingAfterBreak="0">
     <w:nsid w:val="7BA53767"/>
     <w:multiLevelType w:val="hybridMultilevel"/>
     <w:tmpl w:val="6E5C3310"/>
@@ -6372,74 +11041,268 @@
       </w:pPr>
     </w:lvl>
   </w:abstractNum>
+  <w:abstractNum w:abstractNumId="35" w15:restartNumberingAfterBreak="0">
+    <w:nsid w:val="7FAD5F9C"/>
+    <w:multiLevelType w:val="hybridMultilevel"/>
+    <w:tmpl w:val="60B6A324"/>
+    <w:lvl w:ilvl="0" w:tplc="04090001">
+      <w:start w:val="1"/>
+      <w:numFmt w:val="bullet"/>
+      <w:lvlText w:val=""/>
+      <w:lvlJc w:val="left"/>
+      <w:pPr>
+        <w:ind w:left="1429" w:hanging="360"/>
+      </w:pPr>
+      <w:rPr>
+        <w:rFonts w:ascii="Symbol" w:hAnsi="Symbol" w:hint="default"/>
+      </w:rPr>
+    </w:lvl>
+    <w:lvl w:ilvl="1" w:tplc="04090003" w:tentative="1">
+      <w:start w:val="1"/>
+      <w:numFmt w:val="bullet"/>
+      <w:lvlText w:val="o"/>
+      <w:lvlJc w:val="left"/>
+      <w:pPr>
+        <w:ind w:left="2149" w:hanging="360"/>
+      </w:pPr>
+      <w:rPr>
+        <w:rFonts w:ascii="Courier New" w:hAnsi="Courier New" w:cs="Courier New" w:hint="default"/>
+      </w:rPr>
+    </w:lvl>
+    <w:lvl w:ilvl="2" w:tplc="04090005" w:tentative="1">
+      <w:start w:val="1"/>
+      <w:numFmt w:val="bullet"/>
+      <w:lvlText w:val=""/>
+      <w:lvlJc w:val="left"/>
+      <w:pPr>
+        <w:ind w:left="2869" w:hanging="360"/>
+      </w:pPr>
+      <w:rPr>
+        <w:rFonts w:ascii="Wingdings" w:hAnsi="Wingdings" w:hint="default"/>
+      </w:rPr>
+    </w:lvl>
+    <w:lvl w:ilvl="3" w:tplc="04090001" w:tentative="1">
+      <w:start w:val="1"/>
+      <w:numFmt w:val="bullet"/>
+      <w:lvlText w:val=""/>
+      <w:lvlJc w:val="left"/>
+      <w:pPr>
+        <w:ind w:left="3589" w:hanging="360"/>
+      </w:pPr>
+      <w:rPr>
+        <w:rFonts w:ascii="Symbol" w:hAnsi="Symbol" w:hint="default"/>
+      </w:rPr>
+    </w:lvl>
+    <w:lvl w:ilvl="4" w:tplc="04090003" w:tentative="1">
+      <w:start w:val="1"/>
+      <w:numFmt w:val="bullet"/>
+      <w:lvlText w:val="o"/>
+      <w:lvlJc w:val="left"/>
+      <w:pPr>
+        <w:ind w:left="4309" w:hanging="360"/>
+      </w:pPr>
+      <w:rPr>
+        <w:rFonts w:ascii="Courier New" w:hAnsi="Courier New" w:cs="Courier New" w:hint="default"/>
+      </w:rPr>
+    </w:lvl>
+    <w:lvl w:ilvl="5" w:tplc="04090005" w:tentative="1">
+      <w:start w:val="1"/>
+      <w:numFmt w:val="bullet"/>
+      <w:lvlText w:val=""/>
+      <w:lvlJc w:val="left"/>
+      <w:pPr>
+        <w:ind w:left="5029" w:hanging="360"/>
+      </w:pPr>
+      <w:rPr>
+        <w:rFonts w:ascii="Wingdings" w:hAnsi="Wingdings" w:hint="default"/>
+      </w:rPr>
+    </w:lvl>
+    <w:lvl w:ilvl="6" w:tplc="04090001" w:tentative="1">
+      <w:start w:val="1"/>
+      <w:numFmt w:val="bullet"/>
+      <w:lvlText w:val=""/>
+      <w:lvlJc w:val="left"/>
+      <w:pPr>
+        <w:ind w:left="5749" w:hanging="360"/>
+      </w:pPr>
+      <w:rPr>
+        <w:rFonts w:ascii="Symbol" w:hAnsi="Symbol" w:hint="default"/>
+      </w:rPr>
+    </w:lvl>
+    <w:lvl w:ilvl="7" w:tplc="04090003" w:tentative="1">
+      <w:start w:val="1"/>
+      <w:numFmt w:val="bullet"/>
+      <w:lvlText w:val="o"/>
+      <w:lvlJc w:val="left"/>
+      <w:pPr>
+        <w:ind w:left="6469" w:hanging="360"/>
+      </w:pPr>
+      <w:rPr>
+        <w:rFonts w:ascii="Courier New" w:hAnsi="Courier New" w:cs="Courier New" w:hint="default"/>
+      </w:rPr>
+    </w:lvl>
+    <w:lvl w:ilvl="8" w:tplc="04090005" w:tentative="1">
+      <w:start w:val="1"/>
+      <w:numFmt w:val="bullet"/>
+      <w:lvlText w:val=""/>
+      <w:lvlJc w:val="left"/>
+      <w:pPr>
+        <w:ind w:left="7189" w:hanging="360"/>
+      </w:pPr>
+      <w:rPr>
+        <w:rFonts w:ascii="Wingdings" w:hAnsi="Wingdings" w:hint="default"/>
+      </w:rPr>
+    </w:lvl>
+  </w:abstractNum>
   <w:num w:numId="1">
+    <w:abstractNumId w:val="21"/>
+  </w:num>
+  <w:num w:numId="2">
+    <w:abstractNumId w:val="21"/>
+  </w:num>
+  <w:num w:numId="3">
     <w:abstractNumId w:val="4"/>
   </w:num>
-  <w:num w:numId="2">
+  <w:num w:numId="4">
     <w:abstractNumId w:val="4"/>
   </w:num>
-  <w:num w:numId="3">
-    <w:abstractNumId w:val="0"/>
-  </w:num>
-  <w:num w:numId="4">
-    <w:abstractNumId w:val="0"/>
-  </w:num>
   <w:num w:numId="5">
-    <w:abstractNumId w:val="0"/>
+    <w:abstractNumId w:val="4"/>
   </w:num>
   <w:num w:numId="6">
-    <w:abstractNumId w:val="0"/>
+    <w:abstractNumId w:val="4"/>
   </w:num>
   <w:num w:numId="7">
-    <w:abstractNumId w:val="6"/>
+    <w:abstractNumId w:val="29"/>
   </w:num>
   <w:num w:numId="8">
-    <w:abstractNumId w:val="3"/>
+    <w:abstractNumId w:val="11"/>
   </w:num>
   <w:num w:numId="9">
-    <w:abstractNumId w:val="8"/>
+    <w:abstractNumId w:val="34"/>
   </w:num>
   <w:num w:numId="10">
-    <w:abstractNumId w:val="7"/>
+    <w:abstractNumId w:val="30"/>
   </w:num>
   <w:num w:numId="11">
-    <w:abstractNumId w:val="5"/>
+    <w:abstractNumId w:val="26"/>
   </w:num>
   <w:num w:numId="12">
-    <w:abstractNumId w:val="5"/>
+    <w:abstractNumId w:val="26"/>
     <w:lvlOverride w:ilvl="0">
       <w:startOverride w:val="1"/>
     </w:lvlOverride>
   </w:num>
   <w:num w:numId="13">
-    <w:abstractNumId w:val="5"/>
+    <w:abstractNumId w:val="26"/>
     <w:lvlOverride w:ilvl="0">
       <w:startOverride w:val="1"/>
     </w:lvlOverride>
   </w:num>
   <w:num w:numId="14">
-    <w:abstractNumId w:val="5"/>
+    <w:abstractNumId w:val="26"/>
     <w:lvlOverride w:ilvl="0">
       <w:startOverride w:val="1"/>
     </w:lvlOverride>
   </w:num>
   <w:num w:numId="15">
-    <w:abstractNumId w:val="5"/>
+    <w:abstractNumId w:val="26"/>
     <w:lvlOverride w:ilvl="0">
       <w:startOverride w:val="1"/>
     </w:lvlOverride>
   </w:num>
   <w:num w:numId="16">
-    <w:abstractNumId w:val="5"/>
+    <w:abstractNumId w:val="26"/>
     <w:lvlOverride w:ilvl="0">
       <w:startOverride w:val="1"/>
     </w:lvlOverride>
   </w:num>
   <w:num w:numId="17">
+    <w:abstractNumId w:val="10"/>
+  </w:num>
+  <w:num w:numId="18">
+    <w:abstractNumId w:val="6"/>
+  </w:num>
+  <w:num w:numId="19">
+    <w:abstractNumId w:val="31"/>
+  </w:num>
+  <w:num w:numId="20">
+    <w:abstractNumId w:val="1"/>
+  </w:num>
+  <w:num w:numId="21">
+    <w:abstractNumId w:val="20"/>
+  </w:num>
+  <w:num w:numId="22">
+    <w:abstractNumId w:val="32"/>
+  </w:num>
+  <w:num w:numId="23">
+    <w:abstractNumId w:val="0"/>
+  </w:num>
+  <w:num w:numId="24">
+    <w:abstractNumId w:val="18"/>
+  </w:num>
+  <w:num w:numId="25">
+    <w:abstractNumId w:val="7"/>
+  </w:num>
+  <w:num w:numId="26">
+    <w:abstractNumId w:val="16"/>
+  </w:num>
+  <w:num w:numId="27">
     <w:abstractNumId w:val="2"/>
   </w:num>
-  <w:num w:numId="18">
-    <w:abstractNumId w:val="1"/>
+  <w:num w:numId="28">
+    <w:abstractNumId w:val="13"/>
+  </w:num>
+  <w:num w:numId="29">
+    <w:abstractNumId w:val="24"/>
+  </w:num>
+  <w:num w:numId="30">
+    <w:abstractNumId w:val="12"/>
+  </w:num>
+  <w:num w:numId="31">
+    <w:abstractNumId w:val="19"/>
+  </w:num>
+  <w:num w:numId="32">
+    <w:abstractNumId w:val="14"/>
+  </w:num>
+  <w:num w:numId="33">
+    <w:abstractNumId w:val="9"/>
+  </w:num>
+  <w:num w:numId="34">
+    <w:abstractNumId w:val="22"/>
+  </w:num>
+  <w:num w:numId="35">
+    <w:abstractNumId w:val="35"/>
+  </w:num>
+  <w:num w:numId="36">
+    <w:abstractNumId w:val="28"/>
+  </w:num>
+  <w:num w:numId="37">
+    <w:abstractNumId w:val="15"/>
+  </w:num>
+  <w:num w:numId="38">
+    <w:abstractNumId w:val="8"/>
+  </w:num>
+  <w:num w:numId="39">
+    <w:abstractNumId w:val="33"/>
+  </w:num>
+  <w:num w:numId="40">
+    <w:abstractNumId w:val="17"/>
+  </w:num>
+  <w:num w:numId="41">
+    <w:abstractNumId w:val="23"/>
+  </w:num>
+  <w:num w:numId="42">
+    <w:abstractNumId w:val="3"/>
+  </w:num>
+  <w:num w:numId="43">
+    <w:abstractNumId w:val="5"/>
+  </w:num>
+  <w:num w:numId="44">
+    <w:abstractNumId w:val="25"/>
+  </w:num>
+  <w:num w:numId="45">
+    <w:abstractNumId w:val="27"/>
   </w:num>
 </w:numbering>
 </file>
@@ -6844,7 +11707,7 @@
   <w:style w:type="paragraph" w:default="1" w:styleId="Normal">
     <w:name w:val="Normal"/>
     <w:qFormat/>
-    <w:rsid w:val="000E08D4"/>
+    <w:rsid w:val="001A7FCB"/>
     <w:pPr>
       <w:spacing w:after="0" w:line="360" w:lineRule="auto"/>
       <w:ind w:firstLine="709"/>
@@ -6891,7 +11754,7 @@
     <w:link w:val="frmlChar"/>
     <w:autoRedefine/>
     <w:qFormat/>
-    <w:rsid w:val="000E08D4"/>
+    <w:rsid w:val="005E6FC9"/>
     <w:pPr>
       <w:framePr w:hSpace="180" w:wrap="around" w:vAnchor="text" w:hAnchor="margin" w:y="86"/>
       <w:numPr>
@@ -7228,7 +12091,7 @@
     <w:name w:val="frml Char"/>
     <w:basedOn w:val="DefaultParagraphFont"/>
     <w:link w:val="frml"/>
-    <w:rsid w:val="000E08D4"/>
+    <w:rsid w:val="005E6FC9"/>
     <w:rPr>
       <w:rFonts w:ascii="Cambria Math" w:eastAsia="Times New Roman" w:hAnsi="Cambria Math" w:cs="Times New Roman"/>
       <w:kern w:val="0"/>

--- a/ZAPISKA/VKR.docx
+++ b/ZAPISKA/VKR.docx
@@ -448,7 +448,6 @@
     </w:p>
     <w:p>
       <w:pPr>
-        <w:jc w:val="both"/>
         <w:rPr>
           <w:rFonts w:cs="Liberation Serif"/>
           <w:b/>
@@ -460,7 +459,6 @@
     </w:p>
     <w:p>
       <w:pPr>
-        <w:jc w:val="both"/>
         <w:rPr>
           <w:rFonts w:cs="Liberation Serif"/>
           <w:b/>
@@ -472,7 +470,6 @@
     </w:p>
     <w:p>
       <w:pPr>
-        <w:jc w:val="both"/>
         <w:rPr>
           <w:rFonts w:cs="Liberation Serif"/>
           <w:b/>
@@ -484,7 +481,6 @@
     </w:p>
     <w:p>
       <w:pPr>
-        <w:jc w:val="both"/>
         <w:rPr>
           <w:rFonts w:cs="Liberation Serif"/>
           <w:b/>
@@ -496,7 +492,6 @@
     </w:p>
     <w:p>
       <w:pPr>
-        <w:jc w:val="both"/>
         <w:rPr>
           <w:rFonts w:cs="Liberation Serif"/>
           <w:b/>
@@ -508,7 +503,6 @@
     </w:p>
     <w:p>
       <w:pPr>
-        <w:jc w:val="both"/>
         <w:rPr>
           <w:rFonts w:cs="Liberation Serif"/>
           <w:b/>
@@ -520,7 +514,6 @@
     </w:p>
     <w:p>
       <w:pPr>
-        <w:jc w:val="both"/>
         <w:rPr>
           <w:rFonts w:cs="Liberation Serif"/>
           <w:b/>
@@ -532,7 +525,6 @@
     </w:p>
     <w:p>
       <w:pPr>
-        <w:jc w:val="both"/>
         <w:rPr>
           <w:rFonts w:cs="Liberation Serif"/>
           <w:b/>
@@ -544,7 +536,6 @@
     </w:p>
     <w:p>
       <w:pPr>
-        <w:jc w:val="both"/>
         <w:rPr>
           <w:rFonts w:cs="Liberation Serif"/>
           <w:b/>
@@ -556,7 +547,6 @@
     </w:p>
     <w:p>
       <w:pPr>
-        <w:jc w:val="both"/>
         <w:rPr>
           <w:rFonts w:cs="Liberation Serif"/>
           <w:b/>
@@ -568,7 +558,6 @@
     </w:p>
     <w:p>
       <w:pPr>
-        <w:jc w:val="both"/>
         <w:rPr>
           <w:rFonts w:cs="Liberation Serif"/>
           <w:b/>
@@ -580,7 +569,6 @@
     </w:p>
     <w:p>
       <w:pPr>
-        <w:jc w:val="both"/>
         <w:rPr>
           <w:rFonts w:cs="Liberation Serif"/>
           <w:b/>
@@ -592,7 +580,6 @@
     </w:p>
     <w:p>
       <w:pPr>
-        <w:jc w:val="both"/>
         <w:rPr>
           <w:rFonts w:cs="Liberation Serif"/>
           <w:b/>
@@ -604,7 +591,6 @@
     </w:p>
     <w:p>
       <w:pPr>
-        <w:jc w:val="both"/>
         <w:rPr>
           <w:rFonts w:cs="Liberation Serif"/>
           <w:b/>
@@ -616,7 +602,6 @@
     </w:p>
     <w:p>
       <w:pPr>
-        <w:jc w:val="both"/>
         <w:rPr>
           <w:rFonts w:cs="Liberation Serif"/>
           <w:b/>
@@ -628,7 +613,6 @@
     </w:p>
     <w:p>
       <w:pPr>
-        <w:jc w:val="both"/>
         <w:rPr>
           <w:rFonts w:cs="Liberation Serif"/>
           <w:b/>
@@ -640,7 +624,6 @@
     </w:p>
     <w:p>
       <w:pPr>
-        <w:jc w:val="both"/>
         <w:rPr>
           <w:rFonts w:cs="Liberation Serif"/>
           <w:b/>
@@ -652,7 +635,6 @@
     </w:p>
     <w:p>
       <w:pPr>
-        <w:jc w:val="both"/>
         <w:rPr>
           <w:rFonts w:cs="Liberation Serif"/>
           <w:b/>
@@ -664,7 +646,6 @@
     </w:p>
     <w:p>
       <w:pPr>
-        <w:jc w:val="both"/>
         <w:rPr>
           <w:rFonts w:cs="Liberation Serif"/>
           <w:b/>
@@ -676,7 +657,6 @@
     </w:p>
     <w:p>
       <w:pPr>
-        <w:jc w:val="both"/>
         <w:rPr>
           <w:rFonts w:cs="Liberation Serif"/>
           <w:b/>
@@ -688,7 +668,6 @@
     </w:p>
     <w:p>
       <w:pPr>
-        <w:jc w:val="both"/>
         <w:rPr>
           <w:rFonts w:cs="Liberation Serif"/>
           <w:b/>
@@ -726,7 +705,6 @@
           <w:ilvl w:val="0"/>
           <w:numId w:val="3"/>
         </w:numPr>
-        <w:jc w:val="both"/>
         <w:rPr>
           <w:rFonts w:cs="Liberation Serif"/>
           <w:szCs w:val="28"/>
@@ -754,7 +732,6 @@
           <w:ilvl w:val="0"/>
           <w:numId w:val="3"/>
         </w:numPr>
-        <w:jc w:val="both"/>
         <w:rPr>
           <w:rFonts w:cs="Liberation Serif"/>
           <w:szCs w:val="28"/>
@@ -792,7 +769,6 @@
           <w:ilvl w:val="0"/>
           <w:numId w:val="3"/>
         </w:numPr>
-        <w:jc w:val="both"/>
         <w:rPr>
           <w:rFonts w:cs="Liberation Serif"/>
           <w:szCs w:val="28"/>
@@ -814,7 +790,6 @@
           <w:ilvl w:val="0"/>
           <w:numId w:val="3"/>
         </w:numPr>
-        <w:jc w:val="both"/>
         <w:rPr>
           <w:rStyle w:val="ypks7kbdpwfgdykd3qb9"/>
           <w:rFonts w:cs="Liberation Serif"/>
@@ -836,7 +811,6 @@
           <w:ilvl w:val="0"/>
           <w:numId w:val="3"/>
         </w:numPr>
-        <w:jc w:val="both"/>
         <w:rPr>
           <w:rStyle w:val="Strong"/>
           <w:rFonts w:cs="Liberation Serif"/>
@@ -872,7 +846,6 @@
           <w:ilvl w:val="0"/>
           <w:numId w:val="3"/>
         </w:numPr>
-        <w:jc w:val="both"/>
         <w:rPr>
           <w:rFonts w:cs="Liberation Serif"/>
           <w:szCs w:val="28"/>
@@ -893,7 +866,6 @@
           <w:ilvl w:val="0"/>
           <w:numId w:val="3"/>
         </w:numPr>
-        <w:jc w:val="both"/>
         <w:rPr>
           <w:rFonts w:cs="Liberation Serif"/>
           <w:szCs w:val="28"/>
@@ -909,16 +881,32 @@
     </w:p>
     <w:p>
       <w:pPr>
-        <w:jc w:val="both"/>
-        <w:rPr>
-          <w:rFonts w:cs="Liberation Serif"/>
+        <w:pStyle w:val="ListParagraph"/>
+        <w:numPr>
+          <w:ilvl w:val="0"/>
+          <w:numId w:val="3"/>
+        </w:numPr>
+        <w:rPr>
+          <w:rFonts w:cs="Liberation Serif"/>
+          <w:szCs w:val="28"/>
           <w:lang w:val="en-US"/>
         </w:rPr>
       </w:pPr>
-    </w:p>
-    <w:p>
-      <w:pPr>
-        <w:jc w:val="both"/>
+      <w:r>
+        <w:rPr>
+          <w:rFonts w:cs="Liberation Serif"/>
+        </w:rPr>
+        <w:t>ОУ</w:t>
+      </w:r>
+      <w:r>
+        <w:rPr>
+          <w:rFonts w:cs="Liberation Serif"/>
+        </w:rPr>
+        <w:t xml:space="preserve"> – операционный усилитель</w:t>
+      </w:r>
+    </w:p>
+    <w:p>
+      <w:pPr>
         <w:rPr>
           <w:rFonts w:cs="Liberation Serif"/>
           <w:lang w:val="en-US"/>
@@ -927,7 +915,6 @@
     </w:p>
     <w:p>
       <w:pPr>
-        <w:jc w:val="both"/>
         <w:rPr>
           <w:rFonts w:cs="Liberation Serif"/>
           <w:lang w:val="en-US"/>
@@ -936,7 +923,6 @@
     </w:p>
     <w:p>
       <w:pPr>
-        <w:jc w:val="both"/>
         <w:rPr>
           <w:rFonts w:cs="Liberation Serif"/>
           <w:lang w:val="en-US"/>
@@ -945,7 +931,6 @@
     </w:p>
     <w:p>
       <w:pPr>
-        <w:jc w:val="both"/>
         <w:rPr>
           <w:rFonts w:cs="Liberation Serif"/>
           <w:lang w:val="en-US"/>
@@ -954,7 +939,6 @@
     </w:p>
     <w:p>
       <w:pPr>
-        <w:jc w:val="both"/>
         <w:rPr>
           <w:rFonts w:cs="Liberation Serif"/>
           <w:lang w:val="en-US"/>
@@ -963,7 +947,6 @@
     </w:p>
     <w:p>
       <w:pPr>
-        <w:jc w:val="both"/>
         <w:rPr>
           <w:rFonts w:cs="Liberation Serif"/>
           <w:lang w:val="en-US"/>
@@ -972,7 +955,6 @@
     </w:p>
     <w:p>
       <w:pPr>
-        <w:jc w:val="both"/>
         <w:rPr>
           <w:rFonts w:cs="Liberation Serif"/>
           <w:lang w:val="en-US"/>
@@ -981,7 +963,6 @@
     </w:p>
     <w:p>
       <w:pPr>
-        <w:jc w:val="both"/>
         <w:rPr>
           <w:rFonts w:cs="Liberation Serif"/>
           <w:lang w:val="en-US"/>
@@ -990,7 +971,6 @@
     </w:p>
     <w:p>
       <w:pPr>
-        <w:jc w:val="both"/>
         <w:rPr>
           <w:rFonts w:cs="Liberation Serif"/>
           <w:lang w:val="en-US"/>
@@ -999,7 +979,6 @@
     </w:p>
     <w:p>
       <w:pPr>
-        <w:jc w:val="both"/>
         <w:rPr>
           <w:rFonts w:cs="Liberation Serif"/>
           <w:lang w:val="en-US"/>
@@ -1008,7 +987,6 @@
     </w:p>
     <w:p>
       <w:pPr>
-        <w:jc w:val="both"/>
         <w:rPr>
           <w:rFonts w:cs="Liberation Serif"/>
           <w:lang w:val="en-US"/>
@@ -1017,7 +995,6 @@
     </w:p>
     <w:p>
       <w:pPr>
-        <w:jc w:val="both"/>
         <w:rPr>
           <w:rFonts w:cs="Liberation Serif"/>
           <w:lang w:val="en-US"/>
@@ -1026,7 +1003,6 @@
     </w:p>
     <w:p>
       <w:pPr>
-        <w:jc w:val="both"/>
         <w:rPr>
           <w:rFonts w:cs="Liberation Serif"/>
           <w:lang w:val="en-US"/>
@@ -1035,7 +1011,6 @@
     </w:p>
     <w:p>
       <w:pPr>
-        <w:jc w:val="both"/>
         <w:rPr>
           <w:rFonts w:cs="Liberation Serif"/>
           <w:lang w:val="en-US"/>
@@ -1044,7 +1019,6 @@
     </w:p>
     <w:p>
       <w:pPr>
-        <w:jc w:val="both"/>
         <w:rPr>
           <w:rFonts w:cs="Liberation Serif"/>
           <w:lang w:val="en-US"/>
@@ -1053,7 +1027,6 @@
     </w:p>
     <w:p>
       <w:pPr>
-        <w:jc w:val="both"/>
         <w:rPr>
           <w:rFonts w:cs="Liberation Serif"/>
           <w:lang w:val="en-US"/>
@@ -1062,7 +1035,6 @@
     </w:p>
     <w:p>
       <w:pPr>
-        <w:jc w:val="both"/>
         <w:rPr>
           <w:rFonts w:cs="Liberation Serif"/>
           <w:lang w:val="en-US"/>
@@ -1071,8 +1043,15 @@
     </w:p>
     <w:p>
       <w:pPr>
+        <w:rPr>
+          <w:rFonts w:cs="Liberation Serif"/>
+          <w:lang w:val="en-US"/>
+        </w:rPr>
+      </w:pPr>
+    </w:p>
+    <w:p>
+      <w:pPr>
         <w:ind w:firstLine="0"/>
-        <w:jc w:val="both"/>
         <w:rPr>
           <w:rFonts w:cs="Liberation Serif"/>
           <w:lang w:val="en-US"/>
@@ -1101,7 +1080,6 @@
     </w:p>
     <w:p>
       <w:pPr>
-        <w:jc w:val="both"/>
         <w:rPr>
           <w:rFonts w:cs="Liberation Serif"/>
           <w:szCs w:val="28"/>
@@ -1176,7 +1154,6 @@
     </w:p>
     <w:p>
       <w:pPr>
-        <w:jc w:val="both"/>
         <w:rPr>
           <w:rStyle w:val="Strong"/>
           <w:rFonts w:cs="Liberation Serif"/>
@@ -1188,7 +1165,6 @@
     </w:p>
     <w:p>
       <w:pPr>
-        <w:jc w:val="both"/>
         <w:rPr>
           <w:rStyle w:val="Strong"/>
           <w:rFonts w:cs="Liberation Serif"/>
@@ -1211,7 +1187,6 @@
     <w:p>
       <w:pPr>
         <w:pStyle w:val="NormalWeb"/>
-        <w:jc w:val="both"/>
         <w:rPr>
           <w:rStyle w:val="Strong"/>
           <w:rFonts w:cs="Liberation Serif"/>
@@ -1238,7 +1213,6 @@
     <w:p>
       <w:pPr>
         <w:pStyle w:val="NormalWeb"/>
-        <w:jc w:val="both"/>
         <w:rPr>
           <w:rStyle w:val="Strong"/>
           <w:rFonts w:cs="Liberation Serif"/>
@@ -1264,7 +1238,6 @@
     </w:p>
     <w:p>
       <w:pPr>
-        <w:jc w:val="both"/>
         <w:rPr>
           <w:rFonts w:cs="Liberation Serif"/>
           <w:b/>
@@ -1345,7 +1318,6 @@
     </w:p>
     <w:p>
       <w:pPr>
-        <w:jc w:val="both"/>
         <w:rPr>
           <w:rFonts w:cs="Liberation Serif"/>
           <w:b/>
@@ -1356,7 +1328,6 @@
     </w:p>
     <w:p>
       <w:pPr>
-        <w:jc w:val="both"/>
         <w:rPr>
           <w:rFonts w:cs="Liberation Serif"/>
           <w:szCs w:val="28"/>
@@ -1367,7 +1338,6 @@
           <w:rFonts w:cs="Liberation Serif"/>
           <w:szCs w:val="28"/>
         </w:rPr>
-        <w:lastRenderedPageBreak/>
         <w:t xml:space="preserve">В результате выпускной квалификационной работы было разработано встроенное ПО для микроконтроллера </w:t>
       </w:r>
       <w:r>
@@ -1431,23 +1401,20 @@
     </w:p>
     <w:p>
       <w:pPr>
-        <w:jc w:val="both"/>
-        <w:rPr>
-          <w:rFonts w:cs="Liberation Serif"/>
-        </w:rPr>
-      </w:pPr>
-    </w:p>
-    <w:p>
-      <w:pPr>
-        <w:jc w:val="both"/>
-        <w:rPr>
-          <w:rFonts w:cs="Liberation Serif"/>
-        </w:rPr>
-      </w:pPr>
-    </w:p>
-    <w:p>
-      <w:pPr>
-        <w:jc w:val="both"/>
+        <w:rPr>
+          <w:rFonts w:cs="Liberation Serif"/>
+        </w:rPr>
+      </w:pPr>
+    </w:p>
+    <w:p>
+      <w:pPr>
+        <w:rPr>
+          <w:rFonts w:cs="Liberation Serif"/>
+        </w:rPr>
+      </w:pPr>
+    </w:p>
+    <w:p>
+      <w:pPr>
         <w:rPr>
           <w:rFonts w:cs="Liberation Serif"/>
         </w:rPr>
@@ -1476,7 +1443,6 @@
     </w:p>
     <w:p>
       <w:pPr>
-        <w:jc w:val="both"/>
         <w:rPr>
           <w:rFonts w:cs="Liberation Serif"/>
           <w:szCs w:val="28"/>
@@ -1494,7 +1460,6 @@
     </w:p>
     <w:p>
       <w:pPr>
-        <w:jc w:val="both"/>
         <w:rPr>
           <w:rFonts w:cs="Liberation Serif"/>
           <w:szCs w:val="28"/>
@@ -1504,7 +1469,6 @@
     </w:p>
     <w:p>
       <w:pPr>
-        <w:jc w:val="both"/>
         <w:rPr>
           <w:rFonts w:cs="Liberation Serif"/>
           <w:szCs w:val="28"/>
@@ -1522,7 +1486,6 @@
     </w:p>
     <w:p>
       <w:pPr>
-        <w:jc w:val="both"/>
         <w:rPr>
           <w:rFonts w:cs="Liberation Serif"/>
           <w:szCs w:val="28"/>
@@ -1540,7 +1503,6 @@
     </w:p>
     <w:p>
       <w:pPr>
-        <w:jc w:val="both"/>
         <w:rPr>
           <w:rFonts w:cs="Liberation Serif"/>
           <w:szCs w:val="28"/>
@@ -1558,7 +1520,6 @@
     </w:p>
     <w:p>
       <w:pPr>
-        <w:jc w:val="both"/>
         <w:rPr>
           <w:rFonts w:cs="Liberation Serif"/>
           <w:szCs w:val="28"/>
@@ -1576,7 +1537,6 @@
     </w:p>
     <w:p>
       <w:pPr>
-        <w:jc w:val="both"/>
         <w:rPr>
           <w:rFonts w:cs="Liberation Serif"/>
           <w:szCs w:val="28"/>
@@ -1586,7 +1546,6 @@
     </w:p>
     <w:p>
       <w:pPr>
-        <w:jc w:val="both"/>
         <w:rPr>
           <w:rFonts w:cs="Liberation Serif"/>
           <w:szCs w:val="28"/>
@@ -1621,7 +1580,6 @@
     </w:p>
     <w:p>
       <w:pPr>
-        <w:jc w:val="both"/>
         <w:rPr>
           <w:rFonts w:cs="Liberation Serif"/>
           <w:lang w:val="en-US"/>
@@ -1630,7 +1588,6 @@
     </w:p>
     <w:p>
       <w:pPr>
-        <w:jc w:val="both"/>
         <w:rPr>
           <w:rFonts w:cs="Liberation Serif"/>
           <w:b/>
@@ -2726,7 +2683,6 @@
     </w:p>
     <w:p>
       <w:pPr>
-        <w:jc w:val="both"/>
         <w:rPr>
           <w:rFonts w:cs="Liberation Serif"/>
           <w:szCs w:val="28"/>
@@ -2742,7 +2698,6 @@
     </w:p>
     <w:p>
       <w:pPr>
-        <w:jc w:val="both"/>
         <w:rPr>
           <w:rFonts w:cs="Liberation Serif"/>
           <w:szCs w:val="28"/>
@@ -2829,7 +2784,6 @@
     </w:p>
     <w:p>
       <w:pPr>
-        <w:jc w:val="both"/>
         <w:rPr>
           <w:rFonts w:cs="Liberation Serif"/>
         </w:rPr>
@@ -2850,7 +2804,6 @@
     </w:p>
     <w:p>
       <w:pPr>
-        <w:jc w:val="both"/>
         <w:rPr>
           <w:rFonts w:cs="Liberation Serif"/>
           <w:szCs w:val="28"/>
@@ -2876,15 +2829,13 @@
     </w:p>
     <w:p>
       <w:pPr>
-        <w:jc w:val="both"/>
-        <w:rPr>
-          <w:rFonts w:cs="Liberation Serif"/>
-        </w:rPr>
-      </w:pPr>
-    </w:p>
-    <w:p>
-      <w:pPr>
-        <w:jc w:val="both"/>
+        <w:rPr>
+          <w:rFonts w:cs="Liberation Serif"/>
+        </w:rPr>
+      </w:pPr>
+    </w:p>
+    <w:p>
+      <w:pPr>
         <w:rPr>
           <w:rFonts w:cs="Liberation Serif"/>
         </w:rPr>
@@ -2903,7 +2854,6 @@
           <w:ilvl w:val="0"/>
           <w:numId w:val="4"/>
         </w:numPr>
-        <w:jc w:val="both"/>
         <w:rPr>
           <w:rFonts w:cs="Liberation Serif"/>
         </w:rPr>
@@ -2922,7 +2872,6 @@
           <w:ilvl w:val="0"/>
           <w:numId w:val="4"/>
         </w:numPr>
-        <w:jc w:val="both"/>
         <w:rPr>
           <w:rFonts w:cs="Liberation Serif"/>
         </w:rPr>
@@ -2941,7 +2890,6 @@
           <w:ilvl w:val="0"/>
           <w:numId w:val="4"/>
         </w:numPr>
-        <w:jc w:val="both"/>
         <w:rPr>
           <w:rFonts w:cs="Liberation Serif"/>
         </w:rPr>
@@ -2960,7 +2908,6 @@
           <w:ilvl w:val="0"/>
           <w:numId w:val="4"/>
         </w:numPr>
-        <w:jc w:val="both"/>
         <w:rPr>
           <w:rFonts w:cs="Liberation Serif"/>
         </w:rPr>
@@ -2980,31 +2927,27 @@
     </w:p>
     <w:p>
       <w:pPr>
-        <w:jc w:val="both"/>
-        <w:rPr>
-          <w:rFonts w:cs="Liberation Serif"/>
-        </w:rPr>
-      </w:pPr>
-    </w:p>
-    <w:p>
-      <w:pPr>
-        <w:jc w:val="both"/>
-        <w:rPr>
-          <w:rFonts w:cs="Liberation Serif"/>
-        </w:rPr>
-      </w:pPr>
-    </w:p>
-    <w:p>
-      <w:pPr>
-        <w:jc w:val="both"/>
-        <w:rPr>
-          <w:rFonts w:cs="Liberation Serif"/>
-        </w:rPr>
-      </w:pPr>
-    </w:p>
-    <w:p>
-      <w:pPr>
-        <w:jc w:val="both"/>
+        <w:rPr>
+          <w:rFonts w:cs="Liberation Serif"/>
+        </w:rPr>
+      </w:pPr>
+    </w:p>
+    <w:p>
+      <w:pPr>
+        <w:rPr>
+          <w:rFonts w:cs="Liberation Serif"/>
+        </w:rPr>
+      </w:pPr>
+    </w:p>
+    <w:p>
+      <w:pPr>
+        <w:rPr>
+          <w:rFonts w:cs="Liberation Serif"/>
+        </w:rPr>
+      </w:pPr>
+    </w:p>
+    <w:p>
+      <w:pPr>
         <w:rPr>
           <w:rFonts w:cs="Liberation Serif"/>
           <w:lang w:val="en-US"/>
@@ -3013,39 +2956,34 @@
     </w:p>
     <w:p>
       <w:pPr>
-        <w:jc w:val="both"/>
-        <w:rPr>
-          <w:rFonts w:cs="Liberation Serif"/>
-        </w:rPr>
-      </w:pPr>
-    </w:p>
-    <w:p>
-      <w:pPr>
-        <w:jc w:val="both"/>
-        <w:rPr>
-          <w:rFonts w:cs="Liberation Serif"/>
-        </w:rPr>
-      </w:pPr>
-    </w:p>
-    <w:p>
-      <w:pPr>
-        <w:jc w:val="both"/>
-        <w:rPr>
-          <w:rFonts w:cs="Liberation Serif"/>
-        </w:rPr>
-      </w:pPr>
-    </w:p>
-    <w:p>
-      <w:pPr>
-        <w:jc w:val="both"/>
-        <w:rPr>
-          <w:rFonts w:cs="Liberation Serif"/>
-        </w:rPr>
-      </w:pPr>
-    </w:p>
-    <w:p>
-      <w:pPr>
-        <w:jc w:val="both"/>
+        <w:rPr>
+          <w:rFonts w:cs="Liberation Serif"/>
+        </w:rPr>
+      </w:pPr>
+    </w:p>
+    <w:p>
+      <w:pPr>
+        <w:rPr>
+          <w:rFonts w:cs="Liberation Serif"/>
+        </w:rPr>
+      </w:pPr>
+    </w:p>
+    <w:p>
+      <w:pPr>
+        <w:rPr>
+          <w:rFonts w:cs="Liberation Serif"/>
+        </w:rPr>
+      </w:pPr>
+    </w:p>
+    <w:p>
+      <w:pPr>
+        <w:rPr>
+          <w:rFonts w:cs="Liberation Serif"/>
+        </w:rPr>
+      </w:pPr>
+    </w:p>
+    <w:p>
+      <w:pPr>
         <w:rPr>
           <w:rFonts w:cs="Liberation Serif"/>
         </w:rPr>
@@ -3054,7 +2992,6 @@
     <w:p>
       <w:pPr>
         <w:ind w:firstLine="0"/>
-        <w:jc w:val="both"/>
         <w:rPr>
           <w:rFonts w:cs="Liberation Serif"/>
         </w:rPr>
@@ -3086,17 +3023,11 @@
       </w:pPr>
     </w:p>
     <w:p>
-      <w:pPr>
-        <w:jc w:val="both"/>
-      </w:pPr>
       <w:r>
         <w:t>Для решения задачи определения расстояния до объектов в настоящее время существует широкий спектр технологий, каждая из которых имеет свои преимущества, недостатки и области применения. Выбор конкретного метода определения дальности зависит от требований к точности, дальности действия, условий окружающей среды, а также от допустимых массогабаритных и стоимостных ограничений.</w:t>
       </w:r>
     </w:p>
     <w:p>
-      <w:pPr>
-        <w:jc w:val="both"/>
-      </w:pPr>
       <w:r>
         <w:t>Наиболее популярными среди систем по определению дальности являются:</w:t>
       </w:r>
@@ -3108,7 +3039,6 @@
           <w:ilvl w:val="0"/>
           <w:numId w:val="6"/>
         </w:numPr>
-        <w:jc w:val="both"/>
         <w:rPr>
           <w:rFonts w:cs="Liberation Serif"/>
         </w:rPr>
@@ -3133,7 +3063,6 @@
           <w:ilvl w:val="0"/>
           <w:numId w:val="6"/>
         </w:numPr>
-        <w:jc w:val="both"/>
         <w:rPr>
           <w:rFonts w:cs="Liberation Serif"/>
         </w:rPr>
@@ -3164,7 +3093,6 @@
           <w:ilvl w:val="0"/>
           <w:numId w:val="6"/>
         </w:numPr>
-        <w:jc w:val="both"/>
         <w:rPr>
           <w:rFonts w:cs="Liberation Serif"/>
         </w:rPr>
@@ -3228,9 +3156,6 @@
       <w:bookmarkEnd w:id="3"/>
     </w:p>
     <w:p>
-      <w:pPr>
-        <w:jc w:val="both"/>
-      </w:pPr>
       <w:r>
         <w:t xml:space="preserve">Лидарам называют класс устройств, которые </w:t>
       </w:r>
@@ -3251,9 +3176,6 @@
       </w:r>
     </w:p>
     <w:p>
-      <w:pPr>
-        <w:jc w:val="both"/>
-      </w:pPr>
       <w:r>
         <w:t>Одним из наиболее простых устройств, использующих при</w:t>
       </w:r>
@@ -3301,7 +3223,6 @@
           <w:ilvl w:val="0"/>
           <w:numId w:val="8"/>
         </w:numPr>
-        <w:jc w:val="both"/>
       </w:pPr>
       <w:r>
         <w:rPr>
@@ -3321,7 +3242,6 @@
           <w:ilvl w:val="0"/>
           <w:numId w:val="8"/>
         </w:numPr>
-        <w:jc w:val="both"/>
       </w:pPr>
       <w:r>
         <w:rPr>
@@ -3342,7 +3262,6 @@
     <w:p>
       <w:pPr>
         <w:ind w:firstLine="0"/>
-        <w:jc w:val="both"/>
       </w:pPr>
       <w:r>
         <w:t xml:space="preserve">Лазерный сканер – оптический прибор для измерения расстояния с модулем сканировния для перемещения дальномера в пространстве. </w:t>
@@ -3358,7 +3277,6 @@
           <w:ilvl w:val="0"/>
           <w:numId w:val="7"/>
         </w:numPr>
-        <w:jc w:val="both"/>
       </w:pPr>
       <w:r>
         <w:rPr>
@@ -3387,7 +3305,6 @@
       <w:pPr>
         <w:pStyle w:val="ListParagraph"/>
         <w:ind w:firstLine="0"/>
-        <w:jc w:val="both"/>
       </w:pPr>
       <w:r>
         <w:t xml:space="preserve">Лидар </w:t>
@@ -3458,15 +3375,13 @@
     </w:p>
     <w:p>
       <w:pPr>
-        <w:jc w:val="both"/>
-        <w:rPr>
-          <w:rFonts w:cs="Liberation Serif"/>
-        </w:rPr>
-      </w:pPr>
-    </w:p>
-    <w:p>
-      <w:pPr>
-        <w:jc w:val="both"/>
+        <w:rPr>
+          <w:rFonts w:cs="Liberation Serif"/>
+        </w:rPr>
+      </w:pPr>
+    </w:p>
+    <w:p>
+      <w:pPr>
         <w:rPr>
           <w:rFonts w:cs="Liberation Serif"/>
         </w:rPr>
@@ -3564,7 +3479,6 @@
     </w:p>
     <w:p>
       <w:pPr>
-        <w:jc w:val="both"/>
         <w:rPr>
           <w:rFonts w:cs="Liberation Serif"/>
         </w:rPr>
@@ -3622,7 +3536,6 @@
           <w:numId w:val="0"/>
         </w:numPr>
         <w:ind w:left="720"/>
-        <w:jc w:val="left"/>
       </w:pPr>
     </w:p>
     <w:p>
@@ -3632,7 +3545,6 @@
           <w:ilvl w:val="0"/>
           <w:numId w:val="7"/>
         </w:numPr>
-        <w:jc w:val="both"/>
         <w:rPr>
           <w:rFonts w:cs="Liberation Serif"/>
           <w:i/>
@@ -3649,9 +3561,6 @@
       </w:r>
     </w:p>
     <w:p>
-      <w:pPr>
-        <w:jc w:val="both"/>
-      </w:pPr>
       <w:r>
         <w:t>В случае необходимости получения пространственных картин с высокой</w:t>
       </w:r>
@@ -3802,7 +3711,6 @@
           <w:ilvl w:val="0"/>
           <w:numId w:val="9"/>
         </w:numPr>
-        <w:jc w:val="both"/>
         <w:rPr>
           <w:rFonts w:ascii="Times New Roman" w:hAnsi="Times New Roman"/>
           <w:sz w:val="24"/>
@@ -3831,7 +3739,6 @@
           <w:ilvl w:val="0"/>
           <w:numId w:val="9"/>
         </w:numPr>
-        <w:jc w:val="both"/>
       </w:pPr>
       <w:r>
         <w:rPr>
@@ -3852,7 +3759,6 @@
           <w:ilvl w:val="0"/>
           <w:numId w:val="9"/>
         </w:numPr>
-        <w:jc w:val="both"/>
       </w:pPr>
       <w:r>
         <w:rPr>
@@ -3873,7 +3779,6 @@
           <w:ilvl w:val="0"/>
           <w:numId w:val="9"/>
         </w:numPr>
-        <w:jc w:val="both"/>
       </w:pPr>
       <w:r>
         <w:rPr>
@@ -3897,7 +3802,6 @@
           <w:ilvl w:val="0"/>
           <w:numId w:val="9"/>
         </w:numPr>
-        <w:jc w:val="both"/>
       </w:pPr>
       <w:r>
         <w:rPr>
@@ -3924,7 +3828,6 @@
           <w:ilvl w:val="0"/>
           <w:numId w:val="9"/>
         </w:numPr>
-        <w:jc w:val="both"/>
       </w:pPr>
       <w:r>
         <w:rPr>
@@ -3941,7 +3844,6 @@
     <w:p>
       <w:pPr>
         <w:ind w:firstLine="0"/>
-        <w:jc w:val="both"/>
       </w:pPr>
       <w:r>
         <w:rPr>
@@ -3961,7 +3863,6 @@
           <w:ilvl w:val="0"/>
           <w:numId w:val="10"/>
         </w:numPr>
-        <w:jc w:val="both"/>
         <w:rPr>
           <w:lang w:eastAsia="en-US"/>
         </w:rPr>
@@ -4016,7 +3917,6 @@
           <w:ilvl w:val="0"/>
           <w:numId w:val="10"/>
         </w:numPr>
-        <w:jc w:val="both"/>
         <w:rPr>
           <w:lang w:val="en-US" w:eastAsia="en-US"/>
         </w:rPr>
@@ -4038,7 +3938,6 @@
       <w:pPr>
         <w:pStyle w:val="ListParagraph"/>
         <w:ind w:firstLine="0"/>
-        <w:jc w:val="both"/>
         <w:rPr>
           <w:lang w:eastAsia="en-US"/>
         </w:rPr>
@@ -4054,7 +3953,6 @@
       <w:pPr>
         <w:pStyle w:val="ListParagraph"/>
         <w:ind w:firstLine="0"/>
-        <w:jc w:val="both"/>
         <w:rPr>
           <w:lang w:eastAsia="en-US"/>
         </w:rPr>
@@ -4073,7 +3971,6 @@
           <w:ilvl w:val="0"/>
           <w:numId w:val="10"/>
         </w:numPr>
-        <w:jc w:val="both"/>
         <w:rPr>
           <w:lang w:eastAsia="en-US"/>
         </w:rPr>
@@ -4098,7 +3995,6 @@
           <w:ilvl w:val="0"/>
           <w:numId w:val="10"/>
         </w:numPr>
-        <w:jc w:val="both"/>
         <w:rPr>
           <w:lang w:eastAsia="en-US"/>
         </w:rPr>
@@ -4118,7 +4014,6 @@
           <w:ilvl w:val="0"/>
           <w:numId w:val="10"/>
         </w:numPr>
-        <w:jc w:val="both"/>
         <w:rPr>
           <w:lang w:eastAsia="en-US"/>
         </w:rPr>
@@ -4142,7 +4037,7 @@
           <w:ilvl w:val="0"/>
           <w:numId w:val="0"/>
         </w:numPr>
-        <w:ind w:left="720" w:hanging="360"/>
+        <w:ind w:left="720"/>
       </w:pPr>
     </w:p>
     <w:p>
@@ -4577,7 +4472,6 @@
     <w:p>
       <w:pPr>
         <w:ind w:left="360" w:firstLine="0"/>
-        <w:jc w:val="both"/>
         <w:rPr>
           <w:rFonts w:cs="Liberation Serif"/>
         </w:rPr>
@@ -4687,13 +4581,11 @@
       <w:pPr>
         <w:pStyle w:val="ListParagraph"/>
         <w:ind w:firstLine="0"/>
-        <w:jc w:val="both"/>
       </w:pPr>
     </w:p>
     <w:p>
       <w:pPr>
         <w:ind w:firstLine="0"/>
-        <w:jc w:val="both"/>
       </w:pPr>
       <w:r>
         <w:rPr>
@@ -4833,23 +4725,20 @@
     </w:p>
     <w:p>
       <w:pPr>
-        <w:jc w:val="both"/>
-        <w:rPr>
-          <w:rFonts w:cs="Liberation Serif"/>
-        </w:rPr>
-      </w:pPr>
-    </w:p>
-    <w:p>
-      <w:pPr>
-        <w:jc w:val="both"/>
-        <w:rPr>
-          <w:rFonts w:cs="Liberation Serif"/>
-        </w:rPr>
-      </w:pPr>
-    </w:p>
-    <w:p>
-      <w:pPr>
-        <w:jc w:val="both"/>
+        <w:rPr>
+          <w:rFonts w:cs="Liberation Serif"/>
+        </w:rPr>
+      </w:pPr>
+    </w:p>
+    <w:p>
+      <w:pPr>
+        <w:rPr>
+          <w:rFonts w:cs="Liberation Serif"/>
+        </w:rPr>
+      </w:pPr>
+    </w:p>
+    <w:p>
+      <w:pPr>
         <w:rPr>
           <w:rFonts w:cs="Liberation Serif"/>
         </w:rPr>
@@ -5139,13 +5028,11 @@
       <w:pPr>
         <w:pStyle w:val="ListParagraph"/>
         <w:ind w:firstLine="0"/>
-        <w:jc w:val="both"/>
       </w:pPr>
     </w:p>
     <w:p>
       <w:pPr>
         <w:ind w:firstLine="0"/>
-        <w:jc w:val="both"/>
       </w:pPr>
       <w:r>
         <w:rPr>
@@ -5423,79 +5310,69 @@
     <w:p/>
     <w:p>
       <w:pPr>
-        <w:jc w:val="both"/>
-        <w:rPr>
-          <w:rFonts w:cs="Liberation Serif"/>
-        </w:rPr>
-      </w:pPr>
-    </w:p>
-    <w:p>
-      <w:pPr>
-        <w:jc w:val="both"/>
-        <w:rPr>
-          <w:rFonts w:cs="Liberation Serif"/>
-        </w:rPr>
-      </w:pPr>
-    </w:p>
-    <w:p>
-      <w:pPr>
-        <w:jc w:val="both"/>
-        <w:rPr>
-          <w:rFonts w:cs="Liberation Serif"/>
-        </w:rPr>
-      </w:pPr>
-    </w:p>
-    <w:p>
-      <w:pPr>
-        <w:jc w:val="both"/>
-        <w:rPr>
-          <w:rFonts w:cs="Liberation Serif"/>
-        </w:rPr>
-      </w:pPr>
-    </w:p>
-    <w:p>
-      <w:pPr>
-        <w:jc w:val="both"/>
-        <w:rPr>
-          <w:rFonts w:cs="Liberation Serif"/>
-        </w:rPr>
-      </w:pPr>
-    </w:p>
-    <w:p>
-      <w:pPr>
-        <w:jc w:val="both"/>
-        <w:rPr>
-          <w:rFonts w:cs="Liberation Serif"/>
-        </w:rPr>
-      </w:pPr>
-    </w:p>
-    <w:p>
-      <w:pPr>
-        <w:jc w:val="both"/>
-        <w:rPr>
-          <w:rFonts w:cs="Liberation Serif"/>
-        </w:rPr>
-      </w:pPr>
-    </w:p>
-    <w:p>
-      <w:pPr>
-        <w:jc w:val="both"/>
-        <w:rPr>
-          <w:rFonts w:cs="Liberation Serif"/>
-        </w:rPr>
-      </w:pPr>
-    </w:p>
-    <w:p>
-      <w:pPr>
-        <w:jc w:val="both"/>
-        <w:rPr>
-          <w:rFonts w:cs="Liberation Serif"/>
-        </w:rPr>
-      </w:pPr>
-    </w:p>
-    <w:p>
-      <w:pPr>
-        <w:jc w:val="both"/>
+        <w:rPr>
+          <w:rFonts w:cs="Liberation Serif"/>
+        </w:rPr>
+      </w:pPr>
+    </w:p>
+    <w:p>
+      <w:pPr>
+        <w:rPr>
+          <w:rFonts w:cs="Liberation Serif"/>
+        </w:rPr>
+      </w:pPr>
+    </w:p>
+    <w:p>
+      <w:pPr>
+        <w:rPr>
+          <w:rFonts w:cs="Liberation Serif"/>
+        </w:rPr>
+      </w:pPr>
+    </w:p>
+    <w:p>
+      <w:pPr>
+        <w:rPr>
+          <w:rFonts w:cs="Liberation Serif"/>
+        </w:rPr>
+      </w:pPr>
+    </w:p>
+    <w:p>
+      <w:pPr>
+        <w:rPr>
+          <w:rFonts w:cs="Liberation Serif"/>
+        </w:rPr>
+      </w:pPr>
+    </w:p>
+    <w:p>
+      <w:pPr>
+        <w:rPr>
+          <w:rFonts w:cs="Liberation Serif"/>
+        </w:rPr>
+      </w:pPr>
+    </w:p>
+    <w:p>
+      <w:pPr>
+        <w:rPr>
+          <w:rFonts w:cs="Liberation Serif"/>
+        </w:rPr>
+      </w:pPr>
+    </w:p>
+    <w:p>
+      <w:pPr>
+        <w:rPr>
+          <w:rFonts w:cs="Liberation Serif"/>
+        </w:rPr>
+      </w:pPr>
+    </w:p>
+    <w:p>
+      <w:pPr>
+        <w:rPr>
+          <w:rFonts w:cs="Liberation Serif"/>
+        </w:rPr>
+      </w:pPr>
+    </w:p>
+    <w:p>
+      <w:pPr>
         <w:rPr>
           <w:rFonts w:cs="Liberation Serif"/>
         </w:rPr>
@@ -5519,7 +5396,6 @@
     </w:p>
     <w:p>
       <w:pPr>
-        <w:jc w:val="both"/>
         <w:rPr>
           <w:rFonts w:cs="Liberation Serif"/>
         </w:rPr>
@@ -5544,9 +5420,6 @@
       </w:r>
     </w:p>
     <w:p>
-      <w:pPr>
-        <w:jc w:val="both"/>
-      </w:pPr>
       <w:r>
         <w:t>Миллиметровые волны (mmWave) — это класс радиолокационных технологий, использующих коротковолновые электромагнитные волны. Система mmWave, работающая на частоте 76–81 ГГц (с соответствующей длиной волны около 4 мм), позволяет регистрировать перемещения с точностью до долей миллиметра. Радарный модуль IVS-565, используемый в данной работе, функционирует именно в этом диапазоне</w:t>
       </w:r>
@@ -5558,9 +5431,6 @@
       </w:r>
     </w:p>
     <w:p>
-      <w:pPr>
-        <w:jc w:val="both"/>
-      </w:pPr>
       <w:r>
         <w:t xml:space="preserve">Рассматриваемые радары реализуют технологию mmWave особого класса, называемую </w:t>
       </w:r>
@@ -5589,7 +5459,6 @@
     </w:p>
     <w:p>
       <w:pPr>
-        <w:jc w:val="both"/>
         <w:rPr>
           <w:rFonts w:cs="Liberation Serif"/>
         </w:rPr>
@@ -5875,23 +5744,20 @@
     </w:p>
     <w:p>
       <w:pPr>
-        <w:jc w:val="both"/>
-        <w:rPr>
-          <w:rFonts w:cs="Liberation Serif"/>
-        </w:rPr>
-      </w:pPr>
-    </w:p>
-    <w:p>
-      <w:pPr>
-        <w:jc w:val="both"/>
-        <w:rPr>
-          <w:rFonts w:cs="Liberation Serif"/>
-        </w:rPr>
-      </w:pPr>
-    </w:p>
-    <w:p>
-      <w:pPr>
-        <w:jc w:val="both"/>
+        <w:rPr>
+          <w:rFonts w:cs="Liberation Serif"/>
+        </w:rPr>
+      </w:pPr>
+    </w:p>
+    <w:p>
+      <w:pPr>
+        <w:rPr>
+          <w:rFonts w:cs="Liberation Serif"/>
+        </w:rPr>
+      </w:pPr>
+    </w:p>
+    <w:p>
+      <w:pPr>
         <w:rPr>
           <w:rFonts w:cs="Liberation Serif"/>
         </w:rPr>
@@ -5917,7 +5783,6 @@
     </w:p>
     <w:p>
       <w:pPr>
-        <w:jc w:val="both"/>
         <w:rPr>
           <w:rFonts w:cs="Liberation Serif"/>
         </w:rPr>
@@ -5981,7 +5846,6 @@
     </w:p>
     <w:p>
       <w:pPr>
-        <w:jc w:val="both"/>
         <w:rPr>
           <w:rFonts w:cs="Liberation Serif"/>
         </w:rPr>
@@ -6018,15 +5882,13 @@
     </w:p>
     <w:p>
       <w:pPr>
-        <w:jc w:val="both"/>
-        <w:rPr>
-          <w:rFonts w:cs="Liberation Serif"/>
-        </w:rPr>
-      </w:pPr>
-    </w:p>
-    <w:p>
-      <w:pPr>
-        <w:jc w:val="both"/>
+        <w:rPr>
+          <w:rFonts w:cs="Liberation Serif"/>
+        </w:rPr>
+      </w:pPr>
+    </w:p>
+    <w:p>
+      <w:pPr>
         <w:rPr>
           <w:rFonts w:cs="Liberation Serif"/>
         </w:rPr>
@@ -6164,7 +6026,6 @@
           <w:p>
             <w:pPr>
               <w:pStyle w:val="ds-markdown-paragraph"/>
-              <w:jc w:val="both"/>
               <w:rPr>
                 <w:rFonts w:ascii="Liberation Serif" w:hAnsi="Liberation Serif" w:cs="Liberation Serif"/>
                 <w:i/>
@@ -6258,15 +6119,13 @@
     </w:tbl>
     <w:p>
       <w:pPr>
-        <w:jc w:val="both"/>
-        <w:rPr>
-          <w:rFonts w:cs="Liberation Serif"/>
-        </w:rPr>
-      </w:pPr>
-    </w:p>
-    <w:p>
-      <w:pPr>
-        <w:jc w:val="both"/>
+        <w:rPr>
+          <w:rFonts w:cs="Liberation Serif"/>
+        </w:rPr>
+      </w:pPr>
+    </w:p>
+    <w:p>
+      <w:pPr>
         <w:rPr>
           <w:rFonts w:cs="Liberation Serif"/>
         </w:rPr>
@@ -6338,31 +6197,27 @@
     </w:p>
     <w:p>
       <w:pPr>
-        <w:jc w:val="both"/>
-        <w:rPr>
-          <w:rFonts w:cs="Liberation Serif"/>
-        </w:rPr>
-      </w:pPr>
-    </w:p>
-    <w:p>
-      <w:pPr>
-        <w:jc w:val="both"/>
-        <w:rPr>
-          <w:rFonts w:cs="Liberation Serif"/>
-        </w:rPr>
-      </w:pPr>
-    </w:p>
-    <w:p>
-      <w:pPr>
-        <w:jc w:val="both"/>
-        <w:rPr>
-          <w:rFonts w:cs="Liberation Serif"/>
-        </w:rPr>
-      </w:pPr>
-    </w:p>
-    <w:p>
-      <w:pPr>
-        <w:jc w:val="both"/>
+        <w:rPr>
+          <w:rFonts w:cs="Liberation Serif"/>
+        </w:rPr>
+      </w:pPr>
+    </w:p>
+    <w:p>
+      <w:pPr>
+        <w:rPr>
+          <w:rFonts w:cs="Liberation Serif"/>
+        </w:rPr>
+      </w:pPr>
+    </w:p>
+    <w:p>
+      <w:pPr>
+        <w:rPr>
+          <w:rFonts w:cs="Liberation Serif"/>
+        </w:rPr>
+      </w:pPr>
+    </w:p>
+    <w:p>
+      <w:pPr>
         <w:rPr>
           <w:rFonts w:cs="Liberation Serif"/>
         </w:rPr>
@@ -7040,7 +6895,6 @@
     </w:tbl>
     <w:p>
       <w:pPr>
-        <w:jc w:val="both"/>
         <w:rPr>
           <w:rFonts w:cs="Liberation Serif"/>
         </w:rPr>
@@ -7112,7 +6966,6 @@
     </w:p>
     <w:p>
       <w:pPr>
-        <w:jc w:val="both"/>
         <w:rPr>
           <w:rFonts w:cs="Liberation Serif"/>
         </w:rPr>
@@ -7126,7 +6979,6 @@
     </w:p>
     <w:p>
       <w:pPr>
-        <w:jc w:val="both"/>
         <w:rPr>
           <w:rFonts w:cs="Liberation Serif"/>
         </w:rPr>
@@ -7617,15 +7469,13 @@
     </w:tbl>
     <w:p>
       <w:pPr>
-        <w:jc w:val="both"/>
-        <w:rPr>
-          <w:rFonts w:cs="Liberation Serif"/>
-        </w:rPr>
-      </w:pPr>
-    </w:p>
-    <w:p>
-      <w:pPr>
-        <w:jc w:val="both"/>
+        <w:rPr>
+          <w:rFonts w:cs="Liberation Serif"/>
+        </w:rPr>
+      </w:pPr>
+    </w:p>
+    <w:p>
+      <w:pPr>
         <w:rPr>
           <w:rFonts w:cs="Liberation Serif"/>
         </w:rPr>
@@ -7889,7 +7739,6 @@
     </w:tbl>
     <w:p>
       <w:pPr>
-        <w:jc w:val="both"/>
         <w:rPr>
           <w:rFonts w:cs="Liberation Serif"/>
         </w:rPr>
@@ -8063,6 +7912,7 @@
           <w:p>
             <w:pPr>
               <w:pStyle w:val="FORMULA"/>
+              <w:jc w:val="left"/>
             </w:pPr>
           </w:p>
         </w:tc>
@@ -8070,15 +7920,13 @@
     </w:tbl>
     <w:p>
       <w:pPr>
-        <w:jc w:val="both"/>
-        <w:rPr>
-          <w:rFonts w:cs="Liberation Serif"/>
-        </w:rPr>
-      </w:pPr>
-    </w:p>
-    <w:p>
-      <w:pPr>
-        <w:jc w:val="both"/>
+        <w:rPr>
+          <w:rFonts w:cs="Liberation Serif"/>
+        </w:rPr>
+      </w:pPr>
+    </w:p>
+    <w:p>
+      <w:pPr>
         <w:rPr>
           <w:rFonts w:cs="Liberation Serif"/>
         </w:rPr>
@@ -8223,7 +8071,6 @@
     <w:p>
       <w:pPr>
         <w:ind w:firstLine="0"/>
-        <w:jc w:val="both"/>
       </w:pPr>
       <w:r>
         <w:rPr>
@@ -8298,7 +8145,6 @@
     <w:p>
       <w:pPr>
         <w:ind w:firstLine="0"/>
-        <w:jc w:val="both"/>
         <w:rPr>
           <w:rFonts w:cs="Liberation Serif"/>
         </w:rPr>
@@ -8307,9 +8153,9 @@
     <w:p>
       <w:pPr>
         <w:ind w:firstLine="0"/>
-        <w:jc w:val="both"/>
-        <w:rPr>
-          <w:rFonts w:cs="Liberation Serif"/>
+        <w:rPr>
+          <w:rFonts w:cs="Liberation Serif"/>
+          <w:lang w:val="en-US"/>
         </w:rPr>
       </w:pPr>
     </w:p>
@@ -8328,52 +8174,776 @@
         <w:t xml:space="preserve">РАЗРАБОТКА СТРУКТОРНОЙ И ПРИНЦИПИАЛЬНОЙ СХЕМ </w:t>
       </w:r>
     </w:p>
-    <w:p>
-      <w:pPr>
+    <w:p/>
+    <w:p>
+      <w:pPr>
+        <w:rPr>
+          <w:rStyle w:val="Emphasis"/>
+          <w:i w:val="0"/>
+          <w:iCs w:val="0"/>
+        </w:rPr>
+      </w:pPr>
+      <w:r>
+        <w:rPr>
+          <w:rStyle w:val="Emphasis"/>
+          <w:i w:val="0"/>
+          <w:iCs w:val="0"/>
+        </w:rPr>
+        <w:t>Для преобразования выходного сигнала радарного модуля в форму, пригодную для определения расстояния до препятствия, необходима разработка устройства для обработки данных и их последующей передачи на персональный компьютер. На рисунке 8 представлена структурная схема разработанного модуля определения расстояния на базе радиорадара.</w:t>
+      </w:r>
+    </w:p>
+    <w:p>
+      <w:r>
+        <w:rPr>
+          <w:noProof/>
+          <w14:ligatures w14:val="standardContextual"/>
+        </w:rPr>
+        <w:drawing>
+          <wp:inline distT="0" distB="0" distL="0" distR="0" wp14:anchorId="7A426EF2" wp14:editId="58A7AC8F">
+            <wp:extent cx="5643111" cy="2352502"/>
+            <wp:effectExtent l="0" t="0" r="0" b="0"/>
+            <wp:docPr id="16" name="Picture 16"/>
+            <wp:cNvGraphicFramePr>
+              <a:graphicFrameLocks xmlns:a="http://schemas.openxmlformats.org/drawingml/2006/main" noChangeAspect="1"/>
+            </wp:cNvGraphicFramePr>
+            <a:graphic xmlns:a="http://schemas.openxmlformats.org/drawingml/2006/main">
+              <a:graphicData uri="http://schemas.openxmlformats.org/drawingml/2006/picture">
+                <pic:pic xmlns:pic="http://schemas.openxmlformats.org/drawingml/2006/picture">
+                  <pic:nvPicPr>
+                    <pic:cNvPr id="1" name=""/>
+                    <pic:cNvPicPr/>
+                  </pic:nvPicPr>
+                  <pic:blipFill>
+                    <a:blip r:embed="rId19"/>
+                    <a:stretch>
+                      <a:fillRect/>
+                    </a:stretch>
+                  </pic:blipFill>
+                  <pic:spPr>
+                    <a:xfrm>
+                      <a:off x="0" y="0"/>
+                      <a:ext cx="5644718" cy="2353172"/>
+                    </a:xfrm>
+                    <a:prstGeom prst="rect">
+                      <a:avLst/>
+                    </a:prstGeom>
+                  </pic:spPr>
+                </pic:pic>
+              </a:graphicData>
+            </a:graphic>
+          </wp:inline>
+        </w:drawing>
+      </w:r>
+    </w:p>
+    <w:p>
+      <w:pPr>
+        <w:pStyle w:val="Risunok"/>
+      </w:pPr>
+      <w:r>
+        <w:t xml:space="preserve">Структурная схема </w:t>
+      </w:r>
+    </w:p>
+    <w:p>
+      <w:pPr>
+        <w:pStyle w:val="Risunok"/>
+        <w:numPr>
+          <w:ilvl w:val="0"/>
+          <w:numId w:val="0"/>
+        </w:numPr>
+        <w:ind w:left="720"/>
         <w:jc w:val="both"/>
-        <w:rPr>
-          <w:rFonts w:cs="Liberation Serif"/>
-        </w:rPr>
-      </w:pPr>
-    </w:p>
-    <w:p>
-      <w:pPr>
-        <w:jc w:val="both"/>
-        <w:rPr>
-          <w:rFonts w:cs="Liberation Serif"/>
-        </w:rPr>
-      </w:pPr>
-    </w:p>
-    <w:p>
-      <w:pPr>
-        <w:jc w:val="both"/>
-        <w:rPr>
-          <w:rFonts w:cs="Liberation Serif"/>
-        </w:rPr>
-      </w:pPr>
-    </w:p>
-    <w:p>
-      <w:pPr>
-        <w:jc w:val="both"/>
-        <w:rPr>
-          <w:rFonts w:cs="Liberation Serif"/>
-        </w:rPr>
-      </w:pPr>
-    </w:p>
-    <w:p>
-      <w:pPr>
-        <w:spacing w:after="160" w:line="259" w:lineRule="auto"/>
+      </w:pPr>
+    </w:p>
+    <w:p>
+      <w:pPr>
+        <w:rPr>
+          <w:rStyle w:val="Emphasis"/>
+          <w:i w:val="0"/>
+          <w:iCs w:val="0"/>
+        </w:rPr>
+      </w:pPr>
+      <w:r>
+        <w:rPr>
+          <w:rStyle w:val="Emphasis"/>
+          <w:i w:val="0"/>
+          <w:iCs w:val="0"/>
+        </w:rPr>
+        <w:t>Принципиальная схема аналогового тракта и программное обеспечение микроконтроллера разработаны в рамках данной работы</w:t>
+      </w:r>
+      <w:r>
+        <w:rPr>
+          <w:rStyle w:val="Emphasis"/>
+          <w:i w:val="0"/>
+          <w:iCs w:val="0"/>
+        </w:rPr>
+        <w:t xml:space="preserve">. </w:t>
+      </w:r>
+    </w:p>
+    <w:p>
+      <w:r>
+        <w:t xml:space="preserve">Для преобразования выходного сигнала радарного модуля в форму, пригодную для оцифровки встроенным АЦП микроконтроллера, была разработана аналоговая схема согласования. </w:t>
+      </w:r>
+      <w:r>
+        <w:t>Выходной сигнал с радара представляет собой совокуп</w:t>
+      </w:r>
+      <w:r>
+        <w:t>н</w:t>
+      </w:r>
+      <w:r>
+        <w:t>ость из:</w:t>
+      </w:r>
+    </w:p>
+    <w:p>
+      <w:pPr>
+        <w:pStyle w:val="ListParagraph"/>
+        <w:numPr>
+          <w:ilvl w:val="0"/>
+          <w:numId w:val="19"/>
+        </w:numPr>
+        <w:rPr>
+          <w:rFonts w:cs="Liberation Serif"/>
+        </w:rPr>
+      </w:pPr>
+      <w:r>
+        <w:rPr>
+          <w:rFonts w:cs="Liberation Serif"/>
+        </w:rPr>
+        <w:t xml:space="preserve">Разностного сигнала (частота биений </w:t>
+      </w:r>
+      <w:r>
+        <w:rPr>
+          <w:rFonts w:cs="Liberation Serif"/>
+          <w:lang w:val="en-US"/>
+        </w:rPr>
+        <w:t>f</w:t>
+      </w:r>
+      <w:r>
+        <w:rPr>
+          <w:rFonts w:cs="Liberation Serif"/>
+          <w:vertAlign w:val="subscript"/>
+          <w:lang w:val="en-US"/>
+        </w:rPr>
+        <w:t>b</w:t>
+      </w:r>
+      <w:r>
+        <w:rPr>
+          <w:rFonts w:cs="Liberation Serif"/>
+        </w:rPr>
+        <w:t>)</w:t>
+      </w:r>
+      <w:r>
+        <w:rPr>
+          <w:rFonts w:cs="Liberation Serif"/>
+        </w:rPr>
+        <w:t xml:space="preserve">, </w:t>
+      </w:r>
+      <w:r>
+        <w:rPr>
+          <w:rFonts w:cs="Liberation Serif"/>
+        </w:rPr>
+        <w:t>несущего</w:t>
+      </w:r>
+      <w:r>
+        <w:rPr>
+          <w:rFonts w:cs="Liberation Serif"/>
+        </w:rPr>
+        <w:t xml:space="preserve"> информацию о расстоянии;</w:t>
+      </w:r>
+    </w:p>
+    <w:p>
+      <w:pPr>
+        <w:pStyle w:val="ListParagraph"/>
+        <w:numPr>
+          <w:ilvl w:val="0"/>
+          <w:numId w:val="19"/>
+        </w:numPr>
+        <w:rPr>
+          <w:rFonts w:cs="Liberation Serif"/>
+        </w:rPr>
+      </w:pPr>
+      <w:r>
+        <w:rPr>
+          <w:rFonts w:cs="Liberation Serif"/>
+        </w:rPr>
+        <w:t>Постоянную составляющую;</w:t>
+      </w:r>
+    </w:p>
+    <w:p>
+      <w:pPr>
+        <w:pStyle w:val="ListParagraph"/>
+        <w:numPr>
+          <w:ilvl w:val="0"/>
+          <w:numId w:val="19"/>
+        </w:numPr>
+        <w:rPr>
+          <w:rFonts w:cs="Liberation Serif"/>
+        </w:rPr>
+      </w:pPr>
+      <w:r>
+        <w:rPr>
+          <w:rFonts w:cs="Liberation Serif"/>
+        </w:rPr>
+        <w:lastRenderedPageBreak/>
+        <w:t>Высокочастотные шумы и паразитные составляющие.</w:t>
+      </w:r>
+      <w:r>
+        <w:rPr>
+          <w:rFonts w:cs="Liberation Serif"/>
+        </w:rPr>
+        <w:t xml:space="preserve"> </w:t>
+      </w:r>
+      <w:r>
+        <w:rPr>
+          <w:rFonts w:cs="Liberation Serif"/>
+        </w:rPr>
+        <w:t xml:space="preserve"> </w:t>
+      </w:r>
+    </w:p>
+    <w:p>
+      <w:pPr>
         <w:ind w:firstLine="0"/>
         <w:rPr>
           <w:rFonts w:cs="Liberation Serif"/>
         </w:rPr>
       </w:pPr>
+    </w:p>
+    <w:p>
+      <w:pPr>
+        <w:ind w:firstLine="0"/>
+        <w:rPr>
+          <w:rFonts w:cs="Liberation Serif"/>
+        </w:rPr>
+      </w:pPr>
+      <w:r>
+        <w:rPr>
+          <w:rFonts w:cs="Liberation Serif"/>
+        </w:rPr>
+        <w:t>Для о</w:t>
+      </w:r>
+      <w:r>
+        <w:rPr>
+          <w:rFonts w:cs="Liberation Serif"/>
+        </w:rPr>
+        <w:t>ци</w:t>
+      </w:r>
+      <w:r>
+        <w:rPr>
+          <w:rFonts w:cs="Liberation Serif"/>
+        </w:rPr>
+        <w:t>фровки сигнала микроконтроллером необходимо было решить ряд проблем:</w:t>
+      </w:r>
+    </w:p>
+    <w:p>
+      <w:pPr>
+        <w:pStyle w:val="ListParagraph"/>
+        <w:numPr>
+          <w:ilvl w:val="0"/>
+          <w:numId w:val="20"/>
+        </w:numPr>
+        <w:rPr>
+          <w:rFonts w:cs="Liberation Serif"/>
+        </w:rPr>
+      </w:pPr>
+      <w:r>
+        <w:rPr>
+          <w:rFonts w:cs="Liberation Serif"/>
+        </w:rPr>
+        <w:t xml:space="preserve">Амплитуда выходного сигнала радара значительно уменьшалась пропорцианально дальности до объекта. Необходимо усиление сигнала. </w:t>
+      </w:r>
+    </w:p>
+    <w:p>
+      <w:pPr>
+        <w:pStyle w:val="ListParagraph"/>
+        <w:numPr>
+          <w:ilvl w:val="0"/>
+          <w:numId w:val="20"/>
+        </w:numPr>
+        <w:rPr>
+          <w:rFonts w:cs="Liberation Serif"/>
+        </w:rPr>
+      </w:pPr>
+      <w:r>
+        <w:rPr>
+          <w:rFonts w:cs="Liberation Serif"/>
+        </w:rPr>
+        <w:t>Для корректного усиления  сигнала</w:t>
+      </w:r>
+      <w:r>
+        <w:rPr>
+          <w:rFonts w:cs="Liberation Serif"/>
+        </w:rPr>
+        <w:t xml:space="preserve"> </w:t>
+      </w:r>
+      <w:r>
+        <w:rPr>
+          <w:rFonts w:cs="Liberation Serif"/>
+        </w:rPr>
+        <w:t>он должен быть расположен на среднем значении напряжения питания.</w:t>
+      </w:r>
+      <w:r>
+        <w:rPr>
+          <w:rFonts w:cs="Liberation Serif"/>
+        </w:rPr>
+        <w:t xml:space="preserve"> Также АЦП микроконтроллера не сможет работать с уровнем отрицательного напряжения.</w:t>
+      </w:r>
+    </w:p>
+    <w:p>
+      <w:pPr>
+        <w:pStyle w:val="ListParagraph"/>
+        <w:numPr>
+          <w:ilvl w:val="0"/>
+          <w:numId w:val="20"/>
+        </w:numPr>
+        <w:rPr>
+          <w:rFonts w:cs="Liberation Serif"/>
+        </w:rPr>
+      </w:pPr>
+      <w:r>
+        <w:rPr>
+          <w:rFonts w:cs="Liberation Serif"/>
+        </w:rPr>
+        <w:t>Необходимо устранить собственное смещение напряжения радара.</w:t>
+      </w:r>
+    </w:p>
+    <w:p>
+      <w:pPr>
+        <w:pStyle w:val="ListParagraph"/>
+        <w:numPr>
+          <w:ilvl w:val="0"/>
+          <w:numId w:val="20"/>
+        </w:numPr>
+        <w:rPr>
+          <w:rFonts w:cs="Liberation Serif"/>
+        </w:rPr>
+      </w:pPr>
+      <w:r>
+        <w:rPr>
+          <w:rFonts w:cs="Liberation Serif"/>
+        </w:rPr>
+        <w:t>Необходимо усиливать только переменную составляющую.</w:t>
+      </w:r>
+    </w:p>
+    <w:p>
+      <w:pPr>
+        <w:pStyle w:val="ListParagraph"/>
+        <w:numPr>
+          <w:ilvl w:val="0"/>
+          <w:numId w:val="20"/>
+        </w:numPr>
+        <w:rPr>
+          <w:rFonts w:cs="Liberation Serif"/>
+        </w:rPr>
+      </w:pPr>
+      <w:r>
+        <w:rPr>
+          <w:rFonts w:cs="Liberation Serif"/>
+        </w:rPr>
+        <w:t xml:space="preserve">Для корректной работы алгоритма определения частоты необходимо поддерживать уровень сигнала на опеределенном уровне. То есть необходимо реализзовать автоматическую регулировку усиления.  </w:t>
+      </w:r>
+      <w:r>
+        <w:rPr>
+          <w:rFonts w:cs="Liberation Serif"/>
+        </w:rPr>
+        <w:t xml:space="preserve"> </w:t>
+      </w:r>
+    </w:p>
+    <w:p>
+      <w:pPr>
+        <w:rPr>
+          <w:rFonts w:cs="Liberation Serif"/>
+        </w:rPr>
+      </w:pPr>
+    </w:p>
+    <w:p>
+      <w:pPr>
+        <w:rPr>
+          <w:rFonts w:cs="Liberation Serif"/>
+        </w:rPr>
+      </w:pPr>
+      <w:r>
+        <w:rPr>
+          <w:rFonts w:cs="Liberation Serif"/>
+        </w:rPr>
+        <w:t>Для решения всех вышеперечисленных проблем была разработана принципиальная схема, часть которой</w:t>
+      </w:r>
+      <w:r>
+        <w:rPr>
+          <w:rFonts w:cs="Liberation Serif"/>
+        </w:rPr>
+        <w:t xml:space="preserve">, изображена на рисунке 9. Полный вариант схемы предаставлен в приложении. На рисунке представлена часть, отвечающая за обработку сигнала с одного канала радара. </w:t>
+      </w:r>
+    </w:p>
+    <w:p>
+      <w:pPr>
+        <w:rPr>
+          <w:rFonts w:cs="Liberation Serif"/>
+        </w:rPr>
+      </w:pPr>
+      <w:r>
+        <w:rPr>
+          <w:rFonts w:cs="Liberation Serif"/>
+        </w:rPr>
+        <w:t xml:space="preserve">На схеме видно несколько ОУ. Усилитель </w:t>
+      </w:r>
+      <w:r>
+        <w:rPr>
+          <w:rFonts w:cs="Liberation Serif"/>
+          <w:lang w:val="en-US"/>
+        </w:rPr>
+        <w:t>DA</w:t>
+      </w:r>
+      <w:r>
+        <w:rPr>
+          <w:rFonts w:cs="Liberation Serif"/>
+        </w:rPr>
+        <w:t xml:space="preserve">3 </w:t>
+      </w:r>
+      <w:r>
+        <w:rPr>
+          <w:rFonts w:cs="Liberation Serif"/>
+        </w:rPr>
+        <w:t xml:space="preserve">играет роль повторителя уровня напржения смещения. Он повторяет напряжение на резистивном делетиле, которое имеет значение половины уровня питания. Усилитель </w:t>
+      </w:r>
+      <w:r>
+        <w:rPr>
+          <w:rFonts w:cs="Liberation Serif"/>
+          <w:lang w:val="en-US"/>
+        </w:rPr>
+        <w:t>DA</w:t>
+      </w:r>
+      <w:r>
+        <w:rPr>
+          <w:rFonts w:cs="Liberation Serif"/>
+        </w:rPr>
+        <w:t>4</w:t>
+      </w:r>
+      <w:r>
+        <w:rPr>
+          <w:rFonts w:cs="Liberation Serif"/>
+        </w:rPr>
+        <w:t xml:space="preserve"> выполнен по схеме инвертирующего усилителя </w:t>
+      </w:r>
+      <w:r>
+        <w:rPr>
+          <w:rFonts w:cs="Liberation Serif"/>
+        </w:rPr>
+        <w:lastRenderedPageBreak/>
+        <w:t>(к</w:t>
+      </w:r>
+      <w:r>
+        <w:rPr>
+          <w:rFonts w:cs="Liberation Serif"/>
+        </w:rPr>
+        <w:t>оэффицент данного усилителя равен 1</w:t>
+      </w:r>
+      <w:r>
+        <w:rPr>
+          <w:rFonts w:cs="Liberation Serif"/>
+        </w:rPr>
+        <w:t xml:space="preserve">) и принимает на вход сигнал с радара через конденсатор С2. Засчет этого на выходе </w:t>
+      </w:r>
+      <w:r>
+        <w:rPr>
+          <w:rFonts w:cs="Liberation Serif"/>
+          <w:lang w:val="en-US"/>
+        </w:rPr>
+        <w:t>Out</w:t>
+      </w:r>
+      <w:r>
+        <w:rPr>
+          <w:rFonts w:cs="Liberation Serif"/>
+        </w:rPr>
+        <w:t>_2</w:t>
+      </w:r>
+      <w:r>
+        <w:rPr>
+          <w:rFonts w:cs="Liberation Serif"/>
+        </w:rPr>
+        <w:t xml:space="preserve"> получается сигнал смещенный на уровень </w:t>
+      </w:r>
+      <w:r>
+        <w:rPr>
+          <w:rFonts w:cs="Liberation Serif"/>
+        </w:rPr>
+        <w:t xml:space="preserve">половины питания. Выход </w:t>
+      </w:r>
+      <w:r>
+        <w:rPr>
+          <w:rFonts w:cs="Liberation Serif"/>
+          <w:lang w:val="en-US"/>
+        </w:rPr>
+        <w:t>Out</w:t>
+      </w:r>
+      <w:r>
+        <w:rPr>
+          <w:rFonts w:cs="Liberation Serif"/>
+        </w:rPr>
+        <w:t xml:space="preserve">_2 </w:t>
+      </w:r>
+      <w:r>
+        <w:rPr>
+          <w:rFonts w:cs="Liberation Serif"/>
+        </w:rPr>
+        <w:t xml:space="preserve">идёт на вход вывода микроконтроллера, который является прямым входом встроенного ОУ. Инверсный вход встроенного ОУ связан с делителем напряжения, коэффициент которого можно изменять  программно. Конденсатор </w:t>
+      </w:r>
+      <w:r>
+        <w:rPr>
+          <w:rFonts w:cs="Liberation Serif"/>
+          <w:lang w:val="en-US"/>
+        </w:rPr>
+        <w:t>C</w:t>
+      </w:r>
+      <w:r>
+        <w:rPr>
+          <w:rFonts w:cs="Liberation Serif"/>
+        </w:rPr>
+        <w:t>4</w:t>
+      </w:r>
+      <w:r>
+        <w:rPr>
+          <w:rFonts w:cs="Liberation Serif"/>
+        </w:rPr>
+        <w:t xml:space="preserve">, связывающий вывод делителя и землю питания позволяет усиливать только переменную составляющую.  </w:t>
+      </w:r>
+    </w:p>
+    <w:p>
+      <w:pPr>
+        <w:rPr>
+          <w:rFonts w:cs="Liberation Serif"/>
+        </w:rPr>
+      </w:pPr>
+    </w:p>
+    <w:p>
+      <w:pPr>
+        <w:ind w:firstLine="142"/>
+        <w:jc w:val="center"/>
+        <w:rPr>
+          <w:rFonts w:cs="Liberation Serif"/>
+        </w:rPr>
+      </w:pPr>
+      <w:r>
+        <w:rPr>
+          <w:noProof/>
+          <w14:ligatures w14:val="standardContextual"/>
+        </w:rPr>
+        <w:drawing>
+          <wp:inline distT="0" distB="0" distL="0" distR="0" wp14:anchorId="13CF4FD2" wp14:editId="2B07134A">
+            <wp:extent cx="5878649" cy="2387259"/>
+            <wp:effectExtent l="0" t="0" r="8255" b="0"/>
+            <wp:docPr id="20" name="Picture 20"/>
+            <wp:cNvGraphicFramePr>
+              <a:graphicFrameLocks xmlns:a="http://schemas.openxmlformats.org/drawingml/2006/main" noChangeAspect="1"/>
+            </wp:cNvGraphicFramePr>
+            <a:graphic xmlns:a="http://schemas.openxmlformats.org/drawingml/2006/main">
+              <a:graphicData uri="http://schemas.openxmlformats.org/drawingml/2006/picture">
+                <pic:pic xmlns:pic="http://schemas.openxmlformats.org/drawingml/2006/picture">
+                  <pic:nvPicPr>
+                    <pic:cNvPr id="1" name=""/>
+                    <pic:cNvPicPr/>
+                  </pic:nvPicPr>
+                  <pic:blipFill>
+                    <a:blip r:embed="rId20"/>
+                    <a:stretch>
+                      <a:fillRect/>
+                    </a:stretch>
+                  </pic:blipFill>
+                  <pic:spPr>
+                    <a:xfrm>
+                      <a:off x="0" y="0"/>
+                      <a:ext cx="5901107" cy="2396379"/>
+                    </a:xfrm>
+                    <a:prstGeom prst="rect">
+                      <a:avLst/>
+                    </a:prstGeom>
+                  </pic:spPr>
+                </pic:pic>
+              </a:graphicData>
+            </a:graphic>
+          </wp:inline>
+        </w:drawing>
+      </w:r>
+    </w:p>
+    <w:p>
+      <w:pPr>
+        <w:pStyle w:val="Risunok"/>
+      </w:pPr>
+      <w:r>
+        <w:t>Часть принципиальной схемы</w:t>
+      </w:r>
+    </w:p>
+    <w:p>
+      <w:pPr>
+        <w:rPr>
+          <w:rFonts w:cs="Liberation Serif"/>
+        </w:rPr>
+      </w:pPr>
+    </w:p>
+    <w:p>
+      <w:pPr>
+        <w:ind w:firstLine="142"/>
+        <w:jc w:val="left"/>
+        <w:rPr>
+          <w:rFonts w:cs="Liberation Serif"/>
+        </w:rPr>
+      </w:pPr>
+      <w:r>
+        <w:rPr>
+          <w:noProof/>
+          <w14:ligatures w14:val="standardContextual"/>
+        </w:rPr>
+        <w:drawing>
+          <wp:inline distT="0" distB="0" distL="0" distR="0" wp14:anchorId="67B52C9F" wp14:editId="308DA80A">
+            <wp:extent cx="6106888" cy="2180936"/>
+            <wp:effectExtent l="0" t="0" r="8255" b="0"/>
+            <wp:docPr id="17" name="Picture 17"/>
+            <wp:cNvGraphicFramePr>
+              <a:graphicFrameLocks xmlns:a="http://schemas.openxmlformats.org/drawingml/2006/main" noChangeAspect="1"/>
+            </wp:cNvGraphicFramePr>
+            <a:graphic xmlns:a="http://schemas.openxmlformats.org/drawingml/2006/main">
+              <a:graphicData uri="http://schemas.openxmlformats.org/drawingml/2006/picture">
+                <pic:pic xmlns:pic="http://schemas.openxmlformats.org/drawingml/2006/picture">
+                  <pic:nvPicPr>
+                    <pic:cNvPr id="1" name=""/>
+                    <pic:cNvPicPr/>
+                  </pic:nvPicPr>
+                  <pic:blipFill>
+                    <a:blip r:embed="rId21">
+                      <a:extLst>
+                        <a:ext uri="{28A0092B-C50C-407E-A947-70E740481C1C}">
+                          <a14:useLocalDpi xmlns:a14="http://schemas.microsoft.com/office/drawing/2010/main" val="0"/>
+                        </a:ext>
+                      </a:extLst>
+                    </a:blip>
+                    <a:stretch>
+                      <a:fillRect/>
+                    </a:stretch>
+                  </pic:blipFill>
+                  <pic:spPr>
+                    <a:xfrm>
+                      <a:off x="0" y="0"/>
+                      <a:ext cx="6123714" cy="2186945"/>
+                    </a:xfrm>
+                    <a:prstGeom prst="rect">
+                      <a:avLst/>
+                    </a:prstGeom>
+                  </pic:spPr>
+                </pic:pic>
+              </a:graphicData>
+            </a:graphic>
+          </wp:inline>
+        </w:drawing>
+      </w:r>
+    </w:p>
+    <w:p>
+      <w:pPr>
+        <w:ind w:firstLine="142"/>
+        <w:jc w:val="left"/>
+        <w:rPr>
+          <w:rFonts w:cs="Liberation Serif"/>
+        </w:rPr>
+      </w:pPr>
+    </w:p>
+    <w:p>
+      <w:pPr>
+        <w:ind w:firstLine="142"/>
+        <w:jc w:val="left"/>
+        <w:rPr>
+          <w:rFonts w:cs="Liberation Serif"/>
+        </w:rPr>
+      </w:pPr>
+    </w:p>
+    <w:p>
+      <w:pPr>
+        <w:ind w:firstLine="142"/>
+        <w:jc w:val="left"/>
+        <w:rPr>
+          <w:rFonts w:cs="Liberation Serif"/>
+        </w:rPr>
+      </w:pPr>
+    </w:p>
+    <w:p>
+      <w:pPr>
+        <w:ind w:firstLine="142"/>
+        <w:jc w:val="left"/>
+        <w:rPr>
+          <w:rFonts w:cs="Liberation Serif"/>
+        </w:rPr>
+      </w:pPr>
+      <w:r>
+        <w:rPr>
+          <w:noProof/>
+          <w14:ligatures w14:val="standardContextual"/>
+        </w:rPr>
+        <w:lastRenderedPageBreak/>
+        <w:drawing>
+          <wp:inline distT="0" distB="0" distL="0" distR="0" wp14:anchorId="1A42F1BB" wp14:editId="15405E17">
+            <wp:extent cx="5662930" cy="8229600"/>
+            <wp:effectExtent l="0" t="0" r="0" b="0"/>
+            <wp:docPr id="18" name="Picture 18"/>
+            <wp:cNvGraphicFramePr>
+              <a:graphicFrameLocks xmlns:a="http://schemas.openxmlformats.org/drawingml/2006/main" noChangeAspect="1"/>
+            </wp:cNvGraphicFramePr>
+            <a:graphic xmlns:a="http://schemas.openxmlformats.org/drawingml/2006/main">
+              <a:graphicData uri="http://schemas.openxmlformats.org/drawingml/2006/picture">
+                <pic:pic xmlns:pic="http://schemas.openxmlformats.org/drawingml/2006/picture">
+                  <pic:nvPicPr>
+                    <pic:cNvPr id="1" name=""/>
+                    <pic:cNvPicPr/>
+                  </pic:nvPicPr>
+                  <pic:blipFill>
+                    <a:blip r:embed="rId22"/>
+                    <a:stretch>
+                      <a:fillRect/>
+                    </a:stretch>
+                  </pic:blipFill>
+                  <pic:spPr>
+                    <a:xfrm>
+                      <a:off x="0" y="0"/>
+                      <a:ext cx="5662930" cy="8229600"/>
+                    </a:xfrm>
+                    <a:prstGeom prst="rect">
+                      <a:avLst/>
+                    </a:prstGeom>
+                  </pic:spPr>
+                </pic:pic>
+              </a:graphicData>
+            </a:graphic>
+          </wp:inline>
+        </w:drawing>
+      </w:r>
+    </w:p>
+    <w:p>
+      <w:pPr>
+        <w:rPr>
+          <w:rFonts w:cs="Liberation Serif"/>
+        </w:rPr>
+      </w:pPr>
+    </w:p>
+    <w:p>
+      <w:pPr>
+        <w:rPr>
+          <w:rFonts w:cs="Liberation Serif"/>
+        </w:rPr>
+      </w:pPr>
       <w:r>
         <w:rPr>
           <w:rFonts w:cs="Liberation Serif"/>
         </w:rPr>
         <w:br w:type="page"/>
       </w:r>
+      <w:r>
+        <w:rPr>
+          <w:rFonts w:cs="Liberation Serif"/>
+        </w:rPr>
+        <w:lastRenderedPageBreak/>
+        <w:br/>
+      </w:r>
+      <w:r>
+        <w:rPr>
+          <w:rFonts w:cs="Liberation Serif"/>
+        </w:rPr>
+        <w:br/>
+      </w:r>
     </w:p>
     <w:p>
       <w:pPr>
@@ -8386,7 +8956,6 @@
         <w:rPr>
           <w:rFonts w:cs="Liberation Serif"/>
         </w:rPr>
-        <w:lastRenderedPageBreak/>
         <w:t>РЕАЛИЗАЦИЯ ВСТРОЕННОГО ПРОГРАММНОГО ОБЕСПЕЧЕНИЯ ДЛЯ МИКРОКОНТРОЛЛЕРА</w:t>
       </w:r>
     </w:p>
@@ -8986,8 +9555,8 @@
   <w:abstractNum w:abstractNumId="3" w15:restartNumberingAfterBreak="0">
     <w:nsid w:val="0974651B"/>
     <w:multiLevelType w:val="hybridMultilevel"/>
-    <w:tmpl w:val="E6BC529A"/>
-    <w:lvl w:ilvl="0" w:tplc="FB6620C2">
+    <w:tmpl w:val="1B26042A"/>
+    <w:lvl w:ilvl="0" w:tplc="FFA26DBE">
       <w:start w:val="1"/>
       <w:numFmt w:val="decimal"/>
       <w:pStyle w:val="Risunok"/>
@@ -10110,6 +10679,119 @@
     </w:lvl>
   </w:abstractNum>
   <w:abstractNum w:abstractNumId="14" w15:restartNumberingAfterBreak="0">
+    <w:nsid w:val="5EFA6890"/>
+    <w:multiLevelType w:val="hybridMultilevel"/>
+    <w:tmpl w:val="3F54D75A"/>
+    <w:lvl w:ilvl="0" w:tplc="04090001">
+      <w:start w:val="1"/>
+      <w:numFmt w:val="bullet"/>
+      <w:lvlText w:val=""/>
+      <w:lvlJc w:val="left"/>
+      <w:pPr>
+        <w:ind w:left="1429" w:hanging="360"/>
+      </w:pPr>
+      <w:rPr>
+        <w:rFonts w:ascii="Symbol" w:hAnsi="Symbol" w:hint="default"/>
+      </w:rPr>
+    </w:lvl>
+    <w:lvl w:ilvl="1" w:tplc="04090003" w:tentative="1">
+      <w:start w:val="1"/>
+      <w:numFmt w:val="bullet"/>
+      <w:lvlText w:val="o"/>
+      <w:lvlJc w:val="left"/>
+      <w:pPr>
+        <w:ind w:left="2149" w:hanging="360"/>
+      </w:pPr>
+      <w:rPr>
+        <w:rFonts w:ascii="Courier New" w:hAnsi="Courier New" w:cs="Courier New" w:hint="default"/>
+      </w:rPr>
+    </w:lvl>
+    <w:lvl w:ilvl="2" w:tplc="04090005" w:tentative="1">
+      <w:start w:val="1"/>
+      <w:numFmt w:val="bullet"/>
+      <w:lvlText w:val=""/>
+      <w:lvlJc w:val="left"/>
+      <w:pPr>
+        <w:ind w:left="2869" w:hanging="360"/>
+      </w:pPr>
+      <w:rPr>
+        <w:rFonts w:ascii="Wingdings" w:hAnsi="Wingdings" w:hint="default"/>
+      </w:rPr>
+    </w:lvl>
+    <w:lvl w:ilvl="3" w:tplc="04090001" w:tentative="1">
+      <w:start w:val="1"/>
+      <w:numFmt w:val="bullet"/>
+      <w:lvlText w:val=""/>
+      <w:lvlJc w:val="left"/>
+      <w:pPr>
+        <w:ind w:left="3589" w:hanging="360"/>
+      </w:pPr>
+      <w:rPr>
+        <w:rFonts w:ascii="Symbol" w:hAnsi="Symbol" w:hint="default"/>
+      </w:rPr>
+    </w:lvl>
+    <w:lvl w:ilvl="4" w:tplc="04090003" w:tentative="1">
+      <w:start w:val="1"/>
+      <w:numFmt w:val="bullet"/>
+      <w:lvlText w:val="o"/>
+      <w:lvlJc w:val="left"/>
+      <w:pPr>
+        <w:ind w:left="4309" w:hanging="360"/>
+      </w:pPr>
+      <w:rPr>
+        <w:rFonts w:ascii="Courier New" w:hAnsi="Courier New" w:cs="Courier New" w:hint="default"/>
+      </w:rPr>
+    </w:lvl>
+    <w:lvl w:ilvl="5" w:tplc="04090005" w:tentative="1">
+      <w:start w:val="1"/>
+      <w:numFmt w:val="bullet"/>
+      <w:lvlText w:val=""/>
+      <w:lvlJc w:val="left"/>
+      <w:pPr>
+        <w:ind w:left="5029" w:hanging="360"/>
+      </w:pPr>
+      <w:rPr>
+        <w:rFonts w:ascii="Wingdings" w:hAnsi="Wingdings" w:hint="default"/>
+      </w:rPr>
+    </w:lvl>
+    <w:lvl w:ilvl="6" w:tplc="04090001" w:tentative="1">
+      <w:start w:val="1"/>
+      <w:numFmt w:val="bullet"/>
+      <w:lvlText w:val=""/>
+      <w:lvlJc w:val="left"/>
+      <w:pPr>
+        <w:ind w:left="5749" w:hanging="360"/>
+      </w:pPr>
+      <w:rPr>
+        <w:rFonts w:ascii="Symbol" w:hAnsi="Symbol" w:hint="default"/>
+      </w:rPr>
+    </w:lvl>
+    <w:lvl w:ilvl="7" w:tplc="04090003" w:tentative="1">
+      <w:start w:val="1"/>
+      <w:numFmt w:val="bullet"/>
+      <w:lvlText w:val="o"/>
+      <w:lvlJc w:val="left"/>
+      <w:pPr>
+        <w:ind w:left="6469" w:hanging="360"/>
+      </w:pPr>
+      <w:rPr>
+        <w:rFonts w:ascii="Courier New" w:hAnsi="Courier New" w:cs="Courier New" w:hint="default"/>
+      </w:rPr>
+    </w:lvl>
+    <w:lvl w:ilvl="8" w:tplc="04090005" w:tentative="1">
+      <w:start w:val="1"/>
+      <w:numFmt w:val="bullet"/>
+      <w:lvlText w:val=""/>
+      <w:lvlJc w:val="left"/>
+      <w:pPr>
+        <w:ind w:left="7189" w:hanging="360"/>
+      </w:pPr>
+      <w:rPr>
+        <w:rFonts w:ascii="Wingdings" w:hAnsi="Wingdings" w:hint="default"/>
+      </w:rPr>
+    </w:lvl>
+  </w:abstractNum>
+  <w:abstractNum w:abstractNumId="15" w15:restartNumberingAfterBreak="0">
     <w:nsid w:val="61CC2C13"/>
     <w:multiLevelType w:val="hybridMultilevel"/>
     <w:tmpl w:val="CB82DF36"/>
@@ -10224,7 +10906,7 @@
       </w:pPr>
     </w:lvl>
   </w:abstractNum>
-  <w:abstractNum w:abstractNumId="15" w15:restartNumberingAfterBreak="0">
+  <w:abstractNum w:abstractNumId="16" w15:restartNumberingAfterBreak="0">
     <w:nsid w:val="6B7C32D9"/>
     <w:multiLevelType w:val="hybridMultilevel"/>
     <w:tmpl w:val="F1B8D7A0"/>
@@ -10337,7 +11019,93 @@
       </w:rPr>
     </w:lvl>
   </w:abstractNum>
-  <w:abstractNum w:abstractNumId="16" w15:restartNumberingAfterBreak="0">
+  <w:abstractNum w:abstractNumId="17" w15:restartNumberingAfterBreak="0">
+    <w:nsid w:val="6B9C12D6"/>
+    <w:multiLevelType w:val="hybridMultilevel"/>
+    <w:tmpl w:val="87AA1926"/>
+    <w:lvl w:ilvl="0" w:tplc="0409000F">
+      <w:start w:val="1"/>
+      <w:numFmt w:val="decimal"/>
+      <w:lvlText w:val="%1."/>
+      <w:lvlJc w:val="left"/>
+      <w:pPr>
+        <w:ind w:left="720" w:hanging="360"/>
+      </w:pPr>
+    </w:lvl>
+    <w:lvl w:ilvl="1" w:tplc="04090019" w:tentative="1">
+      <w:start w:val="1"/>
+      <w:numFmt w:val="lowerLetter"/>
+      <w:lvlText w:val="%2."/>
+      <w:lvlJc w:val="left"/>
+      <w:pPr>
+        <w:ind w:left="1440" w:hanging="360"/>
+      </w:pPr>
+    </w:lvl>
+    <w:lvl w:ilvl="2" w:tplc="0409001B" w:tentative="1">
+      <w:start w:val="1"/>
+      <w:numFmt w:val="lowerRoman"/>
+      <w:lvlText w:val="%3."/>
+      <w:lvlJc w:val="right"/>
+      <w:pPr>
+        <w:ind w:left="2160" w:hanging="180"/>
+      </w:pPr>
+    </w:lvl>
+    <w:lvl w:ilvl="3" w:tplc="0409000F" w:tentative="1">
+      <w:start w:val="1"/>
+      <w:numFmt w:val="decimal"/>
+      <w:lvlText w:val="%4."/>
+      <w:lvlJc w:val="left"/>
+      <w:pPr>
+        <w:ind w:left="2880" w:hanging="360"/>
+      </w:pPr>
+    </w:lvl>
+    <w:lvl w:ilvl="4" w:tplc="04090019" w:tentative="1">
+      <w:start w:val="1"/>
+      <w:numFmt w:val="lowerLetter"/>
+      <w:lvlText w:val="%5."/>
+      <w:lvlJc w:val="left"/>
+      <w:pPr>
+        <w:ind w:left="3600" w:hanging="360"/>
+      </w:pPr>
+    </w:lvl>
+    <w:lvl w:ilvl="5" w:tplc="0409001B" w:tentative="1">
+      <w:start w:val="1"/>
+      <w:numFmt w:val="lowerRoman"/>
+      <w:lvlText w:val="%6."/>
+      <w:lvlJc w:val="right"/>
+      <w:pPr>
+        <w:ind w:left="4320" w:hanging="180"/>
+      </w:pPr>
+    </w:lvl>
+    <w:lvl w:ilvl="6" w:tplc="0409000F" w:tentative="1">
+      <w:start w:val="1"/>
+      <w:numFmt w:val="decimal"/>
+      <w:lvlText w:val="%7."/>
+      <w:lvlJc w:val="left"/>
+      <w:pPr>
+        <w:ind w:left="5040" w:hanging="360"/>
+      </w:pPr>
+    </w:lvl>
+    <w:lvl w:ilvl="7" w:tplc="04090019" w:tentative="1">
+      <w:start w:val="1"/>
+      <w:numFmt w:val="lowerLetter"/>
+      <w:lvlText w:val="%8."/>
+      <w:lvlJc w:val="left"/>
+      <w:pPr>
+        <w:ind w:left="5760" w:hanging="360"/>
+      </w:pPr>
+    </w:lvl>
+    <w:lvl w:ilvl="8" w:tplc="0409001B" w:tentative="1">
+      <w:start w:val="1"/>
+      <w:numFmt w:val="lowerRoman"/>
+      <w:lvlText w:val="%9."/>
+      <w:lvlJc w:val="right"/>
+      <w:pPr>
+        <w:ind w:left="6480" w:hanging="180"/>
+      </w:pPr>
+    </w:lvl>
+  </w:abstractNum>
+  <w:abstractNum w:abstractNumId="18" w15:restartNumberingAfterBreak="0">
     <w:nsid w:val="79CC5E33"/>
     <w:multiLevelType w:val="hybridMultilevel"/>
     <w:tmpl w:val="1B803C64"/>
@@ -10450,7 +11218,7 @@
       </w:rPr>
     </w:lvl>
   </w:abstractNum>
-  <w:abstractNum w:abstractNumId="17" w15:restartNumberingAfterBreak="0">
+  <w:abstractNum w:abstractNumId="19" w15:restartNumberingAfterBreak="0">
     <w:nsid w:val="7BA53767"/>
     <w:multiLevelType w:val="hybridMultilevel"/>
     <w:tmpl w:val="6E5C3310"/>
@@ -10546,7 +11314,7 @@
     <w:abstractNumId w:val="7"/>
   </w:num>
   <w:num w:numId="4">
-    <w:abstractNumId w:val="17"/>
+    <w:abstractNumId w:val="19"/>
   </w:num>
   <w:num w:numId="5">
     <w:abstractNumId w:val="10"/>
@@ -10573,24 +11341,30 @@
     <w:abstractNumId w:val="12"/>
   </w:num>
   <w:num w:numId="13">
-    <w:abstractNumId w:val="16"/>
+    <w:abstractNumId w:val="18"/>
   </w:num>
   <w:num w:numId="14">
     <w:abstractNumId w:val="11"/>
   </w:num>
   <w:num w:numId="15">
-    <w:abstractNumId w:val="14"/>
+    <w:abstractNumId w:val="15"/>
   </w:num>
   <w:num w:numId="16">
     <w:abstractNumId w:val="6"/>
   </w:num>
   <w:num w:numId="17">
-    <w:abstractNumId w:val="15"/>
+    <w:abstractNumId w:val="16"/>
   </w:num>
   <w:num w:numId="18">
     <w:abstractNumId w:val="1"/>
   </w:num>
-  <w:numIdMacAtCleanup w:val="18"/>
+  <w:num w:numId="19">
+    <w:abstractNumId w:val="14"/>
+  </w:num>
+  <w:num w:numId="20">
+    <w:abstractNumId w:val="17"/>
+  </w:num>
+  <w:numIdMacAtCleanup w:val="20"/>
 </w:numbering>
 </file>
 
@@ -10994,10 +11768,11 @@
   <w:style w:type="paragraph" w:default="1" w:styleId="Normal">
     <w:name w:val="Normal"/>
     <w:qFormat/>
-    <w:rsid w:val="006126F1"/>
+    <w:rsid w:val="00F55194"/>
     <w:pPr>
       <w:spacing w:after="0" w:line="360" w:lineRule="auto"/>
       <w:ind w:firstLine="709"/>
+      <w:jc w:val="both"/>
     </w:pPr>
     <w:rPr>
       <w:rFonts w:ascii="Liberation Serif" w:eastAsia="Times New Roman" w:hAnsi="Liberation Serif" w:cs="Times New Roman"/>
@@ -11087,7 +11862,7 @@
     <w:basedOn w:val="Normal"/>
     <w:autoRedefine/>
     <w:qFormat/>
-    <w:rsid w:val="003B2619"/>
+    <w:rsid w:val="004C0717"/>
     <w:pPr>
       <w:numPr>
         <w:numId w:val="1"/>
@@ -11536,7 +12311,6 @@
       </w:tabs>
       <w:spacing w:after="100"/>
       <w:ind w:left="709" w:hanging="709"/>
-      <w:jc w:val="both"/>
     </w:pPr>
   </w:style>
   <w:style w:type="character" w:styleId="Hyperlink">
@@ -11610,6 +12384,17 @@
       <w:szCs w:val="56"/>
       <w:lang w:val="ru-RU" w:eastAsia="ru-RU"/>
       <w14:ligatures w14:val="none"/>
+    </w:rPr>
+  </w:style>
+  <w:style w:type="character" w:styleId="Emphasis">
+    <w:name w:val="Emphasis"/>
+    <w:basedOn w:val="DefaultParagraphFont"/>
+    <w:uiPriority w:val="20"/>
+    <w:qFormat/>
+    <w:rsid w:val="00F55194"/>
+    <w:rPr>
+      <w:i/>
+      <w:iCs/>
     </w:rPr>
   </w:style>
 </w:styles>

--- a/ZAPISKA/VKR.docx
+++ b/ZAPISKA/VKR.docx
@@ -723,6 +723,31 @@
           <w:szCs w:val="28"/>
         </w:rPr>
         <w:t>беспечение</w:t>
+      </w:r>
+    </w:p>
+    <w:p>
+      <w:pPr>
+        <w:pStyle w:val="ListParagraph"/>
+        <w:numPr>
+          <w:ilvl w:val="0"/>
+          <w:numId w:val="3"/>
+        </w:numPr>
+        <w:rPr>
+          <w:rFonts w:cs="Liberation Serif"/>
+          <w:szCs w:val="28"/>
+        </w:rPr>
+      </w:pPr>
+      <w:r>
+        <w:t>ВПО</w:t>
+      </w:r>
+      <w:r>
+        <w:rPr>
+          <w:lang w:val="en-US"/>
+        </w:rPr>
+        <w:t xml:space="preserve"> –</w:t>
+      </w:r>
+      <w:r>
+        <w:t xml:space="preserve"> встроенное программное обеспечение</w:t>
       </w:r>
     </w:p>
     <w:p>
@@ -1293,7 +1318,18 @@
           <w:bCs w:val="0"/>
           <w:szCs w:val="28"/>
         </w:rPr>
-        <w:t xml:space="preserve"> совокупность из разностного полезного сигнала и шумовой составляющей.</w:t>
+        <w:t xml:space="preserve"> </w:t>
+      </w:r>
+      <w:r>
+        <w:rPr>
+          <w:rStyle w:val="Strong"/>
+          <w:rFonts w:cs="Liberation Serif"/>
+          <w:b w:val="0"/>
+          <w:bCs w:val="0"/>
+          <w:szCs w:val="28"/>
+        </w:rPr>
+        <w:lastRenderedPageBreak/>
+        <w:t>совокупность из разностного полезного сигнала и шумовой составляющей.</w:t>
       </w:r>
       <w:r>
         <w:rPr>
@@ -1532,6 +1568,7 @@
           <w:szCs w:val="28"/>
           <w:lang w:val="en-US"/>
         </w:rPr>
+        <w:lastRenderedPageBreak/>
         <w:t xml:space="preserve">- Implementation of the range detection algorithm. The radar output signal is a complex anological signal: a combination of a differential useful signal and a noise component.  </w:t>
       </w:r>
     </w:p>
@@ -1558,7 +1595,6 @@
           <w:szCs w:val="28"/>
           <w:lang w:val="en-US"/>
         </w:rPr>
-        <w:lastRenderedPageBreak/>
         <w:t>As a result of the final qualifying work, embedded software for the STM32 microcontroller, software based on the type of graphical user interface</w:t>
       </w:r>
       <w:r>
@@ -2669,7 +2705,6 @@
       </w:pPr>
       <w:bookmarkStart w:id="0" w:name="_Toc232383776"/>
       <w:r>
-        <w:lastRenderedPageBreak/>
         <w:t>ВВЕДЕНИЕ</w:t>
       </w:r>
       <w:bookmarkEnd w:id="0"/>
@@ -2792,14 +2827,8 @@
         <w:rPr>
           <w:rFonts w:cs="Liberation Serif"/>
         </w:rPr>
-        <w:t xml:space="preserve">Целью данной выпускной квалификационной работы является разработка устройства определения расстояния на основе радиорадара, включающего аппаратную часть, встроенное программное обеспечение и </w:t>
-      </w:r>
-      <w:r>
-        <w:rPr>
-          <w:rFonts w:cs="Liberation Serif"/>
-        </w:rPr>
         <w:lastRenderedPageBreak/>
-        <w:t>программное обеспечение верхнего уровня для анализа данных и вычисления дальности.</w:t>
+        <w:t>Целью данной выпускной квалификационной работы является разработка устройства определения расстояния на основе радиорадара, включающего аппаратную часть, встроенное программное обеспечение и программное обеспечение верхнего уровня для анализа данных и вычисления дальности.</w:t>
       </w:r>
     </w:p>
     <w:p>
@@ -3010,7 +3039,6 @@
         <w:rPr>
           <w:rFonts w:cs="Liberation Serif"/>
         </w:rPr>
-        <w:lastRenderedPageBreak/>
         <w:t>АНАЛИЗ ИЗВЕСТНЫХ МЕТОДОВ В РАССМАТРИВАЕМОЙ ОБЛАСТИ</w:t>
       </w:r>
       <w:bookmarkEnd w:id="2"/>
@@ -3163,7 +3191,11 @@
         <w:t>и</w:t>
       </w:r>
       <w:r>
-        <w:t>спользуют технологию испускания волн в оптическом (или ближнем к нему ) диапазоне для того чтобы оценить дальность до объекта (или свойство среды, через которое данное изл</w:t>
+        <w:t xml:space="preserve">спользуют технологию испускания волн в оптическом (или ближнем к нему ) </w:t>
+      </w:r>
+      <w:r>
+        <w:lastRenderedPageBreak/>
+        <w:t>диапазоне для того чтобы оценить дальность до объекта (или свойство среды, через которое данное изл</w:t>
       </w:r>
       <w:r>
         <w:t>у</w:t>
@@ -3193,11 +3225,7 @@
         <w:t xml:space="preserve">Лазерный дальномер – </w:t>
       </w:r>
       <w:r>
-        <w:t xml:space="preserve">оптический прибор, для </w:t>
-      </w:r>
-      <w:r>
-        <w:lastRenderedPageBreak/>
-        <w:t>измерения расстояния до одной цели, использующий лазер в качестве осветителя</w:t>
+        <w:t>оптический прибор, для измерения расстояния до одной цели, использующий лазер в качестве осветителя</w:t>
       </w:r>
       <w:r>
         <w:rPr>
@@ -8448,7 +8476,27 @@
         <w:rPr>
           <w:rFonts w:cs="Liberation Serif"/>
         </w:rPr>
-        <w:t xml:space="preserve">Амплитуда выходного сигнала радара значительно уменьшалась пропорцианально дальности до объекта. Необходимо усиление сигнала. </w:t>
+        <w:t xml:space="preserve">Амплитуда выходного сигнала радара значительно уменьшалась </w:t>
+      </w:r>
+      <w:r>
+        <w:rPr>
+          <w:rStyle w:val="Strong"/>
+          <w:b w:val="0"/>
+          <w:bCs w:val="0"/>
+        </w:rPr>
+        <w:t>пропорционально</w:t>
+      </w:r>
+      <w:r>
+        <w:rPr>
+          <w:rStyle w:val="Strong"/>
+        </w:rPr>
+        <w:t xml:space="preserve"> </w:t>
+      </w:r>
+      <w:r>
+        <w:rPr>
+          <w:rFonts w:cs="Liberation Serif"/>
+        </w:rPr>
+        <w:t xml:space="preserve">дальности до объекта. Необходимо усиление сигнала. </w:t>
       </w:r>
     </w:p>
     <w:p>
@@ -8538,7 +8586,7 @@
         <w:rPr>
           <w:rFonts w:cs="Liberation Serif"/>
         </w:rPr>
-        <w:t xml:space="preserve">Для корректной работы алгоритма определения частоты необходимо поддерживать уровень сигнала на опеределенном уровне. То есть необходимо реализзовать автоматическую регулировку усиления.  </w:t>
+        <w:t xml:space="preserve">Для корректной работы алгоритма определения частоты необходимо поддерживать уровень сигнала на определенном уровне. То есть необходимо реализовать автоматическую регулировку усиления.  </w:t>
       </w:r>
       <w:r>
         <w:rPr>
@@ -8570,7 +8618,7 @@
         <w:rPr>
           <w:rFonts w:cs="Liberation Serif"/>
         </w:rPr>
-        <w:t xml:space="preserve">, изображена на рисунке 9. Полный вариант схемы предаставлен в приложении. На рисунке представлена часть, отвечающая за обработку сигнала с одного канала радара. </w:t>
+        <w:t xml:space="preserve">, изображена на рисунке 9. Полный вариант схемы представлен в приложении. На рисунке представлена часть, отвечающая за обработку сигнала с одного канала радара. </w:t>
       </w:r>
     </w:p>
     <w:p>
@@ -8602,7 +8650,19 @@
         <w:rPr>
           <w:rFonts w:cs="Liberation Serif"/>
         </w:rPr>
-        <w:t xml:space="preserve">играет роль повторителя уровня напржения смещения. Он повторяет напряжение на резистивном делетиле, которое имеет значение половины уровня питания. Усилитель </w:t>
+        <w:t>играет роль повторителя уровня напржения смещения. Он повторяет напряжение на резистивном дел</w:t>
+      </w:r>
+      <w:r>
+        <w:rPr>
+          <w:rFonts w:cs="Liberation Serif"/>
+        </w:rPr>
+        <w:t>и</w:t>
+      </w:r>
+      <w:r>
+        <w:rPr>
+          <w:rFonts w:cs="Liberation Serif"/>
+        </w:rPr>
+        <w:t xml:space="preserve">тиле, которое имеет значение половины уровня питания. Усилитель </w:t>
       </w:r>
       <w:r>
         <w:rPr>
@@ -8634,13 +8694,37 @@
         <w:rPr>
           <w:rFonts w:cs="Liberation Serif"/>
         </w:rPr>
-        <w:t>оэффицент данного усилителя равен 1</w:t>
-      </w:r>
-      <w:r>
-        <w:rPr>
-          <w:rFonts w:cs="Liberation Serif"/>
-        </w:rPr>
-        <w:t xml:space="preserve">) и принимает на вход сигнал с радара через конденсатор С2. Засчет этого на выходе </w:t>
+        <w:t>оэффиц</w:t>
+      </w:r>
+      <w:r>
+        <w:rPr>
+          <w:rFonts w:cs="Liberation Serif"/>
+        </w:rPr>
+        <w:t>и</w:t>
+      </w:r>
+      <w:r>
+        <w:rPr>
+          <w:rFonts w:cs="Liberation Serif"/>
+        </w:rPr>
+        <w:t>ент данного усилителя равен 1</w:t>
+      </w:r>
+      <w:r>
+        <w:rPr>
+          <w:rFonts w:cs="Liberation Serif"/>
+        </w:rPr>
+        <w:t>) и принимает на вход сигнал с радара через конденсатор С2. За</w:t>
+      </w:r>
+      <w:r>
+        <w:rPr>
+          <w:rFonts w:cs="Liberation Serif"/>
+        </w:rPr>
+        <w:t xml:space="preserve"> </w:t>
+      </w:r>
+      <w:r>
+        <w:rPr>
+          <w:rFonts w:cs="Liberation Serif"/>
+        </w:rPr>
+        <w:t xml:space="preserve">счет этого на выходе </w:t>
       </w:r>
       <w:r>
         <w:rPr>
@@ -8774,14 +8858,1629 @@
     <w:p>
       <w:pPr>
         <w:rPr>
-          <w:rFonts w:cs="Liberation Serif"/>
-        </w:rPr>
-      </w:pPr>
-    </w:p>
-    <w:p>
-      <w:pPr>
-        <w:ind w:firstLine="142"/>
-        <w:jc w:val="left"/>
+          <w:rStyle w:val="Emphasis"/>
+          <w:i w:val="0"/>
+          <w:iCs w:val="0"/>
+        </w:rPr>
+      </w:pPr>
+    </w:p>
+    <w:p>
+      <w:pPr>
+        <w:rPr>
+          <w:rFonts w:cs="Liberation Serif"/>
+        </w:rPr>
+      </w:pPr>
+      <w:r>
+        <w:rPr>
+          <w:rStyle w:val="Emphasis"/>
+          <w:i w:val="0"/>
+          <w:iCs w:val="0"/>
+        </w:rPr>
+        <w:t>Автоматическая регулировка усиления реализована программно: микроконтроллер анализирует амплитуду оцифрованного сигнала и при необходимости изменяет коэффициент деления делителя на инверсном входе встроенного ОУ, тем самым подстраивая усиление под текущую дальность</w:t>
+      </w:r>
+      <w:r>
+        <w:rPr>
+          <w:rStyle w:val="Emphasis"/>
+          <w:i w:val="0"/>
+          <w:iCs w:val="0"/>
+        </w:rPr>
+        <w:t>.</w:t>
+      </w:r>
+    </w:p>
+    <w:p>
+      <w:pPr>
+        <w:rPr>
+          <w:rFonts w:cs="Liberation Serif"/>
+        </w:rPr>
+      </w:pPr>
+    </w:p>
+    <w:p>
+      <w:pPr>
+        <w:rPr>
+          <w:rFonts w:cs="Liberation Serif"/>
+          <w:i/>
+          <w:iCs/>
+        </w:rPr>
+      </w:pPr>
+    </w:p>
+    <w:p>
+      <w:pPr>
+        <w:pStyle w:val="Title"/>
+        <w:rPr>
+          <w:rFonts w:cs="Liberation Serif"/>
+        </w:rPr>
+      </w:pPr>
+      <w:r>
+        <w:rPr>
+          <w:rFonts w:cs="Liberation Serif"/>
+        </w:rPr>
+        <w:lastRenderedPageBreak/>
+        <w:t>РЕАЛИЗАЦИЯ ВСТРОЕННОГО ПРОГРАММНОГО ОБЕСПЕЧЕНИЯ ДЛЯ МИКРОКОНТРОЛЛЕ</w:t>
+      </w:r>
+      <w:r>
+        <w:rPr>
+          <w:rFonts w:cs="Liberation Serif"/>
+        </w:rPr>
+        <w:t>РА</w:t>
+      </w:r>
+    </w:p>
+    <w:p>
+      <w:pPr>
+        <w:pStyle w:val="Style1"/>
+      </w:pPr>
+    </w:p>
+    <w:p>
+      <w:pPr>
+        <w:pStyle w:val="Style1"/>
+      </w:pPr>
+    </w:p>
+    <w:p>
+      <w:r>
+        <w:t>Для обработки сигнала, поступающего с выхода аналогового тракта, вычисления расстояния до препятствия и последующей передачи данных на персональный компьютер было разработано встроенное программное обеспечение (ВПО) для микроконтроллера. ВПО выполняет следующие ключевые функции:</w:t>
+      </w:r>
+    </w:p>
+    <w:p>
+      <w:pPr>
+        <w:pStyle w:val="ListParagraph"/>
+        <w:numPr>
+          <w:ilvl w:val="0"/>
+          <w:numId w:val="21"/>
+        </w:numPr>
+      </w:pPr>
+      <w:r>
+        <w:t>оцифровку аналогового сигнала с помощью встроенного АЦП;</w:t>
+      </w:r>
+    </w:p>
+    <w:p>
+      <w:pPr>
+        <w:pStyle w:val="ListParagraph"/>
+        <w:numPr>
+          <w:ilvl w:val="0"/>
+          <w:numId w:val="21"/>
+        </w:numPr>
+      </w:pPr>
+      <w:r>
+        <w:t>автоматическую регулировку усиления (АРУ) через управление встроенными операционными усилителями;</w:t>
+      </w:r>
+    </w:p>
+    <w:p>
+      <w:pPr>
+        <w:pStyle w:val="ListParagraph"/>
+        <w:numPr>
+          <w:ilvl w:val="0"/>
+          <w:numId w:val="21"/>
+        </w:numPr>
+      </w:pPr>
+      <w:r>
+        <w:t>передачу рассчитанного расстояния на ПК по интерфейсу USART.</w:t>
+      </w:r>
+    </w:p>
+    <w:p>
+      <w:pPr>
+        <w:pStyle w:val="Style1"/>
+      </w:pPr>
+    </w:p>
+    <w:p>
+      <w:pPr>
+        <w:pStyle w:val="subtytle"/>
+      </w:pPr>
+      <w:r>
+        <w:rPr>
+          <w:lang w:val="en-US"/>
+        </w:rPr>
+        <w:t xml:space="preserve">5.1 </w:t>
+      </w:r>
+      <w:r>
+        <w:t>Обоснование выбора</w:t>
+      </w:r>
+      <w:r>
+        <w:t xml:space="preserve"> микроконтроллера: </w:t>
+      </w:r>
+      <w:r>
+        <w:rPr>
+          <w:lang w:val="en-US"/>
+        </w:rPr>
+        <w:t>STM</w:t>
+      </w:r>
+      <w:r>
+        <w:t>32</w:t>
+      </w:r>
+      <w:r>
+        <w:rPr>
+          <w:lang w:val="en-US"/>
+        </w:rPr>
+        <w:t>H</w:t>
+      </w:r>
+      <w:r>
+        <w:t>743</w:t>
+      </w:r>
+      <w:r>
+        <w:rPr>
+          <w:lang w:val="en-US"/>
+        </w:rPr>
+        <w:t>VIT</w:t>
+      </w:r>
+      <w:r>
+        <w:t>6</w:t>
+      </w:r>
+    </w:p>
+    <w:p>
+      <w:r>
+        <w:t xml:space="preserve">В качестве центрального вычислительного ядра разрабатываемого устройства был выбран микроконтроллер </w:t>
+      </w:r>
+      <w:r>
+        <w:rPr>
+          <w:rStyle w:val="Strong"/>
+        </w:rPr>
+        <w:t>STM32H743VIT6</w:t>
+      </w:r>
+      <w:r>
+        <w:t xml:space="preserve"> производства компании STMicroelectronics. Данный МК относится к высокопроизводительному семейству STM32H7 и обладает рядом характеристик, сделавших его оптимальным выбором для решения поставленной задачи</w:t>
+      </w:r>
+      <w:r>
+        <w:t xml:space="preserve">. </w:t>
+      </w:r>
+    </w:p>
+    <w:p>
+      <w:pPr>
+        <w:pStyle w:val="ListParagraph"/>
+        <w:numPr>
+          <w:ilvl w:val="0"/>
+          <w:numId w:val="22"/>
+        </w:numPr>
+        <w:rPr>
+          <w:rFonts w:ascii="Times New Roman" w:hAnsi="Times New Roman"/>
+          <w:b/>
+          <w:bCs/>
+          <w:sz w:val="24"/>
+          <w:lang w:eastAsia="en-US"/>
+        </w:rPr>
+      </w:pPr>
+      <w:r>
+        <w:rPr>
+          <w:b/>
+          <w:bCs/>
+        </w:rPr>
+        <w:t>Наличие встроенных операционных усилителей (OPAMP)</w:t>
+      </w:r>
+      <w:r>
+        <w:rPr>
+          <w:b/>
+          <w:bCs/>
+        </w:rPr>
+        <w:t>.</w:t>
+      </w:r>
+    </w:p>
+    <w:p>
+      <w:pPr>
+        <w:pStyle w:val="ListParagraph"/>
+        <w:ind w:left="1429" w:firstLine="0"/>
+      </w:pPr>
+      <w:r>
+        <w:t xml:space="preserve">Ключевым фактором при выборе данного микроконтроллера стало наличие </w:t>
+      </w:r>
+      <w:r>
+        <w:rPr>
+          <w:rStyle w:val="Strong"/>
+          <w:b w:val="0"/>
+          <w:bCs w:val="0"/>
+        </w:rPr>
+        <w:t>двух встроенных операционных усилителей</w:t>
+      </w:r>
+      <w:r>
+        <w:t xml:space="preserve"> с программируемым коэффициентом усиления и полосой пропускания 8 МГц . Как было показано в разделе 4, для обработки выходного сигнала радара необходимо решить </w:t>
+      </w:r>
+      <w:r>
+        <w:lastRenderedPageBreak/>
+        <w:t xml:space="preserve">задачу отсечения постоянной составляющей и усиления только переменной (полезной) составляющей. </w:t>
+      </w:r>
+    </w:p>
+    <w:p/>
+    <w:p>
+      <w:pPr>
+        <w:pStyle w:val="ListParagraph"/>
+        <w:numPr>
+          <w:ilvl w:val="0"/>
+          <w:numId w:val="22"/>
+        </w:numPr>
+        <w:rPr>
+          <w:rFonts w:ascii="Times New Roman" w:hAnsi="Times New Roman"/>
+          <w:b/>
+          <w:bCs/>
+          <w:sz w:val="24"/>
+          <w:lang w:eastAsia="en-US"/>
+        </w:rPr>
+      </w:pPr>
+      <w:r>
+        <w:rPr>
+          <w:b/>
+          <w:bCs/>
+        </w:rPr>
+        <w:t>Высокая производительность ядра Cortex-M7</w:t>
+      </w:r>
+      <w:r>
+        <w:rPr>
+          <w:b/>
+          <w:bCs/>
+        </w:rPr>
+        <w:t>.</w:t>
+      </w:r>
+    </w:p>
+    <w:p>
+      <w:pPr>
+        <w:pStyle w:val="ListParagraph"/>
+        <w:ind w:left="1429" w:firstLine="0"/>
+      </w:pPr>
+      <w:r>
+        <w:t>STM</w:t>
+      </w:r>
+      <w:r>
+        <w:t>32</w:t>
+      </w:r>
+      <w:r>
+        <w:t>H</w:t>
+      </w:r>
+      <w:r>
+        <w:t>743</w:t>
+      </w:r>
+      <w:r>
+        <w:t>VIT</w:t>
+      </w:r>
+      <w:r>
+        <w:t xml:space="preserve">6 построен на ядре </w:t>
+      </w:r>
+      <w:r>
+        <w:rPr>
+          <w:rStyle w:val="Strong"/>
+        </w:rPr>
+        <w:t>ARM</w:t>
+      </w:r>
+      <w:r>
+        <w:rPr>
+          <w:rStyle w:val="Strong"/>
+        </w:rPr>
+        <w:t xml:space="preserve"> </w:t>
+      </w:r>
+      <w:r>
+        <w:rPr>
+          <w:rStyle w:val="Strong"/>
+        </w:rPr>
+        <w:t>Cortex</w:t>
+      </w:r>
+      <w:r>
+        <w:rPr>
+          <w:rStyle w:val="Strong"/>
+        </w:rPr>
+        <w:t>-</w:t>
+      </w:r>
+      <w:r>
+        <w:rPr>
+          <w:rStyle w:val="Strong"/>
+        </w:rPr>
+        <w:t>M</w:t>
+      </w:r>
+      <w:r>
+        <w:rPr>
+          <w:rStyle w:val="Strong"/>
+        </w:rPr>
+        <w:t>7</w:t>
+      </w:r>
+      <w:r>
+        <w:t xml:space="preserve"> с тактовой частотой </w:t>
+      </w:r>
+      <w:r>
+        <w:rPr>
+          <w:rStyle w:val="Strong"/>
+        </w:rPr>
+        <w:t>до 480 МГц</w:t>
+      </w:r>
+    </w:p>
+    <w:p/>
+    <w:p>
+      <w:pPr>
+        <w:spacing w:after="160" w:line="259" w:lineRule="auto"/>
+        <w:ind w:firstLine="0"/>
+        <w:rPr>
+          <w:rFonts w:eastAsiaTheme="majorEastAsia" w:cs="Liberation Serif"/>
+          <w:b/>
+          <w:spacing w:val="-10"/>
+          <w:kern w:val="28"/>
+          <w:szCs w:val="56"/>
+        </w:rPr>
+      </w:pPr>
+    </w:p>
+    <w:p>
+      <w:pPr>
+        <w:spacing w:after="160" w:line="259" w:lineRule="auto"/>
+        <w:ind w:firstLine="0"/>
+        <w:rPr>
+          <w:rFonts w:eastAsiaTheme="majorEastAsia" w:cs="Liberation Serif"/>
+          <w:b/>
+          <w:spacing w:val="-10"/>
+          <w:kern w:val="28"/>
+          <w:szCs w:val="56"/>
+        </w:rPr>
+      </w:pPr>
+    </w:p>
+    <w:p>
+      <w:pPr>
+        <w:spacing w:after="160" w:line="259" w:lineRule="auto"/>
+        <w:ind w:firstLine="0"/>
+        <w:rPr>
+          <w:rFonts w:eastAsiaTheme="majorEastAsia" w:cs="Liberation Serif"/>
+          <w:b/>
+          <w:spacing w:val="-10"/>
+          <w:kern w:val="28"/>
+          <w:szCs w:val="56"/>
+        </w:rPr>
+      </w:pPr>
+    </w:p>
+    <w:p>
+      <w:pPr>
+        <w:spacing w:after="160" w:line="259" w:lineRule="auto"/>
+        <w:ind w:firstLine="0"/>
+        <w:rPr>
+          <w:rFonts w:eastAsiaTheme="majorEastAsia" w:cs="Liberation Serif"/>
+          <w:b/>
+          <w:spacing w:val="-10"/>
+          <w:kern w:val="28"/>
+          <w:szCs w:val="56"/>
+        </w:rPr>
+      </w:pPr>
+    </w:p>
+    <w:p>
+      <w:pPr>
+        <w:spacing w:after="160" w:line="259" w:lineRule="auto"/>
+        <w:ind w:firstLine="0"/>
+        <w:rPr>
+          <w:rFonts w:eastAsiaTheme="majorEastAsia" w:cs="Liberation Serif"/>
+          <w:b/>
+          <w:spacing w:val="-10"/>
+          <w:kern w:val="28"/>
+          <w:szCs w:val="56"/>
+        </w:rPr>
+      </w:pPr>
+    </w:p>
+    <w:p>
+      <w:pPr>
+        <w:spacing w:after="160" w:line="259" w:lineRule="auto"/>
+        <w:ind w:firstLine="0"/>
+        <w:rPr>
+          <w:rFonts w:eastAsiaTheme="majorEastAsia" w:cs="Liberation Serif"/>
+          <w:b/>
+          <w:spacing w:val="-10"/>
+          <w:kern w:val="28"/>
+          <w:szCs w:val="56"/>
+        </w:rPr>
+      </w:pPr>
+    </w:p>
+    <w:p>
+      <w:pPr>
+        <w:spacing w:after="160" w:line="259" w:lineRule="auto"/>
+        <w:ind w:firstLine="0"/>
+        <w:rPr>
+          <w:rFonts w:eastAsiaTheme="majorEastAsia" w:cs="Liberation Serif"/>
+          <w:b/>
+          <w:spacing w:val="-10"/>
+          <w:kern w:val="28"/>
+          <w:szCs w:val="56"/>
+        </w:rPr>
+      </w:pPr>
+    </w:p>
+    <w:p>
+      <w:pPr>
+        <w:spacing w:after="160" w:line="259" w:lineRule="auto"/>
+        <w:ind w:firstLine="0"/>
+        <w:rPr>
+          <w:rFonts w:eastAsiaTheme="majorEastAsia" w:cs="Liberation Serif"/>
+          <w:b/>
+          <w:spacing w:val="-10"/>
+          <w:kern w:val="28"/>
+          <w:szCs w:val="56"/>
+        </w:rPr>
+      </w:pPr>
+    </w:p>
+    <w:p>
+      <w:pPr>
+        <w:spacing w:after="160" w:line="259" w:lineRule="auto"/>
+        <w:ind w:firstLine="0"/>
+        <w:rPr>
+          <w:rFonts w:eastAsiaTheme="majorEastAsia" w:cs="Liberation Serif"/>
+          <w:b/>
+          <w:spacing w:val="-10"/>
+          <w:kern w:val="28"/>
+          <w:szCs w:val="56"/>
+        </w:rPr>
+      </w:pPr>
+    </w:p>
+    <w:tbl>
+      <w:tblPr>
+        <w:tblStyle w:val="TableGrid"/>
+        <w:tblpPr w:leftFromText="180" w:rightFromText="180" w:vertAnchor="page" w:horzAnchor="margin" w:tblpY="744"/>
+        <w:tblW w:w="9668" w:type="dxa"/>
+        <w:tblLook w:val="04A0" w:firstRow="1" w:lastRow="0" w:firstColumn="1" w:lastColumn="0" w:noHBand="0" w:noVBand="1"/>
+      </w:tblPr>
+      <w:tblGrid>
+        <w:gridCol w:w="1271"/>
+        <w:gridCol w:w="4809"/>
+        <w:gridCol w:w="3588"/>
+      </w:tblGrid>
+      <w:tr>
+        <w:trPr>
+          <w:trHeight w:val="765"/>
+        </w:trPr>
+        <w:tc>
+          <w:tcPr>
+            <w:tcW w:w="1271" w:type="dxa"/>
+          </w:tcPr>
+          <w:p>
+            <w:pPr>
+              <w:spacing w:line="240" w:lineRule="auto"/>
+              <w:ind w:firstLine="0"/>
+              <w:jc w:val="center"/>
+            </w:pPr>
+            <w:r>
+              <w:lastRenderedPageBreak/>
+              <w:t>Номер вывода</w:t>
+            </w:r>
+          </w:p>
+        </w:tc>
+        <w:tc>
+          <w:tcPr>
+            <w:tcW w:w="4809" w:type="dxa"/>
+          </w:tcPr>
+          <w:p>
+            <w:pPr>
+              <w:ind w:firstLine="0"/>
+              <w:jc w:val="center"/>
+            </w:pPr>
+            <w:r>
+              <w:t>Присвоенное название для вывода</w:t>
+            </w:r>
+          </w:p>
+        </w:tc>
+        <w:tc>
+          <w:tcPr>
+            <w:tcW w:w="3588" w:type="dxa"/>
+          </w:tcPr>
+          <w:p>
+            <w:pPr>
+              <w:ind w:firstLine="0"/>
+              <w:jc w:val="center"/>
+            </w:pPr>
+            <w:r>
+              <w:t>Назначение вывода</w:t>
+            </w:r>
+          </w:p>
+        </w:tc>
+      </w:tr>
+      <w:tr>
+        <w:trPr>
+          <w:trHeight w:val="420"/>
+        </w:trPr>
+        <w:tc>
+          <w:tcPr>
+            <w:tcW w:w="1271" w:type="dxa"/>
+          </w:tcPr>
+          <w:p>
+            <w:pPr>
+              <w:ind w:firstLine="0"/>
+              <w:jc w:val="center"/>
+            </w:pPr>
+            <w:r>
+              <w:t>PH0</w:t>
+            </w:r>
+          </w:p>
+        </w:tc>
+        <w:tc>
+          <w:tcPr>
+            <w:tcW w:w="4809" w:type="dxa"/>
+          </w:tcPr>
+          <w:p>
+            <w:pPr>
+              <w:ind w:firstLine="0"/>
+              <w:jc w:val="center"/>
+            </w:pPr>
+            <w:r>
+              <w:t>RCC_OSC_IN</w:t>
+            </w:r>
+          </w:p>
+        </w:tc>
+        <w:tc>
+          <w:tcPr>
+            <w:tcW w:w="3588" w:type="dxa"/>
+          </w:tcPr>
+          <w:p>
+            <w:pPr>
+              <w:spacing w:line="240" w:lineRule="auto"/>
+              <w:ind w:firstLine="0"/>
+              <w:jc w:val="center"/>
+            </w:pPr>
+            <w:r>
+              <w:t>Вход кварцевого резонатора</w:t>
+            </w:r>
+          </w:p>
+        </w:tc>
+      </w:tr>
+      <w:tr>
+        <w:trPr>
+          <w:trHeight w:val="407"/>
+        </w:trPr>
+        <w:tc>
+          <w:tcPr>
+            <w:tcW w:w="1271" w:type="dxa"/>
+          </w:tcPr>
+          <w:p>
+            <w:pPr>
+              <w:ind w:firstLine="0"/>
+              <w:jc w:val="center"/>
+            </w:pPr>
+            <w:r>
+              <w:t>PH1</w:t>
+            </w:r>
+          </w:p>
+        </w:tc>
+        <w:tc>
+          <w:tcPr>
+            <w:tcW w:w="4809" w:type="dxa"/>
+          </w:tcPr>
+          <w:p>
+            <w:pPr>
+              <w:tabs>
+                <w:tab w:val="left" w:pos="1836"/>
+              </w:tabs>
+              <w:ind w:firstLine="0"/>
+              <w:jc w:val="center"/>
+            </w:pPr>
+            <w:r>
+              <w:t>RCC_OSC_OUT</w:t>
+            </w:r>
+          </w:p>
+        </w:tc>
+        <w:tc>
+          <w:tcPr>
+            <w:tcW w:w="3588" w:type="dxa"/>
+          </w:tcPr>
+          <w:p>
+            <w:pPr>
+              <w:spacing w:line="240" w:lineRule="auto"/>
+              <w:ind w:firstLine="0"/>
+              <w:jc w:val="center"/>
+            </w:pPr>
+            <w:r>
+              <w:t>Выход кварцевого резонатора</w:t>
+            </w:r>
+          </w:p>
+        </w:tc>
+      </w:tr>
+      <w:tr>
+        <w:trPr>
+          <w:trHeight w:val="420"/>
+        </w:trPr>
+        <w:tc>
+          <w:tcPr>
+            <w:tcW w:w="1271" w:type="dxa"/>
+          </w:tcPr>
+          <w:p>
+            <w:pPr>
+              <w:ind w:firstLine="0"/>
+              <w:jc w:val="center"/>
+            </w:pPr>
+            <w:r>
+              <w:t>PB14</w:t>
+            </w:r>
+          </w:p>
+        </w:tc>
+        <w:tc>
+          <w:tcPr>
+            <w:tcW w:w="4809" w:type="dxa"/>
+          </w:tcPr>
+          <w:p>
+            <w:pPr>
+              <w:ind w:firstLine="0"/>
+              <w:jc w:val="center"/>
+            </w:pPr>
+            <w:r>
+              <w:t>USART1_TX</w:t>
+            </w:r>
+          </w:p>
+        </w:tc>
+        <w:tc>
+          <w:tcPr>
+            <w:tcW w:w="3588" w:type="dxa"/>
+          </w:tcPr>
+          <w:p>
+            <w:pPr>
+              <w:spacing w:line="240" w:lineRule="auto"/>
+              <w:ind w:firstLine="0"/>
+              <w:jc w:val="center"/>
+            </w:pPr>
+            <w:r>
+              <w:t>передача данных на ПК</w:t>
+            </w:r>
+          </w:p>
+        </w:tc>
+      </w:tr>
+      <w:tr>
+        <w:trPr>
+          <w:trHeight w:val="420"/>
+        </w:trPr>
+        <w:tc>
+          <w:tcPr>
+            <w:tcW w:w="1271" w:type="dxa"/>
+          </w:tcPr>
+          <w:p>
+            <w:pPr>
+              <w:ind w:firstLine="0"/>
+              <w:jc w:val="center"/>
+            </w:pPr>
+            <w:r>
+              <w:t>PB15</w:t>
+            </w:r>
+          </w:p>
+        </w:tc>
+        <w:tc>
+          <w:tcPr>
+            <w:tcW w:w="4809" w:type="dxa"/>
+          </w:tcPr>
+          <w:p>
+            <w:pPr>
+              <w:ind w:firstLine="0"/>
+              <w:jc w:val="center"/>
+            </w:pPr>
+            <w:r>
+              <w:t>USART1_RX</w:t>
+            </w:r>
+          </w:p>
+        </w:tc>
+        <w:tc>
+          <w:tcPr>
+            <w:tcW w:w="3588" w:type="dxa"/>
+          </w:tcPr>
+          <w:p>
+            <w:pPr>
+              <w:spacing w:line="240" w:lineRule="auto"/>
+              <w:ind w:firstLine="0"/>
+              <w:jc w:val="center"/>
+            </w:pPr>
+            <w:r>
+              <w:t>приём данных с ПК</w:t>
+            </w:r>
+          </w:p>
+        </w:tc>
+      </w:tr>
+      <w:tr>
+        <w:trPr>
+          <w:trHeight w:val="420"/>
+        </w:trPr>
+        <w:tc>
+          <w:tcPr>
+            <w:tcW w:w="1271" w:type="dxa"/>
+          </w:tcPr>
+          <w:p>
+            <w:pPr>
+              <w:ind w:firstLine="0"/>
+              <w:jc w:val="center"/>
+            </w:pPr>
+            <w:r>
+              <w:t>PA4</w:t>
+            </w:r>
+          </w:p>
+        </w:tc>
+        <w:tc>
+          <w:tcPr>
+            <w:tcW w:w="4809" w:type="dxa"/>
+          </w:tcPr>
+          <w:p>
+            <w:pPr>
+              <w:ind w:firstLine="0"/>
+              <w:jc w:val="center"/>
+            </w:pPr>
+            <w:r>
+              <w:t>DAC1_OUT1</w:t>
+            </w:r>
+          </w:p>
+        </w:tc>
+        <w:tc>
+          <w:tcPr>
+            <w:tcW w:w="3588" w:type="dxa"/>
+          </w:tcPr>
+          <w:p>
+            <w:pPr>
+              <w:spacing w:line="240" w:lineRule="auto"/>
+              <w:ind w:firstLine="0"/>
+              <w:jc w:val="center"/>
+            </w:pPr>
+            <w:r>
+              <w:t>цифро-аналоговый преобразователь</w:t>
+            </w:r>
+          </w:p>
+        </w:tc>
+      </w:tr>
+      <w:tr>
+        <w:trPr>
+          <w:trHeight w:val="420"/>
+        </w:trPr>
+        <w:tc>
+          <w:tcPr>
+            <w:tcW w:w="1271" w:type="dxa"/>
+          </w:tcPr>
+          <w:p>
+            <w:pPr>
+              <w:ind w:firstLine="0"/>
+              <w:jc w:val="center"/>
+              <w:rPr>
+                <w:b/>
+                <w:bCs/>
+              </w:rPr>
+            </w:pPr>
+            <w:r>
+              <w:rPr>
+                <w:rStyle w:val="Strong"/>
+                <w:b w:val="0"/>
+                <w:bCs w:val="0"/>
+              </w:rPr>
+              <w:t>P</w:t>
+            </w:r>
+            <w:r>
+              <w:rPr>
+                <w:rStyle w:val="Strong"/>
+                <w:b w:val="0"/>
+                <w:bCs w:val="0"/>
+                <w:lang w:val="en-US"/>
+              </w:rPr>
+              <w:t>B0</w:t>
+            </w:r>
+          </w:p>
+        </w:tc>
+        <w:tc>
+          <w:tcPr>
+            <w:tcW w:w="4809" w:type="dxa"/>
+          </w:tcPr>
+          <w:p>
+            <w:pPr>
+              <w:ind w:firstLine="0"/>
+              <w:jc w:val="center"/>
+            </w:pPr>
+            <w:r>
+              <w:t>GPIO_Analog_OPAMP1_VINP</w:t>
+            </w:r>
+          </w:p>
+        </w:tc>
+        <w:tc>
+          <w:tcPr>
+            <w:tcW w:w="3588" w:type="dxa"/>
+          </w:tcPr>
+          <w:p>
+            <w:pPr>
+              <w:spacing w:line="240" w:lineRule="auto"/>
+              <w:ind w:firstLine="0"/>
+              <w:jc w:val="center"/>
+            </w:pPr>
+            <w:r>
+              <w:t>Неинвертирующий вход ОУ1</w:t>
+            </w:r>
+          </w:p>
+        </w:tc>
+      </w:tr>
+      <w:tr>
+        <w:trPr>
+          <w:trHeight w:val="420"/>
+        </w:trPr>
+        <w:tc>
+          <w:tcPr>
+            <w:tcW w:w="1271" w:type="dxa"/>
+          </w:tcPr>
+          <w:p>
+            <w:pPr>
+              <w:ind w:firstLine="0"/>
+              <w:jc w:val="center"/>
+              <w:rPr>
+                <w:b/>
+                <w:bCs/>
+              </w:rPr>
+            </w:pPr>
+            <w:r>
+              <w:rPr>
+                <w:rStyle w:val="Strong"/>
+                <w:b w:val="0"/>
+                <w:bCs w:val="0"/>
+              </w:rPr>
+              <w:t>PС5</w:t>
+            </w:r>
+          </w:p>
+        </w:tc>
+        <w:tc>
+          <w:tcPr>
+            <w:tcW w:w="4809" w:type="dxa"/>
+          </w:tcPr>
+          <w:p>
+            <w:pPr>
+              <w:ind w:firstLine="0"/>
+              <w:jc w:val="center"/>
+            </w:pPr>
+            <w:r>
+              <w:t>GPIO_Analog_OPAMP1_VINM</w:t>
+            </w:r>
+          </w:p>
+        </w:tc>
+        <w:tc>
+          <w:tcPr>
+            <w:tcW w:w="3588" w:type="dxa"/>
+          </w:tcPr>
+          <w:p>
+            <w:pPr>
+              <w:spacing w:line="240" w:lineRule="auto"/>
+              <w:ind w:firstLine="0"/>
+              <w:jc w:val="center"/>
+            </w:pPr>
+            <w:r>
+              <w:t>Инвертирующий вход ОУ1</w:t>
+            </w:r>
+          </w:p>
+        </w:tc>
+      </w:tr>
+      <w:tr>
+        <w:trPr>
+          <w:trHeight w:val="420"/>
+        </w:trPr>
+        <w:tc>
+          <w:tcPr>
+            <w:tcW w:w="1271" w:type="dxa"/>
+          </w:tcPr>
+          <w:p>
+            <w:pPr>
+              <w:ind w:firstLine="0"/>
+              <w:jc w:val="center"/>
+              <w:rPr>
+                <w:b/>
+                <w:bCs/>
+                <w:lang w:val="en-US"/>
+              </w:rPr>
+            </w:pPr>
+            <w:r>
+              <w:rPr>
+                <w:rStyle w:val="Strong"/>
+                <w:b w:val="0"/>
+                <w:bCs w:val="0"/>
+              </w:rPr>
+              <w:t>PС4</w:t>
+            </w:r>
+          </w:p>
+        </w:tc>
+        <w:tc>
+          <w:tcPr>
+            <w:tcW w:w="4809" w:type="dxa"/>
+          </w:tcPr>
+          <w:p>
+            <w:pPr>
+              <w:ind w:firstLine="0"/>
+              <w:jc w:val="center"/>
+            </w:pPr>
+            <w:r>
+              <w:t>GPIO_Analog_OPAMP</w:t>
+            </w:r>
+            <w:r>
+              <w:rPr>
+                <w:lang w:val="en-US"/>
+              </w:rPr>
+              <w:t>1</w:t>
+            </w:r>
+            <w:r>
+              <w:t>_VOUT</w:t>
+            </w:r>
+          </w:p>
+        </w:tc>
+        <w:tc>
+          <w:tcPr>
+            <w:tcW w:w="3588" w:type="dxa"/>
+          </w:tcPr>
+          <w:p>
+            <w:pPr>
+              <w:spacing w:line="240" w:lineRule="auto"/>
+              <w:ind w:firstLine="0"/>
+              <w:jc w:val="center"/>
+            </w:pPr>
+            <w:r>
+              <w:t>Выход ОУ1</w:t>
+            </w:r>
+          </w:p>
+        </w:tc>
+      </w:tr>
+      <w:tr>
+        <w:trPr>
+          <w:trHeight w:val="420"/>
+        </w:trPr>
+        <w:tc>
+          <w:tcPr>
+            <w:tcW w:w="1271" w:type="dxa"/>
+          </w:tcPr>
+          <w:p>
+            <w:pPr>
+              <w:ind w:firstLine="0"/>
+              <w:jc w:val="center"/>
+              <w:rPr>
+                <w:b/>
+                <w:bCs/>
+                <w:lang w:val="en-US"/>
+              </w:rPr>
+            </w:pPr>
+            <w:r>
+              <w:rPr>
+                <w:rStyle w:val="Strong"/>
+                <w:b w:val="0"/>
+                <w:bCs w:val="0"/>
+              </w:rPr>
+              <w:t>PE</w:t>
+            </w:r>
+            <w:r>
+              <w:rPr>
+                <w:rStyle w:val="Strong"/>
+                <w:b w:val="0"/>
+                <w:bCs w:val="0"/>
+                <w:lang w:val="en-US"/>
+              </w:rPr>
+              <w:t>9</w:t>
+            </w:r>
+          </w:p>
+        </w:tc>
+        <w:tc>
+          <w:tcPr>
+            <w:tcW w:w="4809" w:type="dxa"/>
+          </w:tcPr>
+          <w:p>
+            <w:pPr>
+              <w:ind w:firstLine="0"/>
+              <w:jc w:val="center"/>
+            </w:pPr>
+            <w:r>
+              <w:t>GPIO_Analog_OPAMP2_VINP</w:t>
+            </w:r>
+          </w:p>
+        </w:tc>
+        <w:tc>
+          <w:tcPr>
+            <w:tcW w:w="3588" w:type="dxa"/>
+          </w:tcPr>
+          <w:p>
+            <w:pPr>
+              <w:spacing w:line="240" w:lineRule="auto"/>
+              <w:ind w:firstLine="0"/>
+              <w:jc w:val="center"/>
+            </w:pPr>
+            <w:r>
+              <w:t>Неинвертирующий вход ОУ2</w:t>
+            </w:r>
+          </w:p>
+        </w:tc>
+      </w:tr>
+      <w:tr>
+        <w:trPr>
+          <w:trHeight w:val="420"/>
+        </w:trPr>
+        <w:tc>
+          <w:tcPr>
+            <w:tcW w:w="1271" w:type="dxa"/>
+          </w:tcPr>
+          <w:p>
+            <w:pPr>
+              <w:ind w:firstLine="0"/>
+              <w:jc w:val="center"/>
+              <w:rPr>
+                <w:b/>
+                <w:bCs/>
+              </w:rPr>
+            </w:pPr>
+            <w:r>
+              <w:rPr>
+                <w:rStyle w:val="Strong"/>
+                <w:b w:val="0"/>
+                <w:bCs w:val="0"/>
+              </w:rPr>
+              <w:t>PE8</w:t>
+            </w:r>
+          </w:p>
+        </w:tc>
+        <w:tc>
+          <w:tcPr>
+            <w:tcW w:w="4809" w:type="dxa"/>
+          </w:tcPr>
+          <w:p>
+            <w:pPr>
+              <w:ind w:firstLine="0"/>
+              <w:jc w:val="center"/>
+            </w:pPr>
+            <w:r>
+              <w:t>GPIO_Analog_OPAMP2_VINM</w:t>
+            </w:r>
+          </w:p>
+        </w:tc>
+        <w:tc>
+          <w:tcPr>
+            <w:tcW w:w="3588" w:type="dxa"/>
+          </w:tcPr>
+          <w:p>
+            <w:pPr>
+              <w:spacing w:line="240" w:lineRule="auto"/>
+              <w:ind w:firstLine="0"/>
+              <w:jc w:val="center"/>
+            </w:pPr>
+            <w:r>
+              <w:t>Инвертирующий вход ОУ2</w:t>
+            </w:r>
+          </w:p>
+        </w:tc>
+      </w:tr>
+      <w:tr>
+        <w:trPr>
+          <w:trHeight w:val="420"/>
+        </w:trPr>
+        <w:tc>
+          <w:tcPr>
+            <w:tcW w:w="1271" w:type="dxa"/>
+          </w:tcPr>
+          <w:p>
+            <w:pPr>
+              <w:ind w:firstLine="0"/>
+              <w:jc w:val="center"/>
+              <w:rPr>
+                <w:b/>
+                <w:bCs/>
+              </w:rPr>
+            </w:pPr>
+            <w:r>
+              <w:rPr>
+                <w:rStyle w:val="Strong"/>
+                <w:b w:val="0"/>
+                <w:bCs w:val="0"/>
+              </w:rPr>
+              <w:t>PE7</w:t>
+            </w:r>
+          </w:p>
+        </w:tc>
+        <w:tc>
+          <w:tcPr>
+            <w:tcW w:w="4809" w:type="dxa"/>
+          </w:tcPr>
+          <w:p>
+            <w:pPr>
+              <w:ind w:firstLine="0"/>
+              <w:jc w:val="center"/>
+            </w:pPr>
+            <w:r>
+              <w:t>GPIO_Analog_OPAMP2_VOUT</w:t>
+            </w:r>
+          </w:p>
+        </w:tc>
+        <w:tc>
+          <w:tcPr>
+            <w:tcW w:w="3588" w:type="dxa"/>
+          </w:tcPr>
+          <w:p>
+            <w:pPr>
+              <w:spacing w:line="240" w:lineRule="auto"/>
+              <w:ind w:firstLine="0"/>
+              <w:jc w:val="center"/>
+            </w:pPr>
+            <w:r>
+              <w:t>Выход ОУ2</w:t>
+            </w:r>
+          </w:p>
+        </w:tc>
+      </w:tr>
+      <w:tr>
+        <w:trPr>
+          <w:trHeight w:val="420"/>
+        </w:trPr>
+        <w:tc>
+          <w:tcPr>
+            <w:tcW w:w="1271" w:type="dxa"/>
+          </w:tcPr>
+          <w:p>
+            <w:pPr>
+              <w:ind w:firstLine="0"/>
+              <w:jc w:val="center"/>
+              <w:rPr>
+                <w:b/>
+                <w:bCs/>
+              </w:rPr>
+            </w:pPr>
+            <w:r>
+              <w:rPr>
+                <w:rStyle w:val="Strong"/>
+                <w:b w:val="0"/>
+                <w:bCs w:val="0"/>
+              </w:rPr>
+              <w:t>PA1</w:t>
+            </w:r>
+          </w:p>
+        </w:tc>
+        <w:tc>
+          <w:tcPr>
+            <w:tcW w:w="4809" w:type="dxa"/>
+          </w:tcPr>
+          <w:p>
+            <w:pPr>
+              <w:ind w:firstLine="0"/>
+              <w:jc w:val="center"/>
+            </w:pPr>
+            <w:r>
+              <w:t>ADC1_INP14</w:t>
+            </w:r>
+          </w:p>
+        </w:tc>
+        <w:tc>
+          <w:tcPr>
+            <w:tcW w:w="3588" w:type="dxa"/>
+          </w:tcPr>
+          <w:p>
+            <w:pPr>
+              <w:spacing w:line="240" w:lineRule="auto"/>
+              <w:ind w:firstLine="0"/>
+              <w:jc w:val="center"/>
+            </w:pPr>
+            <w:r>
+              <w:t xml:space="preserve">Вход АЦП </w:t>
+            </w:r>
+          </w:p>
+        </w:tc>
+      </w:tr>
+      <w:tr>
+        <w:trPr>
+          <w:trHeight w:val="420"/>
+        </w:trPr>
+        <w:tc>
+          <w:tcPr>
+            <w:tcW w:w="1271" w:type="dxa"/>
+          </w:tcPr>
+          <w:p>
+            <w:pPr>
+              <w:ind w:firstLine="0"/>
+              <w:jc w:val="center"/>
+              <w:rPr>
+                <w:b/>
+                <w:bCs/>
+              </w:rPr>
+            </w:pPr>
+            <w:r>
+              <w:rPr>
+                <w:rStyle w:val="Strong"/>
+                <w:b w:val="0"/>
+                <w:bCs w:val="0"/>
+              </w:rPr>
+              <w:t>PA2</w:t>
+            </w:r>
+          </w:p>
+        </w:tc>
+        <w:tc>
+          <w:tcPr>
+            <w:tcW w:w="4809" w:type="dxa"/>
+          </w:tcPr>
+          <w:p>
+            <w:pPr>
+              <w:ind w:firstLine="0"/>
+              <w:jc w:val="center"/>
+            </w:pPr>
+            <w:r>
+              <w:t>ADC1_INP15</w:t>
+            </w:r>
+          </w:p>
+        </w:tc>
+        <w:tc>
+          <w:tcPr>
+            <w:tcW w:w="3588" w:type="dxa"/>
+          </w:tcPr>
+          <w:p>
+            <w:pPr>
+              <w:tabs>
+                <w:tab w:val="left" w:pos="1203"/>
+              </w:tabs>
+              <w:spacing w:line="240" w:lineRule="auto"/>
+              <w:ind w:firstLine="0"/>
+              <w:jc w:val="center"/>
+            </w:pPr>
+            <w:r>
+              <w:t xml:space="preserve">Вход АЦП </w:t>
+            </w:r>
+          </w:p>
+        </w:tc>
+      </w:tr>
+    </w:tbl>
+    <w:p>
+      <w:pPr>
+        <w:spacing w:after="160" w:line="259" w:lineRule="auto"/>
+        <w:ind w:firstLine="0"/>
+        <w:rPr>
+          <w:rFonts w:eastAsiaTheme="majorEastAsia" w:cs="Liberation Serif"/>
+          <w:b/>
+          <w:spacing w:val="-10"/>
+          <w:kern w:val="28"/>
+          <w:szCs w:val="56"/>
+        </w:rPr>
+      </w:pPr>
+    </w:p>
+    <w:p>
+      <w:pPr>
+        <w:spacing w:after="160" w:line="259" w:lineRule="auto"/>
+        <w:ind w:firstLine="0"/>
+        <w:rPr>
+          <w:rFonts w:eastAsiaTheme="majorEastAsia" w:cs="Liberation Serif"/>
+          <w:b/>
+          <w:spacing w:val="-10"/>
+          <w:kern w:val="28"/>
+          <w:szCs w:val="56"/>
+        </w:rPr>
+      </w:pPr>
+    </w:p>
+    <w:p>
+      <w:pPr>
+        <w:spacing w:after="160" w:line="259" w:lineRule="auto"/>
+        <w:ind w:firstLine="0"/>
+        <w:rPr>
+          <w:rFonts w:eastAsiaTheme="majorEastAsia" w:cs="Liberation Serif"/>
+          <w:b/>
+          <w:spacing w:val="-10"/>
+          <w:kern w:val="28"/>
+          <w:szCs w:val="56"/>
+        </w:rPr>
+      </w:pPr>
+    </w:p>
+    <w:p>
+      <w:pPr>
+        <w:spacing w:after="160" w:line="259" w:lineRule="auto"/>
+        <w:ind w:firstLine="0"/>
+        <w:rPr>
+          <w:rFonts w:eastAsiaTheme="majorEastAsia" w:cs="Liberation Serif"/>
+          <w:b/>
+          <w:spacing w:val="-10"/>
+          <w:kern w:val="28"/>
+          <w:szCs w:val="56"/>
+        </w:rPr>
+      </w:pPr>
+    </w:p>
+    <w:p>
+      <w:pPr>
+        <w:pStyle w:val="Style2"/>
+      </w:pPr>
+      <w:r>
+        <w:t>-  Выводы микроконтроллера</w:t>
+      </w:r>
+    </w:p>
+    <w:p>
+      <w:pPr>
+        <w:spacing w:after="160" w:line="259" w:lineRule="auto"/>
+        <w:ind w:firstLine="0"/>
+        <w:rPr>
+          <w:rFonts w:eastAsiaTheme="majorEastAsia" w:cs="Liberation Serif"/>
+          <w:bCs/>
+          <w:spacing w:val="-10"/>
+          <w:kern w:val="28"/>
+          <w:szCs w:val="56"/>
+        </w:rPr>
+      </w:pPr>
+    </w:p>
+    <w:p>
+      <w:pPr>
+        <w:spacing w:after="160" w:line="259" w:lineRule="auto"/>
+        <w:ind w:firstLine="0"/>
+        <w:rPr>
+          <w:rFonts w:eastAsiaTheme="majorEastAsia" w:cs="Liberation Serif"/>
+          <w:b/>
+          <w:spacing w:val="-10"/>
+          <w:kern w:val="28"/>
+          <w:szCs w:val="56"/>
+        </w:rPr>
+      </w:pPr>
+    </w:p>
+    <w:p>
+      <w:pPr>
+        <w:spacing w:after="160" w:line="259" w:lineRule="auto"/>
+        <w:ind w:firstLine="0"/>
+        <w:rPr>
+          <w:rFonts w:eastAsiaTheme="majorEastAsia" w:cs="Liberation Serif"/>
+          <w:b/>
+          <w:spacing w:val="-10"/>
+          <w:kern w:val="28"/>
+          <w:szCs w:val="56"/>
+        </w:rPr>
+      </w:pPr>
+    </w:p>
+    <w:p>
+      <w:pPr>
+        <w:spacing w:after="160" w:line="259" w:lineRule="auto"/>
+        <w:ind w:firstLine="0"/>
+        <w:rPr>
+          <w:rFonts w:eastAsiaTheme="majorEastAsia" w:cs="Liberation Serif"/>
+          <w:b/>
+          <w:spacing w:val="-10"/>
+          <w:kern w:val="28"/>
+          <w:szCs w:val="56"/>
+        </w:rPr>
+      </w:pPr>
+    </w:p>
+    <w:p>
+      <w:pPr>
+        <w:spacing w:after="160" w:line="259" w:lineRule="auto"/>
+        <w:ind w:firstLine="0"/>
+        <w:rPr>
+          <w:rFonts w:eastAsiaTheme="majorEastAsia" w:cs="Liberation Serif"/>
+          <w:b/>
+          <w:spacing w:val="-10"/>
+          <w:kern w:val="28"/>
+          <w:szCs w:val="56"/>
+        </w:rPr>
+      </w:pPr>
+    </w:p>
+    <w:p>
+      <w:pPr>
+        <w:spacing w:after="160" w:line="259" w:lineRule="auto"/>
+        <w:ind w:firstLine="0"/>
+        <w:rPr>
+          <w:rFonts w:eastAsiaTheme="majorEastAsia" w:cs="Liberation Serif"/>
+          <w:b/>
+          <w:spacing w:val="-10"/>
+          <w:kern w:val="28"/>
+          <w:szCs w:val="56"/>
+        </w:rPr>
+      </w:pPr>
+    </w:p>
+    <w:p>
+      <w:pPr>
+        <w:spacing w:after="160" w:line="259" w:lineRule="auto"/>
+        <w:ind w:firstLine="0"/>
+        <w:rPr>
+          <w:rFonts w:eastAsiaTheme="majorEastAsia" w:cs="Liberation Serif"/>
+          <w:b/>
+          <w:spacing w:val="-10"/>
+          <w:kern w:val="28"/>
+          <w:szCs w:val="56"/>
+        </w:rPr>
+      </w:pPr>
+    </w:p>
+    <w:p>
+      <w:pPr>
+        <w:spacing w:after="160" w:line="259" w:lineRule="auto"/>
+        <w:ind w:firstLine="0"/>
+        <w:rPr>
+          <w:rFonts w:eastAsiaTheme="majorEastAsia" w:cs="Liberation Serif"/>
+          <w:b/>
+          <w:spacing w:val="-10"/>
+          <w:kern w:val="28"/>
+          <w:szCs w:val="56"/>
+        </w:rPr>
+      </w:pPr>
+    </w:p>
+    <w:p>
+      <w:pPr>
+        <w:spacing w:after="160" w:line="259" w:lineRule="auto"/>
+        <w:ind w:firstLine="0"/>
+        <w:rPr>
+          <w:rFonts w:eastAsiaTheme="majorEastAsia" w:cs="Liberation Serif"/>
+          <w:b/>
+          <w:spacing w:val="-10"/>
+          <w:kern w:val="28"/>
+          <w:szCs w:val="56"/>
+        </w:rPr>
+      </w:pPr>
+    </w:p>
+    <w:p>
+      <w:pPr>
+        <w:spacing w:after="160" w:line="259" w:lineRule="auto"/>
+        <w:ind w:firstLine="0"/>
+        <w:rPr>
+          <w:rFonts w:eastAsiaTheme="majorEastAsia" w:cs="Liberation Serif"/>
+          <w:b/>
+          <w:spacing w:val="-10"/>
+          <w:kern w:val="28"/>
+          <w:szCs w:val="56"/>
+        </w:rPr>
+      </w:pPr>
+    </w:p>
+    <w:p>
+      <w:pPr>
+        <w:spacing w:after="160" w:line="259" w:lineRule="auto"/>
+        <w:ind w:firstLine="0"/>
+        <w:rPr>
+          <w:rFonts w:eastAsiaTheme="majorEastAsia" w:cs="Liberation Serif"/>
+          <w:b/>
+          <w:spacing w:val="-10"/>
+          <w:kern w:val="28"/>
+          <w:szCs w:val="56"/>
+        </w:rPr>
+      </w:pPr>
+    </w:p>
+    <w:p>
+      <w:pPr>
+        <w:spacing w:after="160" w:line="259" w:lineRule="auto"/>
+        <w:ind w:firstLine="0"/>
+        <w:rPr>
+          <w:rFonts w:eastAsiaTheme="majorEastAsia" w:cs="Liberation Serif"/>
+          <w:b/>
+          <w:spacing w:val="-10"/>
+          <w:kern w:val="28"/>
+          <w:szCs w:val="56"/>
+        </w:rPr>
+      </w:pPr>
+    </w:p>
+    <w:p>
+      <w:pPr>
+        <w:pStyle w:val="Title"/>
+        <w:rPr>
+          <w:rFonts w:cs="Liberation Serif"/>
+        </w:rPr>
+      </w:pPr>
+      <w:r>
+        <w:rPr>
+          <w:rFonts w:cs="Liberation Serif"/>
+        </w:rPr>
+        <w:t>РЕАЛИЗАЦИЯ ПРОГРАММНОГО ОБЕСПЕЧЕНИЯ ГРАФИЧЕСКОГО ИНТЕРФЕЙСА ПОЛЬЗОВАТЕЛЯ</w:t>
+      </w:r>
+    </w:p>
+    <w:p>
+      <w:pPr>
+        <w:spacing w:after="160" w:line="259" w:lineRule="auto"/>
+        <w:ind w:firstLine="0"/>
+        <w:rPr>
+          <w:rFonts w:eastAsiaTheme="majorEastAsia" w:cs="Liberation Serif"/>
+          <w:b/>
+          <w:spacing w:val="-10"/>
+          <w:kern w:val="28"/>
+          <w:szCs w:val="56"/>
+        </w:rPr>
+      </w:pPr>
+      <w:r>
+        <w:rPr>
+          <w:rFonts w:cs="Liberation Serif"/>
+        </w:rPr>
+        <w:br w:type="page"/>
+      </w:r>
+    </w:p>
+    <w:p>
+      <w:pPr>
+        <w:pStyle w:val="Title"/>
+        <w:rPr>
+          <w:rFonts w:cs="Liberation Serif"/>
+        </w:rPr>
+      </w:pPr>
+      <w:r>
+        <w:rPr>
+          <w:rFonts w:cs="Liberation Serif"/>
+        </w:rPr>
+        <w:lastRenderedPageBreak/>
+        <w:t>РЕЗУЛЬТАТЫ РАБОТЫ</w:t>
+      </w:r>
+    </w:p>
+    <w:p>
+      <w:pPr>
+        <w:spacing w:after="160" w:line="259" w:lineRule="auto"/>
+        <w:ind w:firstLine="0"/>
+        <w:rPr>
+          <w:rFonts w:eastAsiaTheme="majorEastAsia" w:cs="Liberation Serif"/>
+          <w:b/>
+          <w:spacing w:val="-10"/>
+          <w:kern w:val="28"/>
+          <w:szCs w:val="56"/>
+        </w:rPr>
+      </w:pPr>
+      <w:r>
+        <w:rPr>
+          <w:rFonts w:cs="Liberation Serif"/>
+        </w:rPr>
+        <w:br w:type="page"/>
+      </w:r>
+    </w:p>
+    <w:p>
+      <w:pPr>
+        <w:pStyle w:val="Title"/>
+        <w:rPr>
+          <w:rFonts w:cs="Liberation Serif"/>
+        </w:rPr>
+      </w:pPr>
+      <w:r>
+        <w:rPr>
+          <w:rFonts w:cs="Liberation Serif"/>
+        </w:rPr>
+        <w:lastRenderedPageBreak/>
+        <w:t xml:space="preserve">ЗАКЛЮЧЕНИЕ </w:t>
+      </w:r>
+    </w:p>
+    <w:p>
+      <w:pPr>
+        <w:spacing w:after="160" w:line="259" w:lineRule="auto"/>
+        <w:ind w:firstLine="0"/>
+        <w:rPr>
+          <w:rFonts w:eastAsiaTheme="majorEastAsia" w:cs="Liberation Serif"/>
+          <w:b/>
+          <w:spacing w:val="-10"/>
+          <w:kern w:val="28"/>
+          <w:szCs w:val="56"/>
+        </w:rPr>
+      </w:pPr>
+      <w:r>
+        <w:rPr>
+          <w:rFonts w:cs="Liberation Serif"/>
+        </w:rPr>
+        <w:br w:type="page"/>
+      </w:r>
+    </w:p>
+    <w:p>
+      <w:pPr>
+        <w:pStyle w:val="Title"/>
+        <w:rPr>
+          <w:rFonts w:cs="Liberation Serif"/>
+        </w:rPr>
+      </w:pPr>
+      <w:r>
+        <w:rPr>
+          <w:rFonts w:cs="Liberation Serif"/>
+        </w:rPr>
+        <w:lastRenderedPageBreak/>
+        <w:t>БИБЛИОГРАФИЧЕСКИЙ СПИСОК</w:t>
+      </w:r>
+    </w:p>
+    <w:p>
+      <w:pPr>
+        <w:spacing w:after="160" w:line="259" w:lineRule="auto"/>
+        <w:ind w:firstLine="0"/>
+        <w:rPr>
+          <w:rFonts w:eastAsiaTheme="majorEastAsia" w:cs="Liberation Serif"/>
+          <w:b/>
+          <w:spacing w:val="-10"/>
+          <w:kern w:val="28"/>
+          <w:szCs w:val="56"/>
+        </w:rPr>
+      </w:pPr>
+      <w:r>
+        <w:rPr>
+          <w:rFonts w:cs="Liberation Serif"/>
+        </w:rPr>
+        <w:br w:type="page"/>
+      </w:r>
+    </w:p>
+    <w:p>
+      <w:pPr>
+        <w:pStyle w:val="Title"/>
+        <w:rPr>
+          <w:rFonts w:cs="Liberation Serif"/>
+        </w:rPr>
+      </w:pPr>
+      <w:r>
+        <w:rPr>
+          <w:rFonts w:cs="Liberation Serif"/>
+        </w:rPr>
+        <w:lastRenderedPageBreak/>
+        <w:t xml:space="preserve">ПРИЛОЖЕНИЕ </w:t>
+      </w:r>
+    </w:p>
+    <w:p>
+      <w:pPr>
+        <w:pStyle w:val="Title"/>
+        <w:numPr>
+          <w:ilvl w:val="0"/>
+          <w:numId w:val="0"/>
+        </w:numPr>
+        <w:ind w:left="360"/>
+        <w:jc w:val="both"/>
         <w:rPr>
           <w:rFonts w:cs="Liberation Serif"/>
         </w:rPr>
@@ -8791,92 +10490,9 @@
           <w:noProof/>
           <w14:ligatures w14:val="standardContextual"/>
         </w:rPr>
-        <w:drawing>
-          <wp:inline distT="0" distB="0" distL="0" distR="0" wp14:anchorId="67B52C9F" wp14:editId="308DA80A">
-            <wp:extent cx="6106888" cy="2180936"/>
-            <wp:effectExtent l="0" t="0" r="8255" b="0"/>
-            <wp:docPr id="17" name="Picture 17"/>
-            <wp:cNvGraphicFramePr>
-              <a:graphicFrameLocks xmlns:a="http://schemas.openxmlformats.org/drawingml/2006/main" noChangeAspect="1"/>
-            </wp:cNvGraphicFramePr>
-            <a:graphic xmlns:a="http://schemas.openxmlformats.org/drawingml/2006/main">
-              <a:graphicData uri="http://schemas.openxmlformats.org/drawingml/2006/picture">
-                <pic:pic xmlns:pic="http://schemas.openxmlformats.org/drawingml/2006/picture">
-                  <pic:nvPicPr>
-                    <pic:cNvPr id="1" name=""/>
-                    <pic:cNvPicPr/>
-                  </pic:nvPicPr>
-                  <pic:blipFill>
-                    <a:blip r:embed="rId21">
-                      <a:extLst>
-                        <a:ext uri="{28A0092B-C50C-407E-A947-70E740481C1C}">
-                          <a14:useLocalDpi xmlns:a14="http://schemas.microsoft.com/office/drawing/2010/main" val="0"/>
-                        </a:ext>
-                      </a:extLst>
-                    </a:blip>
-                    <a:stretch>
-                      <a:fillRect/>
-                    </a:stretch>
-                  </pic:blipFill>
-                  <pic:spPr>
-                    <a:xfrm>
-                      <a:off x="0" y="0"/>
-                      <a:ext cx="6123714" cy="2186945"/>
-                    </a:xfrm>
-                    <a:prstGeom prst="rect">
-                      <a:avLst/>
-                    </a:prstGeom>
-                  </pic:spPr>
-                </pic:pic>
-              </a:graphicData>
-            </a:graphic>
-          </wp:inline>
-        </w:drawing>
-      </w:r>
-    </w:p>
-    <w:p>
-      <w:pPr>
-        <w:ind w:firstLine="142"/>
-        <w:jc w:val="left"/>
-        <w:rPr>
-          <w:rFonts w:cs="Liberation Serif"/>
-        </w:rPr>
-      </w:pPr>
-    </w:p>
-    <w:p>
-      <w:pPr>
-        <w:ind w:firstLine="142"/>
-        <w:jc w:val="left"/>
-        <w:rPr>
-          <w:rFonts w:cs="Liberation Serif"/>
-        </w:rPr>
-      </w:pPr>
-    </w:p>
-    <w:p>
-      <w:pPr>
-        <w:ind w:firstLine="142"/>
-        <w:jc w:val="left"/>
-        <w:rPr>
-          <w:rFonts w:cs="Liberation Serif"/>
-        </w:rPr>
-      </w:pPr>
-    </w:p>
-    <w:p>
-      <w:pPr>
-        <w:ind w:firstLine="142"/>
-        <w:jc w:val="left"/>
-        <w:rPr>
-          <w:rFonts w:cs="Liberation Serif"/>
-        </w:rPr>
-      </w:pPr>
-      <w:r>
-        <w:rPr>
-          <w:noProof/>
-          <w14:ligatures w14:val="standardContextual"/>
-        </w:rPr>
         <w:lastRenderedPageBreak/>
         <w:drawing>
-          <wp:inline distT="0" distB="0" distL="0" distR="0" wp14:anchorId="1A42F1BB" wp14:editId="15405E17">
+          <wp:inline distT="0" distB="0" distL="0" distR="0" wp14:anchorId="10F5BF54" wp14:editId="3EB9A3DA">
             <wp:extent cx="5662930" cy="8229600"/>
             <wp:effectExtent l="0" t="0" r="0" b="0"/>
             <wp:docPr id="18" name="Picture 18"/>
@@ -8891,7 +10507,7 @@
                     <pic:cNvPicPr/>
                   </pic:nvPicPr>
                   <pic:blipFill>
-                    <a:blip r:embed="rId22"/>
+                    <a:blip r:embed="rId21"/>
                     <a:stretch>
                       <a:fillRect/>
                     </a:stretch>
@@ -8914,242 +10530,17 @@
     </w:p>
     <w:p>
       <w:pPr>
-        <w:rPr>
-          <w:rFonts w:cs="Liberation Serif"/>
-        </w:rPr>
-      </w:pPr>
-    </w:p>
-    <w:p>
-      <w:pPr>
-        <w:rPr>
-          <w:rFonts w:cs="Liberation Serif"/>
-        </w:rPr>
-      </w:pPr>
-      <w:r>
-        <w:rPr>
-          <w:rFonts w:cs="Liberation Serif"/>
-        </w:rPr>
-        <w:br w:type="page"/>
-      </w:r>
-      <w:r>
-        <w:rPr>
-          <w:rFonts w:cs="Liberation Serif"/>
-        </w:rPr>
-        <w:lastRenderedPageBreak/>
-        <w:br/>
-      </w:r>
-      <w:r>
-        <w:rPr>
-          <w:rFonts w:cs="Liberation Serif"/>
-        </w:rPr>
-        <w:br/>
-      </w:r>
-    </w:p>
-    <w:p>
-      <w:pPr>
         <w:pStyle w:val="Title"/>
-        <w:rPr>
-          <w:rFonts w:cs="Liberation Serif"/>
-        </w:rPr>
-      </w:pPr>
-      <w:r>
-        <w:rPr>
-          <w:rFonts w:cs="Liberation Serif"/>
-        </w:rPr>
-        <w:t>РЕАЛИЗАЦИЯ ВСТРОЕННОГО ПРОГРАММНОГО ОБЕСПЕЧЕНИЯ ДЛЯ МИКРОКОНТРОЛЛЕРА</w:t>
-      </w:r>
-    </w:p>
-    <w:p>
-      <w:pPr>
-        <w:spacing w:after="160" w:line="259" w:lineRule="auto"/>
-        <w:ind w:firstLine="0"/>
-        <w:rPr>
-          <w:rFonts w:eastAsiaTheme="majorEastAsia" w:cs="Liberation Serif"/>
-          <w:b/>
-          <w:spacing w:val="-10"/>
-          <w:kern w:val="28"/>
-          <w:szCs w:val="56"/>
-        </w:rPr>
-      </w:pPr>
-      <w:r>
-        <w:rPr>
-          <w:rFonts w:cs="Liberation Serif"/>
-        </w:rPr>
-        <w:br w:type="page"/>
-      </w:r>
-    </w:p>
-    <w:p>
-      <w:pPr>
-        <w:pStyle w:val="Title"/>
-        <w:rPr>
-          <w:rFonts w:cs="Liberation Serif"/>
-        </w:rPr>
-      </w:pPr>
-      <w:r>
-        <w:rPr>
-          <w:rFonts w:cs="Liberation Serif"/>
-        </w:rPr>
-        <w:lastRenderedPageBreak/>
-        <w:t>РЕАЛИЗАЦИЯ ПРОГРАММНОГО ОБЕСПЕЧЕНИЯ ГРАФИЧЕСКОГО ИНТЕРФЕЙСА ПОЛЬЗОВАТЕЛЯ</w:t>
-      </w:r>
-    </w:p>
-    <w:p>
-      <w:pPr>
-        <w:spacing w:after="160" w:line="259" w:lineRule="auto"/>
-        <w:ind w:firstLine="0"/>
-        <w:rPr>
-          <w:rFonts w:eastAsiaTheme="majorEastAsia" w:cs="Liberation Serif"/>
-          <w:b/>
-          <w:spacing w:val="-10"/>
-          <w:kern w:val="28"/>
-          <w:szCs w:val="56"/>
-        </w:rPr>
-      </w:pPr>
-      <w:r>
-        <w:rPr>
-          <w:rFonts w:cs="Liberation Serif"/>
-        </w:rPr>
-        <w:br w:type="page"/>
-      </w:r>
-    </w:p>
-    <w:p>
-      <w:pPr>
-        <w:pStyle w:val="Title"/>
-        <w:rPr>
-          <w:rFonts w:cs="Liberation Serif"/>
-        </w:rPr>
-      </w:pPr>
-      <w:r>
-        <w:rPr>
-          <w:rFonts w:cs="Liberation Serif"/>
-        </w:rPr>
-        <w:lastRenderedPageBreak/>
-        <w:t>РЕЗУЛЬТАТЫ РАБОТЫ</w:t>
-      </w:r>
-    </w:p>
-    <w:p>
-      <w:pPr>
-        <w:spacing w:after="160" w:line="259" w:lineRule="auto"/>
-        <w:ind w:firstLine="0"/>
-        <w:rPr>
-          <w:rFonts w:eastAsiaTheme="majorEastAsia" w:cs="Liberation Serif"/>
-          <w:b/>
-          <w:spacing w:val="-10"/>
-          <w:kern w:val="28"/>
-          <w:szCs w:val="56"/>
-        </w:rPr>
-      </w:pPr>
-      <w:r>
-        <w:rPr>
-          <w:rFonts w:cs="Liberation Serif"/>
-        </w:rPr>
-        <w:br w:type="page"/>
-      </w:r>
-    </w:p>
-    <w:p>
-      <w:pPr>
-        <w:pStyle w:val="Title"/>
-        <w:rPr>
-          <w:rFonts w:cs="Liberation Serif"/>
-        </w:rPr>
-      </w:pPr>
-      <w:r>
-        <w:rPr>
-          <w:rFonts w:cs="Liberation Serif"/>
-        </w:rPr>
-        <w:lastRenderedPageBreak/>
-        <w:t xml:space="preserve">ЗАКЛЮЧЕНИЕ </w:t>
-      </w:r>
-    </w:p>
-    <w:p>
-      <w:pPr>
-        <w:spacing w:after="160" w:line="259" w:lineRule="auto"/>
-        <w:ind w:firstLine="0"/>
-        <w:rPr>
-          <w:rFonts w:eastAsiaTheme="majorEastAsia" w:cs="Liberation Serif"/>
-          <w:b/>
-          <w:spacing w:val="-10"/>
-          <w:kern w:val="28"/>
-          <w:szCs w:val="56"/>
-        </w:rPr>
-      </w:pPr>
-      <w:r>
-        <w:rPr>
-          <w:rFonts w:cs="Liberation Serif"/>
-        </w:rPr>
-        <w:br w:type="page"/>
-      </w:r>
-    </w:p>
-    <w:p>
-      <w:pPr>
-        <w:pStyle w:val="Title"/>
-        <w:rPr>
-          <w:rFonts w:cs="Liberation Serif"/>
-        </w:rPr>
-      </w:pPr>
-      <w:r>
-        <w:rPr>
-          <w:rFonts w:cs="Liberation Serif"/>
-        </w:rPr>
-        <w:lastRenderedPageBreak/>
-        <w:t>БИБЛИОГРАФИЧЕСКИЙ СПИСОК</w:t>
-      </w:r>
-    </w:p>
-    <w:p>
-      <w:pPr>
-        <w:spacing w:after="160" w:line="259" w:lineRule="auto"/>
-        <w:ind w:firstLine="0"/>
-        <w:rPr>
-          <w:rFonts w:eastAsiaTheme="majorEastAsia" w:cs="Liberation Serif"/>
-          <w:b/>
-          <w:spacing w:val="-10"/>
-          <w:kern w:val="28"/>
-          <w:szCs w:val="56"/>
-        </w:rPr>
-      </w:pPr>
-      <w:r>
-        <w:rPr>
-          <w:rFonts w:cs="Liberation Serif"/>
-        </w:rPr>
-        <w:br w:type="page"/>
-      </w:r>
-    </w:p>
-    <w:p>
-      <w:pPr>
-        <w:pStyle w:val="Title"/>
-        <w:rPr>
-          <w:rFonts w:cs="Liberation Serif"/>
-        </w:rPr>
-      </w:pPr>
-      <w:r>
-        <w:rPr>
-          <w:rFonts w:cs="Liberation Serif"/>
-        </w:rPr>
-        <w:lastRenderedPageBreak/>
-        <w:t xml:space="preserve">ПРИЛОЖЕНИЕ </w:t>
-      </w:r>
-    </w:p>
-    <w:p>
-      <w:pPr>
-        <w:pStyle w:val="Title"/>
-        <w:rPr>
-          <w:rFonts w:cs="Liberation Serif"/>
-        </w:rPr>
-      </w:pPr>
-    </w:p>
-    <w:p>
-      <w:pPr>
-        <w:pStyle w:val="Title"/>
-        <w:rPr>
-          <w:rFonts w:cs="Liberation Serif"/>
-        </w:rPr>
-      </w:pPr>
-      <w:r>
-        <w:rPr>
-          <w:rFonts w:cs="Liberation Serif"/>
-        </w:rPr>
-        <w:t xml:space="preserve"> </w:t>
-      </w:r>
+        <w:numPr>
+          <w:ilvl w:val="0"/>
+          <w:numId w:val="0"/>
+        </w:numPr>
+        <w:ind w:left="360"/>
+        <w:jc w:val="both"/>
+        <w:rPr>
+          <w:rFonts w:cs="Liberation Serif"/>
+        </w:rPr>
+      </w:pPr>
     </w:p>
     <w:sectPr>
       <w:pgSz w:w="12240" w:h="15840"/>
@@ -10591,13 +11982,13 @@
   <w:abstractNum w:abstractNumId="13" w15:restartNumberingAfterBreak="0">
     <w:nsid w:val="5BDB1D1F"/>
     <w:multiLevelType w:val="hybridMultilevel"/>
-    <w:tmpl w:val="33E8A5A2"/>
-    <w:lvl w:ilvl="0" w:tplc="E606FA54">
+    <w:tmpl w:val="F66AE3F6"/>
+    <w:lvl w:ilvl="0" w:tplc="03CCFF98">
       <w:start w:val="1"/>
       <w:numFmt w:val="decimal"/>
       <w:pStyle w:val="Style2"/>
-      <w:lvlText w:val="Рис. %1"/>
-      <w:lvlJc w:val="center"/>
+      <w:lvlText w:val="Таблица %1"/>
+      <w:lvlJc w:val="left"/>
       <w:pPr>
         <w:ind w:left="720" w:hanging="360"/>
       </w:pPr>
@@ -10907,6 +12298,232 @@
     </w:lvl>
   </w:abstractNum>
   <w:abstractNum w:abstractNumId="16" w15:restartNumberingAfterBreak="0">
+    <w:nsid w:val="61F706FD"/>
+    <w:multiLevelType w:val="hybridMultilevel"/>
+    <w:tmpl w:val="989AE17C"/>
+    <w:lvl w:ilvl="0" w:tplc="04090001">
+      <w:start w:val="1"/>
+      <w:numFmt w:val="bullet"/>
+      <w:lvlText w:val=""/>
+      <w:lvlJc w:val="left"/>
+      <w:pPr>
+        <w:ind w:left="1429" w:hanging="360"/>
+      </w:pPr>
+      <w:rPr>
+        <w:rFonts w:ascii="Symbol" w:hAnsi="Symbol" w:hint="default"/>
+      </w:rPr>
+    </w:lvl>
+    <w:lvl w:ilvl="1" w:tplc="04090003" w:tentative="1">
+      <w:start w:val="1"/>
+      <w:numFmt w:val="bullet"/>
+      <w:lvlText w:val="o"/>
+      <w:lvlJc w:val="left"/>
+      <w:pPr>
+        <w:ind w:left="2149" w:hanging="360"/>
+      </w:pPr>
+      <w:rPr>
+        <w:rFonts w:ascii="Courier New" w:hAnsi="Courier New" w:cs="Courier New" w:hint="default"/>
+      </w:rPr>
+    </w:lvl>
+    <w:lvl w:ilvl="2" w:tplc="04090005" w:tentative="1">
+      <w:start w:val="1"/>
+      <w:numFmt w:val="bullet"/>
+      <w:lvlText w:val=""/>
+      <w:lvlJc w:val="left"/>
+      <w:pPr>
+        <w:ind w:left="2869" w:hanging="360"/>
+      </w:pPr>
+      <w:rPr>
+        <w:rFonts w:ascii="Wingdings" w:hAnsi="Wingdings" w:hint="default"/>
+      </w:rPr>
+    </w:lvl>
+    <w:lvl w:ilvl="3" w:tplc="04090001" w:tentative="1">
+      <w:start w:val="1"/>
+      <w:numFmt w:val="bullet"/>
+      <w:lvlText w:val=""/>
+      <w:lvlJc w:val="left"/>
+      <w:pPr>
+        <w:ind w:left="3589" w:hanging="360"/>
+      </w:pPr>
+      <w:rPr>
+        <w:rFonts w:ascii="Symbol" w:hAnsi="Symbol" w:hint="default"/>
+      </w:rPr>
+    </w:lvl>
+    <w:lvl w:ilvl="4" w:tplc="04090003" w:tentative="1">
+      <w:start w:val="1"/>
+      <w:numFmt w:val="bullet"/>
+      <w:lvlText w:val="o"/>
+      <w:lvlJc w:val="left"/>
+      <w:pPr>
+        <w:ind w:left="4309" w:hanging="360"/>
+      </w:pPr>
+      <w:rPr>
+        <w:rFonts w:ascii="Courier New" w:hAnsi="Courier New" w:cs="Courier New" w:hint="default"/>
+      </w:rPr>
+    </w:lvl>
+    <w:lvl w:ilvl="5" w:tplc="04090005" w:tentative="1">
+      <w:start w:val="1"/>
+      <w:numFmt w:val="bullet"/>
+      <w:lvlText w:val=""/>
+      <w:lvlJc w:val="left"/>
+      <w:pPr>
+        <w:ind w:left="5029" w:hanging="360"/>
+      </w:pPr>
+      <w:rPr>
+        <w:rFonts w:ascii="Wingdings" w:hAnsi="Wingdings" w:hint="default"/>
+      </w:rPr>
+    </w:lvl>
+    <w:lvl w:ilvl="6" w:tplc="04090001" w:tentative="1">
+      <w:start w:val="1"/>
+      <w:numFmt w:val="bullet"/>
+      <w:lvlText w:val=""/>
+      <w:lvlJc w:val="left"/>
+      <w:pPr>
+        <w:ind w:left="5749" w:hanging="360"/>
+      </w:pPr>
+      <w:rPr>
+        <w:rFonts w:ascii="Symbol" w:hAnsi="Symbol" w:hint="default"/>
+      </w:rPr>
+    </w:lvl>
+    <w:lvl w:ilvl="7" w:tplc="04090003" w:tentative="1">
+      <w:start w:val="1"/>
+      <w:numFmt w:val="bullet"/>
+      <w:lvlText w:val="o"/>
+      <w:lvlJc w:val="left"/>
+      <w:pPr>
+        <w:ind w:left="6469" w:hanging="360"/>
+      </w:pPr>
+      <w:rPr>
+        <w:rFonts w:ascii="Courier New" w:hAnsi="Courier New" w:cs="Courier New" w:hint="default"/>
+      </w:rPr>
+    </w:lvl>
+    <w:lvl w:ilvl="8" w:tplc="04090005" w:tentative="1">
+      <w:start w:val="1"/>
+      <w:numFmt w:val="bullet"/>
+      <w:lvlText w:val=""/>
+      <w:lvlJc w:val="left"/>
+      <w:pPr>
+        <w:ind w:left="7189" w:hanging="360"/>
+      </w:pPr>
+      <w:rPr>
+        <w:rFonts w:ascii="Wingdings" w:hAnsi="Wingdings" w:hint="default"/>
+      </w:rPr>
+    </w:lvl>
+  </w:abstractNum>
+  <w:abstractNum w:abstractNumId="17" w15:restartNumberingAfterBreak="0">
+    <w:nsid w:val="64E62A4F"/>
+    <w:multiLevelType w:val="hybridMultilevel"/>
+    <w:tmpl w:val="8C0AE55A"/>
+    <w:lvl w:ilvl="0" w:tplc="04090001">
+      <w:start w:val="1"/>
+      <w:numFmt w:val="bullet"/>
+      <w:lvlText w:val=""/>
+      <w:lvlJc w:val="left"/>
+      <w:pPr>
+        <w:ind w:left="1429" w:hanging="360"/>
+      </w:pPr>
+      <w:rPr>
+        <w:rFonts w:ascii="Symbol" w:hAnsi="Symbol" w:hint="default"/>
+      </w:rPr>
+    </w:lvl>
+    <w:lvl w:ilvl="1" w:tplc="04090003" w:tentative="1">
+      <w:start w:val="1"/>
+      <w:numFmt w:val="bullet"/>
+      <w:lvlText w:val="o"/>
+      <w:lvlJc w:val="left"/>
+      <w:pPr>
+        <w:ind w:left="2149" w:hanging="360"/>
+      </w:pPr>
+      <w:rPr>
+        <w:rFonts w:ascii="Courier New" w:hAnsi="Courier New" w:cs="Courier New" w:hint="default"/>
+      </w:rPr>
+    </w:lvl>
+    <w:lvl w:ilvl="2" w:tplc="04090005" w:tentative="1">
+      <w:start w:val="1"/>
+      <w:numFmt w:val="bullet"/>
+      <w:lvlText w:val=""/>
+      <w:lvlJc w:val="left"/>
+      <w:pPr>
+        <w:ind w:left="2869" w:hanging="360"/>
+      </w:pPr>
+      <w:rPr>
+        <w:rFonts w:ascii="Wingdings" w:hAnsi="Wingdings" w:hint="default"/>
+      </w:rPr>
+    </w:lvl>
+    <w:lvl w:ilvl="3" w:tplc="04090001" w:tentative="1">
+      <w:start w:val="1"/>
+      <w:numFmt w:val="bullet"/>
+      <w:lvlText w:val=""/>
+      <w:lvlJc w:val="left"/>
+      <w:pPr>
+        <w:ind w:left="3589" w:hanging="360"/>
+      </w:pPr>
+      <w:rPr>
+        <w:rFonts w:ascii="Symbol" w:hAnsi="Symbol" w:hint="default"/>
+      </w:rPr>
+    </w:lvl>
+    <w:lvl w:ilvl="4" w:tplc="04090003" w:tentative="1">
+      <w:start w:val="1"/>
+      <w:numFmt w:val="bullet"/>
+      <w:lvlText w:val="o"/>
+      <w:lvlJc w:val="left"/>
+      <w:pPr>
+        <w:ind w:left="4309" w:hanging="360"/>
+      </w:pPr>
+      <w:rPr>
+        <w:rFonts w:ascii="Courier New" w:hAnsi="Courier New" w:cs="Courier New" w:hint="default"/>
+      </w:rPr>
+    </w:lvl>
+    <w:lvl w:ilvl="5" w:tplc="04090005" w:tentative="1">
+      <w:start w:val="1"/>
+      <w:numFmt w:val="bullet"/>
+      <w:lvlText w:val=""/>
+      <w:lvlJc w:val="left"/>
+      <w:pPr>
+        <w:ind w:left="5029" w:hanging="360"/>
+      </w:pPr>
+      <w:rPr>
+        <w:rFonts w:ascii="Wingdings" w:hAnsi="Wingdings" w:hint="default"/>
+      </w:rPr>
+    </w:lvl>
+    <w:lvl w:ilvl="6" w:tplc="04090001" w:tentative="1">
+      <w:start w:val="1"/>
+      <w:numFmt w:val="bullet"/>
+      <w:lvlText w:val=""/>
+      <w:lvlJc w:val="left"/>
+      <w:pPr>
+        <w:ind w:left="5749" w:hanging="360"/>
+      </w:pPr>
+      <w:rPr>
+        <w:rFonts w:ascii="Symbol" w:hAnsi="Symbol" w:hint="default"/>
+      </w:rPr>
+    </w:lvl>
+    <w:lvl w:ilvl="7" w:tplc="04090003" w:tentative="1">
+      <w:start w:val="1"/>
+      <w:numFmt w:val="bullet"/>
+      <w:lvlText w:val="o"/>
+      <w:lvlJc w:val="left"/>
+      <w:pPr>
+        <w:ind w:left="6469" w:hanging="360"/>
+      </w:pPr>
+      <w:rPr>
+        <w:rFonts w:ascii="Courier New" w:hAnsi="Courier New" w:cs="Courier New" w:hint="default"/>
+      </w:rPr>
+    </w:lvl>
+    <w:lvl w:ilvl="8" w:tplc="04090005" w:tentative="1">
+      <w:start w:val="1"/>
+      <w:numFmt w:val="bullet"/>
+      <w:lvlText w:val=""/>
+      <w:lvlJc w:val="left"/>
+      <w:pPr>
+        <w:ind w:left="7189" w:hanging="360"/>
+      </w:pPr>
+      <w:rPr>
+        <w:rFonts w:ascii="Wingdings" w:hAnsi="Wingdings" w:hint="default"/>
+      </w:rPr>
+    </w:lvl>
+  </w:abstractNum>
+  <w:abstractNum w:abstractNumId="18" w15:restartNumberingAfterBreak="0">
     <w:nsid w:val="6B7C32D9"/>
     <w:multiLevelType w:val="hybridMultilevel"/>
     <w:tmpl w:val="F1B8D7A0"/>
@@ -11019,7 +12636,7 @@
       </w:rPr>
     </w:lvl>
   </w:abstractNum>
-  <w:abstractNum w:abstractNumId="17" w15:restartNumberingAfterBreak="0">
+  <w:abstractNum w:abstractNumId="19" w15:restartNumberingAfterBreak="0">
     <w:nsid w:val="6B9C12D6"/>
     <w:multiLevelType w:val="hybridMultilevel"/>
     <w:tmpl w:val="87AA1926"/>
@@ -11105,7 +12722,7 @@
       </w:pPr>
     </w:lvl>
   </w:abstractNum>
-  <w:abstractNum w:abstractNumId="18" w15:restartNumberingAfterBreak="0">
+  <w:abstractNum w:abstractNumId="20" w15:restartNumberingAfterBreak="0">
     <w:nsid w:val="79CC5E33"/>
     <w:multiLevelType w:val="hybridMultilevel"/>
     <w:tmpl w:val="1B803C64"/>
@@ -11218,7 +12835,7 @@
       </w:rPr>
     </w:lvl>
   </w:abstractNum>
-  <w:abstractNum w:abstractNumId="19" w15:restartNumberingAfterBreak="0">
+  <w:abstractNum w:abstractNumId="21" w15:restartNumberingAfterBreak="0">
     <w:nsid w:val="7BA53767"/>
     <w:multiLevelType w:val="hybridMultilevel"/>
     <w:tmpl w:val="6E5C3310"/>
@@ -11314,7 +12931,7 @@
     <w:abstractNumId w:val="7"/>
   </w:num>
   <w:num w:numId="4">
-    <w:abstractNumId w:val="19"/>
+    <w:abstractNumId w:val="21"/>
   </w:num>
   <w:num w:numId="5">
     <w:abstractNumId w:val="10"/>
@@ -11341,7 +12958,7 @@
     <w:abstractNumId w:val="12"/>
   </w:num>
   <w:num w:numId="13">
-    <w:abstractNumId w:val="18"/>
+    <w:abstractNumId w:val="20"/>
   </w:num>
   <w:num w:numId="14">
     <w:abstractNumId w:val="11"/>
@@ -11353,7 +12970,7 @@
     <w:abstractNumId w:val="6"/>
   </w:num>
   <w:num w:numId="17">
-    <w:abstractNumId w:val="16"/>
+    <w:abstractNumId w:val="18"/>
   </w:num>
   <w:num w:numId="18">
     <w:abstractNumId w:val="1"/>
@@ -11362,9 +12979,15 @@
     <w:abstractNumId w:val="14"/>
   </w:num>
   <w:num w:numId="20">
+    <w:abstractNumId w:val="19"/>
+  </w:num>
+  <w:num w:numId="21">
     <w:abstractNumId w:val="17"/>
   </w:num>
-  <w:numIdMacAtCleanup w:val="20"/>
+  <w:num w:numId="22">
+    <w:abstractNumId w:val="16"/>
+  </w:num>
+  <w:numIdMacAtCleanup w:val="22"/>
 </w:numbering>
 </file>
 
@@ -11804,6 +13427,29 @@
       <w:szCs w:val="32"/>
     </w:rPr>
   </w:style>
+  <w:style w:type="paragraph" w:styleId="Heading4">
+    <w:name w:val="heading 4"/>
+    <w:basedOn w:val="Normal"/>
+    <w:next w:val="Normal"/>
+    <w:link w:val="Heading4Char"/>
+    <w:uiPriority w:val="9"/>
+    <w:semiHidden/>
+    <w:unhideWhenUsed/>
+    <w:qFormat/>
+    <w:rsid w:val="00F04C95"/>
+    <w:pPr>
+      <w:keepNext/>
+      <w:keepLines/>
+      <w:spacing w:before="40"/>
+      <w:outlineLvl w:val="3"/>
+    </w:pPr>
+    <w:rPr>
+      <w:rFonts w:asciiTheme="majorHAnsi" w:eastAsiaTheme="majorEastAsia" w:hAnsiTheme="majorHAnsi" w:cstheme="majorBidi"/>
+      <w:i/>
+      <w:iCs/>
+      <w:color w:val="2F5496" w:themeColor="accent1" w:themeShade="BF"/>
+    </w:rPr>
+  </w:style>
   <w:style w:type="character" w:default="1" w:styleId="DefaultParagraphFont">
     <w:name w:val="Default Paragraph Font"/>
     <w:uiPriority w:val="1"/>
@@ -11883,9 +13529,14 @@
     <w:basedOn w:val="Risunok"/>
     <w:autoRedefine/>
     <w:qFormat/>
-    <w:rsid w:val="003B2619"/>
+    <w:rsid w:val="00B83E12"/>
     <w:pPr>
+      <w:numPr>
+        <w:numId w:val="0"/>
+      </w:numPr>
       <w:spacing w:line="240" w:lineRule="auto"/>
+      <w:ind w:left="1080"/>
+      <w:jc w:val="left"/>
     </w:pPr>
   </w:style>
   <w:style w:type="paragraph" w:customStyle="1" w:styleId="Style2">
@@ -11893,7 +13544,7 @@
     <w:basedOn w:val="Style1"/>
     <w:autoRedefine/>
     <w:qFormat/>
-    <w:rsid w:val="003B2619"/>
+    <w:rsid w:val="00B83E12"/>
     <w:pPr>
       <w:numPr>
         <w:numId w:val="2"/>
@@ -12397,6 +14048,25 @@
       <w:iCs/>
     </w:rPr>
   </w:style>
+  <w:style w:type="character" w:customStyle="1" w:styleId="Heading4Char">
+    <w:name w:val="Heading 4 Char"/>
+    <w:basedOn w:val="DefaultParagraphFont"/>
+    <w:link w:val="Heading4"/>
+    <w:uiPriority w:val="9"/>
+    <w:semiHidden/>
+    <w:rsid w:val="00F04C95"/>
+    <w:rPr>
+      <w:rFonts w:asciiTheme="majorHAnsi" w:eastAsiaTheme="majorEastAsia" w:hAnsiTheme="majorHAnsi" w:cstheme="majorBidi"/>
+      <w:i/>
+      <w:iCs/>
+      <w:color w:val="2F5496" w:themeColor="accent1" w:themeShade="BF"/>
+      <w:kern w:val="0"/>
+      <w:sz w:val="28"/>
+      <w:szCs w:val="20"/>
+      <w:lang w:val="ru-RU" w:eastAsia="ru-RU"/>
+      <w14:ligatures w14:val="none"/>
+    </w:rPr>
+  </w:style>
 </w:styles>
 </file>
 

--- a/ZAPISKA/VKR.docx
+++ b/ZAPISKA/VKR.docx
@@ -913,7 +913,6 @@
         </w:numPr>
         <w:rPr>
           <w:rFonts w:cs="Liberation Serif"/>
-          <w:szCs w:val="28"/>
           <w:lang w:val="en-US"/>
         </w:rPr>
       </w:pPr>
@@ -921,22 +920,62 @@
         <w:rPr>
           <w:rFonts w:cs="Liberation Serif"/>
         </w:rPr>
-        <w:t>ОУ</w:t>
-      </w:r>
-      <w:r>
-        <w:rPr>
-          <w:rFonts w:cs="Liberation Serif"/>
-        </w:rPr>
-        <w:t xml:space="preserve"> – операционный усилитель</w:t>
-      </w:r>
-    </w:p>
-    <w:p>
-      <w:pPr>
+        <w:t>ОУ – операционный усилитель</w:t>
+      </w:r>
+    </w:p>
+    <w:p>
+      <w:pPr>
+        <w:pStyle w:val="ListParagraph"/>
+        <w:numPr>
+          <w:ilvl w:val="0"/>
+          <w:numId w:val="3"/>
+        </w:numPr>
+        <w:ind w:left="567"/>
         <w:rPr>
           <w:rFonts w:cs="Liberation Serif"/>
           <w:lang w:val="en-US"/>
         </w:rPr>
       </w:pPr>
+      <w:r>
+        <w:rPr>
+          <w:rFonts w:cs="Liberation Serif"/>
+        </w:rPr>
+        <w:t>ЦАП -  цифро-аналоговый преобразователь</w:t>
+      </w:r>
+    </w:p>
+    <w:p>
+      <w:pPr>
+        <w:pStyle w:val="ListParagraph"/>
+        <w:numPr>
+          <w:ilvl w:val="0"/>
+          <w:numId w:val="3"/>
+        </w:numPr>
+        <w:ind w:left="567"/>
+        <w:rPr>
+          <w:rFonts w:cs="Liberation Serif"/>
+          <w:lang w:val="en-US"/>
+        </w:rPr>
+      </w:pPr>
+      <w:r>
+        <w:rPr>
+          <w:rFonts w:cs="Liberation Serif"/>
+          <w:lang w:val="en-US"/>
+        </w:rPr>
+        <w:t xml:space="preserve">DMA </w:t>
+      </w:r>
+      <w:r>
+        <w:rPr>
+          <w:rFonts w:cs="Liberation Serif"/>
+        </w:rPr>
+        <w:t xml:space="preserve">– </w:t>
+      </w:r>
+      <w:r>
+        <w:rPr>
+          <w:rFonts w:cs="Liberation Serif"/>
+          <w:lang w:val="en-US"/>
+        </w:rPr>
+        <w:t>Direct Memory Access</w:t>
+      </w:r>
     </w:p>
     <w:p>
       <w:pPr>
@@ -1467,6 +1506,7 @@
         <w:ind w:left="709"/>
         <w:rPr>
           <w:rFonts w:cs="Liberation Serif"/>
+          <w:lang w:val="en-US"/>
         </w:rPr>
       </w:pPr>
       <w:r>
@@ -1871,7 +1911,12 @@
     <w:sdt>
       <w:sdtPr>
         <w:rPr>
+          <w:rFonts w:ascii="Liberation Serif" w:eastAsia="Times New Roman" w:hAnsi="Liberation Serif" w:cs="Times New Roman"/>
           <w:b/>
+          <w:color w:val="auto"/>
+          <w:sz w:val="28"/>
+          <w:szCs w:val="20"/>
+          <w:lang w:val="ru-RU" w:eastAsia="ru-RU"/>
         </w:rPr>
         <w:id w:val="1103463544"/>
         <w:docPartObj>
@@ -1881,13 +1926,8 @@
       </w:sdtPr>
       <w:sdtEndPr>
         <w:rPr>
-          <w:rFonts w:ascii="Liberation Serif" w:eastAsia="Times New Roman" w:hAnsi="Liberation Serif" w:cs="Times New Roman"/>
           <w:bCs/>
           <w:noProof/>
-          <w:color w:val="auto"/>
-          <w:sz w:val="28"/>
-          <w:szCs w:val="20"/>
-          <w:lang w:val="ru-RU" w:eastAsia="ru-RU"/>
         </w:rPr>
       </w:sdtEndPr>
       <w:sdtContent>
@@ -1933,7 +1973,7 @@
           <w:r>
             <w:fldChar w:fldCharType="separate"/>
           </w:r>
-          <w:hyperlink w:anchor="_Toc232383776" w:history="1">
+          <w:hyperlink w:anchor="_Toc232402270" w:history="1">
             <w:r>
               <w:rPr>
                 <w:rStyle w:val="Hyperlink"/>
@@ -1960,7 +2000,7 @@
                 <w:noProof/>
                 <w:webHidden/>
               </w:rPr>
-              <w:instrText xml:space="preserve"> PAGEREF _Toc232383776 \h </w:instrText>
+              <w:instrText xml:space="preserve"> PAGEREF _Toc232402270 \h </w:instrText>
             </w:r>
             <w:r>
               <w:rPr>
@@ -2002,7 +2042,7 @@
               <w:lang w:val="en-US" w:eastAsia="en-US"/>
             </w:rPr>
           </w:pPr>
-          <w:hyperlink w:anchor="_Toc232383777" w:history="1">
+          <w:hyperlink w:anchor="_Toc232402271" w:history="1">
             <w:r>
               <w:rPr>
                 <w:rStyle w:val="Hyperlink"/>
@@ -2048,7 +2088,7 @@
                 <w:noProof/>
                 <w:webHidden/>
               </w:rPr>
-              <w:instrText xml:space="preserve"> PAGEREF _Toc232383777 \h </w:instrText>
+              <w:instrText xml:space="preserve"> PAGEREF _Toc232402271 \h </w:instrText>
             </w:r>
             <w:r>
               <w:rPr>
@@ -2090,7 +2130,7 @@
               <w:lang w:val="en-US" w:eastAsia="en-US"/>
             </w:rPr>
           </w:pPr>
-          <w:hyperlink w:anchor="_Toc232383778" w:history="1">
+          <w:hyperlink w:anchor="_Toc232402272" w:history="1">
             <w:r>
               <w:rPr>
                 <w:rStyle w:val="Hyperlink"/>
@@ -2136,7 +2176,7 @@
                 <w:noProof/>
                 <w:webHidden/>
               </w:rPr>
-              <w:instrText xml:space="preserve"> PAGEREF _Toc232383778 \h </w:instrText>
+              <w:instrText xml:space="preserve"> PAGEREF _Toc232402272 \h </w:instrText>
             </w:r>
             <w:r>
               <w:rPr>
@@ -2181,7 +2221,7 @@
               <w:lang w:val="en-US" w:eastAsia="en-US"/>
             </w:rPr>
           </w:pPr>
-          <w:hyperlink w:anchor="_Toc232383779" w:history="1">
+          <w:hyperlink w:anchor="_Toc232402273" w:history="1">
             <w:r>
               <w:rPr>
                 <w:rStyle w:val="Hyperlink"/>
@@ -2224,7 +2264,7 @@
                 <w:noProof/>
                 <w:webHidden/>
               </w:rPr>
-              <w:instrText xml:space="preserve"> PAGEREF _Toc232383779 \h </w:instrText>
+              <w:instrText xml:space="preserve"> PAGEREF _Toc232402273 \h </w:instrText>
             </w:r>
             <w:r>
               <w:rPr>
@@ -2244,7 +2284,7 @@
                 <w:noProof/>
                 <w:webHidden/>
               </w:rPr>
-              <w:t>10</w:t>
+              <w:t>11</w:t>
             </w:r>
             <w:r>
               <w:rPr>
@@ -2269,7 +2309,7 @@
               <w:lang w:val="en-US" w:eastAsia="en-US"/>
             </w:rPr>
           </w:pPr>
-          <w:hyperlink w:anchor="_Toc232383780" w:history="1">
+          <w:hyperlink w:anchor="_Toc232402274" w:history="1">
             <w:r>
               <w:rPr>
                 <w:rStyle w:val="Hyperlink"/>
@@ -2304,7 +2344,7 @@
                 <w:noProof/>
                 <w:webHidden/>
               </w:rPr>
-              <w:instrText xml:space="preserve"> PAGEREF _Toc232383780 \h </w:instrText>
+              <w:instrText xml:space="preserve"> PAGEREF _Toc232402274 \h </w:instrText>
             </w:r>
             <w:r>
               <w:rPr>
@@ -2349,7 +2389,7 @@
               <w:lang w:val="en-US" w:eastAsia="en-US"/>
             </w:rPr>
           </w:pPr>
-          <w:hyperlink w:anchor="_Toc232383781" w:history="1">
+          <w:hyperlink w:anchor="_Toc232402275" w:history="1">
             <w:r>
               <w:rPr>
                 <w:rStyle w:val="Hyperlink"/>
@@ -2384,7 +2424,7 @@
                 <w:noProof/>
                 <w:webHidden/>
               </w:rPr>
-              <w:instrText xml:space="preserve"> PAGEREF _Toc232383781 \h </w:instrText>
+              <w:instrText xml:space="preserve"> PAGEREF _Toc232402275 \h </w:instrText>
             </w:r>
             <w:r>
               <w:rPr>
@@ -2429,7 +2469,7 @@
               <w:lang w:val="en-US" w:eastAsia="en-US"/>
             </w:rPr>
           </w:pPr>
-          <w:hyperlink w:anchor="_Toc232383782" w:history="1">
+          <w:hyperlink w:anchor="_Toc232402276" w:history="1">
             <w:r>
               <w:rPr>
                 <w:rStyle w:val="Hyperlink"/>
@@ -2464,7 +2504,7 @@
                 <w:noProof/>
                 <w:webHidden/>
               </w:rPr>
-              <w:instrText xml:space="preserve"> PAGEREF _Toc232383782 \h </w:instrText>
+              <w:instrText xml:space="preserve"> PAGEREF _Toc232402276 \h </w:instrText>
             </w:r>
             <w:r>
               <w:rPr>
@@ -2485,6 +2525,444 @@
                 <w:webHidden/>
               </w:rPr>
               <w:t>14</w:t>
+            </w:r>
+            <w:r>
+              <w:rPr>
+                <w:noProof/>
+                <w:webHidden/>
+              </w:rPr>
+              <w:fldChar w:fldCharType="end"/>
+            </w:r>
+          </w:hyperlink>
+        </w:p>
+        <w:p>
+          <w:pPr>
+            <w:pStyle w:val="TOC1"/>
+            <w:rPr>
+              <w:rFonts w:asciiTheme="minorHAnsi" w:eastAsiaTheme="minorEastAsia" w:hAnsiTheme="minorHAnsi" w:cstheme="minorBidi"/>
+              <w:noProof/>
+              <w:sz w:val="22"/>
+              <w:szCs w:val="22"/>
+              <w:lang w:val="en-US" w:eastAsia="en-US"/>
+            </w:rPr>
+          </w:pPr>
+          <w:hyperlink w:anchor="_Toc232402277" w:history="1">
+            <w:r>
+              <w:rPr>
+                <w:rStyle w:val="Hyperlink"/>
+                <w:rFonts w:cs="Liberation Serif"/>
+                <w:noProof/>
+              </w:rPr>
+              <w:t>4.</w:t>
+            </w:r>
+            <w:r>
+              <w:rPr>
+                <w:rFonts w:asciiTheme="minorHAnsi" w:eastAsiaTheme="minorEastAsia" w:hAnsiTheme="minorHAnsi" w:cstheme="minorBidi"/>
+                <w:noProof/>
+                <w:sz w:val="22"/>
+                <w:szCs w:val="22"/>
+                <w:lang w:val="en-US" w:eastAsia="en-US"/>
+              </w:rPr>
+              <w:tab/>
+            </w:r>
+            <w:r>
+              <w:rPr>
+                <w:rStyle w:val="Hyperlink"/>
+                <w:rFonts w:cs="Liberation Serif"/>
+                <w:noProof/>
+              </w:rPr>
+              <w:t>РАЗРАБОТКА СТРУКТОРНОЙ И ПРИНЦИПИАЛЬНОЙ СХЕМ</w:t>
+            </w:r>
+            <w:r>
+              <w:rPr>
+                <w:noProof/>
+                <w:webHidden/>
+              </w:rPr>
+              <w:tab/>
+            </w:r>
+            <w:r>
+              <w:rPr>
+                <w:noProof/>
+                <w:webHidden/>
+              </w:rPr>
+              <w:fldChar w:fldCharType="begin"/>
+            </w:r>
+            <w:r>
+              <w:rPr>
+                <w:noProof/>
+                <w:webHidden/>
+              </w:rPr>
+              <w:instrText xml:space="preserve"> PAGEREF _Toc232402277 \h </w:instrText>
+            </w:r>
+            <w:r>
+              <w:rPr>
+                <w:noProof/>
+                <w:webHidden/>
+              </w:rPr>
+            </w:r>
+            <w:r>
+              <w:rPr>
+                <w:noProof/>
+                <w:webHidden/>
+              </w:rPr>
+              <w:fldChar w:fldCharType="separate"/>
+            </w:r>
+            <w:r>
+              <w:rPr>
+                <w:noProof/>
+                <w:webHidden/>
+              </w:rPr>
+              <w:t>21</w:t>
+            </w:r>
+            <w:r>
+              <w:rPr>
+                <w:noProof/>
+                <w:webHidden/>
+              </w:rPr>
+              <w:fldChar w:fldCharType="end"/>
+            </w:r>
+          </w:hyperlink>
+        </w:p>
+        <w:p>
+          <w:pPr>
+            <w:pStyle w:val="TOC2"/>
+            <w:tabs>
+              <w:tab w:val="right" w:leader="dot" w:pos="9350"/>
+            </w:tabs>
+            <w:rPr>
+              <w:rFonts w:asciiTheme="minorHAnsi" w:eastAsiaTheme="minorEastAsia" w:hAnsiTheme="minorHAnsi" w:cstheme="minorBidi"/>
+              <w:noProof/>
+              <w:sz w:val="22"/>
+              <w:szCs w:val="22"/>
+              <w:lang w:val="en-US" w:eastAsia="en-US"/>
+            </w:rPr>
+          </w:pPr>
+          <w:hyperlink w:anchor="_Toc232402278" w:history="1">
+            <w:r>
+              <w:rPr>
+                <w:rStyle w:val="Hyperlink"/>
+                <w:noProof/>
+                <w:lang w:val="en-US"/>
+              </w:rPr>
+              <w:t xml:space="preserve">5.1 </w:t>
+            </w:r>
+            <w:r>
+              <w:rPr>
+                <w:rStyle w:val="Hyperlink"/>
+                <w:noProof/>
+              </w:rPr>
+              <w:t xml:space="preserve">Обоснование выбора микроконтроллера: </w:t>
+            </w:r>
+            <w:r>
+              <w:rPr>
+                <w:rStyle w:val="Hyperlink"/>
+                <w:noProof/>
+                <w:lang w:val="en-US"/>
+              </w:rPr>
+              <w:t>STM</w:t>
+            </w:r>
+            <w:r>
+              <w:rPr>
+                <w:rStyle w:val="Hyperlink"/>
+                <w:noProof/>
+              </w:rPr>
+              <w:t>32</w:t>
+            </w:r>
+            <w:r>
+              <w:rPr>
+                <w:rStyle w:val="Hyperlink"/>
+                <w:noProof/>
+                <w:lang w:val="en-US"/>
+              </w:rPr>
+              <w:t>H</w:t>
+            </w:r>
+            <w:r>
+              <w:rPr>
+                <w:rStyle w:val="Hyperlink"/>
+                <w:noProof/>
+              </w:rPr>
+              <w:t>743</w:t>
+            </w:r>
+            <w:r>
+              <w:rPr>
+                <w:rStyle w:val="Hyperlink"/>
+                <w:noProof/>
+                <w:lang w:val="en-US"/>
+              </w:rPr>
+              <w:t>VIT</w:t>
+            </w:r>
+            <w:r>
+              <w:rPr>
+                <w:rStyle w:val="Hyperlink"/>
+                <w:noProof/>
+              </w:rPr>
+              <w:t>6</w:t>
+            </w:r>
+            <w:r>
+              <w:rPr>
+                <w:noProof/>
+                <w:webHidden/>
+              </w:rPr>
+              <w:tab/>
+            </w:r>
+            <w:r>
+              <w:rPr>
+                <w:noProof/>
+                <w:webHidden/>
+              </w:rPr>
+              <w:fldChar w:fldCharType="begin"/>
+            </w:r>
+            <w:r>
+              <w:rPr>
+                <w:noProof/>
+                <w:webHidden/>
+              </w:rPr>
+              <w:instrText xml:space="preserve"> PAGEREF _Toc232402278 \h </w:instrText>
+            </w:r>
+            <w:r>
+              <w:rPr>
+                <w:noProof/>
+                <w:webHidden/>
+              </w:rPr>
+            </w:r>
+            <w:r>
+              <w:rPr>
+                <w:noProof/>
+                <w:webHidden/>
+              </w:rPr>
+              <w:fldChar w:fldCharType="separate"/>
+            </w:r>
+            <w:r>
+              <w:rPr>
+                <w:noProof/>
+                <w:webHidden/>
+              </w:rPr>
+              <w:t>24</w:t>
+            </w:r>
+            <w:r>
+              <w:rPr>
+                <w:noProof/>
+                <w:webHidden/>
+              </w:rPr>
+              <w:fldChar w:fldCharType="end"/>
+            </w:r>
+          </w:hyperlink>
+        </w:p>
+        <w:p>
+          <w:pPr>
+            <w:pStyle w:val="TOC2"/>
+            <w:tabs>
+              <w:tab w:val="right" w:leader="dot" w:pos="9350"/>
+            </w:tabs>
+            <w:rPr>
+              <w:rFonts w:asciiTheme="minorHAnsi" w:eastAsiaTheme="minorEastAsia" w:hAnsiTheme="minorHAnsi" w:cstheme="minorBidi"/>
+              <w:noProof/>
+              <w:sz w:val="22"/>
+              <w:szCs w:val="22"/>
+              <w:lang w:val="en-US" w:eastAsia="en-US"/>
+            </w:rPr>
+          </w:pPr>
+          <w:hyperlink w:anchor="_Toc232402279" w:history="1">
+            <w:r>
+              <w:rPr>
+                <w:rStyle w:val="Hyperlink"/>
+                <w:noProof/>
+              </w:rPr>
+              <w:t>5.2 Реализация программного кода</w:t>
+            </w:r>
+            <w:r>
+              <w:rPr>
+                <w:noProof/>
+                <w:webHidden/>
+              </w:rPr>
+              <w:tab/>
+            </w:r>
+            <w:r>
+              <w:rPr>
+                <w:noProof/>
+                <w:webHidden/>
+              </w:rPr>
+              <w:fldChar w:fldCharType="begin"/>
+            </w:r>
+            <w:r>
+              <w:rPr>
+                <w:noProof/>
+                <w:webHidden/>
+              </w:rPr>
+              <w:instrText xml:space="preserve"> PAGEREF _Toc232402279 \h </w:instrText>
+            </w:r>
+            <w:r>
+              <w:rPr>
+                <w:noProof/>
+                <w:webHidden/>
+              </w:rPr>
+            </w:r>
+            <w:r>
+              <w:rPr>
+                <w:noProof/>
+                <w:webHidden/>
+              </w:rPr>
+              <w:fldChar w:fldCharType="separate"/>
+            </w:r>
+            <w:r>
+              <w:rPr>
+                <w:noProof/>
+                <w:webHidden/>
+              </w:rPr>
+              <w:t>26</w:t>
+            </w:r>
+            <w:r>
+              <w:rPr>
+                <w:noProof/>
+                <w:webHidden/>
+              </w:rPr>
+              <w:fldChar w:fldCharType="end"/>
+            </w:r>
+          </w:hyperlink>
+        </w:p>
+        <w:p>
+          <w:pPr>
+            <w:pStyle w:val="TOC3"/>
+            <w:tabs>
+              <w:tab w:val="right" w:leader="dot" w:pos="9350"/>
+            </w:tabs>
+            <w:rPr>
+              <w:rFonts w:cstheme="minorBidi"/>
+              <w:noProof/>
+            </w:rPr>
+          </w:pPr>
+          <w:hyperlink w:anchor="_Toc232402280" w:history="1">
+            <w:r>
+              <w:rPr>
+                <w:rStyle w:val="Hyperlink"/>
+                <w:noProof/>
+              </w:rPr>
+              <w:t>5.2.1 Общая архитектура программы</w:t>
+            </w:r>
+            <w:r>
+              <w:rPr>
+                <w:noProof/>
+                <w:webHidden/>
+              </w:rPr>
+              <w:tab/>
+            </w:r>
+            <w:r>
+              <w:rPr>
+                <w:noProof/>
+                <w:webHidden/>
+              </w:rPr>
+              <w:fldChar w:fldCharType="begin"/>
+            </w:r>
+            <w:r>
+              <w:rPr>
+                <w:noProof/>
+                <w:webHidden/>
+              </w:rPr>
+              <w:instrText xml:space="preserve"> PAGEREF _Toc232402280 \h </w:instrText>
+            </w:r>
+            <w:r>
+              <w:rPr>
+                <w:noProof/>
+                <w:webHidden/>
+              </w:rPr>
+            </w:r>
+            <w:r>
+              <w:rPr>
+                <w:noProof/>
+                <w:webHidden/>
+              </w:rPr>
+              <w:fldChar w:fldCharType="separate"/>
+            </w:r>
+            <w:r>
+              <w:rPr>
+                <w:noProof/>
+                <w:webHidden/>
+              </w:rPr>
+              <w:t>27</w:t>
+            </w:r>
+            <w:r>
+              <w:rPr>
+                <w:noProof/>
+                <w:webHidden/>
+              </w:rPr>
+              <w:fldChar w:fldCharType="end"/>
+            </w:r>
+          </w:hyperlink>
+        </w:p>
+        <w:p>
+          <w:pPr>
+            <w:pStyle w:val="TOC3"/>
+            <w:tabs>
+              <w:tab w:val="left" w:pos="1320"/>
+              <w:tab w:val="right" w:leader="dot" w:pos="9350"/>
+            </w:tabs>
+            <w:rPr>
+              <w:rFonts w:cstheme="minorBidi"/>
+              <w:noProof/>
+            </w:rPr>
+          </w:pPr>
+          <w:hyperlink w:anchor="_Toc232402281" w:history="1">
+            <w:r>
+              <w:rPr>
+                <w:rStyle w:val="Hyperlink"/>
+                <w:noProof/>
+              </w:rPr>
+              <w:t>5.2.1</w:t>
+            </w:r>
+            <w:r>
+              <w:rPr>
+                <w:rFonts w:cstheme="minorBidi"/>
+                <w:noProof/>
+              </w:rPr>
+              <w:tab/>
+            </w:r>
+            <w:r>
+              <w:rPr>
+                <w:rStyle w:val="Hyperlink"/>
+                <w:noProof/>
+              </w:rPr>
+              <w:t>Инициализация и настройка периферии</w:t>
+            </w:r>
+            <w:r>
+              <w:rPr>
+                <w:noProof/>
+                <w:webHidden/>
+              </w:rPr>
+              <w:tab/>
+            </w:r>
+            <w:r>
+              <w:rPr>
+                <w:noProof/>
+                <w:webHidden/>
+              </w:rPr>
+              <w:fldChar w:fldCharType="begin"/>
+            </w:r>
+            <w:r>
+              <w:rPr>
+                <w:noProof/>
+                <w:webHidden/>
+              </w:rPr>
+              <w:instrText xml:space="preserve"> PAGEREF _Toc232402281 \h </w:instrText>
+            </w:r>
+            <w:r>
+              <w:rPr>
+                <w:noProof/>
+                <w:webHidden/>
+              </w:rPr>
+            </w:r>
+            <w:r>
+              <w:rPr>
+                <w:noProof/>
+                <w:webHidden/>
+              </w:rPr>
+              <w:fldChar w:fldCharType="separate"/>
+            </w:r>
+            <w:r>
+              <w:rPr>
+                <w:noProof/>
+                <w:webHidden/>
+              </w:rPr>
+              <w:t>28</w:t>
             </w:r>
             <w:r>
               <w:rPr>
@@ -2703,7 +3181,7 @@
         </w:numPr>
         <w:outlineLvl w:val="0"/>
       </w:pPr>
-      <w:bookmarkStart w:id="0" w:name="_Toc232383776"/>
+      <w:bookmarkStart w:id="0" w:name="_Toc232402270"/>
       <w:r>
         <w:t>ВВЕДЕНИЕ</w:t>
       </w:r>
@@ -2814,20 +3292,27 @@
           <w:rFonts w:cs="Liberation Serif"/>
           <w:szCs w:val="28"/>
         </w:rPr>
-        <w:t xml:space="preserve"> автомобильные парктроники, однако современные задачи требуют более высокой точности, разрешающей способности и интеграции с управляющей электроникой. В этом контексте разработка малогабаритных и эффективных устройств определения расстояния на основе специализированных радиолокационных модулей, таких как IVS-565, является актуальной научно-технической задачей.</w:t>
-      </w:r>
-    </w:p>
-    <w:p>
-      <w:pPr>
-        <w:rPr>
-          <w:rFonts w:cs="Liberation Serif"/>
-        </w:rPr>
-      </w:pPr>
-      <w:r>
-        <w:rPr>
-          <w:rFonts w:cs="Liberation Serif"/>
+        <w:t xml:space="preserve"> автомобильные парктроники, однако современные задачи требуют более высокой точности, </w:t>
+      </w:r>
+      <w:r>
+        <w:rPr>
+          <w:rFonts w:cs="Liberation Serif"/>
+          <w:szCs w:val="28"/>
         </w:rPr>
         <w:lastRenderedPageBreak/>
+        <w:t>разрешающей способности и интеграции с управляющей электроникой. В этом контексте разработка малогабаритных и эффективных устройств определения расстояния на основе специализированных радиолокационных модулей, таких как IVS-565, является актуальной научно-технической задачей.</w:t>
+      </w:r>
+    </w:p>
+    <w:p>
+      <w:pPr>
+        <w:rPr>
+          <w:rFonts w:cs="Liberation Serif"/>
+        </w:rPr>
+      </w:pPr>
+      <w:r>
+        <w:rPr>
+          <w:rFonts w:cs="Liberation Serif"/>
+        </w:rPr>
         <w:t>Целью данной выпускной квалификационной работы является разработка устройства определения расстояния на основе радиорадара, включающего аппаратную часть, встроенное программное обеспечение и программное обеспечение верхнего уровня для анализа данных и вычисления дальности.</w:t>
       </w:r>
     </w:p>
@@ -2847,7 +3332,7 @@
           <w:rFonts w:cs="Liberation Serif"/>
         </w:rPr>
       </w:pPr>
-      <w:bookmarkStart w:id="1" w:name="_Toc232383777"/>
+      <w:bookmarkStart w:id="1" w:name="_Toc232402271"/>
       <w:r>
         <w:rPr>
           <w:rFonts w:cs="Liberation Serif"/>
@@ -2951,65 +3436,8 @@
         <w:rPr>
           <w:rFonts w:cs="Liberation Serif"/>
         </w:rPr>
-        <w:t>я.</w:t>
-      </w:r>
-    </w:p>
-    <w:p>
-      <w:pPr>
-        <w:rPr>
-          <w:rFonts w:cs="Liberation Serif"/>
-        </w:rPr>
-      </w:pPr>
-    </w:p>
-    <w:p>
-      <w:pPr>
-        <w:rPr>
-          <w:rFonts w:cs="Liberation Serif"/>
-        </w:rPr>
-      </w:pPr>
-    </w:p>
-    <w:p>
-      <w:pPr>
-        <w:rPr>
-          <w:rFonts w:cs="Liberation Serif"/>
-        </w:rPr>
-      </w:pPr>
-    </w:p>
-    <w:p>
-      <w:pPr>
-        <w:rPr>
-          <w:rFonts w:cs="Liberation Serif"/>
-          <w:lang w:val="en-US"/>
-        </w:rPr>
-      </w:pPr>
-    </w:p>
-    <w:p>
-      <w:pPr>
-        <w:rPr>
-          <w:rFonts w:cs="Liberation Serif"/>
-        </w:rPr>
-      </w:pPr>
-    </w:p>
-    <w:p>
-      <w:pPr>
-        <w:rPr>
-          <w:rFonts w:cs="Liberation Serif"/>
-        </w:rPr>
-      </w:pPr>
-    </w:p>
-    <w:p>
-      <w:pPr>
-        <w:rPr>
-          <w:rFonts w:cs="Liberation Serif"/>
-        </w:rPr>
-      </w:pPr>
-    </w:p>
-    <w:p>
-      <w:pPr>
-        <w:rPr>
-          <w:rFonts w:cs="Liberation Serif"/>
-        </w:rPr>
-      </w:pPr>
+        <w:t>я</w:t>
+      </w:r>
     </w:p>
     <w:p>
       <w:pPr>
@@ -3034,11 +3462,12 @@
           <w:rFonts w:cs="Liberation Serif"/>
         </w:rPr>
       </w:pPr>
-      <w:bookmarkStart w:id="2" w:name="_Toc232383778"/>
-      <w:r>
-        <w:rPr>
-          <w:rFonts w:cs="Liberation Serif"/>
-        </w:rPr>
+      <w:bookmarkStart w:id="2" w:name="_Toc232402272"/>
+      <w:r>
+        <w:rPr>
+          <w:rFonts w:cs="Liberation Serif"/>
+        </w:rPr>
+        <w:lastRenderedPageBreak/>
         <w:t>АНАЛИЗ ИЗВЕСТНЫХ МЕТОДОВ В РАССМАТРИВАЕМОЙ ОБЛАСТИ</w:t>
       </w:r>
       <w:bookmarkEnd w:id="2"/>
@@ -3105,13 +3534,7 @@
         <w:t>камеры глубины</w:t>
       </w:r>
       <w:r>
-        <w:t xml:space="preserve">) – </w:t>
-      </w:r>
-      <w:r>
-        <w:t>методы, использующие анализ изображений</w:t>
-      </w:r>
-      <w:r>
-        <w:t xml:space="preserve"> </w:t>
+        <w:t xml:space="preserve">) – методы, использующие анализ изображений </w:t>
       </w:r>
     </w:p>
     <w:p>
@@ -3134,24 +3557,9 @@
         <w:t>Сонары</w:t>
       </w:r>
       <w:r>
-        <w:t xml:space="preserve"> (ультразвуковые датчики) — активные акустические системы, широко применяемые в автомобильных парктрониках и мобильной робототехнике</w:t>
-      </w:r>
-      <w:r>
-        <w:t>.</w:t>
-      </w:r>
-    </w:p>
-    <w:p>
-      <w:pPr>
-        <w:pStyle w:val="Title"/>
-        <w:numPr>
-          <w:ilvl w:val="0"/>
-          <w:numId w:val="0"/>
-        </w:numPr>
-        <w:ind w:left="360"/>
-        <w:jc w:val="left"/>
-      </w:pPr>
-    </w:p>
-    <w:p/>
+        <w:t xml:space="preserve"> (ультразвуковые датчики) — активные акустические системы, широко применяемые в автомобильных парктрониках и мобильной робототехнике.</w:t>
+      </w:r>
+    </w:p>
     <w:p>
       <w:pPr>
         <w:pStyle w:val="subtytle"/>
@@ -3159,7 +3567,7 @@
           <w:lang w:val="en-US"/>
         </w:rPr>
       </w:pPr>
-      <w:bookmarkStart w:id="3" w:name="_Toc232383779"/>
+      <w:bookmarkStart w:id="3" w:name="_Toc232402273"/>
       <w:r>
         <w:rPr>
           <w:lang w:val="en-US"/>
@@ -3173,13 +3581,7 @@
         <w:rPr>
           <w:lang w:val="en-US"/>
         </w:rPr>
-        <w:t xml:space="preserve"> </w:t>
-      </w:r>
-      <w:r>
-        <w:rPr>
-          <w:lang w:val="en-US"/>
-        </w:rPr>
-        <w:t>(LIDAR, Light Detection and Ranging)</w:t>
+        <w:t xml:space="preserve"> (LIDAR, Light Detection and Ranging)</w:t>
       </w:r>
       <w:bookmarkEnd w:id="3"/>
     </w:p>
@@ -3191,11 +3593,7 @@
         <w:t>и</w:t>
       </w:r>
       <w:r>
-        <w:t xml:space="preserve">спользуют технологию испускания волн в оптическом (или ближнем к нему ) </w:t>
-      </w:r>
-      <w:r>
-        <w:lastRenderedPageBreak/>
-        <w:t>диапазоне для того чтобы оценить дальность до объекта (или свойство среды, через которое данное изл</w:t>
+        <w:t>спользуют технологию испускания волн в оптическом (или ближнем к нему ) диапазоне для того чтобы оценить дальность до объекта (или свойство среды, через которое данное изл</w:t>
       </w:r>
       <w:r>
         <w:t>у</w:t>
@@ -3225,7 +3623,11 @@
         <w:t xml:space="preserve">Лазерный дальномер – </w:t>
       </w:r>
       <w:r>
-        <w:t>оптический прибор, для измерения расстояния до одной цели, использующий лазер в качестве осветителя</w:t>
+        <w:t xml:space="preserve">оптический прибор, для </w:t>
+      </w:r>
+      <w:r>
+        <w:lastRenderedPageBreak/>
+        <w:t>измерения расстояния до одной цели, использующий лазер в качестве осветителя</w:t>
       </w:r>
       <w:r>
         <w:rPr>
@@ -4072,11 +4474,8 @@
       <w:pPr>
         <w:pStyle w:val="subtytle"/>
       </w:pPr>
-      <w:bookmarkStart w:id="4" w:name="_Toc232383780"/>
-      <w:r>
-        <w:rPr>
-          <w:lang w:val="en-US"/>
-        </w:rPr>
+      <w:bookmarkStart w:id="4" w:name="_Toc232402274"/>
+      <w:r>
         <w:t xml:space="preserve">3.2 </w:t>
       </w:r>
       <w:r>
@@ -4237,6 +4636,7 @@
                 <w:noProof/>
                 <w14:ligatures w14:val="standardContextual"/>
               </w:rPr>
+              <w:lastRenderedPageBreak/>
               <w:drawing>
                 <wp:anchor distT="0" distB="0" distL="114300" distR="114300" simplePos="0" relativeHeight="251661312" behindDoc="1" locked="0" layoutInCell="1" allowOverlap="1" wp14:anchorId="3E000FFA" wp14:editId="1DBD8E52">
                   <wp:simplePos x="0" y="0"/>
@@ -4776,11 +5176,9 @@
       <w:pPr>
         <w:pStyle w:val="subtytle"/>
       </w:pPr>
-      <w:bookmarkStart w:id="5" w:name="_Toc232383781"/>
-      <w:r>
-        <w:rPr>
-          <w:lang w:val="en-US"/>
-        </w:rPr>
+      <w:bookmarkStart w:id="5" w:name="_Toc232402275"/>
+      <w:r>
+        <w:lastRenderedPageBreak/>
         <w:t xml:space="preserve">3.3 </w:t>
       </w:r>
       <w:r>
@@ -4797,10 +5195,7 @@
         <w:t>Ультразвуковые датчики</w:t>
       </w:r>
       <w:r>
-        <w:t xml:space="preserve"> (сонары) — это активные акустические системы измерения расстояния, основанные на использовании звуковых волн высокой частоты (обычно 20–100 кГц</w:t>
-      </w:r>
-      <w:r>
-        <w:t xml:space="preserve">). </w:t>
+        <w:t xml:space="preserve"> (сонары) — это активные акустические системы измерения расстояния, основанные на использовании звуковых волн высокой частоты (обычно 20–100 кГц). </w:t>
       </w:r>
       <w:r>
         <w:t>Принцип работы ультразвукового датчика схож с эхолокацией летучих мышей или дельфинов. Устройство состоит из двух основных элементов:</w:t>
@@ -4939,6 +5334,7 @@
           <w:b/>
           <w:bCs/>
         </w:rPr>
+        <w:lastRenderedPageBreak/>
         <w:t>Достоинства</w:t>
       </w:r>
       <w:r>
@@ -5168,6 +5564,7 @@
           <w:bCs/>
           <w:lang w:eastAsia="en-US"/>
         </w:rPr>
+        <w:lastRenderedPageBreak/>
         <w:t>Чувствительность к загрязнениям</w:t>
       </w:r>
       <w:r>
@@ -5410,111 +5807,106 @@
       <w:pPr>
         <w:pStyle w:val="subtytle"/>
       </w:pPr>
-      <w:bookmarkStart w:id="6" w:name="_Toc232383782"/>
+      <w:bookmarkStart w:id="6" w:name="_Toc232402276"/>
+      <w:r>
+        <w:lastRenderedPageBreak/>
+        <w:t xml:space="preserve">3.4 </w:t>
+      </w:r>
+      <w:r>
+        <w:t>Радиорадар</w:t>
+      </w:r>
+      <w:bookmarkEnd w:id="6"/>
+    </w:p>
+    <w:p>
+      <w:pPr>
+        <w:rPr>
+          <w:rFonts w:cs="Liberation Serif"/>
+        </w:rPr>
+      </w:pPr>
+      <w:r>
+        <w:rPr>
+          <w:rFonts w:cs="Liberation Serif"/>
+        </w:rPr>
+        <w:t>Для решения поставленной задачи необходимо рассмотреть основные понятия (элементы теории)</w:t>
+      </w:r>
+      <w:r>
+        <w:rPr>
+          <w:rFonts w:cs="Liberation Serif"/>
+        </w:rPr>
+        <w:t>,</w:t>
+      </w:r>
+      <w:r>
+        <w:rPr>
+          <w:rFonts w:cs="Liberation Serif"/>
+        </w:rPr>
+        <w:t xml:space="preserve"> а также принцип работы радиорадара.</w:t>
+      </w:r>
+    </w:p>
+    <w:p>
+      <w:r>
+        <w:t>Миллиметровые волны (mmWave) — это класс радиолокационных технологий, использующих коротковолновые электромагнитные волны. Система mmWave, работающая на частоте 76–81 ГГц (с соответствующей длиной волны около 4 мм), позволяет регистрировать перемещения с точностью до долей миллиметра. Радарный модуль IVS-565, используемый в данной работе, функционирует именно в этом диапазоне</w:t>
+      </w:r>
+      <w:r>
+        <w:t>.</w:t>
+      </w:r>
+      <w:r>
+        <w:t xml:space="preserve"> </w:t>
+      </w:r>
+    </w:p>
+    <w:p>
+      <w:r>
+        <w:t xml:space="preserve">Рассматриваемые радары реализуют технологию mmWave особого класса, называемую </w:t>
+      </w:r>
+      <w:r>
+        <w:rPr>
+          <w:rStyle w:val="Strong"/>
+        </w:rPr>
+        <w:t>непрерывное излучение с частотной модуляцией (FMCW)</w:t>
+      </w:r>
+      <w:r>
+        <w:t xml:space="preserve">. FMCW — это метод радиолокации, основанный на излучении непрерывного сигнала с линейной частотной модуляцией (ЛЧМ). В отличие от классических импульсных радаров, которые излучают короткие мощные импульсы и измеряют время их возвращения, FMCW-радары работают в режиме непрерывного излучения. Это обеспечивает ряд важных преимуществ, особенно в задачах ближней радиолокации. FMCW-радары передают непрерывный сигнал с частотной модуляцией для измерения дальности, угла и скорости, что отличает их от традиционных импульсных систем. Пример формирования FMCW-сигнала показан на рисунке </w:t>
+      </w:r>
       <w:r>
         <w:rPr>
           <w:lang w:val="en-US"/>
         </w:rPr>
-        <w:t xml:space="preserve">3.4 </w:t>
-      </w:r>
-      <w:r>
-        <w:t>Радиорадар</w:t>
-      </w:r>
-      <w:bookmarkEnd w:id="6"/>
-    </w:p>
-    <w:p>
-      <w:pPr>
-        <w:rPr>
-          <w:rFonts w:cs="Liberation Serif"/>
-        </w:rPr>
-      </w:pPr>
-      <w:r>
-        <w:rPr>
-          <w:rFonts w:cs="Liberation Serif"/>
-        </w:rPr>
-        <w:t>Для решения поставленной задачи необходимо рассмотреть основные понятия (элементы теории)</w:t>
-      </w:r>
-      <w:r>
-        <w:rPr>
-          <w:rFonts w:cs="Liberation Serif"/>
-        </w:rPr>
-        <w:t>,</w:t>
-      </w:r>
-      <w:r>
-        <w:rPr>
-          <w:rFonts w:cs="Liberation Serif"/>
-        </w:rPr>
-        <w:t xml:space="preserve"> а также принцип работы радиорадара.</w:t>
-      </w:r>
-    </w:p>
-    <w:p>
-      <w:r>
-        <w:t>Миллиметровые волны (mmWave) — это класс радиолокационных технологий, использующих коротковолновые электромагнитные волны. Система mmWave, работающая на частоте 76–81 ГГц (с соответствующей длиной волны около 4 мм), позволяет регистрировать перемещения с точностью до долей миллиметра. Радарный модуль IVS-565, используемый в данной работе, функционирует именно в этом диапазоне</w:t>
+        <w:t>5</w:t>
       </w:r>
       <w:r>
         <w:t>.</w:t>
       </w:r>
-      <w:r>
+    </w:p>
+    <w:p>
+      <w:pPr>
+        <w:rPr>
+          <w:rFonts w:cs="Liberation Serif"/>
+        </w:rPr>
+      </w:pPr>
+      <w:r>
+        <w:rPr>
+          <w:rFonts w:cs="Liberation Serif"/>
+        </w:rPr>
         <w:t xml:space="preserve"> </w:t>
       </w:r>
-    </w:p>
-    <w:p>
-      <w:r>
-        <w:t xml:space="preserve">Рассматриваемые радары реализуют технологию mmWave особого класса, называемую </w:t>
-      </w:r>
-      <w:r>
-        <w:rPr>
-          <w:rStyle w:val="Strong"/>
-        </w:rPr>
-        <w:t>непрерывное излучение с частотной модуляцией (FMCW)</w:t>
-      </w:r>
-      <w:r>
-        <w:t xml:space="preserve">. FMCW — это метод радиолокации, основанный на излучении непрерывного сигнала с линейной частотной модуляцией (ЛЧМ). В отличие от классических импульсных радаров, которые излучают </w:t>
-      </w:r>
-      <w:r>
+      <w:r>
+        <w:rPr>
+          <w:rFonts w:cs="Liberation Serif"/>
+        </w:rPr>
+        <w:br/>
+      </w:r>
+    </w:p>
+    <w:p>
+      <w:pPr>
+        <w:jc w:val="center"/>
+        <w:rPr>
+          <w:rFonts w:cs="Liberation Serif"/>
+        </w:rPr>
+      </w:pPr>
+      <w:r>
+        <w:rPr>
+          <w:noProof/>
+        </w:rPr>
         <w:lastRenderedPageBreak/>
-        <w:t xml:space="preserve">короткие мощные импульсы и измеряют время их возвращения, FMCW-радары работают в режиме непрерывного излучения. Это обеспечивает ряд важных преимуществ, особенно в задачах ближней радиолокации. FMCW-радары передают непрерывный сигнал с частотной модуляцией для измерения дальности, угла и скорости, что отличает их от традиционных импульсных систем. Пример формирования FMCW-сигнала показан на рисунке </w:t>
-      </w:r>
-      <w:r>
-        <w:rPr>
-          <w:lang w:val="en-US"/>
-        </w:rPr>
-        <w:t>5</w:t>
-      </w:r>
-      <w:r>
-        <w:t>.</w:t>
-      </w:r>
-    </w:p>
-    <w:p>
-      <w:pPr>
-        <w:rPr>
-          <w:rFonts w:cs="Liberation Serif"/>
-        </w:rPr>
-      </w:pPr>
-      <w:r>
-        <w:rPr>
-          <w:rFonts w:cs="Liberation Serif"/>
-        </w:rPr>
-        <w:t xml:space="preserve"> </w:t>
-      </w:r>
-      <w:r>
-        <w:rPr>
-          <w:rFonts w:cs="Liberation Serif"/>
-        </w:rPr>
-        <w:br/>
-      </w:r>
-    </w:p>
-    <w:p>
-      <w:pPr>
-        <w:jc w:val="center"/>
-        <w:rPr>
-          <w:rFonts w:cs="Liberation Serif"/>
-        </w:rPr>
-      </w:pPr>
-      <w:r>
-        <w:rPr>
-          <w:noProof/>
-        </w:rPr>
         <w:drawing>
           <wp:inline distT="0" distB="0" distL="0" distR="0" wp14:anchorId="73B5B115" wp14:editId="59E4767E">
             <wp:extent cx="4717086" cy="3381375"/>
@@ -5626,16 +6018,7 @@
           <w:b w:val="0"/>
           <w:bCs w:val="0"/>
         </w:rPr>
-        <w:t xml:space="preserve"> показана упрощённая структурная схема внутреннего устройства FMCW-радара. Генератор пилообразного сигнала формирует напряжение, которое управляет частотой передатчика. Передающая </w:t>
-      </w:r>
-      <w:r>
-        <w:rPr>
-          <w:rStyle w:val="Strong"/>
-          <w:b w:val="0"/>
-          <w:bCs w:val="0"/>
-        </w:rPr>
-        <w:lastRenderedPageBreak/>
-        <w:t>антенна (TX) излучает высокочастотный электромагнитный сигнал, частота которого линейно изменяется согласно управляющему сигналу. Отражённый от препятствия сигнал поступает на приёмную антенну (RX). Сигналы с обеих антенн подаются на смеситель (аналоговый умножитель), на выходе которого формируется так называемый промежуточный, сигнал</w:t>
+        <w:t xml:space="preserve"> показана упрощённая структурная схема внутреннего устройства FMCW-радара. Генератор пилообразного сигнала формирует напряжение, которое управляет частотой передатчика. Передающая антенна (TX) излучает высокочастотный электромагнитный сигнал, частота которого линейно изменяется согласно управляющему сигналу. Отражённый от препятствия сигнал поступает на приёмную антенну (RX). Сигналы с обеих антенн подаются на смеситель (аналоговый умножитель), на выходе которого формируется так называемый промежуточный, сигнал</w:t>
       </w:r>
       <w:r>
         <w:rPr>
@@ -5715,6 +6098,7 @@
           <w:noProof/>
           <w14:ligatures w14:val="standardContextual"/>
         </w:rPr>
+        <w:lastRenderedPageBreak/>
         <w:drawing>
           <wp:inline distT="0" distB="0" distL="0" distR="0" wp14:anchorId="3C376ECF" wp14:editId="75583788">
             <wp:extent cx="5857875" cy="3109595"/>
@@ -6037,6 +6421,14 @@
         <w:tblStyle w:val="TableGrid"/>
         <w:tblpPr w:leftFromText="180" w:rightFromText="180" w:vertAnchor="text" w:horzAnchor="margin" w:tblpY="86"/>
         <w:tblW w:w="10098" w:type="dxa"/>
+        <w:tblBorders>
+          <w:top w:val="none" w:sz="0" w:space="0" w:color="auto"/>
+          <w:left w:val="none" w:sz="0" w:space="0" w:color="auto"/>
+          <w:bottom w:val="none" w:sz="0" w:space="0" w:color="auto"/>
+          <w:right w:val="none" w:sz="0" w:space="0" w:color="auto"/>
+          <w:insideH w:val="none" w:sz="0" w:space="0" w:color="auto"/>
+          <w:insideV w:val="none" w:sz="0" w:space="0" w:color="auto"/>
+        </w:tblBorders>
         <w:tblLook w:val="04A0" w:firstRow="1" w:lastRow="0" w:firstColumn="1" w:lastColumn="0" w:noHBand="0" w:noVBand="1"/>
       </w:tblPr>
       <w:tblGrid>
@@ -6275,6 +6667,14 @@
         <w:tblStyle w:val="TableGrid"/>
         <w:tblpPr w:leftFromText="180" w:rightFromText="180" w:vertAnchor="text" w:horzAnchor="margin" w:tblpY="86"/>
         <w:tblW w:w="10098" w:type="dxa"/>
+        <w:tblBorders>
+          <w:top w:val="none" w:sz="0" w:space="0" w:color="auto"/>
+          <w:left w:val="none" w:sz="0" w:space="0" w:color="auto"/>
+          <w:bottom w:val="none" w:sz="0" w:space="0" w:color="auto"/>
+          <w:right w:val="none" w:sz="0" w:space="0" w:color="auto"/>
+          <w:insideH w:val="none" w:sz="0" w:space="0" w:color="auto"/>
+          <w:insideV w:val="none" w:sz="0" w:space="0" w:color="auto"/>
+        </w:tblBorders>
         <w:tblLook w:val="04A0" w:firstRow="1" w:lastRow="0" w:firstColumn="1" w:lastColumn="0" w:noHBand="0" w:noVBand="1"/>
       </w:tblPr>
       <w:tblGrid>
@@ -7169,6 +7569,14 @@
         <w:tblStyle w:val="TableGrid"/>
         <w:tblpPr w:leftFromText="180" w:rightFromText="180" w:vertAnchor="text" w:horzAnchor="margin" w:tblpY="86"/>
         <w:tblW w:w="10098" w:type="dxa"/>
+        <w:tblBorders>
+          <w:top w:val="none" w:sz="0" w:space="0" w:color="auto"/>
+          <w:left w:val="none" w:sz="0" w:space="0" w:color="auto"/>
+          <w:bottom w:val="none" w:sz="0" w:space="0" w:color="auto"/>
+          <w:right w:val="none" w:sz="0" w:space="0" w:color="auto"/>
+          <w:insideH w:val="none" w:sz="0" w:space="0" w:color="auto"/>
+          <w:insideV w:val="none" w:sz="0" w:space="0" w:color="auto"/>
+        </w:tblBorders>
         <w:tblLook w:val="04A0" w:firstRow="1" w:lastRow="0" w:firstColumn="1" w:lastColumn="0" w:noHBand="0" w:noVBand="1"/>
       </w:tblPr>
       <w:tblGrid>
@@ -7467,17 +7875,7 @@
                     <w:szCs w:val="28"/>
                     <w:lang w:val="ru-RU"/>
                   </w:rPr>
-                  <m:t>=S</m:t>
-                </m:r>
-                <m:r>
-                  <w:rPr>
-                    <w:rStyle w:val="mclose"/>
-                    <w:rFonts w:ascii="Cambria Math" w:hAnsi="Cambria Math"/>
-                    <w:sz w:val="28"/>
-                    <w:szCs w:val="28"/>
-                    <w:lang w:val="ru-RU"/>
-                  </w:rPr>
-                  <m:t>τ</m:t>
+                  <m:t>=Sτ</m:t>
                 </m:r>
               </m:oMath>
             </m:oMathPara>
@@ -7540,6 +7938,14 @@
         <w:tblStyle w:val="TableGrid"/>
         <w:tblpPr w:leftFromText="180" w:rightFromText="180" w:vertAnchor="text" w:horzAnchor="margin" w:tblpY="86"/>
         <w:tblW w:w="10098" w:type="dxa"/>
+        <w:tblBorders>
+          <w:top w:val="none" w:sz="0" w:space="0" w:color="auto"/>
+          <w:left w:val="none" w:sz="0" w:space="0" w:color="auto"/>
+          <w:bottom w:val="none" w:sz="0" w:space="0" w:color="auto"/>
+          <w:right w:val="none" w:sz="0" w:space="0" w:color="auto"/>
+          <w:insideH w:val="none" w:sz="0" w:space="0" w:color="auto"/>
+          <w:insideV w:val="none" w:sz="0" w:space="0" w:color="auto"/>
+        </w:tblBorders>
         <w:tblLook w:val="04A0" w:firstRow="1" w:lastRow="0" w:firstColumn="1" w:lastColumn="0" w:noHBand="0" w:noVBand="1"/>
       </w:tblPr>
       <w:tblGrid>
@@ -7685,16 +8091,7 @@
                     <w:szCs w:val="28"/>
                     <w:lang w:val="ru-RU"/>
                   </w:rPr>
-                  <m:t>[</m:t>
-                </m:r>
-                <m:r>
-                  <w:rPr>
-                    <w:rFonts w:ascii="Cambria Math" w:hAnsi="Cambria Math" w:cs="Liberation Serif"/>
-                    <w:sz w:val="28"/>
-                    <w:szCs w:val="28"/>
-                    <w:lang w:val="ru-RU"/>
-                  </w:rPr>
-                  <m:t>2</m:t>
+                  <m:t>[2</m:t>
                 </m:r>
                 <m:r>
                   <w:rPr>
@@ -7817,6 +8214,14 @@
         <w:tblStyle w:val="TableGrid"/>
         <w:tblpPr w:leftFromText="180" w:rightFromText="180" w:vertAnchor="text" w:horzAnchor="margin" w:tblpY="86"/>
         <w:tblW w:w="10098" w:type="dxa"/>
+        <w:tblBorders>
+          <w:top w:val="none" w:sz="0" w:space="0" w:color="auto"/>
+          <w:left w:val="none" w:sz="0" w:space="0" w:color="auto"/>
+          <w:bottom w:val="none" w:sz="0" w:space="0" w:color="auto"/>
+          <w:right w:val="none" w:sz="0" w:space="0" w:color="auto"/>
+          <w:insideH w:val="none" w:sz="0" w:space="0" w:color="auto"/>
+          <w:insideV w:val="none" w:sz="0" w:space="0" w:color="auto"/>
+        </w:tblBorders>
         <w:tblLook w:val="04A0" w:firstRow="1" w:lastRow="0" w:firstColumn="1" w:lastColumn="0" w:noHBand="0" w:noVBand="1"/>
       </w:tblPr>
       <w:tblGrid>
@@ -8183,23 +8588,31 @@
         <w:ind w:firstLine="0"/>
         <w:rPr>
           <w:rFonts w:cs="Liberation Serif"/>
-          <w:lang w:val="en-US"/>
         </w:rPr>
       </w:pPr>
     </w:p>
     <w:p>
       <w:pPr>
         <w:pStyle w:val="Title"/>
-        <w:rPr>
-          <w:rFonts w:cs="Liberation Serif"/>
-        </w:rPr>
-      </w:pPr>
+        <w:outlineLvl w:val="0"/>
+        <w:rPr>
+          <w:rFonts w:cs="Liberation Serif"/>
+        </w:rPr>
+      </w:pPr>
+      <w:bookmarkStart w:id="7" w:name="_Toc232402277"/>
       <w:r>
         <w:rPr>
           <w:rFonts w:cs="Liberation Serif"/>
         </w:rPr>
         <w:lastRenderedPageBreak/>
-        <w:t xml:space="preserve">РАЗРАБОТКА СТРУКТОРНОЙ И ПРИНЦИПИАЛЬНОЙ СХЕМ </w:t>
+        <w:t>РАЗРАБОТКА СТРУКТОРНОЙ И ПРИНЦИПИАЛЬНОЙ СХЕМ</w:t>
+      </w:r>
+      <w:bookmarkEnd w:id="7"/>
+      <w:r>
+        <w:rPr>
+          <w:rFonts w:cs="Liberation Serif"/>
+        </w:rPr>
+        <w:t xml:space="preserve"> </w:t>
       </w:r>
     </w:p>
     <w:p/>
@@ -8309,10 +8722,7 @@
     </w:p>
     <w:p>
       <w:r>
-        <w:t xml:space="preserve">Для преобразования выходного сигнала радарного модуля в форму, пригодную для оцифровки встроенным АЦП микроконтроллера, была разработана аналоговая схема согласования. </w:t>
-      </w:r>
-      <w:r>
-        <w:t>Выходной сигнал с радара представляет собой совокуп</w:t>
+        <w:t>Для преобразования выходного сигнала радарного модуля в форму, пригодную для оцифровки встроенным АЦП микроконтроллера, была разработана аналоговая схема согласования. Выходной сигнал с радара представляет собой совокуп</w:t>
       </w:r>
       <w:r>
         <w:t>н</w:t>
@@ -8688,13 +9098,7 @@
           <w:rFonts w:cs="Liberation Serif"/>
         </w:rPr>
         <w:lastRenderedPageBreak/>
-        <w:t>(к</w:t>
-      </w:r>
-      <w:r>
-        <w:rPr>
-          <w:rFonts w:cs="Liberation Serif"/>
-        </w:rPr>
-        <w:t>оэффиц</w:t>
+        <w:t>(коэффиц</w:t>
       </w:r>
       <w:r>
         <w:rPr>
@@ -8706,13 +9110,7 @@
         <w:rPr>
           <w:rFonts w:cs="Liberation Serif"/>
         </w:rPr>
-        <w:t>ент данного усилителя равен 1</w:t>
-      </w:r>
-      <w:r>
-        <w:rPr>
-          <w:rFonts w:cs="Liberation Serif"/>
-        </w:rPr>
-        <w:t>) и принимает на вход сигнал с радара через конденсатор С2. За</w:t>
+        <w:t>ент данного усилителя равен 1) и принимает на вход сигнал с радара через конденсатор С2. За</w:t>
       </w:r>
       <w:r>
         <w:rPr>
@@ -8984,45 +9382,44 @@
       <w:pPr>
         <w:pStyle w:val="subtytle"/>
       </w:pPr>
+      <w:bookmarkStart w:id="8" w:name="_Toc232402278"/>
+      <w:r>
+        <w:t xml:space="preserve">5.1 </w:t>
+      </w:r>
+      <w:r>
+        <w:t>Обоснование выбора</w:t>
+      </w:r>
+      <w:r>
+        <w:t xml:space="preserve"> микроконтроллера: </w:t>
+      </w:r>
       <w:r>
         <w:rPr>
           <w:lang w:val="en-US"/>
         </w:rPr>
-        <w:t xml:space="preserve">5.1 </w:t>
-      </w:r>
-      <w:r>
-        <w:t>Обоснование выбора</w:t>
-      </w:r>
-      <w:r>
-        <w:t xml:space="preserve"> микроконтроллера: </w:t>
+        <w:t>STM</w:t>
+      </w:r>
+      <w:r>
+        <w:t>32</w:t>
       </w:r>
       <w:r>
         <w:rPr>
           <w:lang w:val="en-US"/>
         </w:rPr>
-        <w:t>STM</w:t>
-      </w:r>
-      <w:r>
-        <w:t>32</w:t>
+        <w:t>H</w:t>
+      </w:r>
+      <w:r>
+        <w:t>743</w:t>
       </w:r>
       <w:r>
         <w:rPr>
           <w:lang w:val="en-US"/>
         </w:rPr>
-        <w:t>H</w:t>
-      </w:r>
-      <w:r>
-        <w:t>743</w:t>
-      </w:r>
-      <w:r>
-        <w:rPr>
-          <w:lang w:val="en-US"/>
-        </w:rPr>
         <w:t>VIT</w:t>
       </w:r>
       <w:r>
         <w:t>6</w:t>
       </w:r>
+      <w:bookmarkEnd w:id="8"/>
     </w:p>
     <w:p>
       <w:r>
@@ -9035,10 +9432,7 @@
         <w:t>STM32H743VIT6</w:t>
       </w:r>
       <w:r>
-        <w:t xml:space="preserve"> производства компании STMicroelectronics. Данный МК относится к высокопроизводительному семейству STM32H7 и обладает рядом характеристик, сделавших его оптимальным выбором для решения поставленной задачи</w:t>
-      </w:r>
-      <w:r>
-        <w:t xml:space="preserve">. </w:t>
+        <w:t xml:space="preserve"> производства компании STMicroelectronics. Данный МК относится к высокопроизводительному семейству STM32H7 и обладает рядом характеристик, сделавших его оптимальным выбором для решения поставленной задачи. </w:t>
       </w:r>
     </w:p>
     <w:p>
@@ -9130,6 +9524,9 @@
       <w:pPr>
         <w:pStyle w:val="ListParagraph"/>
         <w:ind w:left="1429" w:firstLine="0"/>
+        <w:rPr>
+          <w:rStyle w:val="Strong"/>
+        </w:rPr>
       </w:pPr>
       <w:r>
         <w:t>STM</w:t>
@@ -9152,48 +9549,143 @@
       <w:r>
         <w:rPr>
           <w:rStyle w:val="Strong"/>
-        </w:rPr>
-        <w:t>ARM</w:t>
+          <w:b w:val="0"/>
+          <w:bCs w:val="0"/>
+        </w:rPr>
+        <w:t>ARM Cortex-M7</w:t>
+      </w:r>
+      <w:r>
+        <w:t xml:space="preserve"> с тактовой частотой </w:t>
       </w:r>
       <w:r>
         <w:rPr>
           <w:rStyle w:val="Strong"/>
-        </w:rPr>
-        <w:t xml:space="preserve"> </w:t>
+          <w:b w:val="0"/>
+          <w:bCs w:val="0"/>
+        </w:rPr>
+        <w:t xml:space="preserve">до </w:t>
       </w:r>
       <w:r>
         <w:rPr>
           <w:rStyle w:val="Strong"/>
-        </w:rPr>
-        <w:t>Cortex</w:t>
+          <w:b w:val="0"/>
+          <w:bCs w:val="0"/>
+        </w:rPr>
+        <w:t>550</w:t>
       </w:r>
       <w:r>
         <w:rPr>
           <w:rStyle w:val="Strong"/>
-        </w:rPr>
-        <w:t>-</w:t>
+          <w:b w:val="0"/>
+          <w:bCs w:val="0"/>
+        </w:rPr>
+        <w:t xml:space="preserve"> МГц</w:t>
       </w:r>
       <w:r>
         <w:rPr>
           <w:rStyle w:val="Strong"/>
         </w:rPr>
-        <w:t>M</w:t>
+        <w:t>.</w:t>
+      </w:r>
+    </w:p>
+    <w:p>
+      <w:pPr>
+        <w:pStyle w:val="ListParagraph"/>
+        <w:numPr>
+          <w:ilvl w:val="0"/>
+          <w:numId w:val="22"/>
+        </w:numPr>
+        <w:rPr>
+          <w:rFonts w:ascii="Times New Roman" w:hAnsi="Times New Roman"/>
+          <w:b/>
+          <w:bCs/>
+          <w:sz w:val="24"/>
+          <w:lang w:eastAsia="en-US"/>
+        </w:rPr>
+      </w:pPr>
+      <w:r>
+        <w:rPr>
+          <w:b/>
+          <w:bCs/>
+        </w:rPr>
+        <w:t>Богатый набор аналоговых периферийных устройств</w:t>
+      </w:r>
+    </w:p>
+    <w:p>
+      <w:pPr>
+        <w:pStyle w:val="ListParagraph"/>
+        <w:ind w:left="1429" w:firstLine="0"/>
+      </w:pPr>
+      <w:r>
+        <w:t xml:space="preserve">Микроконтроллер оснащён </w:t>
       </w:r>
       <w:r>
         <w:rPr>
           <w:rStyle w:val="Strong"/>
-        </w:rPr>
-        <w:t>7</w:t>
-      </w:r>
-      <w:r>
-        <w:t xml:space="preserve"> с тактовой частотой </w:t>
+          <w:b w:val="0"/>
+          <w:bCs w:val="0"/>
+        </w:rPr>
+        <w:t>тремя 16-битными АЦП</w:t>
+      </w:r>
+      <w:r>
+        <w:t xml:space="preserve"> с частотой дискретизации до 3,6 </w:t>
+      </w:r>
+      <w:r>
+        <w:t>MSPS</w:t>
+      </w:r>
+      <w:r>
+        <w:t xml:space="preserve"> и до </w:t>
+      </w:r>
+      <w:r>
+        <w:t xml:space="preserve">30 </w:t>
+      </w:r>
+      <w:r>
+        <w:t>каналов . Для данной работы используется один канал АЦП (</w:t>
+      </w:r>
+      <w:r>
+        <w:t>ADC</w:t>
+      </w:r>
+      <w:r>
+        <w:t>1_</w:t>
+      </w:r>
+      <w:r>
+        <w:t>INP</w:t>
+      </w:r>
+      <w:r>
+        <w:t xml:space="preserve">15, вывод </w:t>
+      </w:r>
+      <w:r>
+        <w:t>PA</w:t>
+      </w:r>
+      <w:r>
+        <w:t>2) с частотой дискретизации 10 кГц. Высокое разрешение АЦП (16 бит) позволяет оцифровывать сигнал с малой амплитудой без потери точности, что критично при измерении расстояния до удалённых объектов.</w:t>
+      </w:r>
+    </w:p>
+    <w:p>
+      <w:pPr>
+        <w:pStyle w:val="ListParagraph"/>
+        <w:ind w:left="1429" w:firstLine="0"/>
+      </w:pPr>
+      <w:r>
+        <w:t xml:space="preserve">Кроме того, наличие </w:t>
       </w:r>
       <w:r>
         <w:rPr>
           <w:rStyle w:val="Strong"/>
-        </w:rPr>
-        <w:t>до 480 МГц</w:t>
-      </w:r>
+          <w:b w:val="0"/>
+          <w:bCs w:val="0"/>
+        </w:rPr>
+        <w:t>двух 12-битных ЦАП</w:t>
+      </w:r>
+      <w:r>
+        <w:t xml:space="preserve"> предоставляет возможность в будущем расширить функциональность устройства, например, для выдачи управляющих сигналов или генерации тестовых воздействий.</w:t>
+      </w:r>
+    </w:p>
+    <w:p>
+      <w:pPr>
+        <w:pStyle w:val="ListParagraph"/>
+        <w:ind w:left="1429" w:firstLine="0"/>
+      </w:pPr>
     </w:p>
     <w:p/>
     <w:p>
@@ -9276,47 +9768,27 @@
     </w:p>
     <w:p>
       <w:pPr>
-        <w:spacing w:after="160" w:line="259" w:lineRule="auto"/>
-        <w:ind w:firstLine="0"/>
-        <w:rPr>
-          <w:rFonts w:eastAsiaTheme="majorEastAsia" w:cs="Liberation Serif"/>
-          <w:b/>
-          <w:spacing w:val="-10"/>
-          <w:kern w:val="28"/>
-          <w:szCs w:val="56"/>
-        </w:rPr>
-      </w:pPr>
-    </w:p>
-    <w:p>
-      <w:pPr>
-        <w:spacing w:after="160" w:line="259" w:lineRule="auto"/>
-        <w:ind w:firstLine="0"/>
-        <w:rPr>
-          <w:rFonts w:eastAsiaTheme="majorEastAsia" w:cs="Liberation Serif"/>
-          <w:b/>
-          <w:spacing w:val="-10"/>
-          <w:kern w:val="28"/>
-          <w:szCs w:val="56"/>
-        </w:rPr>
-      </w:pPr>
-    </w:p>
-    <w:p>
-      <w:pPr>
-        <w:spacing w:after="160" w:line="259" w:lineRule="auto"/>
-        <w:ind w:firstLine="0"/>
-        <w:rPr>
-          <w:rFonts w:eastAsiaTheme="majorEastAsia" w:cs="Liberation Serif"/>
-          <w:b/>
-          <w:spacing w:val="-10"/>
-          <w:kern w:val="28"/>
-          <w:szCs w:val="56"/>
-        </w:rPr>
-      </w:pPr>
+        <w:pStyle w:val="subtytle"/>
+      </w:pPr>
+      <w:bookmarkStart w:id="9" w:name="_Toc232402279"/>
+      <w:r>
+        <w:lastRenderedPageBreak/>
+        <w:t>5.2 Реализация программного кода</w:t>
+      </w:r>
+      <w:bookmarkEnd w:id="9"/>
+    </w:p>
+    <w:p>
+      <w:pPr>
+        <w:pStyle w:val="Style2"/>
+      </w:pPr>
+      <w:r>
+        <w:t>-  Выводы микроконтроллера</w:t>
+      </w:r>
     </w:p>
     <w:tbl>
       <w:tblPr>
         <w:tblStyle w:val="TableGrid"/>
-        <w:tblpPr w:leftFromText="180" w:rightFromText="180" w:vertAnchor="page" w:horzAnchor="margin" w:tblpY="744"/>
+        <w:tblpPr w:leftFromText="180" w:rightFromText="180" w:vertAnchor="page" w:horzAnchor="margin" w:tblpY="2596"/>
         <w:tblW w:w="9668" w:type="dxa"/>
         <w:tblLook w:val="04A0" w:firstRow="1" w:lastRow="0" w:firstColumn="1" w:lastColumn="0" w:noHBand="0" w:noVBand="1"/>
       </w:tblPr>
@@ -9340,7 +9812,6 @@
               <w:jc w:val="center"/>
             </w:pPr>
             <w:r>
-              <w:lastRenderedPageBreak/>
               <w:t>Номер вывода</w:t>
             </w:r>
           </w:p>
@@ -10105,6 +10576,78 @@
           </w:p>
         </w:tc>
       </w:tr>
+      <w:tr>
+        <w:trPr>
+          <w:trHeight w:val="420"/>
+        </w:trPr>
+        <w:tc>
+          <w:tcPr>
+            <w:tcW w:w="1271" w:type="dxa"/>
+          </w:tcPr>
+          <w:p>
+            <w:pPr>
+              <w:ind w:firstLine="0"/>
+              <w:jc w:val="center"/>
+              <w:rPr>
+                <w:rStyle w:val="Strong"/>
+                <w:b w:val="0"/>
+                <w:bCs w:val="0"/>
+                <w:lang w:val="en-US"/>
+              </w:rPr>
+            </w:pPr>
+            <w:r>
+              <w:rPr>
+                <w:rStyle w:val="Strong"/>
+                <w:b w:val="0"/>
+                <w:bCs w:val="0"/>
+                <w:lang w:val="en-US"/>
+              </w:rPr>
+              <w:t>PE3</w:t>
+            </w:r>
+          </w:p>
+        </w:tc>
+        <w:tc>
+          <w:tcPr>
+            <w:tcW w:w="4809" w:type="dxa"/>
+          </w:tcPr>
+          <w:p>
+            <w:pPr>
+              <w:ind w:firstLine="0"/>
+              <w:jc w:val="center"/>
+              <w:rPr>
+                <w:lang w:val="en-US"/>
+              </w:rPr>
+            </w:pPr>
+            <w:r>
+              <w:rPr>
+                <w:lang w:val="en-US"/>
+              </w:rPr>
+              <w:t>G</w:t>
+            </w:r>
+            <w:r>
+              <w:t>PIO_OUTPUT</w:t>
+            </w:r>
+          </w:p>
+        </w:tc>
+        <w:tc>
+          <w:tcPr>
+            <w:tcW w:w="3588" w:type="dxa"/>
+          </w:tcPr>
+          <w:p>
+            <w:pPr>
+              <w:tabs>
+                <w:tab w:val="left" w:pos="1203"/>
+              </w:tabs>
+              <w:spacing w:line="240" w:lineRule="auto"/>
+              <w:ind w:firstLine="0"/>
+              <w:jc w:val="center"/>
+            </w:pPr>
+            <w:r>
+              <w:t xml:space="preserve"> вывод для управлением светодиодом</w:t>
+            </w:r>
+          </w:p>
+        </w:tc>
+      </w:tr>
     </w:tbl>
     <w:p>
       <w:pPr>
@@ -10134,6 +10677,330 @@
     </w:p>
     <w:p>
       <w:pPr>
+        <w:rPr>
+          <w:rFonts w:eastAsiaTheme="majorEastAsia"/>
+        </w:rPr>
+      </w:pPr>
+      <w:r>
+        <w:rPr>
+          <w:rFonts w:eastAsiaTheme="majorEastAsia"/>
+        </w:rPr>
+        <w:t>В таблице 1 представлены используемые выводы микроконтроллера а также их функция.</w:t>
+      </w:r>
+      <w:r>
+        <w:rPr>
+          <w:rFonts w:eastAsiaTheme="majorEastAsia"/>
+        </w:rPr>
+        <w:t xml:space="preserve"> </w:t>
+      </w:r>
+    </w:p>
+    <w:p>
+      <w:pPr>
+        <w:rPr>
+          <w:rFonts w:eastAsiaTheme="majorEastAsia"/>
+        </w:rPr>
+      </w:pPr>
+    </w:p>
+    <w:p>
+      <w:pPr>
+        <w:rPr>
+          <w:rFonts w:eastAsiaTheme="majorEastAsia"/>
+        </w:rPr>
+      </w:pPr>
+      <w:r>
+        <w:lastRenderedPageBreak/>
+        <w:t xml:space="preserve">Для реализации встроенного программного обеспечения был использован язык </w:t>
+      </w:r>
+      <w:r>
+        <w:rPr>
+          <w:lang w:val="en-US"/>
+        </w:rPr>
+        <w:t>C</w:t>
+      </w:r>
+      <w:r>
+        <w:t>++</w:t>
+      </w:r>
+      <w:r>
+        <w:t xml:space="preserve">, а также использована </w:t>
+      </w:r>
+      <w:r>
+        <w:rPr>
+          <w:rStyle w:val="Strong"/>
+          <w:b w:val="0"/>
+          <w:bCs w:val="0"/>
+        </w:rPr>
+        <w:t>библиотека</w:t>
+      </w:r>
+      <w:r>
+        <w:rPr>
+          <w:rStyle w:val="Strong"/>
+        </w:rPr>
+        <w:t xml:space="preserve"> </w:t>
+      </w:r>
+      <w:r>
+        <w:rPr>
+          <w:rStyle w:val="Strong"/>
+          <w:b w:val="0"/>
+          <w:bCs w:val="0"/>
+          <w:i/>
+          <w:iCs/>
+        </w:rPr>
+        <w:t>Hardware Abstraction Layer (HAL)</w:t>
+      </w:r>
+      <w:r>
+        <w:t xml:space="preserve"> от STMicroelectronics. HAL представляет собой уровень абстракции, скрывающий низкоуровневые детали работы с регистрами микроконтроллера и предоставляющий единый API для всех семейств STM32. </w:t>
+      </w:r>
+    </w:p>
+    <w:p>
+      <w:pPr>
+        <w:pStyle w:val="subtytle"/>
+        <w:outlineLvl w:val="2"/>
+      </w:pPr>
+      <w:bookmarkStart w:id="10" w:name="_Toc232402280"/>
+      <w:r>
+        <w:t>5.2.1</w:t>
+      </w:r>
+      <w:r>
+        <w:rPr>
+          <w:lang w:val="en-US"/>
+        </w:rPr>
+        <w:t xml:space="preserve"> </w:t>
+      </w:r>
+      <w:r>
+        <w:t xml:space="preserve"> Общая архитектура программы</w:t>
+      </w:r>
+      <w:bookmarkEnd w:id="10"/>
+    </w:p>
+    <w:p>
+      <w:pPr>
+        <w:pStyle w:val="ListParagraph"/>
+        <w:numPr>
+          <w:ilvl w:val="0"/>
+          <w:numId w:val="22"/>
+        </w:numPr>
+        <w:rPr>
+          <w:lang w:eastAsia="en-US"/>
+        </w:rPr>
+      </w:pPr>
+      <w:r>
+        <w:rPr>
+          <w:lang w:eastAsia="en-US"/>
+        </w:rPr>
+        <w:t>инициализаци</w:t>
+      </w:r>
+      <w:r>
+        <w:rPr>
+          <w:lang w:eastAsia="en-US"/>
+        </w:rPr>
+        <w:t>я</w:t>
+      </w:r>
+      <w:r>
+        <w:rPr>
+          <w:lang w:eastAsia="en-US"/>
+        </w:rPr>
+        <w:t xml:space="preserve"> периферийных устройств (АЦП, ЦАП, </w:t>
+      </w:r>
+      <w:r>
+        <w:rPr>
+          <w:lang w:val="en-US" w:eastAsia="en-US"/>
+        </w:rPr>
+        <w:t>OPAMP</w:t>
+      </w:r>
+      <w:r>
+        <w:rPr>
+          <w:lang w:eastAsia="en-US"/>
+        </w:rPr>
+        <w:t xml:space="preserve">, таймеры, </w:t>
+      </w:r>
+      <w:r>
+        <w:rPr>
+          <w:lang w:val="en-US" w:eastAsia="en-US"/>
+        </w:rPr>
+        <w:t>USART</w:t>
+      </w:r>
+      <w:r>
+        <w:rPr>
+          <w:lang w:eastAsia="en-US"/>
+        </w:rPr>
+        <w:t xml:space="preserve">, </w:t>
+      </w:r>
+      <w:r>
+        <w:rPr>
+          <w:lang w:val="en-US" w:eastAsia="en-US"/>
+        </w:rPr>
+        <w:t>GPIO</w:t>
+      </w:r>
+      <w:r>
+        <w:rPr>
+          <w:lang w:eastAsia="en-US"/>
+        </w:rPr>
+        <w:t>);</w:t>
+      </w:r>
+    </w:p>
+    <w:p>
+      <w:pPr>
+        <w:pStyle w:val="ListParagraph"/>
+        <w:numPr>
+          <w:ilvl w:val="0"/>
+          <w:numId w:val="22"/>
+        </w:numPr>
+        <w:rPr>
+          <w:lang w:eastAsia="en-US"/>
+        </w:rPr>
+      </w:pPr>
+      <w:r>
+        <w:rPr>
+          <w:lang w:eastAsia="en-US"/>
+        </w:rPr>
+        <w:t>оцифровк</w:t>
+      </w:r>
+      <w:r>
+        <w:rPr>
+          <w:lang w:eastAsia="en-US"/>
+        </w:rPr>
+        <w:t>а</w:t>
+      </w:r>
+      <w:r>
+        <w:rPr>
+          <w:lang w:eastAsia="en-US"/>
+        </w:rPr>
+        <w:t xml:space="preserve"> сигналов с двух каналов АЦП по прерываниям с использованием прямого доступа к памяти (</w:t>
+      </w:r>
+      <w:r>
+        <w:rPr>
+          <w:lang w:val="en-US" w:eastAsia="en-US"/>
+        </w:rPr>
+        <w:t>DMA</w:t>
+      </w:r>
+      <w:r>
+        <w:rPr>
+          <w:lang w:eastAsia="en-US"/>
+        </w:rPr>
+        <w:t>);</w:t>
+      </w:r>
+    </w:p>
+    <w:p>
+      <w:pPr>
+        <w:pStyle w:val="ListParagraph"/>
+        <w:numPr>
+          <w:ilvl w:val="0"/>
+          <w:numId w:val="22"/>
+        </w:numPr>
+        <w:rPr>
+          <w:lang w:eastAsia="en-US"/>
+        </w:rPr>
+      </w:pPr>
+      <w:r>
+        <w:rPr>
+          <w:lang w:eastAsia="en-US"/>
+        </w:rPr>
+        <w:t>обработк</w:t>
+      </w:r>
+      <w:r>
+        <w:rPr>
+          <w:lang w:eastAsia="en-US"/>
+        </w:rPr>
+        <w:t>а</w:t>
+      </w:r>
+      <w:r>
+        <w:rPr>
+          <w:lang w:eastAsia="en-US"/>
+        </w:rPr>
+        <w:t xml:space="preserve"> входящих команд с ПК для управления коэффициентом усиления ОУ и включением/выключением радарного модуля;</w:t>
+      </w:r>
+    </w:p>
+    <w:p>
+      <w:pPr>
+        <w:pStyle w:val="ListParagraph"/>
+        <w:numPr>
+          <w:ilvl w:val="0"/>
+          <w:numId w:val="22"/>
+        </w:numPr>
+        <w:rPr>
+          <w:lang w:eastAsia="en-US"/>
+        </w:rPr>
+      </w:pPr>
+      <w:r>
+        <w:rPr>
+          <w:lang w:eastAsia="en-US"/>
+        </w:rPr>
+        <w:t>формирование пилообразного сигнала через ЦАП для управления частотой радара (</w:t>
+      </w:r>
+      <w:r>
+        <w:rPr>
+          <w:lang w:val="en-US" w:eastAsia="en-US"/>
+        </w:rPr>
+        <w:t>FMCW</w:t>
+      </w:r>
+      <w:r>
+        <w:rPr>
+          <w:lang w:eastAsia="en-US"/>
+        </w:rPr>
+        <w:t>);</w:t>
+      </w:r>
+    </w:p>
+    <w:p>
+      <w:pPr>
+        <w:pStyle w:val="ListParagraph"/>
+        <w:numPr>
+          <w:ilvl w:val="0"/>
+          <w:numId w:val="22"/>
+        </w:numPr>
+        <w:rPr>
+          <w:lang w:eastAsia="en-US"/>
+        </w:rPr>
+      </w:pPr>
+      <w:r>
+        <w:rPr>
+          <w:lang w:eastAsia="en-US"/>
+        </w:rPr>
+        <w:t>передач</w:t>
+      </w:r>
+      <w:r>
+        <w:rPr>
+          <w:lang w:eastAsia="en-US"/>
+        </w:rPr>
+        <w:t>а</w:t>
+      </w:r>
+      <w:r>
+        <w:rPr>
+          <w:lang w:eastAsia="en-US"/>
+        </w:rPr>
+        <w:t xml:space="preserve"> оцифрованных данных и текущих настроек на ПК;</w:t>
+      </w:r>
+    </w:p>
+    <w:p>
+      <w:pPr>
+        <w:pStyle w:val="ListParagraph"/>
+        <w:numPr>
+          <w:ilvl w:val="0"/>
+          <w:numId w:val="22"/>
+        </w:numPr>
+        <w:rPr>
+          <w:lang w:eastAsia="en-US"/>
+        </w:rPr>
+      </w:pPr>
+      <w:r>
+        <w:rPr>
+          <w:lang w:eastAsia="en-US"/>
+        </w:rPr>
+        <w:t>обработк</w:t>
+      </w:r>
+      <w:r>
+        <w:rPr>
+          <w:lang w:eastAsia="en-US"/>
+        </w:rPr>
+        <w:t>а</w:t>
+      </w:r>
+      <w:r>
+        <w:rPr>
+          <w:lang w:eastAsia="en-US"/>
+        </w:rPr>
+        <w:t xml:space="preserve"> нажатия кнопки для ручного управления модулем.</w:t>
+      </w:r>
+    </w:p>
+    <w:p>
+      <w:pPr>
         <w:spacing w:after="160" w:line="259" w:lineRule="auto"/>
         <w:ind w:firstLine="0"/>
         <w:rPr>
@@ -10147,8 +11014,6 @@
     </w:p>
     <w:p>
       <w:pPr>
-        <w:spacing w:after="160" w:line="259" w:lineRule="auto"/>
-        <w:ind w:firstLine="0"/>
         <w:rPr>
           <w:rFonts w:eastAsiaTheme="majorEastAsia" w:cs="Liberation Serif"/>
           <w:b/>
@@ -10157,13 +11022,8 @@
           <w:szCs w:val="56"/>
         </w:rPr>
       </w:pPr>
-    </w:p>
-    <w:p>
-      <w:pPr>
-        <w:pStyle w:val="Style2"/>
-      </w:pPr>
-      <w:r>
-        <w:t>-  Выводы микроконтроллера</w:t>
+      <w:r>
+        <w:t>Программа построена по событийно-ориентированному принципу: основная логика выполняется в бесконечном цикле, а критичные по времени операции (обработка прерываний АЦП, UART) обрабатываются в функциях-прерываниях.</w:t>
       </w:r>
     </w:p>
     <w:p>
@@ -10172,7 +11032,3684 @@
         <w:ind w:firstLine="0"/>
         <w:rPr>
           <w:rFonts w:eastAsiaTheme="majorEastAsia" w:cs="Liberation Serif"/>
+          <w:b/>
+          <w:spacing w:val="-10"/>
+          <w:kern w:val="28"/>
+          <w:szCs w:val="56"/>
+        </w:rPr>
+      </w:pPr>
+    </w:p>
+    <w:p>
+      <w:pPr>
+        <w:spacing w:after="160" w:line="259" w:lineRule="auto"/>
+        <w:ind w:firstLine="0"/>
+        <w:rPr>
+          <w:rFonts w:eastAsiaTheme="majorEastAsia" w:cs="Liberation Serif"/>
+          <w:b/>
+          <w:spacing w:val="-10"/>
+          <w:kern w:val="28"/>
+          <w:szCs w:val="56"/>
+        </w:rPr>
+      </w:pPr>
+    </w:p>
+    <w:p>
+      <w:pPr>
+        <w:spacing w:after="160" w:line="259" w:lineRule="auto"/>
+        <w:ind w:firstLine="0"/>
+        <w:rPr>
+          <w:rFonts w:eastAsiaTheme="majorEastAsia" w:cs="Liberation Serif"/>
+          <w:b/>
+          <w:spacing w:val="-10"/>
+          <w:kern w:val="28"/>
+          <w:szCs w:val="56"/>
+        </w:rPr>
+      </w:pPr>
+    </w:p>
+    <w:p>
+      <w:pPr>
+        <w:pStyle w:val="subtytle"/>
+        <w:numPr>
+          <w:ilvl w:val="2"/>
+          <w:numId w:val="20"/>
+        </w:numPr>
+        <w:outlineLvl w:val="2"/>
+      </w:pPr>
+      <w:r>
+        <w:lastRenderedPageBreak/>
+        <w:t>О</w:t>
+      </w:r>
+      <w:r>
+        <w:t>писание</w:t>
+      </w:r>
+      <w:r>
+        <w:t xml:space="preserve"> некоторых</w:t>
+      </w:r>
+      <w:r>
+        <w:t xml:space="preserve"> функций </w:t>
+      </w:r>
+    </w:p>
+    <w:p>
+      <w:pPr>
+        <w:rPr>
+          <w:rFonts w:eastAsiaTheme="majorEastAsia"/>
+          <w:b/>
+        </w:rPr>
+      </w:pPr>
+      <w:r>
+        <w:t xml:space="preserve">Периферийные модули настраиваются в функции </w:t>
+      </w:r>
+      <w:r>
+        <w:rPr>
+          <w:rStyle w:val="CodeChar"/>
+          <w:b/>
           <w:bCs/>
+        </w:rPr>
+        <w:t>main():</w:t>
+      </w:r>
+    </w:p>
+    <w:p>
+      <w:pPr>
+        <w:pStyle w:val="Code"/>
+      </w:pPr>
+      <w:r>
+        <w:t>MX_GPIO_</w:t>
+      </w:r>
+      <w:proofErr w:type="gramStart"/>
+      <w:r>
+        <w:t>Init(</w:t>
+      </w:r>
+      <w:proofErr w:type="gramEnd"/>
+      <w:r>
+        <w:t>);</w:t>
+      </w:r>
+    </w:p>
+    <w:p>
+      <w:pPr>
+        <w:pStyle w:val="Code"/>
+      </w:pPr>
+      <w:r>
+        <w:t>MX_DMA_</w:t>
+      </w:r>
+      <w:proofErr w:type="gramStart"/>
+      <w:r>
+        <w:t>Init(</w:t>
+      </w:r>
+      <w:proofErr w:type="gramEnd"/>
+      <w:r>
+        <w:t>);</w:t>
+      </w:r>
+    </w:p>
+    <w:p>
+      <w:pPr>
+        <w:pStyle w:val="Code"/>
+      </w:pPr>
+      <w:r>
+        <w:t>MX_USART1_UART_</w:t>
+      </w:r>
+      <w:proofErr w:type="gramStart"/>
+      <w:r>
+        <w:t>Init(</w:t>
+      </w:r>
+      <w:proofErr w:type="gramEnd"/>
+      <w:r>
+        <w:t>);</w:t>
+      </w:r>
+    </w:p>
+    <w:p>
+      <w:pPr>
+        <w:pStyle w:val="Code"/>
+      </w:pPr>
+      <w:r>
+        <w:t>MX_ADC1_</w:t>
+      </w:r>
+      <w:proofErr w:type="gramStart"/>
+      <w:r>
+        <w:t>Init(</w:t>
+      </w:r>
+      <w:proofErr w:type="gramEnd"/>
+      <w:r>
+        <w:t>);</w:t>
+      </w:r>
+    </w:p>
+    <w:p>
+      <w:pPr>
+        <w:pStyle w:val="Code"/>
+      </w:pPr>
+      <w:r>
+        <w:t>MX_TIM6_</w:t>
+      </w:r>
+      <w:proofErr w:type="gramStart"/>
+      <w:r>
+        <w:t>Init(</w:t>
+      </w:r>
+      <w:proofErr w:type="gramEnd"/>
+      <w:r>
+        <w:t>);</w:t>
+      </w:r>
+    </w:p>
+    <w:p>
+      <w:pPr>
+        <w:pStyle w:val="Code"/>
+      </w:pPr>
+      <w:r>
+        <w:t>MX_OPAMP1_</w:t>
+      </w:r>
+      <w:proofErr w:type="gramStart"/>
+      <w:r>
+        <w:t>Init(</w:t>
+      </w:r>
+      <w:proofErr w:type="gramEnd"/>
+      <w:r>
+        <w:t>);</w:t>
+      </w:r>
+    </w:p>
+    <w:p>
+      <w:pPr>
+        <w:pStyle w:val="Code"/>
+      </w:pPr>
+      <w:r>
+        <w:t>MX_DAC1_</w:t>
+      </w:r>
+      <w:proofErr w:type="gramStart"/>
+      <w:r>
+        <w:t>Init(</w:t>
+      </w:r>
+      <w:proofErr w:type="gramEnd"/>
+      <w:r>
+        <w:t>);</w:t>
+      </w:r>
+    </w:p>
+    <w:p>
+      <w:pPr>
+        <w:pStyle w:val="Code"/>
+      </w:pPr>
+      <w:r>
+        <w:t>MX_TIM7_</w:t>
+      </w:r>
+      <w:proofErr w:type="gramStart"/>
+      <w:r>
+        <w:t>Init(</w:t>
+      </w:r>
+      <w:proofErr w:type="gramEnd"/>
+      <w:r>
+        <w:t>);</w:t>
+      </w:r>
+    </w:p>
+    <w:p>
+      <w:pPr>
+        <w:pStyle w:val="Code"/>
+        <w:rPr>
+          <w:lang w:val="ru-RU"/>
+        </w:rPr>
+      </w:pPr>
+      <w:r>
+        <w:t>MX</w:t>
+      </w:r>
+      <w:r>
+        <w:rPr>
+          <w:lang w:val="ru-RU"/>
+        </w:rPr>
+        <w:t>_</w:t>
+      </w:r>
+      <w:r>
+        <w:t>OPAMP</w:t>
+      </w:r>
+      <w:r>
+        <w:rPr>
+          <w:lang w:val="ru-RU"/>
+        </w:rPr>
+        <w:t>2_</w:t>
+      </w:r>
+      <w:proofErr w:type="gramStart"/>
+      <w:r>
+        <w:t>Init</w:t>
+      </w:r>
+      <w:r>
+        <w:rPr>
+          <w:lang w:val="ru-RU"/>
+        </w:rPr>
+        <w:t>(</w:t>
+      </w:r>
+      <w:proofErr w:type="gramEnd"/>
+      <w:r>
+        <w:rPr>
+          <w:lang w:val="ru-RU"/>
+        </w:rPr>
+        <w:t>);</w:t>
+      </w:r>
+    </w:p>
+    <w:p>
+      <w:pPr>
+        <w:pStyle w:val="Code"/>
+        <w:rPr>
+          <w:lang w:val="ru-RU"/>
+        </w:rPr>
+      </w:pPr>
+    </w:p>
+    <w:p>
+      <w:pPr>
+        <w:rPr>
+          <w:lang w:eastAsia="en-US"/>
+        </w:rPr>
+      </w:pPr>
+      <w:r>
+        <w:rPr>
+          <w:lang w:eastAsia="en-US"/>
+        </w:rPr>
+        <w:t xml:space="preserve">Запуск АЦП в режиме </w:t>
+      </w:r>
+      <w:r>
+        <w:rPr>
+          <w:lang w:val="en-US" w:eastAsia="en-US"/>
+        </w:rPr>
+        <w:t>DMA</w:t>
+      </w:r>
+      <w:r>
+        <w:rPr>
+          <w:lang w:eastAsia="en-US"/>
+        </w:rPr>
+        <w:t xml:space="preserve"> позволяет оцифровывать два канала непрерывно:</w:t>
+      </w:r>
+    </w:p>
+    <w:p>
+      <w:pPr>
+        <w:pStyle w:val="Code"/>
+      </w:pPr>
+      <w:r>
+        <w:t>HAL_ADC_Start_</w:t>
+      </w:r>
+      <w:proofErr w:type="gramStart"/>
+      <w:r>
+        <w:t>DMA(</w:t>
+      </w:r>
+      <w:proofErr w:type="gramEnd"/>
+      <w:r>
+        <w:t>&amp;hadc1, (uint32_t*)adc_value, 2);</w:t>
+      </w:r>
+    </w:p>
+    <w:p>
+      <w:pPr>
+        <w:spacing w:after="160" w:line="259" w:lineRule="auto"/>
+        <w:ind w:firstLine="0"/>
+        <w:rPr>
+          <w:rFonts w:eastAsiaTheme="majorEastAsia" w:cs="Liberation Serif"/>
+          <w:bCs/>
+          <w:spacing w:val="-10"/>
+          <w:kern w:val="28"/>
+          <w:szCs w:val="56"/>
+          <w:lang w:val="en-US"/>
+        </w:rPr>
+      </w:pPr>
+    </w:p>
+    <w:p>
+      <w:pPr>
+        <w:rPr>
+          <w:lang w:eastAsia="en-US"/>
+        </w:rPr>
+      </w:pPr>
+      <w:r>
+        <w:rPr>
+          <w:lang w:eastAsia="en-US"/>
+        </w:rPr>
+        <w:t>Инициализация ОУ с программируемым коэффициентом усиления:</w:t>
+      </w:r>
+    </w:p>
+    <w:p>
+      <w:pPr>
+        <w:pStyle w:val="Code"/>
+      </w:pPr>
+      <w:r>
+        <w:t>HAL_OPAMP_Stop(&amp;hopamp1);</w:t>
+      </w:r>
+    </w:p>
+    <w:p>
+      <w:pPr>
+        <w:pStyle w:val="Code"/>
+      </w:pPr>
+      <w:proofErr w:type="gramStart"/>
+      <w:r>
+        <w:t>hopamp1.Init.PgaGain</w:t>
+      </w:r>
+      <w:proofErr w:type="gramEnd"/>
+      <w:r>
+        <w:t xml:space="preserve"> = OPAMP_PGA_GAIN_16_OR_MINUS_15;</w:t>
+      </w:r>
+    </w:p>
+    <w:p>
+      <w:pPr>
+        <w:pStyle w:val="Code"/>
+      </w:pPr>
+      <w:r>
+        <w:t>HAL_OPAMP_Init(&amp;hopamp1);</w:t>
+      </w:r>
+    </w:p>
+    <w:p>
+      <w:pPr>
+        <w:pStyle w:val="Code"/>
+      </w:pPr>
+      <w:r>
+        <w:t>HAL_OPAMP_Start(&amp;hopamp1);</w:t>
+      </w:r>
+    </w:p>
+    <w:p>
+      <w:pPr>
+        <w:pStyle w:val="Code"/>
+      </w:pPr>
+    </w:p>
+    <w:p>
+      <w:pPr>
+        <w:pStyle w:val="Code"/>
+      </w:pPr>
+    </w:p>
+    <w:p>
+      <w:r>
+        <w:t xml:space="preserve">В программной реализации АРУ на данном контроллере доступны четыре коэффициента усиления: </w:t>
+      </w:r>
+    </w:p>
+    <w:p>
+      <w:pPr>
+        <w:pStyle w:val="Code"/>
+        <w:rPr>
+          <w:rFonts w:ascii="Liberation Serif" w:hAnsi="Liberation Serif" w:cs="Liberation Serif"/>
+          <w:b/>
+          <w:bCs/>
+        </w:rPr>
+      </w:pPr>
+      <w:r>
+        <w:t>OPAMP_PGA_GAIN_2_OR_MINUS_1</w:t>
+      </w:r>
+      <w:r>
+        <w:rPr>
+          <w:rFonts w:ascii="Times New Roman" w:hAnsi="Times New Roman"/>
+          <w:szCs w:val="24"/>
+        </w:rPr>
+        <w:t xml:space="preserve"> — </w:t>
+      </w:r>
+      <w:r>
+        <w:rPr>
+          <w:rFonts w:ascii="Liberation Serif" w:hAnsi="Liberation Serif" w:cs="Liberation Serif"/>
+          <w:b/>
+          <w:bCs/>
+        </w:rPr>
+        <w:t>усиление 2;</w:t>
+      </w:r>
+    </w:p>
+    <w:p>
+      <w:pPr>
+        <w:pStyle w:val="Code"/>
+        <w:rPr>
+          <w:rFonts w:ascii="Times New Roman" w:hAnsi="Times New Roman"/>
+          <w:szCs w:val="24"/>
+        </w:rPr>
+      </w:pPr>
+      <w:r>
+        <w:t>OPAMP_PGA_GAIN_4_OR_MINUS_3</w:t>
+      </w:r>
+      <w:r>
+        <w:rPr>
+          <w:rFonts w:ascii="Times New Roman" w:hAnsi="Times New Roman"/>
+          <w:szCs w:val="24"/>
+        </w:rPr>
+        <w:t xml:space="preserve"> </w:t>
+      </w:r>
+      <w:r>
+        <w:rPr>
+          <w:rFonts w:ascii="Liberation Serif" w:hAnsi="Liberation Serif" w:cs="Liberation Serif"/>
+          <w:b/>
+          <w:bCs/>
+          <w:szCs w:val="24"/>
+        </w:rPr>
+        <w:t>— усиление 4;</w:t>
+      </w:r>
+    </w:p>
+    <w:p>
+      <w:pPr>
+        <w:pStyle w:val="Code"/>
+        <w:rPr>
+          <w:rFonts w:ascii="Times New Roman" w:hAnsi="Times New Roman"/>
+          <w:szCs w:val="24"/>
+        </w:rPr>
+      </w:pPr>
+      <w:r>
+        <w:t>OPAMP_PGA_GAIN_8_OR_MINUS_7</w:t>
+      </w:r>
+      <w:r>
+        <w:rPr>
+          <w:rFonts w:ascii="Times New Roman" w:hAnsi="Times New Roman"/>
+          <w:szCs w:val="24"/>
+        </w:rPr>
+        <w:t xml:space="preserve"> </w:t>
+      </w:r>
+      <w:r>
+        <w:rPr>
+          <w:rFonts w:ascii="Liberation Serif" w:hAnsi="Liberation Serif" w:cs="Liberation Serif"/>
+          <w:b/>
+          <w:bCs/>
+          <w:szCs w:val="24"/>
+        </w:rPr>
+        <w:t>— усиление 8;</w:t>
+      </w:r>
+    </w:p>
+    <w:p>
+      <w:pPr>
+        <w:pStyle w:val="Code"/>
+        <w:rPr>
+          <w:rFonts w:ascii="Times New Roman" w:hAnsi="Times New Roman"/>
+          <w:szCs w:val="24"/>
+        </w:rPr>
+      </w:pPr>
+      <w:r>
+        <w:t>OPAMP_PGA_GAIN_16_OR_MINUS_15</w:t>
+      </w:r>
+      <w:r>
+        <w:rPr>
+          <w:rFonts w:ascii="Times New Roman" w:hAnsi="Times New Roman"/>
+          <w:szCs w:val="24"/>
+        </w:rPr>
+        <w:t xml:space="preserve"> </w:t>
+      </w:r>
+      <w:r>
+        <w:rPr>
+          <w:rFonts w:ascii="Liberation Serif" w:hAnsi="Liberation Serif" w:cs="Liberation Serif"/>
+          <w:b/>
+          <w:bCs/>
+          <w:szCs w:val="24"/>
+        </w:rPr>
+        <w:t>— усиление 16.</w:t>
+      </w:r>
+    </w:p>
+    <w:p>
+      <w:pPr>
+        <w:rPr>
+          <w:lang w:val="en-US"/>
+        </w:rPr>
+      </w:pPr>
+    </w:p>
+    <w:p>
+      <w:pPr>
+        <w:pStyle w:val="Code"/>
+      </w:pPr>
+    </w:p>
+    <w:p>
+      <w:pPr>
+        <w:pStyle w:val="Code"/>
+      </w:pPr>
+    </w:p>
+    <w:p>
+      <w:pPr>
+        <w:pStyle w:val="Code"/>
+      </w:pPr>
+    </w:p>
+    <w:p>
+      <w:pPr>
+        <w:pStyle w:val="Code"/>
+      </w:pPr>
+    </w:p>
+    <w:p>
+      <w:pPr>
+        <w:pStyle w:val="Code"/>
+      </w:pPr>
+    </w:p>
+    <w:p>
+      <w:pPr>
+        <w:pStyle w:val="Code"/>
+      </w:pPr>
+    </w:p>
+    <w:p>
+      <w:pPr>
+        <w:pStyle w:val="Code"/>
+      </w:pPr>
+    </w:p>
+    <w:p>
+      <w:pPr>
+        <w:pStyle w:val="Code"/>
+      </w:pPr>
+    </w:p>
+    <w:p>
+      <w:pPr>
+        <w:pStyle w:val="Code"/>
+      </w:pPr>
+    </w:p>
+    <w:p>
+      <w:pPr>
+        <w:rPr>
+          <w:rFonts w:eastAsiaTheme="majorEastAsia"/>
+          <w:lang w:val="en-US"/>
+        </w:rPr>
+      </w:pPr>
+      <w:r>
+        <w:rPr>
+          <w:rFonts w:eastAsiaTheme="majorEastAsia" w:cs="Liberation Serif"/>
+          <w:b/>
+          <w:bCs/>
+          <w:spacing w:val="-10"/>
+          <w:kern w:val="28"/>
+          <w:szCs w:val="56"/>
+        </w:rPr>
+        <w:lastRenderedPageBreak/>
+        <w:t>Функция</w:t>
+      </w:r>
+      <w:r>
+        <w:rPr>
+          <w:rFonts w:eastAsiaTheme="majorEastAsia" w:cs="Liberation Serif"/>
+          <w:spacing w:val="-10"/>
+          <w:kern w:val="28"/>
+          <w:szCs w:val="56"/>
+          <w:lang w:val="en-US"/>
+        </w:rPr>
+        <w:t xml:space="preserve"> </w:t>
+      </w:r>
+      <w:r>
+        <w:rPr>
+          <w:rStyle w:val="CodeChar"/>
+          <w:sz w:val="28"/>
+          <w:szCs w:val="22"/>
+          <w:lang w:val="en-US"/>
+        </w:rPr>
+        <w:t xml:space="preserve">CalculateSawtoothBuffer </w:t>
+      </w:r>
+    </w:p>
+    <w:p>
+      <w:pPr>
+        <w:pStyle w:val="Code"/>
+      </w:pPr>
+      <w:r>
+        <w:t xml:space="preserve">void </w:t>
+      </w:r>
+      <w:r>
+        <w:rPr>
+          <w:b/>
+          <w:bCs/>
+        </w:rPr>
+        <w:t>CalculateSawtoothBuffer</w:t>
+      </w:r>
+      <w:r>
+        <w:t>(void)</w:t>
+      </w:r>
+    </w:p>
+    <w:p>
+      <w:pPr>
+        <w:pStyle w:val="Code"/>
+      </w:pPr>
+      <w:r>
+        <w:t>{</w:t>
+      </w:r>
+    </w:p>
+    <w:p>
+      <w:pPr>
+        <w:pStyle w:val="Code"/>
+      </w:pPr>
+      <w:r>
+        <w:t xml:space="preserve">    for (int i = 0; i &lt; DAC_BUFFER_SIZE; i++) {</w:t>
+      </w:r>
+    </w:p>
+    <w:p>
+      <w:pPr>
+        <w:pStyle w:val="Code"/>
+      </w:pPr>
+      <w:r>
+        <w:tab/>
+      </w:r>
+      <w:r>
+        <w:tab/>
+        <w:t xml:space="preserve">   </w:t>
+      </w:r>
+      <w:r>
+        <w:rPr>
+          <w:color w:val="00B050"/>
+        </w:rPr>
+        <w:t xml:space="preserve">// </w:t>
+      </w:r>
+      <w:r>
+        <w:rPr>
+          <w:color w:val="00B050"/>
+          <w:lang w:val="ru-RU"/>
+        </w:rPr>
+        <w:t>Линейное</w:t>
+      </w:r>
+      <w:r>
+        <w:rPr>
+          <w:color w:val="00B050"/>
+        </w:rPr>
+        <w:t xml:space="preserve"> </w:t>
+      </w:r>
+      <w:r>
+        <w:rPr>
+          <w:color w:val="00B050"/>
+          <w:lang w:val="ru-RU"/>
+        </w:rPr>
+        <w:t>нарастание</w:t>
+      </w:r>
+      <w:r>
+        <w:rPr>
+          <w:color w:val="00B050"/>
+        </w:rPr>
+        <w:t xml:space="preserve"> </w:t>
+      </w:r>
+      <w:r>
+        <w:rPr>
+          <w:color w:val="00B050"/>
+          <w:lang w:val="ru-RU"/>
+        </w:rPr>
+        <w:t>от</w:t>
+      </w:r>
+      <w:r>
+        <w:rPr>
+          <w:color w:val="00B050"/>
+        </w:rPr>
+        <w:t xml:space="preserve"> 0 </w:t>
+      </w:r>
+      <w:r>
+        <w:rPr>
+          <w:color w:val="00B050"/>
+          <w:lang w:val="ru-RU"/>
+        </w:rPr>
+        <w:t>до</w:t>
+      </w:r>
+      <w:r>
+        <w:rPr>
+          <w:color w:val="00B050"/>
+        </w:rPr>
+        <w:t xml:space="preserve"> SawAmpDac</w:t>
+      </w:r>
+    </w:p>
+    <w:p>
+      <w:pPr>
+        <w:pStyle w:val="Code"/>
+      </w:pPr>
+      <w:r>
+        <w:t xml:space="preserve">        </w:t>
+      </w:r>
+      <w:r>
+        <w:t>uint32_t value = (i*SawAmpDac)</w:t>
+      </w:r>
+      <w:proofErr w:type="gramStart"/>
+      <w:r>
+        <w:t>/(</w:t>
+      </w:r>
+      <w:proofErr w:type="gramEnd"/>
+      <w:r>
+        <w:t>DAC_BUFFER_SIZE - 1);</w:t>
+      </w:r>
+    </w:p>
+    <w:p>
+      <w:pPr>
+        <w:pStyle w:val="Code"/>
+      </w:pPr>
+      <w:r>
+        <w:t xml:space="preserve">        value += OffsetDac;</w:t>
+      </w:r>
+    </w:p>
+    <w:p>
+      <w:pPr>
+        <w:pStyle w:val="Code"/>
+      </w:pPr>
+      <w:r>
+        <w:t xml:space="preserve">        if (value &gt; 4095) value = 4095;</w:t>
+      </w:r>
+    </w:p>
+    <w:p>
+      <w:pPr>
+        <w:pStyle w:val="Code"/>
+      </w:pPr>
+      <w:r>
+        <w:t xml:space="preserve">        if (value &lt; 0) value = 0;</w:t>
+      </w:r>
+    </w:p>
+    <w:p>
+      <w:pPr>
+        <w:pStyle w:val="Code"/>
+      </w:pPr>
+      <w:r>
+        <w:t xml:space="preserve">        dac_buffer[i] = (uint16_</w:t>
+      </w:r>
+      <w:proofErr w:type="gramStart"/>
+      <w:r>
+        <w:t>t)value</w:t>
+      </w:r>
+      <w:proofErr w:type="gramEnd"/>
+      <w:r>
+        <w:t>;</w:t>
+      </w:r>
+    </w:p>
+    <w:p>
+      <w:pPr>
+        <w:pStyle w:val="Code"/>
+      </w:pPr>
+      <w:r>
+        <w:t xml:space="preserve">    }</w:t>
+      </w:r>
+    </w:p>
+    <w:p>
+      <w:pPr>
+        <w:pStyle w:val="Code"/>
+      </w:pPr>
+      <w:r>
+        <w:t>}</w:t>
+      </w:r>
+    </w:p>
+    <w:p>
+      <w:pPr>
+        <w:pStyle w:val="Code"/>
+      </w:pPr>
+    </w:p>
+    <w:p>
+      <w:pPr>
+        <w:rPr>
+          <w:rFonts w:eastAsiaTheme="majorEastAsia"/>
+          <w:lang w:val="en-US"/>
+        </w:rPr>
+      </w:pPr>
+      <w:r>
+        <w:rPr>
+          <w:rFonts w:eastAsiaTheme="majorEastAsia" w:cs="Liberation Serif"/>
+          <w:b/>
+          <w:bCs/>
+          <w:spacing w:val="-10"/>
+          <w:kern w:val="28"/>
+          <w:szCs w:val="56"/>
+        </w:rPr>
+        <w:t>Функция</w:t>
+      </w:r>
+      <w:r>
+        <w:rPr>
+          <w:rFonts w:eastAsiaTheme="majorEastAsia" w:cs="Liberation Serif"/>
+          <w:spacing w:val="-10"/>
+          <w:kern w:val="28"/>
+          <w:szCs w:val="56"/>
+          <w:lang w:val="en-US"/>
+        </w:rPr>
+        <w:t xml:space="preserve"> </w:t>
+      </w:r>
+      <w:r>
+        <w:rPr>
+          <w:rFonts w:ascii="Courier New" w:hAnsi="Courier New" w:cs="Courier New"/>
+        </w:rPr>
+        <w:t>UpdateSawtooth</w:t>
+      </w:r>
+      <w:r>
+        <w:rPr>
+          <w:rStyle w:val="CodeChar"/>
+          <w:lang w:val="en-US"/>
+        </w:rPr>
+        <w:t xml:space="preserve"> </w:t>
+      </w:r>
+    </w:p>
+    <w:p>
+      <w:pPr>
+        <w:pStyle w:val="Code"/>
+        <w:ind w:left="720" w:firstLine="0"/>
+      </w:pPr>
+      <w:r>
+        <w:t xml:space="preserve">void </w:t>
+      </w:r>
+      <w:proofErr w:type="gramStart"/>
+      <w:r>
+        <w:rPr>
+          <w:b/>
+          <w:bCs/>
+        </w:rPr>
+        <w:t>UpdateSawtooth</w:t>
+      </w:r>
+      <w:r>
+        <w:t>(</w:t>
+      </w:r>
+      <w:proofErr w:type="gramEnd"/>
+      <w:r>
+        <w:t xml:space="preserve">float amplitude_volts, float </w:t>
+      </w:r>
+    </w:p>
+    <w:p>
+      <w:pPr>
+        <w:pStyle w:val="Code"/>
+        <w:ind w:left="2880" w:firstLine="720"/>
+      </w:pPr>
+      <w:r>
+        <w:t>offset_volts, float period_ms)</w:t>
+      </w:r>
+    </w:p>
+    <w:p>
+      <w:pPr>
+        <w:pStyle w:val="Code"/>
+        <w:rPr>
+          <w:lang w:val="ru-RU"/>
+        </w:rPr>
+      </w:pPr>
+      <w:r>
+        <w:rPr>
+          <w:lang w:val="ru-RU"/>
+        </w:rPr>
+        <w:t>{</w:t>
+      </w:r>
+    </w:p>
+    <w:p>
+      <w:pPr>
+        <w:pStyle w:val="Code"/>
+        <w:rPr>
+          <w:lang w:val="ru-RU"/>
+        </w:rPr>
+      </w:pPr>
+      <w:r>
+        <w:rPr>
+          <w:lang w:val="ru-RU"/>
+        </w:rPr>
+        <w:t xml:space="preserve">    </w:t>
+      </w:r>
+      <w:r>
+        <w:rPr>
+          <w:color w:val="00B050"/>
+          <w:lang w:val="ru-RU"/>
+        </w:rPr>
+        <w:t>// Конвертац</w:t>
+      </w:r>
+      <w:r>
+        <w:rPr>
+          <w:color w:val="00B050"/>
+          <w:lang w:val="ru-RU"/>
+        </w:rPr>
+        <w:t>ия</w:t>
+      </w:r>
+      <w:r>
+        <w:rPr>
+          <w:color w:val="00B050"/>
+          <w:lang w:val="ru-RU"/>
+        </w:rPr>
+        <w:t xml:space="preserve"> вольт в</w:t>
+      </w:r>
+      <w:r>
+        <w:rPr>
+          <w:color w:val="00B050"/>
+          <w:lang w:val="ru-RU"/>
+        </w:rPr>
+        <w:t xml:space="preserve"> велечину</w:t>
+      </w:r>
+      <w:r>
+        <w:rPr>
+          <w:color w:val="00B050"/>
+          <w:lang w:val="ru-RU"/>
+        </w:rPr>
+        <w:t xml:space="preserve"> </w:t>
+      </w:r>
+      <w:r>
+        <w:rPr>
+          <w:color w:val="00B050"/>
+        </w:rPr>
+        <w:t>DAC</w:t>
+      </w:r>
+      <w:r>
+        <w:rPr>
+          <w:color w:val="00B050"/>
+          <w:lang w:val="ru-RU"/>
+        </w:rPr>
+        <w:t xml:space="preserve"> (</w:t>
+      </w:r>
+      <w:r>
+        <w:rPr>
+          <w:color w:val="00B050"/>
+        </w:rPr>
+        <w:t>Vref</w:t>
+      </w:r>
+      <w:r>
+        <w:rPr>
+          <w:color w:val="00B050"/>
+          <w:lang w:val="ru-RU"/>
+        </w:rPr>
+        <w:t xml:space="preserve"> = 3.3</w:t>
+      </w:r>
+      <w:r>
+        <w:rPr>
+          <w:color w:val="00B050"/>
+        </w:rPr>
+        <w:t>V</w:t>
+      </w:r>
+      <w:r>
+        <w:rPr>
+          <w:color w:val="00B050"/>
+          <w:lang w:val="ru-RU"/>
+        </w:rPr>
+        <w:t>)</w:t>
+      </w:r>
+    </w:p>
+    <w:p>
+      <w:pPr>
+        <w:pStyle w:val="Code"/>
+      </w:pPr>
+      <w:r>
+        <w:rPr>
+          <w:lang w:val="ru-RU"/>
+        </w:rPr>
+        <w:t xml:space="preserve">    </w:t>
+      </w:r>
+      <w:r>
+        <w:t>SawAmpDac = (uint32_</w:t>
+      </w:r>
+      <w:proofErr w:type="gramStart"/>
+      <w:r>
+        <w:t>t)(</w:t>
+      </w:r>
+      <w:proofErr w:type="gramEnd"/>
+      <w:r>
+        <w:t>amplitude_volts * 4095.0f / 3.3f);</w:t>
+      </w:r>
+    </w:p>
+    <w:p>
+      <w:pPr>
+        <w:pStyle w:val="Code"/>
+      </w:pPr>
+      <w:r>
+        <w:t xml:space="preserve">    OffsetDac = (uint32_</w:t>
+      </w:r>
+      <w:proofErr w:type="gramStart"/>
+      <w:r>
+        <w:t>t)(</w:t>
+      </w:r>
+      <w:proofErr w:type="gramEnd"/>
+      <w:r>
+        <w:t>offset_volts * 4095.0f / 3.3f);</w:t>
+      </w:r>
+    </w:p>
+    <w:p>
+      <w:pPr>
+        <w:pStyle w:val="Code"/>
+      </w:pPr>
+      <w:r>
+        <w:t xml:space="preserve">    SawPeriodMs = (uint32_</w:t>
+      </w:r>
+      <w:proofErr w:type="gramStart"/>
+      <w:r>
+        <w:t>t)period</w:t>
+      </w:r>
+      <w:proofErr w:type="gramEnd"/>
+      <w:r>
+        <w:t>_ms;</w:t>
+      </w:r>
+    </w:p>
+    <w:p>
+      <w:pPr>
+        <w:pStyle w:val="Code"/>
+        <w:ind w:firstLine="0"/>
+      </w:pPr>
+    </w:p>
+    <w:p>
+      <w:pPr>
+        <w:pStyle w:val="Code"/>
+        <w:rPr>
+          <w:color w:val="00B050"/>
+        </w:rPr>
+      </w:pPr>
+      <w:r>
+        <w:t xml:space="preserve">    </w:t>
+      </w:r>
+      <w:r>
+        <w:rPr>
+          <w:color w:val="00B050"/>
+        </w:rPr>
+        <w:t xml:space="preserve">// </w:t>
+      </w:r>
+      <w:r>
+        <w:rPr>
+          <w:color w:val="00B050"/>
+          <w:lang w:val="ru-RU"/>
+        </w:rPr>
+        <w:t>Пере</w:t>
+      </w:r>
+      <w:r>
+        <w:rPr>
+          <w:color w:val="00B050"/>
+          <w:lang w:val="ru-RU"/>
+        </w:rPr>
+        <w:t>с</w:t>
+      </w:r>
+      <w:r>
+        <w:rPr>
+          <w:color w:val="00B050"/>
+          <w:lang w:val="ru-RU"/>
+        </w:rPr>
+        <w:t>читать</w:t>
+      </w:r>
+      <w:r>
+        <w:rPr>
+          <w:color w:val="00B050"/>
+        </w:rPr>
+        <w:t xml:space="preserve"> </w:t>
+      </w:r>
+      <w:r>
+        <w:rPr>
+          <w:color w:val="00B050"/>
+          <w:lang w:val="ru-RU"/>
+        </w:rPr>
+        <w:t>ча</w:t>
+      </w:r>
+      <w:r>
+        <w:rPr>
+          <w:color w:val="00B050"/>
+          <w:lang w:val="ru-RU"/>
+        </w:rPr>
+        <w:t>с</w:t>
+      </w:r>
+      <w:r>
+        <w:rPr>
+          <w:color w:val="00B050"/>
+          <w:lang w:val="ru-RU"/>
+        </w:rPr>
+        <w:t>тоту</w:t>
+      </w:r>
+      <w:r>
+        <w:rPr>
+          <w:color w:val="00B050"/>
+        </w:rPr>
+        <w:t xml:space="preserve"> </w:t>
+      </w:r>
+      <w:r>
+        <w:rPr>
+          <w:color w:val="00B050"/>
+          <w:lang w:val="ru-RU"/>
+        </w:rPr>
+        <w:t>таймера</w:t>
+      </w:r>
+    </w:p>
+    <w:p>
+      <w:pPr>
+        <w:pStyle w:val="Code"/>
+        <w:ind w:left="720" w:firstLine="0"/>
+        <w:rPr>
+          <w:color w:val="00B050"/>
+        </w:rPr>
+      </w:pPr>
+      <w:r>
+        <w:rPr>
+          <w:color w:val="00B050"/>
+        </w:rPr>
+        <w:t xml:space="preserve">    // </w:t>
+      </w:r>
+      <w:r>
+        <w:rPr>
+          <w:color w:val="00B050"/>
+          <w:lang w:val="ru-RU"/>
+        </w:rPr>
+        <w:t>Ча</w:t>
+      </w:r>
+      <w:r>
+        <w:rPr>
+          <w:color w:val="00B050"/>
+          <w:lang w:val="ru-RU"/>
+        </w:rPr>
+        <w:t>с</w:t>
+      </w:r>
+      <w:r>
+        <w:rPr>
+          <w:color w:val="00B050"/>
+          <w:lang w:val="ru-RU"/>
+        </w:rPr>
+        <w:t>тота</w:t>
+      </w:r>
+      <w:r>
+        <w:rPr>
+          <w:color w:val="00B050"/>
+        </w:rPr>
+        <w:t xml:space="preserve"> DAC </w:t>
+      </w:r>
+      <w:proofErr w:type="gramStart"/>
+      <w:r>
+        <w:rPr>
+          <w:color w:val="00B050"/>
+          <w:lang w:val="ru-RU"/>
+        </w:rPr>
+        <w:t>обновлени</w:t>
+      </w:r>
+      <w:r>
+        <w:rPr>
+          <w:color w:val="00B050"/>
+        </w:rPr>
+        <w:t xml:space="preserve">  =</w:t>
+      </w:r>
+      <w:proofErr w:type="gramEnd"/>
+      <w:r>
+        <w:rPr>
+          <w:color w:val="00B050"/>
+        </w:rPr>
+        <w:t xml:space="preserve"> DAC_BUFFER_SIZE / (period_ms </w:t>
+      </w:r>
+    </w:p>
+    <w:p>
+      <w:pPr>
+        <w:pStyle w:val="Code"/>
+        <w:ind w:left="720" w:firstLine="574"/>
+        <w:rPr>
+          <w:color w:val="00B050"/>
+        </w:rPr>
+      </w:pPr>
+      <w:r>
+        <w:rPr>
+          <w:color w:val="00B050"/>
+        </w:rPr>
+        <w:t>/ 1000)</w:t>
+      </w:r>
+    </w:p>
+    <w:p>
+      <w:pPr>
+        <w:pStyle w:val="Code"/>
+        <w:ind w:left="1294" w:firstLine="0"/>
+      </w:pPr>
+      <w:r>
+        <w:t>uint32_t dac_freq_hz = (DAC_BUFFER_SIZE * 1000) / SawPeriodMs;</w:t>
+      </w:r>
+    </w:p>
+    <w:p>
+      <w:pPr>
+        <w:pStyle w:val="Code"/>
+      </w:pPr>
+    </w:p>
+    <w:p>
+      <w:pPr>
+        <w:pStyle w:val="Code"/>
+        <w:rPr>
+          <w:color w:val="00B050"/>
+          <w:lang w:val="ru-RU"/>
+        </w:rPr>
+      </w:pPr>
+      <w:r>
+        <w:t xml:space="preserve">    </w:t>
+      </w:r>
+      <w:r>
+        <w:rPr>
+          <w:color w:val="00B050"/>
+          <w:lang w:val="ru-RU"/>
+        </w:rPr>
+        <w:t xml:space="preserve">//  </w:t>
+      </w:r>
+      <w:r>
+        <w:rPr>
+          <w:color w:val="00B050"/>
+          <w:lang w:val="ru-RU"/>
+        </w:rPr>
+        <w:t>Нас</w:t>
+      </w:r>
+      <w:r>
+        <w:rPr>
+          <w:color w:val="00B050"/>
+          <w:lang w:val="ru-RU"/>
+        </w:rPr>
+        <w:t>тройка таймера (</w:t>
+      </w:r>
+      <w:r>
+        <w:rPr>
+          <w:color w:val="00B050"/>
+        </w:rPr>
+        <w:t>TIM</w:t>
+      </w:r>
+      <w:r>
+        <w:rPr>
+          <w:color w:val="00B050"/>
+          <w:lang w:val="ru-RU"/>
+        </w:rPr>
+        <w:t>7) дл</w:t>
+      </w:r>
+      <w:r>
+        <w:rPr>
+          <w:color w:val="00B050"/>
+          <w:lang w:val="ru-RU"/>
+        </w:rPr>
+        <w:t>я</w:t>
+      </w:r>
+      <w:r>
+        <w:rPr>
+          <w:color w:val="00B050"/>
+          <w:lang w:val="ru-RU"/>
+        </w:rPr>
+        <w:t xml:space="preserve"> нужной ча</w:t>
+      </w:r>
+      <w:r>
+        <w:rPr>
+          <w:color w:val="00B050"/>
+          <w:lang w:val="ru-RU"/>
+        </w:rPr>
+        <w:t>с</w:t>
+      </w:r>
+      <w:r>
+        <w:rPr>
+          <w:color w:val="00B050"/>
+          <w:lang w:val="ru-RU"/>
+        </w:rPr>
+        <w:t>тоты</w:t>
+      </w:r>
+    </w:p>
+    <w:p>
+      <w:pPr>
+        <w:pStyle w:val="Code"/>
+        <w:rPr>
+          <w:color w:val="00B050"/>
+        </w:rPr>
+      </w:pPr>
+      <w:r>
+        <w:rPr>
+          <w:color w:val="00B050"/>
+          <w:lang w:val="ru-RU"/>
+        </w:rPr>
+        <w:t xml:space="preserve">    </w:t>
+      </w:r>
+      <w:r>
+        <w:rPr>
+          <w:color w:val="00B050"/>
+        </w:rPr>
+        <w:t>// При APB1 = 100 МГц</w:t>
+      </w:r>
+    </w:p>
+    <w:p>
+      <w:pPr>
+        <w:pStyle w:val="Code"/>
+        <w:rPr>
+          <w:color w:val="00B050"/>
+        </w:rPr>
+      </w:pPr>
+      <w:r>
+        <w:t xml:space="preserve">    uint32_t timer_clock = </w:t>
+      </w:r>
+      <w:proofErr w:type="gramStart"/>
+      <w:r>
+        <w:t xml:space="preserve">100000000;  </w:t>
+      </w:r>
+      <w:r>
+        <w:rPr>
+          <w:color w:val="00B050"/>
+        </w:rPr>
+        <w:t>/</w:t>
+      </w:r>
+      <w:proofErr w:type="gramEnd"/>
+      <w:r>
+        <w:rPr>
+          <w:color w:val="00B050"/>
+        </w:rPr>
+        <w:t>/ 100 МГц</w:t>
+      </w:r>
+    </w:p>
+    <w:p>
+      <w:pPr>
+        <w:pStyle w:val="Code"/>
+      </w:pPr>
+      <w:r>
+        <w:t xml:space="preserve">    uint32_t prescaler = 0;</w:t>
+      </w:r>
+    </w:p>
+    <w:p>
+      <w:pPr>
+        <w:pStyle w:val="Code"/>
+      </w:pPr>
+      <w:r>
+        <w:t xml:space="preserve">    uint32_t period = 0;</w:t>
+      </w:r>
+    </w:p>
+    <w:p>
+      <w:pPr>
+        <w:pStyle w:val="Code"/>
+      </w:pPr>
+    </w:p>
+    <w:p>
+      <w:pPr>
+        <w:pStyle w:val="Code"/>
+      </w:pPr>
+      <w:r>
+        <w:t xml:space="preserve">    </w:t>
+      </w:r>
+      <w:r>
+        <w:rPr>
+          <w:color w:val="00B050"/>
+        </w:rPr>
+        <w:t>// Подбор делителей</w:t>
+      </w:r>
+    </w:p>
+    <w:p>
+      <w:pPr>
+        <w:pStyle w:val="Code"/>
+      </w:pPr>
+      <w:r>
+        <w:t xml:space="preserve">    uint32_t total_divider = timer_clock / dac_freq_hz;</w:t>
+      </w:r>
+    </w:p>
+    <w:p>
+      <w:pPr>
+        <w:pStyle w:val="Code"/>
+        <w:ind w:firstLine="0"/>
+      </w:pPr>
+    </w:p>
+    <w:p>
+      <w:pPr>
+        <w:pStyle w:val="Code"/>
+      </w:pPr>
+      <w:r>
+        <w:t xml:space="preserve">    </w:t>
+      </w:r>
+      <w:r>
+        <w:t>if (total_divider &lt;= 65536) {</w:t>
+      </w:r>
+    </w:p>
+    <w:p>
+      <w:pPr>
+        <w:pStyle w:val="Code"/>
+      </w:pPr>
+      <w:r>
+        <w:t xml:space="preserve">        prescaler = 0;</w:t>
+      </w:r>
+    </w:p>
+    <w:p>
+      <w:pPr>
+        <w:pStyle w:val="Code"/>
+      </w:pPr>
+      <w:r>
+        <w:t xml:space="preserve">        period = total_divider - 1;</w:t>
+      </w:r>
+    </w:p>
+    <w:p>
+      <w:pPr>
+        <w:pStyle w:val="Code"/>
+      </w:pPr>
+      <w:r>
+        <w:t xml:space="preserve">    }</w:t>
+      </w:r>
+    </w:p>
+    <w:p>
+      <w:pPr>
+        <w:pStyle w:val="Code"/>
+      </w:pPr>
+      <w:r>
+        <w:t xml:space="preserve">    </w:t>
+      </w:r>
+    </w:p>
+    <w:p>
+      <w:pPr>
+        <w:pStyle w:val="Code"/>
+      </w:pPr>
+      <w:r>
+        <w:t xml:space="preserve">    </w:t>
+      </w:r>
+      <w:r>
+        <w:t>else {</w:t>
+      </w:r>
+    </w:p>
+    <w:p>
+      <w:pPr>
+        <w:pStyle w:val="Code"/>
+      </w:pPr>
+      <w:r>
+        <w:t xml:space="preserve">        65535</w:t>
+      </w:r>
+    </w:p>
+    <w:p>
+      <w:pPr>
+        <w:pStyle w:val="Code"/>
+      </w:pPr>
+      <w:r>
+        <w:t xml:space="preserve">        </w:t>
+      </w:r>
+      <w:r>
+        <w:t>prescaler = total_divider / 65536;</w:t>
+      </w:r>
+    </w:p>
+    <w:p>
+      <w:pPr>
+        <w:pStyle w:val="Code"/>
+      </w:pPr>
+      <w:r>
+        <w:lastRenderedPageBreak/>
+        <w:t xml:space="preserve">        period = (total_divider / (prescaler + 1)) - 1;</w:t>
+      </w:r>
+    </w:p>
+    <w:p>
+      <w:pPr>
+        <w:pStyle w:val="Code"/>
+      </w:pPr>
+      <w:r>
+        <w:t xml:space="preserve">    }</w:t>
+      </w:r>
+    </w:p>
+    <w:p>
+      <w:pPr>
+        <w:pStyle w:val="Code"/>
+      </w:pPr>
+      <w:r>
+        <w:t xml:space="preserve">    __HAL_TIM_SET_</w:t>
+      </w:r>
+      <w:proofErr w:type="gramStart"/>
+      <w:r>
+        <w:t>PRESCALER(</w:t>
+      </w:r>
+      <w:proofErr w:type="gramEnd"/>
+      <w:r>
+        <w:t>&amp;htim7, prescaler);</w:t>
+      </w:r>
+    </w:p>
+    <w:p>
+      <w:pPr>
+        <w:pStyle w:val="Code"/>
+      </w:pPr>
+      <w:r>
+        <w:t xml:space="preserve">    __HAL_TIM_SET_</w:t>
+      </w:r>
+      <w:proofErr w:type="gramStart"/>
+      <w:r>
+        <w:t>AUTORELOAD(</w:t>
+      </w:r>
+      <w:proofErr w:type="gramEnd"/>
+      <w:r>
+        <w:t>&amp;htim7, period);</w:t>
+      </w:r>
+    </w:p>
+    <w:p>
+      <w:pPr>
+        <w:pStyle w:val="Code"/>
+      </w:pPr>
+    </w:p>
+    <w:p>
+      <w:pPr>
+        <w:pStyle w:val="Code"/>
+      </w:pPr>
+      <w:r>
+        <w:t xml:space="preserve">    // Пере</w:t>
+      </w:r>
+      <w:r>
+        <w:rPr>
+          <w:lang w:val="ru-RU"/>
+        </w:rPr>
+        <w:t>с</w:t>
+      </w:r>
+      <w:r>
+        <w:t>читать буфер</w:t>
+      </w:r>
+    </w:p>
+    <w:p>
+      <w:pPr>
+        <w:pStyle w:val="Code"/>
+        <w:rPr>
+          <w:lang w:val="ru-RU"/>
+        </w:rPr>
+      </w:pPr>
+      <w:r>
+        <w:t xml:space="preserve">    </w:t>
+      </w:r>
+      <w:proofErr w:type="gramStart"/>
+      <w:r>
+        <w:t>CalculateSawtoothBuffer</w:t>
+      </w:r>
+      <w:r>
+        <w:rPr>
+          <w:lang w:val="ru-RU"/>
+        </w:rPr>
+        <w:t>(</w:t>
+      </w:r>
+      <w:proofErr w:type="gramEnd"/>
+      <w:r>
+        <w:rPr>
+          <w:lang w:val="ru-RU"/>
+        </w:rPr>
+        <w:t>);</w:t>
+      </w:r>
+    </w:p>
+    <w:p>
+      <w:pPr>
+        <w:pStyle w:val="Code"/>
+        <w:rPr>
+          <w:lang w:val="ru-RU"/>
+        </w:rPr>
+      </w:pPr>
+      <w:r>
+        <w:rPr>
+          <w:lang w:val="ru-RU"/>
+        </w:rPr>
+        <w:t>}</w:t>
+      </w:r>
+    </w:p>
+    <w:p>
+      <w:pPr>
+        <w:pStyle w:val="HTMLPreformatted"/>
+        <w:rPr>
+          <w:rFonts w:eastAsiaTheme="majorEastAsia" w:cs="Liberation Serif"/>
+          <w:bCs/>
+          <w:spacing w:val="-10"/>
+          <w:kern w:val="28"/>
+          <w:szCs w:val="56"/>
+          <w:lang w:val="ru-RU"/>
+        </w:rPr>
+      </w:pPr>
+    </w:p>
+    <w:p>
+      <w:r>
+        <w:rPr>
+          <w:rFonts w:eastAsiaTheme="majorEastAsia"/>
+        </w:rPr>
+        <w:t xml:space="preserve">Данные две функции необходимы для формирования пилообразного сигнала. Функция  </w:t>
+      </w:r>
+      <w:r>
+        <w:rPr>
+          <w:rStyle w:val="CodeChar"/>
+          <w:sz w:val="28"/>
+          <w:szCs w:val="22"/>
+          <w:lang w:val="en-US"/>
+        </w:rPr>
+        <w:t>CalculateSawtoothBuffer</w:t>
+      </w:r>
+      <w:r>
+        <w:rPr>
+          <w:rStyle w:val="CodeChar"/>
+          <w:sz w:val="28"/>
+          <w:szCs w:val="22"/>
+        </w:rPr>
+        <w:t xml:space="preserve"> </w:t>
+      </w:r>
+      <w:r>
+        <w:rPr>
+          <w:rFonts w:eastAsiaTheme="majorEastAsia"/>
+        </w:rPr>
+        <w:t>за</w:t>
+      </w:r>
+      <w:r>
+        <w:rPr>
+          <w:rFonts w:eastAsiaTheme="majorEastAsia"/>
+        </w:rPr>
+        <w:t xml:space="preserve">полняет массив значениями, соответствующими одному периоду пилообразного сигнала. Функция </w:t>
+      </w:r>
+      <w:r>
+        <w:rPr>
+          <w:rFonts w:ascii="Courier New" w:hAnsi="Courier New" w:cs="Courier New"/>
+        </w:rPr>
+        <w:t>UpdateSawtooth</w:t>
+      </w:r>
+      <w:r>
+        <w:rPr>
+          <w:rFonts w:ascii="Courier New" w:hAnsi="Courier New" w:cs="Courier New"/>
+        </w:rPr>
+        <w:t xml:space="preserve"> </w:t>
+      </w:r>
+      <w:r>
+        <w:t>прини</w:t>
+      </w:r>
+      <w:r>
+        <w:t xml:space="preserve">мает параметры сигнала: амплитуду, смещение, период. В результате этой функции обновляются параметры сигнала а также таймер </w:t>
+      </w:r>
+      <w:r>
+        <w:t xml:space="preserve">7, генерирующий прерывание. Каждое прерывание данного таймера запускает передачу одного значения из буфера в ЦАП (используя </w:t>
+      </w:r>
+      <w:r>
+        <w:rPr>
+          <w:lang w:val="en-US"/>
+        </w:rPr>
+        <w:t>DMA</w:t>
+      </w:r>
+      <w:r>
+        <w:t>)</w:t>
+      </w:r>
+      <w:r>
+        <w:t>.</w:t>
+      </w:r>
+      <w:r>
+        <w:t xml:space="preserve"> </w:t>
+      </w:r>
+      <w:r>
+        <w:t>Так как ЦАП 12-ти разрядный, он имеет от 4096 логических уровней. Преобразование напряжения в коды ЦАП происходит по следующей формуле:</w:t>
+      </w:r>
+    </w:p>
+    <w:tbl>
+      <w:tblPr>
+        <w:tblStyle w:val="TableGrid"/>
+        <w:tblpPr w:leftFromText="180" w:rightFromText="180" w:vertAnchor="text" w:horzAnchor="margin" w:tblpY="86"/>
+        <w:tblW w:w="10098" w:type="dxa"/>
+        <w:tblBorders>
+          <w:top w:val="none" w:sz="0" w:space="0" w:color="auto"/>
+          <w:left w:val="none" w:sz="0" w:space="0" w:color="auto"/>
+          <w:bottom w:val="none" w:sz="0" w:space="0" w:color="auto"/>
+          <w:right w:val="none" w:sz="0" w:space="0" w:color="auto"/>
+          <w:insideH w:val="none" w:sz="0" w:space="0" w:color="auto"/>
+          <w:insideV w:val="none" w:sz="0" w:space="0" w:color="auto"/>
+        </w:tblBorders>
+        <w:tblLook w:val="04A0" w:firstRow="1" w:lastRow="0" w:firstColumn="1" w:lastColumn="0" w:noHBand="0" w:noVBand="1"/>
+      </w:tblPr>
+      <w:tblGrid>
+        <w:gridCol w:w="8642"/>
+        <w:gridCol w:w="1456"/>
+      </w:tblGrid>
+      <w:tr>
+        <w:trPr>
+          <w:trHeight w:val="778"/>
+        </w:trPr>
+        <w:tc>
+          <w:tcPr>
+            <w:tcW w:w="8642" w:type="dxa"/>
+          </w:tcPr>
+          <w:p>
+            <w:pPr>
+              <w:pStyle w:val="ds-markdown-paragraph"/>
+              <w:jc w:val="center"/>
+              <w:rPr>
+                <w:rFonts w:ascii="Cambria Math" w:hAnsi="Cambria Math" w:cs="Liberation Serif"/>
+                <w:i/>
+                <w:sz w:val="28"/>
+                <w:szCs w:val="28"/>
+              </w:rPr>
+            </w:pPr>
+            <m:oMathPara>
+              <m:oMath>
+                <m:r>
+                  <w:rPr>
+                    <w:rFonts w:ascii="Cambria Math" w:hAnsi="Cambria Math" w:cs="Liberation Serif"/>
+                    <w:sz w:val="28"/>
+                    <w:szCs w:val="28"/>
+                    <w:lang w:val="ru-RU"/>
+                  </w:rPr>
+                  <m:t xml:space="preserve">Код </m:t>
+                </m:r>
+                <m:r>
+                  <w:rPr>
+                    <w:rFonts w:ascii="Cambria Math" w:hAnsi="Cambria Math" w:cs="Liberation Serif"/>
+                    <w:sz w:val="28"/>
+                    <w:szCs w:val="28"/>
+                    <w:lang w:val="ru-RU"/>
+                  </w:rPr>
+                  <m:t>ЦАП</m:t>
+                </m:r>
+                <m:r>
+                  <w:rPr>
+                    <w:rFonts w:ascii="Cambria Math" w:hAnsi="Cambria Math" w:cs="Liberation Serif"/>
+                    <w:sz w:val="28"/>
+                    <w:szCs w:val="28"/>
+                  </w:rPr>
+                  <m:t xml:space="preserve">= </m:t>
+                </m:r>
+                <m:f>
+                  <m:fPr>
+                    <m:ctrlPr>
+                      <w:rPr>
+                        <w:rFonts w:ascii="Cambria Math" w:hAnsi="Cambria Math" w:cs="Liberation Serif"/>
+                        <w:i/>
+                        <w:sz w:val="28"/>
+                        <w:szCs w:val="28"/>
+                      </w:rPr>
+                    </m:ctrlPr>
+                  </m:fPr>
+                  <m:num>
+                    <m:r>
+                      <w:rPr>
+                        <w:rFonts w:ascii="Cambria Math" w:hAnsi="Cambria Math" w:cs="Liberation Serif"/>
+                        <w:sz w:val="28"/>
+                        <w:szCs w:val="28"/>
+                      </w:rPr>
+                      <m:t>U</m:t>
+                    </m:r>
+                  </m:num>
+                  <m:den>
+                    <m:r>
+                      <w:rPr>
+                        <w:rFonts w:ascii="Cambria Math" w:hAnsi="Cambria Math" w:cs="Liberation Serif"/>
+                        <w:sz w:val="28"/>
+                        <w:szCs w:val="28"/>
+                      </w:rPr>
+                      <m:t>3.3</m:t>
+                    </m:r>
+                  </m:den>
+                </m:f>
+                <m:r>
+                  <w:rPr>
+                    <w:rFonts w:ascii="Cambria Math" w:hAnsi="Cambria Math" w:cs="Liberation Serif"/>
+                    <w:sz w:val="28"/>
+                    <w:szCs w:val="28"/>
+                    <w:lang w:val="ru-RU"/>
+                  </w:rPr>
+                  <m:t xml:space="preserve"> 4095 ,</m:t>
+                </m:r>
+              </m:oMath>
+            </m:oMathPara>
+          </w:p>
+        </w:tc>
+        <w:tc>
+          <w:tcPr>
+            <w:tcW w:w="1456" w:type="dxa"/>
+          </w:tcPr>
+          <w:p>
+            <w:pPr>
+              <w:pStyle w:val="FORMULA5"/>
+            </w:pPr>
+          </w:p>
+        </w:tc>
+      </w:tr>
+    </w:tbl>
+    <w:p>
+      <w:pPr>
+        <w:rPr>
+          <w:rFonts w:eastAsiaTheme="majorEastAsia"/>
+        </w:rPr>
+      </w:pPr>
+      <w:r>
+        <w:rPr>
+          <w:rFonts w:eastAsiaTheme="majorEastAsia"/>
+        </w:rPr>
+        <w:t xml:space="preserve">где  </w:t>
+      </w:r>
+      <w:r>
+        <w:rPr>
+          <w:rFonts w:eastAsiaTheme="majorEastAsia"/>
+          <w:lang w:val="en-US"/>
+        </w:rPr>
+        <w:t>U</w:t>
+      </w:r>
+      <w:r>
+        <w:rPr>
+          <w:rFonts w:eastAsiaTheme="majorEastAsia"/>
+        </w:rPr>
+        <w:t xml:space="preserve"> – </w:t>
+      </w:r>
+      <w:r>
+        <w:rPr>
+          <w:rFonts w:eastAsiaTheme="majorEastAsia"/>
+        </w:rPr>
+        <w:t>напряжение в вольтах.</w:t>
+      </w:r>
+    </w:p>
+    <w:p>
+      <w:pPr>
+        <w:rPr>
+          <w:rFonts w:eastAsiaTheme="majorEastAsia"/>
+        </w:rPr>
+      </w:pPr>
+      <w:r>
+        <w:rPr>
+          <w:rFonts w:eastAsiaTheme="majorEastAsia"/>
+        </w:rPr>
+        <w:t>Как было сказано ранее, таймер 7 генер</w:t>
+      </w:r>
+      <w:r>
+        <w:rPr>
+          <w:rFonts w:eastAsiaTheme="majorEastAsia"/>
+        </w:rPr>
+        <w:t>и</w:t>
+      </w:r>
+      <w:r>
+        <w:rPr>
+          <w:rFonts w:eastAsiaTheme="majorEastAsia"/>
+        </w:rPr>
+        <w:t>рует прерывания для каждого нового значения ЦАП и требует настройки при изменении желаемый частоты пилообразного сигнала. Таймер работает на частоте 100 МГц. Чтобы получить желаемую частоту таймера необходимо подобрать к</w:t>
+      </w:r>
+      <w:r>
+        <w:rPr>
+          <w:rFonts w:eastAsiaTheme="majorEastAsia"/>
+        </w:rPr>
+        <w:t>о</w:t>
+      </w:r>
+      <w:r>
+        <w:rPr>
+          <w:rFonts w:eastAsiaTheme="majorEastAsia"/>
+        </w:rPr>
+        <w:t xml:space="preserve">эффициенты </w:t>
+      </w:r>
+      <w:r>
+        <w:rPr>
+          <w:rFonts w:eastAsiaTheme="majorEastAsia"/>
+          <w:lang w:val="en-US"/>
+        </w:rPr>
+        <w:t>prescaler</w:t>
+      </w:r>
+      <w:r>
+        <w:rPr>
+          <w:rFonts w:eastAsiaTheme="majorEastAsia"/>
+        </w:rPr>
+        <w:t xml:space="preserve"> </w:t>
+      </w:r>
+      <w:r>
+        <w:rPr>
+          <w:rFonts w:eastAsiaTheme="majorEastAsia"/>
+        </w:rPr>
+        <w:t xml:space="preserve">и </w:t>
+      </w:r>
+      <w:r>
+        <w:rPr>
+          <w:rFonts w:eastAsiaTheme="majorEastAsia"/>
+          <w:lang w:val="en-US"/>
+        </w:rPr>
+        <w:t>period</w:t>
+      </w:r>
+      <w:r>
+        <w:rPr>
+          <w:rFonts w:eastAsiaTheme="majorEastAsia"/>
+        </w:rPr>
+        <w:t xml:space="preserve"> </w:t>
+      </w:r>
+      <w:r>
+        <w:rPr>
+          <w:rFonts w:eastAsiaTheme="majorEastAsia"/>
+        </w:rPr>
+        <w:t>согласно форм</w:t>
+      </w:r>
+      <w:r>
+        <w:rPr>
+          <w:rFonts w:eastAsiaTheme="majorEastAsia"/>
+        </w:rPr>
+        <w:t>у</w:t>
+      </w:r>
+      <w:r>
+        <w:rPr>
+          <w:rFonts w:eastAsiaTheme="majorEastAsia"/>
+        </w:rPr>
+        <w:t>ле 5.2.</w:t>
+      </w:r>
+    </w:p>
+    <w:tbl>
+      <w:tblPr>
+        <w:tblStyle w:val="TableGrid"/>
+        <w:tblpPr w:leftFromText="180" w:rightFromText="180" w:vertAnchor="text" w:horzAnchor="margin" w:tblpY="86"/>
+        <w:tblW w:w="10098" w:type="dxa"/>
+        <w:tblBorders>
+          <w:top w:val="none" w:sz="0" w:space="0" w:color="auto"/>
+          <w:left w:val="none" w:sz="0" w:space="0" w:color="auto"/>
+          <w:bottom w:val="none" w:sz="0" w:space="0" w:color="auto"/>
+          <w:right w:val="none" w:sz="0" w:space="0" w:color="auto"/>
+          <w:insideH w:val="none" w:sz="0" w:space="0" w:color="auto"/>
+          <w:insideV w:val="none" w:sz="0" w:space="0" w:color="auto"/>
+        </w:tblBorders>
+        <w:tblLook w:val="04A0" w:firstRow="1" w:lastRow="0" w:firstColumn="1" w:lastColumn="0" w:noHBand="0" w:noVBand="1"/>
+      </w:tblPr>
+      <w:tblGrid>
+        <w:gridCol w:w="8642"/>
+        <w:gridCol w:w="1456"/>
+      </w:tblGrid>
+      <w:tr>
+        <w:trPr>
+          <w:trHeight w:val="778"/>
+        </w:trPr>
+        <w:tc>
+          <w:tcPr>
+            <w:tcW w:w="8642" w:type="dxa"/>
+          </w:tcPr>
+          <w:p>
+            <w:pPr>
+              <w:pStyle w:val="ds-markdown-paragraph"/>
+              <w:jc w:val="center"/>
+              <w:rPr>
+                <w:rFonts w:ascii="Cambria Math" w:hAnsi="Cambria Math" w:cs="Liberation Serif"/>
+                <w:i/>
+                <w:sz w:val="28"/>
+                <w:szCs w:val="28"/>
+              </w:rPr>
+            </w:pPr>
+            <m:oMathPara>
+              <m:oMath>
+                <m:sSub>
+                  <m:sSubPr>
+                    <m:ctrlPr>
+                      <w:rPr>
+                        <w:rFonts w:ascii="Cambria Math" w:hAnsi="Cambria Math" w:cs="Liberation Serif"/>
+                        <w:i/>
+                        <w:sz w:val="28"/>
+                        <w:szCs w:val="28"/>
+                      </w:rPr>
+                    </m:ctrlPr>
+                  </m:sSubPr>
+                  <m:e>
+                    <m:r>
+                      <w:rPr>
+                        <w:rFonts w:ascii="Cambria Math" w:hAnsi="Cambria Math" w:cs="Liberation Serif"/>
+                        <w:sz w:val="28"/>
+                        <w:szCs w:val="28"/>
+                      </w:rPr>
+                      <m:t>f</m:t>
+                    </m:r>
+                  </m:e>
+                  <m:sub>
+                    <m:r>
+                      <w:rPr>
+                        <w:rFonts w:ascii="Cambria Math" w:hAnsi="Cambria Math" w:cs="Liberation Serif"/>
+                        <w:sz w:val="28"/>
+                        <w:szCs w:val="28"/>
+                        <w:lang w:val="ru-RU"/>
+                      </w:rPr>
+                      <m:t>таймера</m:t>
+                    </m:r>
+                  </m:sub>
+                </m:sSub>
+                <m:r>
+                  <w:rPr>
+                    <w:rFonts w:ascii="Cambria Math" w:hAnsi="Cambria Math" w:cs="Liberation Serif"/>
+                    <w:sz w:val="28"/>
+                    <w:szCs w:val="28"/>
+                  </w:rPr>
+                  <m:t xml:space="preserve">= </m:t>
+                </m:r>
+                <m:f>
+                  <m:fPr>
+                    <m:ctrlPr>
+                      <w:rPr>
+                        <w:rFonts w:ascii="Cambria Math" w:hAnsi="Cambria Math" w:cs="Liberation Serif"/>
+                        <w:i/>
+                        <w:sz w:val="28"/>
+                        <w:szCs w:val="28"/>
+                      </w:rPr>
+                    </m:ctrlPr>
+                  </m:fPr>
+                  <m:num>
+                    <m:sSub>
+                      <m:sSubPr>
+                        <m:ctrlPr>
+                          <w:rPr>
+                            <w:rFonts w:ascii="Cambria Math" w:hAnsi="Cambria Math" w:cs="Liberation Serif"/>
+                            <w:i/>
+                            <w:sz w:val="28"/>
+                            <w:szCs w:val="28"/>
+                          </w:rPr>
+                        </m:ctrlPr>
+                      </m:sSubPr>
+                      <m:e>
+                        <m:r>
+                          <w:rPr>
+                            <w:rFonts w:ascii="Cambria Math" w:hAnsi="Cambria Math" w:cs="Liberation Serif"/>
+                            <w:sz w:val="28"/>
+                            <w:szCs w:val="28"/>
+                          </w:rPr>
+                          <m:t>f</m:t>
+                        </m:r>
+                      </m:e>
+                      <m:sub>
+                        <m:r>
+                          <w:rPr>
+                            <w:rFonts w:ascii="Cambria Math" w:hAnsi="Cambria Math" w:cs="Liberation Serif"/>
+                            <w:sz w:val="28"/>
+                            <w:szCs w:val="28"/>
+                          </w:rPr>
+                          <m:t>тактирования</m:t>
+                        </m:r>
+                      </m:sub>
+                    </m:sSub>
+                  </m:num>
+                  <m:den>
+                    <m:r>
+                      <w:rPr>
+                        <w:rFonts w:ascii="Cambria Math" w:hAnsi="Cambria Math" w:cs="Liberation Serif"/>
+                        <w:sz w:val="28"/>
+                        <w:szCs w:val="28"/>
+                      </w:rPr>
+                      <m:t>(prescaler+1)∙(period+1)</m:t>
+                    </m:r>
+                  </m:den>
+                </m:f>
+                <m:r>
+                  <w:rPr>
+                    <w:rFonts w:ascii="Cambria Math" w:hAnsi="Cambria Math" w:cs="Liberation Serif"/>
+                    <w:sz w:val="28"/>
+                    <w:szCs w:val="28"/>
+                    <w:lang w:val="ru-RU"/>
+                  </w:rPr>
+                  <m:t xml:space="preserve">  </m:t>
+                </m:r>
+              </m:oMath>
+            </m:oMathPara>
+          </w:p>
+        </w:tc>
+        <w:tc>
+          <w:tcPr>
+            <w:tcW w:w="1456" w:type="dxa"/>
+          </w:tcPr>
+          <w:p>
+            <w:pPr>
+              <w:pStyle w:val="FORMULA5"/>
+              <w:numPr>
+                <w:ilvl w:val="0"/>
+                <w:numId w:val="24"/>
+              </w:numPr>
+            </w:pPr>
+          </w:p>
+        </w:tc>
+      </w:tr>
+    </w:tbl>
+    <w:p>
+      <w:pPr>
+        <w:rPr>
+          <w:rFonts w:eastAsiaTheme="majorEastAsia"/>
+        </w:rPr>
+      </w:pPr>
+    </w:p>
+    <w:p>
+      <w:pPr>
+        <w:rPr>
+          <w:rFonts w:eastAsiaTheme="majorEastAsia"/>
+        </w:rPr>
+      </w:pPr>
+      <w:r>
+        <w:rPr>
+          <w:rFonts w:eastAsiaTheme="majorEastAsia"/>
+        </w:rPr>
+        <w:lastRenderedPageBreak/>
+        <w:t xml:space="preserve">Коэффициенты </w:t>
+      </w:r>
+      <w:r>
+        <w:rPr>
+          <w:rFonts w:eastAsiaTheme="majorEastAsia"/>
+          <w:lang w:val="en-US"/>
+        </w:rPr>
+        <w:t>prescaler</w:t>
+      </w:r>
+      <w:r>
+        <w:rPr>
+          <w:rFonts w:eastAsiaTheme="majorEastAsia"/>
+        </w:rPr>
+        <w:t xml:space="preserve"> </w:t>
+      </w:r>
+      <w:r>
+        <w:rPr>
+          <w:rFonts w:eastAsiaTheme="majorEastAsia"/>
+        </w:rPr>
+        <w:t>и</w:t>
+      </w:r>
+      <w:r>
+        <w:rPr>
+          <w:rFonts w:eastAsiaTheme="majorEastAsia"/>
+        </w:rPr>
+        <w:t xml:space="preserve"> </w:t>
+      </w:r>
+      <w:r>
+        <w:rPr>
+          <w:rFonts w:eastAsiaTheme="majorEastAsia"/>
+          <w:lang w:val="en-US"/>
+        </w:rPr>
+        <w:t>period</w:t>
+      </w:r>
+      <w:r>
+        <w:rPr>
+          <w:rFonts w:eastAsiaTheme="majorEastAsia"/>
+        </w:rPr>
+        <w:t xml:space="preserve"> </w:t>
+      </w:r>
+      <w:r>
+        <w:rPr>
+          <w:rFonts w:eastAsiaTheme="majorEastAsia"/>
+        </w:rPr>
+        <w:t xml:space="preserve">не могут быть больше 65535 из-за разрядности таймера </w:t>
+      </w:r>
+      <w:r>
+        <w:rPr>
+          <w:rFonts w:eastAsiaTheme="majorEastAsia"/>
+        </w:rPr>
+        <w:t xml:space="preserve">равной 16. При подборе коэффициентов был выбран следующий алгоритм: </w:t>
+      </w:r>
+    </w:p>
+    <w:p>
+      <w:pPr>
+        <w:rPr>
+          <w:rFonts w:eastAsiaTheme="majorEastAsia"/>
+        </w:rPr>
+      </w:pPr>
+      <w:r>
+        <w:rPr>
+          <w:rFonts w:eastAsiaTheme="majorEastAsia"/>
+        </w:rPr>
+        <w:t xml:space="preserve">- вначале вычисляется делитель между тактовой частотой и желаемой частотой ЦАП: </w:t>
+      </w:r>
+      <w:r>
+        <w:rPr>
+          <w:rFonts w:eastAsiaTheme="majorEastAsia"/>
+        </w:rPr>
+        <w:t xml:space="preserve"> </w:t>
+      </w:r>
+    </w:p>
+    <w:p>
+      <w:pPr>
+        <w:rPr>
+          <w:rFonts w:ascii="Courier New" w:hAnsi="Courier New" w:cs="Courier New"/>
+          <w:lang w:val="en-US"/>
+        </w:rPr>
+      </w:pPr>
+      <w:r>
+        <w:rPr>
+          <w:rFonts w:ascii="Courier New" w:hAnsi="Courier New" w:cs="Courier New"/>
+          <w:lang w:val="en-US"/>
+        </w:rPr>
+        <w:t>uint32_t total_divider = timer_clock / dac_freq_hz;</w:t>
+      </w:r>
+    </w:p>
+    <w:p>
+      <w:pPr>
+        <w:rPr>
+          <w:rFonts w:eastAsiaTheme="majorEastAsia"/>
+        </w:rPr>
+      </w:pPr>
+      <w:r>
+        <w:rPr>
+          <w:rFonts w:eastAsiaTheme="majorEastAsia"/>
+        </w:rPr>
+        <w:t xml:space="preserve">- затем, если этот делитель менее </w:t>
+      </w:r>
+      <w:r>
+        <w:rPr>
+          <w:rFonts w:eastAsiaTheme="majorEastAsia"/>
+        </w:rPr>
+        <w:t>65535, то коэффициент, отв</w:t>
+      </w:r>
+      <w:r>
+        <w:rPr>
+          <w:rFonts w:eastAsiaTheme="majorEastAsia"/>
+        </w:rPr>
+        <w:t>е</w:t>
+      </w:r>
+      <w:r>
+        <w:rPr>
+          <w:rFonts w:eastAsiaTheme="majorEastAsia"/>
+        </w:rPr>
+        <w:t xml:space="preserve">чающий за деление частоты </w:t>
+      </w:r>
+      <w:r>
+        <w:rPr>
+          <w:rFonts w:eastAsiaTheme="majorEastAsia"/>
+          <w:lang w:val="en-US"/>
+        </w:rPr>
+        <w:t>prescaler</w:t>
+      </w:r>
+      <w:r>
+        <w:rPr>
+          <w:rFonts w:eastAsiaTheme="majorEastAsia"/>
+        </w:rPr>
+        <w:t xml:space="preserve"> не нужен и его можно принять равным нулю, а коэффициент </w:t>
+      </w:r>
+      <w:r>
+        <w:rPr>
+          <w:rFonts w:eastAsiaTheme="majorEastAsia"/>
+          <w:lang w:val="en-US"/>
+        </w:rPr>
+        <w:t>period</w:t>
+      </w:r>
+      <w:r>
+        <w:rPr>
+          <w:rFonts w:eastAsiaTheme="majorEastAsia"/>
+        </w:rPr>
+        <w:t xml:space="preserve"> </w:t>
+      </w:r>
+      <w:r>
+        <w:rPr>
+          <w:rFonts w:eastAsiaTheme="majorEastAsia"/>
+        </w:rPr>
+        <w:t xml:space="preserve">станет равным делителю </w:t>
+      </w:r>
+      <w:r>
+        <w:rPr>
+          <w:rFonts w:eastAsiaTheme="majorEastAsia"/>
+          <w:lang w:val="en-US"/>
+        </w:rPr>
+        <w:t>total</w:t>
+      </w:r>
+      <w:r>
+        <w:rPr>
+          <w:rFonts w:eastAsiaTheme="majorEastAsia"/>
+        </w:rPr>
+        <w:t>_</w:t>
+      </w:r>
+      <w:r>
+        <w:rPr>
+          <w:rFonts w:eastAsiaTheme="majorEastAsia"/>
+          <w:lang w:val="en-US"/>
+        </w:rPr>
+        <w:t>d</w:t>
+      </w:r>
+      <w:r>
+        <w:rPr>
+          <w:rFonts w:eastAsiaTheme="majorEastAsia"/>
+          <w:lang w:val="en-US"/>
+        </w:rPr>
+        <w:t>i</w:t>
+      </w:r>
+      <w:r>
+        <w:rPr>
+          <w:rFonts w:eastAsiaTheme="majorEastAsia"/>
+          <w:lang w:val="en-US"/>
+        </w:rPr>
+        <w:t>vider</w:t>
+      </w:r>
+      <w:r>
+        <w:rPr>
+          <w:rFonts w:eastAsiaTheme="majorEastAsia"/>
+        </w:rPr>
+        <w:t xml:space="preserve">. </w:t>
+      </w:r>
+    </w:p>
+    <w:p>
+      <w:pPr>
+        <w:rPr>
+          <w:rFonts w:eastAsiaTheme="majorEastAsia"/>
+        </w:rPr>
+      </w:pPr>
+      <w:r>
+        <w:rPr>
+          <w:rFonts w:eastAsiaTheme="majorEastAsia"/>
+        </w:rPr>
+        <w:t xml:space="preserve">- </w:t>
+      </w:r>
+      <w:r>
+        <w:rPr>
+          <w:rFonts w:eastAsiaTheme="majorEastAsia"/>
+        </w:rPr>
+        <w:t>если</w:t>
+      </w:r>
+      <w:r>
+        <w:rPr>
+          <w:rFonts w:eastAsiaTheme="majorEastAsia"/>
+        </w:rPr>
+        <w:t xml:space="preserve"> </w:t>
+      </w:r>
+      <w:r>
+        <w:rPr>
+          <w:rFonts w:eastAsiaTheme="majorEastAsia"/>
+          <w:lang w:val="en-US"/>
+        </w:rPr>
+        <w:t>total</w:t>
+      </w:r>
+      <w:r>
+        <w:rPr>
+          <w:rFonts w:eastAsiaTheme="majorEastAsia"/>
+        </w:rPr>
+        <w:t>_</w:t>
+      </w:r>
+      <w:r>
+        <w:rPr>
+          <w:rFonts w:eastAsiaTheme="majorEastAsia"/>
+          <w:lang w:val="en-US"/>
+        </w:rPr>
+        <w:t>d</w:t>
+      </w:r>
+      <w:r>
+        <w:rPr>
+          <w:rFonts w:eastAsiaTheme="majorEastAsia"/>
+          <w:lang w:val="en-US"/>
+        </w:rPr>
+        <w:t>i</w:t>
+      </w:r>
+      <w:r>
+        <w:rPr>
+          <w:rFonts w:eastAsiaTheme="majorEastAsia"/>
+          <w:lang w:val="en-US"/>
+        </w:rPr>
+        <w:t>vider</w:t>
+      </w:r>
+      <w:r>
+        <w:rPr>
+          <w:rFonts w:eastAsiaTheme="majorEastAsia"/>
+        </w:rPr>
+        <w:t xml:space="preserve"> </w:t>
+      </w:r>
+      <w:r>
+        <w:rPr>
+          <w:rFonts w:eastAsiaTheme="majorEastAsia"/>
+        </w:rPr>
+        <w:t>больше</w:t>
+      </w:r>
+      <w:r>
+        <w:rPr>
+          <w:rFonts w:eastAsiaTheme="majorEastAsia"/>
+        </w:rPr>
+        <w:t xml:space="preserve"> 65535, </w:t>
+      </w:r>
+      <w:r>
+        <w:rPr>
+          <w:rFonts w:eastAsiaTheme="majorEastAsia"/>
+        </w:rPr>
+        <w:t>то</w:t>
+      </w:r>
+      <w:r>
+        <w:rPr>
+          <w:rFonts w:eastAsiaTheme="majorEastAsia"/>
+        </w:rPr>
+        <w:t xml:space="preserve"> </w:t>
+      </w:r>
+      <w:r>
+        <w:rPr>
+          <w:rFonts w:eastAsiaTheme="majorEastAsia"/>
+          <w:lang w:val="en-US"/>
+        </w:rPr>
+        <w:t>prescaler</w:t>
+      </w:r>
+      <w:r>
+        <w:rPr>
+          <w:rFonts w:eastAsiaTheme="majorEastAsia"/>
+        </w:rPr>
+        <w:t xml:space="preserve"> </w:t>
+      </w:r>
+      <w:r>
+        <w:rPr>
+          <w:rFonts w:eastAsiaTheme="majorEastAsia"/>
+        </w:rPr>
+        <w:t xml:space="preserve">увеличивается, чтобы </w:t>
+      </w:r>
+      <w:r>
+        <w:rPr>
+          <w:rFonts w:eastAsiaTheme="majorEastAsia"/>
+          <w:lang w:val="en-US"/>
+        </w:rPr>
+        <w:t>period</w:t>
+      </w:r>
+      <w:r>
+        <w:rPr>
+          <w:rFonts w:eastAsiaTheme="majorEastAsia"/>
+        </w:rPr>
+        <w:t xml:space="preserve"> </w:t>
+      </w:r>
+      <w:r>
+        <w:rPr>
+          <w:rFonts w:eastAsiaTheme="majorEastAsia"/>
+        </w:rPr>
+        <w:t>не превышал 65535</w:t>
+      </w:r>
+      <w:r>
+        <w:rPr>
+          <w:rFonts w:eastAsiaTheme="majorEastAsia"/>
+        </w:rPr>
+        <w:t>.</w:t>
+      </w:r>
+    </w:p>
+    <w:p>
+      <w:pPr>
+        <w:rPr>
+          <w:rFonts w:eastAsiaTheme="majorEastAsia"/>
+        </w:rPr>
+      </w:pPr>
+      <w:r>
+        <w:rPr>
+          <w:rFonts w:eastAsiaTheme="majorEastAsia"/>
+        </w:rPr>
+        <w:t>Пример использования функции по заданию параметров пилообразного сигнала предст</w:t>
+      </w:r>
+      <w:r>
+        <w:rPr>
+          <w:rFonts w:eastAsiaTheme="majorEastAsia"/>
+        </w:rPr>
+        <w:t>а</w:t>
+      </w:r>
+      <w:r>
+        <w:rPr>
+          <w:rFonts w:eastAsiaTheme="majorEastAsia"/>
+        </w:rPr>
+        <w:t>влен ниже.</w:t>
+      </w:r>
+    </w:p>
+    <w:p>
+      <w:pPr>
+        <w:rPr>
+          <w:rFonts w:eastAsiaTheme="majorEastAsia" w:cs="Liberation Serif"/>
+          <w:bCs/>
+          <w:spacing w:val="-10"/>
+          <w:kern w:val="28"/>
+          <w:szCs w:val="56"/>
+        </w:rPr>
+      </w:pPr>
+      <w:r>
+        <w:rPr>
+          <w:rFonts w:eastAsiaTheme="majorEastAsia" w:cs="Liberation Serif"/>
+          <w:bCs/>
+          <w:spacing w:val="-10"/>
+          <w:kern w:val="28"/>
+          <w:szCs w:val="56"/>
+        </w:rPr>
+        <w:tab/>
+      </w:r>
+      <w:r>
+        <w:rPr>
+          <w:rStyle w:val="CodeChar"/>
+        </w:rPr>
+        <w:t>UpdateSawtooth(3.0, 0.0, 50);</w:t>
+      </w:r>
+      <w:r>
+        <w:rPr>
+          <w:rStyle w:val="token"/>
+          <w:sz w:val="24"/>
+          <w:szCs w:val="24"/>
+        </w:rPr>
+        <w:t xml:space="preserve"> - амплитуда 3 В, смещение 0.0 В, период 50 мс.</w:t>
+      </w:r>
+      <w:r>
+        <w:t xml:space="preserve">  </w:t>
+      </w:r>
+    </w:p>
+    <w:p>
+      <w:pPr>
+        <w:spacing w:after="160" w:line="259" w:lineRule="auto"/>
+        <w:ind w:firstLine="0"/>
+        <w:rPr>
+          <w:rFonts w:eastAsiaTheme="majorEastAsia" w:cs="Liberation Serif"/>
+          <w:bCs/>
+          <w:spacing w:val="-10"/>
+          <w:kern w:val="28"/>
+          <w:szCs w:val="56"/>
+        </w:rPr>
+      </w:pPr>
+    </w:p>
+    <w:p>
+      <w:pPr>
+        <w:spacing w:after="160" w:line="259" w:lineRule="auto"/>
+        <w:ind w:firstLine="0"/>
+        <w:rPr>
+          <w:rFonts w:eastAsiaTheme="majorEastAsia" w:cs="Liberation Serif"/>
+          <w:bCs/>
+          <w:spacing w:val="-10"/>
+          <w:kern w:val="28"/>
+          <w:szCs w:val="56"/>
+        </w:rPr>
+      </w:pPr>
+    </w:p>
+    <w:p>
+      <w:pPr>
+        <w:spacing w:after="160" w:line="259" w:lineRule="auto"/>
+        <w:ind w:firstLine="0"/>
+        <w:rPr>
+          <w:rFonts w:eastAsiaTheme="majorEastAsia" w:cs="Liberation Serif"/>
+          <w:bCs/>
+          <w:spacing w:val="-10"/>
+          <w:kern w:val="28"/>
+          <w:szCs w:val="56"/>
+        </w:rPr>
+      </w:pPr>
+    </w:p>
+    <w:p>
+      <w:pPr>
+        <w:spacing w:after="160" w:line="259" w:lineRule="auto"/>
+        <w:ind w:firstLine="0"/>
+        <w:rPr>
+          <w:rFonts w:eastAsiaTheme="majorEastAsia" w:cs="Liberation Serif"/>
+          <w:bCs/>
+          <w:spacing w:val="-10"/>
+          <w:kern w:val="28"/>
+          <w:szCs w:val="56"/>
+        </w:rPr>
+      </w:pPr>
+    </w:p>
+    <w:p>
+      <w:pPr>
+        <w:spacing w:after="160" w:line="259" w:lineRule="auto"/>
+        <w:ind w:firstLine="0"/>
+        <w:rPr>
+          <w:rFonts w:eastAsiaTheme="majorEastAsia" w:cs="Liberation Serif"/>
+          <w:bCs/>
+          <w:spacing w:val="-10"/>
+          <w:kern w:val="28"/>
+          <w:szCs w:val="56"/>
+        </w:rPr>
+      </w:pPr>
+    </w:p>
+    <w:p>
+      <w:pPr>
+        <w:spacing w:after="160" w:line="259" w:lineRule="auto"/>
+        <w:ind w:firstLine="0"/>
+        <w:rPr>
+          <w:rFonts w:eastAsiaTheme="majorEastAsia" w:cs="Liberation Serif"/>
+          <w:bCs/>
+          <w:spacing w:val="-10"/>
+          <w:kern w:val="28"/>
+          <w:szCs w:val="56"/>
+        </w:rPr>
+      </w:pPr>
+    </w:p>
+    <w:p>
+      <w:pPr>
+        <w:spacing w:after="160" w:line="259" w:lineRule="auto"/>
+        <w:ind w:firstLine="0"/>
+        <w:rPr>
+          <w:rFonts w:eastAsiaTheme="majorEastAsia" w:cs="Liberation Serif"/>
+          <w:bCs/>
+          <w:spacing w:val="-10"/>
+          <w:kern w:val="28"/>
+          <w:szCs w:val="56"/>
+        </w:rPr>
+      </w:pPr>
+    </w:p>
+    <w:p>
+      <w:pPr>
+        <w:spacing w:after="160" w:line="259" w:lineRule="auto"/>
+        <w:ind w:firstLine="0"/>
+        <w:rPr>
+          <w:rFonts w:eastAsiaTheme="majorEastAsia" w:cs="Liberation Serif"/>
+          <w:bCs/>
+          <w:spacing w:val="-10"/>
+          <w:kern w:val="28"/>
+          <w:szCs w:val="56"/>
+        </w:rPr>
+      </w:pPr>
+    </w:p>
+    <w:p>
+      <w:pPr>
+        <w:spacing w:after="160" w:line="259" w:lineRule="auto"/>
+        <w:ind w:firstLine="0"/>
+        <w:rPr>
+          <w:rFonts w:eastAsiaTheme="majorEastAsia" w:cs="Liberation Serif"/>
+          <w:bCs/>
+          <w:spacing w:val="-10"/>
+          <w:kern w:val="28"/>
+          <w:szCs w:val="56"/>
+        </w:rPr>
+      </w:pPr>
+    </w:p>
+    <w:p>
+      <w:pPr>
+        <w:spacing w:after="160" w:line="259" w:lineRule="auto"/>
+        <w:ind w:firstLine="0"/>
+        <w:rPr>
+          <w:rFonts w:eastAsiaTheme="majorEastAsia" w:cs="Liberation Serif"/>
+          <w:bCs/>
+          <w:spacing w:val="-10"/>
+          <w:kern w:val="28"/>
+          <w:szCs w:val="56"/>
+        </w:rPr>
+      </w:pPr>
+    </w:p>
+    <w:p>
+      <w:pPr>
+        <w:pStyle w:val="subtytle"/>
+        <w:numPr>
+          <w:ilvl w:val="2"/>
+          <w:numId w:val="20"/>
+        </w:numPr>
+        <w:outlineLvl w:val="2"/>
+      </w:pPr>
+      <w:r>
+        <w:lastRenderedPageBreak/>
+        <w:t>Обработка входящих</w:t>
+      </w:r>
+      <w:r>
+        <w:t xml:space="preserve"> команд с ПК</w:t>
+      </w:r>
+    </w:p>
+    <w:p>
+      <w:r>
+        <w:t xml:space="preserve">Протокол </w:t>
+      </w:r>
+      <w:r>
+        <w:t>приёма</w:t>
+      </w:r>
+      <w:r>
+        <w:t xml:space="preserve"> с ПК построен на основе пакетов фиксированного формата</w:t>
+      </w:r>
+      <w:r>
+        <w:t>. В таблице 2 показана структура принимаемого пакета.</w:t>
+      </w:r>
+    </w:p>
+    <w:p>
+      <w:pPr>
+        <w:pStyle w:val="Style2"/>
+      </w:pPr>
+      <w:r>
+        <w:t xml:space="preserve">- </w:t>
+      </w:r>
+      <w:r>
+        <w:t xml:space="preserve">Протокол </w:t>
+      </w:r>
+      <w:r>
+        <w:t xml:space="preserve">приёма данных </w:t>
+      </w:r>
+      <w:r>
+        <w:t>с ПК</w:t>
+      </w:r>
+    </w:p>
+    <w:tbl>
+      <w:tblPr>
+        <w:tblStyle w:val="TableGrid"/>
+        <w:tblpPr w:leftFromText="180" w:rightFromText="180" w:vertAnchor="page" w:horzAnchor="margin" w:tblpY="3685"/>
+        <w:tblW w:w="0" w:type="auto"/>
+        <w:tblLook w:val="04A0" w:firstRow="1" w:lastRow="0" w:firstColumn="1" w:lastColumn="0" w:noHBand="0" w:noVBand="1"/>
+      </w:tblPr>
+      <w:tblGrid>
+        <w:gridCol w:w="2579"/>
+        <w:gridCol w:w="2236"/>
+        <w:gridCol w:w="2192"/>
+        <w:gridCol w:w="2343"/>
+      </w:tblGrid>
+      <w:tr>
+        <w:tc>
+          <w:tcPr>
+            <w:tcW w:w="2579" w:type="dxa"/>
+            <w:vAlign w:val="center"/>
+          </w:tcPr>
+          <w:p>
+            <w:pPr>
+              <w:ind w:firstLine="0"/>
+              <w:jc w:val="center"/>
+            </w:pPr>
+            <w:r>
+              <w:rPr>
+                <w:b/>
+                <w:bCs/>
+              </w:rPr>
+              <w:t>Поле</w:t>
+            </w:r>
+          </w:p>
+        </w:tc>
+        <w:tc>
+          <w:tcPr>
+            <w:tcW w:w="4428" w:type="dxa"/>
+            <w:gridSpan w:val="2"/>
+            <w:vAlign w:val="center"/>
+          </w:tcPr>
+          <w:p>
+            <w:pPr>
+              <w:ind w:firstLine="0"/>
+              <w:jc w:val="center"/>
+              <w:rPr>
+                <w:b/>
+                <w:bCs/>
+              </w:rPr>
+            </w:pPr>
+            <w:r>
+              <w:rPr>
+                <w:b/>
+                <w:bCs/>
+              </w:rPr>
+              <w:t>Значение</w:t>
+            </w:r>
+          </w:p>
+        </w:tc>
+        <w:tc>
+          <w:tcPr>
+            <w:tcW w:w="2343" w:type="dxa"/>
+            <w:vAlign w:val="center"/>
+          </w:tcPr>
+          <w:p>
+            <w:pPr>
+              <w:ind w:firstLine="0"/>
+              <w:jc w:val="center"/>
+            </w:pPr>
+            <w:r>
+              <w:rPr>
+                <w:b/>
+                <w:bCs/>
+              </w:rPr>
+              <w:t>Размер</w:t>
+            </w:r>
+          </w:p>
+        </w:tc>
+      </w:tr>
+      <w:tr>
+        <w:tc>
+          <w:tcPr>
+            <w:tcW w:w="2579" w:type="dxa"/>
+            <w:vAlign w:val="center"/>
+          </w:tcPr>
+          <w:p>
+            <w:pPr>
+              <w:ind w:firstLine="0"/>
+              <w:jc w:val="center"/>
+            </w:pPr>
+            <w:r>
+              <w:t>Преамбула</w:t>
+            </w:r>
+          </w:p>
+        </w:tc>
+        <w:tc>
+          <w:tcPr>
+            <w:tcW w:w="4428" w:type="dxa"/>
+            <w:gridSpan w:val="2"/>
+            <w:vAlign w:val="center"/>
+          </w:tcPr>
+          <w:p>
+            <w:pPr>
+              <w:ind w:firstLine="0"/>
+              <w:jc w:val="center"/>
+            </w:pPr>
+            <w:r>
+              <w:t xml:space="preserve">0x24 (символ </w:t>
+            </w:r>
+            <w:r>
+              <w:rPr>
+                <w:lang w:val="en-US"/>
+              </w:rPr>
+              <w:t>“</w:t>
+            </w:r>
+            <w:r>
+              <w:t>$</w:t>
+            </w:r>
+            <w:r>
+              <w:rPr>
+                <w:lang w:val="en-US"/>
+              </w:rPr>
+              <w:t>”</w:t>
+            </w:r>
+            <w:r>
+              <w:t>)</w:t>
+            </w:r>
+          </w:p>
+        </w:tc>
+        <w:tc>
+          <w:tcPr>
+            <w:tcW w:w="2343" w:type="dxa"/>
+            <w:vAlign w:val="center"/>
+          </w:tcPr>
+          <w:p>
+            <w:pPr>
+              <w:ind w:firstLine="0"/>
+              <w:jc w:val="center"/>
+            </w:pPr>
+            <w:r>
+              <w:t>1 байт</w:t>
+            </w:r>
+          </w:p>
+        </w:tc>
+      </w:tr>
+      <w:tr>
+        <w:tc>
+          <w:tcPr>
+            <w:tcW w:w="2579" w:type="dxa"/>
+            <w:vAlign w:val="center"/>
+          </w:tcPr>
+          <w:p>
+            <w:pPr>
+              <w:ind w:firstLine="0"/>
+              <w:jc w:val="center"/>
+            </w:pPr>
+            <w:r>
+              <w:t>Ключ команды</w:t>
+            </w:r>
+          </w:p>
+        </w:tc>
+        <w:tc>
+          <w:tcPr>
+            <w:tcW w:w="2236" w:type="dxa"/>
+            <w:vAlign w:val="center"/>
+          </w:tcPr>
+          <w:p>
+            <w:pPr>
+              <w:ind w:firstLine="0"/>
+              <w:jc w:val="center"/>
+            </w:pPr>
+            <w:r>
+              <w:t>0x01</w:t>
+            </w:r>
+          </w:p>
+        </w:tc>
+        <w:tc>
+          <w:tcPr>
+            <w:tcW w:w="2192" w:type="dxa"/>
+          </w:tcPr>
+          <w:p>
+            <w:pPr>
+              <w:ind w:firstLine="0"/>
+              <w:jc w:val="center"/>
+            </w:pPr>
+            <w:r>
+              <w:t>0x02</w:t>
+            </w:r>
+          </w:p>
+        </w:tc>
+        <w:tc>
+          <w:tcPr>
+            <w:tcW w:w="2343" w:type="dxa"/>
+            <w:vAlign w:val="center"/>
+          </w:tcPr>
+          <w:p>
+            <w:pPr>
+              <w:ind w:firstLine="0"/>
+              <w:jc w:val="center"/>
+            </w:pPr>
+            <w:r>
+              <w:t>1 байт</w:t>
+            </w:r>
+          </w:p>
+        </w:tc>
+      </w:tr>
+      <w:tr>
+        <w:tc>
+          <w:tcPr>
+            <w:tcW w:w="2579" w:type="dxa"/>
+            <w:vAlign w:val="center"/>
+          </w:tcPr>
+          <w:p>
+            <w:pPr>
+              <w:ind w:firstLine="0"/>
+              <w:jc w:val="center"/>
+            </w:pPr>
+            <w:r>
+              <w:t>Данные</w:t>
+            </w:r>
+          </w:p>
+        </w:tc>
+        <w:tc>
+          <w:tcPr>
+            <w:tcW w:w="2236" w:type="dxa"/>
+            <w:vAlign w:val="center"/>
+          </w:tcPr>
+          <w:p>
+            <w:pPr>
+              <w:ind w:firstLine="0"/>
+              <w:jc w:val="center"/>
+              <w:rPr>
+                <w:lang w:val="en-US"/>
+              </w:rPr>
+            </w:pPr>
+            <w:r>
+              <w:t>0</w:t>
+            </w:r>
+            <w:r>
+              <w:rPr>
+                <w:lang w:val="en-US"/>
+              </w:rPr>
+              <w:t xml:space="preserve">x00 </w:t>
+            </w:r>
+            <w:r>
+              <w:t>или 0</w:t>
+            </w:r>
+            <w:r>
+              <w:rPr>
+                <w:lang w:val="en-US"/>
+              </w:rPr>
+              <w:t>x01</w:t>
+            </w:r>
+          </w:p>
+        </w:tc>
+        <w:tc>
+          <w:tcPr>
+            <w:tcW w:w="2192" w:type="dxa"/>
+          </w:tcPr>
+          <w:p>
+            <w:pPr>
+              <w:ind w:firstLine="0"/>
+              <w:jc w:val="center"/>
+              <w:rPr>
+                <w:lang w:val="en-US"/>
+              </w:rPr>
+            </w:pPr>
+            <w:r>
+              <w:rPr>
+                <w:lang w:val="en-US"/>
+              </w:rPr>
+              <w:t>0x02, 0x04, 0x08, 0x10</w:t>
+            </w:r>
+          </w:p>
+        </w:tc>
+        <w:tc>
+          <w:tcPr>
+            <w:tcW w:w="2343" w:type="dxa"/>
+            <w:vAlign w:val="center"/>
+          </w:tcPr>
+          <w:p>
+            <w:pPr>
+              <w:ind w:firstLine="0"/>
+              <w:jc w:val="center"/>
+            </w:pPr>
+            <w:r>
+              <w:t>1 байт</w:t>
+            </w:r>
+          </w:p>
+        </w:tc>
+      </w:tr>
+      <w:tr>
+        <w:tc>
+          <w:tcPr>
+            <w:tcW w:w="2579" w:type="dxa"/>
+            <w:vAlign w:val="center"/>
+          </w:tcPr>
+          <w:p>
+            <w:pPr>
+              <w:ind w:firstLine="0"/>
+              <w:jc w:val="center"/>
+            </w:pPr>
+            <w:r>
+              <w:t>Терминатор</w:t>
+            </w:r>
+          </w:p>
+        </w:tc>
+        <w:tc>
+          <w:tcPr>
+            <w:tcW w:w="4428" w:type="dxa"/>
+            <w:gridSpan w:val="2"/>
+            <w:vAlign w:val="center"/>
+          </w:tcPr>
+          <w:p>
+            <w:pPr>
+              <w:ind w:firstLine="0"/>
+              <w:jc w:val="center"/>
+            </w:pPr>
+            <w:r>
+              <w:t>0x0A (символ перевода строки)</w:t>
+            </w:r>
+          </w:p>
+        </w:tc>
+        <w:tc>
+          <w:tcPr>
+            <w:tcW w:w="2343" w:type="dxa"/>
+            <w:vAlign w:val="center"/>
+          </w:tcPr>
+          <w:p>
+            <w:pPr>
+              <w:ind w:firstLine="0"/>
+              <w:jc w:val="center"/>
+            </w:pPr>
+            <w:r>
+              <w:t>1 байт</w:t>
+            </w:r>
+          </w:p>
+        </w:tc>
+      </w:tr>
+    </w:tbl>
+    <w:p>
+      <w:pPr>
+        <w:spacing w:after="160" w:line="259" w:lineRule="auto"/>
+        <w:ind w:firstLine="0"/>
+        <w:rPr>
+          <w:rFonts w:eastAsiaTheme="majorEastAsia" w:cs="Liberation Serif"/>
+          <w:bCs/>
+          <w:spacing w:val="-10"/>
+          <w:kern w:val="28"/>
+          <w:szCs w:val="56"/>
+        </w:rPr>
+      </w:pPr>
+    </w:p>
+    <w:p>
+      <w:pPr>
+        <w:spacing w:after="160" w:line="259" w:lineRule="auto"/>
+        <w:ind w:firstLine="0"/>
+        <w:rPr>
+          <w:rFonts w:eastAsiaTheme="majorEastAsia" w:cs="Liberation Serif"/>
+          <w:bCs/>
+          <w:spacing w:val="-10"/>
+          <w:kern w:val="28"/>
+          <w:szCs w:val="56"/>
+        </w:rPr>
+      </w:pPr>
+    </w:p>
+    <w:p>
+      <w:pPr>
+        <w:rPr>
+          <w:rStyle w:val="Emphasis"/>
+          <w:i w:val="0"/>
+          <w:iCs w:val="0"/>
+        </w:rPr>
+      </w:pPr>
+      <w:r>
+        <w:rPr>
+          <w:rStyle w:val="Emphasis"/>
+          <w:i w:val="0"/>
+          <w:iCs w:val="0"/>
+        </w:rPr>
+        <w:t>Пакет данных имеет фиксированный формат и ограничен преамбулой (0x24) в начале и терминатором (0x0A) в конце. В поле «ключ» передаётся идентификатор команды:</w:t>
+      </w:r>
+    </w:p>
+    <w:p>
+      <w:pPr>
+        <w:rPr>
+          <w:lang w:eastAsia="en-US"/>
+        </w:rPr>
+      </w:pPr>
+      <w:proofErr w:type="gramStart"/>
+      <w:r>
+        <w:rPr>
+          <w:rFonts w:hAnsi="Symbol"/>
+          <w:lang w:val="en-US" w:eastAsia="en-US"/>
+        </w:rPr>
+        <w:t></w:t>
+      </w:r>
+      <w:r>
+        <w:rPr>
+          <w:lang w:eastAsia="en-US"/>
+        </w:rPr>
+        <w:t xml:space="preserve">  ключ</w:t>
+      </w:r>
+      <w:proofErr w:type="gramEnd"/>
+      <w:r>
+        <w:rPr>
+          <w:lang w:eastAsia="en-US"/>
+        </w:rPr>
+        <w:t xml:space="preserve"> 0</w:t>
+      </w:r>
+      <w:r>
+        <w:rPr>
+          <w:lang w:val="en-US" w:eastAsia="en-US"/>
+        </w:rPr>
+        <w:t>x</w:t>
+      </w:r>
+      <w:r>
+        <w:rPr>
+          <w:lang w:eastAsia="en-US"/>
+        </w:rPr>
+        <w:t>01 — управление питанием радарного модуля (данные: 0</w:t>
+      </w:r>
+      <w:r>
+        <w:rPr>
+          <w:lang w:val="en-US" w:eastAsia="en-US"/>
+        </w:rPr>
+        <w:t>x</w:t>
+      </w:r>
+      <w:r>
+        <w:rPr>
+          <w:lang w:eastAsia="en-US"/>
+        </w:rPr>
+        <w:t>01 — включить, 0</w:t>
+      </w:r>
+      <w:r>
+        <w:rPr>
+          <w:lang w:val="en-US" w:eastAsia="en-US"/>
+        </w:rPr>
+        <w:t>x</w:t>
+      </w:r>
+      <w:r>
+        <w:rPr>
+          <w:lang w:eastAsia="en-US"/>
+        </w:rPr>
+        <w:t>00 — выключить);</w:t>
+      </w:r>
+    </w:p>
+    <w:p>
+      <w:pPr>
+        <w:rPr>
+          <w:lang w:eastAsia="en-US"/>
+        </w:rPr>
+      </w:pPr>
+      <w:proofErr w:type="gramStart"/>
+      <w:r>
+        <w:rPr>
+          <w:rFonts w:hAnsi="Symbol"/>
+          <w:lang w:val="en-US" w:eastAsia="en-US"/>
+        </w:rPr>
+        <w:t></w:t>
+      </w:r>
+      <w:r>
+        <w:rPr>
+          <w:lang w:eastAsia="en-US"/>
+        </w:rPr>
+        <w:t xml:space="preserve">  ключ</w:t>
+      </w:r>
+      <w:proofErr w:type="gramEnd"/>
+      <w:r>
+        <w:rPr>
+          <w:lang w:eastAsia="en-US"/>
+        </w:rPr>
+        <w:t xml:space="preserve"> 0</w:t>
+      </w:r>
+      <w:r>
+        <w:rPr>
+          <w:lang w:val="en-US" w:eastAsia="en-US"/>
+        </w:rPr>
+        <w:t>x</w:t>
+      </w:r>
+      <w:r>
+        <w:rPr>
+          <w:lang w:eastAsia="en-US"/>
+        </w:rPr>
+        <w:t>02 — установка коэффициента усиления встроенных ОУ (данные: 0</w:t>
+      </w:r>
+      <w:r>
+        <w:rPr>
+          <w:lang w:val="en-US" w:eastAsia="en-US"/>
+        </w:rPr>
+        <w:t>x</w:t>
+      </w:r>
+      <w:r>
+        <w:rPr>
+          <w:lang w:eastAsia="en-US"/>
+        </w:rPr>
+        <w:t>02, 0</w:t>
+      </w:r>
+      <w:r>
+        <w:rPr>
+          <w:lang w:val="en-US" w:eastAsia="en-US"/>
+        </w:rPr>
+        <w:t>x</w:t>
+      </w:r>
+      <w:r>
+        <w:rPr>
+          <w:lang w:eastAsia="en-US"/>
+        </w:rPr>
+        <w:t>04, 0</w:t>
+      </w:r>
+      <w:r>
+        <w:rPr>
+          <w:lang w:val="en-US" w:eastAsia="en-US"/>
+        </w:rPr>
+        <w:t>x</w:t>
+      </w:r>
+      <w:r>
+        <w:rPr>
+          <w:lang w:eastAsia="en-US"/>
+        </w:rPr>
+        <w:t>08, 0</w:t>
+      </w:r>
+      <w:r>
+        <w:rPr>
+          <w:lang w:val="en-US" w:eastAsia="en-US"/>
+        </w:rPr>
+        <w:t>x</w:t>
+      </w:r>
+      <w:r>
+        <w:rPr>
+          <w:lang w:eastAsia="en-US"/>
+        </w:rPr>
+        <w:t>10 — соответствуют усилению 2, 4, 8, 16).»</w:t>
+      </w:r>
+    </w:p>
+    <w:p>
+      <w:pPr>
+        <w:rPr>
+          <w:rStyle w:val="Emphasis"/>
+          <w:i w:val="0"/>
+          <w:iCs w:val="0"/>
+        </w:rPr>
+      </w:pPr>
+    </w:p>
+    <w:p>
+      <w:pPr>
+        <w:rPr>
+          <w:rFonts w:eastAsiaTheme="majorEastAsia" w:cs="Liberation Serif"/>
+          <w:bCs/>
+          <w:spacing w:val="-10"/>
+          <w:kern w:val="28"/>
+          <w:szCs w:val="56"/>
+        </w:rPr>
+      </w:pPr>
+      <w:r>
+        <w:rPr>
+          <w:rFonts w:eastAsiaTheme="majorEastAsia" w:cs="Liberation Serif"/>
+          <w:bCs/>
+          <w:spacing w:val="-10"/>
+          <w:kern w:val="28"/>
+          <w:szCs w:val="56"/>
+        </w:rPr>
+        <w:t>Пример одного пакета данных:</w:t>
+      </w:r>
+      <w:r>
+        <w:rPr>
+          <w:rFonts w:eastAsiaTheme="majorEastAsia" w:cs="Liberation Serif"/>
+          <w:bCs/>
+          <w:i/>
+          <w:iCs/>
+          <w:spacing w:val="-10"/>
+          <w:kern w:val="28"/>
+          <w:szCs w:val="56"/>
+        </w:rPr>
+        <w:t xml:space="preserve"> 0</w:t>
+      </w:r>
+      <w:r>
+        <w:rPr>
+          <w:rFonts w:eastAsiaTheme="majorEastAsia" w:cs="Liberation Serif"/>
+          <w:bCs/>
+          <w:i/>
+          <w:iCs/>
+          <w:spacing w:val="-10"/>
+          <w:kern w:val="28"/>
+          <w:szCs w:val="56"/>
+          <w:lang w:val="en-US"/>
+        </w:rPr>
+        <w:t>x</w:t>
+      </w:r>
+      <w:r>
+        <w:rPr>
+          <w:rFonts w:eastAsiaTheme="majorEastAsia" w:cs="Liberation Serif"/>
+          <w:bCs/>
+          <w:i/>
+          <w:iCs/>
+          <w:spacing w:val="-10"/>
+          <w:kern w:val="28"/>
+          <w:szCs w:val="56"/>
+        </w:rPr>
+        <w:t>24 0</w:t>
+      </w:r>
+      <w:r>
+        <w:rPr>
+          <w:rFonts w:eastAsiaTheme="majorEastAsia" w:cs="Liberation Serif"/>
+          <w:bCs/>
+          <w:i/>
+          <w:iCs/>
+          <w:spacing w:val="-10"/>
+          <w:kern w:val="28"/>
+          <w:szCs w:val="56"/>
+          <w:lang w:val="en-US"/>
+        </w:rPr>
+        <w:t>x</w:t>
+      </w:r>
+      <w:r>
+        <w:rPr>
+          <w:rFonts w:eastAsiaTheme="majorEastAsia" w:cs="Liberation Serif"/>
+          <w:bCs/>
+          <w:i/>
+          <w:iCs/>
+          <w:spacing w:val="-10"/>
+          <w:kern w:val="28"/>
+          <w:szCs w:val="56"/>
+        </w:rPr>
+        <w:t>02 0</w:t>
+      </w:r>
+      <w:r>
+        <w:rPr>
+          <w:rFonts w:eastAsiaTheme="majorEastAsia" w:cs="Liberation Serif"/>
+          <w:bCs/>
+          <w:i/>
+          <w:iCs/>
+          <w:spacing w:val="-10"/>
+          <w:kern w:val="28"/>
+          <w:szCs w:val="56"/>
+          <w:lang w:val="en-US"/>
+        </w:rPr>
+        <w:t>x</w:t>
+      </w:r>
+      <w:r>
+        <w:rPr>
+          <w:rFonts w:eastAsiaTheme="majorEastAsia" w:cs="Liberation Serif"/>
+          <w:bCs/>
+          <w:i/>
+          <w:iCs/>
+          <w:spacing w:val="-10"/>
+          <w:kern w:val="28"/>
+          <w:szCs w:val="56"/>
+        </w:rPr>
+        <w:t>10 0</w:t>
+      </w:r>
+      <w:r>
+        <w:rPr>
+          <w:rFonts w:eastAsiaTheme="majorEastAsia" w:cs="Liberation Serif"/>
+          <w:bCs/>
+          <w:i/>
+          <w:iCs/>
+          <w:spacing w:val="-10"/>
+          <w:kern w:val="28"/>
+          <w:szCs w:val="56"/>
+          <w:lang w:val="en-US"/>
+        </w:rPr>
+        <w:t>x</w:t>
+      </w:r>
+      <w:r>
+        <w:rPr>
+          <w:rFonts w:eastAsiaTheme="majorEastAsia" w:cs="Liberation Serif"/>
+          <w:bCs/>
+          <w:i/>
+          <w:iCs/>
+          <w:spacing w:val="-10"/>
+          <w:kern w:val="28"/>
+          <w:szCs w:val="56"/>
+        </w:rPr>
+        <w:t>0</w:t>
+      </w:r>
+      <w:r>
+        <w:rPr>
+          <w:rFonts w:eastAsiaTheme="majorEastAsia" w:cs="Liberation Serif"/>
+          <w:bCs/>
+          <w:i/>
+          <w:iCs/>
+          <w:spacing w:val="-10"/>
+          <w:kern w:val="28"/>
+          <w:szCs w:val="56"/>
+          <w:lang w:val="en-US"/>
+        </w:rPr>
+        <w:t>A</w:t>
+      </w:r>
+      <w:r>
+        <w:rPr>
+          <w:rFonts w:eastAsiaTheme="majorEastAsia" w:cs="Liberation Serif"/>
+          <w:bCs/>
+          <w:spacing w:val="-10"/>
+          <w:kern w:val="28"/>
+          <w:szCs w:val="56"/>
+        </w:rPr>
+        <w:t>. Данное сообщение посылает сигнал микроконтроллеру об изменении коэффициента усиления на 16.</w:t>
+      </w:r>
+    </w:p>
+    <w:p>
+      <w:r>
+        <w:t xml:space="preserve">Обработка приёма реализована в </w:t>
+      </w:r>
+      <w:r>
+        <w:t>функции</w:t>
+      </w:r>
+      <w:r>
+        <w:t xml:space="preserve"> </w:t>
+      </w:r>
+      <w:r>
+        <w:rPr>
+          <w:rStyle w:val="CodeChar"/>
+          <w:b/>
+          <w:bCs/>
+          <w:sz w:val="28"/>
+          <w:szCs w:val="22"/>
+        </w:rPr>
+        <w:t>HAL_UART_RxCpltCallback</w:t>
+      </w:r>
+      <w:r>
+        <w:rPr>
+          <w:sz w:val="30"/>
+          <w:szCs w:val="22"/>
+        </w:rPr>
+        <w:t xml:space="preserve"> </w:t>
+      </w:r>
+      <w:r>
+        <w:t>с использованием конечного автомата</w:t>
+      </w:r>
+      <w:r>
+        <w:t xml:space="preserve">. </w:t>
+      </w:r>
+      <w:r>
+        <w:rPr>
+          <w:i/>
+          <w:iCs/>
+        </w:rPr>
+        <w:t>Конечный автомат</w:t>
+      </w:r>
+      <w:r>
+        <w:t xml:space="preserve"> -</w:t>
+      </w:r>
+      <w:r>
+        <w:rPr>
+          <w:i/>
+          <w:iCs/>
+        </w:rPr>
+        <w:t xml:space="preserve"> </w:t>
+      </w:r>
+      <w:r>
+        <w:t xml:space="preserve">это модель, которая в каждый момент времени </w:t>
+      </w:r>
+      <w:r>
+        <w:lastRenderedPageBreak/>
+        <w:t>находится в одном из нескольких заранее определённых состояний. Переход между состояниями происходит при наступлении определённых событий (например, приёме байта по UART).</w:t>
+      </w:r>
+      <w:r>
+        <w:t xml:space="preserve"> Реализованный в коде конечный автомат может находится в состояниях, представленных ниже в перечислении </w:t>
+      </w:r>
+      <w:r>
+        <w:rPr>
+          <w:lang w:val="en-US"/>
+        </w:rPr>
+        <w:t>enum</w:t>
+      </w:r>
+      <w:r>
+        <w:t>.</w:t>
+      </w:r>
+    </w:p>
+    <w:p>
+      <w:pPr>
+        <w:pStyle w:val="Code"/>
+        <w:rPr>
+          <w:lang w:val="ru-RU"/>
+        </w:rPr>
+      </w:pPr>
+      <w:r>
+        <w:t>typedef</w:t>
+      </w:r>
+      <w:r>
+        <w:rPr>
+          <w:lang w:val="ru-RU"/>
+        </w:rPr>
+        <w:t xml:space="preserve"> </w:t>
+      </w:r>
+      <w:r>
+        <w:t>enum</w:t>
+      </w:r>
+      <w:r>
+        <w:rPr>
+          <w:lang w:val="ru-RU"/>
+        </w:rPr>
+        <w:t xml:space="preserve"> {</w:t>
+      </w:r>
+    </w:p>
+    <w:p>
+      <w:pPr>
+        <w:pStyle w:val="Code"/>
+        <w:rPr>
+          <w:color w:val="00B050"/>
+        </w:rPr>
+      </w:pPr>
+      <w:r>
+        <w:rPr>
+          <w:lang w:val="ru-RU"/>
+        </w:rPr>
+        <w:t xml:space="preserve">    </w:t>
+      </w:r>
+      <w:r>
+        <w:t>WAIT_</w:t>
+      </w:r>
+      <w:proofErr w:type="gramStart"/>
+      <w:r>
+        <w:t xml:space="preserve">PREAMBLE,   </w:t>
+      </w:r>
+      <w:proofErr w:type="gramEnd"/>
+      <w:r>
+        <w:t xml:space="preserve">   </w:t>
+      </w:r>
+      <w:r>
+        <w:rPr>
+          <w:color w:val="00B050"/>
+        </w:rPr>
+        <w:t>// Ждем 0x24</w:t>
+      </w:r>
+    </w:p>
+    <w:p>
+      <w:pPr>
+        <w:pStyle w:val="Code"/>
+      </w:pPr>
+      <w:r>
+        <w:t xml:space="preserve">    WAIT_</w:t>
+      </w:r>
+      <w:proofErr w:type="gramStart"/>
+      <w:r>
+        <w:t xml:space="preserve">KEY,   </w:t>
+      </w:r>
+      <w:proofErr w:type="gramEnd"/>
+      <w:r>
+        <w:t xml:space="preserve">        </w:t>
+      </w:r>
+      <w:r>
+        <w:rPr>
+          <w:color w:val="00B050"/>
+        </w:rPr>
+        <w:t>// Ждем ключ (0x01 или 0x02)</w:t>
+      </w:r>
+    </w:p>
+    <w:p>
+      <w:pPr>
+        <w:pStyle w:val="Code"/>
+      </w:pPr>
+      <w:r>
+        <w:t xml:space="preserve">    WAIT_</w:t>
+      </w:r>
+      <w:proofErr w:type="gramStart"/>
+      <w:r>
+        <w:t xml:space="preserve">DATA,   </w:t>
+      </w:r>
+      <w:proofErr w:type="gramEnd"/>
+      <w:r>
+        <w:t xml:space="preserve">       </w:t>
+      </w:r>
+      <w:r>
+        <w:rPr>
+          <w:color w:val="00B050"/>
+        </w:rPr>
+        <w:t>// Ждем данные (значение)</w:t>
+      </w:r>
+    </w:p>
+    <w:p>
+      <w:pPr>
+        <w:pStyle w:val="Code"/>
+      </w:pPr>
+      <w:r>
+        <w:t xml:space="preserve">    WAIT_TERMINATOR     </w:t>
+      </w:r>
+      <w:r>
+        <w:rPr>
+          <w:color w:val="00B050"/>
+        </w:rPr>
+        <w:t>// Ждем 0x0A</w:t>
+      </w:r>
+    </w:p>
+    <w:p>
+      <w:pPr>
+        <w:pStyle w:val="Code"/>
+      </w:pPr>
+      <w:r>
+        <w:t>} UART_State_t;</w:t>
+      </w:r>
+    </w:p>
+    <w:p>
+      <w:pPr>
+        <w:pStyle w:val="Code"/>
+      </w:pPr>
+    </w:p>
+    <w:p>
+      <w:pPr>
+        <w:pStyle w:val="Code"/>
+      </w:pPr>
+      <w:r>
+        <w:t>UART_State_t uart_state = WAIT_PREAMBLE;</w:t>
+      </w:r>
+    </w:p>
+    <w:p>
+      <w:pPr>
+        <w:spacing w:after="160" w:line="259" w:lineRule="auto"/>
+        <w:ind w:firstLine="0"/>
+      </w:pPr>
+    </w:p>
+    <w:p>
+      <w:pPr>
+        <w:rPr>
+          <w:rFonts w:eastAsiaTheme="majorEastAsia" w:cs="Liberation Serif"/>
+          <w:b/>
+          <w:spacing w:val="-10"/>
+          <w:kern w:val="28"/>
+          <w:szCs w:val="56"/>
+        </w:rPr>
+      </w:pPr>
+      <w:r>
+        <w:t xml:space="preserve">При приёме каждого байта вызывается обработчик прерывания </w:t>
+      </w:r>
+      <w:r>
+        <w:rPr>
+          <w:rStyle w:val="CodeChar"/>
+          <w:sz w:val="28"/>
+          <w:szCs w:val="22"/>
+        </w:rPr>
+        <w:t>HAL_UART_RxCpltCallback</w:t>
+      </w:r>
+      <w:r>
+        <w:rPr>
+          <w:rStyle w:val="CodeChar"/>
+        </w:rPr>
+        <w:t>,</w:t>
+      </w:r>
+      <w:r>
+        <w:t xml:space="preserve"> внутри которого находится переключатель </w:t>
+      </w:r>
+      <w:r>
+        <w:rPr>
+          <w:rStyle w:val="CodeChar"/>
+          <w:sz w:val="28"/>
+          <w:szCs w:val="22"/>
+        </w:rPr>
+        <w:t>switch (uart_state).</w:t>
+      </w:r>
+    </w:p>
+    <w:p>
+      <w:pPr>
+        <w:spacing w:after="160" w:line="259" w:lineRule="auto"/>
+        <w:ind w:firstLine="0"/>
+        <w:rPr>
+          <w:rFonts w:eastAsiaTheme="majorEastAsia" w:cs="Liberation Serif"/>
+          <w:b/>
+          <w:spacing w:val="-10"/>
+          <w:kern w:val="28"/>
+          <w:szCs w:val="56"/>
+        </w:rPr>
+      </w:pPr>
+    </w:p>
+    <w:p>
+      <w:pPr>
+        <w:spacing w:after="160" w:line="259" w:lineRule="auto"/>
+        <w:ind w:firstLine="0"/>
+        <w:rPr>
+          <w:rFonts w:eastAsiaTheme="majorEastAsia" w:cs="Liberation Serif"/>
+          <w:b/>
+          <w:spacing w:val="-10"/>
+          <w:kern w:val="28"/>
+          <w:szCs w:val="56"/>
+        </w:rPr>
+      </w:pPr>
+    </w:p>
+    <w:p>
+      <w:pPr>
+        <w:spacing w:after="160" w:line="259" w:lineRule="auto"/>
+        <w:ind w:firstLine="0"/>
+        <w:rPr>
+          <w:rFonts w:eastAsiaTheme="majorEastAsia" w:cs="Liberation Serif"/>
+          <w:b/>
+          <w:spacing w:val="-10"/>
+          <w:kern w:val="28"/>
+          <w:szCs w:val="56"/>
+        </w:rPr>
+      </w:pPr>
+    </w:p>
+    <w:p>
+      <w:pPr>
+        <w:spacing w:after="160" w:line="259" w:lineRule="auto"/>
+        <w:ind w:firstLine="0"/>
+        <w:rPr>
+          <w:rFonts w:eastAsiaTheme="majorEastAsia" w:cs="Liberation Serif"/>
+          <w:b/>
+          <w:spacing w:val="-10"/>
+          <w:kern w:val="28"/>
+          <w:szCs w:val="56"/>
+        </w:rPr>
+      </w:pPr>
+    </w:p>
+    <w:p>
+      <w:pPr>
+        <w:spacing w:after="160" w:line="259" w:lineRule="auto"/>
+        <w:ind w:firstLine="0"/>
+        <w:rPr>
+          <w:rFonts w:eastAsiaTheme="majorEastAsia" w:cs="Liberation Serif"/>
+          <w:b/>
+          <w:spacing w:val="-10"/>
+          <w:kern w:val="28"/>
+          <w:szCs w:val="56"/>
+        </w:rPr>
+      </w:pPr>
+    </w:p>
+    <w:p>
+      <w:pPr>
+        <w:spacing w:after="160" w:line="259" w:lineRule="auto"/>
+        <w:ind w:firstLine="0"/>
+        <w:rPr>
+          <w:rFonts w:eastAsiaTheme="majorEastAsia" w:cs="Liberation Serif"/>
+          <w:b/>
+          <w:spacing w:val="-10"/>
+          <w:kern w:val="28"/>
+          <w:szCs w:val="56"/>
+        </w:rPr>
+      </w:pPr>
+    </w:p>
+    <w:p>
+      <w:pPr>
+        <w:spacing w:after="160" w:line="259" w:lineRule="auto"/>
+        <w:ind w:firstLine="0"/>
+        <w:rPr>
+          <w:rFonts w:eastAsiaTheme="majorEastAsia" w:cs="Liberation Serif"/>
+          <w:b/>
+          <w:spacing w:val="-10"/>
+          <w:kern w:val="28"/>
+          <w:szCs w:val="56"/>
+        </w:rPr>
+      </w:pPr>
+    </w:p>
+    <w:p>
+      <w:pPr>
+        <w:spacing w:after="160" w:line="259" w:lineRule="auto"/>
+        <w:ind w:firstLine="0"/>
+        <w:rPr>
+          <w:rFonts w:eastAsiaTheme="majorEastAsia" w:cs="Liberation Serif"/>
+          <w:b/>
+          <w:spacing w:val="-10"/>
+          <w:kern w:val="28"/>
+          <w:szCs w:val="56"/>
+        </w:rPr>
+      </w:pPr>
+    </w:p>
+    <w:p>
+      <w:pPr>
+        <w:spacing w:after="160" w:line="259" w:lineRule="auto"/>
+        <w:ind w:firstLine="0"/>
+        <w:rPr>
+          <w:rFonts w:eastAsiaTheme="majorEastAsia" w:cs="Liberation Serif"/>
+          <w:b/>
+          <w:spacing w:val="-10"/>
+          <w:kern w:val="28"/>
+          <w:szCs w:val="56"/>
+        </w:rPr>
+      </w:pPr>
+    </w:p>
+    <w:p>
+      <w:pPr>
+        <w:spacing w:after="160" w:line="259" w:lineRule="auto"/>
+        <w:ind w:firstLine="0"/>
+        <w:rPr>
+          <w:rFonts w:eastAsiaTheme="majorEastAsia" w:cs="Liberation Serif"/>
+          <w:b/>
           <w:spacing w:val="-10"/>
           <w:kern w:val="28"/>
           <w:szCs w:val="56"/>
@@ -11210,92 +15747,124 @@
   </w:abstractNum>
   <w:abstractNum w:abstractNumId="6" w15:restartNumberingAfterBreak="0">
     <w:nsid w:val="293B76D8"/>
-    <w:multiLevelType w:val="hybridMultilevel"/>
-    <w:tmpl w:val="F3688F7E"/>
-    <w:lvl w:ilvl="0" w:tplc="6E46111E">
+    <w:multiLevelType w:val="multilevel"/>
+    <w:tmpl w:val="71544000"/>
+    <w:lvl w:ilvl="0">
       <w:start w:val="1"/>
       <w:numFmt w:val="decimal"/>
       <w:pStyle w:val="Title"/>
       <w:lvlText w:val="%1."/>
       <w:lvlJc w:val="center"/>
       <w:pPr>
-        <w:ind w:left="360" w:hanging="360"/>
+        <w:ind w:left="928" w:hanging="360"/>
       </w:pPr>
       <w:rPr>
         <w:rFonts w:hint="default"/>
       </w:rPr>
     </w:lvl>
-    <w:lvl w:ilvl="1" w:tplc="04090019" w:tentative="1">
-      <w:start w:val="1"/>
-      <w:numFmt w:val="lowerLetter"/>
-      <w:lvlText w:val="%2."/>
+    <w:lvl w:ilvl="1">
+      <w:start w:val="2"/>
+      <w:numFmt w:val="decimal"/>
+      <w:isLgl/>
+      <w:lvlText w:val="%1.%2"/>
       <w:lvlJc w:val="left"/>
       <w:pPr>
-        <w:ind w:left="2149" w:hanging="360"/>
-      </w:pPr>
-    </w:lvl>
-    <w:lvl w:ilvl="2" w:tplc="0409001B" w:tentative="1">
-      <w:start w:val="1"/>
-      <w:numFmt w:val="lowerRoman"/>
-      <w:lvlText w:val="%3."/>
-      <w:lvlJc w:val="right"/>
-      <w:pPr>
-        <w:ind w:left="2869" w:hanging="180"/>
-      </w:pPr>
-    </w:lvl>
-    <w:lvl w:ilvl="3" w:tplc="0409000F" w:tentative="1">
+        <w:ind w:left="720" w:hanging="720"/>
+      </w:pPr>
+      <w:rPr>
+        <w:rFonts w:hint="default"/>
+      </w:rPr>
+    </w:lvl>
+    <w:lvl w:ilvl="2">
       <w:start w:val="1"/>
       <w:numFmt w:val="decimal"/>
-      <w:lvlText w:val="%4."/>
+      <w:isLgl/>
+      <w:lvlText w:val="%1.%2.%3"/>
       <w:lvlJc w:val="left"/>
       <w:pPr>
-        <w:ind w:left="3589" w:hanging="360"/>
-      </w:pPr>
-    </w:lvl>
-    <w:lvl w:ilvl="4" w:tplc="04090019" w:tentative="1">
-      <w:start w:val="1"/>
-      <w:numFmt w:val="lowerLetter"/>
-      <w:lvlText w:val="%5."/>
+        <w:ind w:left="720" w:hanging="720"/>
+      </w:pPr>
+      <w:rPr>
+        <w:rFonts w:hint="default"/>
+      </w:rPr>
+    </w:lvl>
+    <w:lvl w:ilvl="3">
+      <w:start w:val="1"/>
+      <w:numFmt w:val="decimal"/>
+      <w:isLgl/>
+      <w:lvlText w:val="%1.%2.%3.%4"/>
       <w:lvlJc w:val="left"/>
       <w:pPr>
-        <w:ind w:left="4309" w:hanging="360"/>
-      </w:pPr>
-    </w:lvl>
-    <w:lvl w:ilvl="5" w:tplc="0409001B" w:tentative="1">
-      <w:start w:val="1"/>
-      <w:numFmt w:val="lowerRoman"/>
-      <w:lvlText w:val="%6."/>
-      <w:lvlJc w:val="right"/>
-      <w:pPr>
-        <w:ind w:left="5029" w:hanging="180"/>
-      </w:pPr>
-    </w:lvl>
-    <w:lvl w:ilvl="6" w:tplc="0409000F" w:tentative="1">
+        <w:ind w:left="1080" w:hanging="1080"/>
+      </w:pPr>
+      <w:rPr>
+        <w:rFonts w:hint="default"/>
+      </w:rPr>
+    </w:lvl>
+    <w:lvl w:ilvl="4">
       <w:start w:val="1"/>
       <w:numFmt w:val="decimal"/>
-      <w:lvlText w:val="%7."/>
+      <w:isLgl/>
+      <w:lvlText w:val="%1.%2.%3.%4.%5"/>
       <w:lvlJc w:val="left"/>
       <w:pPr>
-        <w:ind w:left="5749" w:hanging="360"/>
-      </w:pPr>
-    </w:lvl>
-    <w:lvl w:ilvl="7" w:tplc="04090019" w:tentative="1">
-      <w:start w:val="1"/>
-      <w:numFmt w:val="lowerLetter"/>
-      <w:lvlText w:val="%8."/>
+        <w:ind w:left="1080" w:hanging="1080"/>
+      </w:pPr>
+      <w:rPr>
+        <w:rFonts w:hint="default"/>
+      </w:rPr>
+    </w:lvl>
+    <w:lvl w:ilvl="5">
+      <w:start w:val="1"/>
+      <w:numFmt w:val="decimal"/>
+      <w:isLgl/>
+      <w:lvlText w:val="%1.%2.%3.%4.%5.%6"/>
       <w:lvlJc w:val="left"/>
       <w:pPr>
-        <w:ind w:left="6469" w:hanging="360"/>
-      </w:pPr>
-    </w:lvl>
-    <w:lvl w:ilvl="8" w:tplc="0409001B" w:tentative="1">
-      <w:start w:val="1"/>
-      <w:numFmt w:val="lowerRoman"/>
-      <w:lvlText w:val="%9."/>
-      <w:lvlJc w:val="right"/>
-      <w:pPr>
-        <w:ind w:left="7189" w:hanging="180"/>
-      </w:pPr>
+        <w:ind w:left="1440" w:hanging="1440"/>
+      </w:pPr>
+      <w:rPr>
+        <w:rFonts w:hint="default"/>
+      </w:rPr>
+    </w:lvl>
+    <w:lvl w:ilvl="6">
+      <w:start w:val="1"/>
+      <w:numFmt w:val="decimal"/>
+      <w:isLgl/>
+      <w:lvlText w:val="%1.%2.%3.%4.%5.%6.%7"/>
+      <w:lvlJc w:val="left"/>
+      <w:pPr>
+        <w:ind w:left="1800" w:hanging="1800"/>
+      </w:pPr>
+      <w:rPr>
+        <w:rFonts w:hint="default"/>
+      </w:rPr>
+    </w:lvl>
+    <w:lvl w:ilvl="7">
+      <w:start w:val="1"/>
+      <w:numFmt w:val="decimal"/>
+      <w:isLgl/>
+      <w:lvlText w:val="%1.%2.%3.%4.%5.%6.%7.%8"/>
+      <w:lvlJc w:val="left"/>
+      <w:pPr>
+        <w:ind w:left="1800" w:hanging="1800"/>
+      </w:pPr>
+      <w:rPr>
+        <w:rFonts w:hint="default"/>
+      </w:rPr>
+    </w:lvl>
+    <w:lvl w:ilvl="8">
+      <w:start w:val="1"/>
+      <w:numFmt w:val="decimal"/>
+      <w:isLgl/>
+      <w:lvlText w:val="%1.%2.%3.%4.%5.%6.%7.%8.%9"/>
+      <w:lvlJc w:val="left"/>
+      <w:pPr>
+        <w:ind w:left="2160" w:hanging="2160"/>
+      </w:pPr>
+      <w:rPr>
+        <w:rFonts w:hint="default"/>
+      </w:rPr>
     </w:lvl>
   </w:abstractNum>
   <w:abstractNum w:abstractNumId="7" w15:restartNumberingAfterBreak="0">
@@ -12185,12 +16754,12 @@
   <w:abstractNum w:abstractNumId="15" w15:restartNumberingAfterBreak="0">
     <w:nsid w:val="61CC2C13"/>
     <w:multiLevelType w:val="hybridMultilevel"/>
-    <w:tmpl w:val="CB82DF36"/>
-    <w:lvl w:ilvl="0" w:tplc="28A49D8C">
+    <w:tmpl w:val="70C4AA7E"/>
+    <w:lvl w:ilvl="0" w:tplc="291EE5DC">
       <w:start w:val="1"/>
       <w:numFmt w:val="decimal"/>
       <w:pStyle w:val="FORMULA"/>
-      <w:lvlText w:val="(1.%1)"/>
+      <w:lvlText w:val="(3.%1)"/>
       <w:lvlJc w:val="right"/>
       <w:pPr>
         <w:ind w:left="1363" w:hanging="360"/>
@@ -12300,7 +16869,7 @@
   <w:abstractNum w:abstractNumId="16" w15:restartNumberingAfterBreak="0">
     <w:nsid w:val="61F706FD"/>
     <w:multiLevelType w:val="hybridMultilevel"/>
-    <w:tmpl w:val="989AE17C"/>
+    <w:tmpl w:val="3E56B538"/>
     <w:lvl w:ilvl="0" w:tplc="04090001">
       <w:start w:val="1"/>
       <w:numFmt w:val="bullet"/>
@@ -12638,9 +17207,9 @@
   </w:abstractNum>
   <w:abstractNum w:abstractNumId="19" w15:restartNumberingAfterBreak="0">
     <w:nsid w:val="6B9C12D6"/>
-    <w:multiLevelType w:val="hybridMultilevel"/>
-    <w:tmpl w:val="87AA1926"/>
-    <w:lvl w:ilvl="0" w:tplc="0409000F">
+    <w:multiLevelType w:val="multilevel"/>
+    <w:tmpl w:val="150CE6B8"/>
+    <w:lvl w:ilvl="0">
       <w:start w:val="1"/>
       <w:numFmt w:val="decimal"/>
       <w:lvlText w:val="%1."/>
@@ -12649,13 +17218,160 @@
         <w:ind w:left="720" w:hanging="360"/>
       </w:pPr>
     </w:lvl>
+    <w:lvl w:ilvl="1">
+      <w:start w:val="2"/>
+      <w:numFmt w:val="decimal"/>
+      <w:isLgl/>
+      <w:lvlText w:val="%1.%2"/>
+      <w:lvlJc w:val="left"/>
+      <w:pPr>
+        <w:ind w:left="1080" w:hanging="720"/>
+      </w:pPr>
+      <w:rPr>
+        <w:rFonts w:hint="default"/>
+      </w:rPr>
+    </w:lvl>
+    <w:lvl w:ilvl="2">
+      <w:start w:val="2"/>
+      <w:numFmt w:val="decimal"/>
+      <w:isLgl/>
+      <w:lvlText w:val="%1.%2.%3"/>
+      <w:lvlJc w:val="left"/>
+      <w:pPr>
+        <w:ind w:left="1080" w:hanging="720"/>
+      </w:pPr>
+      <w:rPr>
+        <w:rFonts w:hint="default"/>
+      </w:rPr>
+    </w:lvl>
+    <w:lvl w:ilvl="3">
+      <w:start w:val="1"/>
+      <w:numFmt w:val="decimal"/>
+      <w:isLgl/>
+      <w:lvlText w:val="%1.%2.%3.%4"/>
+      <w:lvlJc w:val="left"/>
+      <w:pPr>
+        <w:ind w:left="1440" w:hanging="1080"/>
+      </w:pPr>
+      <w:rPr>
+        <w:rFonts w:hint="default"/>
+      </w:rPr>
+    </w:lvl>
+    <w:lvl w:ilvl="4">
+      <w:start w:val="1"/>
+      <w:numFmt w:val="decimal"/>
+      <w:isLgl/>
+      <w:lvlText w:val="%1.%2.%3.%4.%5"/>
+      <w:lvlJc w:val="left"/>
+      <w:pPr>
+        <w:ind w:left="1440" w:hanging="1080"/>
+      </w:pPr>
+      <w:rPr>
+        <w:rFonts w:hint="default"/>
+      </w:rPr>
+    </w:lvl>
+    <w:lvl w:ilvl="5">
+      <w:start w:val="1"/>
+      <w:numFmt w:val="decimal"/>
+      <w:isLgl/>
+      <w:lvlText w:val="%1.%2.%3.%4.%5.%6"/>
+      <w:lvlJc w:val="left"/>
+      <w:pPr>
+        <w:ind w:left="1800" w:hanging="1440"/>
+      </w:pPr>
+      <w:rPr>
+        <w:rFonts w:hint="default"/>
+      </w:rPr>
+    </w:lvl>
+    <w:lvl w:ilvl="6">
+      <w:start w:val="1"/>
+      <w:numFmt w:val="decimal"/>
+      <w:isLgl/>
+      <w:lvlText w:val="%1.%2.%3.%4.%5.%6.%7"/>
+      <w:lvlJc w:val="left"/>
+      <w:pPr>
+        <w:ind w:left="2160" w:hanging="1800"/>
+      </w:pPr>
+      <w:rPr>
+        <w:rFonts w:hint="default"/>
+      </w:rPr>
+    </w:lvl>
+    <w:lvl w:ilvl="7">
+      <w:start w:val="1"/>
+      <w:numFmt w:val="decimal"/>
+      <w:isLgl/>
+      <w:lvlText w:val="%1.%2.%3.%4.%5.%6.%7.%8"/>
+      <w:lvlJc w:val="left"/>
+      <w:pPr>
+        <w:ind w:left="2160" w:hanging="1800"/>
+      </w:pPr>
+      <w:rPr>
+        <w:rFonts w:hint="default"/>
+      </w:rPr>
+    </w:lvl>
+    <w:lvl w:ilvl="8">
+      <w:start w:val="1"/>
+      <w:numFmt w:val="decimal"/>
+      <w:isLgl/>
+      <w:lvlText w:val="%1.%2.%3.%4.%5.%6.%7.%8.%9"/>
+      <w:lvlJc w:val="left"/>
+      <w:pPr>
+        <w:ind w:left="2520" w:hanging="2160"/>
+      </w:pPr>
+      <w:rPr>
+        <w:rFonts w:hint="default"/>
+      </w:rPr>
+    </w:lvl>
+  </w:abstractNum>
+  <w:abstractNum w:abstractNumId="20" w15:restartNumberingAfterBreak="0">
+    <w:nsid w:val="72C12459"/>
+    <w:multiLevelType w:val="hybridMultilevel"/>
+    <w:tmpl w:val="3656D748"/>
+    <w:lvl w:ilvl="0" w:tplc="BD12E8E2">
+      <w:start w:val="1"/>
+      <w:numFmt w:val="decimal"/>
+      <w:pStyle w:val="FORMULA5"/>
+      <w:lvlText w:val="(5.%1)"/>
+      <w:lvlJc w:val="right"/>
+      <w:pPr>
+        <w:ind w:left="1723" w:hanging="360"/>
+      </w:pPr>
+      <w:rPr>
+        <w:rFonts w:cs="Times New Roman" w:hint="default"/>
+        <w:b w:val="0"/>
+        <w:bCs w:val="0"/>
+        <w:i w:val="0"/>
+        <w:iCs w:val="0"/>
+        <w:caps w:val="0"/>
+        <w:smallCaps w:val="0"/>
+        <w:strike w:val="0"/>
+        <w:dstrike w:val="0"/>
+        <w:outline w:val="0"/>
+        <w:shadow w:val="0"/>
+        <w:emboss w:val="0"/>
+        <w:imprint w:val="0"/>
+        <w:vanish w:val="0"/>
+        <w:spacing w:val="0"/>
+        <w:kern w:val="0"/>
+        <w:position w:val="0"/>
+        <w:u w:val="none"/>
+        <w:effect w:val="none"/>
+        <w:vertAlign w:val="baseline"/>
+        <w:em w:val="none"/>
+        <w14:ligatures w14:val="none"/>
+        <w14:numForm w14:val="default"/>
+        <w14:numSpacing w14:val="default"/>
+        <w14:stylisticSets/>
+        <w14:cntxtAlts w14:val="0"/>
+      </w:rPr>
+    </w:lvl>
     <w:lvl w:ilvl="1" w:tplc="04090019" w:tentative="1">
       <w:start w:val="1"/>
       <w:numFmt w:val="lowerLetter"/>
       <w:lvlText w:val="%2."/>
       <w:lvlJc w:val="left"/>
       <w:pPr>
-        <w:ind w:left="1440" w:hanging="360"/>
+        <w:ind w:left="2443" w:hanging="360"/>
       </w:pPr>
     </w:lvl>
     <w:lvl w:ilvl="2" w:tplc="0409001B" w:tentative="1">
@@ -12664,7 +17380,7 @@
       <w:lvlText w:val="%3."/>
       <w:lvlJc w:val="right"/>
       <w:pPr>
-        <w:ind w:left="2160" w:hanging="180"/>
+        <w:ind w:left="3163" w:hanging="180"/>
       </w:pPr>
     </w:lvl>
     <w:lvl w:ilvl="3" w:tplc="0409000F" w:tentative="1">
@@ -12673,7 +17389,7 @@
       <w:lvlText w:val="%4."/>
       <w:lvlJc w:val="left"/>
       <w:pPr>
-        <w:ind w:left="2880" w:hanging="360"/>
+        <w:ind w:left="3883" w:hanging="360"/>
       </w:pPr>
     </w:lvl>
     <w:lvl w:ilvl="4" w:tplc="04090019" w:tentative="1">
@@ -12682,7 +17398,7 @@
       <w:lvlText w:val="%5."/>
       <w:lvlJc w:val="left"/>
       <w:pPr>
-        <w:ind w:left="3600" w:hanging="360"/>
+        <w:ind w:left="4603" w:hanging="360"/>
       </w:pPr>
     </w:lvl>
     <w:lvl w:ilvl="5" w:tplc="0409001B" w:tentative="1">
@@ -12691,7 +17407,7 @@
       <w:lvlText w:val="%6."/>
       <w:lvlJc w:val="right"/>
       <w:pPr>
-        <w:ind w:left="4320" w:hanging="180"/>
+        <w:ind w:left="5323" w:hanging="180"/>
       </w:pPr>
     </w:lvl>
     <w:lvl w:ilvl="6" w:tplc="0409000F" w:tentative="1">
@@ -12700,7 +17416,7 @@
       <w:lvlText w:val="%7."/>
       <w:lvlJc w:val="left"/>
       <w:pPr>
-        <w:ind w:left="5040" w:hanging="360"/>
+        <w:ind w:left="6043" w:hanging="360"/>
       </w:pPr>
     </w:lvl>
     <w:lvl w:ilvl="7" w:tplc="04090019" w:tentative="1">
@@ -12709,7 +17425,7 @@
       <w:lvlText w:val="%8."/>
       <w:lvlJc w:val="left"/>
       <w:pPr>
-        <w:ind w:left="5760" w:hanging="360"/>
+        <w:ind w:left="6763" w:hanging="360"/>
       </w:pPr>
     </w:lvl>
     <w:lvl w:ilvl="8" w:tplc="0409001B" w:tentative="1">
@@ -12718,11 +17434,11 @@
       <w:lvlText w:val="%9."/>
       <w:lvlJc w:val="right"/>
       <w:pPr>
-        <w:ind w:left="6480" w:hanging="180"/>
+        <w:ind w:left="7483" w:hanging="180"/>
       </w:pPr>
     </w:lvl>
   </w:abstractNum>
-  <w:abstractNum w:abstractNumId="20" w15:restartNumberingAfterBreak="0">
+  <w:abstractNum w:abstractNumId="21" w15:restartNumberingAfterBreak="0">
     <w:nsid w:val="79CC5E33"/>
     <w:multiLevelType w:val="hybridMultilevel"/>
     <w:tmpl w:val="1B803C64"/>
@@ -12835,7 +17551,7 @@
       </w:rPr>
     </w:lvl>
   </w:abstractNum>
-  <w:abstractNum w:abstractNumId="21" w15:restartNumberingAfterBreak="0">
+  <w:abstractNum w:abstractNumId="22" w15:restartNumberingAfterBreak="0">
     <w:nsid w:val="7BA53767"/>
     <w:multiLevelType w:val="hybridMultilevel"/>
     <w:tmpl w:val="6E5C3310"/>
@@ -12931,7 +17647,7 @@
     <w:abstractNumId w:val="7"/>
   </w:num>
   <w:num w:numId="4">
-    <w:abstractNumId w:val="21"/>
+    <w:abstractNumId w:val="22"/>
   </w:num>
   <w:num w:numId="5">
     <w:abstractNumId w:val="10"/>
@@ -12958,7 +17674,7 @@
     <w:abstractNumId w:val="12"/>
   </w:num>
   <w:num w:numId="13">
-    <w:abstractNumId w:val="20"/>
+    <w:abstractNumId w:val="21"/>
   </w:num>
   <w:num w:numId="14">
     <w:abstractNumId w:val="11"/>
@@ -12987,7 +17703,16 @@
   <w:num w:numId="22">
     <w:abstractNumId w:val="16"/>
   </w:num>
-  <w:numIdMacAtCleanup w:val="22"/>
+  <w:num w:numId="23">
+    <w:abstractNumId w:val="20"/>
+  </w:num>
+  <w:num w:numId="24">
+    <w:abstractNumId w:val="20"/>
+    <w:lvlOverride w:ilvl="0">
+      <w:startOverride w:val="1"/>
+    </w:lvlOverride>
+  </w:num>
+  <w:numIdMacAtCleanup w:val="24"/>
 </w:numbering>
 </file>
 
@@ -13391,7 +18116,7 @@
   <w:style w:type="paragraph" w:default="1" w:styleId="Normal">
     <w:name w:val="Normal"/>
     <w:qFormat/>
-    <w:rsid w:val="00F55194"/>
+    <w:rsid w:val="00F92DB9"/>
     <w:pPr>
       <w:spacing w:after="0" w:line="360" w:lineRule="auto"/>
       <w:ind w:firstLine="709"/>
@@ -13425,6 +18150,29 @@
       <w:color w:val="2F5496" w:themeColor="accent1" w:themeShade="BF"/>
       <w:sz w:val="32"/>
       <w:szCs w:val="32"/>
+    </w:rPr>
+  </w:style>
+  <w:style w:type="paragraph" w:styleId="Heading3">
+    <w:name w:val="heading 3"/>
+    <w:basedOn w:val="Normal"/>
+    <w:next w:val="Normal"/>
+    <w:link w:val="Heading3Char"/>
+    <w:uiPriority w:val="9"/>
+    <w:semiHidden/>
+    <w:unhideWhenUsed/>
+    <w:qFormat/>
+    <w:rsid w:val="00B61AB1"/>
+    <w:pPr>
+      <w:keepNext/>
+      <w:keepLines/>
+      <w:spacing w:before="40"/>
+      <w:outlineLvl w:val="2"/>
+    </w:pPr>
+    <w:rPr>
+      <w:rFonts w:asciiTheme="majorHAnsi" w:eastAsiaTheme="majorEastAsia" w:hAnsiTheme="majorHAnsi" w:cstheme="majorBidi"/>
+      <w:color w:val="1F3763" w:themeColor="accent1" w:themeShade="7F"/>
+      <w:sz w:val="24"/>
+      <w:szCs w:val="24"/>
     </w:rPr>
   </w:style>
   <w:style w:type="paragraph" w:styleId="Heading4">
@@ -13893,7 +18641,7 @@
     <w:basedOn w:val="Normal"/>
     <w:link w:val="FORMULAChar"/>
     <w:qFormat/>
-    <w:rsid w:val="00DD4818"/>
+    <w:rsid w:val="00DF54D4"/>
     <w:pPr>
       <w:numPr>
         <w:numId w:val="15"/>
@@ -14060,6 +18808,152 @@
       <w:i/>
       <w:iCs/>
       <w:color w:val="2F5496" w:themeColor="accent1" w:themeShade="BF"/>
+      <w:kern w:val="0"/>
+      <w:sz w:val="28"/>
+      <w:szCs w:val="20"/>
+      <w:lang w:val="ru-RU" w:eastAsia="ru-RU"/>
+      <w14:ligatures w14:val="none"/>
+    </w:rPr>
+  </w:style>
+  <w:style w:type="character" w:customStyle="1" w:styleId="Heading3Char">
+    <w:name w:val="Heading 3 Char"/>
+    <w:basedOn w:val="DefaultParagraphFont"/>
+    <w:link w:val="Heading3"/>
+    <w:uiPriority w:val="9"/>
+    <w:semiHidden/>
+    <w:rsid w:val="00B61AB1"/>
+    <w:rPr>
+      <w:rFonts w:asciiTheme="majorHAnsi" w:eastAsiaTheme="majorEastAsia" w:hAnsiTheme="majorHAnsi" w:cstheme="majorBidi"/>
+      <w:color w:val="1F3763" w:themeColor="accent1" w:themeShade="7F"/>
+      <w:kern w:val="0"/>
+      <w:sz w:val="24"/>
+      <w:szCs w:val="24"/>
+      <w:lang w:val="ru-RU" w:eastAsia="ru-RU"/>
+      <w14:ligatures w14:val="none"/>
+    </w:rPr>
+  </w:style>
+  <w:style w:type="character" w:styleId="HTMLCode">
+    <w:name w:val="HTML Code"/>
+    <w:basedOn w:val="DefaultParagraphFont"/>
+    <w:uiPriority w:val="99"/>
+    <w:semiHidden/>
+    <w:unhideWhenUsed/>
+    <w:rsid w:val="00B61AB1"/>
+    <w:rPr>
+      <w:rFonts w:ascii="Courier New" w:eastAsia="Times New Roman" w:hAnsi="Courier New" w:cs="Courier New"/>
+      <w:sz w:val="20"/>
+      <w:szCs w:val="20"/>
+    </w:rPr>
+  </w:style>
+  <w:style w:type="character" w:customStyle="1" w:styleId="d813de27">
+    <w:name w:val="d813de27"/>
+    <w:basedOn w:val="DefaultParagraphFont"/>
+    <w:rsid w:val="00B61AB1"/>
+  </w:style>
+  <w:style w:type="paragraph" w:styleId="HTMLPreformatted">
+    <w:name w:val="HTML Preformatted"/>
+    <w:basedOn w:val="Normal"/>
+    <w:link w:val="HTMLPreformattedChar"/>
+    <w:uiPriority w:val="99"/>
+    <w:unhideWhenUsed/>
+    <w:rsid w:val="00B61AB1"/>
+    <w:pPr>
+      <w:tabs>
+        <w:tab w:val="left" w:pos="916"/>
+        <w:tab w:val="left" w:pos="1832"/>
+        <w:tab w:val="left" w:pos="2748"/>
+        <w:tab w:val="left" w:pos="3664"/>
+        <w:tab w:val="left" w:pos="4580"/>
+        <w:tab w:val="left" w:pos="5496"/>
+        <w:tab w:val="left" w:pos="6412"/>
+        <w:tab w:val="left" w:pos="7328"/>
+        <w:tab w:val="left" w:pos="8244"/>
+        <w:tab w:val="left" w:pos="9160"/>
+        <w:tab w:val="left" w:pos="10076"/>
+        <w:tab w:val="left" w:pos="10992"/>
+        <w:tab w:val="left" w:pos="11908"/>
+        <w:tab w:val="left" w:pos="12824"/>
+        <w:tab w:val="left" w:pos="13740"/>
+        <w:tab w:val="left" w:pos="14656"/>
+      </w:tabs>
+      <w:spacing w:line="240" w:lineRule="auto"/>
+      <w:ind w:firstLine="0"/>
+      <w:jc w:val="left"/>
+    </w:pPr>
+    <w:rPr>
+      <w:rFonts w:ascii="Courier New" w:hAnsi="Courier New" w:cs="Courier New"/>
+      <w:sz w:val="20"/>
+      <w:lang w:val="en-US" w:eastAsia="en-US"/>
+    </w:rPr>
+  </w:style>
+  <w:style w:type="character" w:customStyle="1" w:styleId="HTMLPreformattedChar">
+    <w:name w:val="HTML Preformatted Char"/>
+    <w:basedOn w:val="DefaultParagraphFont"/>
+    <w:link w:val="HTMLPreformatted"/>
+    <w:uiPriority w:val="99"/>
+    <w:rsid w:val="00B61AB1"/>
+    <w:rPr>
+      <w:rFonts w:ascii="Courier New" w:eastAsia="Times New Roman" w:hAnsi="Courier New" w:cs="Courier New"/>
+      <w:kern w:val="0"/>
+      <w:sz w:val="20"/>
+      <w:szCs w:val="20"/>
+      <w14:ligatures w14:val="none"/>
+    </w:rPr>
+  </w:style>
+  <w:style w:type="character" w:customStyle="1" w:styleId="token">
+    <w:name w:val="token"/>
+    <w:basedOn w:val="DefaultParagraphFont"/>
+    <w:rsid w:val="00B61AB1"/>
+  </w:style>
+  <w:style w:type="paragraph" w:customStyle="1" w:styleId="Code">
+    <w:name w:val="Code"/>
+    <w:basedOn w:val="Normal"/>
+    <w:link w:val="CodeChar"/>
+    <w:autoRedefine/>
+    <w:qFormat/>
+    <w:rsid w:val="00D93C14"/>
+    <w:pPr>
+      <w:spacing w:line="240" w:lineRule="auto"/>
+    </w:pPr>
+    <w:rPr>
+      <w:rFonts w:ascii="Courier New" w:eastAsiaTheme="majorEastAsia" w:hAnsi="Courier New" w:cs="Courier New"/>
+      <w:sz w:val="24"/>
+      <w:lang w:val="en-US" w:eastAsia="en-US"/>
+    </w:rPr>
+  </w:style>
+  <w:style w:type="paragraph" w:customStyle="1" w:styleId="FORMULA5">
+    <w:name w:val="FORMULA_5"/>
+    <w:basedOn w:val="FORMULA"/>
+    <w:link w:val="FORMULA5Char"/>
+    <w:qFormat/>
+    <w:rsid w:val="00DF54D4"/>
+    <w:pPr>
+      <w:numPr>
+        <w:numId w:val="23"/>
+      </w:numPr>
+      <w:jc w:val="left"/>
+    </w:pPr>
+  </w:style>
+  <w:style w:type="character" w:customStyle="1" w:styleId="CodeChar">
+    <w:name w:val="Code Char"/>
+    <w:basedOn w:val="DefaultParagraphFont"/>
+    <w:link w:val="Code"/>
+    <w:rsid w:val="00D93C14"/>
+    <w:rPr>
+      <w:rFonts w:ascii="Courier New" w:eastAsiaTheme="majorEastAsia" w:hAnsi="Courier New" w:cs="Courier New"/>
+      <w:kern w:val="0"/>
+      <w:sz w:val="24"/>
+      <w:szCs w:val="20"/>
+      <w14:ligatures w14:val="none"/>
+    </w:rPr>
+  </w:style>
+  <w:style w:type="character" w:customStyle="1" w:styleId="FORMULA5Char">
+    <w:name w:val="FORMULA_5 Char"/>
+    <w:basedOn w:val="FORMULAChar"/>
+    <w:link w:val="FORMULA5"/>
+    <w:rsid w:val="00DF54D4"/>
+    <w:rPr>
+      <w:rFonts w:ascii="Liberation Serif" w:eastAsia="Times New Roman" w:hAnsi="Liberation Serif" w:cs="Times New Roman"/>
       <w:kern w:val="0"/>
       <w:sz w:val="28"/>
       <w:szCs w:val="20"/>
